--- a/INFORME_COHERENCIA_Y_PROPUESTA_RECOMENDACIONES.docx
+++ b/INFORME_COHERENCIA_Y_PROPUESTA_RECOMENDACIONES.docx
@@ -451,7 +451,7 @@
                 <w:sz w:val="18"/>
                 <w:szCs w:val="18"/>
               </w:rPr>
-              <w:t xml:space="preserve">4</w:t>
+              <w:t xml:space="preserve">5</w:t>
             </w:r>
           </w:p>
         </w:tc>
@@ -517,7 +517,7 @@
                 <w:sz w:val="18"/>
                 <w:szCs w:val="18"/>
               </w:rPr>
-              <w:t xml:space="preserve">15</w:t>
+              <w:t xml:space="preserve">16</w:t>
             </w:r>
           </w:p>
         </w:tc>
@@ -961,7 +961,7 @@
                 <w:sz w:val="18"/>
                 <w:szCs w:val="18"/>
               </w:rPr>
-              <w:t xml:space="preserve">36</w:t>
+              <w:t xml:space="preserve">37</w:t>
             </w:r>
           </w:p>
         </w:tc>
@@ -1027,7 +1027,7 @@
                 <w:sz w:val="18"/>
                 <w:szCs w:val="18"/>
               </w:rPr>
-              <w:t xml:space="preserve">83</w:t>
+              <w:t xml:space="preserve">84</w:t>
             </w:r>
           </w:p>
         </w:tc>
@@ -1078,7 +1078,32 @@
         <w:rPr>
           <w:rFonts w:ascii="Arial" w:cs="Arial" w:eastAsia="Arial" w:hAnsi="Arial"/>
         </w:rPr>
-        <w:t xml:space="preserve">Hablan de 100 expedientes (43/57) y 113 sentencias de vista, y de una concentración que va del 20,9 % al 77,2 %. Los Resultados trabajan con 167 expedientes (87/80), 163 sentencias de vista (105 anuladas: 53/52) y una concentración del 20,7 % al 71,3 %. Casi todas las cifras de Aportes y Conclusiones deben reemplazarse (Parte B).</w:t>
+        <w:t xml:space="preserve">Hablan de 100 expedientes (43/57) y 113 sentencias de vista, y de una concentración que va del 20,9 % al 77,2 %. Los Resultados trabajan con 167 expedientes nulos (87/80), 163 sentencias de vista (105 anuladas: 53/52) y una concentración del 20,7 % al 71,3 %. Casi todas las cifras de Aportes y Conclusiones deben reemplazarse (Parte B).</w:t>
+      </w:r>
+    </w:p>
+    <w:p>
+      <w:pPr>
+        <w:pStyle w:val="ListParagraph"/>
+        <w:numPr>
+          <w:ilvl w:val="0"/>
+          <w:numId w:val="2"/>
+        </w:numPr>
+        <w:spacing w:after="80" w:line="264"/>
+        <w:jc w:val="both"/>
+      </w:pPr>
+      <w:r>
+        <w:rPr>
+          <w:rFonts w:ascii="Arial" w:cs="Arial" w:eastAsia="Arial" w:hAnsi="Arial"/>
+          <w:b/>
+          <w:bCs/>
+        </w:rPr>
+        <w:t xml:space="preserve">La muestra está formada por expedientes nulos, pero ningún documento lo dice. </w:t>
+      </w:r>
+      <w:r>
+        <w:rPr>
+          <w:rFonts w:ascii="Arial" w:cs="Arial" w:eastAsia="Arial" w:hAnsi="Arial"/>
+        </w:rPr>
+        <w:t xml:space="preserve">Los 167 expedientes (87/80) tienen su sentencia de primera instancia anulada. Por eso los indicadores de oralidad (Tabla 4) y el control superior (Tabla 5) describen expedientes con nulidad, no todos los procesos, y las proporciones de anuladas, revocadas o confirmadas dentro de la muestra no pueden compararse entre grupos. Hay que declararlo en Resultados, Discusión, Aportes y Conclusiones, y explicar por qué las Tablas 3 y 5 muestran revocadas y confirmadas en expedientes nulos (marcas R-02 y R-03).</w:t>
       </w:r>
     </w:p>
     <w:p>
@@ -1283,7 +1308,7 @@
         <w:rPr>
           <w:rFonts w:ascii="Arial" w:cs="Arial" w:eastAsia="Arial" w:hAnsi="Arial"/>
         </w:rPr>
-        <w:t xml:space="preserve">Explicar en una nota la diferencia entre la Tabla 3 (hito SIJ: 55/58 anuladas) y la Tabla 5 (53/52 anuladas).</w:t>
+        <w:t xml:space="preserve">Declarar en todos los documentos que los 167 expedientes son nulos y explicar en nota qué nulidad los define y qué pronunciamiento registran las Tablas 3 (hito SIJ: 55/58 anuladas, 32/22 revocadas) y 5 (53/52 anuladas, 29/24 revocadas, 1/1 confirmadas).</w:t>
       </w:r>
     </w:p>
     <w:p>
@@ -1577,7 +1602,7 @@
                 <w:sz w:val="18"/>
                 <w:szCs w:val="18"/>
               </w:rPr>
-              <w:t xml:space="preserve">Expedientes con sentencia de 1.ª instancia (muestra documental)</w:t>
+              <w:t xml:space="preserve">Expedientes nulos: sentencia de 1.ª instancia anulada (muestra documental)</w:t>
             </w:r>
           </w:p>
         </w:tc>
@@ -6498,7 +6523,7 @@
                 <w:sz w:val="18"/>
                 <w:szCs w:val="18"/>
               </w:rPr>
-              <w:t xml:space="preserve">167 expedientes (87/80); 163 sentencias de vista; 105 anuladas (53/52)</w:t>
+              <w:t xml:space="preserve">167 expedientes nulos (87/80); 163 sentencias de vista; 105 anuladas (53/52)</w:t>
             </w:r>
           </w:p>
         </w:tc>
@@ -8338,7 +8363,7 @@
         <w:rPr>
           <w:rFonts w:ascii="Arial" w:cs="Arial" w:eastAsia="Arial" w:hAnsi="Arial"/>
         </w:rPr>
-        <w:t xml:space="preserve">El Modelo de Oralidad Civil implementado en los Juzgados Civiles de la Sede Central de Arequipa hizo operativo el principio de concentración con mayor intensidad que sus demás componentes. El saneamiento procesal, la fijación de puntos controvertidos y la admisión de medios probatorios en un solo acto se acreditaron en el 71,3 % de los expedientes del grupo Oralidad (57 de 80), frente al 20,7 % del grupo Tradicional (18 de 87), una diferencia de 50,6 puntos porcentuales. En cambio, la fijación expresa de hechos no controvertidos solo alcanzó el 16,3 %, la sentencia expedida en audiencia el 5,0 % y la lectura oral del sentido del fallo el 2,5 %, y no se computaron convenciones probatorias en ningún grupo; además, persistieron suspensiones, continuaciones de audiencia e incidentes. Como los principios de concentración e inmediación rigen desde 1993 en el Título Preliminar del Código Procesal Civil, la diferencia no obedece a un cambio del texto legal: es compatible con el protocolo de audiencia y la organización del módulo, sin que el diseño documental permita atribuirla exclusivamente a las resoluciones administrativas que lo regulan.</w:t>
+        <w:t xml:space="preserve">El Modelo de Oralidad Civil implementado en los Juzgados Civiles de la Sede Central de Arequipa hizo operativo el principio de concentración con mayor intensidad que sus demás componentes. En los 167 expedientes nulos analizados, el saneamiento procesal, la fijación de puntos controvertidos y la admisión de medios probatorios en un solo acto se acreditaron en el 71,3 % de los expedientes del grupo Oralidad (57 de 80), frente al 20,7 % del grupo Tradicional (18 de 87), una diferencia de 50,6 puntos porcentuales. En cambio, la fijación expresa de hechos no controvertidos solo alcanzó el 16,3 %, la sentencia expedida en audiencia el 5,0 % y la lectura oral del sentido del fallo el 2,5 %, y no se computaron convenciones probatorias en ningún grupo; además, persistieron suspensiones, continuaciones de audiencia e incidentes. Como los principios de concentración e inmediación rigen desde 1993 en el Título Preliminar del Código Procesal Civil, la diferencia no obedece a un cambio del texto legal: es compatible con el protocolo de audiencia y la organización del módulo, sin que el diseño documental permita atribuirla exclusivamente a las resoluciones administrativas que lo regulan.</w:t>
       </w:r>
     </w:p>
     <w:p>
@@ -8398,7 +8423,7 @@
         <w:rPr>
           <w:rFonts w:ascii="Arial" w:cs="Arial" w:eastAsia="Arial" w:hAnsi="Arial"/>
         </w:rPr>
-        <w:t xml:space="preserve">En consecuencia, la efectividad del Modelo de Oralidad Civil en las sentencias de los Juzgados Civiles de la Sede Central de Arequipa es positiva, parcial y diferenciada, por lo que la hipótesis se considera parcialmente comprobada. Se verifica en la dimensión organizativa (concentración) y, en menor medida, en la estabilidad de las sentencias frente a la revisión superior, pero no en la dimensión decisoria (emisión oral del fallo) ni en la calidad de la motivación de las sentencias anuladas. El margen de mejora pendiente se ubica en el registro de la audiencia, en la trazabilidad de la prueba admitida hasta su valoración y en la suficiencia de la motivación, antes que en una modificación del texto legal.</w:t>
+        <w:t xml:space="preserve">En consecuencia, la efectividad del Modelo de Oralidad Civil en las sentencias de los Juzgados Civiles de la Sede Central de Arequipa es positiva, parcial y diferenciada, por lo que la hipótesis se considera parcialmente comprobada. Se verifica en la dimensión organizativa (concentración) y, en menor medida, en la estabilidad de las sentencias frente a la revisión superior, pero no en la dimensión decisoria (emisión oral del fallo) ni en la calidad de la motivación de las sentencias anuladas. Como la muestra documental está formada por expedientes nulos, estos hallazgos describen el funcionamiento del modelo en los procesos que terminaron en nulidad y no pueden extenderse sin más a la totalidad de procesos. El margen de mejora pendiente se ubica en el registro de la audiencia, en la trazabilidad de la prueba admitida hasta su valoración y en la suficiencia de la motivación, antes que en una modificación del texto legal.</w:t>
       </w:r>
     </w:p>
     <w:p>
@@ -8631,7 +8656,7 @@
         <w:rPr>
           <w:rFonts w:ascii="Arial" w:cs="Arial" w:eastAsia="Arial" w:hAnsi="Arial"/>
         </w:rPr>
-        <w:t xml:space="preserve">Se recomienda a los investigadores que continúen esta línea de estudio: a) recodificar en los supuestos a) a e) de la tipología Llamoja las diecinueve resoluciones que permanecen en la categoría residual; b) incorporar a la ficha un indicador expreso de concordancia entre lo saneado, lo actuado y lo valorado; c) comparar grupos equivalentes por vía procesal o ajustar los resultados por esa variable; d) reconstruir la cronología completa de cada expediente, incluidos los reenvíos; y e) complementar el análisis documental con entrevistas a jueces, abogados y servidores judiciales, de modo que la triangulación metodológica sea completa.</w:t>
+        <w:t xml:space="preserve">Se recomienda a los investigadores que continúen esta línea de estudio: a) recodificar en los supuestos a) a e) de la tipología Llamoja las diecinueve resoluciones que permanecen en la categoría residual; b) incorporar a la ficha un indicador expreso de concordancia entre lo saneado, lo actuado y lo valorado; c) ampliar la muestra a expedientes no anulados, para contrastar si los indicadores de oralidad difieren entre procesos con y sin nulidad; d) comparar grupos equivalentes por vía procesal o ajustar los resultados por esa variable; e) reconstruir la cronología completa de cada expediente, incluidos los reenvíos; y f) complementar el análisis documental con entrevistas a jueces, abogados y servidores judiciales, de modo que la triangulación metodológica sea completa.</w:t>
       </w:r>
     </w:p>
     <w:p>
@@ -9744,7 +9769,7 @@
                 <w:sz w:val="18"/>
                 <w:szCs w:val="18"/>
               </w:rPr>
-              <w:t xml:space="preserve">19 resoluciones residuales g); grupos no equivalentes por vía; sin triangulación metodológica</w:t>
+              <w:t xml:space="preserve">Muestra solo de expedientes nulos; 19 resoluciones residuales g); grupos no equivalentes por vía; sin triangulación metodológica</w:t>
             </w:r>
           </w:p>
         </w:tc>
@@ -9903,7 +9928,7 @@
         <w:rPr>
           <w:rFonts w:ascii="Arial" w:cs="Arial" w:eastAsia="Arial" w:hAnsi="Arial"/>
         </w:rPr>
-        <w:t xml:space="preserve">la Segunda (cubre el hallazgo principal del segundo objetivo: más motivación insuficiente y más omisión de valoración), la Tercera (la anulación no bajó), la Quinta (dimensión decisoria) y la Séptima (limitaciones declaradas en la matriz de Denzin).</w:t>
+        <w:t xml:space="preserve">la Segunda (cubre el hallazgo principal del segundo objetivo: más motivación insuficiente y más omisión de valoración), la Tercera (la anulación no bajó), la Quinta (dimensión decisoria) y la Séptima (limitaciones: muestra de expedientes nulos y las declaradas en la matriz de Denzin).</w:t>
       </w:r>
     </w:p>
     <w:p>
@@ -9926,7 +9951,7 @@
         <w:rPr>
           <w:rFonts w:ascii="Arial" w:cs="Arial" w:eastAsia="Arial" w:hAnsi="Arial"/>
         </w:rPr>
-        <w:t xml:space="preserve">E. Anexo: matriz de cambios (83 marcas)</w:t>
+        <w:t xml:space="preserve">E. Anexo: matriz de cambios (84 marcas)</w:t>
       </w:r>
     </w:p>
     <w:p>
@@ -10480,7 +10505,7 @@
                 <w:sz w:val="15"/>
                 <w:szCs w:val="15"/>
               </w:rPr>
-              <w:t xml:space="preserve">Tabla 3, bloque «Hito en segunda instancia según el SIJ»</w:t>
+              <w:t xml:space="preserve">Cap. VI, párrafo posterior a la Tabla 2 (definición de la muestra)</w:t>
             </w:r>
           </w:p>
         </w:tc>
@@ -10493,28 +10518,28 @@
               <w:bottom w:val="single" w:color="BFBFBF" w:sz="4"/>
               <w:right w:val="single" w:color="BFBFBF" w:sz="4"/>
             </w:tcBorders>
-            <w:shd w:fill="F9CCF2" w:color="auto" w:val="clear"/>
-            <w:tcMar>
-              <w:top w:type="dxa" w:w="60"/>
-              <w:left w:type="dxa" w:w="90"/>
-              <w:bottom w:type="dxa" w:w="60"/>
-              <w:right w:type="dxa" w:w="90"/>
-            </w:tcMar>
-          </w:tcPr>
-          <w:p>
-            <w:pPr>
-              <w:spacing w:after="40" w:line="240"/>
-              <w:jc w:val="left"/>
-            </w:pPr>
-            <w:r>
-              <w:rPr>
-                <w:rFonts w:ascii="Arial" w:cs="Arial" w:eastAsia="Arial" w:hAnsi="Arial"/>
-                <w:b w:val="false"/>
-                <w:bCs w:val="false"/>
-                <w:sz w:val="15"/>
-                <w:szCs w:val="15"/>
-              </w:rPr>
-              <w:t xml:space="preserve">Cifra</w:t>
+            <w:shd w:fill="FFF2A8" w:color="auto" w:val="clear"/>
+            <w:tcMar>
+              <w:top w:type="dxa" w:w="60"/>
+              <w:left w:type="dxa" w:w="90"/>
+              <w:bottom w:type="dxa" w:w="60"/>
+              <w:right w:type="dxa" w:w="90"/>
+            </w:tcMar>
+          </w:tcPr>
+          <w:p>
+            <w:pPr>
+              <w:spacing w:after="40" w:line="240"/>
+              <w:jc w:val="left"/>
+            </w:pPr>
+            <w:r>
+              <w:rPr>
+                <w:rFonts w:ascii="Arial" w:cs="Arial" w:eastAsia="Arial" w:hAnsi="Arial"/>
+                <w:b w:val="false"/>
+                <w:bCs w:val="false"/>
+                <w:sz w:val="15"/>
+                <w:szCs w:val="15"/>
+              </w:rPr>
+              <w:t xml:space="preserve">Interpretación</w:t>
             </w:r>
           </w:p>
         </w:tc>
@@ -10547,7 +10572,7 @@
                 <w:sz w:val="15"/>
                 <w:szCs w:val="15"/>
               </w:rPr>
-              <w:t xml:space="preserve">La Tabla 3 registra 55/58 anuladas y 32/22 revocadas (sin confirmadas) sobre 87/80. La Tabla 5 registra 53/52 anuladas, 29/24 revocadas y 1/1 confirmadas sobre 85/78. Así, para el grupo Oralidad aparecen dos cifras de anulación distintas (58 y 52) sin ninguna explicación.</w:t>
+              <w:t xml:space="preserve">El texto no dice que los 167 expedientes (87/80) son expedientes NULOS, es decir, que su sentencia de primera instancia fue anulada. Ese es el criterio de selección de la muestra y condiciona todos los resultados: los indicadores de oralidad (Tabla 4) y el control superior (Tabla 5) se miden solo en expedientes con nulidad, no en el conjunto de procesos. Sin esa precisión, Aportes y Conclusiones generalizan al modelo en su conjunto.</w:t>
             </w:r>
           </w:p>
         </w:tc>
@@ -10580,7 +10605,7 @@
                 <w:sz w:val="15"/>
                 <w:szCs w:val="15"/>
               </w:rPr>
-              <w:t xml:space="preserve">Tabla 5 del Cap. VI y base de 53/52 anuladas de la Tabla 6.</w:t>
+              <w:t xml:space="preserve">Tablas 3, 4 y 5 (que se leen como si fueran una muestra general) y archivo APORTES (§ 1, § 5 y Conclusiones).</w:t>
             </w:r>
           </w:p>
         </w:tc>
@@ -10613,7 +10638,7 @@
                 <w:sz w:val="15"/>
                 <w:szCs w:val="15"/>
               </w:rPr>
-              <w:t xml:space="preserve">Añadir nota a la Tabla 3: «El hito del SIJ registra el último movimiento de segunda instancia del expediente; la Tabla 5 clasifica el pronunciamiento de la sentencia de vista efectivamente obtenida (85 y 78 documentos disponibles). Por ello las cifras no coinciden y no deben sustituirse entre sí.» (Verificar la explicación en la base.) Precisar además que la muestra se seleccionó por un hito adverso, por lo que la confirmación dentro de ella no es un resultado comparable.</w:t>
+              <w:t xml:space="preserve">«Para el análisis documental se revisaron 167 expedientes nulos, esto es, expedientes cuya sentencia de primera instancia fue anulada por la Sala Civil: 87 del grupo Tradicional y 80 del grupo Oralidad. Los indicadores de las Tablas 4 y 5 se refieren, por tanto, a expedientes con nulidad y no a la totalidad de procesos tramitados en cada período.» Repetir la precisión en la nota de las Tablas 3 y 4 y donde se mencionen los 167 expedientes (1.1, 2.8 y Discusión).</w:t>
             </w:r>
           </w:p>
         </w:tc>
@@ -10684,7 +10709,7 @@
                 <w:sz w:val="15"/>
                 <w:szCs w:val="15"/>
               </w:rPr>
-              <w:t xml:space="preserve">Cap. VI, párrafo posterior a la Tabla 3</w:t>
+              <w:t xml:space="preserve">Tabla 3, bloque «Hito en segunda instancia según el SIJ»</w:t>
             </w:r>
           </w:p>
         </w:tc>
@@ -10697,28 +10722,28 @@
               <w:bottom w:val="single" w:color="BFBFBF" w:sz="4"/>
               <w:right w:val="single" w:color="BFBFBF" w:sz="4"/>
             </w:tcBorders>
-            <w:shd w:fill="FFF2A8" w:color="auto" w:val="clear"/>
-            <w:tcMar>
-              <w:top w:type="dxa" w:w="60"/>
-              <w:left w:type="dxa" w:w="90"/>
-              <w:bottom w:type="dxa" w:w="60"/>
-              <w:right w:type="dxa" w:w="90"/>
-            </w:tcMar>
-          </w:tcPr>
-          <w:p>
-            <w:pPr>
-              <w:spacing w:after="40" w:line="240"/>
-              <w:jc w:val="left"/>
-            </w:pPr>
-            <w:r>
-              <w:rPr>
-                <w:rFonts w:ascii="Arial" w:cs="Arial" w:eastAsia="Arial" w:hAnsi="Arial"/>
-                <w:b w:val="false"/>
-                <w:bCs w:val="false"/>
-                <w:sz w:val="15"/>
-                <w:szCs w:val="15"/>
-              </w:rPr>
-              <w:t xml:space="preserve">Interpretación</w:t>
+            <w:shd w:fill="F9CCF2" w:color="auto" w:val="clear"/>
+            <w:tcMar>
+              <w:top w:type="dxa" w:w="60"/>
+              <w:left w:type="dxa" w:w="90"/>
+              <w:bottom w:type="dxa" w:w="60"/>
+              <w:right w:type="dxa" w:w="90"/>
+            </w:tcMar>
+          </w:tcPr>
+          <w:p>
+            <w:pPr>
+              <w:spacing w:after="40" w:line="240"/>
+              <w:jc w:val="left"/>
+            </w:pPr>
+            <w:r>
+              <w:rPr>
+                <w:rFonts w:ascii="Arial" w:cs="Arial" w:eastAsia="Arial" w:hAnsi="Arial"/>
+                <w:b w:val="false"/>
+                <w:bCs w:val="false"/>
+                <w:sz w:val="15"/>
+                <w:szCs w:val="15"/>
+              </w:rPr>
+              <w:t xml:space="preserve">Cifra</w:t>
             </w:r>
           </w:p>
         </w:tc>
@@ -10751,7 +10776,7 @@
                 <w:sz w:val="15"/>
                 <w:szCs w:val="15"/>
               </w:rPr>
-              <w:t xml:space="preserve">La frase da a entender que la comparabilidad quedó verificada, pero la propia Tabla 3 muestra diferencias de composición (conocimiento: 42,5 % frente a 27,5 %; abreviado: 37,9 % frente a 48,8 %). Aportes, por su parte, afirma que hay una «equivalencia sustancial verificada».</w:t>
+              <w:t xml:space="preserve">Si los 167 expedientes son todos expedientes nulos, el lector espera ver solo anulaciones. Sin embargo, la Tabla 3 registra 55/58 anuladas y 32/22 revocadas sobre 87/80, y la Tabla 5 registra 53/52 anuladas, 29/24 revocadas y 1/1 confirmadas sobre 85/78. Además, para el grupo Oralidad aparecen dos cifras de anulación distintas (58 y 52). Nada de esto se explica.</w:t>
             </w:r>
           </w:p>
         </w:tc>
@@ -10784,7 +10809,7 @@
                 <w:sz w:val="15"/>
                 <w:szCs w:val="15"/>
               </w:rPr>
-              <w:t xml:space="preserve">Archivo APORTES (§ 1 y aporte metodológico) y Cap. VII, 2.8 («no garantiza equivalencia entre grupos»).</w:t>
+              <w:t xml:space="preserve">Tabla 5 del Cap. VI y base de 53/52 anuladas de la Tabla 6.</w:t>
             </w:r>
           </w:p>
         </w:tc>
@@ -10817,7 +10842,7 @@
                 <w:sz w:val="15"/>
                 <w:szCs w:val="15"/>
               </w:rPr>
-              <w:t xml:space="preserve">«…tomando en consideración que la composición de ambos grupos condiciona el alcance del contraste posterior. Los grupos no son equivalentes por vía procesal: el grupo Oralidad contiene una mayor proporción de procesos abreviados, por lo que las comparaciones se leen como descriptivas y no ajustadas por vía.»</w:t>
+              <w:t xml:space="preserve">Añadir nota a las Tablas 3 y 5 que explique qué nulidad define al expediente como «nulo» (p. ej., la de la primera sentencia) y qué pronunciamiento se registra en la tabla (p. ej., la última sentencia de vista o hito del SIJ), de modo que se entienda por qué aparecen revocadas y confirmadas en expedientes nulos y por qué 58 ≠ 52. (Verificar la explicación en la base.) Precisar que, como la muestra se seleccionó por nulidad, la proporción de anuladas, revocadas o confirmadas dentro de ella no es un resultado comparable entre grupos.</w:t>
             </w:r>
           </w:p>
         </w:tc>
@@ -10888,7 +10913,7 @@
                 <w:sz w:val="15"/>
                 <w:szCs w:val="15"/>
               </w:rPr>
-              <w:t xml:space="preserve">Nota de la Tabla 6 (Cap. VI)</w:t>
+              <w:t xml:space="preserve">Cap. VI, párrafo posterior a la Tabla 3</w:t>
             </w:r>
           </w:p>
         </w:tc>
@@ -10901,28 +10926,28 @@
               <w:bottom w:val="single" w:color="BFBFBF" w:sz="4"/>
               <w:right w:val="single" w:color="BFBFBF" w:sz="4"/>
             </w:tcBorders>
-            <w:shd w:fill="C4F0F0" w:color="auto" w:val="clear"/>
-            <w:tcMar>
-              <w:top w:type="dxa" w:w="60"/>
-              <w:left w:type="dxa" w:w="90"/>
-              <w:bottom w:type="dxa" w:w="60"/>
-              <w:right w:type="dxa" w:w="90"/>
-            </w:tcMar>
-          </w:tcPr>
-          <w:p>
-            <w:pPr>
-              <w:spacing w:after="40" w:line="240"/>
-              <w:jc w:val="left"/>
-            </w:pPr>
-            <w:r>
-              <w:rPr>
-                <w:rFonts w:ascii="Arial" w:cs="Arial" w:eastAsia="Arial" w:hAnsi="Arial"/>
-                <w:b w:val="false"/>
-                <w:bCs w:val="false"/>
-                <w:sz w:val="15"/>
-                <w:szCs w:val="15"/>
-              </w:rPr>
-              <w:t xml:space="preserve">Forma</w:t>
+            <w:shd w:fill="FFF2A8" w:color="auto" w:val="clear"/>
+            <w:tcMar>
+              <w:top w:type="dxa" w:w="60"/>
+              <w:left w:type="dxa" w:w="90"/>
+              <w:bottom w:type="dxa" w:w="60"/>
+              <w:right w:type="dxa" w:w="90"/>
+            </w:tcMar>
+          </w:tcPr>
+          <w:p>
+            <w:pPr>
+              <w:spacing w:after="40" w:line="240"/>
+              <w:jc w:val="left"/>
+            </w:pPr>
+            <w:r>
+              <w:rPr>
+                <w:rFonts w:ascii="Arial" w:cs="Arial" w:eastAsia="Arial" w:hAnsi="Arial"/>
+                <w:b w:val="false"/>
+                <w:bCs w:val="false"/>
+                <w:sz w:val="15"/>
+                <w:szCs w:val="15"/>
+              </w:rPr>
+              <w:t xml:space="preserve">Interpretación</w:t>
             </w:r>
           </w:p>
         </w:tc>
@@ -10955,7 +10980,7 @@
                 <w:sz w:val="15"/>
                 <w:szCs w:val="15"/>
               </w:rPr>
-              <w:t xml:space="preserve">La Tabla 6 usa las llamadas ᵃ, ᵇ, ᶜ, ᵈ, ᵉ y ᶠ, pero no incluye las notas. Sin ellas no se entiende que d) es la unión D13 ∪ D11 (8 y 15 expedientes), que g) es una categoría residual ni que las filas no suman 100.</w:t>
+              <w:t xml:space="preserve">La frase da a entender que la comparabilidad quedó verificada, pero la propia Tabla 3 muestra diferencias de composición (conocimiento: 42,5 % frente a 27,5 %; abreviado: 37,9 % frente a 48,8 %). Aportes, por su parte, afirma que hay una «equivalencia sustancial verificada».</w:t>
             </w:r>
           </w:p>
         </w:tc>
@@ -10988,7 +11013,7 @@
                 <w:sz w:val="15"/>
                 <w:szCs w:val="15"/>
               </w:rPr>
-              <w:t xml:space="preserve">Versión de la Tabla 6 con notas (repositorio) y Tabla 6 del archivo DISCUSIÓN.</w:t>
+              <w:t xml:space="preserve">Archivo APORTES (§ 1 y aporte metodológico) y Cap. VII, 2.8 («no garantiza equivalencia entre grupos»).</w:t>
             </w:r>
           </w:p>
         </w:tc>
@@ -11021,7 +11046,7 @@
                 <w:sz w:val="15"/>
                 <w:szCs w:val="15"/>
               </w:rPr>
-              <w:t xml:space="preserve">Reponer la nota completa: «Sentencias de vista que declaran la NULIDAD: 53 del período Tradicional y 52 del período Oralidad. Se computan las causales con estatus DECLARADO por la Sala; los supuestos a) a g) corresponden a los códigos D14, D15, D21, D13 ∪ D11, D16 y D23. Los totales del bloque III cuentan resoluciones, no menciones. ᵃ Una resolución puede tener varias causales. ᵇ D12 se superpone en parte con c). ᶜ d) es la unión por expediente de D13 (7 y 11) y D11 (2 y 6). ᵈ Subtipo no codificado. ᵉ Sin código D equivalente; marcador de umbral. ᶠ Residual; 19 resoluciones pendientes de recodificar en a)–e).»</w:t>
+              <w:t xml:space="preserve">«…tomando en consideración que la composición de ambos grupos condiciona el alcance del contraste posterior. Los grupos no son equivalentes por vía procesal: el grupo Oralidad contiene una mayor proporción de procesos abreviados, por lo que las comparaciones se leen como descriptivas y no ajustadas por vía.»</w:t>
             </w:r>
           </w:p>
         </w:tc>
@@ -11092,7 +11117,7 @@
                 <w:sz w:val="15"/>
                 <w:szCs w:val="15"/>
               </w:rPr>
-              <w:t xml:space="preserve">Cap. VI, 1.2, párrafo posterior a la Tabla 6</w:t>
+              <w:t xml:space="preserve">Nota de la Tabla 6 (Cap. VI)</w:t>
             </w:r>
           </w:p>
         </w:tc>
@@ -11105,28 +11130,28 @@
               <w:bottom w:val="single" w:color="BFBFBF" w:sz="4"/>
               <w:right w:val="single" w:color="BFBFBF" w:sz="4"/>
             </w:tcBorders>
-            <w:shd w:fill="F9CCF2" w:color="auto" w:val="clear"/>
-            <w:tcMar>
-              <w:top w:type="dxa" w:w="60"/>
-              <w:left w:type="dxa" w:w="90"/>
-              <w:bottom w:type="dxa" w:w="60"/>
-              <w:right w:type="dxa" w:w="90"/>
-            </w:tcMar>
-          </w:tcPr>
-          <w:p>
-            <w:pPr>
-              <w:spacing w:after="40" w:line="240"/>
-              <w:jc w:val="left"/>
-            </w:pPr>
-            <w:r>
-              <w:rPr>
-                <w:rFonts w:ascii="Arial" w:cs="Arial" w:eastAsia="Arial" w:hAnsi="Arial"/>
-                <w:b w:val="false"/>
-                <w:bCs w:val="false"/>
-                <w:sz w:val="15"/>
-                <w:szCs w:val="15"/>
-              </w:rPr>
-              <w:t xml:space="preserve">Cifra</w:t>
+            <w:shd w:fill="C4F0F0" w:color="auto" w:val="clear"/>
+            <w:tcMar>
+              <w:top w:type="dxa" w:w="60"/>
+              <w:left w:type="dxa" w:w="90"/>
+              <w:bottom w:type="dxa" w:w="60"/>
+              <w:right w:type="dxa" w:w="90"/>
+            </w:tcMar>
+          </w:tcPr>
+          <w:p>
+            <w:pPr>
+              <w:spacing w:after="40" w:line="240"/>
+              <w:jc w:val="left"/>
+            </w:pPr>
+            <w:r>
+              <w:rPr>
+                <w:rFonts w:ascii="Arial" w:cs="Arial" w:eastAsia="Arial" w:hAnsi="Arial"/>
+                <w:b w:val="false"/>
+                <w:bCs w:val="false"/>
+                <w:sz w:val="15"/>
+                <w:szCs w:val="15"/>
+              </w:rPr>
+              <w:t xml:space="preserve">Forma</w:t>
             </w:r>
           </w:p>
         </w:tc>
@@ -11159,7 +11184,7 @@
                 <w:sz w:val="15"/>
                 <w:szCs w:val="15"/>
               </w:rPr>
-              <w:t xml:space="preserve">En el grupo Oralidad, la causal más frecuente de la Tabla 6 es d) motivación insuficiente (28,8 %), no e) (25,0 %). Además, la tabla la denomina «motivación sustancialmente incongruente», no «incongruencia procesal».</w:t>
+              <w:t xml:space="preserve">La Tabla 6 usa las llamadas ᵃ, ᵇ, ᶜ, ᵈ, ᵉ y ᶠ, pero no incluye las notas. Sin ellas no se entiende que d) es la unión D13 ∪ D11 (8 y 15 expedientes), que g) es una categoría residual ni que las filas no suman 100.</w:t>
             </w:r>
           </w:p>
         </w:tc>
@@ -11192,7 +11217,7 @@
                 <w:sz w:val="15"/>
                 <w:szCs w:val="15"/>
               </w:rPr>
-              <w:t xml:space="preserve">Tabla 6 del Cap. VI (verificada contra el Excel, hoja Marcas_declaradas).</w:t>
+              <w:t xml:space="preserve">Versión de la Tabla 6 con notas (repositorio) y Tabla 6 del archivo DISCUSIÓN.</w:t>
             </w:r>
           </w:p>
         </w:tc>
@@ -11225,7 +11250,7 @@
                 <w:sz w:val="15"/>
                 <w:szCs w:val="15"/>
               </w:rPr>
-              <w:t xml:space="preserve">«…que la motivación sustancialmente incongruente es la causal más frecuente del período Tradicional (32,1 %) y desciende al 25,0 % en Oralidad, donde la supera la motivación insuficiente, que asciende del 15,1 % al 28,8 %…»</w:t>
+              <w:t xml:space="preserve">Reponer la nota completa: «Sentencias de vista que declaran la NULIDAD: 53 del período Tradicional y 52 del período Oralidad. Se computan las causales con estatus DECLARADO por la Sala; los supuestos a) a g) corresponden a los códigos D14, D15, D21, D13 ∪ D11, D16 y D23. Los totales del bloque III cuentan resoluciones, no menciones. ᵃ Una resolución puede tener varias causales. ᵇ D12 se superpone en parte con c). ᶜ d) es la unión por expediente de D13 (7 y 11) y D11 (2 y 6). ᵈ Subtipo no codificado. ᵉ Sin código D equivalente; marcador de umbral. ᶠ Residual; 19 resoluciones pendientes de recodificar en a)–e).»</w:t>
             </w:r>
           </w:p>
         </w:tc>
@@ -11296,7 +11321,7 @@
                 <w:sz w:val="15"/>
                 <w:szCs w:val="15"/>
               </w:rPr>
-              <w:t xml:space="preserve">Cap. VI, 1.3, segundo párrafo de sustento</w:t>
+              <w:t xml:space="preserve">Cap. VI, 1.2, párrafo posterior a la Tabla 6</w:t>
             </w:r>
           </w:p>
         </w:tc>
@@ -11309,28 +11334,28 @@
               <w:bottom w:val="single" w:color="BFBFBF" w:sz="4"/>
               <w:right w:val="single" w:color="BFBFBF" w:sz="4"/>
             </w:tcBorders>
-            <w:shd w:fill="FFF2A8" w:color="auto" w:val="clear"/>
-            <w:tcMar>
-              <w:top w:type="dxa" w:w="60"/>
-              <w:left w:type="dxa" w:w="90"/>
-              <w:bottom w:type="dxa" w:w="60"/>
-              <w:right w:type="dxa" w:w="90"/>
-            </w:tcMar>
-          </w:tcPr>
-          <w:p>
-            <w:pPr>
-              <w:spacing w:after="40" w:line="240"/>
-              <w:jc w:val="left"/>
-            </w:pPr>
-            <w:r>
-              <w:rPr>
-                <w:rFonts w:ascii="Arial" w:cs="Arial" w:eastAsia="Arial" w:hAnsi="Arial"/>
-                <w:b w:val="false"/>
-                <w:bCs w:val="false"/>
-                <w:sz w:val="15"/>
-                <w:szCs w:val="15"/>
-              </w:rPr>
-              <w:t xml:space="preserve">Interpretación</w:t>
+            <w:shd w:fill="F9CCF2" w:color="auto" w:val="clear"/>
+            <w:tcMar>
+              <w:top w:type="dxa" w:w="60"/>
+              <w:left w:type="dxa" w:w="90"/>
+              <w:bottom w:type="dxa" w:w="60"/>
+              <w:right w:type="dxa" w:w="90"/>
+            </w:tcMar>
+          </w:tcPr>
+          <w:p>
+            <w:pPr>
+              <w:spacing w:after="40" w:line="240"/>
+              <w:jc w:val="left"/>
+            </w:pPr>
+            <w:r>
+              <w:rPr>
+                <w:rFonts w:ascii="Arial" w:cs="Arial" w:eastAsia="Arial" w:hAnsi="Arial"/>
+                <w:b w:val="false"/>
+                <w:bCs w:val="false"/>
+                <w:sz w:val="15"/>
+                <w:szCs w:val="15"/>
+              </w:rPr>
+              <w:t xml:space="preserve">Cifra</w:t>
             </w:r>
           </w:p>
         </w:tc>
@@ -11363,7 +11388,7 @@
                 <w:sz w:val="15"/>
                 <w:szCs w:val="15"/>
               </w:rPr>
-              <w:t xml:space="preserve">Usa lenguaje causal («demuestra», «efecto del modelo»). El cierre de 1.1 dice que la comparación «no permite atribuir causalidad exclusiva», y 2.7 aclara que los porcentajes tienen alcance descriptivo.</w:t>
+              <w:t xml:space="preserve">En el grupo Oralidad, la causal más frecuente de la Tabla 6 es d) motivación insuficiente (28,8 %), no e) (25,0 %). Además, la tabla la denomina «motivación sustancialmente incongruente», no «incongruencia procesal».</w:t>
             </w:r>
           </w:p>
         </w:tc>
@@ -11396,7 +11421,7 @@
                 <w:sz w:val="15"/>
                 <w:szCs w:val="15"/>
               </w:rPr>
-              <w:t xml:space="preserve">Cap. VI, 1.1 (último párrafo) y Cap. VII, 2.7.</w:t>
+              <w:t xml:space="preserve">Tabla 6 del Cap. VI (verificada contra el Excel, hoja Marcas_declaradas).</w:t>
             </w:r>
           </w:p>
         </w:tc>
@@ -11429,7 +11454,7 @@
                 <w:sz w:val="15"/>
                 <w:szCs w:val="15"/>
               </w:rPr>
-              <w:t xml:space="preserve">«La diferencia de 50,6 puntos porcentuales indica que la concentración es el indicador con la mayor diferencia entre grupos y el rasgo operativo más consistente asociado al modelo implementado…»</w:t>
+              <w:t xml:space="preserve">«…que la motivación sustancialmente incongruente es la causal más frecuente del período Tradicional (32,1 %) y desciende al 25,0 % en Oralidad, donde la supera la motivación insuficiente, que asciende del 15,1 % al 28,8 %…»</w:t>
             </w:r>
           </w:p>
         </w:tc>
@@ -11500,7 +11525,7 @@
                 <w:sz w:val="15"/>
                 <w:szCs w:val="15"/>
               </w:rPr>
-              <w:t xml:space="preserve">Cap. VI, 1.3, párrafo sobre convenciones probatorias</w:t>
+              <w:t xml:space="preserve">Cap. VI, 1.3, segundo párrafo de sustento</w:t>
             </w:r>
           </w:p>
         </w:tc>
@@ -11513,28 +11538,28 @@
               <w:bottom w:val="single" w:color="BFBFBF" w:sz="4"/>
               <w:right w:val="single" w:color="BFBFBF" w:sz="4"/>
             </w:tcBorders>
-            <w:shd w:fill="F9CCF2" w:color="auto" w:val="clear"/>
-            <w:tcMar>
-              <w:top w:type="dxa" w:w="60"/>
-              <w:left w:type="dxa" w:w="90"/>
-              <w:bottom w:type="dxa" w:w="60"/>
-              <w:right w:type="dxa" w:w="90"/>
-            </w:tcMar>
-          </w:tcPr>
-          <w:p>
-            <w:pPr>
-              <w:spacing w:after="40" w:line="240"/>
-              <w:jc w:val="left"/>
-            </w:pPr>
-            <w:r>
-              <w:rPr>
-                <w:rFonts w:ascii="Arial" w:cs="Arial" w:eastAsia="Arial" w:hAnsi="Arial"/>
-                <w:b w:val="false"/>
-                <w:bCs w:val="false"/>
-                <w:sz w:val="15"/>
-                <w:szCs w:val="15"/>
-              </w:rPr>
-              <w:t xml:space="preserve">Cifra</w:t>
+            <w:shd w:fill="FFF2A8" w:color="auto" w:val="clear"/>
+            <w:tcMar>
+              <w:top w:type="dxa" w:w="60"/>
+              <w:left w:type="dxa" w:w="90"/>
+              <w:bottom w:type="dxa" w:w="60"/>
+              <w:right w:type="dxa" w:w="90"/>
+            </w:tcMar>
+          </w:tcPr>
+          <w:p>
+            <w:pPr>
+              <w:spacing w:after="40" w:line="240"/>
+              <w:jc w:val="left"/>
+            </w:pPr>
+            <w:r>
+              <w:rPr>
+                <w:rFonts w:ascii="Arial" w:cs="Arial" w:eastAsia="Arial" w:hAnsi="Arial"/>
+                <w:b w:val="false"/>
+                <w:bCs w:val="false"/>
+                <w:sz w:val="15"/>
+                <w:szCs w:val="15"/>
+              </w:rPr>
+              <w:t xml:space="preserve">Interpretación</w:t>
             </w:r>
           </w:p>
         </w:tc>
@@ -11567,7 +11592,7 @@
                 <w:sz w:val="15"/>
                 <w:szCs w:val="15"/>
               </w:rPr>
-              <w:t xml:space="preserve">Contradicción interna: primero dice que no hay ninguna y luego que hubo una parcial.</w:t>
+              <w:t xml:space="preserve">Usa lenguaje causal («demuestra», «efecto del modelo»). El cierre de 1.1 dice que la comparación «no permite atribuir causalidad exclusiva», y 2.7 aclara que los porcentajes tienen alcance descriptivo.</w:t>
             </w:r>
           </w:p>
         </w:tc>
@@ -11600,7 +11625,7 @@
                 <w:sz w:val="15"/>
                 <w:szCs w:val="15"/>
               </w:rPr>
-              <w:t xml:space="preserve">Tabla 4 (0 y 0) y la misma oración.</w:t>
+              <w:t xml:space="preserve">Cap. VI, 1.1 (último párrafo) y Cap. VII, 2.7.</w:t>
             </w:r>
           </w:p>
         </w:tc>
@@ -11633,7 +11658,7 @@
                 <w:sz w:val="15"/>
                 <w:szCs w:val="15"/>
               </w:rPr>
-              <w:t xml:space="preserve">«No se computó ninguna convención probatoria en ambos grupos (0,0 %); en el grupo Oralidad se registró una convención parcial, que no se computó conforme al criterio de la ficha.» Añadir a la Tabla 4 la nota: «Recuentos de respuestas «SÍ» sobre 167 expedientes. Convenciones probatorias: un registro «PARCIAL» en Oralidad, no computado. Datos descriptivos, no ajustados por vía procedimental.»</w:t>
+              <w:t xml:space="preserve">«La diferencia de 50,6 puntos porcentuales indica que la concentración es el indicador con la mayor diferencia entre grupos y el rasgo operativo más consistente asociado al modelo implementado…»</w:t>
             </w:r>
           </w:p>
         </w:tc>
@@ -11704,7 +11729,7 @@
                 <w:sz w:val="15"/>
                 <w:szCs w:val="15"/>
               </w:rPr>
-              <w:t xml:space="preserve">Encabezado del Cap. VII «2. DISCUSIÓN»</w:t>
+              <w:t xml:space="preserve">Cap. VI, 1.3, párrafo sobre convenciones probatorias</w:t>
             </w:r>
           </w:p>
         </w:tc>
@@ -11717,28 +11742,28 @@
               <w:bottom w:val="single" w:color="BFBFBF" w:sz="4"/>
               <w:right w:val="single" w:color="BFBFBF" w:sz="4"/>
             </w:tcBorders>
-            <w:shd w:fill="C4F0F0" w:color="auto" w:val="clear"/>
-            <w:tcMar>
-              <w:top w:type="dxa" w:w="60"/>
-              <w:left w:type="dxa" w:w="90"/>
-              <w:bottom w:type="dxa" w:w="60"/>
-              <w:right w:type="dxa" w:w="90"/>
-            </w:tcMar>
-          </w:tcPr>
-          <w:p>
-            <w:pPr>
-              <w:spacing w:after="40" w:line="240"/>
-              <w:jc w:val="left"/>
-            </w:pPr>
-            <w:r>
-              <w:rPr>
-                <w:rFonts w:ascii="Arial" w:cs="Arial" w:eastAsia="Arial" w:hAnsi="Arial"/>
-                <w:b w:val="false"/>
-                <w:bCs w:val="false"/>
-                <w:sz w:val="15"/>
-                <w:szCs w:val="15"/>
-              </w:rPr>
-              <w:t xml:space="preserve">Forma</w:t>
+            <w:shd w:fill="F9CCF2" w:color="auto" w:val="clear"/>
+            <w:tcMar>
+              <w:top w:type="dxa" w:w="60"/>
+              <w:left w:type="dxa" w:w="90"/>
+              <w:bottom w:type="dxa" w:w="60"/>
+              <w:right w:type="dxa" w:w="90"/>
+            </w:tcMar>
+          </w:tcPr>
+          <w:p>
+            <w:pPr>
+              <w:spacing w:after="40" w:line="240"/>
+              <w:jc w:val="left"/>
+            </w:pPr>
+            <w:r>
+              <w:rPr>
+                <w:rFonts w:ascii="Arial" w:cs="Arial" w:eastAsia="Arial" w:hAnsi="Arial"/>
+                <w:b w:val="false"/>
+                <w:bCs w:val="false"/>
+                <w:sz w:val="15"/>
+                <w:szCs w:val="15"/>
+              </w:rPr>
+              <w:t xml:space="preserve">Cifra</w:t>
             </w:r>
           </w:p>
         </w:tc>
@@ -11771,7 +11796,7 @@
                 <w:sz w:val="15"/>
                 <w:szCs w:val="15"/>
               </w:rPr>
-              <w:t xml:space="preserve">Hay dos Discusiones distintas: este Cap. VII y el archivo DISCUSIÓN (rotulado «CAPÍTULO V»), con afirmaciones contradictorias entre sí (ver D-01 a D-06). Además, la numeración interna no es coherente: el Cap. VI usa 1.1–1.3 y el Cap. VII usa 2.1–2.9.</w:t>
+              <w:t xml:space="preserve">Contradicción interna: primero dice que no hay ninguna y luego que hubo una parcial.</w:t>
             </w:r>
           </w:p>
         </w:tc>
@@ -11804,7 +11829,7 @@
                 <w:sz w:val="15"/>
                 <w:szCs w:val="15"/>
               </w:rPr>
-              <w:t xml:space="preserve">Archivo DISCUSIÓN completo.</w:t>
+              <w:t xml:space="preserve">Tabla 4 (0 y 0) y la misma oración.</w:t>
             </w:r>
           </w:p>
         </w:tc>
@@ -11837,7 +11862,7 @@
                 <w:sz w:val="15"/>
                 <w:szCs w:val="15"/>
               </w:rPr>
-              <w:t xml:space="preserve">Conservar una sola Discusión. Sugerencia: usar como base el archivo DISCUSIÓN (más completo en triangulación), renumerado como Capítulo VII (7.1, 7.2…), incorporar en él las cautelas de este Cap. VII y eliminar este capítulo del archivo RESULTADOS. Numerar el Cap. VI como 6.1, 6.2 y 6.3.</w:t>
+              <w:t xml:space="preserve">«No se computó ninguna convención probatoria en ambos grupos (0,0 %); en el grupo Oralidad se registró una convención parcial, que no se computó conforme al criterio de la ficha.» Añadir a la Tabla 4 la nota: «Recuentos de respuestas «SÍ» sobre 167 expedientes. Convenciones probatorias: un registro «PARCIAL» en Oralidad, no computado. Datos descriptivos, no ajustados por vía procedimental.»</w:t>
             </w:r>
           </w:p>
         </w:tc>
@@ -11908,7 +11933,7 @@
                 <w:sz w:val="15"/>
                 <w:szCs w:val="15"/>
               </w:rPr>
-              <w:t xml:space="preserve">Cap. VII, 2.2, segundo párrafo (se repite en 2.3 y 2.4)</w:t>
+              <w:t xml:space="preserve">Encabezado del Cap. VII «2. DISCUSIÓN»</w:t>
             </w:r>
           </w:p>
         </w:tc>
@@ -11921,28 +11946,28 @@
               <w:bottom w:val="single" w:color="BFBFBF" w:sz="4"/>
               <w:right w:val="single" w:color="BFBFBF" w:sz="4"/>
             </w:tcBorders>
-            <w:shd w:fill="FFF2A8" w:color="auto" w:val="clear"/>
-            <w:tcMar>
-              <w:top w:type="dxa" w:w="60"/>
-              <w:left w:type="dxa" w:w="90"/>
-              <w:bottom w:type="dxa" w:w="60"/>
-              <w:right w:type="dxa" w:w="90"/>
-            </w:tcMar>
-          </w:tcPr>
-          <w:p>
-            <w:pPr>
-              <w:spacing w:after="40" w:line="240"/>
-              <w:jc w:val="left"/>
-            </w:pPr>
-            <w:r>
-              <w:rPr>
-                <w:rFonts w:ascii="Arial" w:cs="Arial" w:eastAsia="Arial" w:hAnsi="Arial"/>
-                <w:b w:val="false"/>
-                <w:bCs w:val="false"/>
-                <w:sz w:val="15"/>
-                <w:szCs w:val="15"/>
-              </w:rPr>
-              <w:t xml:space="preserve">Interpretación</w:t>
+            <w:shd w:fill="C4F0F0" w:color="auto" w:val="clear"/>
+            <w:tcMar>
+              <w:top w:type="dxa" w:w="60"/>
+              <w:left w:type="dxa" w:w="90"/>
+              <w:bottom w:type="dxa" w:w="60"/>
+              <w:right w:type="dxa" w:w="90"/>
+            </w:tcMar>
+          </w:tcPr>
+          <w:p>
+            <w:pPr>
+              <w:spacing w:after="40" w:line="240"/>
+              <w:jc w:val="left"/>
+            </w:pPr>
+            <w:r>
+              <w:rPr>
+                <w:rFonts w:ascii="Arial" w:cs="Arial" w:eastAsia="Arial" w:hAnsi="Arial"/>
+                <w:b w:val="false"/>
+                <w:bCs w:val="false"/>
+                <w:sz w:val="15"/>
+                <w:szCs w:val="15"/>
+              </w:rPr>
+              <w:t xml:space="preserve">Forma</w:t>
             </w:r>
           </w:p>
         </w:tc>
@@ -11975,7 +12000,7 @@
                 <w:sz w:val="15"/>
                 <w:szCs w:val="15"/>
               </w:rPr>
-              <w:t xml:space="preserve">En la Tabla 6, c) deficiencia en la motivación externa es de las menos frecuentes (5,7 % y 11,5 %). La incongruencia, e), es una categoría distinta de c) en la tipología Llamoja. Llamarla «debilidad externa» mezcla categorías que la tabla separa. El mismo argumento se repite en 2.3 («Frente a Taruffo»), en 2.4 (Taruffo 2006) y en DISCUSIÓN 5.3.4.</w:t>
+              <w:t xml:space="preserve">Hay dos Discusiones distintas: este Cap. VII y el archivo DISCUSIÓN (rotulado «CAPÍTULO V»), con afirmaciones contradictorias entre sí (ver D-01 a D-06). Además, la numeración interna no es coherente: el Cap. VI usa 1.1–1.3 y el Cap. VII usa 2.1–2.9.</w:t>
             </w:r>
           </w:p>
         </w:tc>
@@ -12008,7 +12033,7 @@
                 <w:sz w:val="15"/>
                 <w:szCs w:val="15"/>
               </w:rPr>
-              <w:t xml:space="preserve">Tabla 6 (c = 5,7 % / 11,5 %; e = 32,1 % / 25,0 %; d = 15,1 % / 28,8 %).</w:t>
+              <w:t xml:space="preserve">Archivo DISCUSIÓN completo.</w:t>
             </w:r>
           </w:p>
         </w:tc>
@@ -12041,7 +12066,7 @@
                 <w:sz w:val="15"/>
                 <w:szCs w:val="15"/>
               </w:rPr>
-              <w:t xml:space="preserve">«…lo que las Salas Civiles de Arequipa censuran no es principalmente la ausencia de justificación, sino la falta de correspondencia de la decisión con el objeto del debate (incongruencia) y la insuficiencia de las premisas, en especial la omisión de valorar prueba admitida o decisiva.» Ajustar igual 2.3 y 2.4.</w:t>
+              <w:t xml:space="preserve">Conservar una sola Discusión. Sugerencia: usar como base el archivo DISCUSIÓN (más completo en triangulación), renumerado como Capítulo VII (7.1, 7.2…), incorporar en él las cautelas de este Cap. VII y eliminar este capítulo del archivo RESULTADOS. Numerar el Cap. VI como 6.1, 6.2 y 6.3.</w:t>
             </w:r>
           </w:p>
         </w:tc>
@@ -12112,7 +12137,7 @@
                 <w:sz w:val="15"/>
                 <w:szCs w:val="15"/>
               </w:rPr>
-              <w:t xml:space="preserve">Cap. VII, 2.4, primer párrafo (Bustamante y Angulo)</w:t>
+              <w:t xml:space="preserve">Cap. VII, 2.2, segundo párrafo (se repite en 2.3 y 2.4)</w:t>
             </w:r>
           </w:p>
         </w:tc>
@@ -12125,28 +12150,28 @@
               <w:bottom w:val="single" w:color="BFBFBF" w:sz="4"/>
               <w:right w:val="single" w:color="BFBFBF" w:sz="4"/>
             </w:tcBorders>
-            <w:shd w:fill="F9CCF2" w:color="auto" w:val="clear"/>
-            <w:tcMar>
-              <w:top w:type="dxa" w:w="60"/>
-              <w:left w:type="dxa" w:w="90"/>
-              <w:bottom w:type="dxa" w:w="60"/>
-              <w:right w:type="dxa" w:w="90"/>
-            </w:tcMar>
-          </w:tcPr>
-          <w:p>
-            <w:pPr>
-              <w:spacing w:after="40" w:line="240"/>
-              <w:jc w:val="left"/>
-            </w:pPr>
-            <w:r>
-              <w:rPr>
-                <w:rFonts w:ascii="Arial" w:cs="Arial" w:eastAsia="Arial" w:hAnsi="Arial"/>
-                <w:b w:val="false"/>
-                <w:bCs w:val="false"/>
-                <w:sz w:val="15"/>
-                <w:szCs w:val="15"/>
-              </w:rPr>
-              <w:t xml:space="preserve">Cifra</w:t>
+            <w:shd w:fill="FFF2A8" w:color="auto" w:val="clear"/>
+            <w:tcMar>
+              <w:top w:type="dxa" w:w="60"/>
+              <w:left w:type="dxa" w:w="90"/>
+              <w:bottom w:type="dxa" w:w="60"/>
+              <w:right w:type="dxa" w:w="90"/>
+            </w:tcMar>
+          </w:tcPr>
+          <w:p>
+            <w:pPr>
+              <w:spacing w:after="40" w:line="240"/>
+              <w:jc w:val="left"/>
+            </w:pPr>
+            <w:r>
+              <w:rPr>
+                <w:rFonts w:ascii="Arial" w:cs="Arial" w:eastAsia="Arial" w:hAnsi="Arial"/>
+                <w:b w:val="false"/>
+                <w:bCs w:val="false"/>
+                <w:sz w:val="15"/>
+                <w:szCs w:val="15"/>
+              </w:rPr>
+              <w:t xml:space="preserve">Interpretación</w:t>
             </w:r>
           </w:p>
         </w:tc>
@@ -12179,7 +12204,7 @@
                 <w:sz w:val="15"/>
                 <w:szCs w:val="15"/>
               </w:rPr>
-              <w:t xml:space="preserve">Según la Tabla 4, 18 expedientes Tradicionales ACREDITAN concentración, así que 69 (87 − 18) no la acreditan. El texto dice «dieciocho sin concentración» y 43 + 18 = 61, que tampoco cuadra con 87. DISCUSIÓN 5.2.4 repite «sesenta y uno de ochenta y siete».</w:t>
+              <w:t xml:space="preserve">En la Tabla 6, c) deficiencia en la motivación externa es de las menos frecuentes (5,7 % y 11,5 %). La incongruencia, e), es una categoría distinta de c) en la tipología Llamoja. Llamarla «debilidad externa» mezcla categorías que la tabla separa. El mismo argumento se repite en 2.3 («Frente a Taruffo»), en 2.4 (Taruffo 2006) y en DISCUSIÓN 5.3.4.</w:t>
             </w:r>
           </w:p>
         </w:tc>
@@ -12212,7 +12237,7 @@
                 <w:sz w:val="15"/>
                 <w:szCs w:val="15"/>
               </w:rPr>
-              <w:t xml:space="preserve">Tabla 4 del Cap. VI (18/87 = 20,7 %).</w:t>
+              <w:t xml:space="preserve">Tabla 6 (c = 5,7 % / 11,5 %; e = 32,1 % / 25,0 %; d = 15,1 % / 28,8 %).</w:t>
             </w:r>
           </w:p>
         </w:tc>
@@ -12245,7 +12270,7 @@
                 <w:sz w:val="15"/>
                 <w:szCs w:val="15"/>
               </w:rPr>
-              <w:t xml:space="preserve">Verificar en el consolidado de 1.ª instancia cuántos expedientes Tradicionales tienen concentración parcial y cuántos ninguna, y redactar: «…—sesenta y nueve (69) de ochenta y siete (87) expedientes sin concentración acreditada, de los cuales [x] la registran de forma parcial y [y] no la registran— es la dispersión del saneamiento…»</w:t>
+              <w:t xml:space="preserve">«…lo que las Salas Civiles de Arequipa censuran no es principalmente la ausencia de justificación, sino la falta de correspondencia de la decisión con el objeto del debate (incongruencia) y la insuficiencia de las premisas, en especial la omisión de valorar prueba admitida o decisiva.» Ajustar igual 2.3 y 2.4.</w:t>
             </w:r>
           </w:p>
         </w:tc>
@@ -12316,7 +12341,7 @@
                 <w:sz w:val="15"/>
                 <w:szCs w:val="15"/>
               </w:rPr>
-              <w:t xml:space="preserve">Cap. VII, 2.4 (Amigó) y 2.5, 2.8</w:t>
+              <w:t xml:space="preserve">Cap. VII, 2.4, primer párrafo (Bustamante y Angulo)</w:t>
             </w:r>
           </w:p>
         </w:tc>
@@ -12383,7 +12408,7 @@
                 <w:sz w:val="15"/>
                 <w:szCs w:val="15"/>
               </w:rPr>
-              <w:t xml:space="preserve">El Cap. VI no presenta ninguna tabla de duración. Las medias 318,6 y 313,3 días solo aparecen en las Discusiones y en Aportes, Conclusiones y Recomendaciones, y podrían venir del corpus anterior de 100 expedientes.</w:t>
+              <w:t xml:space="preserve">Según la Tabla 4, 18 expedientes Tradicionales ACREDITAN concentración, así que 69 (87 − 18) no la acreditan. El texto dice «dieciocho sin concentración» y 43 + 18 = 61, que tampoco cuadra con 87. DISCUSIÓN 5.2.4 repite «sesenta y uno de ochenta y siete».</w:t>
             </w:r>
           </w:p>
         </w:tc>
@@ -12416,7 +12441,7 @@
                 <w:sz w:val="15"/>
                 <w:szCs w:val="15"/>
               </w:rPr>
-              <w:t xml:space="preserve">Cap. VI (sin dato de duración); se usa en DISCUSIÓN 5.2.4, 5.3.5 y 5.4, y en APORTES (§ 3, § 6, Conclusión 3 y Recomendación 3).</w:t>
+              <w:t xml:space="preserve">Tabla 4 del Cap. VI (18/87 = 20,7 %).</w:t>
             </w:r>
           </w:p>
         </w:tc>
@@ -12449,7 +12474,7 @@
                 <w:sz w:val="15"/>
                 <w:szCs w:val="15"/>
               </w:rPr>
-              <w:t xml:space="preserve">Incorporar al Cap. VI una tabla «Duración del control de segunda instancia, según período» (n, media, mediana, mínimo, máximo, definición del intervalo y fuente) calculada con el corpus actual (163 sentencias de vista), o suprimir todas las menciones.</w:t>
+              <w:t xml:space="preserve">Verificar en el consolidado de 1.ª instancia cuántos expedientes Tradicionales tienen concentración parcial y cuántos ninguna, y redactar: «…—sesenta y nueve (69) de ochenta y siete (87) expedientes sin concentración acreditada, de los cuales [x] la registran de forma parcial y [y] no la registran— es la dispersión del saneamiento…»</w:t>
             </w:r>
           </w:p>
         </w:tc>
@@ -12520,7 +12545,7 @@
                 <w:sz w:val="15"/>
                 <w:szCs w:val="15"/>
               </w:rPr>
-              <w:t xml:space="preserve">Cap. VII, 2.6, segundo párrafo</w:t>
+              <w:t xml:space="preserve">Cap. VII, 2.4 (Amigó) y 2.5, 2.8</w:t>
             </w:r>
           </w:p>
         </w:tc>
@@ -12533,28 +12558,28 @@
               <w:bottom w:val="single" w:color="BFBFBF" w:sz="4"/>
               <w:right w:val="single" w:color="BFBFBF" w:sz="4"/>
             </w:tcBorders>
-            <w:shd w:fill="FFF2A8" w:color="auto" w:val="clear"/>
-            <w:tcMar>
-              <w:top w:type="dxa" w:w="60"/>
-              <w:left w:type="dxa" w:w="90"/>
-              <w:bottom w:type="dxa" w:w="60"/>
-              <w:right w:type="dxa" w:w="90"/>
-            </w:tcMar>
-          </w:tcPr>
-          <w:p>
-            <w:pPr>
-              <w:spacing w:after="40" w:line="240"/>
-              <w:jc w:val="left"/>
-            </w:pPr>
-            <w:r>
-              <w:rPr>
-                <w:rFonts w:ascii="Arial" w:cs="Arial" w:eastAsia="Arial" w:hAnsi="Arial"/>
-                <w:b w:val="false"/>
-                <w:bCs w:val="false"/>
-                <w:sz w:val="15"/>
-                <w:szCs w:val="15"/>
-              </w:rPr>
-              <w:t xml:space="preserve">Interpretación</w:t>
+            <w:shd w:fill="F9CCF2" w:color="auto" w:val="clear"/>
+            <w:tcMar>
+              <w:top w:type="dxa" w:w="60"/>
+              <w:left w:type="dxa" w:w="90"/>
+              <w:bottom w:type="dxa" w:w="60"/>
+              <w:right w:type="dxa" w:w="90"/>
+            </w:tcMar>
+          </w:tcPr>
+          <w:p>
+            <w:pPr>
+              <w:spacing w:after="40" w:line="240"/>
+              <w:jc w:val="left"/>
+            </w:pPr>
+            <w:r>
+              <w:rPr>
+                <w:rFonts w:ascii="Arial" w:cs="Arial" w:eastAsia="Arial" w:hAnsi="Arial"/>
+                <w:b w:val="false"/>
+                <w:bCs w:val="false"/>
+                <w:sz w:val="15"/>
+                <w:szCs w:val="15"/>
+              </w:rPr>
+              <w:t xml:space="preserve">Cifra</w:t>
             </w:r>
           </w:p>
         </w:tc>
@@ -12587,7 +12612,7 @@
                 <w:sz w:val="15"/>
                 <w:szCs w:val="15"/>
               </w:rPr>
-              <w:t xml:space="preserve">Mezcla la muestra (grupo Oralidad, 80 expedientes) con la serie anual de 2024 (328 sentencias). En la muestra, la confirmación es del 1,2 % y el 1,3 % (Tabla 5). El propio Cap. VI («Alcance de las bases de comparación») prohíbe combinar ambas bases.</w:t>
+              <w:t xml:space="preserve">El Cap. VI no presenta ninguna tabla de duración. Las medias 318,6 y 313,3 días solo aparecen en las Discusiones y en Aportes, Conclusiones y Recomendaciones, y podrían venir del corpus anterior de 100 expedientes.</w:t>
             </w:r>
           </w:p>
         </w:tc>
@@ -12620,7 +12645,7 @@
                 <w:sz w:val="15"/>
                 <w:szCs w:val="15"/>
               </w:rPr>
-              <w:t xml:space="preserve">Cap. VI, «Alcance de las bases de comparación», y Tabla 5.</w:t>
+              <w:t xml:space="preserve">Cap. VI (sin dato de duración); se usa en DISCUSIÓN 5.2.4, 5.3.5 y 5.4, y en APORTES (§ 3, § 6, Conclusión 3 y Recomendación 3).</w:t>
             </w:r>
           </w:p>
         </w:tc>
@@ -12653,7 +12678,7 @@
                 <w:sz w:val="15"/>
                 <w:szCs w:val="15"/>
               </w:rPr>
-              <w:t xml:space="preserve">«En el grupo Oralidad se observa mayor concentración; por su parte, la serie anual de 2024 registra una mayor proporción de confirmaciones que la de 2018 (72,6 % frente a 65,5 %).»</w:t>
+              <w:t xml:space="preserve">Incorporar al Cap. VI una tabla «Duración del control de segunda instancia, según período» (n, media, mediana, mínimo, máximo, definición del intervalo y fuente) calculada con el corpus actual (163 sentencias de vista), o suprimir todas las menciones.</w:t>
             </w:r>
           </w:p>
         </w:tc>
@@ -12724,7 +12749,7 @@
                 <w:sz w:val="15"/>
                 <w:szCs w:val="15"/>
               </w:rPr>
-              <w:t xml:space="preserve">Cap. VII, 2.7, cuarto párrafo</w:t>
+              <w:t xml:space="preserve">Cap. VII, 2.6, segundo párrafo</w:t>
             </w:r>
           </w:p>
         </w:tc>
@@ -12737,28 +12762,28 @@
               <w:bottom w:val="single" w:color="BFBFBF" w:sz="4"/>
               <w:right w:val="single" w:color="BFBFBF" w:sz="4"/>
             </w:tcBorders>
-            <w:shd w:fill="C4F0F0" w:color="auto" w:val="clear"/>
-            <w:tcMar>
-              <w:top w:type="dxa" w:w="60"/>
-              <w:left w:type="dxa" w:w="90"/>
-              <w:bottom w:type="dxa" w:w="60"/>
-              <w:right w:type="dxa" w:w="90"/>
-            </w:tcMar>
-          </w:tcPr>
-          <w:p>
-            <w:pPr>
-              <w:spacing w:after="40" w:line="240"/>
-              <w:jc w:val="left"/>
-            </w:pPr>
-            <w:r>
-              <w:rPr>
-                <w:rFonts w:ascii="Arial" w:cs="Arial" w:eastAsia="Arial" w:hAnsi="Arial"/>
-                <w:b w:val="false"/>
-                <w:bCs w:val="false"/>
-                <w:sz w:val="15"/>
-                <w:szCs w:val="15"/>
-              </w:rPr>
-              <w:t xml:space="preserve">Forma</w:t>
+            <w:shd w:fill="FFF2A8" w:color="auto" w:val="clear"/>
+            <w:tcMar>
+              <w:top w:type="dxa" w:w="60"/>
+              <w:left w:type="dxa" w:w="90"/>
+              <w:bottom w:type="dxa" w:w="60"/>
+              <w:right w:type="dxa" w:w="90"/>
+            </w:tcMar>
+          </w:tcPr>
+          <w:p>
+            <w:pPr>
+              <w:spacing w:after="40" w:line="240"/>
+              <w:jc w:val="left"/>
+            </w:pPr>
+            <w:r>
+              <w:rPr>
+                <w:rFonts w:ascii="Arial" w:cs="Arial" w:eastAsia="Arial" w:hAnsi="Arial"/>
+                <w:b w:val="false"/>
+                <w:bCs w:val="false"/>
+                <w:sz w:val="15"/>
+                <w:szCs w:val="15"/>
+              </w:rPr>
+              <w:t xml:space="preserve">Interpretación</w:t>
             </w:r>
           </w:p>
         </w:tc>
@@ -12791,7 +12816,7 @@
                 <w:sz w:val="15"/>
                 <w:szCs w:val="15"/>
               </w:rPr>
-              <w:t xml:space="preserve">El orden de las cifras se lee al revés: parece que Oralidad tiene 32,1 %, cuando tiene 25,0 %.</w:t>
+              <w:t xml:space="preserve">Mezcla la muestra (grupo Oralidad, 80 expedientes) con la serie anual de 2024 (328 sentencias). En la muestra, la confirmación es del 1,2 % y el 1,3 % (Tabla 5). El propio Cap. VI («Alcance de las bases de comparación») prohíbe combinar ambas bases.</w:t>
             </w:r>
           </w:p>
         </w:tc>
@@ -12824,7 +12849,7 @@
                 <w:sz w:val="15"/>
                 <w:szCs w:val="15"/>
               </w:rPr>
-              <w:t xml:space="preserve">Tabla 6.</w:t>
+              <w:t xml:space="preserve">Cap. VI, «Alcance de las bases de comparación», y Tabla 5.</w:t>
             </w:r>
           </w:p>
         </w:tc>
@@ -12857,7 +12882,7 @@
                 <w:sz w:val="15"/>
                 <w:szCs w:val="15"/>
               </w:rPr>
-              <w:t xml:space="preserve">«…es menos frecuente en el grupo Oralidad (25,0 % frente a 32,1 %)…»</w:t>
+              <w:t xml:space="preserve">«En el grupo Oralidad se observa mayor concentración; por su parte, la serie anual de 2024 registra una mayor proporción de confirmaciones que la de 2018 (72,6 % frente a 65,5 %).»</w:t>
             </w:r>
           </w:p>
         </w:tc>
@@ -12928,7 +12953,7 @@
                 <w:sz w:val="15"/>
                 <w:szCs w:val="15"/>
               </w:rPr>
-              <w:t xml:space="preserve">Cap. VII, 2.8, último párrafo</w:t>
+              <w:t xml:space="preserve">Cap. VII, 2.7, cuarto párrafo</w:t>
             </w:r>
           </w:p>
         </w:tc>
@@ -12995,7 +13020,7 @@
                 <w:sz w:val="15"/>
                 <w:szCs w:val="15"/>
               </w:rPr>
-              <w:t xml:space="preserve">Chiovenda, Cappelletti, Palomo Vélez y Cavani no se discuten en este Cap. VII; solo aparecen en el archivo DISCUSIÓN.</w:t>
+              <w:t xml:space="preserve">El orden de las cifras se lee al revés: parece que Oralidad tiene 32,1 %, cuando tiene 25,0 %.</w:t>
             </w:r>
           </w:p>
         </w:tc>
@@ -13028,7 +13053,7 @@
                 <w:sz w:val="15"/>
                 <w:szCs w:val="15"/>
               </w:rPr>
-              <w:t xml:space="preserve">Contenido de este mismo Cap. VII.</w:t>
+              <w:t xml:space="preserve">Tabla 6.</w:t>
             </w:r>
           </w:p>
         </w:tc>
@@ -13061,7 +13086,7 @@
                 <w:sz w:val="15"/>
                 <w:szCs w:val="15"/>
               </w:rPr>
-              <w:t xml:space="preserve">Se resuelve al unificar la Discusión (R-08). Si se mantiene este Cap. VII, citar solo a los autores efectivamente discutidos.</w:t>
+              <w:t xml:space="preserve">«…es menos frecuente en el grupo Oralidad (25,0 % frente a 32,1 %)…»</w:t>
             </w:r>
           </w:p>
         </w:tc>
@@ -13132,7 +13157,7 @@
                 <w:sz w:val="15"/>
                 <w:szCs w:val="15"/>
               </w:rPr>
-              <w:t xml:space="preserve">2.9, Matriz integradora de Denzin</w:t>
+              <w:t xml:space="preserve">Cap. VII, 2.8, último párrafo</w:t>
             </w:r>
           </w:p>
         </w:tc>
@@ -13199,7 +13224,7 @@
                 <w:sz w:val="15"/>
                 <w:szCs w:val="15"/>
               </w:rPr>
-              <w:t xml:space="preserve">La matriz no tiene número ni título de tabla. APORTES la cita como «Tabla 15» y cita además las Tablas 7, 9, 10, 13 y 14, que no existen en el Cap. VI.</w:t>
+              <w:t xml:space="preserve">Chiovenda, Cappelletti, Palomo Vélez y Cavani no se discuten en este Cap. VII; solo aparecen en el archivo DISCUSIÓN.</w:t>
             </w:r>
           </w:p>
         </w:tc>
@@ -13232,7 +13257,7 @@
                 <w:sz w:val="15"/>
                 <w:szCs w:val="15"/>
               </w:rPr>
-              <w:t xml:space="preserve">Archivo APORTES (§ 1, 2, 3, 5 y 8).</w:t>
+              <w:t xml:space="preserve">Contenido de este mismo Cap. VII.</w:t>
             </w:r>
           </w:p>
         </w:tc>
@@ -13265,44 +13290,7 @@
                 <w:sz w:val="15"/>
                 <w:szCs w:val="15"/>
               </w:rPr>
-              <w:t xml:space="preserve">Numerarla correlativamente (p. ej., Tabla 7 = duración, si se añade; Tabla 8 = comprobación de la hipótesis; Tabla 9 = matriz de Denzin) y actualizar todas las remisiones en Aportes.</w:t>
-            </w:r>
-          </w:p>
-        </w:tc>
-      </w:tr>
-      <w:tr>
-        <w:tc>
-          <w:tcPr>
-            <w:tcW w:type="dxa" w:w="14570"/>
-            <w:gridSpan w:val="6"/>
-            <w:tcBorders>
-              <w:top w:val="single" w:color="BFBFBF" w:sz="4"/>
-              <w:left w:val="single" w:color="BFBFBF" w:sz="4"/>
-              <w:bottom w:val="single" w:color="BFBFBF" w:sz="4"/>
-              <w:right w:val="single" w:color="BFBFBF" w:sz="4"/>
-            </w:tcBorders>
-            <w:shd w:fill="F2F2F2" w:color="auto" w:val="clear"/>
-            <w:tcMar>
-              <w:top w:type="dxa" w:w="60"/>
-              <w:left w:type="dxa" w:w="90"/>
-              <w:bottom w:type="dxa" w:w="60"/>
-              <w:right w:type="dxa" w:w="90"/>
-            </w:tcMar>
-          </w:tcPr>
-          <w:p>
-            <w:pPr>
-              <w:spacing w:after="40" w:line="240"/>
-              <w:jc w:val="left"/>
-            </w:pPr>
-            <w:r>
-              <w:rPr>
-                <w:rFonts w:ascii="Arial" w:cs="Arial" w:eastAsia="Arial" w:hAnsi="Arial"/>
-                <w:b/>
-                <w:bCs/>
-                <w:sz w:val="15"/>
-                <w:szCs w:val="15"/>
-              </w:rPr>
-              <w:t xml:space="preserve">DISCUSIÓN (final 4, «Capítulo V») — archivo MARCADO_DISCUSION_JUAN_QUISPE_LEON_final_4.docx</w:t>
+              <w:t xml:space="preserve">Se resuelve al unificar la Discusión (R-09). Si se mantiene este Cap. VII, citar solo a los autores efectivamente discutidos.</w:t>
             </w:r>
           </w:p>
         </w:tc>
@@ -13340,7 +13328,7 @@
                 <w:sz w:val="15"/>
                 <w:szCs w:val="15"/>
               </w:rPr>
-              <w:t xml:space="preserve">D-01</w:t>
+              <w:t xml:space="preserve">R-16</w:t>
             </w:r>
           </w:p>
         </w:tc>
@@ -13373,7 +13361,7 @@
                 <w:sz w:val="15"/>
                 <w:szCs w:val="15"/>
               </w:rPr>
-              <w:t xml:space="preserve">Encabezado «CAPÍTULO V»</w:t>
+              <w:t xml:space="preserve">2.9, Matriz integradora de Denzin</w:t>
             </w:r>
           </w:p>
         </w:tc>
@@ -13440,7 +13428,7 @@
                 <w:sz w:val="15"/>
                 <w:szCs w:val="15"/>
               </w:rPr>
-              <w:t xml:space="preserve">La Discusión se rotula Capítulo V, pero en 5.1 remite a los resultados «presentados en el Capítulo VI»: la discusión quedaría antes que los resultados. El archivo RESULTADOS numera Resultados = Cap. VI y Discusión = Cap. VII. Además, 5.3.3 remite a un apartado «7.4» que no existe.</w:t>
+              <w:t xml:space="preserve">La matriz no tiene número ni título de tabla. APORTES la cita como «Tabla 15» y cita además las Tablas 7, 9, 10, 13 y 14, que no existen en el Cap. VI.</w:t>
             </w:r>
           </w:p>
         </w:tc>
@@ -13473,7 +13461,7 @@
                 <w:sz w:val="15"/>
                 <w:szCs w:val="15"/>
               </w:rPr>
-              <w:t xml:space="preserve">Archivo RESULTADOS (Cap. VI y VII).</w:t>
+              <w:t xml:space="preserve">Archivo APORTES (§ 1, 2, 3, 5 y 8).</w:t>
             </w:r>
           </w:p>
         </w:tc>
@@ -13506,7 +13494,44 @@
                 <w:sz w:val="15"/>
                 <w:szCs w:val="15"/>
               </w:rPr>
-              <w:t xml:space="preserve">Rotular «CAPÍTULO VII» y renumerar 5.1–5.5 como 7.1–7.5 (o ajustar al índice definitivo). Eliminar el Cap. VII duplicado del archivo RESULTADOS (R-08).</w:t>
+              <w:t xml:space="preserve">Numerarla correlativamente (p. ej., Tabla 7 = duración, si se añade; Tabla 8 = comprobación de la hipótesis; Tabla 9 = matriz de Denzin) y actualizar todas las remisiones en Aportes.</w:t>
+            </w:r>
+          </w:p>
+        </w:tc>
+      </w:tr>
+      <w:tr>
+        <w:tc>
+          <w:tcPr>
+            <w:tcW w:type="dxa" w:w="14570"/>
+            <w:gridSpan w:val="6"/>
+            <w:tcBorders>
+              <w:top w:val="single" w:color="BFBFBF" w:sz="4"/>
+              <w:left w:val="single" w:color="BFBFBF" w:sz="4"/>
+              <w:bottom w:val="single" w:color="BFBFBF" w:sz="4"/>
+              <w:right w:val="single" w:color="BFBFBF" w:sz="4"/>
+            </w:tcBorders>
+            <w:shd w:fill="F2F2F2" w:color="auto" w:val="clear"/>
+            <w:tcMar>
+              <w:top w:type="dxa" w:w="60"/>
+              <w:left w:type="dxa" w:w="90"/>
+              <w:bottom w:type="dxa" w:w="60"/>
+              <w:right w:type="dxa" w:w="90"/>
+            </w:tcMar>
+          </w:tcPr>
+          <w:p>
+            <w:pPr>
+              <w:spacing w:after="40" w:line="240"/>
+              <w:jc w:val="left"/>
+            </w:pPr>
+            <w:r>
+              <w:rPr>
+                <w:rFonts w:ascii="Arial" w:cs="Arial" w:eastAsia="Arial" w:hAnsi="Arial"/>
+                <w:b/>
+                <w:bCs/>
+                <w:sz w:val="15"/>
+                <w:szCs w:val="15"/>
+              </w:rPr>
+              <w:t xml:space="preserve">DISCUSIÓN (final 4, «Capítulo V») — archivo MARCADO_DISCUSION_JUAN_QUISPE_LEON_final_4.docx</w:t>
             </w:r>
           </w:p>
         </w:tc>
@@ -13544,7 +13569,7 @@
                 <w:sz w:val="15"/>
                 <w:szCs w:val="15"/>
               </w:rPr>
-              <w:t xml:space="preserve">D-02</w:t>
+              <w:t xml:space="preserve">D-01</w:t>
             </w:r>
           </w:p>
         </w:tc>
@@ -13577,7 +13602,7 @@
                 <w:sz w:val="15"/>
                 <w:szCs w:val="15"/>
               </w:rPr>
-              <w:t xml:space="preserve">5.2.1, primer párrafo</w:t>
+              <w:t xml:space="preserve">Encabezado «CAPÍTULO V»</w:t>
             </w:r>
           </w:p>
         </w:tc>
@@ -13590,28 +13615,28 @@
               <w:bottom w:val="single" w:color="BFBFBF" w:sz="4"/>
               <w:right w:val="single" w:color="BFBFBF" w:sz="4"/>
             </w:tcBorders>
-            <w:shd w:fill="FFF2A8" w:color="auto" w:val="clear"/>
-            <w:tcMar>
-              <w:top w:type="dxa" w:w="60"/>
-              <w:left w:type="dxa" w:w="90"/>
-              <w:bottom w:type="dxa" w:w="60"/>
-              <w:right w:type="dxa" w:w="90"/>
-            </w:tcMar>
-          </w:tcPr>
-          <w:p>
-            <w:pPr>
-              <w:spacing w:after="40" w:line="240"/>
-              <w:jc w:val="left"/>
-            </w:pPr>
-            <w:r>
-              <w:rPr>
-                <w:rFonts w:ascii="Arial" w:cs="Arial" w:eastAsia="Arial" w:hAnsi="Arial"/>
-                <w:b w:val="false"/>
-                <w:bCs w:val="false"/>
-                <w:sz w:val="15"/>
-                <w:szCs w:val="15"/>
-              </w:rPr>
-              <w:t xml:space="preserve">Interpretación</w:t>
+            <w:shd w:fill="C4F0F0" w:color="auto" w:val="clear"/>
+            <w:tcMar>
+              <w:top w:type="dxa" w:w="60"/>
+              <w:left w:type="dxa" w:w="90"/>
+              <w:bottom w:type="dxa" w:w="60"/>
+              <w:right w:type="dxa" w:w="90"/>
+            </w:tcMar>
+          </w:tcPr>
+          <w:p>
+            <w:pPr>
+              <w:spacing w:after="40" w:line="240"/>
+              <w:jc w:val="left"/>
+            </w:pPr>
+            <w:r>
+              <w:rPr>
+                <w:rFonts w:ascii="Arial" w:cs="Arial" w:eastAsia="Arial" w:hAnsi="Arial"/>
+                <w:b w:val="false"/>
+                <w:bCs w:val="false"/>
+                <w:sz w:val="15"/>
+                <w:szCs w:val="15"/>
+              </w:rPr>
+              <w:t xml:space="preserve">Forma</w:t>
             </w:r>
           </w:p>
         </w:tc>
@@ -13644,7 +13669,7 @@
                 <w:sz w:val="15"/>
                 <w:szCs w:val="15"/>
               </w:rPr>
-              <w:t xml:space="preserve">Las convenciones probatorias no varían (0,0 % y 0,0 %), así que en ese indicador no hay «tendencia de mejora».</w:t>
+              <w:t xml:space="preserve">La Discusión se rotula Capítulo V, pero en 5.1 remite a los resultados «presentados en el Capítulo VI»: la discusión quedaría antes que los resultados. El archivo RESULTADOS numera Resultados = Cap. VI y Discusión = Cap. VII. Además, 5.3.3 remite a un apartado «7.4» que no existe.</w:t>
             </w:r>
           </w:p>
         </w:tc>
@@ -13677,7 +13702,7 @@
                 <w:sz w:val="15"/>
                 <w:szCs w:val="15"/>
               </w:rPr>
-              <w:t xml:space="preserve">Tabla 4 del Cap. VI.</w:t>
+              <w:t xml:space="preserve">Archivo RESULTADOS (Cap. VI y VII).</w:t>
             </w:r>
           </w:p>
         </w:tc>
@@ -13710,7 +13735,7 @@
                 <w:sz w:val="15"/>
                 <w:szCs w:val="15"/>
               </w:rPr>
-              <w:t xml:space="preserve">«…presentan diferencias considerablemente menores o nulas (las convenciones probatorias no se registran en ningún grupo).»</w:t>
+              <w:t xml:space="preserve">Rotular «CAPÍTULO VII» y renumerar 5.1–5.5 como 7.1–7.5 (o ajustar al índice definitivo). Eliminar el Cap. VII duplicado del archivo RESULTADOS (R-09).</w:t>
             </w:r>
           </w:p>
         </w:tc>
@@ -13748,7 +13773,7 @@
                 <w:sz w:val="15"/>
                 <w:szCs w:val="15"/>
               </w:rPr>
-              <w:t xml:space="preserve">D-03</w:t>
+              <w:t xml:space="preserve">D-02</w:t>
             </w:r>
           </w:p>
         </w:tc>
@@ -13781,7 +13806,7 @@
                 <w:sz w:val="15"/>
                 <w:szCs w:val="15"/>
               </w:rPr>
-              <w:t xml:space="preserve">Tabla 5.1</w:t>
+              <w:t xml:space="preserve">5.2.1, primer párrafo</w:t>
             </w:r>
           </w:p>
         </w:tc>
@@ -13794,28 +13819,28 @@
               <w:bottom w:val="single" w:color="BFBFBF" w:sz="4"/>
               <w:right w:val="single" w:color="BFBFBF" w:sz="4"/>
             </w:tcBorders>
-            <w:shd w:fill="C4F0F0" w:color="auto" w:val="clear"/>
-            <w:tcMar>
-              <w:top w:type="dxa" w:w="60"/>
-              <w:left w:type="dxa" w:w="90"/>
-              <w:bottom w:type="dxa" w:w="60"/>
-              <w:right w:type="dxa" w:w="90"/>
-            </w:tcMar>
-          </w:tcPr>
-          <w:p>
-            <w:pPr>
-              <w:spacing w:after="40" w:line="240"/>
-              <w:jc w:val="left"/>
-            </w:pPr>
-            <w:r>
-              <w:rPr>
-                <w:rFonts w:ascii="Arial" w:cs="Arial" w:eastAsia="Arial" w:hAnsi="Arial"/>
-                <w:b w:val="false"/>
-                <w:bCs w:val="false"/>
-                <w:sz w:val="15"/>
-                <w:szCs w:val="15"/>
-              </w:rPr>
-              <w:t xml:space="preserve">Forma</w:t>
+            <w:shd w:fill="FFF2A8" w:color="auto" w:val="clear"/>
+            <w:tcMar>
+              <w:top w:type="dxa" w:w="60"/>
+              <w:left w:type="dxa" w:w="90"/>
+              <w:bottom w:type="dxa" w:w="60"/>
+              <w:right w:type="dxa" w:w="90"/>
+            </w:tcMar>
+          </w:tcPr>
+          <w:p>
+            <w:pPr>
+              <w:spacing w:after="40" w:line="240"/>
+              <w:jc w:val="left"/>
+            </w:pPr>
+            <w:r>
+              <w:rPr>
+                <w:rFonts w:ascii="Arial" w:cs="Arial" w:eastAsia="Arial" w:hAnsi="Arial"/>
+                <w:b w:val="false"/>
+                <w:bCs w:val="false"/>
+                <w:sz w:val="15"/>
+                <w:szCs w:val="15"/>
+              </w:rPr>
+              <w:t xml:space="preserve">Interpretación</w:t>
             </w:r>
           </w:p>
         </w:tc>
@@ -13848,7 +13873,7 @@
                 <w:sz w:val="15"/>
                 <w:szCs w:val="15"/>
               </w:rPr>
-              <w:t xml:space="preserve">El texto cita «(Tabla 4)» y a continuación reproduce los mismos datos como «Tabla 5.1». Esa numeración no existe en el Cap. VI (Tablas 1–6) y la tabla perdió su nota de fuente.</w:t>
+              <w:t xml:space="preserve">Las convenciones probatorias no varían (0,0 % y 0,0 %), así que en ese indicador no hay «tendencia de mejora».</w:t>
             </w:r>
           </w:p>
         </w:tc>
@@ -13914,7 +13939,7 @@
                 <w:sz w:val="15"/>
                 <w:szCs w:val="15"/>
               </w:rPr>
-              <w:t xml:space="preserve">Suprimir la Tabla 5.1 y remitir a la Tabla 4 (la discusión no debe reiterar tablas). Si se conserva, numerarla como Tabla 4 y reponer la nota: «Recuentos de respuestas «SÍ»… Convenciones probatorias: un registro «PARCIAL» en Oralidad, no computado.»</w:t>
+              <w:t xml:space="preserve">«…presentan diferencias considerablemente menores o nulas (las convenciones probatorias no se registran en ningún grupo).»</w:t>
             </w:r>
           </w:p>
         </w:tc>
@@ -13952,7 +13977,7 @@
                 <w:sz w:val="15"/>
                 <w:szCs w:val="15"/>
               </w:rPr>
-              <w:t xml:space="preserve">D-04</w:t>
+              <w:t xml:space="preserve">D-03</w:t>
             </w:r>
           </w:p>
         </w:tc>
@@ -13985,7 +14010,7 @@
                 <w:sz w:val="15"/>
                 <w:szCs w:val="15"/>
               </w:rPr>
-              <w:t xml:space="preserve">5.2.2, primer párrafo</w:t>
+              <w:t xml:space="preserve">Tabla 5.1</w:t>
             </w:r>
           </w:p>
         </w:tc>
@@ -14052,7 +14077,7 @@
                 <w:sz w:val="15"/>
                 <w:szCs w:val="15"/>
               </w:rPr>
-              <w:t xml:space="preserve">La oración está incompleta (falta el verbo). Además, Aportes cita los «artículos II y V».</w:t>
+              <w:t xml:space="preserve">El texto cita «(Tabla 4)» y a continuación reproduce los mismos datos como «Tabla 5.1». Esa numeración no existe en el Cap. VI (Tablas 1–6) y la tabla perdió su nota de fuente.</w:t>
             </w:r>
           </w:p>
         </w:tc>
@@ -14085,7 +14110,7 @@
                 <w:sz w:val="15"/>
                 <w:szCs w:val="15"/>
               </w:rPr>
-              <w:t xml:space="preserve">Archivo APORTES, § 3 y 4.</w:t>
+              <w:t xml:space="preserve">Tabla 4 del Cap. VI.</w:t>
             </w:r>
           </w:p>
         </w:tc>
@@ -14118,7 +14143,7 @@
                 <w:sz w:val="15"/>
                 <w:szCs w:val="15"/>
               </w:rPr>
-              <w:t xml:space="preserve">«…el de los principios rectores del proceso civil: los artículos II y V del Título Preliminar del Código Procesal Civil consagran la dirección e impulso de oficio, la inmediación, la concentración y la economía procesal.»</w:t>
+              <w:t xml:space="preserve">Suprimir la Tabla 5.1 y remitir a la Tabla 4 (la discusión no debe reiterar tablas). Si se conserva, numerarla como Tabla 4 y reponer la nota: «Recuentos de respuestas «SÍ»… Convenciones probatorias: un registro «PARCIAL» en Oralidad, no computado.»</w:t>
             </w:r>
           </w:p>
         </w:tc>
@@ -14156,7 +14181,7 @@
                 <w:sz w:val="15"/>
                 <w:szCs w:val="15"/>
               </w:rPr>
-              <w:t xml:space="preserve">D-05</w:t>
+              <w:t xml:space="preserve">D-04</w:t>
             </w:r>
           </w:p>
         </w:tc>
@@ -14189,7 +14214,7 @@
                 <w:sz w:val="15"/>
                 <w:szCs w:val="15"/>
               </w:rPr>
-              <w:t xml:space="preserve">5.2.2, segundo párrafo</w:t>
+              <w:t xml:space="preserve">5.2.2, primer párrafo</w:t>
             </w:r>
           </w:p>
         </w:tc>
@@ -14202,28 +14227,28 @@
               <w:bottom w:val="single" w:color="BFBFBF" w:sz="4"/>
               <w:right w:val="single" w:color="BFBFBF" w:sz="4"/>
             </w:tcBorders>
-            <w:shd w:fill="FFF2A8" w:color="auto" w:val="clear"/>
-            <w:tcMar>
-              <w:top w:type="dxa" w:w="60"/>
-              <w:left w:type="dxa" w:w="90"/>
-              <w:bottom w:type="dxa" w:w="60"/>
-              <w:right w:type="dxa" w:w="90"/>
-            </w:tcMar>
-          </w:tcPr>
-          <w:p>
-            <w:pPr>
-              <w:spacing w:after="40" w:line="240"/>
-              <w:jc w:val="left"/>
-            </w:pPr>
-            <w:r>
-              <w:rPr>
-                <w:rFonts w:ascii="Arial" w:cs="Arial" w:eastAsia="Arial" w:hAnsi="Arial"/>
-                <w:b w:val="false"/>
-                <w:bCs w:val="false"/>
-                <w:sz w:val="15"/>
-                <w:szCs w:val="15"/>
-              </w:rPr>
-              <w:t xml:space="preserve">Interpretación</w:t>
+            <w:shd w:fill="C4F0F0" w:color="auto" w:val="clear"/>
+            <w:tcMar>
+              <w:top w:type="dxa" w:w="60"/>
+              <w:left w:type="dxa" w:w="90"/>
+              <w:bottom w:type="dxa" w:w="60"/>
+              <w:right w:type="dxa" w:w="90"/>
+            </w:tcMar>
+          </w:tcPr>
+          <w:p>
+            <w:pPr>
+              <w:spacing w:after="40" w:line="240"/>
+              <w:jc w:val="left"/>
+            </w:pPr>
+            <w:r>
+              <w:rPr>
+                <w:rFonts w:ascii="Arial" w:cs="Arial" w:eastAsia="Arial" w:hAnsi="Arial"/>
+                <w:b w:val="false"/>
+                <w:bCs w:val="false"/>
+                <w:sz w:val="15"/>
+                <w:szCs w:val="15"/>
+              </w:rPr>
+              <w:t xml:space="preserve">Forma</w:t>
             </w:r>
           </w:p>
         </w:tc>
@@ -14256,7 +14281,7 @@
                 <w:sz w:val="15"/>
                 <w:szCs w:val="15"/>
               </w:rPr>
-              <w:t xml:space="preserve">Afirma una causalidad («demuestra… es un producto») que Resultados descarta expresamente. Tiene además un error de redacción: «El segundo bloque, La R. A.…».</w:t>
+              <w:t xml:space="preserve">La oración está incompleta (falta el verbo). Además, Aportes cita los «artículos II y V».</w:t>
             </w:r>
           </w:p>
         </w:tc>
@@ -14289,7 +14314,7 @@
                 <w:sz w:val="15"/>
                 <w:szCs w:val="15"/>
               </w:rPr>
-              <w:t xml:space="preserve">Cap. VI, 1.1 («no permite atribuir causalidad exclusiva a las resoluciones administrativas») y Cap. VII, 2.1 del archivo RESULTADOS.</w:t>
+              <w:t xml:space="preserve">Archivo APORTES, § 3 y 4.</w:t>
             </w:r>
           </w:p>
         </w:tc>
@@ -14322,7 +14347,7 @@
                 <w:sz w:val="15"/>
                 <w:szCs w:val="15"/>
               </w:rPr>
-              <w:t xml:space="preserve">«El segundo bloque lo integran la R. A. N.° 312-2018-CE-PJ… Confrontado el hallazgo con este marco, la evidencia es compatible con que la concentración procesal responda a la gestión judicial del módulo más que a un cambio normativo…»</w:t>
+              <w:t xml:space="preserve">«…el de los principios rectores del proceso civil: los artículos II y V del Título Preliminar del Código Procesal Civil consagran la dirección e impulso de oficio, la inmediación, la concentración y la economía procesal.»</w:t>
             </w:r>
           </w:p>
         </w:tc>
@@ -14360,7 +14385,7 @@
                 <w:sz w:val="15"/>
                 <w:szCs w:val="15"/>
               </w:rPr>
-              <w:t xml:space="preserve">D-06</w:t>
+              <w:t xml:space="preserve">D-05</w:t>
             </w:r>
           </w:p>
         </w:tc>
@@ -14393,7 +14418,7 @@
                 <w:sz w:val="15"/>
                 <w:szCs w:val="15"/>
               </w:rPr>
-              <w:t xml:space="preserve">5.2.3, tercer párrafo (Alarcón y Barba)</w:t>
+              <w:t xml:space="preserve">5.2.2, segundo párrafo</w:t>
             </w:r>
           </w:p>
         </w:tc>
@@ -14460,7 +14485,7 @@
                 <w:sz w:val="15"/>
                 <w:szCs w:val="15"/>
               </w:rPr>
-              <w:t xml:space="preserve">Atribuye la baja frecuencia de convenciones a la defensa técnica sin que haya un dato que lo sustente (misma idea en 5.2.1: «aquello que requiere el concurso activo de la defensa técnica»).</w:t>
+              <w:t xml:space="preserve">Afirma una causalidad («demuestra… es un producto») que Resultados descarta expresamente. Tiene además un error de redacción: «El segundo bloque, La R. A.…».</w:t>
             </w:r>
           </w:p>
         </w:tc>
@@ -14493,7 +14518,7 @@
                 <w:sz w:val="15"/>
                 <w:szCs w:val="15"/>
               </w:rPr>
-              <w:t xml:space="preserve">Cap. VII, 2.1 y 2.4 (RESULTADOS): «no bastan para imputar falta de colaboración a los abogados ni descartar dificultades de diseño».</w:t>
+              <w:t xml:space="preserve">Cap. VI, 1.1 («no permite atribuir causalidad exclusiva a las resoluciones administrativas») y Cap. VII, 2.1 del archivo RESULTADOS.</w:t>
             </w:r>
           </w:p>
         </w:tc>
@@ -14526,7 +14551,7 @@
                 <w:sz w:val="15"/>
                 <w:szCs w:val="15"/>
               </w:rPr>
-              <w:t xml:space="preserve">«…lo que es compatible con que las prácticas que requieren acuerdo de las partes avancen menos, aunque la diferencia también puede responder a la materia de la controversia y a la forma de documentar la audiencia.»</w:t>
+              <w:t xml:space="preserve">«El segundo bloque lo integran la R. A. N.° 312-2018-CE-PJ… Confrontado el hallazgo con este marco, la evidencia es compatible con que la concentración procesal responda a la gestión judicial del módulo más que a un cambio normativo…»</w:t>
             </w:r>
           </w:p>
         </w:tc>
@@ -14564,7 +14589,7 @@
                 <w:sz w:val="15"/>
                 <w:szCs w:val="15"/>
               </w:rPr>
-              <w:t xml:space="preserve">D-07</w:t>
+              <w:t xml:space="preserve">D-06</w:t>
             </w:r>
           </w:p>
         </w:tc>
@@ -14597,7 +14622,7 @@
                 <w:sz w:val="15"/>
                 <w:szCs w:val="15"/>
               </w:rPr>
-              <w:t xml:space="preserve">5.2.4, primer párrafo</w:t>
+              <w:t xml:space="preserve">5.2.3, tercer párrafo (Alarcón y Barba)</w:t>
             </w:r>
           </w:p>
         </w:tc>
@@ -14610,28 +14635,28 @@
               <w:bottom w:val="single" w:color="BFBFBF" w:sz="4"/>
               <w:right w:val="single" w:color="BFBFBF" w:sz="4"/>
             </w:tcBorders>
-            <w:shd w:fill="F9CCF2" w:color="auto" w:val="clear"/>
-            <w:tcMar>
-              <w:top w:type="dxa" w:w="60"/>
-              <w:left w:type="dxa" w:w="90"/>
-              <w:bottom w:type="dxa" w:w="60"/>
-              <w:right w:type="dxa" w:w="90"/>
-            </w:tcMar>
-          </w:tcPr>
-          <w:p>
-            <w:pPr>
-              <w:spacing w:after="40" w:line="240"/>
-              <w:jc w:val="left"/>
-            </w:pPr>
-            <w:r>
-              <w:rPr>
-                <w:rFonts w:ascii="Arial" w:cs="Arial" w:eastAsia="Arial" w:hAnsi="Arial"/>
-                <w:b w:val="false"/>
-                <w:bCs w:val="false"/>
-                <w:sz w:val="15"/>
-                <w:szCs w:val="15"/>
-              </w:rPr>
-              <w:t xml:space="preserve">Cifra</w:t>
+            <w:shd w:fill="FFF2A8" w:color="auto" w:val="clear"/>
+            <w:tcMar>
+              <w:top w:type="dxa" w:w="60"/>
+              <w:left w:type="dxa" w:w="90"/>
+              <w:bottom w:type="dxa" w:w="60"/>
+              <w:right w:type="dxa" w:w="90"/>
+            </w:tcMar>
+          </w:tcPr>
+          <w:p>
+            <w:pPr>
+              <w:spacing w:after="40" w:line="240"/>
+              <w:jc w:val="left"/>
+            </w:pPr>
+            <w:r>
+              <w:rPr>
+                <w:rFonts w:ascii="Arial" w:cs="Arial" w:eastAsia="Arial" w:hAnsi="Arial"/>
+                <w:b w:val="false"/>
+                <w:bCs w:val="false"/>
+                <w:sz w:val="15"/>
+                <w:szCs w:val="15"/>
+              </w:rPr>
+              <w:t xml:space="preserve">Interpretación</w:t>
             </w:r>
           </w:p>
         </w:tc>
@@ -14664,7 +14689,7 @@
                 <w:sz w:val="15"/>
                 <w:szCs w:val="15"/>
               </w:rPr>
-              <w:t xml:space="preserve">Según la Tabla 4, 69 de 87 expedientes Tradicionales (no 61) carecen de concentración acreditada. Ver R-10.</w:t>
+              <w:t xml:space="preserve">Atribuye la baja frecuencia de convenciones a la defensa técnica sin que haya un dato que lo sustente (misma idea en 5.2.1: «aquello que requiere el concurso activo de la defensa técnica»).</w:t>
             </w:r>
           </w:p>
         </w:tc>
@@ -14697,7 +14722,7 @@
                 <w:sz w:val="15"/>
                 <w:szCs w:val="15"/>
               </w:rPr>
-              <w:t xml:space="preserve">Tabla 4 del Cap. VI.</w:t>
+              <w:t xml:space="preserve">Cap. VII, 2.1 y 2.4 (RESULTADOS): «no bastan para imputar falta de colaboración a los abogados ni descartar dificultades de diseño».</w:t>
             </w:r>
           </w:p>
         </w:tc>
@@ -14730,7 +14755,7 @@
                 <w:sz w:val="15"/>
                 <w:szCs w:val="15"/>
               </w:rPr>
-              <w:t xml:space="preserve">Usar la cifra verificada en la base (R-10): «(sesenta y nueve de ochenta y siete expedientes sin concentración acreditada)…».</w:t>
+              <w:t xml:space="preserve">«…lo que es compatible con que las prácticas que requieren acuerdo de las partes avancen menos, aunque la diferencia también puede responder a la materia de la controversia y a la forma de documentar la audiencia.»</w:t>
             </w:r>
           </w:p>
         </w:tc>
@@ -14768,7 +14793,7 @@
                 <w:sz w:val="15"/>
                 <w:szCs w:val="15"/>
               </w:rPr>
-              <w:t xml:space="preserve">D-08</w:t>
+              <w:t xml:space="preserve">D-07</w:t>
             </w:r>
           </w:p>
         </w:tc>
@@ -14801,7 +14826,7 @@
                 <w:sz w:val="15"/>
                 <w:szCs w:val="15"/>
               </w:rPr>
-              <w:t xml:space="preserve">5.2.4, segundo párrafo (Peñaherrera)</w:t>
+              <w:t xml:space="preserve">5.2.4, primer párrafo</w:t>
             </w:r>
           </w:p>
         </w:tc>
@@ -14814,28 +14839,28 @@
               <w:bottom w:val="single" w:color="BFBFBF" w:sz="4"/>
               <w:right w:val="single" w:color="BFBFBF" w:sz="4"/>
             </w:tcBorders>
-            <w:shd w:fill="FFF2A8" w:color="auto" w:val="clear"/>
-            <w:tcMar>
-              <w:top w:type="dxa" w:w="60"/>
-              <w:left w:type="dxa" w:w="90"/>
-              <w:bottom w:type="dxa" w:w="60"/>
-              <w:right w:type="dxa" w:w="90"/>
-            </w:tcMar>
-          </w:tcPr>
-          <w:p>
-            <w:pPr>
-              <w:spacing w:after="40" w:line="240"/>
-              <w:jc w:val="left"/>
-            </w:pPr>
-            <w:r>
-              <w:rPr>
-                <w:rFonts w:ascii="Arial" w:cs="Arial" w:eastAsia="Arial" w:hAnsi="Arial"/>
-                <w:b w:val="false"/>
-                <w:bCs w:val="false"/>
-                <w:sz w:val="15"/>
-                <w:szCs w:val="15"/>
-              </w:rPr>
-              <w:t xml:space="preserve">Interpretación</w:t>
+            <w:shd w:fill="F9CCF2" w:color="auto" w:val="clear"/>
+            <w:tcMar>
+              <w:top w:type="dxa" w:w="60"/>
+              <w:left w:type="dxa" w:w="90"/>
+              <w:bottom w:type="dxa" w:w="60"/>
+              <w:right w:type="dxa" w:w="90"/>
+            </w:tcMar>
+          </w:tcPr>
+          <w:p>
+            <w:pPr>
+              <w:spacing w:after="40" w:line="240"/>
+              <w:jc w:val="left"/>
+            </w:pPr>
+            <w:r>
+              <w:rPr>
+                <w:rFonts w:ascii="Arial" w:cs="Arial" w:eastAsia="Arial" w:hAnsi="Arial"/>
+                <w:b w:val="false"/>
+                <w:bCs w:val="false"/>
+                <w:sz w:val="15"/>
+                <w:szCs w:val="15"/>
+              </w:rPr>
+              <w:t xml:space="preserve">Cifra</w:t>
             </w:r>
           </w:p>
         </w:tc>
@@ -14868,7 +14893,7 @@
                 <w:sz w:val="15"/>
                 <w:szCs w:val="15"/>
               </w:rPr>
-              <w:t xml:space="preserve">«Coincidencia plena» excede lo que permite una comparación descriptiva, y la duración no figura en el Cap. VI (R-11).</w:t>
+              <w:t xml:space="preserve">Según la Tabla 4, 69 de 87 expedientes Tradicionales (no 61) carecen de concentración acreditada. Ver R-11.</w:t>
             </w:r>
           </w:p>
         </w:tc>
@@ -14901,7 +14926,7 @@
                 <w:sz w:val="15"/>
                 <w:szCs w:val="15"/>
               </w:rPr>
-              <w:t xml:space="preserve">Cap. VI (sin dato de duración) y Cap. VII, 2.4.</w:t>
+              <w:t xml:space="preserve">Tabla 4 del Cap. VI.</w:t>
             </w:r>
           </w:p>
         </w:tc>
@@ -14934,7 +14959,7 @@
                 <w:sz w:val="15"/>
                 <w:szCs w:val="15"/>
               </w:rPr>
-              <w:t xml:space="preserve">«Existe coincidencia: la concentración aumentó del 20,7 % al 71,3 %, pero las convenciones probatorias (0,0 %), la sentencia en audiencia (5,0 %) y la lectura oral del fallo (2,5 %) permanecieron como prácticas minoritarias.» (Añadir la duración solo si se incorpora su tabla.)</w:t>
+              <w:t xml:space="preserve">Usar la cifra verificada en la base (R-11): «(sesenta y nueve de ochenta y siete expedientes sin concentración acreditada)…».</w:t>
             </w:r>
           </w:p>
         </w:tc>
@@ -14972,7 +14997,7 @@
                 <w:sz w:val="15"/>
                 <w:szCs w:val="15"/>
               </w:rPr>
-              <w:t xml:space="preserve">D-09</w:t>
+              <w:t xml:space="preserve">D-08</w:t>
             </w:r>
           </w:p>
         </w:tc>
@@ -15005,7 +15030,7 @@
                 <w:sz w:val="15"/>
                 <w:szCs w:val="15"/>
               </w:rPr>
-              <w:t xml:space="preserve">5.2.4, tercer párrafo (Ríos, 2013)</w:t>
+              <w:t xml:space="preserve">5.2.4, segundo párrafo (Peñaherrera)</w:t>
             </w:r>
           </w:p>
         </w:tc>
@@ -15072,7 +15097,7 @@
                 <w:sz w:val="15"/>
                 <w:szCs w:val="15"/>
               </w:rPr>
-              <w:t xml:space="preserve">Contradice directamente la otra Discusión.</w:t>
+              <w:t xml:space="preserve">«Coincidencia plena» excede lo que permite una comparación descriptiva, y la duración no figura en el Cap. VI (R-12).</w:t>
             </w:r>
           </w:p>
         </w:tc>
@@ -15105,7 +15130,7 @@
                 <w:sz w:val="15"/>
                 <w:szCs w:val="15"/>
               </w:rPr>
-              <w:t xml:space="preserve">Cap. VII, 2.4 (RESULTADOS): «La coincidencia temática no permite descartar causas locales ni demostrar la persistencia de un mismo mecanismo causal entre países y períodos».</w:t>
+              <w:t xml:space="preserve">Cap. VI (sin dato de duración) y Cap. VII, 2.4.</w:t>
             </w:r>
           </w:p>
         </w:tc>
@@ -15138,7 +15163,7 @@
                 <w:sz w:val="15"/>
                 <w:szCs w:val="15"/>
               </w:rPr>
-              <w:t xml:space="preserve">«La coincidencia con un estudio de más de una década de antigüedad sugiere que el patrón no es exclusivo del módulo arequipeño, aunque no permite descartar causas locales ni demostrar un mismo mecanismo causal entre países y períodos.»</w:t>
+              <w:t xml:space="preserve">«Existe coincidencia: la concentración aumentó del 20,7 % al 71,3 %, pero las convenciones probatorias (0,0 %), la sentencia en audiencia (5,0 %) y la lectura oral del fallo (2,5 %) permanecieron como prácticas minoritarias.» (Añadir la duración solo si se incorpora su tabla.)</w:t>
             </w:r>
           </w:p>
         </w:tc>
@@ -15176,7 +15201,7 @@
                 <w:sz w:val="15"/>
                 <w:szCs w:val="15"/>
               </w:rPr>
-              <w:t xml:space="preserve">D-10</w:t>
+              <w:t xml:space="preserve">D-09</w:t>
             </w:r>
           </w:p>
         </w:tc>
@@ -15209,7 +15234,7 @@
                 <w:sz w:val="15"/>
                 <w:szCs w:val="15"/>
               </w:rPr>
-              <w:t xml:space="preserve">Numeración de 5.3</w:t>
+              <w:t xml:space="preserve">5.2.4, tercer párrafo (Ríos, 2013)</w:t>
             </w:r>
           </w:p>
         </w:tc>
@@ -15222,28 +15247,28 @@
               <w:bottom w:val="single" w:color="BFBFBF" w:sz="4"/>
               <w:right w:val="single" w:color="BFBFBF" w:sz="4"/>
             </w:tcBorders>
-            <w:shd w:fill="C4F0F0" w:color="auto" w:val="clear"/>
-            <w:tcMar>
-              <w:top w:type="dxa" w:w="60"/>
-              <w:left w:type="dxa" w:w="90"/>
-              <w:bottom w:type="dxa" w:w="60"/>
-              <w:right w:type="dxa" w:w="90"/>
-            </w:tcMar>
-          </w:tcPr>
-          <w:p>
-            <w:pPr>
-              <w:spacing w:after="40" w:line="240"/>
-              <w:jc w:val="left"/>
-            </w:pPr>
-            <w:r>
-              <w:rPr>
-                <w:rFonts w:ascii="Arial" w:cs="Arial" w:eastAsia="Arial" w:hAnsi="Arial"/>
-                <w:b w:val="false"/>
-                <w:bCs w:val="false"/>
-                <w:sz w:val="15"/>
-                <w:szCs w:val="15"/>
-              </w:rPr>
-              <w:t xml:space="preserve">Forma</w:t>
+            <w:shd w:fill="FFF2A8" w:color="auto" w:val="clear"/>
+            <w:tcMar>
+              <w:top w:type="dxa" w:w="60"/>
+              <w:left w:type="dxa" w:w="90"/>
+              <w:bottom w:type="dxa" w:w="60"/>
+              <w:right w:type="dxa" w:w="90"/>
+            </w:tcMar>
+          </w:tcPr>
+          <w:p>
+            <w:pPr>
+              <w:spacing w:after="40" w:line="240"/>
+              <w:jc w:val="left"/>
+            </w:pPr>
+            <w:r>
+              <w:rPr>
+                <w:rFonts w:ascii="Arial" w:cs="Arial" w:eastAsia="Arial" w:hAnsi="Arial"/>
+                <w:b w:val="false"/>
+                <w:bCs w:val="false"/>
+                <w:sz w:val="15"/>
+                <w:szCs w:val="15"/>
+              </w:rPr>
+              <w:t xml:space="preserve">Interpretación</w:t>
             </w:r>
           </w:p>
         </w:tc>
@@ -15276,7 +15301,7 @@
                 <w:sz w:val="15"/>
                 <w:szCs w:val="15"/>
               </w:rPr>
-              <w:t xml:space="preserve">La numeración salta de 5.3.1 a 5.3.3 (no existe 5.3.2). Además, 5.3 carece del apartado «Hallazgo y evidencia», aunque 5.1 anuncia esa secuencia para cada objetivo.</w:t>
+              <w:t xml:space="preserve">Contradice directamente la otra Discusión.</w:t>
             </w:r>
           </w:p>
         </w:tc>
@@ -15309,7 +15334,7 @@
                 <w:sz w:val="15"/>
                 <w:szCs w:val="15"/>
               </w:rPr>
-              <w:t xml:space="preserve">Estructura anunciada en 5.1 y seguida en 5.2.</w:t>
+              <w:t xml:space="preserve">Cap. VII, 2.4 (RESULTADOS): «La coincidencia temática no permite descartar causas locales ni demostrar la persistencia de un mismo mecanismo causal entre países y períodos».</w:t>
             </w:r>
           </w:p>
         </w:tc>
@@ -15342,7 +15367,7 @@
                 <w:sz w:val="15"/>
                 <w:szCs w:val="15"/>
               </w:rPr>
-              <w:t xml:space="preserve">Insertar «5.3.1. Hallazgo y evidencia» (síntesis de las Tablas 5 y 6: vicios de motivación 56,6 % y 57,7 %; e) 32,1 % → 25,0 %; d) 15,1 % → 28,8 %; omisión de valoración 3,8 % → 11,5 %) y renumerar: 5.3.2 normativa, 5.3.3 jurisprudencial, 5.3.4 doctrinal, 5.3.5 antecedentes.</w:t>
+              <w:t xml:space="preserve">«La coincidencia con un estudio de más de una década de antigüedad sugiere que el patrón no es exclusivo del módulo arequipeño, aunque no permite descartar causas locales ni demostrar un mismo mecanismo causal entre países y períodos.»</w:t>
             </w:r>
           </w:p>
         </w:tc>
@@ -15380,7 +15405,7 @@
                 <w:sz w:val="15"/>
                 <w:szCs w:val="15"/>
               </w:rPr>
-              <w:t xml:space="preserve">D-11</w:t>
+              <w:t xml:space="preserve">D-10</w:t>
             </w:r>
           </w:p>
         </w:tc>
@@ -15413,7 +15438,7 @@
                 <w:sz w:val="15"/>
                 <w:szCs w:val="15"/>
               </w:rPr>
-              <w:t xml:space="preserve">5.3.3, primer párrafo</w:t>
+              <w:t xml:space="preserve">Numeración de 5.3</w:t>
             </w:r>
           </w:p>
         </w:tc>
@@ -15480,7 +15505,7 @@
                 <w:sz w:val="15"/>
                 <w:szCs w:val="15"/>
               </w:rPr>
-              <w:t xml:space="preserve">La Tabla 6 aplica los supuestos a)–f) de la STC 00728-2008-PHC/TC: inexistencia o motivación aparente, falta de motivación interna, deficiencia en la motivación externa, motivación insuficiente, motivación sustancialmente incongruente y motivación cualificada. «Contradictoria» y «formularia» no son categorías del instrumento. En 5.3.1 se repite «aparente, insuficiente, contradictoria o formularia».</w:t>
+              <w:t xml:space="preserve">La numeración salta de 5.3.1 a 5.3.3 (no existe 5.3.2). Además, 5.3 carece del apartado «Hallazgo y evidencia», aunque 5.1 anuncia esa secuencia para cada objetivo.</w:t>
             </w:r>
           </w:p>
         </w:tc>
@@ -15513,7 +15538,7 @@
                 <w:sz w:val="15"/>
                 <w:szCs w:val="15"/>
               </w:rPr>
-              <w:t xml:space="preserve">Tabla 6 del Cap. VI.</w:t>
+              <w:t xml:space="preserve">Estructura anunciada en 5.1 y seguida en 5.2.</w:t>
             </w:r>
           </w:p>
         </w:tc>
@@ -15546,7 +15571,7 @@
                 <w:sz w:val="15"/>
                 <w:szCs w:val="15"/>
               </w:rPr>
-              <w:t xml:space="preserve">Usar la misma nomenclatura de la Tabla 6 aquí y en 5.3.1. En la oración siguiente, «permitió distinguir motivación aparente, insuficiente, interna, externa e incongruente…».</w:t>
+              <w:t xml:space="preserve">Insertar «5.3.1. Hallazgo y evidencia» (síntesis de las Tablas 5 y 6: vicios de motivación 56,6 % y 57,7 %; e) 32,1 % → 25,0 %; d) 15,1 % → 28,8 %; omisión de valoración 3,8 % → 11,5 %) y renumerar: 5.3.2 normativa, 5.3.3 jurisprudencial, 5.3.4 doctrinal, 5.3.5 antecedentes.</w:t>
             </w:r>
           </w:p>
         </w:tc>
@@ -15584,7 +15609,7 @@
                 <w:sz w:val="15"/>
                 <w:szCs w:val="15"/>
               </w:rPr>
-              <w:t xml:space="preserve">D-12</w:t>
+              <w:t xml:space="preserve">D-11</w:t>
             </w:r>
           </w:p>
         </w:tc>
@@ -15630,28 +15655,28 @@
               <w:bottom w:val="single" w:color="BFBFBF" w:sz="4"/>
               <w:right w:val="single" w:color="BFBFBF" w:sz="4"/>
             </w:tcBorders>
-            <w:shd w:fill="FFF2A8" w:color="auto" w:val="clear"/>
-            <w:tcMar>
-              <w:top w:type="dxa" w:w="60"/>
-              <w:left w:type="dxa" w:w="90"/>
-              <w:bottom w:type="dxa" w:w="60"/>
-              <w:right w:type="dxa" w:w="90"/>
-            </w:tcMar>
-          </w:tcPr>
-          <w:p>
-            <w:pPr>
-              <w:spacing w:after="40" w:line="240"/>
-              <w:jc w:val="left"/>
-            </w:pPr>
-            <w:r>
-              <w:rPr>
-                <w:rFonts w:ascii="Arial" w:cs="Arial" w:eastAsia="Arial" w:hAnsi="Arial"/>
-                <w:b w:val="false"/>
-                <w:bCs w:val="false"/>
-                <w:sz w:val="15"/>
-                <w:szCs w:val="15"/>
-              </w:rPr>
-              <w:t xml:space="preserve">Interpretación</w:t>
+            <w:shd w:fill="C4F0F0" w:color="auto" w:val="clear"/>
+            <w:tcMar>
+              <w:top w:type="dxa" w:w="60"/>
+              <w:left w:type="dxa" w:w="90"/>
+              <w:bottom w:type="dxa" w:w="60"/>
+              <w:right w:type="dxa" w:w="90"/>
+            </w:tcMar>
+          </w:tcPr>
+          <w:p>
+            <w:pPr>
+              <w:spacing w:after="40" w:line="240"/>
+              <w:jc w:val="left"/>
+            </w:pPr>
+            <w:r>
+              <w:rPr>
+                <w:rFonts w:ascii="Arial" w:cs="Arial" w:eastAsia="Arial" w:hAnsi="Arial"/>
+                <w:b w:val="false"/>
+                <w:bCs w:val="false"/>
+                <w:sz w:val="15"/>
+                <w:szCs w:val="15"/>
+              </w:rPr>
+              <w:t xml:space="preserve">Forma</w:t>
             </w:r>
           </w:p>
         </w:tc>
@@ -15684,7 +15709,7 @@
                 <w:sz w:val="15"/>
                 <w:szCs w:val="15"/>
               </w:rPr>
-              <w:t xml:space="preserve">Usa como parámetro una sentencia que la otra Discusión considera no corroborada. Además, el Cap. VI no tiene ningún indicador de inmediación derivado de ella, y el apartado «7.4» no existe.</w:t>
+              <w:t xml:space="preserve">La Tabla 6 aplica los supuestos a)–f) de la STC 00728-2008-PHC/TC: inexistencia o motivación aparente, falta de motivación interna, deficiencia en la motivación externa, motivación insuficiente, motivación sustancialmente incongruente y motivación cualificada. «Contradictoria» y «formularia» no son categorías del instrumento. En 5.3.1 se repite «aparente, insuficiente, contradictoria o formularia».</w:t>
             </w:r>
           </w:p>
         </w:tc>
@@ -15717,7 +15742,7 @@
                 <w:sz w:val="15"/>
                 <w:szCs w:val="15"/>
               </w:rPr>
-              <w:t xml:space="preserve">Cap. VII, 2.5 (RESULTADOS): «Las referencias a la STC 00812-2022-PA/TC y a la Casación 4088-2019-Arequipa requieren corroborar texto, fundamento y pertinencia antes de atribuirles una regla sobre el MCCLO».</w:t>
+              <w:t xml:space="preserve">Tabla 6 del Cap. VI.</w:t>
             </w:r>
           </w:p>
         </w:tc>
@@ -15750,7 +15775,7 @@
                 <w:sz w:val="15"/>
                 <w:szCs w:val="15"/>
               </w:rPr>
-              <w:t xml:space="preserve">Corroborar la STC 00812-2022-PA/TC (texto y fundamento) antes de citarla o suprimirla. Redactar: «…y la STC 03509-2009-PHC/TC aporta los criterios de plazo razonable, cuya aplicación se discute en el apartado [número real]».</w:t>
+              <w:t xml:space="preserve">Usar la misma nomenclatura de la Tabla 6 aquí y en 5.3.1. En la oración siguiente, «permitió distinguir motivación aparente, insuficiente, interna, externa e incongruente…».</w:t>
             </w:r>
           </w:p>
         </w:tc>
@@ -15788,7 +15813,7 @@
                 <w:sz w:val="15"/>
                 <w:szCs w:val="15"/>
               </w:rPr>
-              <w:t xml:space="preserve">D-13</w:t>
+              <w:t xml:space="preserve">D-12</w:t>
             </w:r>
           </w:p>
         </w:tc>
@@ -15821,7 +15846,7 @@
                 <w:sz w:val="15"/>
                 <w:szCs w:val="15"/>
               </w:rPr>
-              <w:t xml:space="preserve">5.3.3, segundo párrafo (Plenos Casatorios)</w:t>
+              <w:t xml:space="preserve">5.3.3, primer párrafo</w:t>
             </w:r>
           </w:p>
         </w:tc>
@@ -15888,7 +15913,7 @@
                 <w:sz w:val="15"/>
                 <w:szCs w:val="15"/>
               </w:rPr>
-              <w:t xml:space="preserve">El Cap. VI no contiene ningún dato sobre la aplicación de Plenos. La causal «omisión de regla vinculante» se retiró de la codificación y no figura en la Tabla 6. La Casación 4088-2019-Arequipa también requiere corroboración.</w:t>
+              <w:t xml:space="preserve">Usa como parámetro una sentencia que la otra Discusión considera no corroborada. Además, el Cap. VI no tiene ningún indicador de inmediación derivado de ella, y el apartado «7.4» no existe.</w:t>
             </w:r>
           </w:p>
         </w:tc>
@@ -15921,7 +15946,7 @@
                 <w:sz w:val="15"/>
                 <w:szCs w:val="15"/>
               </w:rPr>
-              <w:t xml:space="preserve">Cap. VII, 2.5 (RESULTADOS): «La mera mención de un pleno no demuestra su aplicación correcta, del mismo modo que la falta de cita nominal no acredita su inobservancia».</w:t>
+              <w:t xml:space="preserve">Cap. VII, 2.5 (RESULTADOS): «Las referencias a la STC 00812-2022-PA/TC y a la Casación 4088-2019-Arequipa requieren corroborar texto, fundamento y pertinencia antes de atribuirles una regla sobre el MCCLO».</w:t>
             </w:r>
           </w:p>
         </w:tc>
@@ -15954,7 +15979,7 @@
                 <w:sz w:val="15"/>
                 <w:szCs w:val="15"/>
               </w:rPr>
-              <w:t xml:space="preserve">Suprimir el párrafo o reformularlo como contraste normativo: «Los Plenos Casatorios IV, IX, II y X constituyen parámetros pertinentes según la materia del expediente; la ficha no midió su aplicación, por lo que su mención no permite afirmar un cambio entre períodos.»</w:t>
+              <w:t xml:space="preserve">Corroborar la STC 00812-2022-PA/TC (texto y fundamento) antes de citarla o suprimirla. Redactar: «…y la STC 03509-2009-PHC/TC aporta los criterios de plazo razonable, cuya aplicación se discute en el apartado [número real]».</w:t>
             </w:r>
           </w:p>
         </w:tc>
@@ -15992,7 +16017,7 @@
                 <w:sz w:val="15"/>
                 <w:szCs w:val="15"/>
               </w:rPr>
-              <w:t xml:space="preserve">D-14</w:t>
+              <w:t xml:space="preserve">D-13</w:t>
             </w:r>
           </w:p>
         </w:tc>
@@ -16025,7 +16050,7 @@
                 <w:sz w:val="15"/>
                 <w:szCs w:val="15"/>
               </w:rPr>
-              <w:t xml:space="preserve">5.3.3, tercer párrafo</w:t>
+              <w:t xml:space="preserve">5.3.3, segundo párrafo (Plenos Casatorios)</w:t>
             </w:r>
           </w:p>
         </w:tc>
@@ -16092,7 +16117,7 @@
                 <w:sz w:val="15"/>
                 <w:szCs w:val="15"/>
               </w:rPr>
-              <w:t xml:space="preserve">Afirma que el modelo «redujo el defecto atribuible a su propia arquitectura» y que los demás le son «externos». Sin embargo, la Tabla 6 muestra que el bloque de relación procesal y procedimiento solo pasa del 37,7 % al 32,7 % y que aumentan la omisión de resolver incidencia previa (3,8 % → 11,5 %) y la nulidad concatenada (7,5 % → 11,5 %).</w:t>
+              <w:t xml:space="preserve">El Cap. VI no contiene ningún dato sobre la aplicación de Plenos. La causal «omisión de regla vinculante» se retiró de la codificación y no figura en la Tabla 6. La Casación 4088-2019-Arequipa también requiere corroboración.</w:t>
             </w:r>
           </w:p>
         </w:tc>
@@ -16125,7 +16150,7 @@
                 <w:sz w:val="15"/>
                 <w:szCs w:val="15"/>
               </w:rPr>
-              <w:t xml:space="preserve">Cap. VII, 2.5 (RESULTADOS): «no permite clasificarlos automáticamente como externos al modelo ni atribuir a este la eliminación de otros defectos».</w:t>
+              <w:t xml:space="preserve">Cap. VII, 2.5 (RESULTADOS): «La mera mención de un pleno no demuestra su aplicación correcta, del mismo modo que la falta de cita nominal no acredita su inobservancia».</w:t>
             </w:r>
           </w:p>
         </w:tc>
@@ -16158,7 +16183,7 @@
                 <w:sz w:val="15"/>
                 <w:szCs w:val="15"/>
               </w:rPr>
-              <w:t xml:space="preserve">«Los vicios de relación procesal y procedimiento persisten en el 37,7 % y el 32,7 % de las sentencias anuladas: disminuyen la omisión del litisconsorte necesario (9,4 % → 3,8 %) y el emplazamiento defectuoso (9,4 % → 5,8 %), pero aumentan la omisión de resolver incidencia previa (3,8 % → 11,5 %) y la nulidad concatenada (7,5 % → 11,5 %). Su incidencia debe examinarse en cada caso, sin clasificarlos automáticamente como externos al modelo.»</w:t>
+              <w:t xml:space="preserve">Suprimir el párrafo o reformularlo como contraste normativo: «Los Plenos Casatorios IV, IX, II y X constituyen parámetros pertinentes según la materia del expediente; la ficha no midió su aplicación, por lo que su mención no permite afirmar un cambio entre períodos.»</w:t>
             </w:r>
           </w:p>
         </w:tc>
@@ -16196,7 +16221,7 @@
                 <w:sz w:val="15"/>
                 <w:szCs w:val="15"/>
               </w:rPr>
-              <w:t xml:space="preserve">D-15</w:t>
+              <w:t xml:space="preserve">D-14</w:t>
             </w:r>
           </w:p>
         </w:tc>
@@ -16229,7 +16254,7 @@
                 <w:sz w:val="15"/>
                 <w:szCs w:val="15"/>
               </w:rPr>
-              <w:t xml:space="preserve">5.3.4, primer párrafo (Taruffo)</w:t>
+              <w:t xml:space="preserve">5.3.3, tercer párrafo</w:t>
             </w:r>
           </w:p>
         </w:tc>
@@ -16296,7 +16321,7 @@
                 <w:sz w:val="15"/>
                 <w:szCs w:val="15"/>
               </w:rPr>
-              <w:t xml:space="preserve">La Tabla 6 distingue e) incongruencia de c) motivación externa (5,7 %), así que llamar «justificación externa» a la incongruencia confunde categorías. Además, en el período Tradicional d) (15,1 %) empata con D12 y la categoría residual g) (18,9 %) la supera.</w:t>
+              <w:t xml:space="preserve">Afirma que el modelo «redujo el defecto atribuible a su propia arquitectura» y que los demás le son «externos». Sin embargo, la Tabla 6 muestra que el bloque de relación procesal y procedimiento solo pasa del 37,7 % al 32,7 % y que aumentan la omisión de resolver incidencia previa (3,8 % → 11,5 %) y la nulidad concatenada (7,5 % → 11,5 %).</w:t>
             </w:r>
           </w:p>
         </w:tc>
@@ -16329,7 +16354,7 @@
                 <w:sz w:val="15"/>
                 <w:szCs w:val="15"/>
               </w:rPr>
-              <w:t xml:space="preserve">Tabla 6 del Cap. VI; ver también R-09.</w:t>
+              <w:t xml:space="preserve">Cap. VII, 2.5 (RESULTADOS): «no permite clasificarlos automáticamente como externos al modelo ni atribuir a este la eliminación de otros defectos».</w:t>
             </w:r>
           </w:p>
         </w:tc>
@@ -16362,7 +16387,7 @@
                 <w:sz w:val="15"/>
                 <w:szCs w:val="15"/>
               </w:rPr>
-              <w:t xml:space="preserve">«…como lo sugiere que la causal más frecuente del período Tradicional sea la motivación sustancialmente incongruente (32,1 %) y que en el período Oralidad gane peso la motivación insuficiente (28,8 %), incluida la omisión de valorar prueba admitida o decisiva (11,5 %): defectos referidos al objeto del debate y a las premisas, más que a la estructura lógica de la sentencia.»</w:t>
+              <w:t xml:space="preserve">«Los vicios de relación procesal y procedimiento persisten en el 37,7 % y el 32,7 % de las sentencias anuladas: disminuyen la omisión del litisconsorte necesario (9,4 % → 3,8 %) y el emplazamiento defectuoso (9,4 % → 5,8 %), pero aumentan la omisión de resolver incidencia previa (3,8 % → 11,5 %) y la nulidad concatenada (7,5 % → 11,5 %). Su incidencia debe examinarse en cada caso, sin clasificarlos automáticamente como externos al modelo.»</w:t>
             </w:r>
           </w:p>
         </w:tc>
@@ -16400,7 +16425,7 @@
                 <w:sz w:val="15"/>
                 <w:szCs w:val="15"/>
               </w:rPr>
-              <w:t xml:space="preserve">D-16</w:t>
+              <w:t xml:space="preserve">D-15</w:t>
             </w:r>
           </w:p>
         </w:tc>
@@ -16433,7 +16458,7 @@
                 <w:sz w:val="15"/>
                 <w:szCs w:val="15"/>
               </w:rPr>
-              <w:t xml:space="preserve">Tabla 6 (reproducida en 5.3.4)</w:t>
+              <w:t xml:space="preserve">5.3.4, primer párrafo (Taruffo)</w:t>
             </w:r>
           </w:p>
         </w:tc>
@@ -16446,28 +16471,28 @@
               <w:bottom w:val="single" w:color="BFBFBF" w:sz="4"/>
               <w:right w:val="single" w:color="BFBFBF" w:sz="4"/>
             </w:tcBorders>
-            <w:shd w:fill="F9CCF2" w:color="auto" w:val="clear"/>
-            <w:tcMar>
-              <w:top w:type="dxa" w:w="60"/>
-              <w:left w:type="dxa" w:w="90"/>
-              <w:bottom w:type="dxa" w:w="60"/>
-              <w:right w:type="dxa" w:w="90"/>
-            </w:tcMar>
-          </w:tcPr>
-          <w:p>
-            <w:pPr>
-              <w:spacing w:after="40" w:line="240"/>
-              <w:jc w:val="left"/>
-            </w:pPr>
-            <w:r>
-              <w:rPr>
-                <w:rFonts w:ascii="Arial" w:cs="Arial" w:eastAsia="Arial" w:hAnsi="Arial"/>
-                <w:b w:val="false"/>
-                <w:bCs w:val="false"/>
-                <w:sz w:val="15"/>
-                <w:szCs w:val="15"/>
-              </w:rPr>
-              <w:t xml:space="preserve">Cifra</w:t>
+            <w:shd w:fill="FFF2A8" w:color="auto" w:val="clear"/>
+            <w:tcMar>
+              <w:top w:type="dxa" w:w="60"/>
+              <w:left w:type="dxa" w:w="90"/>
+              <w:bottom w:type="dxa" w:w="60"/>
+              <w:right w:type="dxa" w:w="90"/>
+            </w:tcMar>
+          </w:tcPr>
+          <w:p>
+            <w:pPr>
+              <w:spacing w:after="40" w:line="240"/>
+              <w:jc w:val="left"/>
+            </w:pPr>
+            <w:r>
+              <w:rPr>
+                <w:rFonts w:ascii="Arial" w:cs="Arial" w:eastAsia="Arial" w:hAnsi="Arial"/>
+                <w:b w:val="false"/>
+                <w:bCs w:val="false"/>
+                <w:sz w:val="15"/>
+                <w:szCs w:val="15"/>
+              </w:rPr>
+              <w:t xml:space="preserve">Interpretación</w:t>
             </w:r>
           </w:p>
         </w:tc>
@@ -16500,7 +16525,7 @@
                 <w:sz w:val="15"/>
                 <w:szCs w:val="15"/>
               </w:rPr>
-              <w:t xml:space="preserve">Esta Tabla 6 NO coincide con la Tabla 6 del Cap. VI. (i) d) motivación insuficiente = 7 (13,2 %) y 11 (21,2 %), pero el Excel (hoja Marcas_declaradas) da 8 (15,1 %) y 15 (28,8 %) para la unión D13 ∪ D11 que presupone la subfila «de ello: omisión de valoración». (ii) Falta la fila g) residual (10 y 9). (iii) Los agregados por familia usan otras definiciones (26,4/28,8; 22,6/36,5; 52,8/61,5) que las del Cap. VI (37,7/32,7; 22,6/25,0; 56,6/57,7). (iv) Incluye el universo 281/328 bajo columnas rotuladas n = 53 / n = 52. (v) Las llamadas ᵇ, ᶜ, ᵈ y ᵉ no tienen notas.</w:t>
+              <w:t xml:space="preserve">La Tabla 6 distingue e) incongruencia de c) motivación externa (5,7 %), así que llamar «justificación externa» a la incongruencia confunde categorías. Además, en el período Tradicional d) (15,1 %) empata con D12 y la categoría residual g) (18,9 %) la supera.</w:t>
             </w:r>
           </w:p>
         </w:tc>
@@ -16533,7 +16558,7 @@
                 <w:sz w:val="15"/>
                 <w:szCs w:val="15"/>
               </w:rPr>
-              <w:t xml:space="preserve">Tabla 6 del Cap. VI y Excel Corpus_Llamoja_UNIFICADO.xlsx.</w:t>
+              <w:t xml:space="preserve">Tabla 6 del Cap. VI; ver también R-10.</w:t>
             </w:r>
           </w:p>
         </w:tc>
@@ -16566,7 +16591,7 @@
                 <w:sz w:val="15"/>
                 <w:szCs w:val="15"/>
               </w:rPr>
-              <w:t xml:space="preserve">Suprimir esta tabla y remitir a la Tabla 6 del Cap. VI (con sus notas), o reemplazarla por una copia idéntica. El resultado del control sobre 281/328 corresponde a las Tablas 1 y 2, no a la Tabla 6.</w:t>
+              <w:t xml:space="preserve">«…como lo sugiere que la causal más frecuente del período Tradicional sea la motivación sustancialmente incongruente (32,1 %) y que en el período Oralidad gane peso la motivación insuficiente (28,8 %), incluida la omisión de valorar prueba admitida o decisiva (11,5 %): defectos referidos al objeto del debate y a las premisas, más que a la estructura lógica de la sentencia.»</w:t>
             </w:r>
           </w:p>
         </w:tc>
@@ -16604,7 +16629,7 @@
                 <w:sz w:val="15"/>
                 <w:szCs w:val="15"/>
               </w:rPr>
-              <w:t xml:space="preserve">D-17</w:t>
+              <w:t xml:space="preserve">D-16</w:t>
             </w:r>
           </w:p>
         </w:tc>
@@ -16637,7 +16662,7 @@
                 <w:sz w:val="15"/>
                 <w:szCs w:val="15"/>
               </w:rPr>
-              <w:t xml:space="preserve">5.3.4, párrafo sobre sana crítica (Palomo Vélez)</w:t>
+              <w:t xml:space="preserve">Tabla 6 (reproducida en 5.3.4)</w:t>
             </w:r>
           </w:p>
         </w:tc>
@@ -16650,28 +16675,28 @@
               <w:bottom w:val="single" w:color="BFBFBF" w:sz="4"/>
               <w:right w:val="single" w:color="BFBFBF" w:sz="4"/>
             </w:tcBorders>
-            <w:shd w:fill="FFF2A8" w:color="auto" w:val="clear"/>
-            <w:tcMar>
-              <w:top w:type="dxa" w:w="60"/>
-              <w:left w:type="dxa" w:w="90"/>
-              <w:bottom w:type="dxa" w:w="60"/>
-              <w:right w:type="dxa" w:w="90"/>
-            </w:tcMar>
-          </w:tcPr>
-          <w:p>
-            <w:pPr>
-              <w:spacing w:after="40" w:line="240"/>
-              <w:jc w:val="left"/>
-            </w:pPr>
-            <w:r>
-              <w:rPr>
-                <w:rFonts w:ascii="Arial" w:cs="Arial" w:eastAsia="Arial" w:hAnsi="Arial"/>
-                <w:b w:val="false"/>
-                <w:bCs w:val="false"/>
-                <w:sz w:val="15"/>
-                <w:szCs w:val="15"/>
-              </w:rPr>
-              <w:t xml:space="preserve">Interpretación</w:t>
+            <w:shd w:fill="F9CCF2" w:color="auto" w:val="clear"/>
+            <w:tcMar>
+              <w:top w:type="dxa" w:w="60"/>
+              <w:left w:type="dxa" w:w="90"/>
+              <w:bottom w:type="dxa" w:w="60"/>
+              <w:right w:type="dxa" w:w="90"/>
+            </w:tcMar>
+          </w:tcPr>
+          <w:p>
+            <w:pPr>
+              <w:spacing w:after="40" w:line="240"/>
+              <w:jc w:val="left"/>
+            </w:pPr>
+            <w:r>
+              <w:rPr>
+                <w:rFonts w:ascii="Arial" w:cs="Arial" w:eastAsia="Arial" w:hAnsi="Arial"/>
+                <w:b w:val="false"/>
+                <w:bCs w:val="false"/>
+                <w:sz w:val="15"/>
+                <w:szCs w:val="15"/>
+              </w:rPr>
+              <w:t xml:space="preserve">Cifra</w:t>
             </w:r>
           </w:p>
         </w:tc>
@@ -16704,7 +16729,7 @@
                 <w:sz w:val="15"/>
                 <w:szCs w:val="15"/>
               </w:rPr>
-              <w:t xml:space="preserve">Frecuencias idénticas (1 caso por grupo) no pueden «confirmar» una mejora atribuible a la inmediación.</w:t>
+              <w:t xml:space="preserve">Esta Tabla 6 NO coincide con la Tabla 6 del Cap. VI. (i) d) motivación insuficiente = 7 (13,2 %) y 11 (21,2 %), pero el Excel (hoja Marcas_declaradas) da 8 (15,1 %) y 15 (28,8 %) para la unión D13 ∪ D11 que presupone la subfila «de ello: omisión de valoración». (ii) Falta la fila g) residual (10 y 9). (iii) Los agregados por familia usan otras definiciones (26,4/28,8; 22,6/36,5; 52,8/61,5) que las del Cap. VI (37,7/32,7; 22,6/25,0; 56,6/57,7). (iv) Incluye el universo 281/328 bajo columnas rotuladas n = 53 / n = 52. (v) Las llamadas ᵇ, ᶜ, ᵈ y ᵉ no tienen notas.</w:t>
             </w:r>
           </w:p>
         </w:tc>
@@ -16737,7 +16762,7 @@
                 <w:sz w:val="15"/>
                 <w:szCs w:val="15"/>
               </w:rPr>
-              <w:t xml:space="preserve">Cap. VII, 2.3 (RESULTADOS): «es igual y marginal en ambos grupos (1,9 %), por lo que no permite inferir una mejor organización probatoria ni identifica por sí sola la presencia o ausencia de inmediación».</w:t>
+              <w:t xml:space="preserve">Tabla 6 del Cap. VI y Excel Corpus_Llamoja_UNIFICADO.xlsx.</w:t>
             </w:r>
           </w:p>
         </w:tc>
@@ -16770,7 +16795,7 @@
                 <w:sz w:val="15"/>
                 <w:szCs w:val="15"/>
               </w:rPr>
-              <w:t xml:space="preserve">«…no encuentra en estos datos una comprobación directa: la prueba de oficio irregular y la falta de contradictorio de la prueba registran un solo caso en cada grupo (1,9 %), frecuencia igual y marginal que no permite medir la inmediación.»</w:t>
+              <w:t xml:space="preserve">Suprimir esta tabla y remitir a la Tabla 6 del Cap. VI (con sus notas), o reemplazarla por una copia idéntica. El resultado del control sobre 281/328 corresponde a las Tablas 1 y 2, no a la Tabla 6.</w:t>
             </w:r>
           </w:p>
         </w:tc>
@@ -16808,7 +16833,7 @@
                 <w:sz w:val="15"/>
                 <w:szCs w:val="15"/>
               </w:rPr>
-              <w:t xml:space="preserve">D-18</w:t>
+              <w:t xml:space="preserve">D-17</w:t>
             </w:r>
           </w:p>
         </w:tc>
@@ -16841,7 +16866,7 @@
                 <w:sz w:val="15"/>
                 <w:szCs w:val="15"/>
               </w:rPr>
-              <w:t xml:space="preserve">5.3.4, párrafo sobre Groppo y Cavani</w:t>
+              <w:t xml:space="preserve">5.3.4, párrafo sobre sana crítica (Palomo Vélez)</w:t>
             </w:r>
           </w:p>
         </w:tc>
@@ -16854,28 +16879,28 @@
               <w:bottom w:val="single" w:color="BFBFBF" w:sz="4"/>
               <w:right w:val="single" w:color="BFBFBF" w:sz="4"/>
             </w:tcBorders>
-            <w:shd w:fill="F9CCF2" w:color="auto" w:val="clear"/>
-            <w:tcMar>
-              <w:top w:type="dxa" w:w="60"/>
-              <w:left w:type="dxa" w:w="90"/>
-              <w:bottom w:type="dxa" w:w="60"/>
-              <w:right w:type="dxa" w:w="90"/>
-            </w:tcMar>
-          </w:tcPr>
-          <w:p>
-            <w:pPr>
-              <w:spacing w:after="40" w:line="240"/>
-              <w:jc w:val="left"/>
-            </w:pPr>
-            <w:r>
-              <w:rPr>
-                <w:rFonts w:ascii="Arial" w:cs="Arial" w:eastAsia="Arial" w:hAnsi="Arial"/>
-                <w:b w:val="false"/>
-                <w:bCs w:val="false"/>
-                <w:sz w:val="15"/>
-                <w:szCs w:val="15"/>
-              </w:rPr>
-              <w:t xml:space="preserve">Cifra</w:t>
+            <w:shd w:fill="FFF2A8" w:color="auto" w:val="clear"/>
+            <w:tcMar>
+              <w:top w:type="dxa" w:w="60"/>
+              <w:left w:type="dxa" w:w="90"/>
+              <w:bottom w:type="dxa" w:w="60"/>
+              <w:right w:type="dxa" w:w="90"/>
+            </w:tcMar>
+          </w:tcPr>
+          <w:p>
+            <w:pPr>
+              <w:spacing w:after="40" w:line="240"/>
+              <w:jc w:val="left"/>
+            </w:pPr>
+            <w:r>
+              <w:rPr>
+                <w:rFonts w:ascii="Arial" w:cs="Arial" w:eastAsia="Arial" w:hAnsi="Arial"/>
+                <w:b w:val="false"/>
+                <w:bCs w:val="false"/>
+                <w:sz w:val="15"/>
+                <w:szCs w:val="15"/>
+              </w:rPr>
+              <w:t xml:space="preserve">Interpretación</w:t>
             </w:r>
           </w:p>
         </w:tc>
@@ -16908,7 +16933,7 @@
                 <w:sz w:val="15"/>
                 <w:szCs w:val="15"/>
               </w:rPr>
-              <w:t xml:space="preserve">El Cap. VI no presenta ningún indicador de «concordancia entre lo saneado y lo valorado». Las cifras de concordancia de 5.4 (76,5 %, 66,0 %, trece expedientes) provienen del corpus anterior.</w:t>
+              <w:t xml:space="preserve">Frecuencias idénticas (1 caso por grupo) no pueden «confirmar» una mejora atribuible a la inmediación.</w:t>
             </w:r>
           </w:p>
         </w:tc>
@@ -16941,7 +16966,7 @@
                 <w:sz w:val="15"/>
                 <w:szCs w:val="15"/>
               </w:rPr>
-              <w:t xml:space="preserve">Cap. VI (Tablas 1–6).</w:t>
+              <w:t xml:space="preserve">Cap. VII, 2.3 (RESULTADOS): «es igual y marginal en ambos grupos (1,9 %), por lo que no permite inferir una mejor organización probatoria ni identifica por sí sola la presencia o ausencia de inmediación».</w:t>
             </w:r>
           </w:p>
         </w:tc>
@@ -16974,7 +16999,7 @@
                 <w:sz w:val="15"/>
                 <w:szCs w:val="15"/>
               </w:rPr>
-              <w:t xml:space="preserve">«…es la que la ficha permite examinar a través de las causales declaradas por la Sala (Tabla 6)», o incorporar al Cap. VI la tabla de concordancia recalculada con los 167 expedientes.</w:t>
+              <w:t xml:space="preserve">«…no encuentra en estos datos una comprobación directa: la prueba de oficio irregular y la falta de contradictorio de la prueba registran un solo caso en cada grupo (1,9 %), frecuencia igual y marginal que no permite medir la inmediación.»</w:t>
             </w:r>
           </w:p>
         </w:tc>
@@ -17012,7 +17037,7 @@
                 <w:sz w:val="15"/>
                 <w:szCs w:val="15"/>
               </w:rPr>
-              <w:t xml:space="preserve">D-19</w:t>
+              <w:t xml:space="preserve">D-18</w:t>
             </w:r>
           </w:p>
         </w:tc>
@@ -17045,7 +17070,7 @@
                 <w:sz w:val="15"/>
                 <w:szCs w:val="15"/>
               </w:rPr>
-              <w:t xml:space="preserve">5.3.5, primer párrafo (Giovanazzi)</w:t>
+              <w:t xml:space="preserve">5.3.4, párrafo sobre Groppo y Cavani</w:t>
             </w:r>
           </w:p>
         </w:tc>
@@ -17112,7 +17137,7 @@
                 <w:sz w:val="15"/>
                 <w:szCs w:val="15"/>
               </w:rPr>
-              <w:t xml:space="preserve">Combina dos bases (53/52 anuladas y series 281/328), lo que el Cap. VI prohíbe. Además, la anulación DESCIENDE, así que el dato no puede «confirmar» que aumente su probabilidad, y la cita de tabla es errónea (las series están en las Tablas 1 y 2).</w:t>
+              <w:t xml:space="preserve">El Cap. VI no presenta ningún indicador de «concordancia entre lo saneado y lo valorado». Las cifras de concordancia de 5.4 (76,5 %, 66,0 %, trece expedientes) provienen del corpus anterior.</w:t>
             </w:r>
           </w:p>
         </w:tc>
@@ -17145,7 +17170,7 @@
                 <w:sz w:val="15"/>
                 <w:szCs w:val="15"/>
               </w:rPr>
-              <w:t xml:space="preserve">Cap. VI, «Alcance de las bases de comparación»; Tablas 1, 2 y 6.</w:t>
+              <w:t xml:space="preserve">Cap. VI (Tablas 1–6).</w:t>
             </w:r>
           </w:p>
         </w:tc>
@@ -17178,7 +17203,7 @@
                 <w:sz w:val="15"/>
                 <w:szCs w:val="15"/>
               </w:rPr>
-              <w:t xml:space="preserve">«…la omisión de valoración de prueba admitida o decisiva pasó del 3,8 % al 11,5 % de las sentencias anuladas (Tabla 6). El dato es compatible con la tesis del antecedente, aunque no mide la probabilidad de anulación, que en las series anuales se mantiene estable (21,7 % y 20,1 %; Tablas 1 y 2).»</w:t>
+              <w:t xml:space="preserve">«…es la que la ficha permite examinar a través de las causales declaradas por la Sala (Tabla 6)», o incorporar al Cap. VI la tabla de concordancia recalculada con los 167 expedientes.</w:t>
             </w:r>
           </w:p>
         </w:tc>
@@ -17216,7 +17241,7 @@
                 <w:sz w:val="15"/>
                 <w:szCs w:val="15"/>
               </w:rPr>
-              <w:t xml:space="preserve">D-20</w:t>
+              <w:t xml:space="preserve">D-19</w:t>
             </w:r>
           </w:p>
         </w:tc>
@@ -17249,7 +17274,7 @@
                 <w:sz w:val="15"/>
                 <w:szCs w:val="15"/>
               </w:rPr>
-              <w:t xml:space="preserve">5.3.5, segundo párrafo (Groppo)</w:t>
+              <w:t xml:space="preserve">5.3.5, primer párrafo (Giovanazzi)</w:t>
             </w:r>
           </w:p>
         </w:tc>
@@ -17262,28 +17287,28 @@
               <w:bottom w:val="single" w:color="BFBFBF" w:sz="4"/>
               <w:right w:val="single" w:color="BFBFBF" w:sz="4"/>
             </w:tcBorders>
-            <w:shd w:fill="FFF2A8" w:color="auto" w:val="clear"/>
-            <w:tcMar>
-              <w:top w:type="dxa" w:w="60"/>
-              <w:left w:type="dxa" w:w="90"/>
-              <w:bottom w:type="dxa" w:w="60"/>
-              <w:right w:type="dxa" w:w="90"/>
-            </w:tcMar>
-          </w:tcPr>
-          <w:p>
-            <w:pPr>
-              <w:spacing w:after="40" w:line="240"/>
-              <w:jc w:val="left"/>
-            </w:pPr>
-            <w:r>
-              <w:rPr>
-                <w:rFonts w:ascii="Arial" w:cs="Arial" w:eastAsia="Arial" w:hAnsi="Arial"/>
-                <w:b w:val="false"/>
-                <w:bCs w:val="false"/>
-                <w:sz w:val="15"/>
-                <w:szCs w:val="15"/>
-              </w:rPr>
-              <w:t xml:space="preserve">Interpretación</w:t>
+            <w:shd w:fill="F9CCF2" w:color="auto" w:val="clear"/>
+            <w:tcMar>
+              <w:top w:type="dxa" w:w="60"/>
+              <w:left w:type="dxa" w:w="90"/>
+              <w:bottom w:type="dxa" w:w="60"/>
+              <w:right w:type="dxa" w:w="90"/>
+            </w:tcMar>
+          </w:tcPr>
+          <w:p>
+            <w:pPr>
+              <w:spacing w:after="40" w:line="240"/>
+              <w:jc w:val="left"/>
+            </w:pPr>
+            <w:r>
+              <w:rPr>
+                <w:rFonts w:ascii="Arial" w:cs="Arial" w:eastAsia="Arial" w:hAnsi="Arial"/>
+                <w:b w:val="false"/>
+                <w:bCs w:val="false"/>
+                <w:sz w:val="15"/>
+                <w:szCs w:val="15"/>
+              </w:rPr>
+              <w:t xml:space="preserve">Cifra</w:t>
             </w:r>
           </w:p>
         </w:tc>
@@ -17316,7 +17341,7 @@
                 <w:sz w:val="15"/>
                 <w:szCs w:val="15"/>
               </w:rPr>
-              <w:t xml:space="preserve">Cinco casos (4 + 1) no constituyen un «sustento empírico» de la tesis.</w:t>
+              <w:t xml:space="preserve">Combina dos bases (53/52 anuladas y series 281/328), lo que el Cap. VI prohíbe. Además, la anulación DESCIENDE, así que el dato no puede «confirmar» que aumente su probabilidad, y la cita de tabla es errónea (las series están en las Tablas 1 y 2).</w:t>
             </w:r>
           </w:p>
         </w:tc>
@@ -17349,7 +17374,7 @@
                 <w:sz w:val="15"/>
                 <w:szCs w:val="15"/>
               </w:rPr>
-              <w:t xml:space="preserve">Cap. VII, 2.4 (RESULTADOS): «permiten examinar esa modalidad en el contexto local, pero no demostrar su superioridad… la afirmación requiere su seguimiento impugnatorio individual».</w:t>
+              <w:t xml:space="preserve">Cap. VI, «Alcance de las bases de comparación»; Tablas 1, 2 y 6.</w:t>
             </w:r>
           </w:p>
         </w:tc>
@@ -17382,7 +17407,7 @@
                 <w:sz w:val="15"/>
                 <w:szCs w:val="15"/>
               </w:rPr>
-              <w:t xml:space="preserve">«Los cinco expedientes con sentencia expedida en audiencia (cuatro del grupo Oralidad y uno del Tradicional) no registran anulación por defecto de motivación —de los dos anulados, uno lo fue por nulidad concatenada y otro por causal ajena a la motivación—; la base es demasiado reducida para demostrar la tesis, aunque no la contradice.»</w:t>
+              <w:t xml:space="preserve">«…la omisión de valoración de prueba admitida o decisiva pasó del 3,8 % al 11,5 % de las sentencias anuladas (Tabla 6). El dato es compatible con la tesis del antecedente, aunque no mide la probabilidad de anulación, que en las series anuales se mantiene estable (21,7 % y 20,1 %; Tablas 1 y 2).»</w:t>
             </w:r>
           </w:p>
         </w:tc>
@@ -17420,7 +17445,7 @@
                 <w:sz w:val="15"/>
                 <w:szCs w:val="15"/>
               </w:rPr>
-              <w:t xml:space="preserve">D-21</w:t>
+              <w:t xml:space="preserve">D-20</w:t>
             </w:r>
           </w:p>
         </w:tc>
@@ -17453,7 +17478,7 @@
                 <w:sz w:val="15"/>
                 <w:szCs w:val="15"/>
               </w:rPr>
-              <w:t xml:space="preserve">5.3.5, tercer párrafo (Amigó; Verdesoto)</w:t>
+              <w:t xml:space="preserve">5.3.5, segundo párrafo (Groppo)</w:t>
             </w:r>
           </w:p>
         </w:tc>
@@ -17520,7 +17545,7 @@
                 <w:sz w:val="15"/>
                 <w:szCs w:val="15"/>
               </w:rPr>
-              <w:t xml:space="preserve">Las medias 318,6/313,3 días no figuran en el Cap. VI (R-11), y la conclusión de «rasgo sistémico… y no una deficiencia local» contradice la otra Discusión. Revisar todo el resto del párrafo.</w:t>
+              <w:t xml:space="preserve">Cinco casos (4 + 1) no constituyen un «sustento empírico» de la tesis.</w:t>
             </w:r>
           </w:p>
         </w:tc>
@@ -17553,7 +17578,7 @@
                 <w:sz w:val="15"/>
                 <w:szCs w:val="15"/>
               </w:rPr>
-              <w:t xml:space="preserve">Cap. VII, 2.4 (RESULTADOS): «el contraste entre ordenamientos es contextual y no acredita una causa común de demora»; 2.5: «No permite… identificarla como principal origen de la demora sin desagregar los tiempos del proceso».</w:t>
+              <w:t xml:space="preserve">Cap. VII, 2.4 (RESULTADOS): «permiten examinar esa modalidad en el contexto local, pero no demostrar su superioridad… la afirmación requiere su seguimiento impugnatorio individual».</w:t>
             </w:r>
           </w:p>
         </w:tc>
@@ -17586,7 +17611,7 @@
                 <w:sz w:val="15"/>
                 <w:szCs w:val="15"/>
               </w:rPr>
-              <w:t xml:space="preserve">«La proximidad entre las duraciones medias del control superior (318,6 y 313,3 días; Tabla [n]) permite situar los resultados en ese debate; sin embargo, el contraste entre ordenamientos es contextual y no acredita una causa común de demora ni permite identificar la alzada como principal origen de la duración sin desagregar los tiempos del proceso.»</w:t>
+              <w:t xml:space="preserve">«Los cinco expedientes con sentencia expedida en audiencia (cuatro del grupo Oralidad y uno del Tradicional) no registran anulación por defecto de motivación —de los dos anulados, uno lo fue por nulidad concatenada y otro por causal ajena a la motivación—; la base es demasiado reducida para demostrar la tesis, aunque no la contradice.»</w:t>
             </w:r>
           </w:p>
         </w:tc>
@@ -17624,7 +17649,7 @@
                 <w:sz w:val="15"/>
                 <w:szCs w:val="15"/>
               </w:rPr>
-              <w:t xml:space="preserve">D-22</w:t>
+              <w:t xml:space="preserve">D-21</w:t>
             </w:r>
           </w:p>
         </w:tc>
@@ -17657,7 +17682,7 @@
                 <w:sz w:val="15"/>
                 <w:szCs w:val="15"/>
               </w:rPr>
-              <w:t xml:space="preserve">5.4, primer párrafo (modelo escritural)</w:t>
+              <w:t xml:space="preserve">5.3.5, tercer párrafo (Amigó; Verdesoto)</w:t>
             </w:r>
           </w:p>
         </w:tc>
@@ -17670,28 +17695,28 @@
               <w:bottom w:val="single" w:color="BFBFBF" w:sz="4"/>
               <w:right w:val="single" w:color="BFBFBF" w:sz="4"/>
             </w:tcBorders>
-            <w:shd w:fill="F9CCF2" w:color="auto" w:val="clear"/>
-            <w:tcMar>
-              <w:top w:type="dxa" w:w="60"/>
-              <w:left w:type="dxa" w:w="90"/>
-              <w:bottom w:type="dxa" w:w="60"/>
-              <w:right w:type="dxa" w:w="90"/>
-            </w:tcMar>
-          </w:tcPr>
-          <w:p>
-            <w:pPr>
-              <w:spacing w:after="40" w:line="240"/>
-              <w:jc w:val="left"/>
-            </w:pPr>
-            <w:r>
-              <w:rPr>
-                <w:rFonts w:ascii="Arial" w:cs="Arial" w:eastAsia="Arial" w:hAnsi="Arial"/>
-                <w:b w:val="false"/>
-                <w:bCs w:val="false"/>
-                <w:sz w:val="15"/>
-                <w:szCs w:val="15"/>
-              </w:rPr>
-              <w:t xml:space="preserve">Cifra</w:t>
+            <w:shd w:fill="FFF2A8" w:color="auto" w:val="clear"/>
+            <w:tcMar>
+              <w:top w:type="dxa" w:w="60"/>
+              <w:left w:type="dxa" w:w="90"/>
+              <w:bottom w:type="dxa" w:w="60"/>
+              <w:right w:type="dxa" w:w="90"/>
+            </w:tcMar>
+          </w:tcPr>
+          <w:p>
+            <w:pPr>
+              <w:spacing w:after="40" w:line="240"/>
+              <w:jc w:val="left"/>
+            </w:pPr>
+            <w:r>
+              <w:rPr>
+                <w:rFonts w:ascii="Arial" w:cs="Arial" w:eastAsia="Arial" w:hAnsi="Arial"/>
+                <w:b w:val="false"/>
+                <w:bCs w:val="false"/>
+                <w:sz w:val="15"/>
+                <w:szCs w:val="15"/>
+              </w:rPr>
+              <w:t xml:space="preserve">Interpretación</w:t>
             </w:r>
           </w:p>
         </w:tc>
@@ -17724,7 +17749,7 @@
                 <w:sz w:val="15"/>
                 <w:szCs w:val="15"/>
               </w:rPr>
-              <w:t xml:space="preserve">El 76,5 % (concordancia parcial) y el 48,8 % (anulación previa) no figuran en el Cap. VI: provienen del corpus anterior de 100 expedientes. El 34,5 % corresponde a la serie anual de 2018 (Tablas 1 y 2), no a «las sentencias Tradicionales» de la muestra, donde la censura es del 96,5 % (Tabla 5). Además, la cita «(Tabla 6)» es errónea.</w:t>
+              <w:t xml:space="preserve">Las medias 318,6/313,3 días no figuran en el Cap. VI (R-12), y la conclusión de «rasgo sistémico… y no una deficiencia local» contradice la otra Discusión. Revisar todo el resto del párrafo.</w:t>
             </w:r>
           </w:p>
         </w:tc>
@@ -17757,7 +17782,7 @@
                 <w:sz w:val="15"/>
                 <w:szCs w:val="15"/>
               </w:rPr>
-              <w:t xml:space="preserve">Cap. VI, Tablas 1, 2 y 5.</w:t>
+              <w:t xml:space="preserve">Cap. VII, 2.4 (RESULTADOS): «el contraste entre ordenamientos es contextual y no acredita una causa común de demora»; 2.5: «No permite… identificarla como principal origen de la demora sin desagregar los tiempos del proceso».</w:t>
             </w:r>
           </w:p>
         </w:tc>
@@ -17790,7 +17815,7 @@
                 <w:sz w:val="15"/>
                 <w:szCs w:val="15"/>
               </w:rPr>
-              <w:t xml:space="preserve">«…y la sentencia quedaba expuesta a defectos de actividad procesal y probatoria. En la serie anual de 2018, el 34,5 % de las sentencias sometidas a control fue censurado (21,7 % anuladas y 12,8 % revocadas; Tabla 1).» Suprimir 76,5 % y 48,8 %, salvo que se recalculen y se incorporen al Cap. VI.</w:t>
+              <w:t xml:space="preserve">«La proximidad entre las duraciones medias del control superior (318,6 y 313,3 días; Tabla [n]) permite situar los resultados en ese debate; sin embargo, el contraste entre ordenamientos es contextual y no acredita una causa común de demora ni permite identificar la alzada como principal origen de la duración sin desagregar los tiempos del proceso.»</w:t>
             </w:r>
           </w:p>
         </w:tc>
@@ -17828,7 +17853,7 @@
                 <w:sz w:val="15"/>
                 <w:szCs w:val="15"/>
               </w:rPr>
-              <w:t xml:space="preserve">D-23</w:t>
+              <w:t xml:space="preserve">D-22</w:t>
             </w:r>
           </w:p>
         </w:tc>
@@ -17861,7 +17886,7 @@
                 <w:sz w:val="15"/>
                 <w:szCs w:val="15"/>
               </w:rPr>
-              <w:t xml:space="preserve">5.4, segundo párrafo (modelo Oralidad)</w:t>
+              <w:t xml:space="preserve">5.4, primer párrafo (modelo escritural)</w:t>
             </w:r>
           </w:p>
         </w:tc>
@@ -17928,7 +17953,7 @@
                 <w:sz w:val="15"/>
                 <w:szCs w:val="15"/>
               </w:rPr>
-              <w:t xml:space="preserve">El 66,0 % no figura en el Cap. VI (corpus anterior). El 72,6 % es de la serie anual de 2024, no del «período» muestral. La omisión de valoración (11,5 %) y el error de valoración (19,2 %) se miden sobre sentencias ANULADAS, es decir, que sí obligaron a retrotraer el proceso.</w:t>
+              <w:t xml:space="preserve">El 76,5 % (concordancia parcial) y el 48,8 % (anulación previa) no figuran en el Cap. VI: provienen del corpus anterior de 100 expedientes. El 34,5 % corresponde a la serie anual de 2018 (Tablas 1 y 2), no a «las sentencias Tradicionales» de la muestra, donde la censura es del 96,5 % (Tabla 5). Además, la cita «(Tabla 6)» es errónea.</w:t>
             </w:r>
           </w:p>
         </w:tc>
@@ -17961,7 +17986,7 @@
                 <w:sz w:val="15"/>
                 <w:szCs w:val="15"/>
               </w:rPr>
-              <w:t xml:space="preserve">Cap. VII, 2.6 (RESULTADOS): «No toda omisión probatoria es corregible directamente en alzada»; Cap. VI, Tablas 2 y 6.</w:t>
+              <w:t xml:space="preserve">Cap. VI, Tablas 1, 2 y 5.</w:t>
             </w:r>
           </w:p>
         </w:tc>
@@ -17994,7 +18019,7 @@
                 <w:sz w:val="15"/>
                 <w:szCs w:val="15"/>
               </w:rPr>
-              <w:t xml:space="preserve">«En la serie anual de 2024, el 72,6 % de las sentencias resistió el examen (frente al 65,5 % de 2018) y la revocación descendió del 12,8 % al 7,3 % (Tablas 1 y 2). Entre las sentencias anuladas del grupo Oralidad persisten la valoración probatoria defectuosa (19,2 %), la motivación insuficiente (28,8 %) —incluida la omisión de valoración (11,5 %)— y la motivación incongruente (25,0 %), defectos que, por haber motivado la nulidad, determinaron la retroacción del proceso.»</w:t>
+              <w:t xml:space="preserve">«…y la sentencia quedaba expuesta a defectos de actividad procesal y probatoria. En la serie anual de 2018, el 34,5 % de las sentencias sometidas a control fue censurado (21,7 % anuladas y 12,8 % revocadas; Tabla 1).» Suprimir 76,5 % y 48,8 %, salvo que se recalculen y se incorporen al Cap. VI.</w:t>
             </w:r>
           </w:p>
         </w:tc>
@@ -18032,7 +18057,7 @@
                 <w:sz w:val="15"/>
                 <w:szCs w:val="15"/>
               </w:rPr>
-              <w:t xml:space="preserve">D-24</w:t>
+              <w:t xml:space="preserve">D-23</w:t>
             </w:r>
           </w:p>
         </w:tc>
@@ -18065,7 +18090,7 @@
                 <w:sz w:val="15"/>
                 <w:szCs w:val="15"/>
               </w:rPr>
-              <w:t xml:space="preserve">5.4, «El primero es la trazabilidad»</w:t>
+              <w:t xml:space="preserve">5.4, segundo párrafo (modelo Oralidad)</w:t>
             </w:r>
           </w:p>
         </w:tc>
@@ -18132,7 +18157,7 @@
                 <w:sz w:val="15"/>
                 <w:szCs w:val="15"/>
               </w:rPr>
-              <w:t xml:space="preserve">Usa porcentajes de un antecedente sin referencia completa, y los «trece expedientes» no figuran en el Cap. VI.</w:t>
+              <w:t xml:space="preserve">El 66,0 % no figura en el Cap. VI (corpus anterior). El 72,6 % es de la serie anual de 2024, no del «período» muestral. La omisión de valoración (11,5 %) y el error de valoración (19,2 %) se miden sobre sentencias ANULADAS, es decir, que sí obligaron a retrotraer el proceso.</w:t>
             </w:r>
           </w:p>
         </w:tc>
@@ -18165,7 +18190,7 @@
                 <w:sz w:val="15"/>
                 <w:szCs w:val="15"/>
               </w:rPr>
-              <w:t xml:space="preserve">Cap. VII, 2.4 y 2.6 (RESULTADOS): «La mención de un estudio de Arequipa de 2023 sin referencia completa no permite utilizar sus porcentajes como evidencia comparativa verificable».</w:t>
+              <w:t xml:space="preserve">Cap. VII, 2.6 (RESULTADOS): «No toda omisión probatoria es corregible directamente en alzada»; Cap. VI, Tablas 2 y 6.</w:t>
             </w:r>
           </w:p>
         </w:tc>
@@ -18198,7 +18223,7 @@
                 <w:sz w:val="15"/>
                 <w:szCs w:val="15"/>
               </w:rPr>
-              <w:t xml:space="preserve">Citar el antecedente con autor, título y fuente, o suprimir el porcentaje. Sustituir la evidencia por la de la Tabla 6: «…la omisión de valoración de prueba admitida o decisiva asciende del 3,8 % al 11,5 % de las sentencias anuladas.»</w:t>
+              <w:t xml:space="preserve">«En la serie anual de 2024, el 72,6 % de las sentencias resistió el examen (frente al 65,5 % de 2018) y la revocación descendió del 12,8 % al 7,3 % (Tablas 1 y 2). Entre las sentencias anuladas del grupo Oralidad persisten la valoración probatoria defectuosa (19,2 %), la motivación insuficiente (28,8 %) —incluida la omisión de valoración (11,5 %)— y la motivación incongruente (25,0 %), defectos que, por haber motivado la nulidad, determinaron la retroacción del proceso.»</w:t>
             </w:r>
           </w:p>
         </w:tc>
@@ -18236,7 +18261,7 @@
                 <w:sz w:val="15"/>
                 <w:szCs w:val="15"/>
               </w:rPr>
-              <w:t xml:space="preserve">D-25</w:t>
+              <w:t xml:space="preserve">D-24</w:t>
             </w:r>
           </w:p>
         </w:tc>
@@ -18269,7 +18294,7 @@
                 <w:sz w:val="15"/>
                 <w:szCs w:val="15"/>
               </w:rPr>
-              <w:t xml:space="preserve">5.4, «El segundo es la decisión»</w:t>
+              <w:t xml:space="preserve">5.4, «El primero es la trazabilidad»</w:t>
             </w:r>
           </w:p>
         </w:tc>
@@ -18282,28 +18307,28 @@
               <w:bottom w:val="single" w:color="BFBFBF" w:sz="4"/>
               <w:right w:val="single" w:color="BFBFBF" w:sz="4"/>
             </w:tcBorders>
-            <w:shd w:fill="FFF2A8" w:color="auto" w:val="clear"/>
-            <w:tcMar>
-              <w:top w:type="dxa" w:w="60"/>
-              <w:left w:type="dxa" w:w="90"/>
-              <w:bottom w:type="dxa" w:w="60"/>
-              <w:right w:type="dxa" w:w="90"/>
-            </w:tcMar>
-          </w:tcPr>
-          <w:p>
-            <w:pPr>
-              <w:spacing w:after="40" w:line="240"/>
-              <w:jc w:val="left"/>
-            </w:pPr>
-            <w:r>
-              <w:rPr>
-                <w:rFonts w:ascii="Arial" w:cs="Arial" w:eastAsia="Arial" w:hAnsi="Arial"/>
-                <w:b w:val="false"/>
-                <w:bCs w:val="false"/>
-                <w:sz w:val="15"/>
-                <w:szCs w:val="15"/>
-              </w:rPr>
-              <w:t xml:space="preserve">Interpretación</w:t>
+            <w:shd w:fill="F9CCF2" w:color="auto" w:val="clear"/>
+            <w:tcMar>
+              <w:top w:type="dxa" w:w="60"/>
+              <w:left w:type="dxa" w:w="90"/>
+              <w:bottom w:type="dxa" w:w="60"/>
+              <w:right w:type="dxa" w:w="90"/>
+            </w:tcMar>
+          </w:tcPr>
+          <w:p>
+            <w:pPr>
+              <w:spacing w:after="40" w:line="240"/>
+              <w:jc w:val="left"/>
+            </w:pPr>
+            <w:r>
+              <w:rPr>
+                <w:rFonts w:ascii="Arial" w:cs="Arial" w:eastAsia="Arial" w:hAnsi="Arial"/>
+                <w:b w:val="false"/>
+                <w:bCs w:val="false"/>
+                <w:sz w:val="15"/>
+                <w:szCs w:val="15"/>
+              </w:rPr>
+              <w:t xml:space="preserve">Cifra</w:t>
             </w:r>
           </w:p>
         </w:tc>
@@ -18336,7 +18361,7 @@
                 <w:sz w:val="15"/>
                 <w:szCs w:val="15"/>
               </w:rPr>
-              <w:t xml:space="preserve">Afirma un efecto temporal que no se midió y «desmiente» una objeción con solo cinco casos.</w:t>
+              <w:t xml:space="preserve">Usa porcentajes de un antecedente sin referencia completa, y los «trece expedientes» no figuran en el Cap. VI.</w:t>
             </w:r>
           </w:p>
         </w:tc>
@@ -18369,7 +18394,7 @@
                 <w:sz w:val="15"/>
                 <w:szCs w:val="15"/>
               </w:rPr>
-              <w:t xml:space="preserve">Cap. VII, 2.6 (RESULTADOS): «deben medirse los intervalos correspondientes; la información agregada no demuestra ese efecto»; 2.4: «no demostrar su superioridad».</w:t>
+              <w:t xml:space="preserve">Cap. VII, 2.4 y 2.6 (RESULTADOS): «La mención de un estudio de Arequipa de 2023 sin referencia completa no permite utilizar sus porcentajes como evidencia comparativa verificable».</w:t>
             </w:r>
           </w:p>
         </w:tc>
@@ -18402,7 +18427,7 @@
                 <w:sz w:val="15"/>
                 <w:szCs w:val="15"/>
               </w:rPr>
-              <w:t xml:space="preserve">«…de modo que el tiempo eventualmente ganado en la audiencia podría perderse en la elaboración escrita posterior, efecto que requiere medirse. Ninguno de los cinco expedientes con sentencia en audiencia fue anulado por defecto de motivación; por su base reducida, el dato no confirma ni desmiente la objeción de que la decisión oral comprometería el razonamiento.»</w:t>
+              <w:t xml:space="preserve">Citar el antecedente con autor, título y fuente, o suprimir el porcentaje. Sustituir la evidencia por la de la Tabla 6: «…la omisión de valoración de prueba admitida o decisiva asciende del 3,8 % al 11,5 % de las sentencias anuladas.»</w:t>
             </w:r>
           </w:p>
         </w:tc>
@@ -18440,7 +18465,7 @@
                 <w:sz w:val="15"/>
                 <w:szCs w:val="15"/>
               </w:rPr>
-              <w:t xml:space="preserve">D-26</w:t>
+              <w:t xml:space="preserve">D-25</w:t>
             </w:r>
           </w:p>
         </w:tc>
@@ -18473,7 +18498,7 @@
                 <w:sz w:val="15"/>
                 <w:szCs w:val="15"/>
               </w:rPr>
-              <w:t xml:space="preserve">5.4, «El tercero es la alzada»</w:t>
+              <w:t xml:space="preserve">5.4, «El segundo es la decisión»</w:t>
             </w:r>
           </w:p>
         </w:tc>
@@ -18486,28 +18511,28 @@
               <w:bottom w:val="single" w:color="BFBFBF" w:sz="4"/>
               <w:right w:val="single" w:color="BFBFBF" w:sz="4"/>
             </w:tcBorders>
-            <w:shd w:fill="F9CCF2" w:color="auto" w:val="clear"/>
-            <w:tcMar>
-              <w:top w:type="dxa" w:w="60"/>
-              <w:left w:type="dxa" w:w="90"/>
-              <w:bottom w:type="dxa" w:w="60"/>
-              <w:right w:type="dxa" w:w="90"/>
-            </w:tcMar>
-          </w:tcPr>
-          <w:p>
-            <w:pPr>
-              <w:spacing w:after="40" w:line="240"/>
-              <w:jc w:val="left"/>
-            </w:pPr>
-            <w:r>
-              <w:rPr>
-                <w:rFonts w:ascii="Arial" w:cs="Arial" w:eastAsia="Arial" w:hAnsi="Arial"/>
-                <w:b w:val="false"/>
-                <w:bCs w:val="false"/>
-                <w:sz w:val="15"/>
-                <w:szCs w:val="15"/>
-              </w:rPr>
-              <w:t xml:space="preserve">Cifra</w:t>
+            <w:shd w:fill="FFF2A8" w:color="auto" w:val="clear"/>
+            <w:tcMar>
+              <w:top w:type="dxa" w:w="60"/>
+              <w:left w:type="dxa" w:w="90"/>
+              <w:bottom w:type="dxa" w:w="60"/>
+              <w:right w:type="dxa" w:w="90"/>
+            </w:tcMar>
+          </w:tcPr>
+          <w:p>
+            <w:pPr>
+              <w:spacing w:after="40" w:line="240"/>
+              <w:jc w:val="left"/>
+            </w:pPr>
+            <w:r>
+              <w:rPr>
+                <w:rFonts w:ascii="Arial" w:cs="Arial" w:eastAsia="Arial" w:hAnsi="Arial"/>
+                <w:b w:val="false"/>
+                <w:bCs w:val="false"/>
+                <w:sz w:val="15"/>
+                <w:szCs w:val="15"/>
+              </w:rPr>
+              <w:t xml:space="preserve">Interpretación</w:t>
             </w:r>
           </w:p>
         </w:tc>
@@ -18540,7 +18565,7 @@
                 <w:sz w:val="15"/>
                 <w:szCs w:val="15"/>
               </w:rPr>
-              <w:t xml:space="preserve">La «reincidencia anulatoria» (48,8 % → 19,3 %) no figura en el Cap. VI (corpus anterior). La anulación no desciende en las series (21,7 % → 20,1 %) y la trazabilidad no se midió.</w:t>
+              <w:t xml:space="preserve">Afirma un efecto temporal que no se midió y «desmiente» una objeción con solo cinco casos.</w:t>
             </w:r>
           </w:p>
         </w:tc>
@@ -18573,7 +18598,7 @@
                 <w:sz w:val="15"/>
                 <w:szCs w:val="15"/>
               </w:rPr>
-              <w:t xml:space="preserve">Cap. VII, 2.5 y 2.8 (RESULTADOS): «el ahorro temporal debe medirse; no se deduce automáticamente de comparar frecuencias de nulidad»; «requiere reconstruir la cronología de cada expediente».</w:t>
+              <w:t xml:space="preserve">Cap. VII, 2.6 (RESULTADOS): «deben medirse los intervalos correspondientes; la información agregada no demuestra ese efecto»; 2.4: «no demostrar su superioridad».</w:t>
             </w:r>
           </w:p>
         </w:tc>
@@ -18606,7 +18631,7 @@
                 <w:sz w:val="15"/>
                 <w:szCs w:val="15"/>
               </w:rPr>
-              <w:t xml:space="preserve">«Bajo ese estándar, una menor reiteración de anulaciones podría reducir los recorridos procesales; sin embargo, la anulación se mantiene estable en las series anuales (21,7 % y 20,1 %) y el efecto sobre la duración total exige reconstruir la cronología de cada expediente. La trazabilidad entre hechos controvertidos, prueba admitida, actuación, valoración y motivación se propone como condición para verificar ese efecto, no como un resultado medido.»</w:t>
+              <w:t xml:space="preserve">«…de modo que el tiempo eventualmente ganado en la audiencia podría perderse en la elaboración escrita posterior, efecto que requiere medirse. Ninguno de los cinco expedientes con sentencia en audiencia fue anulado por defecto de motivación; por su base reducida, el dato no confirma ni desmiente la objeción de que la decisión oral comprometería el razonamiento.»</w:t>
             </w:r>
           </w:p>
         </w:tc>
@@ -18644,7 +18669,7 @@
                 <w:sz w:val="15"/>
                 <w:szCs w:val="15"/>
               </w:rPr>
-              <w:t xml:space="preserve">D-27</w:t>
+              <w:t xml:space="preserve">D-26</w:t>
             </w:r>
           </w:p>
         </w:tc>
@@ -18677,7 +18702,7 @@
                 <w:sz w:val="15"/>
                 <w:szCs w:val="15"/>
               </w:rPr>
-              <w:t xml:space="preserve">5.5, enunciado de la hipótesis</w:t>
+              <w:t xml:space="preserve">5.4, «El tercero es la alzada»</w:t>
             </w:r>
           </w:p>
         </w:tc>
@@ -18690,28 +18715,28 @@
               <w:bottom w:val="single" w:color="BFBFBF" w:sz="4"/>
               <w:right w:val="single" w:color="BFBFBF" w:sz="4"/>
             </w:tcBorders>
-            <w:shd w:fill="C4F0F0" w:color="auto" w:val="clear"/>
-            <w:tcMar>
-              <w:top w:type="dxa" w:w="60"/>
-              <w:left w:type="dxa" w:w="90"/>
-              <w:bottom w:type="dxa" w:w="60"/>
-              <w:right w:type="dxa" w:w="90"/>
-            </w:tcMar>
-          </w:tcPr>
-          <w:p>
-            <w:pPr>
-              <w:spacing w:after="40" w:line="240"/>
-              <w:jc w:val="left"/>
-            </w:pPr>
-            <w:r>
-              <w:rPr>
-                <w:rFonts w:ascii="Arial" w:cs="Arial" w:eastAsia="Arial" w:hAnsi="Arial"/>
-                <w:b w:val="false"/>
-                <w:bCs w:val="false"/>
-                <w:sz w:val="15"/>
-                <w:szCs w:val="15"/>
-              </w:rPr>
-              <w:t xml:space="preserve">Forma</w:t>
+            <w:shd w:fill="F9CCF2" w:color="auto" w:val="clear"/>
+            <w:tcMar>
+              <w:top w:type="dxa" w:w="60"/>
+              <w:left w:type="dxa" w:w="90"/>
+              <w:bottom w:type="dxa" w:w="60"/>
+              <w:right w:type="dxa" w:w="90"/>
+            </w:tcMar>
+          </w:tcPr>
+          <w:p>
+            <w:pPr>
+              <w:spacing w:after="40" w:line="240"/>
+              <w:jc w:val="left"/>
+            </w:pPr>
+            <w:r>
+              <w:rPr>
+                <w:rFonts w:ascii="Arial" w:cs="Arial" w:eastAsia="Arial" w:hAnsi="Arial"/>
+                <w:b w:val="false"/>
+                <w:bCs w:val="false"/>
+                <w:sz w:val="15"/>
+                <w:szCs w:val="15"/>
+              </w:rPr>
+              <w:t xml:space="preserve">Cifra</w:t>
             </w:r>
           </w:p>
         </w:tc>
@@ -18744,7 +18769,7 @@
                 <w:sz w:val="15"/>
                 <w:szCs w:val="15"/>
               </w:rPr>
-              <w:t xml:space="preserve">La redacción está incompleta («dado que… es probable que…»). El enunciado debe coincidir literalmente con la hipótesis de la matriz de consistencia.</w:t>
+              <w:t xml:space="preserve">La «reincidencia anulatoria» (48,8 % → 19,3 %) no figura en el Cap. VI (corpus anterior). La anulación no desciende en las series (21,7 % → 20,1 %) y la trazabilidad no se midió.</w:t>
             </w:r>
           </w:p>
         </w:tc>
@@ -18777,7 +18802,7 @@
                 <w:sz w:val="15"/>
                 <w:szCs w:val="15"/>
               </w:rPr>
-              <w:t xml:space="preserve">Matriz de consistencia / proyecto.</w:t>
+              <w:t xml:space="preserve">Cap. VII, 2.5 y 2.8 (RESULTADOS): «el ahorro temporal debe medirse; no se deduce automáticamente de comparar frecuencias de nulidad»; «requiere reconstruir la cronología de cada expediente».</w:t>
             </w:r>
           </w:p>
         </w:tc>
@@ -18810,7 +18835,7 @@
                 <w:sz w:val="15"/>
                 <w:szCs w:val="15"/>
               </w:rPr>
-              <w:t xml:space="preserve">Transcribir la hipótesis literal entre comillas: «sostuvo que “[texto exacto de la hipótesis]”».</w:t>
+              <w:t xml:space="preserve">«Bajo ese estándar, una menor reiteración de anulaciones podría reducir los recorridos procesales; sin embargo, la anulación se mantiene estable en las series anuales (21,7 % y 20,1 %) y el efecto sobre la duración total exige reconstruir la cronología de cada expediente. La trazabilidad entre hechos controvertidos, prueba admitida, actuación, valoración y motivación se propone como condición para verificar ese efecto, no como un resultado medido.»</w:t>
             </w:r>
           </w:p>
         </w:tc>
@@ -18848,7 +18873,7 @@
                 <w:sz w:val="15"/>
                 <w:szCs w:val="15"/>
               </w:rPr>
-              <w:t xml:space="preserve">D-28</w:t>
+              <w:t xml:space="preserve">D-27</w:t>
             </w:r>
           </w:p>
         </w:tc>
@@ -18881,7 +18906,7 @@
                 <w:sz w:val="15"/>
                 <w:szCs w:val="15"/>
               </w:rPr>
-              <w:t xml:space="preserve">5.5, segundo párrafo</w:t>
+              <w:t xml:space="preserve">5.5, enunciado de la hipótesis</w:t>
             </w:r>
           </w:p>
         </w:tc>
@@ -18948,7 +18973,7 @@
                 <w:sz w:val="15"/>
                 <w:szCs w:val="15"/>
               </w:rPr>
-              <w:t xml:space="preserve">Remite a una Tabla 7 que no existe en este archivo ni en el Cap. VI (se retiró en esta versión).</w:t>
+              <w:t xml:space="preserve">La redacción está incompleta («dado que… es probable que…»). El enunciado debe coincidir literalmente con la hipótesis de la matriz de consistencia.</w:t>
             </w:r>
           </w:p>
         </w:tc>
@@ -18981,7 +19006,7 @@
                 <w:sz w:val="15"/>
                 <w:szCs w:val="15"/>
               </w:rPr>
-              <w:t xml:space="preserve">Archivo RESULTADOS (Tablas 1–6).</w:t>
+              <w:t xml:space="preserve">Matriz de consistencia / proyecto.</w:t>
             </w:r>
           </w:p>
         </w:tc>
@@ -19014,7 +19039,7 @@
                 <w:sz w:val="15"/>
                 <w:szCs w:val="15"/>
               </w:rPr>
-              <w:t xml:space="preserve">Reponer la Tabla «Comprobación de la hipótesis por dimensión de análisis» (versión del repositorio, con d) 15,1 % → 28,8 %: «No comprobada») o suprimir la remisión. Numerarla según R-15.</w:t>
+              <w:t xml:space="preserve">Transcribir la hipótesis literal entre comillas: «sostuvo que “[texto exacto de la hipótesis]”».</w:t>
             </w:r>
           </w:p>
         </w:tc>
@@ -19052,7 +19077,7 @@
                 <w:sz w:val="15"/>
                 <w:szCs w:val="15"/>
               </w:rPr>
-              <w:t xml:space="preserve">D-29</w:t>
+              <w:t xml:space="preserve">D-28</w:t>
             </w:r>
           </w:p>
         </w:tc>
@@ -19085,7 +19110,7 @@
                 <w:sz w:val="15"/>
                 <w:szCs w:val="15"/>
               </w:rPr>
-              <w:t xml:space="preserve">5.5, tercer párrafo</w:t>
+              <w:t xml:space="preserve">5.5, segundo párrafo</w:t>
             </w:r>
           </w:p>
         </w:tc>
@@ -19098,28 +19123,28 @@
               <w:bottom w:val="single" w:color="BFBFBF" w:sz="4"/>
               <w:right w:val="single" w:color="BFBFBF" w:sz="4"/>
             </w:tcBorders>
-            <w:shd w:fill="F9CCF2" w:color="auto" w:val="clear"/>
-            <w:tcMar>
-              <w:top w:type="dxa" w:w="60"/>
-              <w:left w:type="dxa" w:w="90"/>
-              <w:bottom w:type="dxa" w:w="60"/>
-              <w:right w:type="dxa" w:w="90"/>
-            </w:tcMar>
-          </w:tcPr>
-          <w:p>
-            <w:pPr>
-              <w:spacing w:after="40" w:line="240"/>
-              <w:jc w:val="left"/>
-            </w:pPr>
-            <w:r>
-              <w:rPr>
-                <w:rFonts w:ascii="Arial" w:cs="Arial" w:eastAsia="Arial" w:hAnsi="Arial"/>
-                <w:b w:val="false"/>
-                <w:bCs w:val="false"/>
-                <w:sz w:val="15"/>
-                <w:szCs w:val="15"/>
-              </w:rPr>
-              <w:t xml:space="preserve">Cifra</w:t>
+            <w:shd w:fill="C4F0F0" w:color="auto" w:val="clear"/>
+            <w:tcMar>
+              <w:top w:type="dxa" w:w="60"/>
+              <w:left w:type="dxa" w:w="90"/>
+              <w:bottom w:type="dxa" w:w="60"/>
+              <w:right w:type="dxa" w:w="90"/>
+            </w:tcMar>
+          </w:tcPr>
+          <w:p>
+            <w:pPr>
+              <w:spacing w:after="40" w:line="240"/>
+              <w:jc w:val="left"/>
+            </w:pPr>
+            <w:r>
+              <w:rPr>
+                <w:rFonts w:ascii="Arial" w:cs="Arial" w:eastAsia="Arial" w:hAnsi="Arial"/>
+                <w:b w:val="false"/>
+                <w:bCs w:val="false"/>
+                <w:sz w:val="15"/>
+                <w:szCs w:val="15"/>
+              </w:rPr>
+              <w:t xml:space="preserve">Forma</w:t>
             </w:r>
           </w:p>
         </w:tc>
@@ -19152,7 +19177,7 @@
                 <w:sz w:val="15"/>
                 <w:szCs w:val="15"/>
               </w:rPr>
-              <w:t xml:space="preserve">La cifra contradice la Tabla 6 y el 2.7 del archivo RESULTADOS (15,1 % y 28,8 %), verificados en el Excel (D13 ∪ D11: 8 de 53 y 15 de 52). 13,2/21,2 corresponde solo a D13.</w:t>
+              <w:t xml:space="preserve">Remite a una Tabla 7 que no existe en este archivo ni en el Cap. VI (se retiró en esta versión).</w:t>
             </w:r>
           </w:p>
         </w:tc>
@@ -19185,7 +19210,7 @@
                 <w:sz w:val="15"/>
                 <w:szCs w:val="15"/>
               </w:rPr>
-              <w:t xml:space="preserve">Tabla 6 del Cap. VI; Cap. VII, 2.3 y 2.7.</w:t>
+              <w:t xml:space="preserve">Archivo RESULTADOS (Tablas 1–6).</w:t>
             </w:r>
           </w:p>
         </w:tc>
@@ -19218,7 +19243,7 @@
                 <w:sz w:val="15"/>
                 <w:szCs w:val="15"/>
               </w:rPr>
-              <w:t xml:space="preserve">«(del 15,1 % al 28,8 %)». Añadir: «los vicios de la tipología Llamoja concurren en proporciones semejantes en ambos períodos (56,6 % y 57,7 % de las sentencias anuladas; Tabla 6)».</w:t>
+              <w:t xml:space="preserve">Reponer la Tabla «Comprobación de la hipótesis por dimensión de análisis» (versión del repositorio, con d) 15,1 % → 28,8 %: «No comprobada») o suprimir la remisión. Numerarla según R-16.</w:t>
             </w:r>
           </w:p>
         </w:tc>
@@ -19256,7 +19281,7 @@
                 <w:sz w:val="15"/>
                 <w:szCs w:val="15"/>
               </w:rPr>
-              <w:t xml:space="preserve">D-30</w:t>
+              <w:t xml:space="preserve">D-29</w:t>
             </w:r>
           </w:p>
         </w:tc>
@@ -19289,7 +19314,7 @@
                 <w:sz w:val="15"/>
                 <w:szCs w:val="15"/>
               </w:rPr>
-              <w:t xml:space="preserve">5.5, párrafo final</w:t>
+              <w:t xml:space="preserve">5.5, tercer párrafo</w:t>
             </w:r>
           </w:p>
         </w:tc>
@@ -19302,28 +19327,28 @@
               <w:bottom w:val="single" w:color="BFBFBF" w:sz="4"/>
               <w:right w:val="single" w:color="BFBFBF" w:sz="4"/>
             </w:tcBorders>
-            <w:shd w:fill="FFF2A8" w:color="auto" w:val="clear"/>
-            <w:tcMar>
-              <w:top w:type="dxa" w:w="60"/>
-              <w:left w:type="dxa" w:w="90"/>
-              <w:bottom w:type="dxa" w:w="60"/>
-              <w:right w:type="dxa" w:w="90"/>
-            </w:tcMar>
-          </w:tcPr>
-          <w:p>
-            <w:pPr>
-              <w:spacing w:after="40" w:line="240"/>
-              <w:jc w:val="left"/>
-            </w:pPr>
-            <w:r>
-              <w:rPr>
-                <w:rFonts w:ascii="Arial" w:cs="Arial" w:eastAsia="Arial" w:hAnsi="Arial"/>
-                <w:b w:val="false"/>
-                <w:bCs w:val="false"/>
-                <w:sz w:val="15"/>
-                <w:szCs w:val="15"/>
-              </w:rPr>
-              <w:t xml:space="preserve">Interpretación</w:t>
+            <w:shd w:fill="F9CCF2" w:color="auto" w:val="clear"/>
+            <w:tcMar>
+              <w:top w:type="dxa" w:w="60"/>
+              <w:left w:type="dxa" w:w="90"/>
+              <w:bottom w:type="dxa" w:w="60"/>
+              <w:right w:type="dxa" w:w="90"/>
+            </w:tcMar>
+          </w:tcPr>
+          <w:p>
+            <w:pPr>
+              <w:spacing w:after="40" w:line="240"/>
+              <w:jc w:val="left"/>
+            </w:pPr>
+            <w:r>
+              <w:rPr>
+                <w:rFonts w:ascii="Arial" w:cs="Arial" w:eastAsia="Arial" w:hAnsi="Arial"/>
+                <w:b w:val="false"/>
+                <w:bCs w:val="false"/>
+                <w:sz w:val="15"/>
+                <w:szCs w:val="15"/>
+              </w:rPr>
+              <w:t xml:space="preserve">Cifra</w:t>
             </w:r>
           </w:p>
         </w:tc>
@@ -19356,7 +19381,7 @@
                 <w:sz w:val="15"/>
                 <w:szCs w:val="15"/>
               </w:rPr>
-              <w:t xml:space="preserve">«Significativamente» sugiere un contraste estadístico que no se hizo.</w:t>
+              <w:t xml:space="preserve">La cifra contradice la Tabla 6 y el 2.7 del archivo RESULTADOS (15,1 % y 28,8 %), verificados en el Excel (D13 ∪ D11: 8 de 53 y 15 de 52). 13,2/21,2 corresponde solo a D13.</w:t>
             </w:r>
           </w:p>
         </w:tc>
@@ -19389,7 +19414,7 @@
                 <w:sz w:val="15"/>
                 <w:szCs w:val="15"/>
               </w:rPr>
-              <w:t xml:space="preserve">Cap. VII, 2.7 (RESULTADOS): «Los porcentajes tienen alcance descriptivo y no constituyen un contraste estadístico de significancia»; «no corresponde declarar demostrada una mejora significativa ni homogénea».</w:t>
+              <w:t xml:space="preserve">Tabla 6 del Cap. VI; Cap. VII, 2.3 y 2.7.</w:t>
             </w:r>
           </w:p>
         </w:tc>
@@ -19422,44 +19447,7 @@
                 <w:sz w:val="15"/>
                 <w:szCs w:val="15"/>
               </w:rPr>
-              <w:t xml:space="preserve">«…el Modelo de Oralidad Civil se asocia a una mejora clara de la estructura del proceso que conduce a la sentencia…»</w:t>
-            </w:r>
-          </w:p>
-        </w:tc>
-      </w:tr>
-      <w:tr>
-        <w:tc>
-          <w:tcPr>
-            <w:tcW w:type="dxa" w:w="14570"/>
-            <w:gridSpan w:val="6"/>
-            <w:tcBorders>
-              <w:top w:val="single" w:color="BFBFBF" w:sz="4"/>
-              <w:left w:val="single" w:color="BFBFBF" w:sz="4"/>
-              <w:bottom w:val="single" w:color="BFBFBF" w:sz="4"/>
-              <w:right w:val="single" w:color="BFBFBF" w:sz="4"/>
-            </w:tcBorders>
-            <w:shd w:fill="F2F2F2" w:color="auto" w:val="clear"/>
-            <w:tcMar>
-              <w:top w:type="dxa" w:w="60"/>
-              <w:left w:type="dxa" w:w="90"/>
-              <w:bottom w:type="dxa" w:w="60"/>
-              <w:right w:type="dxa" w:w="90"/>
-            </w:tcMar>
-          </w:tcPr>
-          <w:p>
-            <w:pPr>
-              <w:spacing w:after="40" w:line="240"/>
-              <w:jc w:val="left"/>
-            </w:pPr>
-            <w:r>
-              <w:rPr>
-                <w:rFonts w:ascii="Arial" w:cs="Arial" w:eastAsia="Arial" w:hAnsi="Arial"/>
-                <w:b/>
-                <w:bCs/>
-                <w:sz w:val="15"/>
-                <w:szCs w:val="15"/>
-              </w:rPr>
-              <w:t xml:space="preserve">APORTES, CONCLUSIONES Y RECOMENDACIONES — archivo MARCADO_APORTES_CONCLUSIONES_RECOMENDACIONES_JUAN_MESABEL_QUISPE_LEON.docx</w:t>
+              <w:t xml:space="preserve">«(del 15,1 % al 28,8 %)». Añadir: «los vicios de la tipología Llamoja concurren en proporciones semejantes en ambos períodos (56,6 % y 57,7 % de las sentencias anuladas; Tabla 6)».</w:t>
             </w:r>
           </w:p>
         </w:tc>
@@ -19497,7 +19485,7 @@
                 <w:sz w:val="15"/>
                 <w:szCs w:val="15"/>
               </w:rPr>
-              <w:t xml:space="preserve">A-01</w:t>
+              <w:t xml:space="preserve">D-30</w:t>
             </w:r>
           </w:p>
         </w:tc>
@@ -19530,7 +19518,7 @@
                 <w:sz w:val="15"/>
                 <w:szCs w:val="15"/>
               </w:rPr>
-              <w:t xml:space="preserve">I.1, primer párrafo</w:t>
+              <w:t xml:space="preserve">5.5, párrafo final</w:t>
             </w:r>
           </w:p>
         </w:tc>
@@ -19543,28 +19531,28 @@
               <w:bottom w:val="single" w:color="BFBFBF" w:sz="4"/>
               <w:right w:val="single" w:color="BFBFBF" w:sz="4"/>
             </w:tcBorders>
-            <w:shd w:fill="F9CCF2" w:color="auto" w:val="clear"/>
-            <w:tcMar>
-              <w:top w:type="dxa" w:w="60"/>
-              <w:left w:type="dxa" w:w="90"/>
-              <w:bottom w:type="dxa" w:w="60"/>
-              <w:right w:type="dxa" w:w="90"/>
-            </w:tcMar>
-          </w:tcPr>
-          <w:p>
-            <w:pPr>
-              <w:spacing w:after="40" w:line="240"/>
-              <w:jc w:val="left"/>
-            </w:pPr>
-            <w:r>
-              <w:rPr>
-                <w:rFonts w:ascii="Arial" w:cs="Arial" w:eastAsia="Arial" w:hAnsi="Arial"/>
-                <w:b w:val="false"/>
-                <w:bCs w:val="false"/>
-                <w:sz w:val="15"/>
-                <w:szCs w:val="15"/>
-              </w:rPr>
-              <w:t xml:space="preserve">Cifra</w:t>
+            <w:shd w:fill="FFF2A8" w:color="auto" w:val="clear"/>
+            <w:tcMar>
+              <w:top w:type="dxa" w:w="60"/>
+              <w:left w:type="dxa" w:w="90"/>
+              <w:bottom w:type="dxa" w:w="60"/>
+              <w:right w:type="dxa" w:w="90"/>
+            </w:tcMar>
+          </w:tcPr>
+          <w:p>
+            <w:pPr>
+              <w:spacing w:after="40" w:line="240"/>
+              <w:jc w:val="left"/>
+            </w:pPr>
+            <w:r>
+              <w:rPr>
+                <w:rFonts w:ascii="Arial" w:cs="Arial" w:eastAsia="Arial" w:hAnsi="Arial"/>
+                <w:b w:val="false"/>
+                <w:bCs w:val="false"/>
+                <w:sz w:val="15"/>
+                <w:szCs w:val="15"/>
+              </w:rPr>
+              <w:t xml:space="preserve">Interpretación</w:t>
             </w:r>
           </w:p>
         </w:tc>
@@ -19597,7 +19585,7 @@
                 <w:sz w:val="15"/>
                 <w:szCs w:val="15"/>
               </w:rPr>
-              <w:t xml:space="preserve">Son las cifras del corpus anterior.</w:t>
+              <w:t xml:space="preserve">«Significativamente» sugiere un contraste estadístico que no se hizo.</w:t>
             </w:r>
           </w:p>
         </w:tc>
@@ -19630,7 +19618,7 @@
                 <w:sz w:val="15"/>
                 <w:szCs w:val="15"/>
               </w:rPr>
-              <w:t xml:space="preserve">Cap. VI: 167 expedientes (87/80), 163 sentencias de vista (85/78), 105 anuladas (53/52) y series 281/328.</w:t>
+              <w:t xml:space="preserve">Cap. VII, 2.7 (RESULTADOS): «Los porcentajes tienen alcance descriptivo y no constituyen un contraste estadístico de significancia»; «no corresponde declarar demostrada una mejora significativa ni homogénea».</w:t>
             </w:r>
           </w:p>
         </w:tc>
@@ -19663,7 +19651,44 @@
                 <w:sz w:val="15"/>
                 <w:szCs w:val="15"/>
               </w:rPr>
-              <w:t xml:space="preserve">«El análisis se practicó sobre ciento sesenta y siete (167) expedientes civiles con sentencia de primera instancia —ochenta y siete (87) del grupo Tradicional y ochenta (80) del grupo Oralidad—, sobre ciento sesenta y tres (163) sentencias de vista, de las cuales ciento cinco (105) declararon la nulidad (53 y 52), y sobre las series anuales de sentencias de segunda instancia de 2018 (281) y 2024 (328)».</w:t>
+              <w:t xml:space="preserve">«…el Modelo de Oralidad Civil se asocia a una mejora clara de la estructura del proceso que conduce a la sentencia…»</w:t>
+            </w:r>
+          </w:p>
+        </w:tc>
+      </w:tr>
+      <w:tr>
+        <w:tc>
+          <w:tcPr>
+            <w:tcW w:type="dxa" w:w="14570"/>
+            <w:gridSpan w:val="6"/>
+            <w:tcBorders>
+              <w:top w:val="single" w:color="BFBFBF" w:sz="4"/>
+              <w:left w:val="single" w:color="BFBFBF" w:sz="4"/>
+              <w:bottom w:val="single" w:color="BFBFBF" w:sz="4"/>
+              <w:right w:val="single" w:color="BFBFBF" w:sz="4"/>
+            </w:tcBorders>
+            <w:shd w:fill="F2F2F2" w:color="auto" w:val="clear"/>
+            <w:tcMar>
+              <w:top w:type="dxa" w:w="60"/>
+              <w:left w:type="dxa" w:w="90"/>
+              <w:bottom w:type="dxa" w:w="60"/>
+              <w:right w:type="dxa" w:w="90"/>
+            </w:tcMar>
+          </w:tcPr>
+          <w:p>
+            <w:pPr>
+              <w:spacing w:after="40" w:line="240"/>
+              <w:jc w:val="left"/>
+            </w:pPr>
+            <w:r>
+              <w:rPr>
+                <w:rFonts w:ascii="Arial" w:cs="Arial" w:eastAsia="Arial" w:hAnsi="Arial"/>
+                <w:b/>
+                <w:bCs/>
+                <w:sz w:val="15"/>
+                <w:szCs w:val="15"/>
+              </w:rPr>
+              <w:t xml:space="preserve">APORTES, CONCLUSIONES Y RECOMENDACIONES — archivo MARCADO_APORTES_CONCLUSIONES_RECOMENDACIONES_JUAN_MESABEL_QUISPE_LEON.docx</w:t>
             </w:r>
           </w:p>
         </w:tc>
@@ -19701,7 +19726,7 @@
                 <w:sz w:val="15"/>
                 <w:szCs w:val="15"/>
               </w:rPr>
-              <w:t xml:space="preserve">A-02</w:t>
+              <w:t xml:space="preserve">A-01</w:t>
             </w:r>
           </w:p>
         </w:tc>
@@ -19734,7 +19759,7 @@
                 <w:sz w:val="15"/>
                 <w:szCs w:val="15"/>
               </w:rPr>
-              <w:t xml:space="preserve">I.1, segundo párrafo</w:t>
+              <w:t xml:space="preserve">I.1, primer párrafo</w:t>
             </w:r>
           </w:p>
         </w:tc>
@@ -19747,28 +19772,28 @@
               <w:bottom w:val="single" w:color="BFBFBF" w:sz="4"/>
               <w:right w:val="single" w:color="BFBFBF" w:sz="4"/>
             </w:tcBorders>
-            <w:shd w:fill="FFF2A8" w:color="auto" w:val="clear"/>
-            <w:tcMar>
-              <w:top w:type="dxa" w:w="60"/>
-              <w:left w:type="dxa" w:w="90"/>
-              <w:bottom w:type="dxa" w:w="60"/>
-              <w:right w:type="dxa" w:w="90"/>
-            </w:tcMar>
-          </w:tcPr>
-          <w:p>
-            <w:pPr>
-              <w:spacing w:after="40" w:line="240"/>
-              <w:jc w:val="left"/>
-            </w:pPr>
-            <w:r>
-              <w:rPr>
-                <w:rFonts w:ascii="Arial" w:cs="Arial" w:eastAsia="Arial" w:hAnsi="Arial"/>
-                <w:b w:val="false"/>
-                <w:bCs w:val="false"/>
-                <w:sz w:val="15"/>
-                <w:szCs w:val="15"/>
-              </w:rPr>
-              <w:t xml:space="preserve">Interpretación</w:t>
+            <w:shd w:fill="F9CCF2" w:color="auto" w:val="clear"/>
+            <w:tcMar>
+              <w:top w:type="dxa" w:w="60"/>
+              <w:left w:type="dxa" w:w="90"/>
+              <w:bottom w:type="dxa" w:w="60"/>
+              <w:right w:type="dxa" w:w="90"/>
+            </w:tcMar>
+          </w:tcPr>
+          <w:p>
+            <w:pPr>
+              <w:spacing w:after="40" w:line="240"/>
+              <w:jc w:val="left"/>
+            </w:pPr>
+            <w:r>
+              <w:rPr>
+                <w:rFonts w:ascii="Arial" w:cs="Arial" w:eastAsia="Arial" w:hAnsi="Arial"/>
+                <w:b w:val="false"/>
+                <w:bCs w:val="false"/>
+                <w:sz w:val="15"/>
+                <w:szCs w:val="15"/>
+              </w:rPr>
+              <w:t xml:space="preserve">Cifra</w:t>
             </w:r>
           </w:p>
         </w:tc>
@@ -19801,7 +19826,7 @@
                 <w:sz w:val="15"/>
                 <w:szCs w:val="15"/>
               </w:rPr>
-              <w:t xml:space="preserve">La Tabla 3 muestra diferencias por vía procesal y la Tabla 1 del Cap. VI es la serie de 2018, no la comparabilidad.</w:t>
+              <w:t xml:space="preserve">Son las cifras del corpus anterior.</w:t>
             </w:r>
           </w:p>
         </w:tc>
@@ -19834,7 +19859,7 @@
                 <w:sz w:val="15"/>
                 <w:szCs w:val="15"/>
               </w:rPr>
-              <w:t xml:space="preserve">Cap. VI, Tabla 3 («comparaciones descriptivas y no ajustadas por vía») y Cap. VII, 2.8 («no garantiza equivalencia entre grupos ni elimina factores de confusión»).</w:t>
+              <w:t xml:space="preserve">Cap. VI: 167 expedientes (87/80), 163 sentencias de vista (85/78), 105 anuladas (53/52) y series 281/328.</w:t>
             </w:r>
           </w:p>
         </w:tc>
@@ -19867,7 +19892,7 @@
                 <w:sz w:val="15"/>
                 <w:szCs w:val="15"/>
               </w:rPr>
-              <w:t xml:space="preserve">«…construyó un corpus caracterizado por vía procesal y por hito de segunda instancia (Tabla 3), cuyas diferencias de composición se declaran y limitan las comparaciones a un plano descriptivo…»</w:t>
+              <w:t xml:space="preserve">«El análisis se practicó sobre ciento sesenta y siete (167) expedientes civiles nulos, cuya sentencia de primera instancia fue anulada por la Sala Civil —ochenta y siete (87) del grupo Tradicional y ochenta (80) del grupo Oralidad—, sobre ciento sesenta y tres (163) sentencias de vista, de las cuales ciento cinco (105) declararon la nulidad (53 y 52), y sobre las series anuales de sentencias de segunda instancia de 2018 (281) y 2024 (328)».</w:t>
             </w:r>
           </w:p>
         </w:tc>
@@ -19905,7 +19930,7 @@
                 <w:sz w:val="15"/>
                 <w:szCs w:val="15"/>
               </w:rPr>
-              <w:t xml:space="preserve">A-03</w:t>
+              <w:t xml:space="preserve">A-02</w:t>
             </w:r>
           </w:p>
         </w:tc>
@@ -19938,7 +19963,7 @@
                 <w:sz w:val="15"/>
                 <w:szCs w:val="15"/>
               </w:rPr>
-              <w:t xml:space="preserve">I.2, hallazgo central</w:t>
+              <w:t xml:space="preserve">I.1, segundo párrafo</w:t>
             </w:r>
           </w:p>
         </w:tc>
@@ -20005,7 +20030,7 @@
                 <w:sz w:val="15"/>
                 <w:szCs w:val="15"/>
               </w:rPr>
-              <w:t xml:space="preserve">Atribuye el menor avance a la defensa técnica sin un dato que lo respalde.</w:t>
+              <w:t xml:space="preserve">La Tabla 3 muestra diferencias por vía procesal y la Tabla 1 del Cap. VI es la serie de 2018, no la comparabilidad.</w:t>
             </w:r>
           </w:p>
         </w:tc>
@@ -20038,7 +20063,7 @@
                 <w:sz w:val="15"/>
                 <w:szCs w:val="15"/>
               </w:rPr>
-              <w:t xml:space="preserve">Cap. VII, 2.1 y 2.4 (RESULTADOS): «no bastan para imputar falta de colaboración a los abogados».</w:t>
+              <w:t xml:space="preserve">Cap. VI, Tabla 3 («comparaciones descriptivas y no ajustadas por vía») y Cap. VII, 2.8 («no garantiza equivalencia entre grupos ni elimina factores de confusión»).</w:t>
             </w:r>
           </w:p>
         </w:tc>
@@ -20071,7 +20096,7 @@
                 <w:sz w:val="15"/>
                 <w:szCs w:val="15"/>
               </w:rPr>
-              <w:t xml:space="preserve">«…y se debilitan en la emisión de la decisión y en las prácticas que requieren acuerdo de las partes, cuya baja frecuencia admite diversas explicaciones.»</w:t>
+              <w:t xml:space="preserve">«…construyó un corpus caracterizado por vía procesal y por hito de segunda instancia (Tabla 3), cuyas diferencias de composición se declaran y limitan las comparaciones a un plano descriptivo…»</w:t>
             </w:r>
           </w:p>
         </w:tc>
@@ -20109,7 +20134,7 @@
                 <w:sz w:val="15"/>
                 <w:szCs w:val="15"/>
               </w:rPr>
-              <w:t xml:space="preserve">A-04</w:t>
+              <w:t xml:space="preserve">A-03</w:t>
             </w:r>
           </w:p>
         </w:tc>
@@ -20142,7 +20167,7 @@
                 <w:sz w:val="15"/>
                 <w:szCs w:val="15"/>
               </w:rPr>
-              <w:t xml:space="preserve">I.2, «Dimensión de gestión procesal»</w:t>
+              <w:t xml:space="preserve">I.2, hallazgo central</w:t>
             </w:r>
           </w:p>
         </w:tc>
@@ -20155,28 +20180,28 @@
               <w:bottom w:val="single" w:color="BFBFBF" w:sz="4"/>
               <w:right w:val="single" w:color="BFBFBF" w:sz="4"/>
             </w:tcBorders>
-            <w:shd w:fill="F9CCF2" w:color="auto" w:val="clear"/>
-            <w:tcMar>
-              <w:top w:type="dxa" w:w="60"/>
-              <w:left w:type="dxa" w:w="90"/>
-              <w:bottom w:type="dxa" w:w="60"/>
-              <w:right w:type="dxa" w:w="90"/>
-            </w:tcMar>
-          </w:tcPr>
-          <w:p>
-            <w:pPr>
-              <w:spacing w:after="40" w:line="240"/>
-              <w:jc w:val="left"/>
-            </w:pPr>
-            <w:r>
-              <w:rPr>
-                <w:rFonts w:ascii="Arial" w:cs="Arial" w:eastAsia="Arial" w:hAnsi="Arial"/>
-                <w:b w:val="false"/>
-                <w:bCs w:val="false"/>
-                <w:sz w:val="15"/>
-                <w:szCs w:val="15"/>
-              </w:rPr>
-              <w:t xml:space="preserve">Cifra</w:t>
+            <w:shd w:fill="FFF2A8" w:color="auto" w:val="clear"/>
+            <w:tcMar>
+              <w:top w:type="dxa" w:w="60"/>
+              <w:left w:type="dxa" w:w="90"/>
+              <w:bottom w:type="dxa" w:w="60"/>
+              <w:right w:type="dxa" w:w="90"/>
+            </w:tcMar>
+          </w:tcPr>
+          <w:p>
+            <w:pPr>
+              <w:spacing w:after="40" w:line="240"/>
+              <w:jc w:val="left"/>
+            </w:pPr>
+            <w:r>
+              <w:rPr>
+                <w:rFonts w:ascii="Arial" w:cs="Arial" w:eastAsia="Arial" w:hAnsi="Arial"/>
+                <w:b w:val="false"/>
+                <w:bCs w:val="false"/>
+                <w:sz w:val="15"/>
+                <w:szCs w:val="15"/>
+              </w:rPr>
+              <w:t xml:space="preserve">Interpretación</w:t>
             </w:r>
           </w:p>
         </w:tc>
@@ -20209,7 +20234,7 @@
                 <w:sz w:val="15"/>
                 <w:szCs w:val="15"/>
               </w:rPr>
-              <w:t xml:space="preserve">Las cifras 20,9 % → 77,2 % (56,3 p. p.), 2,3 % → 17,5 %, 3,5 %, 19,3 % y 7,0 % son del corpus anterior.</w:t>
+              <w:t xml:space="preserve">Atribuye el menor avance a la defensa técnica sin un dato que lo respalde.</w:t>
             </w:r>
           </w:p>
         </w:tc>
@@ -20242,7 +20267,7 @@
                 <w:sz w:val="15"/>
                 <w:szCs w:val="15"/>
               </w:rPr>
-              <w:t xml:space="preserve">Tabla 4 del Cap. VI.</w:t>
+              <w:t xml:space="preserve">Cap. VII, 2.1 y 2.4 (RESULTADOS): «no bastan para imputar falta de colaboración a los abogados».</w:t>
             </w:r>
           </w:p>
         </w:tc>
@@ -20275,7 +20300,7 @@
                 <w:sz w:val="15"/>
                 <w:szCs w:val="15"/>
               </w:rPr>
-              <w:t xml:space="preserve">«La concentración acreditada del saneamiento, la fijación de puntos controvertidos y la admisión de medios probatorios en un solo acto pasó del 20,7 % al 71,3 % (Tabla 4), diferencia de 50,6 puntos porcentuales, la mayor entre los indicadores observados. La fijación expresa de hechos no controvertidos pasó del 0,0 % al 16,3 %; en cambio, no se computaron convenciones probatorias en ningún grupo, la sentencia expedida en audiencia alcanzó el 5,0 % y la lectura oral del sentido del fallo el 2,5 %.»</w:t>
+              <w:t xml:space="preserve">«…y se debilitan en la emisión de la decisión y en las prácticas que requieren acuerdo de las partes, cuya baja frecuencia admite diversas explicaciones.»</w:t>
             </w:r>
           </w:p>
         </w:tc>
@@ -20313,7 +20338,7 @@
                 <w:sz w:val="15"/>
                 <w:szCs w:val="15"/>
               </w:rPr>
-              <w:t xml:space="preserve">A-05</w:t>
+              <w:t xml:space="preserve">A-04</w:t>
             </w:r>
           </w:p>
         </w:tc>
@@ -20346,7 +20371,7 @@
                 <w:sz w:val="15"/>
                 <w:szCs w:val="15"/>
               </w:rPr>
-              <w:t xml:space="preserve">I.2, «Dimensión de calidad decisoria»</w:t>
+              <w:t xml:space="preserve">I.2, «Dimensión de gestión procesal»</w:t>
             </w:r>
           </w:p>
         </w:tc>
@@ -20413,7 +20438,7 @@
                 <w:sz w:val="15"/>
                 <w:szCs w:val="15"/>
               </w:rPr>
-              <w:t xml:space="preserve">(i) Confirmación 2,9 % → 60,0 % y censura 97,1 % → 40,0 % no corresponden a la Tabla 5 actual (confirmada 1,2 % y 1,3 %). (ii) La serie «63,1 % → 80,3 %, p = 0,002 (Tabla 13)» no existe: las series son 65,5 % → 72,6 % (Tablas 1 y 2) y el Cap. VII declara que no hay contraste de significancia (con estas cifras, una prueba χ² daría p ≈ 0,06 para la confirmación). (iii) La lista de defectos incluye una categoría no codificada (omisión de regla vinculante), una sin variación (prueba de oficio: 1,9 % y 1,9 %) y la motivación aparente, que se mantiene estable (9,4 % y 9,6 %).</w:t>
+              <w:t xml:space="preserve">Las cifras 20,9 % → 77,2 % (56,3 p. p.), 2,3 % → 17,5 %, 3,5 %, 19,3 % y 7,0 % son del corpus anterior.</w:t>
             </w:r>
           </w:p>
         </w:tc>
@@ -20446,7 +20471,7 @@
                 <w:sz w:val="15"/>
                 <w:szCs w:val="15"/>
               </w:rPr>
-              <w:t xml:space="preserve">Cap. VI, Tablas 1, 2, 5 y 6; Cap. VII, 2.7.</w:t>
+              <w:t xml:space="preserve">Tabla 4 del Cap. VI.</w:t>
             </w:r>
           </w:p>
         </w:tc>
@@ -20479,7 +20504,7 @@
                 <w:sz w:val="15"/>
                 <w:szCs w:val="15"/>
               </w:rPr>
-              <w:t xml:space="preserve">«Dimensión de estabilidad y calidad decisoria. En las series anuales, la confirmación ascendió del 65,5 % (2018) al 72,6 % (2024) y la revocación descendió del 12,8 % al 7,3 %, mientras la anulación se mantuvo estable (21,7 % y 20,1 %; Tablas 1 y 2). En las sentencias anuladas (Tabla 6), los vicios de motivación concurren en proporciones semejantes (56,6 % y 57,7 %): disminuyeron la motivación sustancialmente incongruente (32,1 % → 25,0 %), el litisconsorte necesario omitido (9,4 % → 3,8 %) y el emplazamiento defectuoso (9,4 % → 5,8 %), mientras aumentaron la motivación insuficiente (15,1 % → 28,8 %), la omisión de valoración de prueba admitida o decisiva (3,8 % → 11,5 %), la deficiencia en la motivación externa (5,7 % → 11,5 %), la omisión de resolver incidencia previa (3,8 % → 11,5 %) y la nulidad concatenada (7,5 % → 11,5 %); la motivación aparente se mantuvo (9,4 % y 9,6 %).»</w:t>
+              <w:t xml:space="preserve">«La concentración acreditada del saneamiento, la fijación de puntos controvertidos y la admisión de medios probatorios en un solo acto pasó del 20,7 % al 71,3 % (Tabla 4), diferencia de 50,6 puntos porcentuales, la mayor entre los indicadores observados. La fijación expresa de hechos no controvertidos pasó del 0,0 % al 16,3 %; en cambio, no se computaron convenciones probatorias en ningún grupo, la sentencia expedida en audiencia alcanzó el 5,0 % y la lectura oral del sentido del fallo el 2,5 %.»</w:t>
             </w:r>
           </w:p>
         </w:tc>
@@ -20517,7 +20542,7 @@
                 <w:sz w:val="15"/>
                 <w:szCs w:val="15"/>
               </w:rPr>
-              <w:t xml:space="preserve">A-06</w:t>
+              <w:t xml:space="preserve">A-05</w:t>
             </w:r>
           </w:p>
         </w:tc>
@@ -20550,7 +20575,7 @@
                 <w:sz w:val="15"/>
                 <w:szCs w:val="15"/>
               </w:rPr>
-              <w:t xml:space="preserve">I.3, «Vacío jurídico o brecha identificada»</w:t>
+              <w:t xml:space="preserve">I.2, «Dimensión de calidad decisoria»</w:t>
             </w:r>
           </w:p>
         </w:tc>
@@ -20563,28 +20588,28 @@
               <w:bottom w:val="single" w:color="BFBFBF" w:sz="4"/>
               <w:right w:val="single" w:color="BFBFBF" w:sz="4"/>
             </w:tcBorders>
-            <w:shd w:fill="FFF2A8" w:color="auto" w:val="clear"/>
-            <w:tcMar>
-              <w:top w:type="dxa" w:w="60"/>
-              <w:left w:type="dxa" w:w="90"/>
-              <w:bottom w:type="dxa" w:w="60"/>
-              <w:right w:type="dxa" w:w="90"/>
-            </w:tcMar>
-          </w:tcPr>
-          <w:p>
-            <w:pPr>
-              <w:spacing w:after="40" w:line="240"/>
-              <w:jc w:val="left"/>
-            </w:pPr>
-            <w:r>
-              <w:rPr>
-                <w:rFonts w:ascii="Arial" w:cs="Arial" w:eastAsia="Arial" w:hAnsi="Arial"/>
-                <w:b w:val="false"/>
-                <w:bCs w:val="false"/>
-                <w:sz w:val="15"/>
-                <w:szCs w:val="15"/>
-              </w:rPr>
-              <w:t xml:space="preserve">Interpretación</w:t>
+            <w:shd w:fill="F9CCF2" w:color="auto" w:val="clear"/>
+            <w:tcMar>
+              <w:top w:type="dxa" w:w="60"/>
+              <w:left w:type="dxa" w:w="90"/>
+              <w:bottom w:type="dxa" w:w="60"/>
+              <w:right w:type="dxa" w:w="90"/>
+            </w:tcMar>
+          </w:tcPr>
+          <w:p>
+            <w:pPr>
+              <w:spacing w:after="40" w:line="240"/>
+              <w:jc w:val="left"/>
+            </w:pPr>
+            <w:r>
+              <w:rPr>
+                <w:rFonts w:ascii="Arial" w:cs="Arial" w:eastAsia="Arial" w:hAnsi="Arial"/>
+                <w:b w:val="false"/>
+                <w:bCs w:val="false"/>
+                <w:sz w:val="15"/>
+                <w:szCs w:val="15"/>
+              </w:rPr>
+              <w:t xml:space="preserve">Cifra</w:t>
             </w:r>
           </w:p>
         </w:tc>
@@ -20617,7 +20642,7 @@
                 <w:sz w:val="15"/>
                 <w:szCs w:val="15"/>
               </w:rPr>
-              <w:t xml:space="preserve">Presenta como «vacío jurídico» algo que la Discusión califica como problema de registro y de gestión.</w:t>
+              <w:t xml:space="preserve">(i) Confirmación 2,9 % → 60,0 % y censura 97,1 % → 40,0 % no corresponden a la Tabla 5 actual (confirmada 1,2 % y 1,3 %). (ii) La serie «63,1 % → 80,3 %, p = 0,002 (Tabla 13)» no existe: las series son 65,5 % → 72,6 % (Tablas 1 y 2) y el Cap. VII declara que no hay contraste de significancia (con estas cifras, una prueba χ² daría p ≈ 0,06 para la confirmación). (iii) La lista de defectos incluye una categoría no codificada (omisión de regla vinculante), una sin variación (prueba de oficio: 1,9 % y 1,9 %) y la motivación aparente, que se mantiene estable (9,4 % y 9,6 %).</w:t>
             </w:r>
           </w:p>
         </w:tc>
@@ -20650,7 +20675,7 @@
                 <w:sz w:val="15"/>
                 <w:szCs w:val="15"/>
               </w:rPr>
-              <w:t xml:space="preserve">Cap. VII, 2.5 (RESULTADOS): «sustenta una propuesta de mejorar el registro y la conducción de la audiencia. No demuestra un vacío legislativo»; «La frecuencia reducida de un registro no permite concluir que deba incorporarse una nueva disposición al Código Procesal Civil».</w:t>
+              <w:t xml:space="preserve">Cap. VI, Tablas 1, 2, 5 y 6; Cap. VII, 2.7.</w:t>
             </w:r>
           </w:p>
         </w:tc>
@@ -20683,7 +20708,7 @@
                 <w:sz w:val="15"/>
                 <w:szCs w:val="15"/>
               </w:rPr>
-              <w:t xml:space="preserve">Retitular «3. Brecha de implementación identificada» y redactar: «…no se ha implementado un estándar uniforme de registro que permita verificar la trazabilidad entre… La investigación no acredita un vacío legislativo: la brecha se ubica en el registro y en la conducción de la audiencia.»</w:t>
+              <w:t xml:space="preserve">«Dimensión de estabilidad y calidad decisoria. En las series anuales, la confirmación ascendió del 65,5 % (2018) al 72,6 % (2024) y la revocación descendió del 12,8 % al 7,3 %, mientras la anulación se mantuvo estable (21,7 % y 20,1 %; Tablas 1 y 2). En las sentencias anuladas (Tabla 6), los vicios de motivación concurren en proporciones semejantes (56,6 % y 57,7 %): disminuyeron la motivación sustancialmente incongruente (32,1 % → 25,0 %), el litisconsorte necesario omitido (9,4 % → 3,8 %) y el emplazamiento defectuoso (9,4 % → 5,8 %), mientras aumentaron la motivación insuficiente (15,1 % → 28,8 %), la omisión de valoración de prueba admitida o decisiva (3,8 % → 11,5 %), la deficiencia en la motivación externa (5,7 % → 11,5 %), la omisión de resolver incidencia previa (3,8 % → 11,5 %) y la nulidad concatenada (7,5 % → 11,5 %); la motivación aparente se mantuvo (9,4 % y 9,6 %).»</w:t>
             </w:r>
           </w:p>
         </w:tc>
@@ -20721,7 +20746,7 @@
                 <w:sz w:val="15"/>
                 <w:szCs w:val="15"/>
               </w:rPr>
-              <w:t xml:space="preserve">A-07</w:t>
+              <w:t xml:space="preserve">A-06</w:t>
             </w:r>
           </w:p>
         </w:tc>
@@ -20754,7 +20779,7 @@
                 <w:sz w:val="15"/>
                 <w:szCs w:val="15"/>
               </w:rPr>
-              <w:t xml:space="preserve">I.3, «Primero»</w:t>
+              <w:t xml:space="preserve">I.3, «Vacío jurídico o brecha identificada»</w:t>
             </w:r>
           </w:p>
         </w:tc>
@@ -20821,7 +20846,7 @@
                 <w:sz w:val="15"/>
                 <w:szCs w:val="15"/>
               </w:rPr>
-              <w:t xml:space="preserve">El Cap. VI no contiene un indicador sobre la invocación de las R. A.</w:t>
+              <w:t xml:space="preserve">Presenta como «vacío jurídico» algo que la Discusión califica como problema de registro y de gestión.</w:t>
             </w:r>
           </w:p>
         </w:tc>
@@ -20854,7 +20879,7 @@
                 <w:sz w:val="15"/>
                 <w:szCs w:val="15"/>
               </w:rPr>
-              <w:t xml:space="preserve">Cap. VII, 2.5 (RESULTADOS): «La ausencia de cita expresa de las resoluciones administrativas en una sentencia no acredita, por sí misma, incumplimiento del modelo ni falta de control impugnatorio».</w:t>
+              <w:t xml:space="preserve">Cap. VII, 2.5 (RESULTADOS): «sustenta una propuesta de mejorar el registro y la conducción de la audiencia. No demuestra un vacío legislativo»; «La frecuencia reducida de un registro no permite concluir que deba incorporarse una nueva disposición al Código Procesal Civil».</w:t>
             </w:r>
           </w:p>
         </w:tc>
@@ -20887,7 +20912,7 @@
                 <w:sz w:val="15"/>
                 <w:szCs w:val="15"/>
               </w:rPr>
-              <w:t xml:space="preserve">Suprimir la frase o presentarla como hipótesis normativa a evaluar, no como evidencia.</w:t>
+              <w:t xml:space="preserve">Retitular «3. Brecha de implementación identificada» y redactar: «…no se ha implementado un estándar uniforme de registro que permita verificar la trazabilidad entre… La investigación no acredita un vacío legislativo: la brecha se ubica en el registro y en la conducción de la audiencia.»</w:t>
             </w:r>
           </w:p>
         </w:tc>
@@ -20925,7 +20950,7 @@
                 <w:sz w:val="15"/>
                 <w:szCs w:val="15"/>
               </w:rPr>
-              <w:t xml:space="preserve">A-08</w:t>
+              <w:t xml:space="preserve">A-07</w:t>
             </w:r>
           </w:p>
         </w:tc>
@@ -20958,7 +20983,7 @@
                 <w:sz w:val="15"/>
                 <w:szCs w:val="15"/>
               </w:rPr>
-              <w:t xml:space="preserve">I.3, «Segundo»</w:t>
+              <w:t xml:space="preserve">I.3, «Primero»</w:t>
             </w:r>
           </w:p>
         </w:tc>
@@ -20971,28 +20996,28 @@
               <w:bottom w:val="single" w:color="BFBFBF" w:sz="4"/>
               <w:right w:val="single" w:color="BFBFBF" w:sz="4"/>
             </w:tcBorders>
-            <w:shd w:fill="F9CCF2" w:color="auto" w:val="clear"/>
-            <w:tcMar>
-              <w:top w:type="dxa" w:w="60"/>
-              <w:left w:type="dxa" w:w="90"/>
-              <w:bottom w:type="dxa" w:w="60"/>
-              <w:right w:type="dxa" w:w="90"/>
-            </w:tcMar>
-          </w:tcPr>
-          <w:p>
-            <w:pPr>
-              <w:spacing w:after="40" w:line="240"/>
-              <w:jc w:val="left"/>
-            </w:pPr>
-            <w:r>
-              <w:rPr>
-                <w:rFonts w:ascii="Arial" w:cs="Arial" w:eastAsia="Arial" w:hAnsi="Arial"/>
-                <w:b w:val="false"/>
-                <w:bCs w:val="false"/>
-                <w:sz w:val="15"/>
-                <w:szCs w:val="15"/>
-              </w:rPr>
-              <w:t xml:space="preserve">Cifra</w:t>
+            <w:shd w:fill="FFF2A8" w:color="auto" w:val="clear"/>
+            <w:tcMar>
+              <w:top w:type="dxa" w:w="60"/>
+              <w:left w:type="dxa" w:w="90"/>
+              <w:bottom w:type="dxa" w:w="60"/>
+              <w:right w:type="dxa" w:w="90"/>
+            </w:tcMar>
+          </w:tcPr>
+          <w:p>
+            <w:pPr>
+              <w:spacing w:after="40" w:line="240"/>
+              <w:jc w:val="left"/>
+            </w:pPr>
+            <w:r>
+              <w:rPr>
+                <w:rFonts w:ascii="Arial" w:cs="Arial" w:eastAsia="Arial" w:hAnsi="Arial"/>
+                <w:b w:val="false"/>
+                <w:bCs w:val="false"/>
+                <w:sz w:val="15"/>
+                <w:szCs w:val="15"/>
+              </w:rPr>
+              <w:t xml:space="preserve">Interpretación</w:t>
             </w:r>
           </w:p>
         </w:tc>
@@ -21025,7 +21050,7 @@
                 <w:sz w:val="15"/>
                 <w:szCs w:val="15"/>
               </w:rPr>
-              <w:t xml:space="preserve">Cifras del corpus anterior. La Tabla 9 no existe.</w:t>
+              <w:t xml:space="preserve">El Cap. VI no contiene un indicador sobre la invocación de las R. A.</w:t>
             </w:r>
           </w:p>
         </w:tc>
@@ -21058,7 +21083,7 @@
                 <w:sz w:val="15"/>
                 <w:szCs w:val="15"/>
               </w:rPr>
-              <w:t xml:space="preserve">Tabla 6 del Cap. VI (3,8 % → 11,5 %).</w:t>
+              <w:t xml:space="preserve">Cap. VII, 2.5 (RESULTADOS): «La ausencia de cita expresa de las resoluciones administrativas en una sentencia no acredita, por sí misma, incumplimiento del modelo ni falta de control impugnatorio».</w:t>
             </w:r>
           </w:p>
         </w:tc>
@@ -21091,7 +21116,7 @@
                 <w:sz w:val="15"/>
                 <w:szCs w:val="15"/>
               </w:rPr>
-              <w:t xml:space="preserve">«…la omisión de valoración de prueba admitida o decisiva ascendió del 3,8 % al 11,5 % de las sentencias anuladas (Tabla 6).»</w:t>
+              <w:t xml:space="preserve">Suprimir la frase o presentarla como hipótesis normativa a evaluar, no como evidencia.</w:t>
             </w:r>
           </w:p>
         </w:tc>
@@ -21129,7 +21154,7 @@
                 <w:sz w:val="15"/>
                 <w:szCs w:val="15"/>
               </w:rPr>
-              <w:t xml:space="preserve">A-09</w:t>
+              <w:t xml:space="preserve">A-08</w:t>
             </w:r>
           </w:p>
         </w:tc>
@@ -21162,7 +21187,7 @@
                 <w:sz w:val="15"/>
                 <w:szCs w:val="15"/>
               </w:rPr>
-              <w:t xml:space="preserve">I.3, «Tercero»</w:t>
+              <w:t xml:space="preserve">I.3, «Segundo»</w:t>
             </w:r>
           </w:p>
         </w:tc>
@@ -21229,7 +21254,7 @@
                 <w:sz w:val="15"/>
                 <w:szCs w:val="15"/>
               </w:rPr>
-              <w:t xml:space="preserve">Las «58 sentencias anuladas por vicio de motivación», la externa 19,0 % → 40,5 % y la incongruente 42,9 % → 24,3 % (Tabla 14) son del corpus anterior. En la Tabla 6 actual, c) pasa del 5,7 % al 11,5 %, e) del 32,1 % al 25,0 % y d) del 15,1 % al 28,8 %: el desplazamiento principal es hacia la INSUFICIENCIA, no hacia la justificación externa. «Mejora la justificación interna» no se sostiene: b) pasa de 5 a 4 casos.</w:t>
+              <w:t xml:space="preserve">Cifras del corpus anterior. La Tabla 9 no existe.</w:t>
             </w:r>
           </w:p>
         </w:tc>
@@ -21262,7 +21287,7 @@
                 <w:sz w:val="15"/>
                 <w:szCs w:val="15"/>
               </w:rPr>
-              <w:t xml:space="preserve">Tabla 6 y Cap. VII, 2.3 («de la incongruencia… hacia la motivación insuficiente»).</w:t>
+              <w:t xml:space="preserve">Tabla 6 del Cap. VI (3,8 % → 11,5 %).</w:t>
             </w:r>
           </w:p>
         </w:tc>
@@ -21295,7 +21320,7 @@
                 <w:sz w:val="15"/>
                 <w:szCs w:val="15"/>
               </w:rPr>
-              <w:t xml:space="preserve">«Tercero, un desplazamiento del vicio de motivación no atendido por el modelo. En las 105 sentencias anuladas (53 y 52), los vicios de motivación concurren en proporciones semejantes (56,6 % y 57,7 %), pero cambia su composición: la motivación sustancialmente incongruente desciende del 32,1 % al 25,0 %, mientras la motivación insuficiente asciende del 15,1 % al 28,8 % —incluida la omisión de valoración de prueba admitida o decisiva, del 3,8 % al 11,5 %— y la deficiencia en la motivación externa del 5,7 % al 11,5 % (Tabla 6). El protocolo de audiencia no interviene sobre la justificación de las premisas, que se elabora por escrito después de la audiencia.»</w:t>
+              <w:t xml:space="preserve">«…la omisión de valoración de prueba admitida o decisiva ascendió del 3,8 % al 11,5 % de las sentencias anuladas (Tabla 6).»</w:t>
             </w:r>
           </w:p>
         </w:tc>
@@ -21333,7 +21358,7 @@
                 <w:sz w:val="15"/>
                 <w:szCs w:val="15"/>
               </w:rPr>
-              <w:t xml:space="preserve">A-10</w:t>
+              <w:t xml:space="preserve">A-09</w:t>
             </w:r>
           </w:p>
         </w:tc>
@@ -21366,7 +21391,7 @@
                 <w:sz w:val="15"/>
                 <w:szCs w:val="15"/>
               </w:rPr>
-              <w:t xml:space="preserve">I.3, «Cuarto»</w:t>
+              <w:t xml:space="preserve">I.3, «Tercero»</w:t>
             </w:r>
           </w:p>
         </w:tc>
@@ -21379,28 +21404,28 @@
               <w:bottom w:val="single" w:color="BFBFBF" w:sz="4"/>
               <w:right w:val="single" w:color="BFBFBF" w:sz="4"/>
             </w:tcBorders>
-            <w:shd w:fill="FFF2A8" w:color="auto" w:val="clear"/>
-            <w:tcMar>
-              <w:top w:type="dxa" w:w="60"/>
-              <w:left w:type="dxa" w:w="90"/>
-              <w:bottom w:type="dxa" w:w="60"/>
-              <w:right w:type="dxa" w:w="90"/>
-            </w:tcMar>
-          </w:tcPr>
-          <w:p>
-            <w:pPr>
-              <w:spacing w:after="40" w:line="240"/>
-              <w:jc w:val="left"/>
-            </w:pPr>
-            <w:r>
-              <w:rPr>
-                <w:rFonts w:ascii="Arial" w:cs="Arial" w:eastAsia="Arial" w:hAnsi="Arial"/>
-                <w:b w:val="false"/>
-                <w:bCs w:val="false"/>
-                <w:sz w:val="15"/>
-                <w:szCs w:val="15"/>
-              </w:rPr>
-              <w:t xml:space="preserve">Interpretación</w:t>
+            <w:shd w:fill="F9CCF2" w:color="auto" w:val="clear"/>
+            <w:tcMar>
+              <w:top w:type="dxa" w:w="60"/>
+              <w:left w:type="dxa" w:w="90"/>
+              <w:bottom w:type="dxa" w:w="60"/>
+              <w:right w:type="dxa" w:w="90"/>
+            </w:tcMar>
+          </w:tcPr>
+          <w:p>
+            <w:pPr>
+              <w:spacing w:after="40" w:line="240"/>
+              <w:jc w:val="left"/>
+            </w:pPr>
+            <w:r>
+              <w:rPr>
+                <w:rFonts w:ascii="Arial" w:cs="Arial" w:eastAsia="Arial" w:hAnsi="Arial"/>
+                <w:b w:val="false"/>
+                <w:bCs w:val="false"/>
+                <w:sz w:val="15"/>
+                <w:szCs w:val="15"/>
+              </w:rPr>
+              <w:t xml:space="preserve">Cifra</w:t>
             </w:r>
           </w:p>
         </w:tc>
@@ -21433,7 +21458,7 @@
                 <w:sz w:val="15"/>
                 <w:szCs w:val="15"/>
               </w:rPr>
-              <w:t xml:space="preserve">La duración del control superior no se presenta en el Cap. VI (R-11), y el «rasgo sistémico de las reformas latinoamericanas» contradice la Discusión.</w:t>
+              <w:t xml:space="preserve">Las «58 sentencias anuladas por vicio de motivación», la externa 19,0 % → 40,5 % y la incongruente 42,9 % → 24,3 % (Tabla 14) son del corpus anterior. En la Tabla 6 actual, c) pasa del 5,7 % al 11,5 %, e) del 32,1 % al 25,0 % y d) del 15,1 % al 28,8 %: el desplazamiento principal es hacia la INSUFICIENCIA, no hacia la justificación externa. «Mejora la justificación interna» no se sostiene: b) pasa de 5 a 4 casos.</w:t>
             </w:r>
           </w:p>
         </w:tc>
@@ -21466,7 +21491,7 @@
                 <w:sz w:val="15"/>
                 <w:szCs w:val="15"/>
               </w:rPr>
-              <w:t xml:space="preserve">Cap. VII, 2.4 y 2.5 (RESULTADOS): «el contraste entre ordenamientos es contextual y no acredita una causa común de demora»; «No permite… identificarla como principal origen de la demora sin desagregar los tiempos».</w:t>
+              <w:t xml:space="preserve">Tabla 6 y Cap. VII, 2.3 («de la incongruencia… hacia la motivación insuficiente»).</w:t>
             </w:r>
           </w:p>
         </w:tc>
@@ -21499,7 +21524,7 @@
                 <w:sz w:val="15"/>
                 <w:szCs w:val="15"/>
               </w:rPr>
-              <w:t xml:space="preserve">«Cuarto, una brecha de medición en la segunda instancia. La reforma se construyó sobre la audiencia de primera instancia; la diferencia entre las duraciones medias del control superior es reducida (318,6 y 313,3 días; Tabla [n]), pero sin desagregar los tiempos del proceso no puede identificarse la alzada como origen principal de la demora ni afirmarse una causa común con otros ordenamientos.»</w:t>
+              <w:t xml:space="preserve">«Tercero, un desplazamiento del vicio de motivación no atendido por el modelo. En las 105 sentencias anuladas (53 y 52), los vicios de motivación concurren en proporciones semejantes (56,6 % y 57,7 %), pero cambia su composición: la motivación sustancialmente incongruente desciende del 32,1 % al 25,0 %, mientras la motivación insuficiente asciende del 15,1 % al 28,8 % —incluida la omisión de valoración de prueba admitida o decisiva, del 3,8 % al 11,5 %— y la deficiencia en la motivación externa del 5,7 % al 11,5 % (Tabla 6). El protocolo de audiencia no interviene sobre la justificación de las premisas, que se elabora por escrito después de la audiencia.»</w:t>
             </w:r>
           </w:p>
         </w:tc>
@@ -21537,7 +21562,7 @@
                 <w:sz w:val="15"/>
                 <w:szCs w:val="15"/>
               </w:rPr>
-              <w:t xml:space="preserve">A-11</w:t>
+              <w:t xml:space="preserve">A-10</w:t>
             </w:r>
           </w:p>
         </w:tc>
@@ -21570,7 +21595,7 @@
                 <w:sz w:val="15"/>
                 <w:szCs w:val="15"/>
               </w:rPr>
-              <w:t xml:space="preserve">I.4, primer párrafo</w:t>
+              <w:t xml:space="preserve">I.3, «Cuarto»</w:t>
             </w:r>
           </w:p>
         </w:tc>
@@ -21583,28 +21608,28 @@
               <w:bottom w:val="single" w:color="BFBFBF" w:sz="4"/>
               <w:right w:val="single" w:color="BFBFBF" w:sz="4"/>
             </w:tcBorders>
-            <w:shd w:fill="F9CCF2" w:color="auto" w:val="clear"/>
-            <w:tcMar>
-              <w:top w:type="dxa" w:w="60"/>
-              <w:left w:type="dxa" w:w="90"/>
-              <w:bottom w:type="dxa" w:w="60"/>
-              <w:right w:type="dxa" w:w="90"/>
-            </w:tcMar>
-          </w:tcPr>
-          <w:p>
-            <w:pPr>
-              <w:spacing w:after="40" w:line="240"/>
-              <w:jc w:val="left"/>
-            </w:pPr>
-            <w:r>
-              <w:rPr>
-                <w:rFonts w:ascii="Arial" w:cs="Arial" w:eastAsia="Arial" w:hAnsi="Arial"/>
-                <w:b w:val="false"/>
-                <w:bCs w:val="false"/>
-                <w:sz w:val="15"/>
-                <w:szCs w:val="15"/>
-              </w:rPr>
-              <w:t xml:space="preserve">Cifra</w:t>
+            <w:shd w:fill="FFF2A8" w:color="auto" w:val="clear"/>
+            <w:tcMar>
+              <w:top w:type="dxa" w:w="60"/>
+              <w:left w:type="dxa" w:w="90"/>
+              <w:bottom w:type="dxa" w:w="60"/>
+              <w:right w:type="dxa" w:w="90"/>
+            </w:tcMar>
+          </w:tcPr>
+          <w:p>
+            <w:pPr>
+              <w:spacing w:after="40" w:line="240"/>
+              <w:jc w:val="left"/>
+            </w:pPr>
+            <w:r>
+              <w:rPr>
+                <w:rFonts w:ascii="Arial" w:cs="Arial" w:eastAsia="Arial" w:hAnsi="Arial"/>
+                <w:b w:val="false"/>
+                <w:bCs w:val="false"/>
+                <w:sz w:val="15"/>
+                <w:szCs w:val="15"/>
+              </w:rPr>
+              <w:t xml:space="preserve">Interpretación</w:t>
             </w:r>
           </w:p>
         </w:tc>
@@ -21637,7 +21662,7 @@
                 <w:sz w:val="15"/>
                 <w:szCs w:val="15"/>
               </w:rPr>
-              <w:t xml:space="preserve">Cifras del corpus anterior; lenguaje causal («se explica por»); y la frase final contradice la Discusión.</w:t>
+              <w:t xml:space="preserve">La duración del control superior no se presenta en el Cap. VI (R-12), y el «rasgo sistémico de las reformas latinoamericanas» contradice la Discusión.</w:t>
             </w:r>
           </w:p>
         </w:tc>
@@ -21670,7 +21695,7 @@
                 <w:sz w:val="15"/>
                 <w:szCs w:val="15"/>
               </w:rPr>
-              <w:t xml:space="preserve">Tabla 4 (20,7 % → 71,3 %); Cap. VI, 1.1; Cap. VII, 2.5.</w:t>
+              <w:t xml:space="preserve">Cap. VII, 2.4 y 2.5 (RESULTADOS): «el contraste entre ordenamientos es contextual y no acredita una causa común de demora»; «No permite… identificarla como principal origen de la demora sin desagregar los tiempos».</w:t>
             </w:r>
           </w:p>
         </w:tc>
@@ -21703,7 +21728,7 @@
                 <w:sz w:val="15"/>
                 <w:szCs w:val="15"/>
               </w:rPr>
-              <w:t xml:space="preserve">«El salto de la concentración del 20,7 % al 71,3 % no se asocia a una norma nueva, pues los principios del artículo V del Título Preliminar del CPC rigen desde 1993, sino que es compatible con el protocolo de audiencia y su supervisión. La variable crítica se ubica, en consecuencia, en la gestión del despacho.» (Suprimir «sin perjuicio de la conveniencia de incorporar el modelo al Código…».)</w:t>
+              <w:t xml:space="preserve">«Cuarto, una brecha de medición en la segunda instancia. La reforma se construyó sobre la audiencia de primera instancia; la diferencia entre las duraciones medias del control superior es reducida (318,6 y 313,3 días; Tabla [n]), pero sin desagregar los tiempos del proceso no puede identificarse la alzada como origen principal de la demora ni afirmarse una causa común con otros ordenamientos.»</w:t>
             </w:r>
           </w:p>
         </w:tc>
@@ -21741,7 +21766,7 @@
                 <w:sz w:val="15"/>
                 <w:szCs w:val="15"/>
               </w:rPr>
-              <w:t xml:space="preserve">A-12</w:t>
+              <w:t xml:space="preserve">A-11</w:t>
             </w:r>
           </w:p>
         </w:tc>
@@ -21774,7 +21799,7 @@
                 <w:sz w:val="15"/>
                 <w:szCs w:val="15"/>
               </w:rPr>
-              <w:t xml:space="preserve">I.4, tercer párrafo</w:t>
+              <w:t xml:space="preserve">I.4, primer párrafo</w:t>
             </w:r>
           </w:p>
         </w:tc>
@@ -21787,28 +21812,28 @@
               <w:bottom w:val="single" w:color="BFBFBF" w:sz="4"/>
               <w:right w:val="single" w:color="BFBFBF" w:sz="4"/>
             </w:tcBorders>
-            <w:shd w:fill="FFF2A8" w:color="auto" w:val="clear"/>
-            <w:tcMar>
-              <w:top w:type="dxa" w:w="60"/>
-              <w:left w:type="dxa" w:w="90"/>
-              <w:bottom w:type="dxa" w:w="60"/>
-              <w:right w:type="dxa" w:w="90"/>
-            </w:tcMar>
-          </w:tcPr>
-          <w:p>
-            <w:pPr>
-              <w:spacing w:after="40" w:line="240"/>
-              <w:jc w:val="left"/>
-            </w:pPr>
-            <w:r>
-              <w:rPr>
-                <w:rFonts w:ascii="Arial" w:cs="Arial" w:eastAsia="Arial" w:hAnsi="Arial"/>
-                <w:b w:val="false"/>
-                <w:bCs w:val="false"/>
-                <w:sz w:val="15"/>
-                <w:szCs w:val="15"/>
-              </w:rPr>
-              <w:t xml:space="preserve">Interpretación</w:t>
+            <w:shd w:fill="F9CCF2" w:color="auto" w:val="clear"/>
+            <w:tcMar>
+              <w:top w:type="dxa" w:w="60"/>
+              <w:left w:type="dxa" w:w="90"/>
+              <w:bottom w:type="dxa" w:w="60"/>
+              <w:right w:type="dxa" w:w="90"/>
+            </w:tcMar>
+          </w:tcPr>
+          <w:p>
+            <w:pPr>
+              <w:spacing w:after="40" w:line="240"/>
+              <w:jc w:val="left"/>
+            </w:pPr>
+            <w:r>
+              <w:rPr>
+                <w:rFonts w:ascii="Arial" w:cs="Arial" w:eastAsia="Arial" w:hAnsi="Arial"/>
+                <w:b w:val="false"/>
+                <w:bCs w:val="false"/>
+                <w:sz w:val="15"/>
+                <w:szCs w:val="15"/>
+              </w:rPr>
+              <w:t xml:space="preserve">Cifra</w:t>
             </w:r>
           </w:p>
         </w:tc>
@@ -21841,7 +21866,7 @@
                 <w:sz w:val="15"/>
                 <w:szCs w:val="15"/>
               </w:rPr>
-              <w:t xml:space="preserve">Con los datos actuales, las dimensiones no se mueven «en sentidos distintos»: la estabilidad mejora y la motivación de las sentencias anuladas no varía en conjunto (56,6 % y 57,7 %).</w:t>
+              <w:t xml:space="preserve">Cifras del corpus anterior; lenguaje causal («se explica por»); y la frase final contradice la Discusión.</w:t>
             </w:r>
           </w:p>
         </w:tc>
@@ -21874,7 +21899,7 @@
                 <w:sz w:val="15"/>
                 <w:szCs w:val="15"/>
               </w:rPr>
-              <w:t xml:space="preserve">Tablas 1, 2 y 6.</w:t>
+              <w:t xml:space="preserve">Tabla 4 (20,7 % → 71,3 %); Cap. VI, 1.1; Cap. VII, 2.5.</w:t>
             </w:r>
           </w:p>
         </w:tc>
@@ -21907,7 +21932,7 @@
                 <w:sz w:val="15"/>
                 <w:szCs w:val="15"/>
               </w:rPr>
-              <w:t xml:space="preserve">«La evidencia muestra que ambas dimensiones no evolucionaron de la misma manera: la estabilidad mejora en las series anuales, mientras la frecuencia de vicios de motivación en las sentencias anuladas se mantiene…»</w:t>
+              <w:t xml:space="preserve">«El salto de la concentración del 20,7 % al 71,3 % no se asocia a una norma nueva, pues los principios del artículo V del Título Preliminar del CPC rigen desde 1993, sino que es compatible con el protocolo de audiencia y su supervisión. La variable crítica se ubica, en consecuencia, en la gestión del despacho.» (Suprimir «sin perjuicio de la conveniencia de incorporar el modelo al Código…».)</w:t>
             </w:r>
           </w:p>
         </w:tc>
@@ -21945,7 +21970,7 @@
                 <w:sz w:val="15"/>
                 <w:szCs w:val="15"/>
               </w:rPr>
-              <w:t xml:space="preserve">A-13</w:t>
+              <w:t xml:space="preserve">A-12</w:t>
             </w:r>
           </w:p>
         </w:tc>
@@ -21978,7 +22003,7 @@
                 <w:sz w:val="15"/>
                 <w:szCs w:val="15"/>
               </w:rPr>
-              <w:t xml:space="preserve">I.5, párrafo introductorio</w:t>
+              <w:t xml:space="preserve">I.4, tercer párrafo</w:t>
             </w:r>
           </w:p>
         </w:tc>
@@ -21991,28 +22016,28 @@
               <w:bottom w:val="single" w:color="BFBFBF" w:sz="4"/>
               <w:right w:val="single" w:color="BFBFBF" w:sz="4"/>
             </w:tcBorders>
-            <w:shd w:fill="F9CCF2" w:color="auto" w:val="clear"/>
-            <w:tcMar>
-              <w:top w:type="dxa" w:w="60"/>
-              <w:left w:type="dxa" w:w="90"/>
-              <w:bottom w:type="dxa" w:w="60"/>
-              <w:right w:type="dxa" w:w="90"/>
-            </w:tcMar>
-          </w:tcPr>
-          <w:p>
-            <w:pPr>
-              <w:spacing w:after="40" w:line="240"/>
-              <w:jc w:val="left"/>
-            </w:pPr>
-            <w:r>
-              <w:rPr>
-                <w:rFonts w:ascii="Arial" w:cs="Arial" w:eastAsia="Arial" w:hAnsi="Arial"/>
-                <w:b w:val="false"/>
-                <w:bCs w:val="false"/>
-                <w:sz w:val="15"/>
-                <w:szCs w:val="15"/>
-              </w:rPr>
-              <w:t xml:space="preserve">Cifra</w:t>
+            <w:shd w:fill="FFF2A8" w:color="auto" w:val="clear"/>
+            <w:tcMar>
+              <w:top w:type="dxa" w:w="60"/>
+              <w:left w:type="dxa" w:w="90"/>
+              <w:bottom w:type="dxa" w:w="60"/>
+              <w:right w:type="dxa" w:w="90"/>
+            </w:tcMar>
+          </w:tcPr>
+          <w:p>
+            <w:pPr>
+              <w:spacing w:after="40" w:line="240"/>
+              <w:jc w:val="left"/>
+            </w:pPr>
+            <w:r>
+              <w:rPr>
+                <w:rFonts w:ascii="Arial" w:cs="Arial" w:eastAsia="Arial" w:hAnsi="Arial"/>
+                <w:b w:val="false"/>
+                <w:bCs w:val="false"/>
+                <w:sz w:val="15"/>
+                <w:szCs w:val="15"/>
+              </w:rPr>
+              <w:t xml:space="preserve">Interpretación</w:t>
             </w:r>
           </w:p>
         </w:tc>
@@ -22045,7 +22070,7 @@
                 <w:sz w:val="15"/>
                 <w:szCs w:val="15"/>
               </w:rPr>
-              <w:t xml:space="preserve">Dice «primera medición» y usa las cifras del corpus anterior (cien expedientes, ciento trece sentencias).</w:t>
+              <w:t xml:space="preserve">Con los datos actuales, las dimensiones no se mueven «en sentidos distintos»: la estabilidad mejora y la motivación de las sentencias anuladas no varía en conjunto (56,6 % y 57,7 %).</w:t>
             </w:r>
           </w:p>
         </w:tc>
@@ -22078,7 +22103,7 @@
                 <w:sz w:val="15"/>
                 <w:szCs w:val="15"/>
               </w:rPr>
-              <w:t xml:space="preserve">Cap. VII, 2.8 (RESULTADOS): «no acredita que sea la primera utilización civil de la tipología ni que no existan estudios anteriores en Arequipa».</w:t>
+              <w:t xml:space="preserve">Tablas 1, 2 y 6.</w:t>
             </w:r>
           </w:p>
         </w:tc>
@@ -22111,7 +22136,7 @@
                 <w:sz w:val="15"/>
                 <w:szCs w:val="15"/>
               </w:rPr>
-              <w:t xml:space="preserve">«El aporte empírico consiste en una medición sistemática, en el ámbito de la Sede Central de Arequipa, del efecto del Modelo de Oralidad Civil sobre el producto final del proceso, con base en 167 expedientes, 163 sentencias de vista (105 anuladas) y las series anuales de 2018 y 2024:»</w:t>
+              <w:t xml:space="preserve">«La evidencia muestra que ambas dimensiones no evolucionaron de la misma manera: la estabilidad mejora en las series anuales, mientras la frecuencia de vicios de motivación en las sentencias anuladas se mantiene…»</w:t>
             </w:r>
           </w:p>
         </w:tc>
@@ -22149,7 +22174,7 @@
                 <w:sz w:val="15"/>
                 <w:szCs w:val="15"/>
               </w:rPr>
-              <w:t xml:space="preserve">A-14</w:t>
+              <w:t xml:space="preserve">A-13</w:t>
             </w:r>
           </w:p>
         </w:tc>
@@ -22182,7 +22207,7 @@
                 <w:sz w:val="15"/>
                 <w:szCs w:val="15"/>
               </w:rPr>
-              <w:t xml:space="preserve">I.5, viñeta 1 (modelo escritural)</w:t>
+              <w:t xml:space="preserve">I.5, párrafo introductorio</w:t>
             </w:r>
           </w:p>
         </w:tc>
@@ -22249,7 +22274,7 @@
                 <w:sz w:val="15"/>
                 <w:szCs w:val="15"/>
               </w:rPr>
-              <w:t xml:space="preserve">97,1 % de censura y 48,8 % de anulación previa son cifras del corpus anterior. En la muestra actual la censura es casi total en ambos grupos (96,5 % y 97,4 %) porque los expedientes se seleccionaron por su hito de segunda instancia (Tabla 3), así que no es un resultado comparable.</w:t>
+              <w:t xml:space="preserve">Dice «primera medición» y usa las cifras del corpus anterior (cien expedientes, ciento trece sentencias).</w:t>
             </w:r>
           </w:p>
         </w:tc>
@@ -22282,7 +22307,7 @@
                 <w:sz w:val="15"/>
                 <w:szCs w:val="15"/>
               </w:rPr>
-              <w:t xml:space="preserve">Tablas 1, 3 y 5 del Cap. VI.</w:t>
+              <w:t xml:space="preserve">Cap. VII, 2.8 (RESULTADOS): «no acredita que sea la primera utilización civil de la tipología ni que no existan estudios anteriores en Arequipa».</w:t>
             </w:r>
           </w:p>
         </w:tc>
@@ -22315,7 +22340,7 @@
                 <w:sz w:val="15"/>
                 <w:szCs w:val="15"/>
               </w:rPr>
-              <w:t xml:space="preserve">«Bajo el modelo escritural, el patrón dominante es la dispersión del saneamiento en resoluciones sucesivas y separadas (solo el 20,7 % acredita concentración); en la serie anual de 2018, el 34,5 % de las sentencias sometidas a control fue anulado o revocado.»</w:t>
+              <w:t xml:space="preserve">«El aporte empírico consiste en una medición sistemática, en el ámbito de la Sede Central de Arequipa, del efecto del Modelo de Oralidad Civil sobre el producto final del proceso, con base en 167 expedientes nulos, 163 sentencias de vista (105 anuladas) y las series anuales de 2018 y 2024:»</w:t>
             </w:r>
           </w:p>
         </w:tc>
@@ -22353,7 +22378,7 @@
                 <w:sz w:val="15"/>
                 <w:szCs w:val="15"/>
               </w:rPr>
-              <w:t xml:space="preserve">A-15</w:t>
+              <w:t xml:space="preserve">A-14</w:t>
             </w:r>
           </w:p>
         </w:tc>
@@ -22386,7 +22411,7 @@
                 <w:sz w:val="15"/>
                 <w:szCs w:val="15"/>
               </w:rPr>
-              <w:t xml:space="preserve">I.5, viñeta 2 (modelo de oralidad)</w:t>
+              <w:t xml:space="preserve">I.5, viñeta 1 (modelo escritural)</w:t>
             </w:r>
           </w:p>
         </w:tc>
@@ -22453,7 +22478,7 @@
                 <w:sz w:val="15"/>
                 <w:szCs w:val="15"/>
               </w:rPr>
-              <w:t xml:space="preserve">«Seis de cada diez» (60 %) y la «reincidencia anulatoria» del 19,3 % son del corpus anterior.</w:t>
+              <w:t xml:space="preserve">97,1 % de censura y 48,8 % de anulación previa son cifras del corpus anterior. En la muestra actual la censura es casi total en ambos grupos (96,5 % y 97,4 %) porque todos los expedientes son nulos por definición de la muestra, así que no es un resultado comparable.</w:t>
             </w:r>
           </w:p>
         </w:tc>
@@ -22486,7 +22511,7 @@
                 <w:sz w:val="15"/>
                 <w:szCs w:val="15"/>
               </w:rPr>
-              <w:t xml:space="preserve">Tablas 2 y 4 del Cap. VI.</w:t>
+              <w:t xml:space="preserve">Tablas 1, 3 y 5 del Cap. VI.</w:t>
             </w:r>
           </w:p>
         </w:tc>
@@ -22519,7 +22544,7 @@
                 <w:sz w:val="15"/>
                 <w:szCs w:val="15"/>
               </w:rPr>
-              <w:t xml:space="preserve">«Bajo el modelo de oralidad, la concentración alcanza el 71,3 %; en la serie anual de 2024, el 72,6 % de las sentencias resistió el control superior y la revocación descendió al 7,3 %.»</w:t>
+              <w:t xml:space="preserve">«Bajo el modelo escritural, el patrón dominante es la dispersión del saneamiento en resoluciones sucesivas y separadas (solo el 20,7 % acredita concentración); en la serie anual de 2018, el 34,5 % de las sentencias sometidas a control fue anulado o revocado.»</w:t>
             </w:r>
           </w:p>
         </w:tc>
@@ -22557,7 +22582,7 @@
                 <w:sz w:val="15"/>
                 <w:szCs w:val="15"/>
               </w:rPr>
-              <w:t xml:space="preserve">A-16</w:t>
+              <w:t xml:space="preserve">A-15</w:t>
             </w:r>
           </w:p>
         </w:tc>
@@ -22590,7 +22615,7 @@
                 <w:sz w:val="15"/>
                 <w:szCs w:val="15"/>
               </w:rPr>
-              <w:t xml:space="preserve">I.5, viñeta 3 (nulidad vs. revocatoria)</w:t>
+              <w:t xml:space="preserve">I.5, viñeta 2 (modelo de oralidad)</w:t>
             </w:r>
           </w:p>
         </w:tc>
@@ -22657,7 +22682,7 @@
                 <w:sz w:val="15"/>
                 <w:szCs w:val="15"/>
               </w:rPr>
-              <w:t xml:space="preserve">«80,6 % → 70,1 %» y «19,4 % → 29,9 %» (Tabla 7) no existen. Con los datos actuales ocurre lo contrario: dentro de los pronunciamientos adversos, la anulación SUBE del 62,9 % (61 de 97) al 73,3 % (66 de 90) en las series anuales, y del 64,6 % al 68,4 % en la muestra (Tabla 5).</w:t>
+              <w:t xml:space="preserve">«Seis de cada diez» (60 %) y la «reincidencia anulatoria» del 19,3 % son del corpus anterior.</w:t>
             </w:r>
           </w:p>
         </w:tc>
@@ -22690,7 +22715,7 @@
                 <w:sz w:val="15"/>
                 <w:szCs w:val="15"/>
               </w:rPr>
-              <w:t xml:space="preserve">Tablas 1, 2 y 5 del Cap. VI.</w:t>
+              <w:t xml:space="preserve">Tablas 2 y 4 del Cap. VI.</w:t>
             </w:r>
           </w:p>
         </w:tc>
@@ -22723,7 +22748,7 @@
                 <w:sz w:val="15"/>
                 <w:szCs w:val="15"/>
               </w:rPr>
-              <w:t xml:space="preserve">Suprimir la viñeta o invertir su sentido: «Dentro del control adverso, la revocatoria perdió peso frente a la nulidad: en las series anuales, la anulación pasó del 62,9 % al 73,3 % de los pronunciamientos adversos, porque la revocación descendió (12,8 % → 7,3 %) mientras la anulación se mantuvo (21,7 % → 20,1 %).»</w:t>
+              <w:t xml:space="preserve">«Bajo el modelo de oralidad, la concentración alcanza el 71,3 %; en la serie anual de 2024, el 72,6 % de las sentencias resistió el control superior y la revocación descendió al 7,3 %.»</w:t>
             </w:r>
           </w:p>
         </w:tc>
@@ -22761,7 +22786,7 @@
                 <w:sz w:val="15"/>
                 <w:szCs w:val="15"/>
               </w:rPr>
-              <w:t xml:space="preserve">A-17</w:t>
+              <w:t xml:space="preserve">A-16</w:t>
             </w:r>
           </w:p>
         </w:tc>
@@ -22794,7 +22819,7 @@
                 <w:sz w:val="15"/>
                 <w:szCs w:val="15"/>
               </w:rPr>
-              <w:t xml:space="preserve">I.5, viñeta 4</w:t>
+              <w:t xml:space="preserve">I.5, viñeta 3 (nulidad vs. revocatoria)</w:t>
             </w:r>
           </w:p>
         </w:tc>
@@ -22861,7 +22886,7 @@
                 <w:sz w:val="15"/>
                 <w:szCs w:val="15"/>
               </w:rPr>
-              <w:t xml:space="preserve">La «Tabla 10» no existe: el Cap. VI solo analiza las causales de las sentencias ANULADAS, no las de las revocadas.</w:t>
+              <w:t xml:space="preserve">«80,6 % → 70,1 %» y «19,4 % → 29,9 %» (Tabla 7) no existen. Con los datos actuales ocurre lo contrario: dentro de los pronunciamientos adversos, la anulación SUBE del 62,9 % (61 de 97) al 73,3 % (66 de 90) en las series anuales, y del 64,6 % al 68,4 % en la muestra (Tabla 5).</w:t>
             </w:r>
           </w:p>
         </w:tc>
@@ -22894,7 +22919,7 @@
                 <w:sz w:val="15"/>
                 <w:szCs w:val="15"/>
               </w:rPr>
-              <w:t xml:space="preserve">Cap. VI (Tabla 6 solo sobre 53/52 anuladas).</w:t>
+              <w:t xml:space="preserve">Tablas 1, 2 y 5 del Cap. VI.</w:t>
             </w:r>
           </w:p>
         </w:tc>
@@ -22927,7 +22952,7 @@
                 <w:sz w:val="15"/>
                 <w:szCs w:val="15"/>
               </w:rPr>
-              <w:t xml:space="preserve">Suprimir, o incorporar al Cap. VI la tabla de causales de las 53 revocadas (29 + 24) si se quiere sostener la afirmación.</w:t>
+              <w:t xml:space="preserve">Suprimir la viñeta o invertir su sentido: «Dentro del control adverso, la revocatoria perdió peso frente a la nulidad: en las series anuales, la anulación pasó del 62,9 % al 73,3 % de los pronunciamientos adversos, porque la revocación descendió (12,8 % → 7,3 %) mientras la anulación se mantuvo (21,7 % → 20,1 %).»</w:t>
             </w:r>
           </w:p>
         </w:tc>
@@ -22965,7 +22990,7 @@
                 <w:sz w:val="15"/>
                 <w:szCs w:val="15"/>
               </w:rPr>
-              <w:t xml:space="preserve">A-18</w:t>
+              <w:t xml:space="preserve">A-17</w:t>
             </w:r>
           </w:p>
         </w:tc>
@@ -22998,7 +23023,7 @@
                 <w:sz w:val="15"/>
                 <w:szCs w:val="15"/>
               </w:rPr>
-              <w:t xml:space="preserve">I.5, viñeta 5</w:t>
+              <w:t xml:space="preserve">I.5, viñeta 4</w:t>
             </w:r>
           </w:p>
         </w:tc>
@@ -23065,7 +23090,7 @@
                 <w:sz w:val="15"/>
                 <w:szCs w:val="15"/>
               </w:rPr>
-              <w:t xml:space="preserve">La concurrencia de vicios de motivación del 42,9 % y el 43,2 % no figura en el Cap. VI.</w:t>
+              <w:t xml:space="preserve">La «Tabla 10» no existe: el Cap. VI solo analiza las causales de las sentencias ANULADAS, no las de las revocadas.</w:t>
             </w:r>
           </w:p>
         </w:tc>
@@ -23098,7 +23123,7 @@
                 <w:sz w:val="15"/>
                 <w:szCs w:val="15"/>
               </w:rPr>
-              <w:t xml:space="preserve">Cap. VI.</w:t>
+              <w:t xml:space="preserve">Cap. VI (Tabla 6 solo sobre 53/52 anuladas).</w:t>
             </w:r>
           </w:p>
         </w:tc>
@@ -23131,7 +23156,7 @@
                 <w:sz w:val="15"/>
                 <w:szCs w:val="15"/>
               </w:rPr>
-              <w:t xml:space="preserve">Suprimir, o recalcular (proporción de anuladas con dos o más vicios de motivación) e incorporar al Cap. VI.</w:t>
+              <w:t xml:space="preserve">Suprimir, o incorporar al Cap. VI la tabla de causales de las 53 revocadas (29 + 24) si se quiere sostener la afirmación.</w:t>
             </w:r>
           </w:p>
         </w:tc>
@@ -23169,7 +23194,7 @@
                 <w:sz w:val="15"/>
                 <w:szCs w:val="15"/>
               </w:rPr>
-              <w:t xml:space="preserve">A-19</w:t>
+              <w:t xml:space="preserve">A-18</w:t>
             </w:r>
           </w:p>
         </w:tc>
@@ -23202,7 +23227,7 @@
                 <w:sz w:val="15"/>
                 <w:szCs w:val="15"/>
               </w:rPr>
-              <w:t xml:space="preserve">I.5, diagnóstico de los tres puntos</w:t>
+              <w:t xml:space="preserve">I.5, viñeta 5</w:t>
             </w:r>
           </w:p>
         </w:tc>
@@ -23215,28 +23240,28 @@
               <w:bottom w:val="single" w:color="BFBFBF" w:sz="4"/>
               <w:right w:val="single" w:color="BFBFBF" w:sz="4"/>
             </w:tcBorders>
-            <w:shd w:fill="FFF2A8" w:color="auto" w:val="clear"/>
-            <w:tcMar>
-              <w:top w:type="dxa" w:w="60"/>
-              <w:left w:type="dxa" w:w="90"/>
-              <w:bottom w:type="dxa" w:w="60"/>
-              <w:right w:type="dxa" w:w="90"/>
-            </w:tcMar>
-          </w:tcPr>
-          <w:p>
-            <w:pPr>
-              <w:spacing w:after="40" w:line="240"/>
-              <w:jc w:val="left"/>
-            </w:pPr>
-            <w:r>
-              <w:rPr>
-                <w:rFonts w:ascii="Arial" w:cs="Arial" w:eastAsia="Arial" w:hAnsi="Arial"/>
-                <w:b w:val="false"/>
-                <w:bCs w:val="false"/>
-                <w:sz w:val="15"/>
-                <w:szCs w:val="15"/>
-              </w:rPr>
-              <w:t xml:space="preserve">Interpretación</w:t>
+            <w:shd w:fill="F9CCF2" w:color="auto" w:val="clear"/>
+            <w:tcMar>
+              <w:top w:type="dxa" w:w="60"/>
+              <w:left w:type="dxa" w:w="90"/>
+              <w:bottom w:type="dxa" w:w="60"/>
+              <w:right w:type="dxa" w:w="90"/>
+            </w:tcMar>
+          </w:tcPr>
+          <w:p>
+            <w:pPr>
+              <w:spacing w:after="40" w:line="240"/>
+              <w:jc w:val="left"/>
+            </w:pPr>
+            <w:r>
+              <w:rPr>
+                <w:rFonts w:ascii="Arial" w:cs="Arial" w:eastAsia="Arial" w:hAnsi="Arial"/>
+                <w:b w:val="false"/>
+                <w:bCs w:val="false"/>
+                <w:sz w:val="15"/>
+                <w:szCs w:val="15"/>
+              </w:rPr>
+              <w:t xml:space="preserve">Cifra</w:t>
             </w:r>
           </w:p>
         </w:tc>
@@ -23269,7 +23294,7 @@
                 <w:sz w:val="15"/>
                 <w:szCs w:val="15"/>
               </w:rPr>
-              <w:t xml:space="preserve">Afirma un efecto temporal que no se midió y una conclusión sobre la alzada que la Discusión rechaza.</w:t>
+              <w:t xml:space="preserve">La concurrencia de vicios de motivación del 42,9 % y el 43,2 % no figura en el Cap. VI.</w:t>
             </w:r>
           </w:p>
         </w:tc>
@@ -23302,7 +23327,7 @@
                 <w:sz w:val="15"/>
                 <w:szCs w:val="15"/>
               </w:rPr>
-              <w:t xml:space="preserve">Cap. VII, 2.6 («la información agregada no demuestra ese efecto») y 2.5 (RESULTADOS).</w:t>
+              <w:t xml:space="preserve">Cap. VI.</w:t>
             </w:r>
           </w:p>
         </w:tc>
@@ -23335,7 +23360,7 @@
                 <w:sz w:val="15"/>
                 <w:szCs w:val="15"/>
               </w:rPr>
-              <w:t xml:space="preserve">«…la decisión, porque el modelo concentró el debate pero no el fallo (sentencia en audiencia: 5,0 %); y la medición de la segunda instancia, cuya duración no se ha desagregado por tramos, lo que impide evaluar su incidencia en el plazo razonable.»</w:t>
+              <w:t xml:space="preserve">Suprimir, o recalcular (proporción de anuladas con dos o más vicios de motivación) e incorporar al Cap. VI.</w:t>
             </w:r>
           </w:p>
         </w:tc>
@@ -23373,7 +23398,7 @@
                 <w:sz w:val="15"/>
                 <w:szCs w:val="15"/>
               </w:rPr>
-              <w:t xml:space="preserve">A-20</w:t>
+              <w:t xml:space="preserve">A-19</w:t>
             </w:r>
           </w:p>
         </w:tc>
@@ -23406,7 +23431,7 @@
                 <w:sz w:val="15"/>
                 <w:szCs w:val="15"/>
               </w:rPr>
-              <w:t xml:space="preserve">I.6, primer párrafo (caso Llamoja)</w:t>
+              <w:t xml:space="preserve">I.5, diagnóstico de los tres puntos</w:t>
             </w:r>
           </w:p>
         </w:tc>
@@ -23419,28 +23444,28 @@
               <w:bottom w:val="single" w:color="BFBFBF" w:sz="4"/>
               <w:right w:val="single" w:color="BFBFBF" w:sz="4"/>
             </w:tcBorders>
-            <w:shd w:fill="F9CCF2" w:color="auto" w:val="clear"/>
-            <w:tcMar>
-              <w:top w:type="dxa" w:w="60"/>
-              <w:left w:type="dxa" w:w="90"/>
-              <w:bottom w:type="dxa" w:w="60"/>
-              <w:right w:type="dxa" w:w="90"/>
-            </w:tcMar>
-          </w:tcPr>
-          <w:p>
-            <w:pPr>
-              <w:spacing w:after="40" w:line="240"/>
-              <w:jc w:val="left"/>
-            </w:pPr>
-            <w:r>
-              <w:rPr>
-                <w:rFonts w:ascii="Arial" w:cs="Arial" w:eastAsia="Arial" w:hAnsi="Arial"/>
-                <w:b w:val="false"/>
-                <w:bCs w:val="false"/>
-                <w:sz w:val="15"/>
-                <w:szCs w:val="15"/>
-              </w:rPr>
-              <w:t xml:space="preserve">Cifra</w:t>
+            <w:shd w:fill="FFF2A8" w:color="auto" w:val="clear"/>
+            <w:tcMar>
+              <w:top w:type="dxa" w:w="60"/>
+              <w:left w:type="dxa" w:w="90"/>
+              <w:bottom w:type="dxa" w:w="60"/>
+              <w:right w:type="dxa" w:w="90"/>
+            </w:tcMar>
+          </w:tcPr>
+          <w:p>
+            <w:pPr>
+              <w:spacing w:after="40" w:line="240"/>
+              <w:jc w:val="left"/>
+            </w:pPr>
+            <w:r>
+              <w:rPr>
+                <w:rFonts w:ascii="Arial" w:cs="Arial" w:eastAsia="Arial" w:hAnsi="Arial"/>
+                <w:b w:val="false"/>
+                <w:bCs w:val="false"/>
+                <w:sz w:val="15"/>
+                <w:szCs w:val="15"/>
+              </w:rPr>
+              <w:t xml:space="preserve">Interpretación</w:t>
             </w:r>
           </w:p>
         </w:tc>
@@ -23473,7 +23498,7 @@
                 <w:sz w:val="15"/>
                 <w:szCs w:val="15"/>
               </w:rPr>
-              <w:t xml:space="preserve">En la Tabla 6, el supuesto f) figura con «—» (marcador de umbral, sin código D equivalente), no con «0 casos». Existe además una categoría residual g) con 19 resoluciones aún no recodificadas. «Sin pérdida de capacidad discriminante» es excesivo mientras exista ese residual.</w:t>
+              <w:t xml:space="preserve">Afirma un efecto temporal que no se midió y una conclusión sobre la alzada que la Discusión rechaza.</w:t>
             </w:r>
           </w:p>
         </w:tc>
@@ -23506,7 +23531,7 @@
                 <w:sz w:val="15"/>
                 <w:szCs w:val="15"/>
               </w:rPr>
-              <w:t xml:space="preserve">Tabla 6 y Cap. VII, 2.2: «debe distinguir una categoría no identificada de una ausencia demostrada del defecto».</w:t>
+              <w:t xml:space="preserve">Cap. VII, 2.6 («la información agregada no demuestra ese efecto») y 2.5 (RESULTADOS).</w:t>
             </w:r>
           </w:p>
         </w:tc>
@@ -23539,7 +23564,7 @@
                 <w:sz w:val="15"/>
                 <w:szCs w:val="15"/>
               </w:rPr>
-              <w:t xml:space="preserve">«…Aplicada a los supuestos a) a e) —el f) se empleó como marcador de umbral reforzado, sin código equivalente—, permitió distinguir… y hacer visible el desplazamiento del vicio entre períodos, de la motivación sustancialmente incongruente (32,1 % → 25,0 %) hacia la motivación insuficiente (15,1 % → 28,8 %). Diecinueve resoluciones (10 y 9) permanecen en la categoría residual g), pendientes de recodificación.»</w:t>
+              <w:t xml:space="preserve">«…la decisión, porque el modelo concentró el debate pero no el fallo (sentencia en audiencia: 5,0 %); y la medición de la segunda instancia, cuya duración no se ha desagregado por tramos, lo que impide evaluar su incidencia en el plazo razonable.»</w:t>
             </w:r>
           </w:p>
         </w:tc>
@@ -23577,7 +23602,7 @@
                 <w:sz w:val="15"/>
                 <w:szCs w:val="15"/>
               </w:rPr>
-              <w:t xml:space="preserve">A-21</w:t>
+              <w:t xml:space="preserve">A-20</w:t>
             </w:r>
           </w:p>
         </w:tc>
@@ -23610,7 +23635,7 @@
                 <w:sz w:val="15"/>
                 <w:szCs w:val="15"/>
               </w:rPr>
-              <w:t xml:space="preserve">I.6, segundo párrafo (Plenos)</w:t>
+              <w:t xml:space="preserve">I.6, primer párrafo (caso Llamoja)</w:t>
             </w:r>
           </w:p>
         </w:tc>
@@ -23623,28 +23648,28 @@
               <w:bottom w:val="single" w:color="BFBFBF" w:sz="4"/>
               <w:right w:val="single" w:color="BFBFBF" w:sz="4"/>
             </w:tcBorders>
-            <w:shd w:fill="FFF2A8" w:color="auto" w:val="clear"/>
-            <w:tcMar>
-              <w:top w:type="dxa" w:w="60"/>
-              <w:left w:type="dxa" w:w="90"/>
-              <w:bottom w:type="dxa" w:w="60"/>
-              <w:right w:type="dxa" w:w="90"/>
-            </w:tcMar>
-          </w:tcPr>
-          <w:p>
-            <w:pPr>
-              <w:spacing w:after="40" w:line="240"/>
-              <w:jc w:val="left"/>
-            </w:pPr>
-            <w:r>
-              <w:rPr>
-                <w:rFonts w:ascii="Arial" w:cs="Arial" w:eastAsia="Arial" w:hAnsi="Arial"/>
-                <w:b w:val="false"/>
-                <w:bCs w:val="false"/>
-                <w:sz w:val="15"/>
-                <w:szCs w:val="15"/>
-              </w:rPr>
-              <w:t xml:space="preserve">Interpretación</w:t>
+            <w:shd w:fill="F9CCF2" w:color="auto" w:val="clear"/>
+            <w:tcMar>
+              <w:top w:type="dxa" w:w="60"/>
+              <w:left w:type="dxa" w:w="90"/>
+              <w:bottom w:type="dxa" w:w="60"/>
+              <w:right w:type="dxa" w:w="90"/>
+            </w:tcMar>
+          </w:tcPr>
+          <w:p>
+            <w:pPr>
+              <w:spacing w:after="40" w:line="240"/>
+              <w:jc w:val="left"/>
+            </w:pPr>
+            <w:r>
+              <w:rPr>
+                <w:rFonts w:ascii="Arial" w:cs="Arial" w:eastAsia="Arial" w:hAnsi="Arial"/>
+                <w:b w:val="false"/>
+                <w:bCs w:val="false"/>
+                <w:sz w:val="15"/>
+                <w:szCs w:val="15"/>
+              </w:rPr>
+              <w:t xml:space="preserve">Cifra</w:t>
             </w:r>
           </w:p>
         </w:tc>
@@ -23677,7 +23702,7 @@
                 <w:sz w:val="15"/>
                 <w:szCs w:val="15"/>
               </w:rPr>
-              <w:t xml:space="preserve">El Cap. VI no mide la aplicación de Plenos, y la causal «omisión de regla vinculante» se retiró de la codificación (no está en la Tabla 6).</w:t>
+              <w:t xml:space="preserve">En la Tabla 6, el supuesto f) figura con «—» (marcador de umbral, sin código D equivalente), no con «0 casos». Existe además una categoría residual g) con 19 resoluciones aún no recodificadas. «Sin pérdida de capacidad discriminante» es excesivo mientras exista ese residual.</w:t>
             </w:r>
           </w:p>
         </w:tc>
@@ -23710,7 +23735,7 @@
                 <w:sz w:val="15"/>
                 <w:szCs w:val="15"/>
               </w:rPr>
-              <w:t xml:space="preserve">Cap. VII, 2.5 (RESULTADOS): «La mera mención de un pleno no demuestra su aplicación correcta».</w:t>
+              <w:t xml:space="preserve">Tabla 6 y Cap. VII, 2.2: «debe distinguir una categoría no identificada de una ausencia demostrada del defecto».</w:t>
             </w:r>
           </w:p>
         </w:tc>
@@ -23743,7 +23768,7 @@
                 <w:sz w:val="15"/>
                 <w:szCs w:val="15"/>
               </w:rPr>
-              <w:t xml:space="preserve">Suprimir el párrafo.</w:t>
+              <w:t xml:space="preserve">«…Aplicada a los supuestos a) a e) —el f) se empleó como marcador de umbral reforzado, sin código equivalente—, permitió distinguir… y hacer visible el desplazamiento del vicio entre períodos, de la motivación sustancialmente incongruente (32,1 % → 25,0 %) hacia la motivación insuficiente (15,1 % → 28,8 %). Diecinueve resoluciones (10 y 9) permanecen en la categoría residual g), pendientes de recodificación.»</w:t>
             </w:r>
           </w:p>
         </w:tc>
@@ -23781,7 +23806,7 @@
                 <w:sz w:val="15"/>
                 <w:szCs w:val="15"/>
               </w:rPr>
-              <w:t xml:space="preserve">A-22</w:t>
+              <w:t xml:space="preserve">A-21</w:t>
             </w:r>
           </w:p>
         </w:tc>
@@ -23814,7 +23839,7 @@
                 <w:sz w:val="15"/>
                 <w:szCs w:val="15"/>
               </w:rPr>
-              <w:t xml:space="preserve">I.6, tercer párrafo (STC 3509-2009)</w:t>
+              <w:t xml:space="preserve">I.6, segundo párrafo (Plenos)</w:t>
             </w:r>
           </w:p>
         </w:tc>
@@ -23827,28 +23852,28 @@
               <w:bottom w:val="single" w:color="BFBFBF" w:sz="4"/>
               <w:right w:val="single" w:color="BFBFBF" w:sz="4"/>
             </w:tcBorders>
-            <w:shd w:fill="F9CCF2" w:color="auto" w:val="clear"/>
-            <w:tcMar>
-              <w:top w:type="dxa" w:w="60"/>
-              <w:left w:type="dxa" w:w="90"/>
-              <w:bottom w:type="dxa" w:w="60"/>
-              <w:right w:type="dxa" w:w="90"/>
-            </w:tcMar>
-          </w:tcPr>
-          <w:p>
-            <w:pPr>
-              <w:spacing w:after="40" w:line="240"/>
-              <w:jc w:val="left"/>
-            </w:pPr>
-            <w:r>
-              <w:rPr>
-                <w:rFonts w:ascii="Arial" w:cs="Arial" w:eastAsia="Arial" w:hAnsi="Arial"/>
-                <w:b w:val="false"/>
-                <w:bCs w:val="false"/>
-                <w:sz w:val="15"/>
-                <w:szCs w:val="15"/>
-              </w:rPr>
-              <w:t xml:space="preserve">Cifra</w:t>
+            <w:shd w:fill="FFF2A8" w:color="auto" w:val="clear"/>
+            <w:tcMar>
+              <w:top w:type="dxa" w:w="60"/>
+              <w:left w:type="dxa" w:w="90"/>
+              <w:bottom w:type="dxa" w:w="60"/>
+              <w:right w:type="dxa" w:w="90"/>
+            </w:tcMar>
+          </w:tcPr>
+          <w:p>
+            <w:pPr>
+              <w:spacing w:after="40" w:line="240"/>
+              <w:jc w:val="left"/>
+            </w:pPr>
+            <w:r>
+              <w:rPr>
+                <w:rFonts w:ascii="Arial" w:cs="Arial" w:eastAsia="Arial" w:hAnsi="Arial"/>
+                <w:b w:val="false"/>
+                <w:bCs w:val="false"/>
+                <w:sz w:val="15"/>
+                <w:szCs w:val="15"/>
+              </w:rPr>
+              <w:t xml:space="preserve">Interpretación</w:t>
             </w:r>
           </w:p>
         </w:tc>
@@ -23881,7 +23906,7 @@
                 <w:sz w:val="15"/>
                 <w:szCs w:val="15"/>
               </w:rPr>
-              <w:t xml:space="preserve">La reincidencia anulatoria (48,8 % → 19,3 %) no está en el Cap. VI y la anulación es estable en las series (21,7 % y 20,1 %).</w:t>
+              <w:t xml:space="preserve">El Cap. VI no mide la aplicación de Plenos, y la causal «omisión de regla vinculante» se retiró de la codificación (no está en la Tabla 6).</w:t>
             </w:r>
           </w:p>
         </w:tc>
@@ -23914,7 +23939,7 @@
                 <w:sz w:val="15"/>
                 <w:szCs w:val="15"/>
               </w:rPr>
-              <w:t xml:space="preserve">Cap. VII, 2.5 y 2.8 (RESULTADOS): el ahorro temporal «debe medirse»; «requiere reconstruir la cronología de cada expediente».</w:t>
+              <w:t xml:space="preserve">Cap. VII, 2.5 (RESULTADOS): «La mera mención de un pleno no demuestra su aplicación correcta».</w:t>
             </w:r>
           </w:p>
         </w:tc>
@@ -23947,7 +23972,7 @@
                 <w:sz w:val="15"/>
                 <w:szCs w:val="15"/>
               </w:rPr>
-              <w:t xml:space="preserve">«Respecto de la STC 03509-2009-PHC/TC, la investigación distingue la duración de una revisión superior de la duración total que incluye eventuales reenvíos, y precisa que el efecto de las nulidades sobre el plazo razonable exige reconstruir la cronología de cada expediente.»</w:t>
+              <w:t xml:space="preserve">Suprimir el párrafo.</w:t>
             </w:r>
           </w:p>
         </w:tc>
@@ -23985,7 +24010,7 @@
                 <w:sz w:val="15"/>
                 <w:szCs w:val="15"/>
               </w:rPr>
-              <w:t xml:space="preserve">A-23</w:t>
+              <w:t xml:space="preserve">A-22</w:t>
             </w:r>
           </w:p>
         </w:tc>
@@ -24018,7 +24043,7 @@
                 <w:sz w:val="15"/>
                 <w:szCs w:val="15"/>
               </w:rPr>
-              <w:t xml:space="preserve">I.7, aporte normativo (primer párrafo)</w:t>
+              <w:t xml:space="preserve">I.6, tercer párrafo (STC 3509-2009)</w:t>
             </w:r>
           </w:p>
         </w:tc>
@@ -24031,28 +24056,28 @@
               <w:bottom w:val="single" w:color="BFBFBF" w:sz="4"/>
               <w:right w:val="single" w:color="BFBFBF" w:sz="4"/>
             </w:tcBorders>
-            <w:shd w:fill="FFF2A8" w:color="auto" w:val="clear"/>
-            <w:tcMar>
-              <w:top w:type="dxa" w:w="60"/>
-              <w:left w:type="dxa" w:w="90"/>
-              <w:bottom w:type="dxa" w:w="60"/>
-              <w:right w:type="dxa" w:w="90"/>
-            </w:tcMar>
-          </w:tcPr>
-          <w:p>
-            <w:pPr>
-              <w:spacing w:after="40" w:line="240"/>
-              <w:jc w:val="left"/>
-            </w:pPr>
-            <w:r>
-              <w:rPr>
-                <w:rFonts w:ascii="Arial" w:cs="Arial" w:eastAsia="Arial" w:hAnsi="Arial"/>
-                <w:b w:val="false"/>
-                <w:bCs w:val="false"/>
-                <w:sz w:val="15"/>
-                <w:szCs w:val="15"/>
-              </w:rPr>
-              <w:t xml:space="preserve">Interpretación</w:t>
+            <w:shd w:fill="F9CCF2" w:color="auto" w:val="clear"/>
+            <w:tcMar>
+              <w:top w:type="dxa" w:w="60"/>
+              <w:left w:type="dxa" w:w="90"/>
+              <w:bottom w:type="dxa" w:w="60"/>
+              <w:right w:type="dxa" w:w="90"/>
+            </w:tcMar>
+          </w:tcPr>
+          <w:p>
+            <w:pPr>
+              <w:spacing w:after="40" w:line="240"/>
+              <w:jc w:val="left"/>
+            </w:pPr>
+            <w:r>
+              <w:rPr>
+                <w:rFonts w:ascii="Arial" w:cs="Arial" w:eastAsia="Arial" w:hAnsi="Arial"/>
+                <w:b w:val="false"/>
+                <w:bCs w:val="false"/>
+                <w:sz w:val="15"/>
+                <w:szCs w:val="15"/>
+              </w:rPr>
+              <w:t xml:space="preserve">Cifra</w:t>
             </w:r>
           </w:p>
         </w:tc>
@@ -24085,7 +24110,7 @@
                 <w:sz w:val="15"/>
                 <w:szCs w:val="15"/>
               </w:rPr>
-              <w:t xml:space="preserve">Propone incorporar el modelo al CPC con base en que las sentencias «casi nunca invocan» las R. A., un dato que no está en el Cap. VI.</w:t>
+              <w:t xml:space="preserve">La reincidencia anulatoria (48,8 % → 19,3 %) no está en el Cap. VI y la anulación es estable en las series (21,7 % y 20,1 %).</w:t>
             </w:r>
           </w:p>
         </w:tc>
@@ -24118,7 +24143,7 @@
                 <w:sz w:val="15"/>
                 <w:szCs w:val="15"/>
               </w:rPr>
-              <w:t xml:space="preserve">Cap. VII, 2.5 (RESULTADOS): «La necesidad de una reforma legislativa exige identificar una insuficiencia normativa concreta»; «cualquier propuesta de reforma debe partir de una insuficiencia normativa comprobada».</w:t>
+              <w:t xml:space="preserve">Cap. VII, 2.5 y 2.8 (RESULTADOS): el ahorro temporal «debe medirse»; «requiere reconstruir la cronología de cada expediente».</w:t>
             </w:r>
           </w:p>
         </w:tc>
@@ -24151,7 +24176,7 @@
                 <w:sz w:val="15"/>
                 <w:szCs w:val="15"/>
               </w:rPr>
-              <w:t xml:space="preserve">Reformular el aporte como propuesta de gestión (protocolo de acta, trazabilidad, medición por tramos) y dejar la reforma legal como evaluación condicionada (ver Propuesta de recomendaciones, recomendación sexta).</w:t>
+              <w:t xml:space="preserve">«Respecto de la STC 03509-2009-PHC/TC, la investigación distingue la duración de una revisión superior de la duración total que incluye eventuales reenvíos, y precisa que el efecto de las nulidades sobre el plazo razonable exige reconstruir la cronología de cada expediente.»</w:t>
             </w:r>
           </w:p>
         </w:tc>
@@ -24189,7 +24214,7 @@
                 <w:sz w:val="15"/>
                 <w:szCs w:val="15"/>
               </w:rPr>
-              <w:t xml:space="preserve">A-24</w:t>
+              <w:t xml:space="preserve">A-23</w:t>
             </w:r>
           </w:p>
         </w:tc>
@@ -24222,7 +24247,7 @@
                 <w:sz w:val="15"/>
                 <w:szCs w:val="15"/>
               </w:rPr>
-              <w:t xml:space="preserve">I.7, propuesta 1 (regulación legal de la audiencia preliminar)</w:t>
+              <w:t xml:space="preserve">I.7, aporte normativo (primer párrafo)</w:t>
             </w:r>
           </w:p>
         </w:tc>
@@ -24289,7 +24314,7 @@
                 <w:sz w:val="15"/>
                 <w:szCs w:val="15"/>
               </w:rPr>
-              <w:t xml:space="preserve">Presenta la reforma legal como consecuencia directa de los hallazgos.</w:t>
+              <w:t xml:space="preserve">Propone incorporar el modelo al CPC con base en que las sentencias «casi nunca invocan» las R. A., un dato que no está en el Cap. VI.</w:t>
             </w:r>
           </w:p>
         </w:tc>
@@ -24322,7 +24347,7 @@
                 <w:sz w:val="15"/>
                 <w:szCs w:val="15"/>
               </w:rPr>
-              <w:t xml:space="preserve">Cap. VII, 2.5 (RESULTADOS).</w:t>
+              <w:t xml:space="preserve">Cap. VII, 2.5 (RESULTADOS): «La necesidad de una reforma legislativa exige identificar una insuficiencia normativa concreta»; «cualquier propuesta de reforma debe partir de una insuficiencia normativa comprobada».</w:t>
             </w:r>
           </w:p>
         </w:tc>
@@ -24355,7 +24380,7 @@
                 <w:sz w:val="15"/>
                 <w:szCs w:val="15"/>
               </w:rPr>
-              <w:t xml:space="preserve">Convertirla en «Evaluación de la suficiencia de la regulación administrativa de la audiencia preliminar, como paso previo a una eventual iniciativa legislativa».</w:t>
+              <w:t xml:space="preserve">Reformular el aporte como propuesta de gestión (protocolo de acta, trazabilidad, medición por tramos) y dejar la reforma legal como evaluación condicionada (ver Propuesta de recomendaciones, recomendación sexta).</w:t>
             </w:r>
           </w:p>
         </w:tc>
@@ -24393,7 +24418,7 @@
                 <w:sz w:val="15"/>
                 <w:szCs w:val="15"/>
               </w:rPr>
-              <w:t xml:space="preserve">A-25</w:t>
+              <w:t xml:space="preserve">A-24</w:t>
             </w:r>
           </w:p>
         </w:tc>
@@ -24426,7 +24451,7 @@
                 <w:sz w:val="15"/>
                 <w:szCs w:val="15"/>
               </w:rPr>
-              <w:t xml:space="preserve">I.7, propuesta 3 (adecuación de la alzada)</w:t>
+              <w:t xml:space="preserve">I.7, propuesta 1 (regulación legal de la audiencia preliminar)</w:t>
             </w:r>
           </w:p>
         </w:tc>
@@ -24493,7 +24518,7 @@
                 <w:sz w:val="15"/>
                 <w:szCs w:val="15"/>
               </w:rPr>
-              <w:t xml:space="preserve">Da por probado que la alzada es «el tramo del proceso ajeno al efecto de la reforma», cuando sus tiempos no se desagregaron.</w:t>
+              <w:t xml:space="preserve">Presenta la reforma legal como consecuencia directa de los hallazgos.</w:t>
             </w:r>
           </w:p>
         </w:tc>
@@ -24526,7 +24551,7 @@
                 <w:sz w:val="15"/>
                 <w:szCs w:val="15"/>
               </w:rPr>
-              <w:t xml:space="preserve">Cap. VII, 2.5 (RESULTADOS): «No permite concluir que la alzada carezca de cambios en su método de trabajo ni identificarla como principal origen de la demora».</w:t>
+              <w:t xml:space="preserve">Cap. VII, 2.5 (RESULTADOS).</w:t>
             </w:r>
           </w:p>
         </w:tc>
@@ -24559,7 +24584,7 @@
                 <w:sz w:val="15"/>
                 <w:szCs w:val="15"/>
               </w:rPr>
-              <w:t xml:space="preserve">«Medición de la duración por tramos (incluida la segunda instancia y los reenvíos) como base para decidir si la alzada requiere adecuarse a la estructura oral de la instancia.»</w:t>
+              <w:t xml:space="preserve">Convertirla en «Evaluación de la suficiencia de la regulación administrativa de la audiencia preliminar, como paso previo a una eventual iniciativa legislativa».</w:t>
             </w:r>
           </w:p>
         </w:tc>
@@ -24597,7 +24622,7 @@
                 <w:sz w:val="15"/>
                 <w:szCs w:val="15"/>
               </w:rPr>
-              <w:t xml:space="preserve">A-26</w:t>
+              <w:t xml:space="preserve">A-25</w:t>
             </w:r>
           </w:p>
         </w:tc>
@@ -24630,7 +24655,7 @@
                 <w:sz w:val="15"/>
                 <w:szCs w:val="15"/>
               </w:rPr>
-              <w:t xml:space="preserve">I.8, primer párrafo</w:t>
+              <w:t xml:space="preserve">I.7, propuesta 3 (adecuación de la alzada)</w:t>
             </w:r>
           </w:p>
         </w:tc>
@@ -24697,7 +24722,7 @@
                 <w:sz w:val="15"/>
                 <w:szCs w:val="15"/>
               </w:rPr>
-              <w:t xml:space="preserve">Afirma una causalidad («acredita… es un producto») y propone medir la «concordancia entre lo saneado y lo valorado», indicador que no existe en el Cap. VI.</w:t>
+              <w:t xml:space="preserve">Da por probado que la alzada es «el tramo del proceso ajeno al efecto de la reforma», cuando sus tiempos no se desagregaron.</w:t>
             </w:r>
           </w:p>
         </w:tc>
@@ -24730,7 +24755,7 @@
                 <w:sz w:val="15"/>
                 <w:szCs w:val="15"/>
               </w:rPr>
-              <w:t xml:space="preserve">Cap. VI, 1.1 (no atribución causal).</w:t>
+              <w:t xml:space="preserve">Cap. VII, 2.5 (RESULTADOS): «No permite concluir que la alzada carezca de cambios en su método de trabajo ni identificarla como principal origen de la demora».</w:t>
             </w:r>
           </w:p>
         </w:tc>
@@ -24763,7 +24788,7 @@
                 <w:sz w:val="15"/>
                 <w:szCs w:val="15"/>
               </w:rPr>
-              <w:t xml:space="preserve">«…la investigación muestra que la concentración procesal se asocia al protocolo de audiencia y a su supervisión…» y sustituir «el seguimiento del porcentaje de concordancia» por «el seguimiento de los indicadores de la Tabla 4 y de las causales de la Tabla 6».</w:t>
+              <w:t xml:space="preserve">«Medición de la duración por tramos (incluida la segunda instancia y los reenvíos) como base para decidir si la alzada requiere adecuarse a la estructura oral de la instancia.»</w:t>
             </w:r>
           </w:p>
         </w:tc>
@@ -24801,7 +24826,7 @@
                 <w:sz w:val="15"/>
                 <w:szCs w:val="15"/>
               </w:rPr>
-              <w:t xml:space="preserve">A-27</w:t>
+              <w:t xml:space="preserve">A-26</w:t>
             </w:r>
           </w:p>
         </w:tc>
@@ -24834,7 +24859,7 @@
                 <w:sz w:val="15"/>
                 <w:szCs w:val="15"/>
               </w:rPr>
-              <w:t xml:space="preserve">I.8, segundo párrafo (sentencia en audiencia)</w:t>
+              <w:t xml:space="preserve">I.8, primer párrafo</w:t>
             </w:r>
           </w:p>
         </w:tc>
@@ -24847,28 +24872,28 @@
               <w:bottom w:val="single" w:color="BFBFBF" w:sz="4"/>
               <w:right w:val="single" w:color="BFBFBF" w:sz="4"/>
             </w:tcBorders>
-            <w:shd w:fill="F9CCF2" w:color="auto" w:val="clear"/>
-            <w:tcMar>
-              <w:top w:type="dxa" w:w="60"/>
-              <w:left w:type="dxa" w:w="90"/>
-              <w:bottom w:type="dxa" w:w="60"/>
-              <w:right w:type="dxa" w:w="90"/>
-            </w:tcMar>
-          </w:tcPr>
-          <w:p>
-            <w:pPr>
-              <w:spacing w:after="40" w:line="240"/>
-              <w:jc w:val="left"/>
-            </w:pPr>
-            <w:r>
-              <w:rPr>
-                <w:rFonts w:ascii="Arial" w:cs="Arial" w:eastAsia="Arial" w:hAnsi="Arial"/>
-                <w:b w:val="false"/>
-                <w:bCs w:val="false"/>
-                <w:sz w:val="15"/>
-                <w:szCs w:val="15"/>
-              </w:rPr>
-              <w:t xml:space="preserve">Cifra</w:t>
+            <w:shd w:fill="FFF2A8" w:color="auto" w:val="clear"/>
+            <w:tcMar>
+              <w:top w:type="dxa" w:w="60"/>
+              <w:left w:type="dxa" w:w="90"/>
+              <w:bottom w:type="dxa" w:w="60"/>
+              <w:right w:type="dxa" w:w="90"/>
+            </w:tcMar>
+          </w:tcPr>
+          <w:p>
+            <w:pPr>
+              <w:spacing w:after="40" w:line="240"/>
+              <w:jc w:val="left"/>
+            </w:pPr>
+            <w:r>
+              <w:rPr>
+                <w:rFonts w:ascii="Arial" w:cs="Arial" w:eastAsia="Arial" w:hAnsi="Arial"/>
+                <w:b w:val="false"/>
+                <w:bCs w:val="false"/>
+                <w:sz w:val="15"/>
+                <w:szCs w:val="15"/>
+              </w:rPr>
+              <w:t xml:space="preserve">Interpretación</w:t>
             </w:r>
           </w:p>
         </w:tc>
@@ -24901,7 +24926,7 @@
                 <w:sz w:val="15"/>
                 <w:szCs w:val="15"/>
               </w:rPr>
-              <w:t xml:space="preserve">Dice «once expedientes» con sentencia en audiencia, pero son cinco (4 + 1). Además, afirmar que «su extensión no compromete la debida motivación» excede lo que permiten esos datos.</w:t>
+              <w:t xml:space="preserve">Afirma una causalidad («acredita… es un producto») y propone medir la «concordancia entre lo saneado y lo valorado», indicador que no existe en el Cap. VI.</w:t>
             </w:r>
           </w:p>
         </w:tc>
@@ -24934,7 +24959,7 @@
                 <w:sz w:val="15"/>
                 <w:szCs w:val="15"/>
               </w:rPr>
-              <w:t xml:space="preserve">Tabla 4 y Cap. VII, 2.4 (RESULTADOS): «no demostrar su superioridad».</w:t>
+              <w:t xml:space="preserve">Cap. VI, 1.1 (no atribución causal).</w:t>
             </w:r>
           </w:p>
         </w:tc>
@@ -24967,7 +24992,7 @@
                 <w:sz w:val="15"/>
                 <w:szCs w:val="15"/>
               </w:rPr>
-              <w:t xml:space="preserve">«…ninguno de los cinco expedientes con sentencia expedida dentro de la audiencia (cuatro del grupo Oralidad y uno del Tradicional) fue anulado por defecto de motivación. El dato, de base reducida, no es concluyente: justifica evaluar la práctica mediante un seguimiento impugnatorio, no afirmar que su extensión no compromete la motivación.»</w:t>
+              <w:t xml:space="preserve">«…la investigación muestra que la concentración procesal se asocia al protocolo de audiencia y a su supervisión…» y sustituir «el seguimiento del porcentaje de concordancia» por «el seguimiento de los indicadores de la Tabla 4 y de las causales de la Tabla 6».</w:t>
             </w:r>
           </w:p>
         </w:tc>
@@ -25005,7 +25030,7 @@
                 <w:sz w:val="15"/>
                 <w:szCs w:val="15"/>
               </w:rPr>
-              <w:t xml:space="preserve">A-28</w:t>
+              <w:t xml:space="preserve">A-27</w:t>
             </w:r>
           </w:p>
         </w:tc>
@@ -25038,7 +25063,7 @@
                 <w:sz w:val="15"/>
                 <w:szCs w:val="15"/>
               </w:rPr>
-              <w:t xml:space="preserve">I.8, aporte metodológico</w:t>
+              <w:t xml:space="preserve">I.8, segundo párrafo (sentencia en audiencia)</w:t>
             </w:r>
           </w:p>
         </w:tc>
@@ -25051,28 +25076,28 @@
               <w:bottom w:val="single" w:color="BFBFBF" w:sz="4"/>
               <w:right w:val="single" w:color="BFBFBF" w:sz="4"/>
             </w:tcBorders>
-            <w:shd w:fill="FFF2A8" w:color="auto" w:val="clear"/>
-            <w:tcMar>
-              <w:top w:type="dxa" w:w="60"/>
-              <w:left w:type="dxa" w:w="90"/>
-              <w:bottom w:type="dxa" w:w="60"/>
-              <w:right w:type="dxa" w:w="90"/>
-            </w:tcMar>
-          </w:tcPr>
-          <w:p>
-            <w:pPr>
-              <w:spacing w:after="40" w:line="240"/>
-              <w:jc w:val="left"/>
-            </w:pPr>
-            <w:r>
-              <w:rPr>
-                <w:rFonts w:ascii="Arial" w:cs="Arial" w:eastAsia="Arial" w:hAnsi="Arial"/>
-                <w:b w:val="false"/>
-                <w:bCs w:val="false"/>
-                <w:sz w:val="15"/>
-                <w:szCs w:val="15"/>
-              </w:rPr>
-              <w:t xml:space="preserve">Interpretación</w:t>
+            <w:shd w:fill="F9CCF2" w:color="auto" w:val="clear"/>
+            <w:tcMar>
+              <w:top w:type="dxa" w:w="60"/>
+              <w:left w:type="dxa" w:w="90"/>
+              <w:bottom w:type="dxa" w:w="60"/>
+              <w:right w:type="dxa" w:w="90"/>
+            </w:tcMar>
+          </w:tcPr>
+          <w:p>
+            <w:pPr>
+              <w:spacing w:after="40" w:line="240"/>
+              <w:jc w:val="left"/>
+            </w:pPr>
+            <w:r>
+              <w:rPr>
+                <w:rFonts w:ascii="Arial" w:cs="Arial" w:eastAsia="Arial" w:hAnsi="Arial"/>
+                <w:b w:val="false"/>
+                <w:bCs w:val="false"/>
+                <w:sz w:val="15"/>
+                <w:szCs w:val="15"/>
+              </w:rPr>
+              <w:t xml:space="preserve">Cifra</w:t>
             </w:r>
           </w:p>
         </w:tc>
@@ -25105,7 +25130,7 @@
                 <w:sz w:val="15"/>
                 <w:szCs w:val="15"/>
               </w:rPr>
-              <w:t xml:space="preserve">La Tabla 1 es la serie de 2018 y la Tabla 3 muestra que los grupos no son equivalentes por vía.</w:t>
+              <w:t xml:space="preserve">Dice «once expedientes» con sentencia en audiencia, pero son cinco (4 + 1). Además, afirmar que «su extensión no compromete la debida motivación» excede lo que permiten esos datos.</w:t>
             </w:r>
           </w:p>
         </w:tc>
@@ -25138,7 +25163,7 @@
                 <w:sz w:val="15"/>
                 <w:szCs w:val="15"/>
               </w:rPr>
-              <w:t xml:space="preserve">Cap. VI, Tabla 3; Cap. VII, 2.8.</w:t>
+              <w:t xml:space="preserve">Tabla 4 y Cap. VII, 2.4 (RESULTADOS): «no demostrar su superioridad».</w:t>
             </w:r>
           </w:p>
         </w:tc>
@@ -25171,7 +25196,7 @@
                 <w:sz w:val="15"/>
                 <w:szCs w:val="15"/>
               </w:rPr>
-              <w:t xml:space="preserve">«La caracterización del corpus por vía procesal y por hito de segunda instancia (Tabla 3), con declaración expresa de sus diferencias de composición, constituye un procedimiento transferible…»</w:t>
+              <w:t xml:space="preserve">«…ninguno de los cinco expedientes con sentencia expedida dentro de la audiencia (cuatro del grupo Oralidad y uno del Tradicional) fue anulado por defecto de motivación. El dato, de base reducida, no es concluyente: justifica evaluar la práctica mediante un seguimiento impugnatorio, no afirmar que su extensión no compromete la motivación.»</w:t>
             </w:r>
           </w:p>
         </w:tc>
@@ -25209,6 +25234,210 @@
                 <w:sz w:val="15"/>
                 <w:szCs w:val="15"/>
               </w:rPr>
+              <w:t xml:space="preserve">A-28</w:t>
+            </w:r>
+          </w:p>
+        </w:tc>
+        <w:tc>
+          <w:tcPr>
+            <w:tcW w:type="dxa" w:w="1850"/>
+            <w:tcBorders>
+              <w:top w:val="single" w:color="BFBFBF" w:sz="4"/>
+              <w:left w:val="single" w:color="BFBFBF" w:sz="4"/>
+              <w:bottom w:val="single" w:color="BFBFBF" w:sz="4"/>
+              <w:right w:val="single" w:color="BFBFBF" w:sz="4"/>
+            </w:tcBorders>
+            <w:tcMar>
+              <w:top w:type="dxa" w:w="60"/>
+              <w:left w:type="dxa" w:w="90"/>
+              <w:bottom w:type="dxa" w:w="60"/>
+              <w:right w:type="dxa" w:w="90"/>
+            </w:tcMar>
+          </w:tcPr>
+          <w:p>
+            <w:pPr>
+              <w:spacing w:after="40" w:line="240"/>
+              <w:jc w:val="left"/>
+            </w:pPr>
+            <w:r>
+              <w:rPr>
+                <w:rFonts w:ascii="Arial" w:cs="Arial" w:eastAsia="Arial" w:hAnsi="Arial"/>
+                <w:b w:val="false"/>
+                <w:bCs w:val="false"/>
+                <w:sz w:val="15"/>
+                <w:szCs w:val="15"/>
+              </w:rPr>
+              <w:t xml:space="preserve">I.8, aporte metodológico</w:t>
+            </w:r>
+          </w:p>
+        </w:tc>
+        <w:tc>
+          <w:tcPr>
+            <w:tcW w:type="dxa" w:w="1300"/>
+            <w:tcBorders>
+              <w:top w:val="single" w:color="BFBFBF" w:sz="4"/>
+              <w:left w:val="single" w:color="BFBFBF" w:sz="4"/>
+              <w:bottom w:val="single" w:color="BFBFBF" w:sz="4"/>
+              <w:right w:val="single" w:color="BFBFBF" w:sz="4"/>
+            </w:tcBorders>
+            <w:shd w:fill="FFF2A8" w:color="auto" w:val="clear"/>
+            <w:tcMar>
+              <w:top w:type="dxa" w:w="60"/>
+              <w:left w:type="dxa" w:w="90"/>
+              <w:bottom w:type="dxa" w:w="60"/>
+              <w:right w:type="dxa" w:w="90"/>
+            </w:tcMar>
+          </w:tcPr>
+          <w:p>
+            <w:pPr>
+              <w:spacing w:after="40" w:line="240"/>
+              <w:jc w:val="left"/>
+            </w:pPr>
+            <w:r>
+              <w:rPr>
+                <w:rFonts w:ascii="Arial" w:cs="Arial" w:eastAsia="Arial" w:hAnsi="Arial"/>
+                <w:b w:val="false"/>
+                <w:bCs w:val="false"/>
+                <w:sz w:val="15"/>
+                <w:szCs w:val="15"/>
+              </w:rPr>
+              <w:t xml:space="preserve">Interpretación</w:t>
+            </w:r>
+          </w:p>
+        </w:tc>
+        <w:tc>
+          <w:tcPr>
+            <w:tcW w:type="dxa" w:w="3750"/>
+            <w:tcBorders>
+              <w:top w:val="single" w:color="BFBFBF" w:sz="4"/>
+              <w:left w:val="single" w:color="BFBFBF" w:sz="4"/>
+              <w:bottom w:val="single" w:color="BFBFBF" w:sz="4"/>
+              <w:right w:val="single" w:color="BFBFBF" w:sz="4"/>
+            </w:tcBorders>
+            <w:tcMar>
+              <w:top w:type="dxa" w:w="60"/>
+              <w:left w:type="dxa" w:w="90"/>
+              <w:bottom w:type="dxa" w:w="60"/>
+              <w:right w:type="dxa" w:w="90"/>
+            </w:tcMar>
+          </w:tcPr>
+          <w:p>
+            <w:pPr>
+              <w:spacing w:after="40" w:line="240"/>
+              <w:jc w:val="left"/>
+            </w:pPr>
+            <w:r>
+              <w:rPr>
+                <w:rFonts w:ascii="Arial" w:cs="Arial" w:eastAsia="Arial" w:hAnsi="Arial"/>
+                <w:b w:val="false"/>
+                <w:bCs w:val="false"/>
+                <w:sz w:val="15"/>
+                <w:szCs w:val="15"/>
+              </w:rPr>
+              <w:t xml:space="preserve">La Tabla 1 es la serie de 2018 y la Tabla 3 muestra que los grupos no son equivalentes por vía.</w:t>
+            </w:r>
+          </w:p>
+        </w:tc>
+        <w:tc>
+          <w:tcPr>
+            <w:tcW w:type="dxa" w:w="2560"/>
+            <w:tcBorders>
+              <w:top w:val="single" w:color="BFBFBF" w:sz="4"/>
+              <w:left w:val="single" w:color="BFBFBF" w:sz="4"/>
+              <w:bottom w:val="single" w:color="BFBFBF" w:sz="4"/>
+              <w:right w:val="single" w:color="BFBFBF" w:sz="4"/>
+            </w:tcBorders>
+            <w:tcMar>
+              <w:top w:type="dxa" w:w="60"/>
+              <w:left w:type="dxa" w:w="90"/>
+              <w:bottom w:type="dxa" w:w="60"/>
+              <w:right w:type="dxa" w:w="90"/>
+            </w:tcMar>
+          </w:tcPr>
+          <w:p>
+            <w:pPr>
+              <w:spacing w:after="40" w:line="240"/>
+              <w:jc w:val="left"/>
+            </w:pPr>
+            <w:r>
+              <w:rPr>
+                <w:rFonts w:ascii="Arial" w:cs="Arial" w:eastAsia="Arial" w:hAnsi="Arial"/>
+                <w:b w:val="false"/>
+                <w:bCs w:val="false"/>
+                <w:sz w:val="15"/>
+                <w:szCs w:val="15"/>
+              </w:rPr>
+              <w:t xml:space="preserve">Cap. VI, Tabla 3; Cap. VII, 2.8.</w:t>
+            </w:r>
+          </w:p>
+        </w:tc>
+        <w:tc>
+          <w:tcPr>
+            <w:tcW w:type="dxa" w:w="4350"/>
+            <w:tcBorders>
+              <w:top w:val="single" w:color="BFBFBF" w:sz="4"/>
+              <w:left w:val="single" w:color="BFBFBF" w:sz="4"/>
+              <w:bottom w:val="single" w:color="BFBFBF" w:sz="4"/>
+              <w:right w:val="single" w:color="BFBFBF" w:sz="4"/>
+            </w:tcBorders>
+            <w:tcMar>
+              <w:top w:type="dxa" w:w="60"/>
+              <w:left w:type="dxa" w:w="90"/>
+              <w:bottom w:type="dxa" w:w="60"/>
+              <w:right w:type="dxa" w:w="90"/>
+            </w:tcMar>
+          </w:tcPr>
+          <w:p>
+            <w:pPr>
+              <w:spacing w:after="40" w:line="240"/>
+              <w:jc w:val="left"/>
+            </w:pPr>
+            <w:r>
+              <w:rPr>
+                <w:rFonts w:ascii="Arial" w:cs="Arial" w:eastAsia="Arial" w:hAnsi="Arial"/>
+                <w:b w:val="false"/>
+                <w:bCs w:val="false"/>
+                <w:sz w:val="15"/>
+                <w:szCs w:val="15"/>
+              </w:rPr>
+              <w:t xml:space="preserve">«La caracterización del corpus por vía procesal y por hito de segunda instancia (Tabla 3), con declaración expresa de sus diferencias de composición, constituye un procedimiento transferible…»</w:t>
+            </w:r>
+          </w:p>
+        </w:tc>
+      </w:tr>
+      <w:tr>
+        <w:trPr>
+          <w:cantSplit w:val="off"/>
+        </w:trPr>
+        <w:tc>
+          <w:tcPr>
+            <w:tcW w:type="dxa" w:w="760"/>
+            <w:tcBorders>
+              <w:top w:val="single" w:color="BFBFBF" w:sz="4"/>
+              <w:left w:val="single" w:color="BFBFBF" w:sz="4"/>
+              <w:bottom w:val="single" w:color="BFBFBF" w:sz="4"/>
+              <w:right w:val="single" w:color="BFBFBF" w:sz="4"/>
+            </w:tcBorders>
+            <w:tcMar>
+              <w:top w:type="dxa" w:w="60"/>
+              <w:left w:type="dxa" w:w="90"/>
+              <w:bottom w:type="dxa" w:w="60"/>
+              <w:right w:type="dxa" w:w="90"/>
+            </w:tcMar>
+          </w:tcPr>
+          <w:p>
+            <w:pPr>
+              <w:spacing w:after="40" w:line="240"/>
+              <w:jc w:val="left"/>
+            </w:pPr>
+            <w:r>
+              <w:rPr>
+                <w:rFonts w:ascii="Arial" w:cs="Arial" w:eastAsia="Arial" w:hAnsi="Arial"/>
+                <w:b/>
+                <w:bCs/>
+                <w:sz w:val="15"/>
+                <w:szCs w:val="15"/>
+              </w:rPr>
               <w:t xml:space="preserve">A-29</w:t>
             </w:r>
           </w:p>
@@ -25342,7 +25571,7 @@
                 <w:sz w:val="15"/>
                 <w:szCs w:val="15"/>
               </w:rPr>
-              <w:t xml:space="preserve">Archivo RESULTADOS, 2.9 (R-15).</w:t>
+              <w:t xml:space="preserve">Archivo RESULTADOS, 2.9 (R-16).</w:t>
             </w:r>
           </w:p>
         </w:tc>

--- a/INFORME_COHERENCIA_Y_PROPUESTA_RECOMENDACIONES.docx
+++ b/INFORME_COHERENCIA_Y_PROPUESTA_RECOMENDACIONES.docx
@@ -1078,7 +1078,7 @@
         <w:rPr>
           <w:rFonts w:ascii="Arial" w:cs="Arial" w:eastAsia="Arial" w:hAnsi="Arial"/>
         </w:rPr>
-        <w:t xml:space="preserve">Hablan de 100 expedientes (43/57) y 113 sentencias de vista, y de una concentración que va del 20,9 % al 77,2 %. Los Resultados trabajan con 167 expedientes nulos (87/80), 163 sentencias de vista (105 anuladas: 53/52) y una concentración del 20,7 % al 71,3 %. Casi todas las cifras de Aportes y Conclusiones deben reemplazarse (Parte B).</w:t>
+        <w:t xml:space="preserve">Hablan de 100 expedientes (43/57) y 113 sentencias de vista, y de una concentración que va del 20,9 % al 77,2 %. Los Resultados trabajan con 167 expedientes con sentencia anulada o revocada (87/80), 163 sentencias de vista (105 anuladas: 53/52) y una concentración del 20,7 % al 71,3 %. Casi todas las cifras de Aportes y Conclusiones deben reemplazarse (Parte B).</w:t>
       </w:r>
     </w:p>
     <w:p>
@@ -1097,13 +1097,13 @@
           <w:b/>
           <w:bCs/>
         </w:rPr>
-        <w:t xml:space="preserve">La muestra está formada por expedientes nulos, pero ningún documento lo dice. </w:t>
+        <w:t xml:space="preserve">La muestra está formada solo por expedientes con sentencia censurada, pero ningún documento lo dice. </w:t>
       </w:r>
       <w:r>
         <w:rPr>
           <w:rFonts w:ascii="Arial" w:cs="Arial" w:eastAsia="Arial" w:hAnsi="Arial"/>
         </w:rPr>
-        <w:t xml:space="preserve">Los 167 expedientes (87/80) tienen su sentencia de primera instancia anulada. Por eso los indicadores de oralidad (Tabla 4) y el control superior (Tabla 5) describen expedientes con nulidad, no todos los procesos, y las proporciones de anuladas, revocadas o confirmadas dentro de la muestra no pueden compararse entre grupos. Hay que declararlo en Resultados, Discusión, Aportes y Conclusiones, y explicar por qué las Tablas 3 y 5 muestran revocadas y confirmadas en expedientes nulos (marcas R-02 y R-03).</w:t>
+        <w:t xml:space="preserve">Según la Tabla 3, los 167 expedientes (87/80) son 113 anulados (55 y 58) y 54 revocados (32 y 22). No todos son nulos: los nulos son las 105 sentencias de vista de la Tabla 6 (53 y 52). Como la muestra se eligió por su resultado adverso, los indicadores de oralidad (Tabla 4) y el control superior (Tabla 5) describen procesos censurados, no todos los procesos, y las proporciones de anuladas, revocadas o confirmadas dentro de la muestra no pueden compararse entre grupos. Hay que declararlo en Resultados, Discusión, Aportes y Conclusiones (marcas R-02 y R-03).</w:t>
       </w:r>
     </w:p>
     <w:p>
@@ -1308,7 +1308,7 @@
         <w:rPr>
           <w:rFonts w:ascii="Arial" w:cs="Arial" w:eastAsia="Arial" w:hAnsi="Arial"/>
         </w:rPr>
-        <w:t xml:space="preserve">Declarar en todos los documentos que los 167 expedientes son nulos y explicar en nota qué nulidad los define y qué pronunciamiento registran las Tablas 3 (hito SIJ: 55/58 anuladas, 32/22 revocadas) y 5 (53/52 anuladas, 29/24 revocadas, 1/1 confirmadas).</w:t>
+        <w:t xml:space="preserve">Declarar en todos los documentos que los 167 expedientes tienen sentencia anulada o revocada (113 anulados y 54 revocados según el SIJ) y explicar en nota por qué la Tabla 3 (55/58 anuladas, 32/22 revocadas) no coincide con la Tabla 5 (53/52 anuladas, 29/24 revocadas, 1/1 confirmadas).</w:t>
       </w:r>
     </w:p>
     <w:p>
@@ -1602,7 +1602,7 @@
                 <w:sz w:val="18"/>
                 <w:szCs w:val="18"/>
               </w:rPr>
-              <w:t xml:space="preserve">Expedientes nulos: sentencia de 1.ª instancia anulada (muestra documental)</w:t>
+              <w:t xml:space="preserve">Expedientes con sentencia de 1.ª instancia anulada o revocada (muestra documental)</w:t>
             </w:r>
           </w:p>
         </w:tc>
@@ -1635,7 +1635,7 @@
                 <w:sz w:val="18"/>
                 <w:szCs w:val="18"/>
               </w:rPr>
-              <w:t xml:space="preserve">87</w:t>
+              <w:t xml:space="preserve">87 (55 anul. + 32 rev.)</w:t>
             </w:r>
           </w:p>
         </w:tc>
@@ -1668,7 +1668,7 @@
                 <w:sz w:val="18"/>
                 <w:szCs w:val="18"/>
               </w:rPr>
-              <w:t xml:space="preserve">80</w:t>
+              <w:t xml:space="preserve">80 (58 anul. + 22 rev.)</w:t>
             </w:r>
           </w:p>
         </w:tc>
@@ -6523,7 +6523,7 @@
                 <w:sz w:val="18"/>
                 <w:szCs w:val="18"/>
               </w:rPr>
-              <w:t xml:space="preserve">167 expedientes nulos (87/80); 163 sentencias de vista; 105 anuladas (53/52)</w:t>
+              <w:t xml:space="preserve">167 expedientes con sentencia anulada o revocada (87/80); 163 sentencias de vista; 105 anuladas (53/52)</w:t>
             </w:r>
           </w:p>
         </w:tc>
@@ -8363,7 +8363,7 @@
         <w:rPr>
           <w:rFonts w:ascii="Arial" w:cs="Arial" w:eastAsia="Arial" w:hAnsi="Arial"/>
         </w:rPr>
-        <w:t xml:space="preserve">El Modelo de Oralidad Civil implementado en los Juzgados Civiles de la Sede Central de Arequipa hizo operativo el principio de concentración con mayor intensidad que sus demás componentes. En los 167 expedientes nulos analizados, el saneamiento procesal, la fijación de puntos controvertidos y la admisión de medios probatorios en un solo acto se acreditaron en el 71,3 % de los expedientes del grupo Oralidad (57 de 80), frente al 20,7 % del grupo Tradicional (18 de 87), una diferencia de 50,6 puntos porcentuales. En cambio, la fijación expresa de hechos no controvertidos solo alcanzó el 16,3 %, la sentencia expedida en audiencia el 5,0 % y la lectura oral del sentido del fallo el 2,5 %, y no se computaron convenciones probatorias en ningún grupo; además, persistieron suspensiones, continuaciones de audiencia e incidentes. Como los principios de concentración e inmediación rigen desde 1993 en el Título Preliminar del Código Procesal Civil, la diferencia no obedece a un cambio del texto legal: es compatible con el protocolo de audiencia y la organización del módulo, sin que el diseño documental permita atribuirla exclusivamente a las resoluciones administrativas que lo regulan.</w:t>
+        <w:t xml:space="preserve">El Modelo de Oralidad Civil implementado en los Juzgados Civiles de la Sede Central de Arequipa hizo operativo el principio de concentración con mayor intensidad que sus demás componentes. En los 167 expedientes analizados, todos con sentencia anulada o revocada en segunda instancia, el saneamiento procesal, la fijación de puntos controvertidos y la admisión de medios probatorios en un solo acto se acreditaron en el 71,3 % de los expedientes del grupo Oralidad (57 de 80), frente al 20,7 % del grupo Tradicional (18 de 87), una diferencia de 50,6 puntos porcentuales. En cambio, la fijación expresa de hechos no controvertidos solo alcanzó el 16,3 %, la sentencia expedida en audiencia el 5,0 % y la lectura oral del sentido del fallo el 2,5 %, y no se computaron convenciones probatorias en ningún grupo; además, persistieron suspensiones, continuaciones de audiencia e incidentes. Como los principios de concentración e inmediación rigen desde 1993 en el Título Preliminar del Código Procesal Civil, la diferencia no obedece a un cambio del texto legal: es compatible con el protocolo de audiencia y la organización del módulo, sin que el diseño documental permita atribuirla exclusivamente a las resoluciones administrativas que lo regulan.</w:t>
       </w:r>
     </w:p>
     <w:p>
@@ -8423,7 +8423,7 @@
         <w:rPr>
           <w:rFonts w:ascii="Arial" w:cs="Arial" w:eastAsia="Arial" w:hAnsi="Arial"/>
         </w:rPr>
-        <w:t xml:space="preserve">En consecuencia, la efectividad del Modelo de Oralidad Civil en las sentencias de los Juzgados Civiles de la Sede Central de Arequipa es positiva, parcial y diferenciada, por lo que la hipótesis se considera parcialmente comprobada. Se verifica en la dimensión organizativa (concentración) y, en menor medida, en la estabilidad de las sentencias frente a la revisión superior, pero no en la dimensión decisoria (emisión oral del fallo) ni en la calidad de la motivación de las sentencias anuladas. Como la muestra documental está formada por expedientes nulos, estos hallazgos describen el funcionamiento del modelo en los procesos que terminaron en nulidad y no pueden extenderse sin más a la totalidad de procesos. El margen de mejora pendiente se ubica en el registro de la audiencia, en la trazabilidad de la prueba admitida hasta su valoración y en la suficiencia de la motivación, antes que en una modificación del texto legal.</w:t>
+        <w:t xml:space="preserve">En consecuencia, la efectividad del Modelo de Oralidad Civil en las sentencias de los Juzgados Civiles de la Sede Central de Arequipa es positiva, parcial y diferenciada, por lo que la hipótesis se considera parcialmente comprobada. Se verifica en la dimensión organizativa (concentración) y, en menor medida, en la estabilidad de las sentencias frente a la revisión superior, pero no en la dimensión decisoria (emisión oral del fallo) ni en la calidad de la motivación de las sentencias anuladas. Como la muestra documental está formada por expedientes cuya sentencia fue anulada o revocada, estos hallazgos describen el funcionamiento del modelo en los procesos censurados en segunda instancia y no pueden extenderse sin más a la totalidad de procesos. El margen de mejora pendiente se ubica en el registro de la audiencia, en la trazabilidad de la prueba admitida hasta su valoración y en la suficiencia de la motivación, antes que en una modificación del texto legal.</w:t>
       </w:r>
     </w:p>
     <w:p>
@@ -8656,7 +8656,7 @@
         <w:rPr>
           <w:rFonts w:ascii="Arial" w:cs="Arial" w:eastAsia="Arial" w:hAnsi="Arial"/>
         </w:rPr>
-        <w:t xml:space="preserve">Se recomienda a los investigadores que continúen esta línea de estudio: a) recodificar en los supuestos a) a e) de la tipología Llamoja las diecinueve resoluciones que permanecen en la categoría residual; b) incorporar a la ficha un indicador expreso de concordancia entre lo saneado, lo actuado y lo valorado; c) ampliar la muestra a expedientes no anulados, para contrastar si los indicadores de oralidad difieren entre procesos con y sin nulidad; d) comparar grupos equivalentes por vía procesal o ajustar los resultados por esa variable; e) reconstruir la cronología completa de cada expediente, incluidos los reenvíos; y f) complementar el análisis documental con entrevistas a jueces, abogados y servidores judiciales, de modo que la triangulación metodológica sea completa.</w:t>
+        <w:t xml:space="preserve">Se recomienda a los investigadores que continúen esta línea de estudio: a) recodificar en los supuestos a) a e) de la tipología Llamoja las diecinueve resoluciones que permanecen en la categoría residual; b) incorporar a la ficha un indicador expreso de concordancia entre lo saneado, lo actuado y lo valorado; c) ampliar la muestra a expedientes con sentencia confirmada, para contrastar si los indicadores de oralidad difieren entre procesos censurados y no censurados; d) comparar grupos equivalentes por vía procesal o ajustar los resultados por esa variable; e) reconstruir la cronología completa de cada expediente, incluidos los reenvíos; y f) complementar el análisis documental con entrevistas a jueces, abogados y servidores judiciales, de modo que la triangulación metodológica sea completa.</w:t>
       </w:r>
     </w:p>
     <w:p>
@@ -9769,7 +9769,7 @@
                 <w:sz w:val="18"/>
                 <w:szCs w:val="18"/>
               </w:rPr>
-              <w:t xml:space="preserve">Muestra solo de expedientes nulos; 19 resoluciones residuales g); grupos no equivalentes por vía; sin triangulación metodológica</w:t>
+              <w:t xml:space="preserve">Muestra solo de expedientes con sentencia anulada o revocada; 19 resoluciones residuales g); grupos no equivalentes por vía; sin triangulación metodológica</w:t>
             </w:r>
           </w:p>
         </w:tc>
@@ -9928,7 +9928,7 @@
         <w:rPr>
           <w:rFonts w:ascii="Arial" w:cs="Arial" w:eastAsia="Arial" w:hAnsi="Arial"/>
         </w:rPr>
-        <w:t xml:space="preserve">la Segunda (cubre el hallazgo principal del segundo objetivo: más motivación insuficiente y más omisión de valoración), la Tercera (la anulación no bajó), la Quinta (dimensión decisoria) y la Séptima (limitaciones: muestra de expedientes nulos y las declaradas en la matriz de Denzin).</w:t>
+        <w:t xml:space="preserve">la Segunda (cubre el hallazgo principal del segundo objetivo: más motivación insuficiente y más omisión de valoración), la Tercera (la anulación no bajó), la Quinta (dimensión decisoria) y la Séptima (limitaciones: muestra de expedientes con sentencia censurada y las declaradas en la matriz de Denzin).</w:t>
       </w:r>
     </w:p>
     <w:p>
@@ -10572,7 +10572,7 @@
                 <w:sz w:val="15"/>
                 <w:szCs w:val="15"/>
               </w:rPr>
-              <w:t xml:space="preserve">El texto no dice que los 167 expedientes (87/80) son expedientes NULOS, es decir, que su sentencia de primera instancia fue anulada. Ese es el criterio de selección de la muestra y condiciona todos los resultados: los indicadores de oralidad (Tabla 4) y el control superior (Tabla 5) se miden solo en expedientes con nulidad, no en el conjunto de procesos. Sin esa precisión, Aportes y Conclusiones generalizan al modelo en su conjunto.</w:t>
+              <w:t xml:space="preserve">El texto no dice que la muestra está formada solo por expedientes cuya sentencia de primera instancia fue CENSURADA en segunda instancia. Según la Tabla 3, los 167 expedientes (87/80) son 113 anulados (55 y 58) y 54 revocados (32 y 22); ninguno fue confirmado. No son todos nulos: los nulos son las 105 sentencias de vista de la Tabla 6 (53 y 52). Como la muestra se eligió por su resultado adverso, los indicadores de oralidad (Tabla 4) y el control superior (Tabla 5) describen procesos censurados, no el conjunto de procesos. Sin esta precisión, Aportes y Conclusiones generalizan al modelo en su conjunto.</w:t>
             </w:r>
           </w:p>
         </w:tc>
@@ -10605,7 +10605,7 @@
                 <w:sz w:val="15"/>
                 <w:szCs w:val="15"/>
               </w:rPr>
-              <w:t xml:space="preserve">Tablas 3, 4 y 5 (que se leen como si fueran una muestra general) y archivo APORTES (§ 1, § 5 y Conclusiones).</w:t>
+              <w:t xml:space="preserve">Tabla 3 (55/58 anuladas y 32/22 revocadas), Tabla 5 y archivo APORTES (§ 1, § 5 y Conclusiones).</w:t>
             </w:r>
           </w:p>
         </w:tc>
@@ -10638,7 +10638,7 @@
                 <w:sz w:val="15"/>
                 <w:szCs w:val="15"/>
               </w:rPr>
-              <w:t xml:space="preserve">«Para el análisis documental se revisaron 167 expedientes nulos, esto es, expedientes cuya sentencia de primera instancia fue anulada por la Sala Civil: 87 del grupo Tradicional y 80 del grupo Oralidad. Los indicadores de las Tablas 4 y 5 se refieren, por tanto, a expedientes con nulidad y no a la totalidad de procesos tramitados en cada período.» Repetir la precisión en la nota de las Tablas 3 y 4 y donde se mencionen los 167 expedientes (1.1, 2.8 y Discusión).</w:t>
+              <w:t xml:space="preserve">«Para el análisis documental se revisaron 167 expedientes cuya sentencia de primera instancia fue anulada o revocada en segunda instancia: 87 del grupo Tradicional (55 anulados y 32 revocados) y 80 del grupo Oralidad (58 anulados y 22 revocados), según el hito registrado en el SIJ. Los indicadores de las Tablas 4 y 5 se refieren, por tanto, a procesos cuya sentencia fue censurada y no a la totalidad de procesos tramitados en cada período.» Usar la misma fórmula donde se mencionen los 167 expedientes (1.1, 2.8 y Discusión).</w:t>
             </w:r>
           </w:p>
         </w:tc>
@@ -10776,7 +10776,7 @@
                 <w:sz w:val="15"/>
                 <w:szCs w:val="15"/>
               </w:rPr>
-              <w:t xml:space="preserve">Si los 167 expedientes son todos expedientes nulos, el lector espera ver solo anulaciones. Sin embargo, la Tabla 3 registra 55/58 anuladas y 32/22 revocadas sobre 87/80, y la Tabla 5 registra 53/52 anuladas, 29/24 revocadas y 1/1 confirmadas sobre 85/78. Además, para el grupo Oralidad aparecen dos cifras de anulación distintas (58 y 52). Nada de esto se explica.</w:t>
+              <w:t xml:space="preserve">La Tabla 3 registra 55/58 anuladas y 32/22 revocadas (sin confirmadas) sobre 87/80. La Tabla 5 registra 53/52 anuladas, 29/24 revocadas y 1/1 confirmadas sobre 85/78. Así, para el grupo Oralidad aparecen dos cifras de anulación distintas (58 y 52), y la Tabla 5 incluye dos confirmadas en una muestra que, según el SIJ, solo tiene anulados y revocados. Nada de esto se explica.</w:t>
             </w:r>
           </w:p>
         </w:tc>
@@ -10842,7 +10842,7 @@
                 <w:sz w:val="15"/>
                 <w:szCs w:val="15"/>
               </w:rPr>
-              <w:t xml:space="preserve">Añadir nota a las Tablas 3 y 5 que explique qué nulidad define al expediente como «nulo» (p. ej., la de la primera sentencia) y qué pronunciamiento se registra en la tabla (p. ej., la última sentencia de vista o hito del SIJ), de modo que se entienda por qué aparecen revocadas y confirmadas en expedientes nulos y por qué 58 ≠ 52. (Verificar la explicación en la base.) Precisar que, como la muestra se seleccionó por nulidad, la proporción de anuladas, revocadas o confirmadas dentro de ella no es un resultado comparable entre grupos.</w:t>
+              <w:t xml:space="preserve">Añadir nota a la Tabla 3: «El hito del SIJ registra el último movimiento de segunda instancia del expediente; la Tabla 5 clasifica el pronunciamiento de la sentencia de vista efectivamente obtenida (85 y 78 documentos disponibles). Por ello las cifras no coinciden y no deben sustituirse entre sí.» (Verificar la explicación en la base, en especial las dos confirmadas.) Precisar además que, como la muestra se seleccionó por su resultado adverso, la proporción de anuladas, revocadas o confirmadas dentro de ella no es un resultado comparable entre grupos.</w:t>
             </w:r>
           </w:p>
         </w:tc>
@@ -19892,7 +19892,7 @@
                 <w:sz w:val="15"/>
                 <w:szCs w:val="15"/>
               </w:rPr>
-              <w:t xml:space="preserve">«El análisis se practicó sobre ciento sesenta y siete (167) expedientes civiles nulos, cuya sentencia de primera instancia fue anulada por la Sala Civil —ochenta y siete (87) del grupo Tradicional y ochenta (80) del grupo Oralidad—, sobre ciento sesenta y tres (163) sentencias de vista, de las cuales ciento cinco (105) declararon la nulidad (53 y 52), y sobre las series anuales de sentencias de segunda instancia de 2018 (281) y 2024 (328)».</w:t>
+              <w:t xml:space="preserve">«El análisis se practicó sobre ciento sesenta y siete (167) expedientes civiles cuya sentencia de primera instancia fue anulada o revocada en segunda instancia —ochenta y siete (87) del grupo Tradicional y ochenta (80) del grupo Oralidad—, sobre ciento sesenta y tres (163) sentencias de vista, de las cuales ciento cinco (105) declararon la nulidad (53 y 52), y sobre las series anuales de sentencias de segunda instancia de 2018 (281) y 2024 (328)».</w:t>
             </w:r>
           </w:p>
         </w:tc>
@@ -22340,7 +22340,7 @@
                 <w:sz w:val="15"/>
                 <w:szCs w:val="15"/>
               </w:rPr>
-              <w:t xml:space="preserve">«El aporte empírico consiste en una medición sistemática, en el ámbito de la Sede Central de Arequipa, del efecto del Modelo de Oralidad Civil sobre el producto final del proceso, con base en 167 expedientes nulos, 163 sentencias de vista (105 anuladas) y las series anuales de 2018 y 2024:»</w:t>
+              <w:t xml:space="preserve">«El aporte empírico consiste en una medición sistemática, en el ámbito de la Sede Central de Arequipa, del efecto del Modelo de Oralidad Civil sobre el producto final del proceso, con base en 167 expedientes con sentencia anulada o revocada, 163 sentencias de vista (105 anuladas) y las series anuales de 2018 y 2024:»</w:t>
             </w:r>
           </w:p>
         </w:tc>
@@ -22478,7 +22478,7 @@
                 <w:sz w:val="15"/>
                 <w:szCs w:val="15"/>
               </w:rPr>
-              <w:t xml:space="preserve">97,1 % de censura y 48,8 % de anulación previa son cifras del corpus anterior. En la muestra actual la censura es casi total en ambos grupos (96,5 % y 97,4 %) porque todos los expedientes son nulos por definición de la muestra, así que no es un resultado comparable.</w:t>
+              <w:t xml:space="preserve">97,1 % de censura y 48,8 % de anulación previa son cifras del corpus anterior. En la muestra actual la censura es casi total en ambos grupos (96,5 % y 97,4 %) porque la muestra está formada solo por expedientes con sentencia anulada o revocada (Tabla 3), así que no es un resultado comparable.</w:t>
             </w:r>
           </w:p>
         </w:tc>

--- a/INFORME_COHERENCIA_Y_PROPUESTA_RECOMENDACIONES.docx
+++ b/INFORME_COHERENCIA_Y_PROPUESTA_RECOMENDACIONES.docx
@@ -43,7 +43,7 @@
           <w:sz w:val="18"/>
           <w:szCs w:val="18"/>
         </w:rPr>
-        <w:t xml:space="preserve">Documentos revisados: RESULTADOS (Cap. VI y VII), DISCUSIÓN (final 4) y APORTES, CONCLUSIONES Y RECOMENDACIONES. Fecha: 29 de septiembre de 2026.</w:t>
+        <w:t xml:space="preserve">Documentos revisados: RESULTADOS (Cap. VI, versión «actualizadoOK»), DISCUSIÓN (final 4) y APORTES, CONCLUSIONES Y RECOMENDACIONES. Fecha: 30 de septiembre de 2026. Respecto de la revisión anterior, DISCUSIÓN y APORTES no cambiaron; en RESULTADOS se eliminó el Cap. VII (Discusión duplicada).</w:t>
       </w:r>
     </w:p>
     <w:p>
@@ -89,7 +89,7 @@
         <w:rPr>
           <w:rFonts w:ascii="Arial" w:cs="Arial" w:eastAsia="Arial" w:hAnsi="Arial"/>
         </w:rPr>
-        <w:t xml:space="preserve"> (hojas Corpus_corregido y Marcas_declaradas). Toda cifra de la Discusión, los Aportes, las Conclusiones o las Recomendaciones debe figurar en una tabla del Cap. VI; toda interpretación debe respetar los límites que la propia Discusión declara (alcance descriptivo, sin atribución causal exclusiva y sin mezclar bases de comparación).</w:t>
+        <w:t xml:space="preserve"> (hojas Corpus_corregido y Marcas_declaradas). Toda cifra de la Discusión, los Aportes, las Conclusiones o las Recomendaciones debe figurar en una tabla del Cap. VI; toda interpretación debe respetar los límites que el propio Cap. VI declara (1.1 y 1.3, y el apartado «Alcance de las bases de comparación»): alcance descriptivo, sin atribución causal exclusiva y sin mezclar bases.</w:t>
       </w:r>
     </w:p>
     <w:p>
@@ -385,7 +385,7 @@
                 <w:sz w:val="18"/>
                 <w:szCs w:val="18"/>
               </w:rPr>
-              <w:t xml:space="preserve">RESULTADOS (Cap. VI y VII)</w:t>
+              <w:t xml:space="preserve">RESULTADOS (Cap. VI, versión «actualizadoOK»)</w:t>
             </w:r>
           </w:p>
         </w:tc>
@@ -418,7 +418,7 @@
                 <w:sz w:val="18"/>
                 <w:szCs w:val="18"/>
               </w:rPr>
-              <w:t xml:space="preserve">5</w:t>
+              <w:t xml:space="preserve">4</w:t>
             </w:r>
           </w:p>
         </w:tc>
@@ -451,7 +451,7 @@
                 <w:sz w:val="18"/>
                 <w:szCs w:val="18"/>
               </w:rPr>
-              <w:t xml:space="preserve">5</w:t>
+              <w:t xml:space="preserve">2</w:t>
             </w:r>
           </w:p>
         </w:tc>
@@ -484,7 +484,7 @@
                 <w:sz w:val="18"/>
                 <w:szCs w:val="18"/>
               </w:rPr>
-              <w:t xml:space="preserve">6</w:t>
+              <w:t xml:space="preserve">3</w:t>
             </w:r>
           </w:p>
         </w:tc>
@@ -517,7 +517,7 @@
                 <w:sz w:val="18"/>
                 <w:szCs w:val="18"/>
               </w:rPr>
-              <w:t xml:space="preserve">16</w:t>
+              <w:t xml:space="preserve">9</w:t>
             </w:r>
           </w:p>
         </w:tc>
@@ -588,7 +588,7 @@
                 <w:sz w:val="18"/>
                 <w:szCs w:val="18"/>
               </w:rPr>
-              <w:t xml:space="preserve">9</w:t>
+              <w:t xml:space="preserve">10</w:t>
             </w:r>
           </w:p>
         </w:tc>
@@ -687,7 +687,7 @@
                 <w:sz w:val="18"/>
                 <w:szCs w:val="18"/>
               </w:rPr>
-              <w:t xml:space="preserve">30</w:t>
+              <w:t xml:space="preserve">31</w:t>
             </w:r>
           </w:p>
         </w:tc>
@@ -961,7 +961,7 @@
                 <w:sz w:val="18"/>
                 <w:szCs w:val="18"/>
               </w:rPr>
-              <w:t xml:space="preserve">37</w:t>
+              <w:t xml:space="preserve">34</w:t>
             </w:r>
           </w:p>
         </w:tc>
@@ -994,7 +994,7 @@
                 <w:sz w:val="18"/>
                 <w:szCs w:val="18"/>
               </w:rPr>
-              <w:t xml:space="preserve">15</w:t>
+              <w:t xml:space="preserve">12</w:t>
             </w:r>
           </w:p>
         </w:tc>
@@ -1027,7 +1027,7 @@
                 <w:sz w:val="18"/>
                 <w:szCs w:val="18"/>
               </w:rPr>
-              <w:t xml:space="preserve">84</w:t>
+              <w:t xml:space="preserve">78</w:t>
             </w:r>
           </w:p>
         </w:tc>
@@ -1054,6 +1054,31 @@
           <w:rFonts w:ascii="Arial" w:cs="Arial" w:eastAsia="Arial" w:hAnsi="Arial"/>
         </w:rPr>
         <w:t xml:space="preserve">Hallazgos principales</w:t>
+      </w:r>
+    </w:p>
+    <w:p>
+      <w:pPr>
+        <w:pStyle w:val="ListParagraph"/>
+        <w:numPr>
+          <w:ilvl w:val="0"/>
+          <w:numId w:val="2"/>
+        </w:numPr>
+        <w:spacing w:after="80" w:line="264"/>
+        <w:jc w:val="both"/>
+      </w:pPr>
+      <w:r>
+        <w:rPr>
+          <w:rFonts w:ascii="Arial" w:cs="Arial" w:eastAsia="Arial" w:hAnsi="Arial"/>
+          <w:b/>
+          <w:bCs/>
+        </w:rPr>
+        <w:t xml:space="preserve">La n = 53 / 52 se está mezclando con otras bases. </w:t>
+      </w:r>
+      <w:r>
+        <w:rPr>
+          <w:rFonts w:ascii="Arial" w:cs="Arial" w:eastAsia="Arial" w:hAnsi="Arial"/>
+        </w:rPr>
+        <w:t xml:space="preserve">Tradicional (n = 53) y Oralidad (n = 52) son solo las sentencias de vista que declararon la nulidad (Tabla 6). Pero la Tabla 6 de la Discusión pone debajo de esas mismas columnas el universo de 2018 (281) y 2024 (328), con 61 anuladas y 184 confirmadas bajo «n = 53». Además, las 53/52 no pertenecen a esas series: según el Excel, sus sentencias de vista son de 2017–2021 (solo 18 de 2018) y de 2023–2026 (38 de 2025 y solo 10 de 2024). El mapa de bases de la Parte B indica qué n corresponde a cada tabla y dónde se mezclan.</w:t>
       </w:r>
     </w:p>
     <w:p>
@@ -1103,7 +1128,7 @@
         <w:rPr>
           <w:rFonts w:ascii="Arial" w:cs="Arial" w:eastAsia="Arial" w:hAnsi="Arial"/>
         </w:rPr>
-        <w:t xml:space="preserve">Según la Tabla 3, los 167 expedientes (87/80) son 113 anulados (55 y 58) y 54 revocados (32 y 22). No todos son nulos: los nulos son las 105 sentencias de vista de la Tabla 6 (53 y 52). Como la muestra se eligió por su resultado adverso, los indicadores de oralidad (Tabla 4) y el control superior (Tabla 5) describen procesos censurados, no todos los procesos, y las proporciones de anuladas, revocadas o confirmadas dentro de la muestra no pueden compararse entre grupos. Hay que declararlo en Resultados, Discusión, Aportes y Conclusiones (marcas R-02 y R-03).</w:t>
+        <w:t xml:space="preserve">Según la Tabla 3, los 167 expedientes (87/80) son 113 anulados (55 y 58) y 54 revocados (32 y 22). No todos son nulos: los nulos son las 105 sentencias de vista de la Tabla 6 (53 y 52). Como la muestra se eligió por su resultado adverso, los indicadores de oralidad (Tabla 4) y el control superior (Tabla 5) describen procesos censurados, no todos los procesos, y las proporciones de anuladas, revocadas o confirmadas dentro de la muestra no pueden compararse entre grupos. Hay que declararlo en Resultados, Discusión, Aportes y Conclusiones (marcas R-03 y R-04).</w:t>
       </w:r>
     </w:p>
     <w:p>
@@ -1147,13 +1172,13 @@
           <w:b/>
           <w:bCs/>
         </w:rPr>
-        <w:t xml:space="preserve">Hay dos Discusiones con posiciones opuestas. </w:t>
+        <w:t xml:space="preserve">Ya queda una sola Discusión, pero es la que afirma más de lo que muestran los datos. </w:t>
       </w:r>
       <w:r>
         <w:rPr>
           <w:rFonts w:ascii="Arial" w:cs="Arial" w:eastAsia="Arial" w:hAnsi="Arial"/>
         </w:rPr>
-        <w:t xml:space="preserve">El Cap. VII del archivo RESULTADOS es cauteloso («no permite descartar causas locales», «no demuestra un vacío legislativo», «el ahorro temporal debe medirse»). El archivo DISCUSIÓN afirma lo contrario en al menos doce puntos («descarta», «confirma», «demuestra», «la ganancia es real»). Debe quedar una sola.</w:t>
+        <w:t xml:space="preserve">Al eliminar el Cap. VII de RESULTADOS se perdieron sus cautelas y la matriz de Denzin. El archivo DISCUSIÓN sigue rotulado «Capítulo V» y afirma en más de doce puntos lo que el Cap. VI no permite («descarta», «confirma», «demuestra», «la ganancia es real»). Las marcas amarillas de ese archivo traen el texto sugerido para ajustarlo al Cap. VI.</w:t>
       </w:r>
     </w:p>
     <w:p>
@@ -1197,13 +1222,13 @@
           <w:b/>
           <w:bCs/>
         </w:rPr>
-        <w:t xml:space="preserve">Dos de las tres recomendaciones actuales contradicen la propia Discusión. </w:t>
+        <w:t xml:space="preserve">Dos de las tres recomendaciones actuales no se sostienen en los datos. </w:t>
       </w:r>
       <w:r>
         <w:rPr>
           <w:rFonts w:ascii="Arial" w:cs="Arial" w:eastAsia="Arial" w:hAnsi="Arial"/>
         </w:rPr>
-        <w:t xml:space="preserve">La incorporación al Código Procesal Civil contradice lo que dice el Cap. VII, 2.5: «no demuestra un vacío legislativo». La reforma de la apelación como «cuello de botella» contradice «no permite… identificarla como principal origen de la demora». La propuesta de la Parte D las reformula.</w:t>
+        <w:t xml:space="preserve">La incorporación al Código Procesal Civil choca con la propia Discusión (5.2.2) y con los Aportes (§ 4), que sitúan la variable crítica en el protocolo de audiencia y no en la norma; ningún dato del Cap. VI acredita una insuficiencia normativa. La reforma de la apelación como «cuello de botella» se apoya en una duración (318,6 y 313,3 días) que no está en el Cap. VI, que además advierte que no puede afirmarse una reducción general de la duración. La propuesta de la Parte D las reformula.</w:t>
       </w:r>
     </w:p>
     <w:p>
@@ -1257,7 +1282,24 @@
         <w:rPr>
           <w:rFonts w:ascii="Arial" w:cs="Arial" w:eastAsia="Arial" w:hAnsi="Arial"/>
         </w:rPr>
-        <w:t xml:space="preserve">Elegir una sola Discusión. Sugerencia: conservar el archivo DISCUSIÓN (más completo en triangulación), renumerarlo como Capítulo VII e incorporar en él las cautelas del Cap. VII del archivo RESULTADOS.</w:t>
+        <w:t xml:space="preserve">Renumerar la Discusión como Capítulo VII (7.1–7.5) e incorporar al final la matriz de triangulación de Denzin que se perdió al eliminar el Cap. VII de RESULTADOS.</w:t>
+      </w:r>
+    </w:p>
+    <w:p>
+      <w:pPr>
+        <w:pStyle w:val="ListParagraph"/>
+        <w:numPr>
+          <w:ilvl w:val="0"/>
+          <w:numId w:val="3"/>
+        </w:numPr>
+        <w:spacing w:after="80" w:line="264"/>
+        <w:jc w:val="both"/>
+      </w:pPr>
+      <w:r>
+        <w:rPr>
+          <w:rFonts w:ascii="Arial" w:cs="Arial" w:eastAsia="Arial" w:hAnsi="Arial"/>
+        </w:rPr>
+        <w:t xml:space="preserve">Fijar una sola n por tabla en todos los documentos: 281/328 (Tablas 1 y 2), 87/80 (Tablas 3 y 4), 85/78 (Tabla 5) y 53/52 (Tabla 6). Nunca rotular las series 281/328 como «Tradicional» u «Oralidad (n = 53/52)».</w:t>
       </w:r>
     </w:p>
     <w:p>
@@ -1357,7 +1399,19 @@
         <w:rPr>
           <w:rFonts w:ascii="Arial" w:cs="Arial" w:eastAsia="Arial" w:hAnsi="Arial"/>
         </w:rPr>
-        <w:t xml:space="preserve">B. Cifras de referencia únicas</w:t>
+        <w:t xml:space="preserve">B. Mapa de bases (n) y cifras de referencia</w:t>
+      </w:r>
+    </w:p>
+    <w:p>
+      <w:pPr>
+        <w:pStyle w:val="Heading2"/>
+        <w:spacing w:after="120" w:before="240"/>
+      </w:pPr>
+      <w:r>
+        <w:rPr>
+          <w:rFonts w:ascii="Arial" w:cs="Arial" w:eastAsia="Arial" w:hAnsi="Arial"/>
+        </w:rPr>
+        <w:t xml:space="preserve">Qué significa cada n y dónde se usa</w:t>
       </w:r>
     </w:p>
     <w:p>
@@ -1369,7 +1423,2277 @@
         <w:rPr>
           <w:rFonts w:ascii="Arial" w:cs="Arial" w:eastAsia="Arial" w:hAnsi="Arial"/>
         </w:rPr>
-        <w:t xml:space="preserve">Estas son las cifras que deben usarse, con las mismas palabras, en todos los documentos. Cada base responde a una pregunta distinta y no debe combinarse con las demás.</w:t>
+        <w:t xml:space="preserve">La tesis trabaja con cuatro bases distintas. Cada tabla usa una sola, y sus porcentajes no pueden combinarse con los de otra. «Tradicional (n = 53)» y «Oralidad (n = 52)» se refieren únicamente a las sentencias de vista que declararon la nulidad.</w:t>
+      </w:r>
+    </w:p>
+    <w:tbl>
+      <w:tblPr>
+        <w:tblW w:type="dxa" w:w="9638"/>
+        <w:tblBorders>
+          <w:top w:val="single" w:color="auto" w:sz="4"/>
+          <w:left w:val="single" w:color="auto" w:sz="4"/>
+          <w:bottom w:val="single" w:color="auto" w:sz="4"/>
+          <w:right w:val="single" w:color="auto" w:sz="4"/>
+          <w:insideH w:val="single" w:color="auto" w:sz="4"/>
+          <w:insideV w:val="single" w:color="auto" w:sz="4"/>
+        </w:tblBorders>
+        <w:tblLayout w:type="fixed"/>
+      </w:tblPr>
+      <w:tblGrid>
+        <w:gridCol w:w="1700"/>
+        <w:gridCol w:w="1100"/>
+        <w:gridCol w:w="1100"/>
+        <w:gridCol w:w="2138"/>
+        <w:gridCol w:w="1500"/>
+        <w:gridCol w:w="2100"/>
+      </w:tblGrid>
+      <w:tr>
+        <w:trPr>
+          <w:tblHeader/>
+        </w:trPr>
+        <w:tc>
+          <w:tcPr>
+            <w:tcW w:type="dxa" w:w="1700"/>
+            <w:tcBorders>
+              <w:top w:val="single" w:color="BFBFBF" w:sz="4"/>
+              <w:left w:val="single" w:color="BFBFBF" w:sz="4"/>
+              <w:bottom w:val="single" w:color="BFBFBF" w:sz="4"/>
+              <w:right w:val="single" w:color="BFBFBF" w:sz="4"/>
+            </w:tcBorders>
+            <w:shd w:fill="D9E2F3" w:color="auto" w:val="clear"/>
+            <w:tcMar>
+              <w:top w:type="dxa" w:w="60"/>
+              <w:left w:type="dxa" w:w="90"/>
+              <w:bottom w:type="dxa" w:w="60"/>
+              <w:right w:type="dxa" w:w="90"/>
+            </w:tcMar>
+          </w:tcPr>
+          <w:p>
+            <w:pPr>
+              <w:spacing w:after="40" w:line="240"/>
+              <w:jc w:val="left"/>
+            </w:pPr>
+            <w:r>
+              <w:rPr>
+                <w:rFonts w:ascii="Arial" w:cs="Arial" w:eastAsia="Arial" w:hAnsi="Arial"/>
+                <w:b/>
+                <w:bCs/>
+                <w:sz w:val="18"/>
+                <w:szCs w:val="18"/>
+              </w:rPr>
+              <w:t xml:space="preserve">Base</w:t>
+            </w:r>
+          </w:p>
+        </w:tc>
+        <w:tc>
+          <w:tcPr>
+            <w:tcW w:type="dxa" w:w="1100"/>
+            <w:tcBorders>
+              <w:top w:val="single" w:color="BFBFBF" w:sz="4"/>
+              <w:left w:val="single" w:color="BFBFBF" w:sz="4"/>
+              <w:bottom w:val="single" w:color="BFBFBF" w:sz="4"/>
+              <w:right w:val="single" w:color="BFBFBF" w:sz="4"/>
+            </w:tcBorders>
+            <w:shd w:fill="D9E2F3" w:color="auto" w:val="clear"/>
+            <w:tcMar>
+              <w:top w:type="dxa" w:w="60"/>
+              <w:left w:type="dxa" w:w="90"/>
+              <w:bottom w:type="dxa" w:w="60"/>
+              <w:right w:type="dxa" w:w="90"/>
+            </w:tcMar>
+          </w:tcPr>
+          <w:p>
+            <w:pPr>
+              <w:spacing w:after="40" w:line="240"/>
+              <w:jc w:val="left"/>
+            </w:pPr>
+            <w:r>
+              <w:rPr>
+                <w:rFonts w:ascii="Arial" w:cs="Arial" w:eastAsia="Arial" w:hAnsi="Arial"/>
+                <w:b/>
+                <w:bCs/>
+                <w:sz w:val="18"/>
+                <w:szCs w:val="18"/>
+              </w:rPr>
+              <w:t xml:space="preserve">Tradicional</w:t>
+            </w:r>
+          </w:p>
+        </w:tc>
+        <w:tc>
+          <w:tcPr>
+            <w:tcW w:type="dxa" w:w="1100"/>
+            <w:tcBorders>
+              <w:top w:val="single" w:color="BFBFBF" w:sz="4"/>
+              <w:left w:val="single" w:color="BFBFBF" w:sz="4"/>
+              <w:bottom w:val="single" w:color="BFBFBF" w:sz="4"/>
+              <w:right w:val="single" w:color="BFBFBF" w:sz="4"/>
+            </w:tcBorders>
+            <w:shd w:fill="D9E2F3" w:color="auto" w:val="clear"/>
+            <w:tcMar>
+              <w:top w:type="dxa" w:w="60"/>
+              <w:left w:type="dxa" w:w="90"/>
+              <w:bottom w:type="dxa" w:w="60"/>
+              <w:right w:type="dxa" w:w="90"/>
+            </w:tcMar>
+          </w:tcPr>
+          <w:p>
+            <w:pPr>
+              <w:spacing w:after="40" w:line="240"/>
+              <w:jc w:val="left"/>
+            </w:pPr>
+            <w:r>
+              <w:rPr>
+                <w:rFonts w:ascii="Arial" w:cs="Arial" w:eastAsia="Arial" w:hAnsi="Arial"/>
+                <w:b/>
+                <w:bCs/>
+                <w:sz w:val="18"/>
+                <w:szCs w:val="18"/>
+              </w:rPr>
+              <w:t xml:space="preserve">Oralidad</w:t>
+            </w:r>
+          </w:p>
+        </w:tc>
+        <w:tc>
+          <w:tcPr>
+            <w:tcW w:type="dxa" w:w="2138"/>
+            <w:tcBorders>
+              <w:top w:val="single" w:color="BFBFBF" w:sz="4"/>
+              <w:left w:val="single" w:color="BFBFBF" w:sz="4"/>
+              <w:bottom w:val="single" w:color="BFBFBF" w:sz="4"/>
+              <w:right w:val="single" w:color="BFBFBF" w:sz="4"/>
+            </w:tcBorders>
+            <w:shd w:fill="D9E2F3" w:color="auto" w:val="clear"/>
+            <w:tcMar>
+              <w:top w:type="dxa" w:w="60"/>
+              <w:left w:type="dxa" w:w="90"/>
+              <w:bottom w:type="dxa" w:w="60"/>
+              <w:right w:type="dxa" w:w="90"/>
+            </w:tcMar>
+          </w:tcPr>
+          <w:p>
+            <w:pPr>
+              <w:spacing w:after="40" w:line="240"/>
+              <w:jc w:val="left"/>
+            </w:pPr>
+            <w:r>
+              <w:rPr>
+                <w:rFonts w:ascii="Arial" w:cs="Arial" w:eastAsia="Arial" w:hAnsi="Arial"/>
+                <w:b/>
+                <w:bCs/>
+                <w:sz w:val="18"/>
+                <w:szCs w:val="18"/>
+              </w:rPr>
+              <w:t xml:space="preserve">Qué contiene</w:t>
+            </w:r>
+          </w:p>
+        </w:tc>
+        <w:tc>
+          <w:tcPr>
+            <w:tcW w:type="dxa" w:w="1500"/>
+            <w:tcBorders>
+              <w:top w:val="single" w:color="BFBFBF" w:sz="4"/>
+              <w:left w:val="single" w:color="BFBFBF" w:sz="4"/>
+              <w:bottom w:val="single" w:color="BFBFBF" w:sz="4"/>
+              <w:right w:val="single" w:color="BFBFBF" w:sz="4"/>
+            </w:tcBorders>
+            <w:shd w:fill="D9E2F3" w:color="auto" w:val="clear"/>
+            <w:tcMar>
+              <w:top w:type="dxa" w:w="60"/>
+              <w:left w:type="dxa" w:w="90"/>
+              <w:bottom w:type="dxa" w:w="60"/>
+              <w:right w:type="dxa" w:w="90"/>
+            </w:tcMar>
+          </w:tcPr>
+          <w:p>
+            <w:pPr>
+              <w:spacing w:after="40" w:line="240"/>
+              <w:jc w:val="left"/>
+            </w:pPr>
+            <w:r>
+              <w:rPr>
+                <w:rFonts w:ascii="Arial" w:cs="Arial" w:eastAsia="Arial" w:hAnsi="Arial"/>
+                <w:b/>
+                <w:bCs/>
+                <w:sz w:val="18"/>
+                <w:szCs w:val="18"/>
+              </w:rPr>
+              <w:t xml:space="preserve">Tablas</w:t>
+            </w:r>
+          </w:p>
+        </w:tc>
+        <w:tc>
+          <w:tcPr>
+            <w:tcW w:type="dxa" w:w="2100"/>
+            <w:tcBorders>
+              <w:top w:val="single" w:color="BFBFBF" w:sz="4"/>
+              <w:left w:val="single" w:color="BFBFBF" w:sz="4"/>
+              <w:bottom w:val="single" w:color="BFBFBF" w:sz="4"/>
+              <w:right w:val="single" w:color="BFBFBF" w:sz="4"/>
+            </w:tcBorders>
+            <w:shd w:fill="D9E2F3" w:color="auto" w:val="clear"/>
+            <w:tcMar>
+              <w:top w:type="dxa" w:w="60"/>
+              <w:left w:type="dxa" w:w="90"/>
+              <w:bottom w:type="dxa" w:w="60"/>
+              <w:right w:type="dxa" w:w="90"/>
+            </w:tcMar>
+          </w:tcPr>
+          <w:p>
+            <w:pPr>
+              <w:spacing w:after="40" w:line="240"/>
+              <w:jc w:val="left"/>
+            </w:pPr>
+            <w:r>
+              <w:rPr>
+                <w:rFonts w:ascii="Arial" w:cs="Arial" w:eastAsia="Arial" w:hAnsi="Arial"/>
+                <w:b/>
+                <w:bCs/>
+                <w:sz w:val="18"/>
+                <w:szCs w:val="18"/>
+              </w:rPr>
+              <w:t xml:space="preserve">No usarla para</w:t>
+            </w:r>
+          </w:p>
+        </w:tc>
+      </w:tr>
+      <w:tr>
+        <w:trPr>
+          <w:cantSplit w:val="off"/>
+        </w:trPr>
+        <w:tc>
+          <w:tcPr>
+            <w:tcW w:type="dxa" w:w="1700"/>
+            <w:tcBorders>
+              <w:top w:val="single" w:color="BFBFBF" w:sz="4"/>
+              <w:left w:val="single" w:color="BFBFBF" w:sz="4"/>
+              <w:bottom w:val="single" w:color="BFBFBF" w:sz="4"/>
+              <w:right w:val="single" w:color="BFBFBF" w:sz="4"/>
+            </w:tcBorders>
+            <w:tcMar>
+              <w:top w:type="dxa" w:w="60"/>
+              <w:left w:type="dxa" w:w="90"/>
+              <w:bottom w:type="dxa" w:w="60"/>
+              <w:right w:type="dxa" w:w="90"/>
+            </w:tcMar>
+          </w:tcPr>
+          <w:p>
+            <w:pPr>
+              <w:spacing w:after="40" w:line="240"/>
+              <w:jc w:val="left"/>
+            </w:pPr>
+            <w:r>
+              <w:rPr>
+                <w:rFonts w:ascii="Arial" w:cs="Arial" w:eastAsia="Arial" w:hAnsi="Arial"/>
+                <w:b/>
+                <w:bCs/>
+                <w:sz w:val="18"/>
+                <w:szCs w:val="18"/>
+              </w:rPr>
+              <w:t xml:space="preserve">Series anuales</w:t>
+            </w:r>
+          </w:p>
+        </w:tc>
+        <w:tc>
+          <w:tcPr>
+            <w:tcW w:type="dxa" w:w="1100"/>
+            <w:tcBorders>
+              <w:top w:val="single" w:color="BFBFBF" w:sz="4"/>
+              <w:left w:val="single" w:color="BFBFBF" w:sz="4"/>
+              <w:bottom w:val="single" w:color="BFBFBF" w:sz="4"/>
+              <w:right w:val="single" w:color="BFBFBF" w:sz="4"/>
+            </w:tcBorders>
+            <w:tcMar>
+              <w:top w:type="dxa" w:w="60"/>
+              <w:left w:type="dxa" w:w="90"/>
+              <w:bottom w:type="dxa" w:w="60"/>
+              <w:right w:type="dxa" w:w="90"/>
+            </w:tcMar>
+          </w:tcPr>
+          <w:p>
+            <w:pPr>
+              <w:spacing w:after="40" w:line="240"/>
+              <w:jc w:val="center"/>
+            </w:pPr>
+            <w:r>
+              <w:rPr>
+                <w:rFonts w:ascii="Arial" w:cs="Arial" w:eastAsia="Arial" w:hAnsi="Arial"/>
+                <w:b w:val="false"/>
+                <w:bCs w:val="false"/>
+                <w:sz w:val="18"/>
+                <w:szCs w:val="18"/>
+              </w:rPr>
+              <w:t xml:space="preserve">281 (año 2018)</w:t>
+            </w:r>
+          </w:p>
+        </w:tc>
+        <w:tc>
+          <w:tcPr>
+            <w:tcW w:type="dxa" w:w="1100"/>
+            <w:tcBorders>
+              <w:top w:val="single" w:color="BFBFBF" w:sz="4"/>
+              <w:left w:val="single" w:color="BFBFBF" w:sz="4"/>
+              <w:bottom w:val="single" w:color="BFBFBF" w:sz="4"/>
+              <w:right w:val="single" w:color="BFBFBF" w:sz="4"/>
+            </w:tcBorders>
+            <w:tcMar>
+              <w:top w:type="dxa" w:w="60"/>
+              <w:left w:type="dxa" w:w="90"/>
+              <w:bottom w:type="dxa" w:w="60"/>
+              <w:right w:type="dxa" w:w="90"/>
+            </w:tcMar>
+          </w:tcPr>
+          <w:p>
+            <w:pPr>
+              <w:spacing w:after="40" w:line="240"/>
+              <w:jc w:val="center"/>
+            </w:pPr>
+            <w:r>
+              <w:rPr>
+                <w:rFonts w:ascii="Arial" w:cs="Arial" w:eastAsia="Arial" w:hAnsi="Arial"/>
+                <w:b w:val="false"/>
+                <w:bCs w:val="false"/>
+                <w:sz w:val="18"/>
+                <w:szCs w:val="18"/>
+              </w:rPr>
+              <w:t xml:space="preserve">328 (año 2024)</w:t>
+            </w:r>
+          </w:p>
+        </w:tc>
+        <w:tc>
+          <w:tcPr>
+            <w:tcW w:type="dxa" w:w="2138"/>
+            <w:tcBorders>
+              <w:top w:val="single" w:color="BFBFBF" w:sz="4"/>
+              <w:left w:val="single" w:color="BFBFBF" w:sz="4"/>
+              <w:bottom w:val="single" w:color="BFBFBF" w:sz="4"/>
+              <w:right w:val="single" w:color="BFBFBF" w:sz="4"/>
+            </w:tcBorders>
+            <w:tcMar>
+              <w:top w:type="dxa" w:w="60"/>
+              <w:left w:type="dxa" w:w="90"/>
+              <w:bottom w:type="dxa" w:w="60"/>
+              <w:right w:type="dxa" w:w="90"/>
+            </w:tcMar>
+          </w:tcPr>
+          <w:p>
+            <w:pPr>
+              <w:spacing w:after="40" w:line="240"/>
+              <w:jc w:val="left"/>
+            </w:pPr>
+            <w:r>
+              <w:rPr>
+                <w:rFonts w:ascii="Arial" w:cs="Arial" w:eastAsia="Arial" w:hAnsi="Arial"/>
+                <w:b w:val="false"/>
+                <w:bCs w:val="false"/>
+                <w:sz w:val="18"/>
+                <w:szCs w:val="18"/>
+              </w:rPr>
+              <w:t xml:space="preserve">Todas las sentencias de segunda instancia de los Juzgados Civiles de la Sede Central en cada año.</w:t>
+            </w:r>
+          </w:p>
+        </w:tc>
+        <w:tc>
+          <w:tcPr>
+            <w:tcW w:type="dxa" w:w="1500"/>
+            <w:tcBorders>
+              <w:top w:val="single" w:color="BFBFBF" w:sz="4"/>
+              <w:left w:val="single" w:color="BFBFBF" w:sz="4"/>
+              <w:bottom w:val="single" w:color="BFBFBF" w:sz="4"/>
+              <w:right w:val="single" w:color="BFBFBF" w:sz="4"/>
+            </w:tcBorders>
+            <w:tcMar>
+              <w:top w:type="dxa" w:w="60"/>
+              <w:left w:type="dxa" w:w="90"/>
+              <w:bottom w:type="dxa" w:w="60"/>
+              <w:right w:type="dxa" w:w="90"/>
+            </w:tcMar>
+          </w:tcPr>
+          <w:p>
+            <w:pPr>
+              <w:spacing w:after="40" w:line="240"/>
+              <w:jc w:val="left"/>
+            </w:pPr>
+            <w:r>
+              <w:rPr>
+                <w:rFonts w:ascii="Arial" w:cs="Arial" w:eastAsia="Arial" w:hAnsi="Arial"/>
+                <w:b w:val="false"/>
+                <w:bCs w:val="false"/>
+                <w:sz w:val="18"/>
+                <w:szCs w:val="18"/>
+              </w:rPr>
+              <w:t xml:space="preserve">Tablas 1 y 2</w:t>
+            </w:r>
+          </w:p>
+        </w:tc>
+        <w:tc>
+          <w:tcPr>
+            <w:tcW w:type="dxa" w:w="2100"/>
+            <w:tcBorders>
+              <w:top w:val="single" w:color="BFBFBF" w:sz="4"/>
+              <w:left w:val="single" w:color="BFBFBF" w:sz="4"/>
+              <w:bottom w:val="single" w:color="BFBFBF" w:sz="4"/>
+              <w:right w:val="single" w:color="BFBFBF" w:sz="4"/>
+            </w:tcBorders>
+            <w:tcMar>
+              <w:top w:type="dxa" w:w="60"/>
+              <w:left w:type="dxa" w:w="90"/>
+              <w:bottom w:type="dxa" w:w="60"/>
+              <w:right w:type="dxa" w:w="90"/>
+            </w:tcMar>
+          </w:tcPr>
+          <w:p>
+            <w:pPr>
+              <w:spacing w:after="40" w:line="240"/>
+              <w:jc w:val="left"/>
+            </w:pPr>
+            <w:r>
+              <w:rPr>
+                <w:rFonts w:ascii="Arial" w:cs="Arial" w:eastAsia="Arial" w:hAnsi="Arial"/>
+                <w:b w:val="false"/>
+                <w:bCs w:val="false"/>
+                <w:sz w:val="18"/>
+                <w:szCs w:val="18"/>
+              </w:rPr>
+              <w:t xml:space="preserve">Causales; no rotularla «Tradicional (n = 53)» ni combinarla con la muestra.</w:t>
+            </w:r>
+          </w:p>
+        </w:tc>
+      </w:tr>
+      <w:tr>
+        <w:trPr>
+          <w:cantSplit w:val="off"/>
+        </w:trPr>
+        <w:tc>
+          <w:tcPr>
+            <w:tcW w:type="dxa" w:w="1700"/>
+            <w:tcBorders>
+              <w:top w:val="single" w:color="BFBFBF" w:sz="4"/>
+              <w:left w:val="single" w:color="BFBFBF" w:sz="4"/>
+              <w:bottom w:val="single" w:color="BFBFBF" w:sz="4"/>
+              <w:right w:val="single" w:color="BFBFBF" w:sz="4"/>
+            </w:tcBorders>
+            <w:tcMar>
+              <w:top w:type="dxa" w:w="60"/>
+              <w:left w:type="dxa" w:w="90"/>
+              <w:bottom w:type="dxa" w:w="60"/>
+              <w:right w:type="dxa" w:w="90"/>
+            </w:tcMar>
+          </w:tcPr>
+          <w:p>
+            <w:pPr>
+              <w:spacing w:after="40" w:line="240"/>
+              <w:jc w:val="left"/>
+            </w:pPr>
+            <w:r>
+              <w:rPr>
+                <w:rFonts w:ascii="Arial" w:cs="Arial" w:eastAsia="Arial" w:hAnsi="Arial"/>
+                <w:b/>
+                <w:bCs/>
+                <w:sz w:val="18"/>
+                <w:szCs w:val="18"/>
+              </w:rPr>
+              <w:t xml:space="preserve">Expedientes de la muestra</w:t>
+            </w:r>
+          </w:p>
+        </w:tc>
+        <w:tc>
+          <w:tcPr>
+            <w:tcW w:type="dxa" w:w="1100"/>
+            <w:tcBorders>
+              <w:top w:val="single" w:color="BFBFBF" w:sz="4"/>
+              <w:left w:val="single" w:color="BFBFBF" w:sz="4"/>
+              <w:bottom w:val="single" w:color="BFBFBF" w:sz="4"/>
+              <w:right w:val="single" w:color="BFBFBF" w:sz="4"/>
+            </w:tcBorders>
+            <w:tcMar>
+              <w:top w:type="dxa" w:w="60"/>
+              <w:left w:type="dxa" w:w="90"/>
+              <w:bottom w:type="dxa" w:w="60"/>
+              <w:right w:type="dxa" w:w="90"/>
+            </w:tcMar>
+          </w:tcPr>
+          <w:p>
+            <w:pPr>
+              <w:spacing w:after="40" w:line="240"/>
+              <w:jc w:val="center"/>
+            </w:pPr>
+            <w:r>
+              <w:rPr>
+                <w:rFonts w:ascii="Arial" w:cs="Arial" w:eastAsia="Arial" w:hAnsi="Arial"/>
+                <w:b w:val="false"/>
+                <w:bCs w:val="false"/>
+                <w:sz w:val="18"/>
+                <w:szCs w:val="18"/>
+              </w:rPr>
+              <w:t xml:space="preserve">87</w:t>
+            </w:r>
+          </w:p>
+        </w:tc>
+        <w:tc>
+          <w:tcPr>
+            <w:tcW w:type="dxa" w:w="1100"/>
+            <w:tcBorders>
+              <w:top w:val="single" w:color="BFBFBF" w:sz="4"/>
+              <w:left w:val="single" w:color="BFBFBF" w:sz="4"/>
+              <w:bottom w:val="single" w:color="BFBFBF" w:sz="4"/>
+              <w:right w:val="single" w:color="BFBFBF" w:sz="4"/>
+            </w:tcBorders>
+            <w:tcMar>
+              <w:top w:type="dxa" w:w="60"/>
+              <w:left w:type="dxa" w:w="90"/>
+              <w:bottom w:type="dxa" w:w="60"/>
+              <w:right w:type="dxa" w:w="90"/>
+            </w:tcMar>
+          </w:tcPr>
+          <w:p>
+            <w:pPr>
+              <w:spacing w:after="40" w:line="240"/>
+              <w:jc w:val="center"/>
+            </w:pPr>
+            <w:r>
+              <w:rPr>
+                <w:rFonts w:ascii="Arial" w:cs="Arial" w:eastAsia="Arial" w:hAnsi="Arial"/>
+                <w:b w:val="false"/>
+                <w:bCs w:val="false"/>
+                <w:sz w:val="18"/>
+                <w:szCs w:val="18"/>
+              </w:rPr>
+              <w:t xml:space="preserve">80</w:t>
+            </w:r>
+          </w:p>
+        </w:tc>
+        <w:tc>
+          <w:tcPr>
+            <w:tcW w:type="dxa" w:w="2138"/>
+            <w:tcBorders>
+              <w:top w:val="single" w:color="BFBFBF" w:sz="4"/>
+              <w:left w:val="single" w:color="BFBFBF" w:sz="4"/>
+              <w:bottom w:val="single" w:color="BFBFBF" w:sz="4"/>
+              <w:right w:val="single" w:color="BFBFBF" w:sz="4"/>
+            </w:tcBorders>
+            <w:tcMar>
+              <w:top w:type="dxa" w:w="60"/>
+              <w:left w:type="dxa" w:w="90"/>
+              <w:bottom w:type="dxa" w:w="60"/>
+              <w:right w:type="dxa" w:w="90"/>
+            </w:tcMar>
+          </w:tcPr>
+          <w:p>
+            <w:pPr>
+              <w:spacing w:after="40" w:line="240"/>
+              <w:jc w:val="left"/>
+            </w:pPr>
+            <w:r>
+              <w:rPr>
+                <w:rFonts w:ascii="Arial" w:cs="Arial" w:eastAsia="Arial" w:hAnsi="Arial"/>
+                <w:b w:val="false"/>
+                <w:bCs w:val="false"/>
+                <w:sz w:val="18"/>
+                <w:szCs w:val="18"/>
+              </w:rPr>
+              <w:t xml:space="preserve">Expedientes con sentencia de 1.ª instancia anulada o revocada (SIJ: 55 + 32 y 58 + 22).</w:t>
+            </w:r>
+          </w:p>
+        </w:tc>
+        <w:tc>
+          <w:tcPr>
+            <w:tcW w:type="dxa" w:w="1500"/>
+            <w:tcBorders>
+              <w:top w:val="single" w:color="BFBFBF" w:sz="4"/>
+              <w:left w:val="single" w:color="BFBFBF" w:sz="4"/>
+              <w:bottom w:val="single" w:color="BFBFBF" w:sz="4"/>
+              <w:right w:val="single" w:color="BFBFBF" w:sz="4"/>
+            </w:tcBorders>
+            <w:tcMar>
+              <w:top w:type="dxa" w:w="60"/>
+              <w:left w:type="dxa" w:w="90"/>
+              <w:bottom w:type="dxa" w:w="60"/>
+              <w:right w:type="dxa" w:w="90"/>
+            </w:tcMar>
+          </w:tcPr>
+          <w:p>
+            <w:pPr>
+              <w:spacing w:after="40" w:line="240"/>
+              <w:jc w:val="left"/>
+            </w:pPr>
+            <w:r>
+              <w:rPr>
+                <w:rFonts w:ascii="Arial" w:cs="Arial" w:eastAsia="Arial" w:hAnsi="Arial"/>
+                <w:b w:val="false"/>
+                <w:bCs w:val="false"/>
+                <w:sz w:val="18"/>
+                <w:szCs w:val="18"/>
+              </w:rPr>
+              <w:t xml:space="preserve">Tablas 3 y 4</w:t>
+            </w:r>
+          </w:p>
+        </w:tc>
+        <w:tc>
+          <w:tcPr>
+            <w:tcW w:type="dxa" w:w="2100"/>
+            <w:tcBorders>
+              <w:top w:val="single" w:color="BFBFBF" w:sz="4"/>
+              <w:left w:val="single" w:color="BFBFBF" w:sz="4"/>
+              <w:bottom w:val="single" w:color="BFBFBF" w:sz="4"/>
+              <w:right w:val="single" w:color="BFBFBF" w:sz="4"/>
+            </w:tcBorders>
+            <w:tcMar>
+              <w:top w:type="dxa" w:w="60"/>
+              <w:left w:type="dxa" w:w="90"/>
+              <w:bottom w:type="dxa" w:w="60"/>
+              <w:right w:type="dxa" w:w="90"/>
+            </w:tcMar>
+          </w:tcPr>
+          <w:p>
+            <w:pPr>
+              <w:spacing w:after="40" w:line="240"/>
+              <w:jc w:val="left"/>
+            </w:pPr>
+            <w:r>
+              <w:rPr>
+                <w:rFonts w:ascii="Arial" w:cs="Arial" w:eastAsia="Arial" w:hAnsi="Arial"/>
+                <w:b w:val="false"/>
+                <w:bCs w:val="false"/>
+                <w:sz w:val="18"/>
+                <w:szCs w:val="18"/>
+              </w:rPr>
+              <w:t xml:space="preserve">Tasas de confirmación o anulación: la muestra se eligió por su resultado adverso.</w:t>
+            </w:r>
+          </w:p>
+        </w:tc>
+      </w:tr>
+      <w:tr>
+        <w:trPr>
+          <w:cantSplit w:val="off"/>
+        </w:trPr>
+        <w:tc>
+          <w:tcPr>
+            <w:tcW w:type="dxa" w:w="1700"/>
+            <w:tcBorders>
+              <w:top w:val="single" w:color="BFBFBF" w:sz="4"/>
+              <w:left w:val="single" w:color="BFBFBF" w:sz="4"/>
+              <w:bottom w:val="single" w:color="BFBFBF" w:sz="4"/>
+              <w:right w:val="single" w:color="BFBFBF" w:sz="4"/>
+            </w:tcBorders>
+            <w:tcMar>
+              <w:top w:type="dxa" w:w="60"/>
+              <w:left w:type="dxa" w:w="90"/>
+              <w:bottom w:type="dxa" w:w="60"/>
+              <w:right w:type="dxa" w:w="90"/>
+            </w:tcMar>
+          </w:tcPr>
+          <w:p>
+            <w:pPr>
+              <w:spacing w:after="40" w:line="240"/>
+              <w:jc w:val="left"/>
+            </w:pPr>
+            <w:r>
+              <w:rPr>
+                <w:rFonts w:ascii="Arial" w:cs="Arial" w:eastAsia="Arial" w:hAnsi="Arial"/>
+                <w:b/>
+                <w:bCs/>
+                <w:sz w:val="18"/>
+                <w:szCs w:val="18"/>
+              </w:rPr>
+              <w:t xml:space="preserve">Sentencias de vista disponibles</w:t>
+            </w:r>
+          </w:p>
+        </w:tc>
+        <w:tc>
+          <w:tcPr>
+            <w:tcW w:type="dxa" w:w="1100"/>
+            <w:tcBorders>
+              <w:top w:val="single" w:color="BFBFBF" w:sz="4"/>
+              <w:left w:val="single" w:color="BFBFBF" w:sz="4"/>
+              <w:bottom w:val="single" w:color="BFBFBF" w:sz="4"/>
+              <w:right w:val="single" w:color="BFBFBF" w:sz="4"/>
+            </w:tcBorders>
+            <w:tcMar>
+              <w:top w:type="dxa" w:w="60"/>
+              <w:left w:type="dxa" w:w="90"/>
+              <w:bottom w:type="dxa" w:w="60"/>
+              <w:right w:type="dxa" w:w="90"/>
+            </w:tcMar>
+          </w:tcPr>
+          <w:p>
+            <w:pPr>
+              <w:spacing w:after="40" w:line="240"/>
+              <w:jc w:val="center"/>
+            </w:pPr>
+            <w:r>
+              <w:rPr>
+                <w:rFonts w:ascii="Arial" w:cs="Arial" w:eastAsia="Arial" w:hAnsi="Arial"/>
+                <w:b w:val="false"/>
+                <w:bCs w:val="false"/>
+                <w:sz w:val="18"/>
+                <w:szCs w:val="18"/>
+              </w:rPr>
+              <w:t xml:space="preserve">85</w:t>
+            </w:r>
+          </w:p>
+        </w:tc>
+        <w:tc>
+          <w:tcPr>
+            <w:tcW w:type="dxa" w:w="1100"/>
+            <w:tcBorders>
+              <w:top w:val="single" w:color="BFBFBF" w:sz="4"/>
+              <w:left w:val="single" w:color="BFBFBF" w:sz="4"/>
+              <w:bottom w:val="single" w:color="BFBFBF" w:sz="4"/>
+              <w:right w:val="single" w:color="BFBFBF" w:sz="4"/>
+            </w:tcBorders>
+            <w:tcMar>
+              <w:top w:type="dxa" w:w="60"/>
+              <w:left w:type="dxa" w:w="90"/>
+              <w:bottom w:type="dxa" w:w="60"/>
+              <w:right w:type="dxa" w:w="90"/>
+            </w:tcMar>
+          </w:tcPr>
+          <w:p>
+            <w:pPr>
+              <w:spacing w:after="40" w:line="240"/>
+              <w:jc w:val="center"/>
+            </w:pPr>
+            <w:r>
+              <w:rPr>
+                <w:rFonts w:ascii="Arial" w:cs="Arial" w:eastAsia="Arial" w:hAnsi="Arial"/>
+                <w:b w:val="false"/>
+                <w:bCs w:val="false"/>
+                <w:sz w:val="18"/>
+                <w:szCs w:val="18"/>
+              </w:rPr>
+              <w:t xml:space="preserve">78</w:t>
+            </w:r>
+          </w:p>
+        </w:tc>
+        <w:tc>
+          <w:tcPr>
+            <w:tcW w:type="dxa" w:w="2138"/>
+            <w:tcBorders>
+              <w:top w:val="single" w:color="BFBFBF" w:sz="4"/>
+              <w:left w:val="single" w:color="BFBFBF" w:sz="4"/>
+              <w:bottom w:val="single" w:color="BFBFBF" w:sz="4"/>
+              <w:right w:val="single" w:color="BFBFBF" w:sz="4"/>
+            </w:tcBorders>
+            <w:tcMar>
+              <w:top w:type="dxa" w:w="60"/>
+              <w:left w:type="dxa" w:w="90"/>
+              <w:bottom w:type="dxa" w:w="60"/>
+              <w:right w:type="dxa" w:w="90"/>
+            </w:tcMar>
+          </w:tcPr>
+          <w:p>
+            <w:pPr>
+              <w:spacing w:after="40" w:line="240"/>
+              <w:jc w:val="left"/>
+            </w:pPr>
+            <w:r>
+              <w:rPr>
+                <w:rFonts w:ascii="Arial" w:cs="Arial" w:eastAsia="Arial" w:hAnsi="Arial"/>
+                <w:b w:val="false"/>
+                <w:bCs w:val="false"/>
+                <w:sz w:val="18"/>
+                <w:szCs w:val="18"/>
+              </w:rPr>
+              <w:t xml:space="preserve">Sentencias de vista obtenidas de esos expedientes (53 nulas, 29 revocadas, 1 confirmada, 2 otras; 52, 24, 1 y 1).</w:t>
+            </w:r>
+          </w:p>
+        </w:tc>
+        <w:tc>
+          <w:tcPr>
+            <w:tcW w:type="dxa" w:w="1500"/>
+            <w:tcBorders>
+              <w:top w:val="single" w:color="BFBFBF" w:sz="4"/>
+              <w:left w:val="single" w:color="BFBFBF" w:sz="4"/>
+              <w:bottom w:val="single" w:color="BFBFBF" w:sz="4"/>
+              <w:right w:val="single" w:color="BFBFBF" w:sz="4"/>
+            </w:tcBorders>
+            <w:tcMar>
+              <w:top w:type="dxa" w:w="60"/>
+              <w:left w:type="dxa" w:w="90"/>
+              <w:bottom w:type="dxa" w:w="60"/>
+              <w:right w:type="dxa" w:w="90"/>
+            </w:tcMar>
+          </w:tcPr>
+          <w:p>
+            <w:pPr>
+              <w:spacing w:after="40" w:line="240"/>
+              <w:jc w:val="left"/>
+            </w:pPr>
+            <w:r>
+              <w:rPr>
+                <w:rFonts w:ascii="Arial" w:cs="Arial" w:eastAsia="Arial" w:hAnsi="Arial"/>
+                <w:b w:val="false"/>
+                <w:bCs w:val="false"/>
+                <w:sz w:val="18"/>
+                <w:szCs w:val="18"/>
+              </w:rPr>
+              <w:t xml:space="preserve">Tabla 5</w:t>
+            </w:r>
+          </w:p>
+        </w:tc>
+        <w:tc>
+          <w:tcPr>
+            <w:tcW w:type="dxa" w:w="2100"/>
+            <w:tcBorders>
+              <w:top w:val="single" w:color="BFBFBF" w:sz="4"/>
+              <w:left w:val="single" w:color="BFBFBF" w:sz="4"/>
+              <w:bottom w:val="single" w:color="BFBFBF" w:sz="4"/>
+              <w:right w:val="single" w:color="BFBFBF" w:sz="4"/>
+            </w:tcBorders>
+            <w:tcMar>
+              <w:top w:type="dxa" w:w="60"/>
+              <w:left w:type="dxa" w:w="90"/>
+              <w:bottom w:type="dxa" w:w="60"/>
+              <w:right w:type="dxa" w:w="90"/>
+            </w:tcMar>
+          </w:tcPr>
+          <w:p>
+            <w:pPr>
+              <w:spacing w:after="40" w:line="240"/>
+              <w:jc w:val="left"/>
+            </w:pPr>
+            <w:r>
+              <w:rPr>
+                <w:rFonts w:ascii="Arial" w:cs="Arial" w:eastAsia="Arial" w:hAnsi="Arial"/>
+                <w:b w:val="false"/>
+                <w:bCs w:val="false"/>
+                <w:sz w:val="18"/>
+                <w:szCs w:val="18"/>
+              </w:rPr>
+              <w:t xml:space="preserve">Compararla con 281/328.</w:t>
+            </w:r>
+          </w:p>
+        </w:tc>
+      </w:tr>
+      <w:tr>
+        <w:trPr>
+          <w:cantSplit w:val="off"/>
+        </w:trPr>
+        <w:tc>
+          <w:tcPr>
+            <w:tcW w:type="dxa" w:w="1700"/>
+            <w:tcBorders>
+              <w:top w:val="single" w:color="BFBFBF" w:sz="4"/>
+              <w:left w:val="single" w:color="BFBFBF" w:sz="4"/>
+              <w:bottom w:val="single" w:color="BFBFBF" w:sz="4"/>
+              <w:right w:val="single" w:color="BFBFBF" w:sz="4"/>
+            </w:tcBorders>
+            <w:shd w:fill="F9CCF2" w:color="auto" w:val="clear"/>
+            <w:tcMar>
+              <w:top w:type="dxa" w:w="60"/>
+              <w:left w:type="dxa" w:w="90"/>
+              <w:bottom w:type="dxa" w:w="60"/>
+              <w:right w:type="dxa" w:w="90"/>
+            </w:tcMar>
+          </w:tcPr>
+          <w:p>
+            <w:pPr>
+              <w:spacing w:after="40" w:line="240"/>
+              <w:jc w:val="left"/>
+            </w:pPr>
+            <w:r>
+              <w:rPr>
+                <w:rFonts w:ascii="Arial" w:cs="Arial" w:eastAsia="Arial" w:hAnsi="Arial"/>
+                <w:b/>
+                <w:bCs/>
+                <w:sz w:val="18"/>
+                <w:szCs w:val="18"/>
+              </w:rPr>
+              <w:t xml:space="preserve">Sentencias de vista que declaran la nulidad</w:t>
+            </w:r>
+          </w:p>
+        </w:tc>
+        <w:tc>
+          <w:tcPr>
+            <w:tcW w:type="dxa" w:w="1100"/>
+            <w:tcBorders>
+              <w:top w:val="single" w:color="BFBFBF" w:sz="4"/>
+              <w:left w:val="single" w:color="BFBFBF" w:sz="4"/>
+              <w:bottom w:val="single" w:color="BFBFBF" w:sz="4"/>
+              <w:right w:val="single" w:color="BFBFBF" w:sz="4"/>
+            </w:tcBorders>
+            <w:shd w:fill="F9CCF2" w:color="auto" w:val="clear"/>
+            <w:tcMar>
+              <w:top w:type="dxa" w:w="60"/>
+              <w:left w:type="dxa" w:w="90"/>
+              <w:bottom w:type="dxa" w:w="60"/>
+              <w:right w:type="dxa" w:w="90"/>
+            </w:tcMar>
+          </w:tcPr>
+          <w:p>
+            <w:pPr>
+              <w:spacing w:after="40" w:line="240"/>
+              <w:jc w:val="center"/>
+            </w:pPr>
+            <w:r>
+              <w:rPr>
+                <w:rFonts w:ascii="Arial" w:cs="Arial" w:eastAsia="Arial" w:hAnsi="Arial"/>
+                <w:b/>
+                <w:bCs/>
+                <w:sz w:val="18"/>
+                <w:szCs w:val="18"/>
+              </w:rPr>
+              <w:t xml:space="preserve">53</w:t>
+            </w:r>
+          </w:p>
+        </w:tc>
+        <w:tc>
+          <w:tcPr>
+            <w:tcW w:type="dxa" w:w="1100"/>
+            <w:tcBorders>
+              <w:top w:val="single" w:color="BFBFBF" w:sz="4"/>
+              <w:left w:val="single" w:color="BFBFBF" w:sz="4"/>
+              <w:bottom w:val="single" w:color="BFBFBF" w:sz="4"/>
+              <w:right w:val="single" w:color="BFBFBF" w:sz="4"/>
+            </w:tcBorders>
+            <w:shd w:fill="F9CCF2" w:color="auto" w:val="clear"/>
+            <w:tcMar>
+              <w:top w:type="dxa" w:w="60"/>
+              <w:left w:type="dxa" w:w="90"/>
+              <w:bottom w:type="dxa" w:w="60"/>
+              <w:right w:type="dxa" w:w="90"/>
+            </w:tcMar>
+          </w:tcPr>
+          <w:p>
+            <w:pPr>
+              <w:spacing w:after="40" w:line="240"/>
+              <w:jc w:val="center"/>
+            </w:pPr>
+            <w:r>
+              <w:rPr>
+                <w:rFonts w:ascii="Arial" w:cs="Arial" w:eastAsia="Arial" w:hAnsi="Arial"/>
+                <w:b/>
+                <w:bCs/>
+                <w:sz w:val="18"/>
+                <w:szCs w:val="18"/>
+              </w:rPr>
+              <w:t xml:space="preserve">52</w:t>
+            </w:r>
+          </w:p>
+        </w:tc>
+        <w:tc>
+          <w:tcPr>
+            <w:tcW w:type="dxa" w:w="2138"/>
+            <w:tcBorders>
+              <w:top w:val="single" w:color="BFBFBF" w:sz="4"/>
+              <w:left w:val="single" w:color="BFBFBF" w:sz="4"/>
+              <w:bottom w:val="single" w:color="BFBFBF" w:sz="4"/>
+              <w:right w:val="single" w:color="BFBFBF" w:sz="4"/>
+            </w:tcBorders>
+            <w:tcMar>
+              <w:top w:type="dxa" w:w="60"/>
+              <w:left w:type="dxa" w:w="90"/>
+              <w:bottom w:type="dxa" w:w="60"/>
+              <w:right w:type="dxa" w:w="90"/>
+            </w:tcMar>
+          </w:tcPr>
+          <w:p>
+            <w:pPr>
+              <w:spacing w:after="40" w:line="240"/>
+              <w:jc w:val="left"/>
+            </w:pPr>
+            <w:r>
+              <w:rPr>
+                <w:rFonts w:ascii="Arial" w:cs="Arial" w:eastAsia="Arial" w:hAnsi="Arial"/>
+                <w:b w:val="false"/>
+                <w:bCs w:val="false"/>
+                <w:sz w:val="18"/>
+                <w:szCs w:val="18"/>
+              </w:rPr>
+              <w:t xml:space="preserve">Subconjunto de las 85/78. Sus sentencias de vista son de 2017–2021 (solo 18 de 2018) y de 2023–2026 (solo 10 de 2024).</w:t>
+            </w:r>
+          </w:p>
+        </w:tc>
+        <w:tc>
+          <w:tcPr>
+            <w:tcW w:type="dxa" w:w="1500"/>
+            <w:tcBorders>
+              <w:top w:val="single" w:color="BFBFBF" w:sz="4"/>
+              <w:left w:val="single" w:color="BFBFBF" w:sz="4"/>
+              <w:bottom w:val="single" w:color="BFBFBF" w:sz="4"/>
+              <w:right w:val="single" w:color="BFBFBF" w:sz="4"/>
+            </w:tcBorders>
+            <w:tcMar>
+              <w:top w:type="dxa" w:w="60"/>
+              <w:left w:type="dxa" w:w="90"/>
+              <w:bottom w:type="dxa" w:w="60"/>
+              <w:right w:type="dxa" w:w="90"/>
+            </w:tcMar>
+          </w:tcPr>
+          <w:p>
+            <w:pPr>
+              <w:spacing w:after="40" w:line="240"/>
+              <w:jc w:val="left"/>
+            </w:pPr>
+            <w:r>
+              <w:rPr>
+                <w:rFonts w:ascii="Arial" w:cs="Arial" w:eastAsia="Arial" w:hAnsi="Arial"/>
+                <w:b w:val="false"/>
+                <w:bCs w:val="false"/>
+                <w:sz w:val="18"/>
+                <w:szCs w:val="18"/>
+              </w:rPr>
+              <w:t xml:space="preserve">Tabla 6 y último bloque de la Tabla 3</w:t>
+            </w:r>
+          </w:p>
+        </w:tc>
+        <w:tc>
+          <w:tcPr>
+            <w:tcW w:type="dxa" w:w="2100"/>
+            <w:tcBorders>
+              <w:top w:val="single" w:color="BFBFBF" w:sz="4"/>
+              <w:left w:val="single" w:color="BFBFBF" w:sz="4"/>
+              <w:bottom w:val="single" w:color="BFBFBF" w:sz="4"/>
+              <w:right w:val="single" w:color="BFBFBF" w:sz="4"/>
+            </w:tcBorders>
+            <w:tcMar>
+              <w:top w:type="dxa" w:w="60"/>
+              <w:left w:type="dxa" w:w="90"/>
+              <w:bottom w:type="dxa" w:w="60"/>
+              <w:right w:type="dxa" w:w="90"/>
+            </w:tcMar>
+          </w:tcPr>
+          <w:p>
+            <w:pPr>
+              <w:spacing w:after="40" w:line="240"/>
+              <w:jc w:val="left"/>
+            </w:pPr>
+            <w:r>
+              <w:rPr>
+                <w:rFonts w:ascii="Arial" w:cs="Arial" w:eastAsia="Arial" w:hAnsi="Arial"/>
+                <w:b w:val="false"/>
+                <w:bCs w:val="false"/>
+                <w:sz w:val="18"/>
+                <w:szCs w:val="18"/>
+              </w:rPr>
+              <w:t xml:space="preserve">Tasas de anulación; no forman parte de las series de 2018 y 2024.</w:t>
+            </w:r>
+          </w:p>
+        </w:tc>
+      </w:tr>
+    </w:tbl>
+    <w:p>
+      <w:pPr>
+        <w:spacing w:after="60"/>
+      </w:pPr>
+      <w:r>
+        <w:rPr>
+          <w:rFonts w:ascii="Arial" w:cs="Arial" w:eastAsia="Arial" w:hAnsi="Arial"/>
+        </w:rPr>
+        <w:t xml:space="preserve"/>
+      </w:r>
+    </w:p>
+    <w:p>
+      <w:pPr>
+        <w:pStyle w:val="Heading2"/>
+        <w:spacing w:after="120" w:before="240"/>
+      </w:pPr>
+      <w:r>
+        <w:rPr>
+          <w:rFonts w:ascii="Arial" w:cs="Arial" w:eastAsia="Arial" w:hAnsi="Arial"/>
+        </w:rPr>
+        <w:t xml:space="preserve">Dónde se mezclan las n y cómo corregirlo</w:t>
+      </w:r>
+    </w:p>
+    <w:tbl>
+      <w:tblPr>
+        <w:tblW w:type="dxa" w:w="9638"/>
+        <w:tblBorders>
+          <w:top w:val="single" w:color="auto" w:sz="4"/>
+          <w:left w:val="single" w:color="auto" w:sz="4"/>
+          <w:bottom w:val="single" w:color="auto" w:sz="4"/>
+          <w:right w:val="single" w:color="auto" w:sz="4"/>
+          <w:insideH w:val="single" w:color="auto" w:sz="4"/>
+          <w:insideV w:val="single" w:color="auto" w:sz="4"/>
+        </w:tblBorders>
+        <w:tblLayout w:type="fixed"/>
+      </w:tblPr>
+      <w:tblGrid>
+        <w:gridCol w:w="2400"/>
+        <w:gridCol w:w="3600"/>
+        <w:gridCol w:w="3638"/>
+      </w:tblGrid>
+      <w:tr>
+        <w:trPr>
+          <w:tblHeader/>
+        </w:trPr>
+        <w:tc>
+          <w:tcPr>
+            <w:tcW w:type="dxa" w:w="2400"/>
+            <w:tcBorders>
+              <w:top w:val="single" w:color="BFBFBF" w:sz="4"/>
+              <w:left w:val="single" w:color="BFBFBF" w:sz="4"/>
+              <w:bottom w:val="single" w:color="BFBFBF" w:sz="4"/>
+              <w:right w:val="single" w:color="BFBFBF" w:sz="4"/>
+            </w:tcBorders>
+            <w:shd w:fill="D9E2F3" w:color="auto" w:val="clear"/>
+            <w:tcMar>
+              <w:top w:type="dxa" w:w="60"/>
+              <w:left w:type="dxa" w:w="90"/>
+              <w:bottom w:type="dxa" w:w="60"/>
+              <w:right w:type="dxa" w:w="90"/>
+            </w:tcMar>
+          </w:tcPr>
+          <w:p>
+            <w:pPr>
+              <w:spacing w:after="40" w:line="240"/>
+              <w:jc w:val="left"/>
+            </w:pPr>
+            <w:r>
+              <w:rPr>
+                <w:rFonts w:ascii="Arial" w:cs="Arial" w:eastAsia="Arial" w:hAnsi="Arial"/>
+                <w:b/>
+                <w:bCs/>
+                <w:sz w:val="18"/>
+                <w:szCs w:val="18"/>
+              </w:rPr>
+              <w:t xml:space="preserve">Ubicación (marca)</w:t>
+            </w:r>
+          </w:p>
+        </w:tc>
+        <w:tc>
+          <w:tcPr>
+            <w:tcW w:type="dxa" w:w="3600"/>
+            <w:tcBorders>
+              <w:top w:val="single" w:color="BFBFBF" w:sz="4"/>
+              <w:left w:val="single" w:color="BFBFBF" w:sz="4"/>
+              <w:bottom w:val="single" w:color="BFBFBF" w:sz="4"/>
+              <w:right w:val="single" w:color="BFBFBF" w:sz="4"/>
+            </w:tcBorders>
+            <w:shd w:fill="D9E2F3" w:color="auto" w:val="clear"/>
+            <w:tcMar>
+              <w:top w:type="dxa" w:w="60"/>
+              <w:left w:type="dxa" w:w="90"/>
+              <w:bottom w:type="dxa" w:w="60"/>
+              <w:right w:type="dxa" w:w="90"/>
+            </w:tcMar>
+          </w:tcPr>
+          <w:p>
+            <w:pPr>
+              <w:spacing w:after="40" w:line="240"/>
+              <w:jc w:val="left"/>
+            </w:pPr>
+            <w:r>
+              <w:rPr>
+                <w:rFonts w:ascii="Arial" w:cs="Arial" w:eastAsia="Arial" w:hAnsi="Arial"/>
+                <w:b/>
+                <w:bCs/>
+                <w:sz w:val="18"/>
+                <w:szCs w:val="18"/>
+              </w:rPr>
+              <w:t xml:space="preserve">Qué dice ahora</w:t>
+            </w:r>
+          </w:p>
+        </w:tc>
+        <w:tc>
+          <w:tcPr>
+            <w:tcW w:type="dxa" w:w="3638"/>
+            <w:tcBorders>
+              <w:top w:val="single" w:color="BFBFBF" w:sz="4"/>
+              <w:left w:val="single" w:color="BFBFBF" w:sz="4"/>
+              <w:bottom w:val="single" w:color="BFBFBF" w:sz="4"/>
+              <w:right w:val="single" w:color="BFBFBF" w:sz="4"/>
+            </w:tcBorders>
+            <w:shd w:fill="D9E2F3" w:color="auto" w:val="clear"/>
+            <w:tcMar>
+              <w:top w:type="dxa" w:w="60"/>
+              <w:left w:type="dxa" w:w="90"/>
+              <w:bottom w:type="dxa" w:w="60"/>
+              <w:right w:type="dxa" w:w="90"/>
+            </w:tcMar>
+          </w:tcPr>
+          <w:p>
+            <w:pPr>
+              <w:spacing w:after="40" w:line="240"/>
+              <w:jc w:val="left"/>
+            </w:pPr>
+            <w:r>
+              <w:rPr>
+                <w:rFonts w:ascii="Arial" w:cs="Arial" w:eastAsia="Arial" w:hAnsi="Arial"/>
+                <w:b/>
+                <w:bCs/>
+                <w:sz w:val="18"/>
+                <w:szCs w:val="18"/>
+              </w:rPr>
+              <w:t xml:space="preserve">Corrección</w:t>
+            </w:r>
+          </w:p>
+        </w:tc>
+      </w:tr>
+      <w:tr>
+        <w:trPr>
+          <w:cantSplit w:val="off"/>
+        </w:trPr>
+        <w:tc>
+          <w:tcPr>
+            <w:tcW w:type="dxa" w:w="2400"/>
+            <w:tcBorders>
+              <w:top w:val="single" w:color="BFBFBF" w:sz="4"/>
+              <w:left w:val="single" w:color="BFBFBF" w:sz="4"/>
+              <w:bottom w:val="single" w:color="BFBFBF" w:sz="4"/>
+              <w:right w:val="single" w:color="BFBFBF" w:sz="4"/>
+            </w:tcBorders>
+            <w:tcMar>
+              <w:top w:type="dxa" w:w="60"/>
+              <w:left w:type="dxa" w:w="90"/>
+              <w:bottom w:type="dxa" w:w="60"/>
+              <w:right w:type="dxa" w:w="90"/>
+            </w:tcMar>
+          </w:tcPr>
+          <w:p>
+            <w:pPr>
+              <w:spacing w:after="40" w:line="240"/>
+              <w:jc w:val="left"/>
+            </w:pPr>
+            <w:r>
+              <w:rPr>
+                <w:rFonts w:ascii="Arial" w:cs="Arial" w:eastAsia="Arial" w:hAnsi="Arial"/>
+                <w:b w:val="false"/>
+                <w:bCs w:val="false"/>
+                <w:sz w:val="18"/>
+                <w:szCs w:val="18"/>
+              </w:rPr>
+              <w:t xml:space="preserve">DISCUSIÓN, Tabla 6, bloque «Resultado del control» (D-17)</w:t>
+            </w:r>
+          </w:p>
+        </w:tc>
+        <w:tc>
+          <w:tcPr>
+            <w:tcW w:type="dxa" w:w="3600"/>
+            <w:tcBorders>
+              <w:top w:val="single" w:color="BFBFBF" w:sz="4"/>
+              <w:left w:val="single" w:color="BFBFBF" w:sz="4"/>
+              <w:bottom w:val="single" w:color="BFBFBF" w:sz="4"/>
+              <w:right w:val="single" w:color="BFBFBF" w:sz="4"/>
+            </w:tcBorders>
+            <w:tcMar>
+              <w:top w:type="dxa" w:w="60"/>
+              <w:left w:type="dxa" w:w="90"/>
+              <w:bottom w:type="dxa" w:w="60"/>
+              <w:right w:type="dxa" w:w="90"/>
+            </w:tcMar>
+          </w:tcPr>
+          <w:p>
+            <w:pPr>
+              <w:spacing w:after="40" w:line="240"/>
+              <w:jc w:val="left"/>
+            </w:pPr>
+            <w:r>
+              <w:rPr>
+                <w:rFonts w:ascii="Arial" w:cs="Arial" w:eastAsia="Arial" w:hAnsi="Arial"/>
+                <w:b w:val="false"/>
+                <w:bCs w:val="false"/>
+                <w:sz w:val="18"/>
+                <w:szCs w:val="18"/>
+              </w:rPr>
+              <w:t xml:space="preserve">Pone 61/36/184 (total 281) y 66/24/238 (total 328) bajo las columnas «Tradicional (n = 53)» y «Oralidad (n = 52)».</w:t>
+            </w:r>
+          </w:p>
+        </w:tc>
+        <w:tc>
+          <w:tcPr>
+            <w:tcW w:type="dxa" w:w="3638"/>
+            <w:tcBorders>
+              <w:top w:val="single" w:color="BFBFBF" w:sz="4"/>
+              <w:left w:val="single" w:color="BFBFBF" w:sz="4"/>
+              <w:bottom w:val="single" w:color="BFBFBF" w:sz="4"/>
+              <w:right w:val="single" w:color="BFBFBF" w:sz="4"/>
+            </w:tcBorders>
+            <w:tcMar>
+              <w:top w:type="dxa" w:w="60"/>
+              <w:left w:type="dxa" w:w="90"/>
+              <w:bottom w:type="dxa" w:w="60"/>
+              <w:right w:type="dxa" w:w="90"/>
+            </w:tcMar>
+          </w:tcPr>
+          <w:p>
+            <w:pPr>
+              <w:spacing w:after="40" w:line="240"/>
+              <w:jc w:val="left"/>
+            </w:pPr>
+            <w:r>
+              <w:rPr>
+                <w:rFonts w:ascii="Arial" w:cs="Arial" w:eastAsia="Arial" w:hAnsi="Arial"/>
+                <w:b w:val="false"/>
+                <w:bCs w:val="false"/>
+                <w:sz w:val="18"/>
+                <w:szCs w:val="18"/>
+              </w:rPr>
+              <w:t xml:space="preserve">Eliminar el bloque: esas cifras son de las Tablas 1 y 2. La Tabla 6 solo lleva causales sobre 53/52.</w:t>
+            </w:r>
+          </w:p>
+        </w:tc>
+      </w:tr>
+      <w:tr>
+        <w:trPr>
+          <w:cantSplit w:val="off"/>
+        </w:trPr>
+        <w:tc>
+          <w:tcPr>
+            <w:tcW w:type="dxa" w:w="2400"/>
+            <w:tcBorders>
+              <w:top w:val="single" w:color="BFBFBF" w:sz="4"/>
+              <w:left w:val="single" w:color="BFBFBF" w:sz="4"/>
+              <w:bottom w:val="single" w:color="BFBFBF" w:sz="4"/>
+              <w:right w:val="single" w:color="BFBFBF" w:sz="4"/>
+            </w:tcBorders>
+            <w:tcMar>
+              <w:top w:type="dxa" w:w="60"/>
+              <w:left w:type="dxa" w:w="90"/>
+              <w:bottom w:type="dxa" w:w="60"/>
+              <w:right w:type="dxa" w:w="90"/>
+            </w:tcMar>
+          </w:tcPr>
+          <w:p>
+            <w:pPr>
+              <w:spacing w:after="40" w:line="240"/>
+              <w:jc w:val="left"/>
+            </w:pPr>
+            <w:r>
+              <w:rPr>
+                <w:rFonts w:ascii="Arial" w:cs="Arial" w:eastAsia="Arial" w:hAnsi="Arial"/>
+                <w:b w:val="false"/>
+                <w:bCs w:val="false"/>
+                <w:sz w:val="18"/>
+                <w:szCs w:val="18"/>
+              </w:rPr>
+              <w:t xml:space="preserve">DISCUSIÓN, Tabla 6, fila d) (D-16)</w:t>
+            </w:r>
+          </w:p>
+        </w:tc>
+        <w:tc>
+          <w:tcPr>
+            <w:tcW w:type="dxa" w:w="3600"/>
+            <w:tcBorders>
+              <w:top w:val="single" w:color="BFBFBF" w:sz="4"/>
+              <w:left w:val="single" w:color="BFBFBF" w:sz="4"/>
+              <w:bottom w:val="single" w:color="BFBFBF" w:sz="4"/>
+              <w:right w:val="single" w:color="BFBFBF" w:sz="4"/>
+            </w:tcBorders>
+            <w:tcMar>
+              <w:top w:type="dxa" w:w="60"/>
+              <w:left w:type="dxa" w:w="90"/>
+              <w:bottom w:type="dxa" w:w="60"/>
+              <w:right w:type="dxa" w:w="90"/>
+            </w:tcMar>
+          </w:tcPr>
+          <w:p>
+            <w:pPr>
+              <w:spacing w:after="40" w:line="240"/>
+              <w:jc w:val="left"/>
+            </w:pPr>
+            <w:r>
+              <w:rPr>
+                <w:rFonts w:ascii="Arial" w:cs="Arial" w:eastAsia="Arial" w:hAnsi="Arial"/>
+                <w:b w:val="false"/>
+                <w:bCs w:val="false"/>
+                <w:sz w:val="18"/>
+                <w:szCs w:val="18"/>
+              </w:rPr>
+              <w:t xml:space="preserve">7 (13,2 %) y 11 (21,2 %).</w:t>
+            </w:r>
+          </w:p>
+        </w:tc>
+        <w:tc>
+          <w:tcPr>
+            <w:tcW w:type="dxa" w:w="3638"/>
+            <w:tcBorders>
+              <w:top w:val="single" w:color="BFBFBF" w:sz="4"/>
+              <w:left w:val="single" w:color="BFBFBF" w:sz="4"/>
+              <w:bottom w:val="single" w:color="BFBFBF" w:sz="4"/>
+              <w:right w:val="single" w:color="BFBFBF" w:sz="4"/>
+            </w:tcBorders>
+            <w:tcMar>
+              <w:top w:type="dxa" w:w="60"/>
+              <w:left w:type="dxa" w:w="90"/>
+              <w:bottom w:type="dxa" w:w="60"/>
+              <w:right w:type="dxa" w:w="90"/>
+            </w:tcMar>
+          </w:tcPr>
+          <w:p>
+            <w:pPr>
+              <w:spacing w:after="40" w:line="240"/>
+              <w:jc w:val="left"/>
+            </w:pPr>
+            <w:r>
+              <w:rPr>
+                <w:rFonts w:ascii="Arial" w:cs="Arial" w:eastAsia="Arial" w:hAnsi="Arial"/>
+                <w:b w:val="false"/>
+                <w:bCs w:val="false"/>
+                <w:sz w:val="18"/>
+                <w:szCs w:val="18"/>
+              </w:rPr>
+              <w:t xml:space="preserve">8 (15,1 %) y 15 (28,8 %) sobre 53/52, como en el Cap. VI y el Excel.</w:t>
+            </w:r>
+          </w:p>
+        </w:tc>
+      </w:tr>
+      <w:tr>
+        <w:trPr>
+          <w:cantSplit w:val="off"/>
+        </w:trPr>
+        <w:tc>
+          <w:tcPr>
+            <w:tcW w:type="dxa" w:w="2400"/>
+            <w:tcBorders>
+              <w:top w:val="single" w:color="BFBFBF" w:sz="4"/>
+              <w:left w:val="single" w:color="BFBFBF" w:sz="4"/>
+              <w:bottom w:val="single" w:color="BFBFBF" w:sz="4"/>
+              <w:right w:val="single" w:color="BFBFBF" w:sz="4"/>
+            </w:tcBorders>
+            <w:tcMar>
+              <w:top w:type="dxa" w:w="60"/>
+              <w:left w:type="dxa" w:w="90"/>
+              <w:bottom w:type="dxa" w:w="60"/>
+              <w:right w:type="dxa" w:w="90"/>
+            </w:tcMar>
+          </w:tcPr>
+          <w:p>
+            <w:pPr>
+              <w:spacing w:after="40" w:line="240"/>
+              <w:jc w:val="left"/>
+            </w:pPr>
+            <w:r>
+              <w:rPr>
+                <w:rFonts w:ascii="Arial" w:cs="Arial" w:eastAsia="Arial" w:hAnsi="Arial"/>
+                <w:b w:val="false"/>
+                <w:bCs w:val="false"/>
+                <w:sz w:val="18"/>
+                <w:szCs w:val="18"/>
+              </w:rPr>
+              <w:t xml:space="preserve">DISCUSIÓN 5.3.5, Giovanazzi (D-20)</w:t>
+            </w:r>
+          </w:p>
+        </w:tc>
+        <w:tc>
+          <w:tcPr>
+            <w:tcW w:type="dxa" w:w="3600"/>
+            <w:tcBorders>
+              <w:top w:val="single" w:color="BFBFBF" w:sz="4"/>
+              <w:left w:val="single" w:color="BFBFBF" w:sz="4"/>
+              <w:bottom w:val="single" w:color="BFBFBF" w:sz="4"/>
+              <w:right w:val="single" w:color="BFBFBF" w:sz="4"/>
+            </w:tcBorders>
+            <w:tcMar>
+              <w:top w:type="dxa" w:w="60"/>
+              <w:left w:type="dxa" w:w="90"/>
+              <w:bottom w:type="dxa" w:w="60"/>
+              <w:right w:type="dxa" w:w="90"/>
+            </w:tcMar>
+          </w:tcPr>
+          <w:p>
+            <w:pPr>
+              <w:spacing w:after="40" w:line="240"/>
+              <w:jc w:val="left"/>
+            </w:pPr>
+            <w:r>
+              <w:rPr>
+                <w:rFonts w:ascii="Arial" w:cs="Arial" w:eastAsia="Arial" w:hAnsi="Arial"/>
+                <w:b w:val="false"/>
+                <w:bCs w:val="false"/>
+                <w:sz w:val="18"/>
+                <w:szCs w:val="18"/>
+              </w:rPr>
+              <w:t xml:space="preserve">«omisión 3,8 % → 11,5 % y anulaciones 21,7 % → 20,1 % de las sentencias de cada período (Tabla 6)».</w:t>
+            </w:r>
+          </w:p>
+        </w:tc>
+        <w:tc>
+          <w:tcPr>
+            <w:tcW w:type="dxa" w:w="3638"/>
+            <w:tcBorders>
+              <w:top w:val="single" w:color="BFBFBF" w:sz="4"/>
+              <w:left w:val="single" w:color="BFBFBF" w:sz="4"/>
+              <w:bottom w:val="single" w:color="BFBFBF" w:sz="4"/>
+              <w:right w:val="single" w:color="BFBFBF" w:sz="4"/>
+            </w:tcBorders>
+            <w:tcMar>
+              <w:top w:type="dxa" w:w="60"/>
+              <w:left w:type="dxa" w:w="90"/>
+              <w:bottom w:type="dxa" w:w="60"/>
+              <w:right w:type="dxa" w:w="90"/>
+            </w:tcMar>
+          </w:tcPr>
+          <w:p>
+            <w:pPr>
+              <w:spacing w:after="40" w:line="240"/>
+              <w:jc w:val="left"/>
+            </w:pPr>
+            <w:r>
+              <w:rPr>
+                <w:rFonts w:ascii="Arial" w:cs="Arial" w:eastAsia="Arial" w:hAnsi="Arial"/>
+                <w:b w:val="false"/>
+                <w:bCs w:val="false"/>
+                <w:sz w:val="18"/>
+                <w:szCs w:val="18"/>
+              </w:rPr>
+              <w:t xml:space="preserve">Separar: 3,8 % → 11,5 % es sobre 53/52 (Tabla 6); 21,7 % → 20,1 % es sobre 281/328 (Tablas 1 y 2).</w:t>
+            </w:r>
+          </w:p>
+        </w:tc>
+      </w:tr>
+      <w:tr>
+        <w:trPr>
+          <w:cantSplit w:val="off"/>
+        </w:trPr>
+        <w:tc>
+          <w:tcPr>
+            <w:tcW w:type="dxa" w:w="2400"/>
+            <w:tcBorders>
+              <w:top w:val="single" w:color="BFBFBF" w:sz="4"/>
+              <w:left w:val="single" w:color="BFBFBF" w:sz="4"/>
+              <w:bottom w:val="single" w:color="BFBFBF" w:sz="4"/>
+              <w:right w:val="single" w:color="BFBFBF" w:sz="4"/>
+            </w:tcBorders>
+            <w:tcMar>
+              <w:top w:type="dxa" w:w="60"/>
+              <w:left w:type="dxa" w:w="90"/>
+              <w:bottom w:type="dxa" w:w="60"/>
+              <w:right w:type="dxa" w:w="90"/>
+            </w:tcMar>
+          </w:tcPr>
+          <w:p>
+            <w:pPr>
+              <w:spacing w:after="40" w:line="240"/>
+              <w:jc w:val="left"/>
+            </w:pPr>
+            <w:r>
+              <w:rPr>
+                <w:rFonts w:ascii="Arial" w:cs="Arial" w:eastAsia="Arial" w:hAnsi="Arial"/>
+                <w:b w:val="false"/>
+                <w:bCs w:val="false"/>
+                <w:sz w:val="18"/>
+                <w:szCs w:val="18"/>
+              </w:rPr>
+              <w:t xml:space="preserve">DISCUSIÓN 5.4, modelo escritural (D-23)</w:t>
+            </w:r>
+          </w:p>
+        </w:tc>
+        <w:tc>
+          <w:tcPr>
+            <w:tcW w:type="dxa" w:w="3600"/>
+            <w:tcBorders>
+              <w:top w:val="single" w:color="BFBFBF" w:sz="4"/>
+              <w:left w:val="single" w:color="BFBFBF" w:sz="4"/>
+              <w:bottom w:val="single" w:color="BFBFBF" w:sz="4"/>
+              <w:right w:val="single" w:color="BFBFBF" w:sz="4"/>
+            </w:tcBorders>
+            <w:tcMar>
+              <w:top w:type="dxa" w:w="60"/>
+              <w:left w:type="dxa" w:w="90"/>
+              <w:bottom w:type="dxa" w:w="60"/>
+              <w:right w:type="dxa" w:w="90"/>
+            </w:tcMar>
+          </w:tcPr>
+          <w:p>
+            <w:pPr>
+              <w:spacing w:after="40" w:line="240"/>
+              <w:jc w:val="left"/>
+            </w:pPr>
+            <w:r>
+              <w:rPr>
+                <w:rFonts w:ascii="Arial" w:cs="Arial" w:eastAsia="Arial" w:hAnsi="Arial"/>
+                <w:b w:val="false"/>
+                <w:bCs w:val="false"/>
+                <w:sz w:val="18"/>
+                <w:szCs w:val="18"/>
+              </w:rPr>
+              <w:t xml:space="preserve">«34,5 % de las sentencias Tradicionales… (Tabla 6)».</w:t>
+            </w:r>
+          </w:p>
+        </w:tc>
+        <w:tc>
+          <w:tcPr>
+            <w:tcW w:type="dxa" w:w="3638"/>
+            <w:tcBorders>
+              <w:top w:val="single" w:color="BFBFBF" w:sz="4"/>
+              <w:left w:val="single" w:color="BFBFBF" w:sz="4"/>
+              <w:bottom w:val="single" w:color="BFBFBF" w:sz="4"/>
+              <w:right w:val="single" w:color="BFBFBF" w:sz="4"/>
+            </w:tcBorders>
+            <w:tcMar>
+              <w:top w:type="dxa" w:w="60"/>
+              <w:left w:type="dxa" w:w="90"/>
+              <w:bottom w:type="dxa" w:w="60"/>
+              <w:right w:type="dxa" w:w="90"/>
+            </w:tcMar>
+          </w:tcPr>
+          <w:p>
+            <w:pPr>
+              <w:spacing w:after="40" w:line="240"/>
+              <w:jc w:val="left"/>
+            </w:pPr>
+            <w:r>
+              <w:rPr>
+                <w:rFonts w:ascii="Arial" w:cs="Arial" w:eastAsia="Arial" w:hAnsi="Arial"/>
+                <w:b w:val="false"/>
+                <w:bCs w:val="false"/>
+                <w:sz w:val="18"/>
+                <w:szCs w:val="18"/>
+              </w:rPr>
+              <w:t xml:space="preserve">Es la serie de 2018 (n = 281, Tabla 1). En la muestra Tradicional (n = 85) la censura es del 96,5 % (Tabla 5).</w:t>
+            </w:r>
+          </w:p>
+        </w:tc>
+      </w:tr>
+      <w:tr>
+        <w:trPr>
+          <w:cantSplit w:val="off"/>
+        </w:trPr>
+        <w:tc>
+          <w:tcPr>
+            <w:tcW w:type="dxa" w:w="2400"/>
+            <w:tcBorders>
+              <w:top w:val="single" w:color="BFBFBF" w:sz="4"/>
+              <w:left w:val="single" w:color="BFBFBF" w:sz="4"/>
+              <w:bottom w:val="single" w:color="BFBFBF" w:sz="4"/>
+              <w:right w:val="single" w:color="BFBFBF" w:sz="4"/>
+            </w:tcBorders>
+            <w:tcMar>
+              <w:top w:type="dxa" w:w="60"/>
+              <w:left w:type="dxa" w:w="90"/>
+              <w:bottom w:type="dxa" w:w="60"/>
+              <w:right w:type="dxa" w:w="90"/>
+            </w:tcMar>
+          </w:tcPr>
+          <w:p>
+            <w:pPr>
+              <w:spacing w:after="40" w:line="240"/>
+              <w:jc w:val="left"/>
+            </w:pPr>
+            <w:r>
+              <w:rPr>
+                <w:rFonts w:ascii="Arial" w:cs="Arial" w:eastAsia="Arial" w:hAnsi="Arial"/>
+                <w:b w:val="false"/>
+                <w:bCs w:val="false"/>
+                <w:sz w:val="18"/>
+                <w:szCs w:val="18"/>
+              </w:rPr>
+              <w:t xml:space="preserve">DISCUSIÓN 5.4, modelo Oralidad (D-24)</w:t>
+            </w:r>
+          </w:p>
+        </w:tc>
+        <w:tc>
+          <w:tcPr>
+            <w:tcW w:type="dxa" w:w="3600"/>
+            <w:tcBorders>
+              <w:top w:val="single" w:color="BFBFBF" w:sz="4"/>
+              <w:left w:val="single" w:color="BFBFBF" w:sz="4"/>
+              <w:bottom w:val="single" w:color="BFBFBF" w:sz="4"/>
+              <w:right w:val="single" w:color="BFBFBF" w:sz="4"/>
+            </w:tcBorders>
+            <w:tcMar>
+              <w:top w:type="dxa" w:w="60"/>
+              <w:left w:type="dxa" w:w="90"/>
+              <w:bottom w:type="dxa" w:w="60"/>
+              <w:right w:type="dxa" w:w="90"/>
+            </w:tcMar>
+          </w:tcPr>
+          <w:p>
+            <w:pPr>
+              <w:spacing w:after="40" w:line="240"/>
+              <w:jc w:val="left"/>
+            </w:pPr>
+            <w:r>
+              <w:rPr>
+                <w:rFonts w:ascii="Arial" w:cs="Arial" w:eastAsia="Arial" w:hAnsi="Arial"/>
+                <w:b w:val="false"/>
+                <w:bCs w:val="false"/>
+                <w:sz w:val="18"/>
+                <w:szCs w:val="18"/>
+              </w:rPr>
+              <w:t xml:space="preserve">«72,6 %… frente al 65,5 % del período Tradicional», junto con 11,5 % y 19,2 %.</w:t>
+            </w:r>
+          </w:p>
+        </w:tc>
+        <w:tc>
+          <w:tcPr>
+            <w:tcW w:type="dxa" w:w="3638"/>
+            <w:tcBorders>
+              <w:top w:val="single" w:color="BFBFBF" w:sz="4"/>
+              <w:left w:val="single" w:color="BFBFBF" w:sz="4"/>
+              <w:bottom w:val="single" w:color="BFBFBF" w:sz="4"/>
+              <w:right w:val="single" w:color="BFBFBF" w:sz="4"/>
+            </w:tcBorders>
+            <w:tcMar>
+              <w:top w:type="dxa" w:w="60"/>
+              <w:left w:type="dxa" w:w="90"/>
+              <w:bottom w:type="dxa" w:w="60"/>
+              <w:right w:type="dxa" w:w="90"/>
+            </w:tcMar>
+          </w:tcPr>
+          <w:p>
+            <w:pPr>
+              <w:spacing w:after="40" w:line="240"/>
+              <w:jc w:val="left"/>
+            </w:pPr>
+            <w:r>
+              <w:rPr>
+                <w:rFonts w:ascii="Arial" w:cs="Arial" w:eastAsia="Arial" w:hAnsi="Arial"/>
+                <w:b w:val="false"/>
+                <w:bCs w:val="false"/>
+                <w:sz w:val="18"/>
+                <w:szCs w:val="18"/>
+              </w:rPr>
+              <w:t xml:space="preserve">72,6 % y 65,5 % → series 2024 y 2018 (328 y 281); 11,5 % y 19,2 % → 52 sentencias anuladas.</w:t>
+            </w:r>
+          </w:p>
+        </w:tc>
+      </w:tr>
+      <w:tr>
+        <w:trPr>
+          <w:cantSplit w:val="off"/>
+        </w:trPr>
+        <w:tc>
+          <w:tcPr>
+            <w:tcW w:type="dxa" w:w="2400"/>
+            <w:tcBorders>
+              <w:top w:val="single" w:color="BFBFBF" w:sz="4"/>
+              <w:left w:val="single" w:color="BFBFBF" w:sz="4"/>
+              <w:bottom w:val="single" w:color="BFBFBF" w:sz="4"/>
+              <w:right w:val="single" w:color="BFBFBF" w:sz="4"/>
+            </w:tcBorders>
+            <w:tcMar>
+              <w:top w:type="dxa" w:w="60"/>
+              <w:left w:type="dxa" w:w="90"/>
+              <w:bottom w:type="dxa" w:w="60"/>
+              <w:right w:type="dxa" w:w="90"/>
+            </w:tcMar>
+          </w:tcPr>
+          <w:p>
+            <w:pPr>
+              <w:spacing w:after="40" w:line="240"/>
+              <w:jc w:val="left"/>
+            </w:pPr>
+            <w:r>
+              <w:rPr>
+                <w:rFonts w:ascii="Arial" w:cs="Arial" w:eastAsia="Arial" w:hAnsi="Arial"/>
+                <w:b w:val="false"/>
+                <w:bCs w:val="false"/>
+                <w:sz w:val="18"/>
+                <w:szCs w:val="18"/>
+              </w:rPr>
+              <w:t xml:space="preserve">DISCUSIÓN 5.5 (D-30)</w:t>
+            </w:r>
+          </w:p>
+        </w:tc>
+        <w:tc>
+          <w:tcPr>
+            <w:tcW w:type="dxa" w:w="3600"/>
+            <w:tcBorders>
+              <w:top w:val="single" w:color="BFBFBF" w:sz="4"/>
+              <w:left w:val="single" w:color="BFBFBF" w:sz="4"/>
+              <w:bottom w:val="single" w:color="BFBFBF" w:sz="4"/>
+              <w:right w:val="single" w:color="BFBFBF" w:sz="4"/>
+            </w:tcBorders>
+            <w:tcMar>
+              <w:top w:type="dxa" w:w="60"/>
+              <w:left w:type="dxa" w:w="90"/>
+              <w:bottom w:type="dxa" w:w="60"/>
+              <w:right w:type="dxa" w:w="90"/>
+            </w:tcMar>
+          </w:tcPr>
+          <w:p>
+            <w:pPr>
+              <w:spacing w:after="40" w:line="240"/>
+              <w:jc w:val="left"/>
+            </w:pPr>
+            <w:r>
+              <w:rPr>
+                <w:rFonts w:ascii="Arial" w:cs="Arial" w:eastAsia="Arial" w:hAnsi="Arial"/>
+                <w:b w:val="false"/>
+                <w:bCs w:val="false"/>
+                <w:sz w:val="18"/>
+                <w:szCs w:val="18"/>
+              </w:rPr>
+              <w:t xml:space="preserve">Motivación insuficiente 13,2 % → 21,2 %.</w:t>
+            </w:r>
+          </w:p>
+        </w:tc>
+        <w:tc>
+          <w:tcPr>
+            <w:tcW w:type="dxa" w:w="3638"/>
+            <w:tcBorders>
+              <w:top w:val="single" w:color="BFBFBF" w:sz="4"/>
+              <w:left w:val="single" w:color="BFBFBF" w:sz="4"/>
+              <w:bottom w:val="single" w:color="BFBFBF" w:sz="4"/>
+              <w:right w:val="single" w:color="BFBFBF" w:sz="4"/>
+            </w:tcBorders>
+            <w:tcMar>
+              <w:top w:type="dxa" w:w="60"/>
+              <w:left w:type="dxa" w:w="90"/>
+              <w:bottom w:type="dxa" w:w="60"/>
+              <w:right w:type="dxa" w:w="90"/>
+            </w:tcMar>
+          </w:tcPr>
+          <w:p>
+            <w:pPr>
+              <w:spacing w:after="40" w:line="240"/>
+              <w:jc w:val="left"/>
+            </w:pPr>
+            <w:r>
+              <w:rPr>
+                <w:rFonts w:ascii="Arial" w:cs="Arial" w:eastAsia="Arial" w:hAnsi="Arial"/>
+                <w:b w:val="false"/>
+                <w:bCs w:val="false"/>
+                <w:sz w:val="18"/>
+                <w:szCs w:val="18"/>
+              </w:rPr>
+              <w:t xml:space="preserve">15,1 % → 28,8 % (53/52).</w:t>
+            </w:r>
+          </w:p>
+        </w:tc>
+      </w:tr>
+      <w:tr>
+        <w:trPr>
+          <w:cantSplit w:val="off"/>
+        </w:trPr>
+        <w:tc>
+          <w:tcPr>
+            <w:tcW w:type="dxa" w:w="2400"/>
+            <w:tcBorders>
+              <w:top w:val="single" w:color="BFBFBF" w:sz="4"/>
+              <w:left w:val="single" w:color="BFBFBF" w:sz="4"/>
+              <w:bottom w:val="single" w:color="BFBFBF" w:sz="4"/>
+              <w:right w:val="single" w:color="BFBFBF" w:sz="4"/>
+            </w:tcBorders>
+            <w:tcMar>
+              <w:top w:type="dxa" w:w="60"/>
+              <w:left w:type="dxa" w:w="90"/>
+              <w:bottom w:type="dxa" w:w="60"/>
+              <w:right w:type="dxa" w:w="90"/>
+            </w:tcMar>
+          </w:tcPr>
+          <w:p>
+            <w:pPr>
+              <w:spacing w:after="40" w:line="240"/>
+              <w:jc w:val="left"/>
+            </w:pPr>
+            <w:r>
+              <w:rPr>
+                <w:rFonts w:ascii="Arial" w:cs="Arial" w:eastAsia="Arial" w:hAnsi="Arial"/>
+                <w:b w:val="false"/>
+                <w:bCs w:val="false"/>
+                <w:sz w:val="18"/>
+                <w:szCs w:val="18"/>
+              </w:rPr>
+              <w:t xml:space="preserve">RESULTADOS, Tablas 1 y 2 (R-02)</w:t>
+            </w:r>
+          </w:p>
+        </w:tc>
+        <w:tc>
+          <w:tcPr>
+            <w:tcW w:type="dxa" w:w="3600"/>
+            <w:tcBorders>
+              <w:top w:val="single" w:color="BFBFBF" w:sz="4"/>
+              <w:left w:val="single" w:color="BFBFBF" w:sz="4"/>
+              <w:bottom w:val="single" w:color="BFBFBF" w:sz="4"/>
+              <w:right w:val="single" w:color="BFBFBF" w:sz="4"/>
+            </w:tcBorders>
+            <w:tcMar>
+              <w:top w:type="dxa" w:w="60"/>
+              <w:left w:type="dxa" w:w="90"/>
+              <w:bottom w:type="dxa" w:w="60"/>
+              <w:right w:type="dxa" w:w="90"/>
+            </w:tcMar>
+          </w:tcPr>
+          <w:p>
+            <w:pPr>
+              <w:spacing w:after="40" w:line="240"/>
+              <w:jc w:val="left"/>
+            </w:pPr>
+            <w:r>
+              <w:rPr>
+                <w:rFonts w:ascii="Arial" w:cs="Arial" w:eastAsia="Arial" w:hAnsi="Arial"/>
+                <w:b w:val="false"/>
+                <w:bCs w:val="false"/>
+                <w:sz w:val="18"/>
+                <w:szCs w:val="18"/>
+              </w:rPr>
+              <w:t xml:space="preserve">No indican que su base es el universo anual.</w:t>
+            </w:r>
+          </w:p>
+        </w:tc>
+        <w:tc>
+          <w:tcPr>
+            <w:tcW w:type="dxa" w:w="3638"/>
+            <w:tcBorders>
+              <w:top w:val="single" w:color="BFBFBF" w:sz="4"/>
+              <w:left w:val="single" w:color="BFBFBF" w:sz="4"/>
+              <w:bottom w:val="single" w:color="BFBFBF" w:sz="4"/>
+              <w:right w:val="single" w:color="BFBFBF" w:sz="4"/>
+            </w:tcBorders>
+            <w:tcMar>
+              <w:top w:type="dxa" w:w="60"/>
+              <w:left w:type="dxa" w:w="90"/>
+              <w:bottom w:type="dxa" w:w="60"/>
+              <w:right w:type="dxa" w:w="90"/>
+            </w:tcMar>
+          </w:tcPr>
+          <w:p>
+            <w:pPr>
+              <w:spacing w:after="40" w:line="240"/>
+              <w:jc w:val="left"/>
+            </w:pPr>
+            <w:r>
+              <w:rPr>
+                <w:rFonts w:ascii="Arial" w:cs="Arial" w:eastAsia="Arial" w:hAnsi="Arial"/>
+                <w:b w:val="false"/>
+                <w:bCs w:val="false"/>
+                <w:sz w:val="18"/>
+                <w:szCs w:val="18"/>
+              </w:rPr>
+              <w:t xml:space="preserve">Nota: «Universo de 2018 (n = 281) [2024 (n = 328)]; las 53/52 anuladas de la Tabla 6 no forman parte de esta serie».</w:t>
+            </w:r>
+          </w:p>
+        </w:tc>
+      </w:tr>
+      <w:tr>
+        <w:trPr>
+          <w:cantSplit w:val="off"/>
+        </w:trPr>
+        <w:tc>
+          <w:tcPr>
+            <w:tcW w:type="dxa" w:w="2400"/>
+            <w:tcBorders>
+              <w:top w:val="single" w:color="BFBFBF" w:sz="4"/>
+              <w:left w:val="single" w:color="BFBFBF" w:sz="4"/>
+              <w:bottom w:val="single" w:color="BFBFBF" w:sz="4"/>
+              <w:right w:val="single" w:color="BFBFBF" w:sz="4"/>
+            </w:tcBorders>
+            <w:tcMar>
+              <w:top w:type="dxa" w:w="60"/>
+              <w:left w:type="dxa" w:w="90"/>
+              <w:bottom w:type="dxa" w:w="60"/>
+              <w:right w:type="dxa" w:w="90"/>
+            </w:tcMar>
+          </w:tcPr>
+          <w:p>
+            <w:pPr>
+              <w:spacing w:after="40" w:line="240"/>
+              <w:jc w:val="left"/>
+            </w:pPr>
+            <w:r>
+              <w:rPr>
+                <w:rFonts w:ascii="Arial" w:cs="Arial" w:eastAsia="Arial" w:hAnsi="Arial"/>
+                <w:b w:val="false"/>
+                <w:bCs w:val="false"/>
+                <w:sz w:val="18"/>
+                <w:szCs w:val="18"/>
+              </w:rPr>
+              <w:t xml:space="preserve">RESULTADOS, párrafo tras la Tabla 2 (R-03)</w:t>
+            </w:r>
+          </w:p>
+        </w:tc>
+        <w:tc>
+          <w:tcPr>
+            <w:tcW w:type="dxa" w:w="3600"/>
+            <w:tcBorders>
+              <w:top w:val="single" w:color="BFBFBF" w:sz="4"/>
+              <w:left w:val="single" w:color="BFBFBF" w:sz="4"/>
+              <w:bottom w:val="single" w:color="BFBFBF" w:sz="4"/>
+              <w:right w:val="single" w:color="BFBFBF" w:sz="4"/>
+            </w:tcBorders>
+            <w:tcMar>
+              <w:top w:type="dxa" w:w="60"/>
+              <w:left w:type="dxa" w:w="90"/>
+              <w:bottom w:type="dxa" w:w="60"/>
+              <w:right w:type="dxa" w:w="90"/>
+            </w:tcMar>
+          </w:tcPr>
+          <w:p>
+            <w:pPr>
+              <w:spacing w:after="40" w:line="240"/>
+              <w:jc w:val="left"/>
+            </w:pPr>
+            <w:r>
+              <w:rPr>
+                <w:rFonts w:ascii="Arial" w:cs="Arial" w:eastAsia="Arial" w:hAnsi="Arial"/>
+                <w:b w:val="false"/>
+                <w:bCs w:val="false"/>
+                <w:sz w:val="18"/>
+                <w:szCs w:val="18"/>
+              </w:rPr>
+              <w:t xml:space="preserve">Menciona 167, 163 y 105 sin decir qué tabla usa cada base.</w:t>
+            </w:r>
+          </w:p>
+        </w:tc>
+        <w:tc>
+          <w:tcPr>
+            <w:tcW w:type="dxa" w:w="3638"/>
+            <w:tcBorders>
+              <w:top w:val="single" w:color="BFBFBF" w:sz="4"/>
+              <w:left w:val="single" w:color="BFBFBF" w:sz="4"/>
+              <w:bottom w:val="single" w:color="BFBFBF" w:sz="4"/>
+              <w:right w:val="single" w:color="BFBFBF" w:sz="4"/>
+            </w:tcBorders>
+            <w:tcMar>
+              <w:top w:type="dxa" w:w="60"/>
+              <w:left w:type="dxa" w:w="90"/>
+              <w:bottom w:type="dxa" w:w="60"/>
+              <w:right w:type="dxa" w:w="90"/>
+            </w:tcMar>
+          </w:tcPr>
+          <w:p>
+            <w:pPr>
+              <w:spacing w:after="40" w:line="240"/>
+              <w:jc w:val="left"/>
+            </w:pPr>
+            <w:r>
+              <w:rPr>
+                <w:rFonts w:ascii="Arial" w:cs="Arial" w:eastAsia="Arial" w:hAnsi="Arial"/>
+                <w:b w:val="false"/>
+                <w:bCs w:val="false"/>
+                <w:sz w:val="18"/>
+                <w:szCs w:val="18"/>
+              </w:rPr>
+              <w:t xml:space="preserve">Describir las cuatro bases y a qué tabla corresponde cada una.</w:t>
+            </w:r>
+          </w:p>
+        </w:tc>
+      </w:tr>
+      <w:tr>
+        <w:trPr>
+          <w:cantSplit w:val="off"/>
+        </w:trPr>
+        <w:tc>
+          <w:tcPr>
+            <w:tcW w:type="dxa" w:w="2400"/>
+            <w:tcBorders>
+              <w:top w:val="single" w:color="BFBFBF" w:sz="4"/>
+              <w:left w:val="single" w:color="BFBFBF" w:sz="4"/>
+              <w:bottom w:val="single" w:color="BFBFBF" w:sz="4"/>
+              <w:right w:val="single" w:color="BFBFBF" w:sz="4"/>
+            </w:tcBorders>
+            <w:tcMar>
+              <w:top w:type="dxa" w:w="60"/>
+              <w:left w:type="dxa" w:w="90"/>
+              <w:bottom w:type="dxa" w:w="60"/>
+              <w:right w:type="dxa" w:w="90"/>
+            </w:tcMar>
+          </w:tcPr>
+          <w:p>
+            <w:pPr>
+              <w:spacing w:after="40" w:line="240"/>
+              <w:jc w:val="left"/>
+            </w:pPr>
+            <w:r>
+              <w:rPr>
+                <w:rFonts w:ascii="Arial" w:cs="Arial" w:eastAsia="Arial" w:hAnsi="Arial"/>
+                <w:b w:val="false"/>
+                <w:bCs w:val="false"/>
+                <w:sz w:val="18"/>
+                <w:szCs w:val="18"/>
+              </w:rPr>
+              <w:t xml:space="preserve">RESULTADOS, Tabla 6 (R-06)</w:t>
+            </w:r>
+          </w:p>
+        </w:tc>
+        <w:tc>
+          <w:tcPr>
+            <w:tcW w:type="dxa" w:w="3600"/>
+            <w:tcBorders>
+              <w:top w:val="single" w:color="BFBFBF" w:sz="4"/>
+              <w:left w:val="single" w:color="BFBFBF" w:sz="4"/>
+              <w:bottom w:val="single" w:color="BFBFBF" w:sz="4"/>
+              <w:right w:val="single" w:color="BFBFBF" w:sz="4"/>
+            </w:tcBorders>
+            <w:tcMar>
+              <w:top w:type="dxa" w:w="60"/>
+              <w:left w:type="dxa" w:w="90"/>
+              <w:bottom w:type="dxa" w:w="60"/>
+              <w:right w:type="dxa" w:w="90"/>
+            </w:tcMar>
+          </w:tcPr>
+          <w:p>
+            <w:pPr>
+              <w:spacing w:after="40" w:line="240"/>
+              <w:jc w:val="left"/>
+            </w:pPr>
+            <w:r>
+              <w:rPr>
+                <w:rFonts w:ascii="Arial" w:cs="Arial" w:eastAsia="Arial" w:hAnsi="Arial"/>
+                <w:b w:val="false"/>
+                <w:bCs w:val="false"/>
+                <w:sz w:val="18"/>
+                <w:szCs w:val="18"/>
+              </w:rPr>
+              <w:t xml:space="preserve">El rótulo n = 53 / 52 es correcto, pero la tabla no tiene nota.</w:t>
+            </w:r>
+          </w:p>
+        </w:tc>
+        <w:tc>
+          <w:tcPr>
+            <w:tcW w:type="dxa" w:w="3638"/>
+            <w:tcBorders>
+              <w:top w:val="single" w:color="BFBFBF" w:sz="4"/>
+              <w:left w:val="single" w:color="BFBFBF" w:sz="4"/>
+              <w:bottom w:val="single" w:color="BFBFBF" w:sz="4"/>
+              <w:right w:val="single" w:color="BFBFBF" w:sz="4"/>
+            </w:tcBorders>
+            <w:tcMar>
+              <w:top w:type="dxa" w:w="60"/>
+              <w:left w:type="dxa" w:w="90"/>
+              <w:bottom w:type="dxa" w:w="60"/>
+              <w:right w:type="dxa" w:w="90"/>
+            </w:tcMar>
+          </w:tcPr>
+          <w:p>
+            <w:pPr>
+              <w:spacing w:after="40" w:line="240"/>
+              <w:jc w:val="left"/>
+            </w:pPr>
+            <w:r>
+              <w:rPr>
+                <w:rFonts w:ascii="Arial" w:cs="Arial" w:eastAsia="Arial" w:hAnsi="Arial"/>
+                <w:b w:val="false"/>
+                <w:bCs w:val="false"/>
+                <w:sz w:val="18"/>
+                <w:szCs w:val="18"/>
+              </w:rPr>
+              <w:t xml:space="preserve">Nota con la base: «sentencias de vista que declaran la nulidad; subconjunto de las 85/78».</w:t>
+            </w:r>
+          </w:p>
+        </w:tc>
+      </w:tr>
+      <w:tr>
+        <w:trPr>
+          <w:cantSplit w:val="off"/>
+        </w:trPr>
+        <w:tc>
+          <w:tcPr>
+            <w:tcW w:type="dxa" w:w="2400"/>
+            <w:tcBorders>
+              <w:top w:val="single" w:color="BFBFBF" w:sz="4"/>
+              <w:left w:val="single" w:color="BFBFBF" w:sz="4"/>
+              <w:bottom w:val="single" w:color="BFBFBF" w:sz="4"/>
+              <w:right w:val="single" w:color="BFBFBF" w:sz="4"/>
+            </w:tcBorders>
+            <w:tcMar>
+              <w:top w:type="dxa" w:w="60"/>
+              <w:left w:type="dxa" w:w="90"/>
+              <w:bottom w:type="dxa" w:w="60"/>
+              <w:right w:type="dxa" w:w="90"/>
+            </w:tcMar>
+          </w:tcPr>
+          <w:p>
+            <w:pPr>
+              <w:spacing w:after="40" w:line="240"/>
+              <w:jc w:val="left"/>
+            </w:pPr>
+            <w:r>
+              <w:rPr>
+                <w:rFonts w:ascii="Arial" w:cs="Arial" w:eastAsia="Arial" w:hAnsi="Arial"/>
+                <w:b w:val="false"/>
+                <w:bCs w:val="false"/>
+                <w:sz w:val="18"/>
+                <w:szCs w:val="18"/>
+              </w:rPr>
+              <w:t xml:space="preserve">APORTES § 1 y § 5 (A-01, A-13)</w:t>
+            </w:r>
+          </w:p>
+        </w:tc>
+        <w:tc>
+          <w:tcPr>
+            <w:tcW w:type="dxa" w:w="3600"/>
+            <w:tcBorders>
+              <w:top w:val="single" w:color="BFBFBF" w:sz="4"/>
+              <w:left w:val="single" w:color="BFBFBF" w:sz="4"/>
+              <w:bottom w:val="single" w:color="BFBFBF" w:sz="4"/>
+              <w:right w:val="single" w:color="BFBFBF" w:sz="4"/>
+            </w:tcBorders>
+            <w:tcMar>
+              <w:top w:type="dxa" w:w="60"/>
+              <w:left w:type="dxa" w:w="90"/>
+              <w:bottom w:type="dxa" w:w="60"/>
+              <w:right w:type="dxa" w:w="90"/>
+            </w:tcMar>
+          </w:tcPr>
+          <w:p>
+            <w:pPr>
+              <w:spacing w:after="40" w:line="240"/>
+              <w:jc w:val="left"/>
+            </w:pPr>
+            <w:r>
+              <w:rPr>
+                <w:rFonts w:ascii="Arial" w:cs="Arial" w:eastAsia="Arial" w:hAnsi="Arial"/>
+                <w:b w:val="false"/>
+                <w:bCs w:val="false"/>
+                <w:sz w:val="18"/>
+                <w:szCs w:val="18"/>
+              </w:rPr>
+              <w:t xml:space="preserve">100 expedientes (43/57) y 113 sentencias de vista.</w:t>
+            </w:r>
+          </w:p>
+        </w:tc>
+        <w:tc>
+          <w:tcPr>
+            <w:tcW w:type="dxa" w:w="3638"/>
+            <w:tcBorders>
+              <w:top w:val="single" w:color="BFBFBF" w:sz="4"/>
+              <w:left w:val="single" w:color="BFBFBF" w:sz="4"/>
+              <w:bottom w:val="single" w:color="BFBFBF" w:sz="4"/>
+              <w:right w:val="single" w:color="BFBFBF" w:sz="4"/>
+            </w:tcBorders>
+            <w:tcMar>
+              <w:top w:type="dxa" w:w="60"/>
+              <w:left w:type="dxa" w:w="90"/>
+              <w:bottom w:type="dxa" w:w="60"/>
+              <w:right w:type="dxa" w:w="90"/>
+            </w:tcMar>
+          </w:tcPr>
+          <w:p>
+            <w:pPr>
+              <w:spacing w:after="40" w:line="240"/>
+              <w:jc w:val="left"/>
+            </w:pPr>
+            <w:r>
+              <w:rPr>
+                <w:rFonts w:ascii="Arial" w:cs="Arial" w:eastAsia="Arial" w:hAnsi="Arial"/>
+                <w:b w:val="false"/>
+                <w:bCs w:val="false"/>
+                <w:sz w:val="18"/>
+                <w:szCs w:val="18"/>
+              </w:rPr>
+              <w:t xml:space="preserve">167 (87/80), 163 (85/78), 105 anuladas (53/52) y series 281/328.</w:t>
+            </w:r>
+          </w:p>
+        </w:tc>
+      </w:tr>
+    </w:tbl>
+    <w:p>
+      <w:pPr>
+        <w:spacing w:after="60"/>
+      </w:pPr>
+      <w:r>
+        <w:rPr>
+          <w:rFonts w:ascii="Arial" w:cs="Arial" w:eastAsia="Arial" w:hAnsi="Arial"/>
+        </w:rPr>
+        <w:t xml:space="preserve"/>
+      </w:r>
+    </w:p>
+    <w:p>
+      <w:pPr>
+        <w:pStyle w:val="Heading2"/>
+        <w:spacing w:after="120" w:before="240"/>
+      </w:pPr>
+      <w:r>
+        <w:rPr>
+          <w:rFonts w:ascii="Arial" w:cs="Arial" w:eastAsia="Arial" w:hAnsi="Arial"/>
+        </w:rPr>
+        <w:t xml:space="preserve">Cifras de referencia únicas</w:t>
+      </w:r>
+    </w:p>
+    <w:p>
+      <w:pPr>
+        <w:spacing w:after="120" w:line="276"/>
+        <w:jc w:val="both"/>
+      </w:pPr>
+      <w:r>
+        <w:rPr>
+          <w:rFonts w:ascii="Arial" w:cs="Arial" w:eastAsia="Arial" w:hAnsi="Arial"/>
+        </w:rPr>
+        <w:t xml:space="preserve">Estas son las cifras que deben usarse, con las mismas palabras, en todos los documentos. En las filas de las series anuales, las columnas son los años 2018 y 2024; en las demás, los grupos de la muestra. No son los mismos casos.</w:t>
       </w:r>
     </w:p>
     <w:tbl>
@@ -1459,7 +3783,7 @@
                 <w:sz w:val="18"/>
                 <w:szCs w:val="18"/>
               </w:rPr>
-              <w:t xml:space="preserve">Tradicional / 2018</w:t>
+              <w:t xml:space="preserve">Tradicional (series: 2018)</w:t>
             </w:r>
           </w:p>
         </w:tc>
@@ -1493,7 +3817,7 @@
                 <w:sz w:val="18"/>
                 <w:szCs w:val="18"/>
               </w:rPr>
-              <w:t xml:space="preserve">Oralidad / 2024</w:t>
+              <w:t xml:space="preserve">Oralidad (series: 2024)</w:t>
             </w:r>
           </w:p>
         </w:tc>
@@ -8017,7 +10341,7 @@
                 <w:sz w:val="18"/>
                 <w:szCs w:val="18"/>
               </w:rPr>
-              <w:t xml:space="preserve">61 de 87 sin concentración; «dieciocho sin concentración»</w:t>
+              <w:t xml:space="preserve">61 de 87 sin concentración</w:t>
             </w:r>
           </w:p>
         </w:tc>
@@ -8050,7 +10374,7 @@
                 <w:sz w:val="18"/>
                 <w:szCs w:val="18"/>
               </w:rPr>
-              <w:t xml:space="preserve">Resultados 2.4; Discusión 5.2.4</w:t>
+              <w:t xml:space="preserve">Discusión 5.2.4</w:t>
             </w:r>
           </w:p>
         </w:tc>
@@ -8154,7 +10478,7 @@
                 <w:sz w:val="18"/>
                 <w:szCs w:val="18"/>
               </w:rPr>
-              <w:t xml:space="preserve">Discusiones; Aportes; Conclusión 3; Recomendación 3</w:t>
+              <w:t xml:space="preserve">Discusión; Aportes; Conclusión 3; Recomendación 3</w:t>
             </w:r>
           </w:p>
         </w:tc>
@@ -8316,7 +10640,7 @@
           <w:sz w:val="18"/>
           <w:szCs w:val="18"/>
         </w:rPr>
-        <w:t xml:space="preserve">Solo como verificación (no forma parte de la tesis): con las series 281/328, una prueba χ² da p ≈ 0,059 para la confirmación, p ≈ 0,023 para la revocación, p ≈ 0,63 para la anulación y p ≈ 0,052 para la distribución conjunta. No debe mantenerse «estadísticamente significativo (p = 0,002)». Además, el Cap. VII declara que los porcentajes son descriptivos; si se quisiera informar un contraste, solo la reducción de la revocación alcanzaría p &lt; 0,05.</w:t>
+        <w:t xml:space="preserve">Solo como verificación (no forma parte de la tesis): con las series 281/328, una prueba χ² da p ≈ 0,059 para la confirmación, p ≈ 0,023 para la revocación, p ≈ 0,63 para la anulación y p ≈ 0,052 para la distribución conjunta. No debe mantenerse «estadísticamente significativo (p = 0,002)». Además, el Cap. VI solo presenta frecuencias descriptivas; si se quisiera informar un contraste, solo la reducción de la revocación alcanzaría p &lt; 0,05.</w:t>
       </w:r>
     </w:p>
     <w:p>
@@ -9632,7 +11956,7 @@
                 <w:sz w:val="18"/>
                 <w:szCs w:val="18"/>
               </w:rPr>
-              <w:t xml:space="preserve">No se acreditó un vacío legislativo (Cap. VII, 2.5)</w:t>
+              <w:t xml:space="preserve">Sin dato de insuficiencia normativa; la Discusión (5.2.2) sitúa la variable crítica en el protocolo, no en la norma</w:t>
             </w:r>
           </w:p>
         </w:tc>
@@ -9853,7 +12177,7 @@
         <w:rPr>
           <w:rFonts w:ascii="Arial" w:cs="Arial" w:eastAsia="Arial" w:hAnsi="Arial"/>
         </w:rPr>
-        <w:t xml:space="preserve">pasa a la Sexta, como evaluación previa y condicionada, porque la Discusión afirma que los datos «no demuestran un vacío legislativo».</w:t>
+        <w:t xml:space="preserve">pasa a la Sexta, como evaluación previa y condicionada, porque ningún dato del Cap. VI acredita una insuficiencia normativa y la propia Discusión (5.2.2) y los Aportes (§ 4) sitúan la variable crítica en el protocolo de audiencia, no en la norma.</w:t>
       </w:r>
     </w:p>
     <w:p>
@@ -9903,7 +12227,7 @@
         <w:rPr>
           <w:rFonts w:ascii="Arial" w:cs="Arial" w:eastAsia="Arial" w:hAnsi="Arial"/>
         </w:rPr>
-        <w:t xml:space="preserve">se sustituye por la Cuarta (medición por tramos), porque la Discusión dice que la duración agregada no permite identificar la alzada como principal origen de la demora.</w:t>
+        <w:t xml:space="preserve">se sustituye por la Cuarta (medición por tramos), porque el Cap. VI no presenta datos de duración y advierte que no puede afirmarse una reducción general de la duración; sin medir por tramos no puede identificarse la alzada como cuello de botella.</w:t>
       </w:r>
     </w:p>
     <w:p>
@@ -9928,7 +12252,7 @@
         <w:rPr>
           <w:rFonts w:ascii="Arial" w:cs="Arial" w:eastAsia="Arial" w:hAnsi="Arial"/>
         </w:rPr>
-        <w:t xml:space="preserve">la Segunda (cubre el hallazgo principal del segundo objetivo: más motivación insuficiente y más omisión de valoración), la Tercera (la anulación no bajó), la Quinta (dimensión decisoria) y la Séptima (limitaciones: muestra de expedientes con sentencia censurada y las declaradas en la matriz de Denzin).</w:t>
+        <w:t xml:space="preserve">la Segunda (cubre el hallazgo principal del segundo objetivo: más motivación insuficiente y más omisión de valoración), la Tercera (la anulación no bajó), la Quinta (dimensión decisoria) y la Séptima (limitaciones: muestra de expedientes con sentencia censurada, categoría residual g), grupos no equivalentes por vía y falta de triangulación metodológica).</w:t>
       </w:r>
     </w:p>
     <w:p>
@@ -9951,7 +12275,7 @@
         <w:rPr>
           <w:rFonts w:ascii="Arial" w:cs="Arial" w:eastAsia="Arial" w:hAnsi="Arial"/>
         </w:rPr>
-        <w:t xml:space="preserve">E. Anexo: matriz de cambios (84 marcas)</w:t>
+        <w:t xml:space="preserve">E. Anexo: matriz de cambios (78 marcas)</w:t>
       </w:r>
     </w:p>
     <w:p>
@@ -10230,7 +12554,7 @@
                 <w:sz w:val="15"/>
                 <w:szCs w:val="15"/>
               </w:rPr>
-              <w:t xml:space="preserve">RESULTADOS (Cap. VI y VII) — archivo MARCADO_RESULTADOS_Juan_Mesabel_Quispe_Leon.docx</w:t>
+              <w:t xml:space="preserve">RESULTADOS (Cap. VI, versión «actualizadoOK») — archivo MARCADO_RESULTADOS_Juan_Mesabel_Quispe_Leon.docx</w:t>
             </w:r>
           </w:p>
         </w:tc>
@@ -10368,7 +12692,7 @@
                 <w:sz w:val="15"/>
                 <w:szCs w:val="15"/>
               </w:rPr>
-              <w:t xml:space="preserve">El capítulo de Resultados anuncia que en él se desarrolla la discusión, y el párrafo siguiente empieza «La discusión que a continuación se desarrolla…». Pero la discusión está en otro capítulo (Cap. VII en este archivo; Cap. V en el archivo DISCUSIÓN).</w:t>
+              <w:t xml:space="preserve">El capítulo de Resultados anuncia que en él se desarrolla la discusión, y el párrafo siguiente empieza «La discusión que a continuación se desarrolla…». Pero ahora este archivo solo contiene el Cap. VI: la discusión está en el archivo DISCUSIÓN.</w:t>
             </w:r>
           </w:p>
         </w:tc>
@@ -10401,7 +12725,7 @@
                 <w:sz w:val="15"/>
                 <w:szCs w:val="15"/>
               </w:rPr>
-              <w:t xml:space="preserve">Cap. VII de este archivo y archivo DISCUSIÓN (5.1).</w:t>
+              <w:t xml:space="preserve">Archivo DISCUSIÓN (5.1), que es donde se desarrolla la discusión.</w:t>
             </w:r>
           </w:p>
         </w:tc>
@@ -10505,7 +12829,7 @@
                 <w:sz w:val="15"/>
                 <w:szCs w:val="15"/>
               </w:rPr>
-              <w:t xml:space="preserve">Cap. VI, párrafo posterior a la Tabla 2 (definición de la muestra)</w:t>
+              <w:t xml:space="preserve">Tablas 1 y 2 (series anuales)</w:t>
             </w:r>
           </w:p>
         </w:tc>
@@ -10518,28 +12842,28 @@
               <w:bottom w:val="single" w:color="BFBFBF" w:sz="4"/>
               <w:right w:val="single" w:color="BFBFBF" w:sz="4"/>
             </w:tcBorders>
-            <w:shd w:fill="FFF2A8" w:color="auto" w:val="clear"/>
-            <w:tcMar>
-              <w:top w:type="dxa" w:w="60"/>
-              <w:left w:type="dxa" w:w="90"/>
-              <w:bottom w:type="dxa" w:w="60"/>
-              <w:right w:type="dxa" w:w="90"/>
-            </w:tcMar>
-          </w:tcPr>
-          <w:p>
-            <w:pPr>
-              <w:spacing w:after="40" w:line="240"/>
-              <w:jc w:val="left"/>
-            </w:pPr>
-            <w:r>
-              <w:rPr>
-                <w:rFonts w:ascii="Arial" w:cs="Arial" w:eastAsia="Arial" w:hAnsi="Arial"/>
-                <w:b w:val="false"/>
-                <w:bCs w:val="false"/>
-                <w:sz w:val="15"/>
-                <w:szCs w:val="15"/>
-              </w:rPr>
-              <w:t xml:space="preserve">Interpretación</w:t>
+            <w:shd w:fill="C4F0F0" w:color="auto" w:val="clear"/>
+            <w:tcMar>
+              <w:top w:type="dxa" w:w="60"/>
+              <w:left w:type="dxa" w:w="90"/>
+              <w:bottom w:type="dxa" w:w="60"/>
+              <w:right w:type="dxa" w:w="90"/>
+            </w:tcMar>
+          </w:tcPr>
+          <w:p>
+            <w:pPr>
+              <w:spacing w:after="40" w:line="240"/>
+              <w:jc w:val="left"/>
+            </w:pPr>
+            <w:r>
+              <w:rPr>
+                <w:rFonts w:ascii="Arial" w:cs="Arial" w:eastAsia="Arial" w:hAnsi="Arial"/>
+                <w:b w:val="false"/>
+                <w:bCs w:val="false"/>
+                <w:sz w:val="15"/>
+                <w:szCs w:val="15"/>
+              </w:rPr>
+              <w:t xml:space="preserve">Forma</w:t>
             </w:r>
           </w:p>
         </w:tc>
@@ -10572,7 +12896,7 @@
                 <w:sz w:val="15"/>
                 <w:szCs w:val="15"/>
               </w:rPr>
-              <w:t xml:space="preserve">El texto no dice que la muestra está formada solo por expedientes cuya sentencia de primera instancia fue CENSURADA en segunda instancia. Según la Tabla 3, los 167 expedientes (87/80) son 113 anulados (55 y 58) y 54 revocados (32 y 22); ninguno fue confirmado. No son todos nulos: los nulos son las 105 sentencias de vista de la Tabla 6 (53 y 52). Como la muestra se eligió por su resultado adverso, los indicadores de oralidad (Tabla 4) y el control superior (Tabla 5) describen procesos censurados, no el conjunto de procesos. Sin esta precisión, Aportes y Conclusiones generalizan al modelo en su conjunto.</w:t>
+              <w:t xml:space="preserve">Las Tablas 1 y 2 no dicen que su base (281 y 328) es el universo de sentencias de segunda instancia de cada año, distinta de la muestra documental. Por eso la Discusión las pone en las mismas columnas que las 53/52 sentencias anuladas. Según el Excel (campo «Año SV»), las 53 sentencias anuladas del grupo Tradicional son de 2017–2021 (solo 18 de 2018) y las 52 del grupo Oralidad son de 2023–2026 (38 de 2025 y solo 10 de 2024): no forman parte de las series de 2018 (281) y 2024 (328).</w:t>
             </w:r>
           </w:p>
         </w:tc>
@@ -10605,7 +12929,7 @@
                 <w:sz w:val="15"/>
                 <w:szCs w:val="15"/>
               </w:rPr>
-              <w:t xml:space="preserve">Tabla 3 (55/58 anuladas y 32/22 revocadas), Tabla 5 y archivo APORTES (§ 1, § 5 y Conclusiones).</w:t>
+              <w:t xml:space="preserve">Tabla 6 del archivo DISCUSIÓN (bloque «Resultado del control») y DISCUSIÓN 5.3.5 y 5.4.</w:t>
             </w:r>
           </w:p>
         </w:tc>
@@ -10638,7 +12962,7 @@
                 <w:sz w:val="15"/>
                 <w:szCs w:val="15"/>
               </w:rPr>
-              <w:t xml:space="preserve">«Para el análisis documental se revisaron 167 expedientes cuya sentencia de primera instancia fue anulada o revocada en segunda instancia: 87 del grupo Tradicional (55 anulados y 32 revocados) y 80 del grupo Oralidad (58 anulados y 22 revocados), según el hito registrado en el SIJ. Los indicadores de las Tablas 4 y 5 se refieren, por tanto, a procesos cuya sentencia fue censurada y no a la totalidad de procesos tramitados en cada período.» Usar la misma fórmula donde se mencionen los 167 expedientes (1.1, 2.8 y Discusión).</w:t>
+              <w:t xml:space="preserve">Añadir en la nota de ambas tablas: «Universo de sentencias de segunda instancia de los Juzgados Civiles de la Sede Central en 2018 (n = 281) [2024 (n = 328)]. Base distinta de la muestra documental; las sentencias anuladas de la Tabla 6 (53 y 52) no forman parte de esta serie.»</w:t>
             </w:r>
           </w:p>
         </w:tc>
@@ -10709,7 +13033,7 @@
                 <w:sz w:val="15"/>
                 <w:szCs w:val="15"/>
               </w:rPr>
-              <w:t xml:space="preserve">Tabla 3, bloque «Hito en segunda instancia según el SIJ»</w:t>
+              <w:t xml:space="preserve">Cap. VI, párrafo posterior a la Tabla 2 (definición de la muestra y de las bases n)</w:t>
             </w:r>
           </w:p>
         </w:tc>
@@ -10776,7 +13100,7 @@
                 <w:sz w:val="15"/>
                 <w:szCs w:val="15"/>
               </w:rPr>
-              <w:t xml:space="preserve">La Tabla 3 registra 55/58 anuladas y 32/22 revocadas (sin confirmadas) sobre 87/80. La Tabla 5 registra 53/52 anuladas, 29/24 revocadas y 1/1 confirmadas sobre 85/78. Así, para el grupo Oralidad aparecen dos cifras de anulación distintas (58 y 52), y la Tabla 5 incluye dos confirmadas en una muestra que, según el SIJ, solo tiene anulados y revocados. Nada de esto se explica.</w:t>
+              <w:t xml:space="preserve">Este párrafo es la clave para armonizar las «n». Hay cuatro bases distintas y cada tabla usa una: (1) series anuales 281 / 328 (Tablas 1 y 2); (2) expedientes 87 / 80 (Tablas 3 y 4); (3) sentencias de vista disponibles 85 / 78 (Tabla 5); (4) sentencias de vista que declaran la NULIDAD 53 / 52 (Tabla 6 y último bloque de la Tabla 3). El párrafo no dice que los 167 expedientes tienen sentencia anulada o revocada (Tabla 3: 113 anulados —55 y 58— y 54 revocados —32 y 22—) ni que las 53/52 no pertenecen a las series de 2018 y 2024. Según el Excel (campo «Año SV»), las 53 sentencias anuladas del grupo Tradicional son de 2017–2021 (solo 18 de 2018) y las 52 del grupo Oralidad son de 2023–2026 (38 de 2025 y solo 10 de 2024): no forman parte de las series de 2018 (281) y 2024 (328). Por eso la Discusión las mezcla (su Tabla 6 pone 281/328 bajo columnas rotuladas n = 53 / 52).</w:t>
             </w:r>
           </w:p>
         </w:tc>
@@ -10809,7 +13133,7 @@
                 <w:sz w:val="15"/>
                 <w:szCs w:val="15"/>
               </w:rPr>
-              <w:t xml:space="preserve">Tabla 5 del Cap. VI y base de 53/52 anuladas de la Tabla 6.</w:t>
+              <w:t xml:space="preserve">Tabla 6 del archivo DISCUSIÓN; DISCUSIÓN 5.3.5 y 5.4; archivo APORTES (§ 1 y § 5).</w:t>
             </w:r>
           </w:p>
         </w:tc>
@@ -10842,7 +13166,7 @@
                 <w:sz w:val="15"/>
                 <w:szCs w:val="15"/>
               </w:rPr>
-              <w:t xml:space="preserve">Añadir nota a la Tabla 3: «El hito del SIJ registra el último movimiento de segunda instancia del expediente; la Tabla 5 clasifica el pronunciamiento de la sentencia de vista efectivamente obtenida (85 y 78 documentos disponibles). Por ello las cifras no coinciden y no deben sustituirse entre sí.» (Verificar la explicación en la base, en especial las dos confirmadas.) Precisar además que, como la muestra se seleccionó por su resultado adverso, la proporción de anuladas, revocadas o confirmadas dentro de ella no es un resultado comparable entre grupos.</w:t>
+              <w:t xml:space="preserve">«Para el análisis documental se revisaron 167 expedientes cuya sentencia de primera instancia fue anulada o revocada en segunda instancia: 87 del grupo Tradicional (55 anulados y 32 revocados) y 80 del grupo Oralidad (58 anulados y 22 revocados), según el hito del SIJ. De ellos se obtuvieron 163 sentencias de vista (85 y 78), de las cuales 105 declararon la nulidad (53 y 52). Estas sentencias anuladas no forman parte de las series anuales de 2018 (281) y 2024 (328): sus sentencias de vista corresponden a 2017–2021 en el grupo Tradicional y a 2023–2026 en el grupo Oralidad.» Usar siempre la misma n para cada tabla: 281/328 → Tablas 1 y 2; 87/80 → Tablas 3 y 4; 85/78 → Tabla 5; 53/52 → Tabla 6.</w:t>
             </w:r>
           </w:p>
         </w:tc>
@@ -10913,7 +13237,7 @@
                 <w:sz w:val="15"/>
                 <w:szCs w:val="15"/>
               </w:rPr>
-              <w:t xml:space="preserve">Cap. VI, párrafo posterior a la Tabla 3</w:t>
+              <w:t xml:space="preserve">Tabla 3, bloque «Hito en segunda instancia según el SIJ»</w:t>
             </w:r>
           </w:p>
         </w:tc>
@@ -10926,28 +13250,28 @@
               <w:bottom w:val="single" w:color="BFBFBF" w:sz="4"/>
               <w:right w:val="single" w:color="BFBFBF" w:sz="4"/>
             </w:tcBorders>
-            <w:shd w:fill="FFF2A8" w:color="auto" w:val="clear"/>
-            <w:tcMar>
-              <w:top w:type="dxa" w:w="60"/>
-              <w:left w:type="dxa" w:w="90"/>
-              <w:bottom w:type="dxa" w:w="60"/>
-              <w:right w:type="dxa" w:w="90"/>
-            </w:tcMar>
-          </w:tcPr>
-          <w:p>
-            <w:pPr>
-              <w:spacing w:after="40" w:line="240"/>
-              <w:jc w:val="left"/>
-            </w:pPr>
-            <w:r>
-              <w:rPr>
-                <w:rFonts w:ascii="Arial" w:cs="Arial" w:eastAsia="Arial" w:hAnsi="Arial"/>
-                <w:b w:val="false"/>
-                <w:bCs w:val="false"/>
-                <w:sz w:val="15"/>
-                <w:szCs w:val="15"/>
-              </w:rPr>
-              <w:t xml:space="preserve">Interpretación</w:t>
+            <w:shd w:fill="F9CCF2" w:color="auto" w:val="clear"/>
+            <w:tcMar>
+              <w:top w:type="dxa" w:w="60"/>
+              <w:left w:type="dxa" w:w="90"/>
+              <w:bottom w:type="dxa" w:w="60"/>
+              <w:right w:type="dxa" w:w="90"/>
+            </w:tcMar>
+          </w:tcPr>
+          <w:p>
+            <w:pPr>
+              <w:spacing w:after="40" w:line="240"/>
+              <w:jc w:val="left"/>
+            </w:pPr>
+            <w:r>
+              <w:rPr>
+                <w:rFonts w:ascii="Arial" w:cs="Arial" w:eastAsia="Arial" w:hAnsi="Arial"/>
+                <w:b w:val="false"/>
+                <w:bCs w:val="false"/>
+                <w:sz w:val="15"/>
+                <w:szCs w:val="15"/>
+              </w:rPr>
+              <w:t xml:space="preserve">Cifra</w:t>
             </w:r>
           </w:p>
         </w:tc>
@@ -10980,7 +13304,7 @@
                 <w:sz w:val="15"/>
                 <w:szCs w:val="15"/>
               </w:rPr>
-              <w:t xml:space="preserve">La frase da a entender que la comparabilidad quedó verificada, pero la propia Tabla 3 muestra diferencias de composición (conocimiento: 42,5 % frente a 27,5 %; abreviado: 37,9 % frente a 48,8 %). Aportes, por su parte, afirma que hay una «equivalencia sustancial verificada».</w:t>
+              <w:t xml:space="preserve">La Tabla 3 registra 55/58 anuladas y 32/22 revocadas (sin confirmadas) sobre 87/80. La Tabla 5 registra 53/52 anuladas, 29/24 revocadas y 1/1 confirmadas sobre 85/78. Así, para el grupo Oralidad aparecen dos cifras de anulación distintas (58 y 52), y la Tabla 5 incluye dos confirmadas en una muestra que, según el SIJ, solo tiene anulados y revocados. Nada de esto se explica.</w:t>
             </w:r>
           </w:p>
         </w:tc>
@@ -11013,7 +13337,7 @@
                 <w:sz w:val="15"/>
                 <w:szCs w:val="15"/>
               </w:rPr>
-              <w:t xml:space="preserve">Archivo APORTES (§ 1 y aporte metodológico) y Cap. VII, 2.8 («no garantiza equivalencia entre grupos»).</w:t>
+              <w:t xml:space="preserve">Tabla 5 del Cap. VI y base de 53/52 anuladas de la Tabla 6.</w:t>
             </w:r>
           </w:p>
         </w:tc>
@@ -11046,7 +13370,7 @@
                 <w:sz w:val="15"/>
                 <w:szCs w:val="15"/>
               </w:rPr>
-              <w:t xml:space="preserve">«…tomando en consideración que la composición de ambos grupos condiciona el alcance del contraste posterior. Los grupos no son equivalentes por vía procesal: el grupo Oralidad contiene una mayor proporción de procesos abreviados, por lo que las comparaciones se leen como descriptivas y no ajustadas por vía.»</w:t>
+              <w:t xml:space="preserve">Añadir nota a la Tabla 3: «El hito del SIJ registra el último movimiento de segunda instancia del expediente; la Tabla 5 clasifica el pronunciamiento de la sentencia de vista efectivamente obtenida (85 y 78 documentos disponibles). Por ello las cifras no coinciden y no deben sustituirse entre sí.» (Verificar la explicación en la base, en especial las dos confirmadas.) Precisar además que, como la muestra se seleccionó por su resultado adverso, la proporción de anuladas, revocadas o confirmadas dentro de ella no es un resultado comparable entre grupos.</w:t>
             </w:r>
           </w:p>
         </w:tc>
@@ -11117,7 +13441,7 @@
                 <w:sz w:val="15"/>
                 <w:szCs w:val="15"/>
               </w:rPr>
-              <w:t xml:space="preserve">Nota de la Tabla 6 (Cap. VI)</w:t>
+              <w:t xml:space="preserve">Cap. VI, párrafo posterior a la Tabla 3</w:t>
             </w:r>
           </w:p>
         </w:tc>
@@ -11130,28 +13454,28 @@
               <w:bottom w:val="single" w:color="BFBFBF" w:sz="4"/>
               <w:right w:val="single" w:color="BFBFBF" w:sz="4"/>
             </w:tcBorders>
-            <w:shd w:fill="C4F0F0" w:color="auto" w:val="clear"/>
-            <w:tcMar>
-              <w:top w:type="dxa" w:w="60"/>
-              <w:left w:type="dxa" w:w="90"/>
-              <w:bottom w:type="dxa" w:w="60"/>
-              <w:right w:type="dxa" w:w="90"/>
-            </w:tcMar>
-          </w:tcPr>
-          <w:p>
-            <w:pPr>
-              <w:spacing w:after="40" w:line="240"/>
-              <w:jc w:val="left"/>
-            </w:pPr>
-            <w:r>
-              <w:rPr>
-                <w:rFonts w:ascii="Arial" w:cs="Arial" w:eastAsia="Arial" w:hAnsi="Arial"/>
-                <w:b w:val="false"/>
-                <w:bCs w:val="false"/>
-                <w:sz w:val="15"/>
-                <w:szCs w:val="15"/>
-              </w:rPr>
-              <w:t xml:space="preserve">Forma</w:t>
+            <w:shd w:fill="FFF2A8" w:color="auto" w:val="clear"/>
+            <w:tcMar>
+              <w:top w:type="dxa" w:w="60"/>
+              <w:left w:type="dxa" w:w="90"/>
+              <w:bottom w:type="dxa" w:w="60"/>
+              <w:right w:type="dxa" w:w="90"/>
+            </w:tcMar>
+          </w:tcPr>
+          <w:p>
+            <w:pPr>
+              <w:spacing w:after="40" w:line="240"/>
+              <w:jc w:val="left"/>
+            </w:pPr>
+            <w:r>
+              <w:rPr>
+                <w:rFonts w:ascii="Arial" w:cs="Arial" w:eastAsia="Arial" w:hAnsi="Arial"/>
+                <w:b w:val="false"/>
+                <w:bCs w:val="false"/>
+                <w:sz w:val="15"/>
+                <w:szCs w:val="15"/>
+              </w:rPr>
+              <w:t xml:space="preserve">Interpretación</w:t>
             </w:r>
           </w:p>
         </w:tc>
@@ -11184,7 +13508,7 @@
                 <w:sz w:val="15"/>
                 <w:szCs w:val="15"/>
               </w:rPr>
-              <w:t xml:space="preserve">La Tabla 6 usa las llamadas ᵃ, ᵇ, ᶜ, ᵈ, ᵉ y ᶠ, pero no incluye las notas. Sin ellas no se entiende que d) es la unión D13 ∪ D11 (8 y 15 expedientes), que g) es una categoría residual ni que las filas no suman 100.</w:t>
+              <w:t xml:space="preserve">La frase da a entender que la comparabilidad quedó verificada, pero la propia Tabla 3 muestra diferencias de composición (conocimiento: 42,5 % frente a 27,5 %; abreviado: 37,9 % frente a 48,8 %). Aportes, por su parte, afirma que hay una «equivalencia sustancial verificada».</w:t>
             </w:r>
           </w:p>
         </w:tc>
@@ -11217,7 +13541,7 @@
                 <w:sz w:val="15"/>
                 <w:szCs w:val="15"/>
               </w:rPr>
-              <w:t xml:space="preserve">Versión de la Tabla 6 con notas (repositorio) y Tabla 6 del archivo DISCUSIÓN.</w:t>
+              <w:t xml:space="preserve">Archivo APORTES (§ 1: «equivalencia sustancial verificada»; aporte metodológico).</w:t>
             </w:r>
           </w:p>
         </w:tc>
@@ -11250,7 +13574,7 @@
                 <w:sz w:val="15"/>
                 <w:szCs w:val="15"/>
               </w:rPr>
-              <w:t xml:space="preserve">Reponer la nota completa: «Sentencias de vista que declaran la NULIDAD: 53 del período Tradicional y 52 del período Oralidad. Se computan las causales con estatus DECLARADO por la Sala; los supuestos a) a g) corresponden a los códigos D14, D15, D21, D13 ∪ D11, D16 y D23. Los totales del bloque III cuentan resoluciones, no menciones. ᵃ Una resolución puede tener varias causales. ᵇ D12 se superpone en parte con c). ᶜ d) es la unión por expediente de D13 (7 y 11) y D11 (2 y 6). ᵈ Subtipo no codificado. ᵉ Sin código D equivalente; marcador de umbral. ᶠ Residual; 19 resoluciones pendientes de recodificar en a)–e).»</w:t>
+              <w:t xml:space="preserve">«…tomando en consideración que la composición de ambos grupos condiciona el alcance del contraste posterior. Los grupos no son equivalentes por vía procesal: el grupo Oralidad contiene una mayor proporción de procesos abreviados, por lo que las comparaciones se leen como descriptivas y no ajustadas por vía.»</w:t>
             </w:r>
           </w:p>
         </w:tc>
@@ -11321,7 +13645,7 @@
                 <w:sz w:val="15"/>
                 <w:szCs w:val="15"/>
               </w:rPr>
-              <w:t xml:space="preserve">Cap. VI, 1.2, párrafo posterior a la Tabla 6</w:t>
+              <w:t xml:space="preserve">Nota de la Tabla 6 (Cap. VI)</w:t>
             </w:r>
           </w:p>
         </w:tc>
@@ -11334,28 +13658,28 @@
               <w:bottom w:val="single" w:color="BFBFBF" w:sz="4"/>
               <w:right w:val="single" w:color="BFBFBF" w:sz="4"/>
             </w:tcBorders>
-            <w:shd w:fill="F9CCF2" w:color="auto" w:val="clear"/>
-            <w:tcMar>
-              <w:top w:type="dxa" w:w="60"/>
-              <w:left w:type="dxa" w:w="90"/>
-              <w:bottom w:type="dxa" w:w="60"/>
-              <w:right w:type="dxa" w:w="90"/>
-            </w:tcMar>
-          </w:tcPr>
-          <w:p>
-            <w:pPr>
-              <w:spacing w:after="40" w:line="240"/>
-              <w:jc w:val="left"/>
-            </w:pPr>
-            <w:r>
-              <w:rPr>
-                <w:rFonts w:ascii="Arial" w:cs="Arial" w:eastAsia="Arial" w:hAnsi="Arial"/>
-                <w:b w:val="false"/>
-                <w:bCs w:val="false"/>
-                <w:sz w:val="15"/>
-                <w:szCs w:val="15"/>
-              </w:rPr>
-              <w:t xml:space="preserve">Cifra</w:t>
+            <w:shd w:fill="C4F0F0" w:color="auto" w:val="clear"/>
+            <w:tcMar>
+              <w:top w:type="dxa" w:w="60"/>
+              <w:left w:type="dxa" w:w="90"/>
+              <w:bottom w:type="dxa" w:w="60"/>
+              <w:right w:type="dxa" w:w="90"/>
+            </w:tcMar>
+          </w:tcPr>
+          <w:p>
+            <w:pPr>
+              <w:spacing w:after="40" w:line="240"/>
+              <w:jc w:val="left"/>
+            </w:pPr>
+            <w:r>
+              <w:rPr>
+                <w:rFonts w:ascii="Arial" w:cs="Arial" w:eastAsia="Arial" w:hAnsi="Arial"/>
+                <w:b w:val="false"/>
+                <w:bCs w:val="false"/>
+                <w:sz w:val="15"/>
+                <w:szCs w:val="15"/>
+              </w:rPr>
+              <w:t xml:space="preserve">Forma</w:t>
             </w:r>
           </w:p>
         </w:tc>
@@ -11388,7 +13712,7 @@
                 <w:sz w:val="15"/>
                 <w:szCs w:val="15"/>
               </w:rPr>
-              <w:t xml:space="preserve">En el grupo Oralidad, la causal más frecuente de la Tabla 6 es d) motivación insuficiente (28,8 %), no e) (25,0 %). Además, la tabla la denomina «motivación sustancialmente incongruente», no «incongruencia procesal».</w:t>
+              <w:t xml:space="preserve">La Tabla 6 usa las llamadas ᵃ, ᵇ, ᶜ, ᵈ, ᵉ y ᶠ pero no incluye las notas, y no define su base. Sin la nota no se entiende que n = 53 / 52 son solo las sentencias de vista que declaran la nulidad (no la muestra de 87/80 ni las series 281/328), que d) es la unión D13 ∪ D11 (8 y 15) y que g) es residual.</w:t>
             </w:r>
           </w:p>
         </w:tc>
@@ -11421,7 +13745,7 @@
                 <w:sz w:val="15"/>
                 <w:szCs w:val="15"/>
               </w:rPr>
-              <w:t xml:space="preserve">Tabla 6 del Cap. VI (verificada contra el Excel, hoja Marcas_declaradas).</w:t>
+              <w:t xml:space="preserve">Tabla 6 del archivo DISCUSIÓN (que mezcla la base 53/52 con 281/328).</w:t>
             </w:r>
           </w:p>
         </w:tc>
@@ -11454,7 +13778,7 @@
                 <w:sz w:val="15"/>
                 <w:szCs w:val="15"/>
               </w:rPr>
-              <w:t xml:space="preserve">«…que la motivación sustancialmente incongruente es la causal más frecuente del período Tradicional (32,1 %) y desciende al 25,0 % en Oralidad, donde la supera la motivación insuficiente, que asciende del 15,1 % al 28,8 %…»</w:t>
+              <w:t xml:space="preserve">Reponer la nota: «Base: sentencias de vista que declaran la NULIDAD, 53 del grupo Tradicional y 52 del grupo Oralidad (subconjunto de las 85 y 78 de la Tabla 5; no forman parte de las series de 2018 y 2024). Se computan las causales con estatus DECLARADO por la Sala; los supuestos a) a g) corresponden a D14, D15, D21, D13 ∪ D11, D16 y D23. Los totales del bloque III cuentan resoluciones, no menciones. ᵃ Una resolución puede tener varias causales. ᵇ D12 se superpone en parte con c). ᶜ d) es la unión de D13 (7 y 11) y D11 (2 y 6). ᵈ Subtipo no codificado. ᵉ Sin código D equivalente; marcador de umbral. ᶠ Residual; 19 resoluciones pendientes de recodificar en a)–e).»</w:t>
             </w:r>
           </w:p>
         </w:tc>
@@ -11525,7 +13849,7 @@
                 <w:sz w:val="15"/>
                 <w:szCs w:val="15"/>
               </w:rPr>
-              <w:t xml:space="preserve">Cap. VI, 1.3, segundo párrafo de sustento</w:t>
+              <w:t xml:space="preserve">Cap. VI, 1.2, párrafo posterior a la Tabla 6</w:t>
             </w:r>
           </w:p>
         </w:tc>
@@ -11538,28 +13862,28 @@
               <w:bottom w:val="single" w:color="BFBFBF" w:sz="4"/>
               <w:right w:val="single" w:color="BFBFBF" w:sz="4"/>
             </w:tcBorders>
-            <w:shd w:fill="FFF2A8" w:color="auto" w:val="clear"/>
-            <w:tcMar>
-              <w:top w:type="dxa" w:w="60"/>
-              <w:left w:type="dxa" w:w="90"/>
-              <w:bottom w:type="dxa" w:w="60"/>
-              <w:right w:type="dxa" w:w="90"/>
-            </w:tcMar>
-          </w:tcPr>
-          <w:p>
-            <w:pPr>
-              <w:spacing w:after="40" w:line="240"/>
-              <w:jc w:val="left"/>
-            </w:pPr>
-            <w:r>
-              <w:rPr>
-                <w:rFonts w:ascii="Arial" w:cs="Arial" w:eastAsia="Arial" w:hAnsi="Arial"/>
-                <w:b w:val="false"/>
-                <w:bCs w:val="false"/>
-                <w:sz w:val="15"/>
-                <w:szCs w:val="15"/>
-              </w:rPr>
-              <w:t xml:space="preserve">Interpretación</w:t>
+            <w:shd w:fill="F9CCF2" w:color="auto" w:val="clear"/>
+            <w:tcMar>
+              <w:top w:type="dxa" w:w="60"/>
+              <w:left w:type="dxa" w:w="90"/>
+              <w:bottom w:type="dxa" w:w="60"/>
+              <w:right w:type="dxa" w:w="90"/>
+            </w:tcMar>
+          </w:tcPr>
+          <w:p>
+            <w:pPr>
+              <w:spacing w:after="40" w:line="240"/>
+              <w:jc w:val="left"/>
+            </w:pPr>
+            <w:r>
+              <w:rPr>
+                <w:rFonts w:ascii="Arial" w:cs="Arial" w:eastAsia="Arial" w:hAnsi="Arial"/>
+                <w:b w:val="false"/>
+                <w:bCs w:val="false"/>
+                <w:sz w:val="15"/>
+                <w:szCs w:val="15"/>
+              </w:rPr>
+              <w:t xml:space="preserve">Cifra</w:t>
             </w:r>
           </w:p>
         </w:tc>
@@ -11592,7 +13916,7 @@
                 <w:sz w:val="15"/>
                 <w:szCs w:val="15"/>
               </w:rPr>
-              <w:t xml:space="preserve">Usa lenguaje causal («demuestra», «efecto del modelo»). El cierre de 1.1 dice que la comparación «no permite atribuir causalidad exclusiva», y 2.7 aclara que los porcentajes tienen alcance descriptivo.</w:t>
+              <w:t xml:space="preserve">En el grupo Oralidad, la causal más frecuente de la Tabla 6 es d) motivación insuficiente (28,8 %), no e) (25,0 %). Además, la tabla la denomina «motivación sustancialmente incongruente», no «incongruencia procesal».</w:t>
             </w:r>
           </w:p>
         </w:tc>
@@ -11625,7 +13949,7 @@
                 <w:sz w:val="15"/>
                 <w:szCs w:val="15"/>
               </w:rPr>
-              <w:t xml:space="preserve">Cap. VI, 1.1 (último párrafo) y Cap. VII, 2.7.</w:t>
+              <w:t xml:space="preserve">Tabla 6 del Cap. VI (verificada contra el Excel, hoja Marcas_declaradas).</w:t>
             </w:r>
           </w:p>
         </w:tc>
@@ -11658,7 +13982,7 @@
                 <w:sz w:val="15"/>
                 <w:szCs w:val="15"/>
               </w:rPr>
-              <w:t xml:space="preserve">«La diferencia de 50,6 puntos porcentuales indica que la concentración es el indicador con la mayor diferencia entre grupos y el rasgo operativo más consistente asociado al modelo implementado…»</w:t>
+              <w:t xml:space="preserve">«…que la motivación sustancialmente incongruente es la causal más frecuente del período Tradicional (32,1 %) y desciende al 25,0 % en Oralidad, donde la supera la motivación insuficiente, que asciende del 15,1 % al 28,8 %…»</w:t>
             </w:r>
           </w:p>
         </w:tc>
@@ -11729,7 +14053,7 @@
                 <w:sz w:val="15"/>
                 <w:szCs w:val="15"/>
               </w:rPr>
-              <w:t xml:space="preserve">Cap. VI, 1.3, párrafo sobre convenciones probatorias</w:t>
+              <w:t xml:space="preserve">Cap. VI, 1.3, segundo párrafo de sustento</w:t>
             </w:r>
           </w:p>
         </w:tc>
@@ -11742,28 +14066,28 @@
               <w:bottom w:val="single" w:color="BFBFBF" w:sz="4"/>
               <w:right w:val="single" w:color="BFBFBF" w:sz="4"/>
             </w:tcBorders>
-            <w:shd w:fill="F9CCF2" w:color="auto" w:val="clear"/>
-            <w:tcMar>
-              <w:top w:type="dxa" w:w="60"/>
-              <w:left w:type="dxa" w:w="90"/>
-              <w:bottom w:type="dxa" w:w="60"/>
-              <w:right w:type="dxa" w:w="90"/>
-            </w:tcMar>
-          </w:tcPr>
-          <w:p>
-            <w:pPr>
-              <w:spacing w:after="40" w:line="240"/>
-              <w:jc w:val="left"/>
-            </w:pPr>
-            <w:r>
-              <w:rPr>
-                <w:rFonts w:ascii="Arial" w:cs="Arial" w:eastAsia="Arial" w:hAnsi="Arial"/>
-                <w:b w:val="false"/>
-                <w:bCs w:val="false"/>
-                <w:sz w:val="15"/>
-                <w:szCs w:val="15"/>
-              </w:rPr>
-              <w:t xml:space="preserve">Cifra</w:t>
+            <w:shd w:fill="FFF2A8" w:color="auto" w:val="clear"/>
+            <w:tcMar>
+              <w:top w:type="dxa" w:w="60"/>
+              <w:left w:type="dxa" w:w="90"/>
+              <w:bottom w:type="dxa" w:w="60"/>
+              <w:right w:type="dxa" w:w="90"/>
+            </w:tcMar>
+          </w:tcPr>
+          <w:p>
+            <w:pPr>
+              <w:spacing w:after="40" w:line="240"/>
+              <w:jc w:val="left"/>
+            </w:pPr>
+            <w:r>
+              <w:rPr>
+                <w:rFonts w:ascii="Arial" w:cs="Arial" w:eastAsia="Arial" w:hAnsi="Arial"/>
+                <w:b w:val="false"/>
+                <w:bCs w:val="false"/>
+                <w:sz w:val="15"/>
+                <w:szCs w:val="15"/>
+              </w:rPr>
+              <w:t xml:space="preserve">Interpretación</w:t>
             </w:r>
           </w:p>
         </w:tc>
@@ -11796,7 +14120,7 @@
                 <w:sz w:val="15"/>
                 <w:szCs w:val="15"/>
               </w:rPr>
-              <w:t xml:space="preserve">Contradicción interna: primero dice que no hay ninguna y luego que hubo una parcial.</w:t>
+              <w:t xml:space="preserve">Usa lenguaje causal («demuestra», «efecto del modelo»). El cierre de 1.1 dice que la comparación «no permite atribuir causalidad exclusiva», y 2.7 aclara que los porcentajes tienen alcance descriptivo.</w:t>
             </w:r>
           </w:p>
         </w:tc>
@@ -11829,7 +14153,7 @@
                 <w:sz w:val="15"/>
                 <w:szCs w:val="15"/>
               </w:rPr>
-              <w:t xml:space="preserve">Tabla 4 (0 y 0) y la misma oración.</w:t>
+              <w:t xml:space="preserve">Cap. VI, 1.1 (último párrafo: la comparación documental «no permite atribuir causalidad exclusiva a las resoluciones administrativas») y 1.3 (primer párrafo: «el diseño no permite atribuir exclusivamente al modelo estas diferencias»).</w:t>
             </w:r>
           </w:p>
         </w:tc>
@@ -11862,7 +14186,7 @@
                 <w:sz w:val="15"/>
                 <w:szCs w:val="15"/>
               </w:rPr>
-              <w:t xml:space="preserve">«No se computó ninguna convención probatoria en ambos grupos (0,0 %); en el grupo Oralidad se registró una convención parcial, que no se computó conforme al criterio de la ficha.» Añadir a la Tabla 4 la nota: «Recuentos de respuestas «SÍ» sobre 167 expedientes. Convenciones probatorias: un registro «PARCIAL» en Oralidad, no computado. Datos descriptivos, no ajustados por vía procedimental.»</w:t>
+              <w:t xml:space="preserve">«La diferencia de 50,6 puntos porcentuales indica que la concentración es el indicador con la mayor diferencia entre grupos y el rasgo operativo más consistente asociado al modelo implementado…»</w:t>
             </w:r>
           </w:p>
         </w:tc>
@@ -11933,7 +14257,7 @@
                 <w:sz w:val="15"/>
                 <w:szCs w:val="15"/>
               </w:rPr>
-              <w:t xml:space="preserve">Encabezado del Cap. VII «2. DISCUSIÓN»</w:t>
+              <w:t xml:space="preserve">Cap. VI, 1.3, párrafo sobre convenciones probatorias</w:t>
             </w:r>
           </w:p>
         </w:tc>
@@ -11946,28 +14270,28 @@
               <w:bottom w:val="single" w:color="BFBFBF" w:sz="4"/>
               <w:right w:val="single" w:color="BFBFBF" w:sz="4"/>
             </w:tcBorders>
-            <w:shd w:fill="C4F0F0" w:color="auto" w:val="clear"/>
-            <w:tcMar>
-              <w:top w:type="dxa" w:w="60"/>
-              <w:left w:type="dxa" w:w="90"/>
-              <w:bottom w:type="dxa" w:w="60"/>
-              <w:right w:type="dxa" w:w="90"/>
-            </w:tcMar>
-          </w:tcPr>
-          <w:p>
-            <w:pPr>
-              <w:spacing w:after="40" w:line="240"/>
-              <w:jc w:val="left"/>
-            </w:pPr>
-            <w:r>
-              <w:rPr>
-                <w:rFonts w:ascii="Arial" w:cs="Arial" w:eastAsia="Arial" w:hAnsi="Arial"/>
-                <w:b w:val="false"/>
-                <w:bCs w:val="false"/>
-                <w:sz w:val="15"/>
-                <w:szCs w:val="15"/>
-              </w:rPr>
-              <w:t xml:space="preserve">Forma</w:t>
+            <w:shd w:fill="F9CCF2" w:color="auto" w:val="clear"/>
+            <w:tcMar>
+              <w:top w:type="dxa" w:w="60"/>
+              <w:left w:type="dxa" w:w="90"/>
+              <w:bottom w:type="dxa" w:w="60"/>
+              <w:right w:type="dxa" w:w="90"/>
+            </w:tcMar>
+          </w:tcPr>
+          <w:p>
+            <w:pPr>
+              <w:spacing w:after="40" w:line="240"/>
+              <w:jc w:val="left"/>
+            </w:pPr>
+            <w:r>
+              <w:rPr>
+                <w:rFonts w:ascii="Arial" w:cs="Arial" w:eastAsia="Arial" w:hAnsi="Arial"/>
+                <w:b w:val="false"/>
+                <w:bCs w:val="false"/>
+                <w:sz w:val="15"/>
+                <w:szCs w:val="15"/>
+              </w:rPr>
+              <w:t xml:space="preserve">Cifra</w:t>
             </w:r>
           </w:p>
         </w:tc>
@@ -12000,7 +14324,7 @@
                 <w:sz w:val="15"/>
                 <w:szCs w:val="15"/>
               </w:rPr>
-              <w:t xml:space="preserve">Hay dos Discusiones distintas: este Cap. VII y el archivo DISCUSIÓN (rotulado «CAPÍTULO V»), con afirmaciones contradictorias entre sí (ver D-01 a D-06). Además, la numeración interna no es coherente: el Cap. VI usa 1.1–1.3 y el Cap. VII usa 2.1–2.9.</w:t>
+              <w:t xml:space="preserve">Contradicción interna: primero dice que no hay ninguna y luego que hubo una parcial.</w:t>
             </w:r>
           </w:p>
         </w:tc>
@@ -12033,7 +14357,7 @@
                 <w:sz w:val="15"/>
                 <w:szCs w:val="15"/>
               </w:rPr>
-              <w:t xml:space="preserve">Archivo DISCUSIÓN completo.</w:t>
+              <w:t xml:space="preserve">Tabla 4 (0 y 0) y la misma oración.</w:t>
             </w:r>
           </w:p>
         </w:tc>
@@ -12066,7 +14390,44 @@
                 <w:sz w:val="15"/>
                 <w:szCs w:val="15"/>
               </w:rPr>
-              <w:t xml:space="preserve">Conservar una sola Discusión. Sugerencia: usar como base el archivo DISCUSIÓN (más completo en triangulación), renumerado como Capítulo VII (7.1, 7.2…), incorporar en él las cautelas de este Cap. VII y eliminar este capítulo del archivo RESULTADOS. Numerar el Cap. VI como 6.1, 6.2 y 6.3.</w:t>
+              <w:t xml:space="preserve">«No se computó ninguna convención probatoria en ambos grupos (0,0 %); en el grupo Oralidad se registró una convención parcial, que no se computó conforme al criterio de la ficha.» Añadir a la Tabla 4 la nota: «Recuentos de respuestas «SÍ» sobre 167 expedientes. Convenciones probatorias: un registro «PARCIAL» en Oralidad, no computado. Datos descriptivos, no ajustados por vía procedimental.»</w:t>
+            </w:r>
+          </w:p>
+        </w:tc>
+      </w:tr>
+      <w:tr>
+        <w:tc>
+          <w:tcPr>
+            <w:tcW w:type="dxa" w:w="14570"/>
+            <w:gridSpan w:val="6"/>
+            <w:tcBorders>
+              <w:top w:val="single" w:color="BFBFBF" w:sz="4"/>
+              <w:left w:val="single" w:color="BFBFBF" w:sz="4"/>
+              <w:bottom w:val="single" w:color="BFBFBF" w:sz="4"/>
+              <w:right w:val="single" w:color="BFBFBF" w:sz="4"/>
+            </w:tcBorders>
+            <w:shd w:fill="F2F2F2" w:color="auto" w:val="clear"/>
+            <w:tcMar>
+              <w:top w:type="dxa" w:w="60"/>
+              <w:left w:type="dxa" w:w="90"/>
+              <w:bottom w:type="dxa" w:w="60"/>
+              <w:right w:type="dxa" w:w="90"/>
+            </w:tcMar>
+          </w:tcPr>
+          <w:p>
+            <w:pPr>
+              <w:spacing w:after="40" w:line="240"/>
+              <w:jc w:val="left"/>
+            </w:pPr>
+            <w:r>
+              <w:rPr>
+                <w:rFonts w:ascii="Arial" w:cs="Arial" w:eastAsia="Arial" w:hAnsi="Arial"/>
+                <w:b/>
+                <w:bCs/>
+                <w:sz w:val="15"/>
+                <w:szCs w:val="15"/>
+              </w:rPr>
+              <w:t xml:space="preserve">DISCUSIÓN (final 4, «Capítulo V») — archivo MARCADO_DISCUSION_JUAN_QUISPE_LEON_final_4.docx</w:t>
             </w:r>
           </w:p>
         </w:tc>
@@ -12104,7 +14465,7 @@
                 <w:sz w:val="15"/>
                 <w:szCs w:val="15"/>
               </w:rPr>
-              <w:t xml:space="preserve">R-10</w:t>
+              <w:t xml:space="preserve">D-01</w:t>
             </w:r>
           </w:p>
         </w:tc>
@@ -12137,7 +14498,7 @@
                 <w:sz w:val="15"/>
                 <w:szCs w:val="15"/>
               </w:rPr>
-              <w:t xml:space="preserve">Cap. VII, 2.2, segundo párrafo (se repite en 2.3 y 2.4)</w:t>
+              <w:t xml:space="preserve">Encabezado «CAPÍTULO V»</w:t>
             </w:r>
           </w:p>
         </w:tc>
@@ -12150,28 +14511,28 @@
               <w:bottom w:val="single" w:color="BFBFBF" w:sz="4"/>
               <w:right w:val="single" w:color="BFBFBF" w:sz="4"/>
             </w:tcBorders>
-            <w:shd w:fill="FFF2A8" w:color="auto" w:val="clear"/>
-            <w:tcMar>
-              <w:top w:type="dxa" w:w="60"/>
-              <w:left w:type="dxa" w:w="90"/>
-              <w:bottom w:type="dxa" w:w="60"/>
-              <w:right w:type="dxa" w:w="90"/>
-            </w:tcMar>
-          </w:tcPr>
-          <w:p>
-            <w:pPr>
-              <w:spacing w:after="40" w:line="240"/>
-              <w:jc w:val="left"/>
-            </w:pPr>
-            <w:r>
-              <w:rPr>
-                <w:rFonts w:ascii="Arial" w:cs="Arial" w:eastAsia="Arial" w:hAnsi="Arial"/>
-                <w:b w:val="false"/>
-                <w:bCs w:val="false"/>
-                <w:sz w:val="15"/>
-                <w:szCs w:val="15"/>
-              </w:rPr>
-              <w:t xml:space="preserve">Interpretación</w:t>
+            <w:shd w:fill="C4F0F0" w:color="auto" w:val="clear"/>
+            <w:tcMar>
+              <w:top w:type="dxa" w:w="60"/>
+              <w:left w:type="dxa" w:w="90"/>
+              <w:bottom w:type="dxa" w:w="60"/>
+              <w:right w:type="dxa" w:w="90"/>
+            </w:tcMar>
+          </w:tcPr>
+          <w:p>
+            <w:pPr>
+              <w:spacing w:after="40" w:line="240"/>
+              <w:jc w:val="left"/>
+            </w:pPr>
+            <w:r>
+              <w:rPr>
+                <w:rFonts w:ascii="Arial" w:cs="Arial" w:eastAsia="Arial" w:hAnsi="Arial"/>
+                <w:b w:val="false"/>
+                <w:bCs w:val="false"/>
+                <w:sz w:val="15"/>
+                <w:szCs w:val="15"/>
+              </w:rPr>
+              <w:t xml:space="preserve">Forma</w:t>
             </w:r>
           </w:p>
         </w:tc>
@@ -12204,7 +14565,7 @@
                 <w:sz w:val="15"/>
                 <w:szCs w:val="15"/>
               </w:rPr>
-              <w:t xml:space="preserve">En la Tabla 6, c) deficiencia en la motivación externa es de las menos frecuentes (5,7 % y 11,5 %). La incongruencia, e), es una categoría distinta de c) en la tipología Llamoja. Llamarla «debilidad externa» mezcla categorías que la tabla separa. El mismo argumento se repite en 2.3 («Frente a Taruffo»), en 2.4 (Taruffo 2006) y en DISCUSIÓN 5.3.4.</w:t>
+              <w:t xml:space="preserve">La Discusión se rotula Capítulo V, pero en 5.1 remite a los resultados «presentados en el Capítulo VI»: quedaría antes de los resultados. El archivo RESULTADOS termina ahora en el Cap. VI (se eliminó su Cap. VII), así que esta Discusión debe ser el Cap. VII. Además, 5.3.3 remite a un apartado «7.4» que no existe, y la matriz de triangulación de Denzin (que Aportes cita como «Tabla 15») se perdió al eliminar aquel Cap. VII.</w:t>
             </w:r>
           </w:p>
         </w:tc>
@@ -12237,7 +14598,7 @@
                 <w:sz w:val="15"/>
                 <w:szCs w:val="15"/>
               </w:rPr>
-              <w:t xml:space="preserve">Tabla 6 (c = 5,7 % / 11,5 %; e = 32,1 % / 25,0 %; d = 15,1 % / 28,8 %).</w:t>
+              <w:t xml:space="preserve">Archivo RESULTADOS (Cap. VI) y archivo APORTES (§ 8, «Tabla 15»).</w:t>
             </w:r>
           </w:p>
         </w:tc>
@@ -12270,7 +14631,7 @@
                 <w:sz w:val="15"/>
                 <w:szCs w:val="15"/>
               </w:rPr>
-              <w:t xml:space="preserve">«…lo que las Salas Civiles de Arequipa censuran no es principalmente la ausencia de justificación, sino la falta de correspondencia de la decisión con el objeto del debate (incongruencia) y la insuficiencia de las premisas, en especial la omisión de valorar prueba admitida o decisiva.» Ajustar igual 2.3 y 2.4.</w:t>
+              <w:t xml:space="preserve">Rotular «CAPÍTULO VII» y renumerar 5.1–5.5 como 7.1–7.5. Incorporar al final la matriz de Denzin, con número de tabla correlativo, y actualizar la remisión de Aportes.</w:t>
             </w:r>
           </w:p>
         </w:tc>
@@ -12308,7 +14669,7 @@
                 <w:sz w:val="15"/>
                 <w:szCs w:val="15"/>
               </w:rPr>
-              <w:t xml:space="preserve">R-11</w:t>
+              <w:t xml:space="preserve">D-02</w:t>
             </w:r>
           </w:p>
         </w:tc>
@@ -12341,7 +14702,7 @@
                 <w:sz w:val="15"/>
                 <w:szCs w:val="15"/>
               </w:rPr>
-              <w:t xml:space="preserve">Cap. VII, 2.4, primer párrafo (Bustamante y Angulo)</w:t>
+              <w:t xml:space="preserve">5.2.1, primer párrafo</w:t>
             </w:r>
           </w:p>
         </w:tc>
@@ -12354,28 +14715,28 @@
               <w:bottom w:val="single" w:color="BFBFBF" w:sz="4"/>
               <w:right w:val="single" w:color="BFBFBF" w:sz="4"/>
             </w:tcBorders>
-            <w:shd w:fill="F9CCF2" w:color="auto" w:val="clear"/>
-            <w:tcMar>
-              <w:top w:type="dxa" w:w="60"/>
-              <w:left w:type="dxa" w:w="90"/>
-              <w:bottom w:type="dxa" w:w="60"/>
-              <w:right w:type="dxa" w:w="90"/>
-            </w:tcMar>
-          </w:tcPr>
-          <w:p>
-            <w:pPr>
-              <w:spacing w:after="40" w:line="240"/>
-              <w:jc w:val="left"/>
-            </w:pPr>
-            <w:r>
-              <w:rPr>
-                <w:rFonts w:ascii="Arial" w:cs="Arial" w:eastAsia="Arial" w:hAnsi="Arial"/>
-                <w:b w:val="false"/>
-                <w:bCs w:val="false"/>
-                <w:sz w:val="15"/>
-                <w:szCs w:val="15"/>
-              </w:rPr>
-              <w:t xml:space="preserve">Cifra</w:t>
+            <w:shd w:fill="FFF2A8" w:color="auto" w:val="clear"/>
+            <w:tcMar>
+              <w:top w:type="dxa" w:w="60"/>
+              <w:left w:type="dxa" w:w="90"/>
+              <w:bottom w:type="dxa" w:w="60"/>
+              <w:right w:type="dxa" w:w="90"/>
+            </w:tcMar>
+          </w:tcPr>
+          <w:p>
+            <w:pPr>
+              <w:spacing w:after="40" w:line="240"/>
+              <w:jc w:val="left"/>
+            </w:pPr>
+            <w:r>
+              <w:rPr>
+                <w:rFonts w:ascii="Arial" w:cs="Arial" w:eastAsia="Arial" w:hAnsi="Arial"/>
+                <w:b w:val="false"/>
+                <w:bCs w:val="false"/>
+                <w:sz w:val="15"/>
+                <w:szCs w:val="15"/>
+              </w:rPr>
+              <w:t xml:space="preserve">Interpretación</w:t>
             </w:r>
           </w:p>
         </w:tc>
@@ -12408,7 +14769,7 @@
                 <w:sz w:val="15"/>
                 <w:szCs w:val="15"/>
               </w:rPr>
-              <w:t xml:space="preserve">Según la Tabla 4, 18 expedientes Tradicionales ACREDITAN concentración, así que 69 (87 − 18) no la acreditan. El texto dice «dieciocho sin concentración» y 43 + 18 = 61, que tampoco cuadra con 87. DISCUSIÓN 5.2.4 repite «sesenta y uno de ochenta y siete».</w:t>
+              <w:t xml:space="preserve">Las convenciones probatorias no varían (0,0 % y 0,0 %), así que en ese indicador no hay «tendencia de mejora».</w:t>
             </w:r>
           </w:p>
         </w:tc>
@@ -12441,7 +14802,7 @@
                 <w:sz w:val="15"/>
                 <w:szCs w:val="15"/>
               </w:rPr>
-              <w:t xml:space="preserve">Tabla 4 del Cap. VI (18/87 = 20,7 %).</w:t>
+              <w:t xml:space="preserve">Tabla 4 del Cap. VI.</w:t>
             </w:r>
           </w:p>
         </w:tc>
@@ -12474,7 +14835,7 @@
                 <w:sz w:val="15"/>
                 <w:szCs w:val="15"/>
               </w:rPr>
-              <w:t xml:space="preserve">Verificar en el consolidado de 1.ª instancia cuántos expedientes Tradicionales tienen concentración parcial y cuántos ninguna, y redactar: «…—sesenta y nueve (69) de ochenta y siete (87) expedientes sin concentración acreditada, de los cuales [x] la registran de forma parcial y [y] no la registran— es la dispersión del saneamiento…»</w:t>
+              <w:t xml:space="preserve">«…presentan diferencias considerablemente menores o nulas (las convenciones probatorias no se registran en ningún grupo).»</w:t>
             </w:r>
           </w:p>
         </w:tc>
@@ -12512,7 +14873,7 @@
                 <w:sz w:val="15"/>
                 <w:szCs w:val="15"/>
               </w:rPr>
-              <w:t xml:space="preserve">R-12</w:t>
+              <w:t xml:space="preserve">D-03</w:t>
             </w:r>
           </w:p>
         </w:tc>
@@ -12545,7 +14906,7 @@
                 <w:sz w:val="15"/>
                 <w:szCs w:val="15"/>
               </w:rPr>
-              <w:t xml:space="preserve">Cap. VII, 2.4 (Amigó) y 2.5, 2.8</w:t>
+              <w:t xml:space="preserve">Tabla 5.1</w:t>
             </w:r>
           </w:p>
         </w:tc>
@@ -12558,28 +14919,28 @@
               <w:bottom w:val="single" w:color="BFBFBF" w:sz="4"/>
               <w:right w:val="single" w:color="BFBFBF" w:sz="4"/>
             </w:tcBorders>
-            <w:shd w:fill="F9CCF2" w:color="auto" w:val="clear"/>
-            <w:tcMar>
-              <w:top w:type="dxa" w:w="60"/>
-              <w:left w:type="dxa" w:w="90"/>
-              <w:bottom w:type="dxa" w:w="60"/>
-              <w:right w:type="dxa" w:w="90"/>
-            </w:tcMar>
-          </w:tcPr>
-          <w:p>
-            <w:pPr>
-              <w:spacing w:after="40" w:line="240"/>
-              <w:jc w:val="left"/>
-            </w:pPr>
-            <w:r>
-              <w:rPr>
-                <w:rFonts w:ascii="Arial" w:cs="Arial" w:eastAsia="Arial" w:hAnsi="Arial"/>
-                <w:b w:val="false"/>
-                <w:bCs w:val="false"/>
-                <w:sz w:val="15"/>
-                <w:szCs w:val="15"/>
-              </w:rPr>
-              <w:t xml:space="preserve">Cifra</w:t>
+            <w:shd w:fill="C4F0F0" w:color="auto" w:val="clear"/>
+            <w:tcMar>
+              <w:top w:type="dxa" w:w="60"/>
+              <w:left w:type="dxa" w:w="90"/>
+              <w:bottom w:type="dxa" w:w="60"/>
+              <w:right w:type="dxa" w:w="90"/>
+            </w:tcMar>
+          </w:tcPr>
+          <w:p>
+            <w:pPr>
+              <w:spacing w:after="40" w:line="240"/>
+              <w:jc w:val="left"/>
+            </w:pPr>
+            <w:r>
+              <w:rPr>
+                <w:rFonts w:ascii="Arial" w:cs="Arial" w:eastAsia="Arial" w:hAnsi="Arial"/>
+                <w:b w:val="false"/>
+                <w:bCs w:val="false"/>
+                <w:sz w:val="15"/>
+                <w:szCs w:val="15"/>
+              </w:rPr>
+              <w:t xml:space="preserve">Forma</w:t>
             </w:r>
           </w:p>
         </w:tc>
@@ -12612,7 +14973,7 @@
                 <w:sz w:val="15"/>
                 <w:szCs w:val="15"/>
               </w:rPr>
-              <w:t xml:space="preserve">El Cap. VI no presenta ninguna tabla de duración. Las medias 318,6 y 313,3 días solo aparecen en las Discusiones y en Aportes, Conclusiones y Recomendaciones, y podrían venir del corpus anterior de 100 expedientes.</w:t>
+              <w:t xml:space="preserve">El texto cita «(Tabla 4)» y a continuación reproduce los mismos datos como «Tabla 5.1». Esa numeración no existe en el Cap. VI (Tablas 1–6) y la tabla perdió su nota de fuente.</w:t>
             </w:r>
           </w:p>
         </w:tc>
@@ -12645,7 +15006,7 @@
                 <w:sz w:val="15"/>
                 <w:szCs w:val="15"/>
               </w:rPr>
-              <w:t xml:space="preserve">Cap. VI (sin dato de duración); se usa en DISCUSIÓN 5.2.4, 5.3.5 y 5.4, y en APORTES (§ 3, § 6, Conclusión 3 y Recomendación 3).</w:t>
+              <w:t xml:space="preserve">Tabla 4 del Cap. VI.</w:t>
             </w:r>
           </w:p>
         </w:tc>
@@ -12678,7 +15039,7 @@
                 <w:sz w:val="15"/>
                 <w:szCs w:val="15"/>
               </w:rPr>
-              <w:t xml:space="preserve">Incorporar al Cap. VI una tabla «Duración del control de segunda instancia, según período» (n, media, mediana, mínimo, máximo, definición del intervalo y fuente) calculada con el corpus actual (163 sentencias de vista), o suprimir todas las menciones.</w:t>
+              <w:t xml:space="preserve">Suprimir la Tabla 5.1 y remitir a la Tabla 4 (la discusión no debe reiterar tablas). Si se conserva, numerarla como Tabla 4 y reponer la nota: «Recuentos de respuestas «SÍ»… Convenciones probatorias: un registro «PARCIAL» en Oralidad, no computado.»</w:t>
             </w:r>
           </w:p>
         </w:tc>
@@ -12716,7 +15077,7 @@
                 <w:sz w:val="15"/>
                 <w:szCs w:val="15"/>
               </w:rPr>
-              <w:t xml:space="preserve">R-13</w:t>
+              <w:t xml:space="preserve">D-04</w:t>
             </w:r>
           </w:p>
         </w:tc>
@@ -12749,7 +15110,7 @@
                 <w:sz w:val="15"/>
                 <w:szCs w:val="15"/>
               </w:rPr>
-              <w:t xml:space="preserve">Cap. VII, 2.6, segundo párrafo</w:t>
+              <w:t xml:space="preserve">5.2.2, primer párrafo</w:t>
             </w:r>
           </w:p>
         </w:tc>
@@ -12762,28 +15123,28 @@
               <w:bottom w:val="single" w:color="BFBFBF" w:sz="4"/>
               <w:right w:val="single" w:color="BFBFBF" w:sz="4"/>
             </w:tcBorders>
-            <w:shd w:fill="FFF2A8" w:color="auto" w:val="clear"/>
-            <w:tcMar>
-              <w:top w:type="dxa" w:w="60"/>
-              <w:left w:type="dxa" w:w="90"/>
-              <w:bottom w:type="dxa" w:w="60"/>
-              <w:right w:type="dxa" w:w="90"/>
-            </w:tcMar>
-          </w:tcPr>
-          <w:p>
-            <w:pPr>
-              <w:spacing w:after="40" w:line="240"/>
-              <w:jc w:val="left"/>
-            </w:pPr>
-            <w:r>
-              <w:rPr>
-                <w:rFonts w:ascii="Arial" w:cs="Arial" w:eastAsia="Arial" w:hAnsi="Arial"/>
-                <w:b w:val="false"/>
-                <w:bCs w:val="false"/>
-                <w:sz w:val="15"/>
-                <w:szCs w:val="15"/>
-              </w:rPr>
-              <w:t xml:space="preserve">Interpretación</w:t>
+            <w:shd w:fill="C4F0F0" w:color="auto" w:val="clear"/>
+            <w:tcMar>
+              <w:top w:type="dxa" w:w="60"/>
+              <w:left w:type="dxa" w:w="90"/>
+              <w:bottom w:type="dxa" w:w="60"/>
+              <w:right w:type="dxa" w:w="90"/>
+            </w:tcMar>
+          </w:tcPr>
+          <w:p>
+            <w:pPr>
+              <w:spacing w:after="40" w:line="240"/>
+              <w:jc w:val="left"/>
+            </w:pPr>
+            <w:r>
+              <w:rPr>
+                <w:rFonts w:ascii="Arial" w:cs="Arial" w:eastAsia="Arial" w:hAnsi="Arial"/>
+                <w:b w:val="false"/>
+                <w:bCs w:val="false"/>
+                <w:sz w:val="15"/>
+                <w:szCs w:val="15"/>
+              </w:rPr>
+              <w:t xml:space="preserve">Forma</w:t>
             </w:r>
           </w:p>
         </w:tc>
@@ -12816,7 +15177,7 @@
                 <w:sz w:val="15"/>
                 <w:szCs w:val="15"/>
               </w:rPr>
-              <w:t xml:space="preserve">Mezcla la muestra (grupo Oralidad, 80 expedientes) con la serie anual de 2024 (328 sentencias). En la muestra, la confirmación es del 1,2 % y el 1,3 % (Tabla 5). El propio Cap. VI («Alcance de las bases de comparación») prohíbe combinar ambas bases.</w:t>
+              <w:t xml:space="preserve">La oración está incompleta (falta el verbo). Además, Aportes cita los «artículos II y V».</w:t>
             </w:r>
           </w:p>
         </w:tc>
@@ -12849,7 +15210,7 @@
                 <w:sz w:val="15"/>
                 <w:szCs w:val="15"/>
               </w:rPr>
-              <w:t xml:space="preserve">Cap. VI, «Alcance de las bases de comparación», y Tabla 5.</w:t>
+              <w:t xml:space="preserve">Archivo APORTES, § 3 y 4.</w:t>
             </w:r>
           </w:p>
         </w:tc>
@@ -12882,7 +15243,7 @@
                 <w:sz w:val="15"/>
                 <w:szCs w:val="15"/>
               </w:rPr>
-              <w:t xml:space="preserve">«En el grupo Oralidad se observa mayor concentración; por su parte, la serie anual de 2024 registra una mayor proporción de confirmaciones que la de 2018 (72,6 % frente a 65,5 %).»</w:t>
+              <w:t xml:space="preserve">«…el de los principios rectores del proceso civil: los artículos II y V del Título Preliminar del Código Procesal Civil consagran la dirección e impulso de oficio, la inmediación, la concentración y la economía procesal.»</w:t>
             </w:r>
           </w:p>
         </w:tc>
@@ -12920,7 +15281,7 @@
                 <w:sz w:val="15"/>
                 <w:szCs w:val="15"/>
               </w:rPr>
-              <w:t xml:space="preserve">R-14</w:t>
+              <w:t xml:space="preserve">D-05</w:t>
             </w:r>
           </w:p>
         </w:tc>
@@ -12953,7 +15314,7 @@
                 <w:sz w:val="15"/>
                 <w:szCs w:val="15"/>
               </w:rPr>
-              <w:t xml:space="preserve">Cap. VII, 2.7, cuarto párrafo</w:t>
+              <w:t xml:space="preserve">5.2.2, segundo párrafo</w:t>
             </w:r>
           </w:p>
         </w:tc>
@@ -12966,28 +15327,28 @@
               <w:bottom w:val="single" w:color="BFBFBF" w:sz="4"/>
               <w:right w:val="single" w:color="BFBFBF" w:sz="4"/>
             </w:tcBorders>
-            <w:shd w:fill="C4F0F0" w:color="auto" w:val="clear"/>
-            <w:tcMar>
-              <w:top w:type="dxa" w:w="60"/>
-              <w:left w:type="dxa" w:w="90"/>
-              <w:bottom w:type="dxa" w:w="60"/>
-              <w:right w:type="dxa" w:w="90"/>
-            </w:tcMar>
-          </w:tcPr>
-          <w:p>
-            <w:pPr>
-              <w:spacing w:after="40" w:line="240"/>
-              <w:jc w:val="left"/>
-            </w:pPr>
-            <w:r>
-              <w:rPr>
-                <w:rFonts w:ascii="Arial" w:cs="Arial" w:eastAsia="Arial" w:hAnsi="Arial"/>
-                <w:b w:val="false"/>
-                <w:bCs w:val="false"/>
-                <w:sz w:val="15"/>
-                <w:szCs w:val="15"/>
-              </w:rPr>
-              <w:t xml:space="preserve">Forma</w:t>
+            <w:shd w:fill="FFF2A8" w:color="auto" w:val="clear"/>
+            <w:tcMar>
+              <w:top w:type="dxa" w:w="60"/>
+              <w:left w:type="dxa" w:w="90"/>
+              <w:bottom w:type="dxa" w:w="60"/>
+              <w:right w:type="dxa" w:w="90"/>
+            </w:tcMar>
+          </w:tcPr>
+          <w:p>
+            <w:pPr>
+              <w:spacing w:after="40" w:line="240"/>
+              <w:jc w:val="left"/>
+            </w:pPr>
+            <w:r>
+              <w:rPr>
+                <w:rFonts w:ascii="Arial" w:cs="Arial" w:eastAsia="Arial" w:hAnsi="Arial"/>
+                <w:b w:val="false"/>
+                <w:bCs w:val="false"/>
+                <w:sz w:val="15"/>
+                <w:szCs w:val="15"/>
+              </w:rPr>
+              <w:t xml:space="preserve">Interpretación</w:t>
             </w:r>
           </w:p>
         </w:tc>
@@ -13020,7 +15381,7 @@
                 <w:sz w:val="15"/>
                 <w:szCs w:val="15"/>
               </w:rPr>
-              <w:t xml:space="preserve">El orden de las cifras se lee al revés: parece que Oralidad tiene 32,1 %, cuando tiene 25,0 %.</w:t>
+              <w:t xml:space="preserve">Afirma una causalidad («demuestra… es un producto») que Resultados descarta expresamente. Tiene además un error de redacción: «El segundo bloque, La R. A.…».</w:t>
             </w:r>
           </w:p>
         </w:tc>
@@ -13053,7 +15414,7 @@
                 <w:sz w:val="15"/>
                 <w:szCs w:val="15"/>
               </w:rPr>
-              <w:t xml:space="preserve">Tabla 6.</w:t>
+              <w:t xml:space="preserve">Cap. VI, 1.1 (último párrafo: la comparación documental «no permite atribuir causalidad exclusiva a las resoluciones administrativas») y 1.3 (primer párrafo: «el diseño no permite atribuir exclusivamente al modelo estas diferencias»).</w:t>
             </w:r>
           </w:p>
         </w:tc>
@@ -13086,7 +15447,7 @@
                 <w:sz w:val="15"/>
                 <w:szCs w:val="15"/>
               </w:rPr>
-              <w:t xml:space="preserve">«…es menos frecuente en el grupo Oralidad (25,0 % frente a 32,1 %)…»</w:t>
+              <w:t xml:space="preserve">«El segundo bloque lo integran la R. A. N.° 312-2018-CE-PJ… Confrontado el hallazgo con este marco, la evidencia es compatible con que la concentración procesal responda a la gestión judicial del módulo más que a un cambio normativo…»</w:t>
             </w:r>
           </w:p>
         </w:tc>
@@ -13124,7 +15485,7 @@
                 <w:sz w:val="15"/>
                 <w:szCs w:val="15"/>
               </w:rPr>
-              <w:t xml:space="preserve">R-15</w:t>
+              <w:t xml:space="preserve">D-06</w:t>
             </w:r>
           </w:p>
         </w:tc>
@@ -13157,7 +15518,7 @@
                 <w:sz w:val="15"/>
                 <w:szCs w:val="15"/>
               </w:rPr>
-              <w:t xml:space="preserve">Cap. VII, 2.8, último párrafo</w:t>
+              <w:t xml:space="preserve">5.2.3, tercer párrafo (Alarcón y Barba)</w:t>
             </w:r>
           </w:p>
         </w:tc>
@@ -13170,28 +15531,28 @@
               <w:bottom w:val="single" w:color="BFBFBF" w:sz="4"/>
               <w:right w:val="single" w:color="BFBFBF" w:sz="4"/>
             </w:tcBorders>
-            <w:shd w:fill="C4F0F0" w:color="auto" w:val="clear"/>
-            <w:tcMar>
-              <w:top w:type="dxa" w:w="60"/>
-              <w:left w:type="dxa" w:w="90"/>
-              <w:bottom w:type="dxa" w:w="60"/>
-              <w:right w:type="dxa" w:w="90"/>
-            </w:tcMar>
-          </w:tcPr>
-          <w:p>
-            <w:pPr>
-              <w:spacing w:after="40" w:line="240"/>
-              <w:jc w:val="left"/>
-            </w:pPr>
-            <w:r>
-              <w:rPr>
-                <w:rFonts w:ascii="Arial" w:cs="Arial" w:eastAsia="Arial" w:hAnsi="Arial"/>
-                <w:b w:val="false"/>
-                <w:bCs w:val="false"/>
-                <w:sz w:val="15"/>
-                <w:szCs w:val="15"/>
-              </w:rPr>
-              <w:t xml:space="preserve">Forma</w:t>
+            <w:shd w:fill="FFF2A8" w:color="auto" w:val="clear"/>
+            <w:tcMar>
+              <w:top w:type="dxa" w:w="60"/>
+              <w:left w:type="dxa" w:w="90"/>
+              <w:bottom w:type="dxa" w:w="60"/>
+              <w:right w:type="dxa" w:w="90"/>
+            </w:tcMar>
+          </w:tcPr>
+          <w:p>
+            <w:pPr>
+              <w:spacing w:after="40" w:line="240"/>
+              <w:jc w:val="left"/>
+            </w:pPr>
+            <w:r>
+              <w:rPr>
+                <w:rFonts w:ascii="Arial" w:cs="Arial" w:eastAsia="Arial" w:hAnsi="Arial"/>
+                <w:b w:val="false"/>
+                <w:bCs w:val="false"/>
+                <w:sz w:val="15"/>
+                <w:szCs w:val="15"/>
+              </w:rPr>
+              <w:t xml:space="preserve">Interpretación</w:t>
             </w:r>
           </w:p>
         </w:tc>
@@ -13224,7 +15585,7 @@
                 <w:sz w:val="15"/>
                 <w:szCs w:val="15"/>
               </w:rPr>
-              <w:t xml:space="preserve">Chiovenda, Cappelletti, Palomo Vélez y Cavani no se discuten en este Cap. VII; solo aparecen en el archivo DISCUSIÓN.</w:t>
+              <w:t xml:space="preserve">Atribuye la baja frecuencia de convenciones a la defensa técnica sin que haya un dato que lo sustente (misma idea en 5.2.1: «aquello que requiere el concurso activo de la defensa técnica»).</w:t>
             </w:r>
           </w:p>
         </w:tc>
@@ -13257,7 +15618,7 @@
                 <w:sz w:val="15"/>
                 <w:szCs w:val="15"/>
               </w:rPr>
-              <w:t xml:space="preserve">Contenido de este mismo Cap. VII.</w:t>
+              <w:t xml:space="preserve">Cap. VI, 1.3 (convenciones): «Su frecuencia debe interpretarse según las posibilidades de acuerdo y las particularidades de cada caso».</w:t>
             </w:r>
           </w:p>
         </w:tc>
@@ -13290,7 +15651,7 @@
                 <w:sz w:val="15"/>
                 <w:szCs w:val="15"/>
               </w:rPr>
-              <w:t xml:space="preserve">Se resuelve al unificar la Discusión (R-09). Si se mantiene este Cap. VII, citar solo a los autores efectivamente discutidos.</w:t>
+              <w:t xml:space="preserve">«…lo que es compatible con que las prácticas que requieren acuerdo de las partes avancen menos, aunque la diferencia también puede responder a la materia de la controversia y a la forma de documentar la audiencia.»</w:t>
             </w:r>
           </w:p>
         </w:tc>
@@ -13328,7 +15689,7 @@
                 <w:sz w:val="15"/>
                 <w:szCs w:val="15"/>
               </w:rPr>
-              <w:t xml:space="preserve">R-16</w:t>
+              <w:t xml:space="preserve">D-07</w:t>
             </w:r>
           </w:p>
         </w:tc>
@@ -13361,7 +15722,7 @@
                 <w:sz w:val="15"/>
                 <w:szCs w:val="15"/>
               </w:rPr>
-              <w:t xml:space="preserve">2.9, Matriz integradora de Denzin</w:t>
+              <w:t xml:space="preserve">5.2.4, primer párrafo</w:t>
             </w:r>
           </w:p>
         </w:tc>
@@ -13374,28 +15735,28 @@
               <w:bottom w:val="single" w:color="BFBFBF" w:sz="4"/>
               <w:right w:val="single" w:color="BFBFBF" w:sz="4"/>
             </w:tcBorders>
-            <w:shd w:fill="C4F0F0" w:color="auto" w:val="clear"/>
-            <w:tcMar>
-              <w:top w:type="dxa" w:w="60"/>
-              <w:left w:type="dxa" w:w="90"/>
-              <w:bottom w:type="dxa" w:w="60"/>
-              <w:right w:type="dxa" w:w="90"/>
-            </w:tcMar>
-          </w:tcPr>
-          <w:p>
-            <w:pPr>
-              <w:spacing w:after="40" w:line="240"/>
-              <w:jc w:val="left"/>
-            </w:pPr>
-            <w:r>
-              <w:rPr>
-                <w:rFonts w:ascii="Arial" w:cs="Arial" w:eastAsia="Arial" w:hAnsi="Arial"/>
-                <w:b w:val="false"/>
-                <w:bCs w:val="false"/>
-                <w:sz w:val="15"/>
-                <w:szCs w:val="15"/>
-              </w:rPr>
-              <w:t xml:space="preserve">Forma</w:t>
+            <w:shd w:fill="F9CCF2" w:color="auto" w:val="clear"/>
+            <w:tcMar>
+              <w:top w:type="dxa" w:w="60"/>
+              <w:left w:type="dxa" w:w="90"/>
+              <w:bottom w:type="dxa" w:w="60"/>
+              <w:right w:type="dxa" w:w="90"/>
+            </w:tcMar>
+          </w:tcPr>
+          <w:p>
+            <w:pPr>
+              <w:spacing w:after="40" w:line="240"/>
+              <w:jc w:val="left"/>
+            </w:pPr>
+            <w:r>
+              <w:rPr>
+                <w:rFonts w:ascii="Arial" w:cs="Arial" w:eastAsia="Arial" w:hAnsi="Arial"/>
+                <w:b w:val="false"/>
+                <w:bCs w:val="false"/>
+                <w:sz w:val="15"/>
+                <w:szCs w:val="15"/>
+              </w:rPr>
+              <w:t xml:space="preserve">Cifra</w:t>
             </w:r>
           </w:p>
         </w:tc>
@@ -13428,7 +15789,7 @@
                 <w:sz w:val="15"/>
                 <w:szCs w:val="15"/>
               </w:rPr>
-              <w:t xml:space="preserve">La matriz no tiene número ni título de tabla. APORTES la cita como «Tabla 15» y cita además las Tablas 7, 9, 10, 13 y 14, que no existen en el Cap. VI.</w:t>
+              <w:t xml:space="preserve">Según la Tabla 4, 18 de 87 expedientes Tradicionales ACREDITAN concentración, así que 69 (no 61) no la acreditan. La cifra 61 no cuadra con 87.</w:t>
             </w:r>
           </w:p>
         </w:tc>
@@ -13461,7 +15822,7 @@
                 <w:sz w:val="15"/>
                 <w:szCs w:val="15"/>
               </w:rPr>
-              <w:t xml:space="preserve">Archivo APORTES (§ 1, 2, 3, 5 y 8).</w:t>
+              <w:t xml:space="preserve">Tabla 4 del Cap. VI.</w:t>
             </w:r>
           </w:p>
         </w:tc>
@@ -13494,44 +15855,7 @@
                 <w:sz w:val="15"/>
                 <w:szCs w:val="15"/>
               </w:rPr>
-              <w:t xml:space="preserve">Numerarla correlativamente (p. ej., Tabla 7 = duración, si se añade; Tabla 8 = comprobación de la hipótesis; Tabla 9 = matriz de Denzin) y actualizar todas las remisiones en Aportes.</w:t>
-            </w:r>
-          </w:p>
-        </w:tc>
-      </w:tr>
-      <w:tr>
-        <w:tc>
-          <w:tcPr>
-            <w:tcW w:type="dxa" w:w="14570"/>
-            <w:gridSpan w:val="6"/>
-            <w:tcBorders>
-              <w:top w:val="single" w:color="BFBFBF" w:sz="4"/>
-              <w:left w:val="single" w:color="BFBFBF" w:sz="4"/>
-              <w:bottom w:val="single" w:color="BFBFBF" w:sz="4"/>
-              <w:right w:val="single" w:color="BFBFBF" w:sz="4"/>
-            </w:tcBorders>
-            <w:shd w:fill="F2F2F2" w:color="auto" w:val="clear"/>
-            <w:tcMar>
-              <w:top w:type="dxa" w:w="60"/>
-              <w:left w:type="dxa" w:w="90"/>
-              <w:bottom w:type="dxa" w:w="60"/>
-              <w:right w:type="dxa" w:w="90"/>
-            </w:tcMar>
-          </w:tcPr>
-          <w:p>
-            <w:pPr>
-              <w:spacing w:after="40" w:line="240"/>
-              <w:jc w:val="left"/>
-            </w:pPr>
-            <w:r>
-              <w:rPr>
-                <w:rFonts w:ascii="Arial" w:cs="Arial" w:eastAsia="Arial" w:hAnsi="Arial"/>
-                <w:b/>
-                <w:bCs/>
-                <w:sz w:val="15"/>
-                <w:szCs w:val="15"/>
-              </w:rPr>
-              <w:t xml:space="preserve">DISCUSIÓN (final 4, «Capítulo V») — archivo MARCADO_DISCUSION_JUAN_QUISPE_LEON_final_4.docx</w:t>
+              <w:t xml:space="preserve">Verificar en el consolidado de primera instancia cuántos expedientes Tradicionales tienen concentración parcial y cuántos ninguna, y redactar: «(sesenta y nueve de ochenta y siete expedientes sin concentración acreditada, de los cuales [x] la registran de forma parcial)»</w:t>
             </w:r>
           </w:p>
         </w:tc>
@@ -13569,7 +15893,7 @@
                 <w:sz w:val="15"/>
                 <w:szCs w:val="15"/>
               </w:rPr>
-              <w:t xml:space="preserve">D-01</w:t>
+              <w:t xml:space="preserve">D-08</w:t>
             </w:r>
           </w:p>
         </w:tc>
@@ -13602,7 +15926,7 @@
                 <w:sz w:val="15"/>
                 <w:szCs w:val="15"/>
               </w:rPr>
-              <w:t xml:space="preserve">Encabezado «CAPÍTULO V»</w:t>
+              <w:t xml:space="preserve">5.2.4, segundo párrafo (Peñaherrera)</w:t>
             </w:r>
           </w:p>
         </w:tc>
@@ -13615,28 +15939,28 @@
               <w:bottom w:val="single" w:color="BFBFBF" w:sz="4"/>
               <w:right w:val="single" w:color="BFBFBF" w:sz="4"/>
             </w:tcBorders>
-            <w:shd w:fill="C4F0F0" w:color="auto" w:val="clear"/>
-            <w:tcMar>
-              <w:top w:type="dxa" w:w="60"/>
-              <w:left w:type="dxa" w:w="90"/>
-              <w:bottom w:type="dxa" w:w="60"/>
-              <w:right w:type="dxa" w:w="90"/>
-            </w:tcMar>
-          </w:tcPr>
-          <w:p>
-            <w:pPr>
-              <w:spacing w:after="40" w:line="240"/>
-              <w:jc w:val="left"/>
-            </w:pPr>
-            <w:r>
-              <w:rPr>
-                <w:rFonts w:ascii="Arial" w:cs="Arial" w:eastAsia="Arial" w:hAnsi="Arial"/>
-                <w:b w:val="false"/>
-                <w:bCs w:val="false"/>
-                <w:sz w:val="15"/>
-                <w:szCs w:val="15"/>
-              </w:rPr>
-              <w:t xml:space="preserve">Forma</w:t>
+            <w:shd w:fill="FFF2A8" w:color="auto" w:val="clear"/>
+            <w:tcMar>
+              <w:top w:type="dxa" w:w="60"/>
+              <w:left w:type="dxa" w:w="90"/>
+              <w:bottom w:type="dxa" w:w="60"/>
+              <w:right w:type="dxa" w:w="90"/>
+            </w:tcMar>
+          </w:tcPr>
+          <w:p>
+            <w:pPr>
+              <w:spacing w:after="40" w:line="240"/>
+              <w:jc w:val="left"/>
+            </w:pPr>
+            <w:r>
+              <w:rPr>
+                <w:rFonts w:ascii="Arial" w:cs="Arial" w:eastAsia="Arial" w:hAnsi="Arial"/>
+                <w:b w:val="false"/>
+                <w:bCs w:val="false"/>
+                <w:sz w:val="15"/>
+                <w:szCs w:val="15"/>
+              </w:rPr>
+              <w:t xml:space="preserve">Interpretación</w:t>
             </w:r>
           </w:p>
         </w:tc>
@@ -13669,7 +15993,7 @@
                 <w:sz w:val="15"/>
                 <w:szCs w:val="15"/>
               </w:rPr>
-              <w:t xml:space="preserve">La Discusión se rotula Capítulo V, pero en 5.1 remite a los resultados «presentados en el Capítulo VI»: la discusión quedaría antes que los resultados. El archivo RESULTADOS numera Resultados = Cap. VI y Discusión = Cap. VII. Además, 5.3.3 remite a un apartado «7.4» que no existe.</w:t>
+              <w:t xml:space="preserve">«Coincidencia plena» excede lo que permite una comparación descriptiva, y la duración de la segunda instancia no figura en ninguna tabla del Cap. VI.</w:t>
             </w:r>
           </w:p>
         </w:tc>
@@ -13702,7 +16026,7 @@
                 <w:sz w:val="15"/>
                 <w:szCs w:val="15"/>
               </w:rPr>
-              <w:t xml:space="preserve">Archivo RESULTADOS (Cap. VI y VII).</w:t>
+              <w:t xml:space="preserve">Cap. VI, que no presenta ningún dato de duración, y 1.3: el diseño no permite «afirmar una reducción general de la duración procesal»; la reducción de tiempos solo constituye un «indicio».</w:t>
             </w:r>
           </w:p>
         </w:tc>
@@ -13735,7 +16059,7 @@
                 <w:sz w:val="15"/>
                 <w:szCs w:val="15"/>
               </w:rPr>
-              <w:t xml:space="preserve">Rotular «CAPÍTULO VII» y renumerar 5.1–5.5 como 7.1–7.5 (o ajustar al índice definitivo). Eliminar el Cap. VII duplicado del archivo RESULTADOS (R-09).</w:t>
+              <w:t xml:space="preserve">«Existe coincidencia: la concentración aumentó del 20,7 % al 71,3 %, pero las convenciones probatorias (0,0 %), la sentencia en audiencia (5,0 %) y la lectura oral del fallo (2,5 %) permanecieron como prácticas minoritarias.» (Añadir la duración solo si se incorpora su tabla.)</w:t>
             </w:r>
           </w:p>
         </w:tc>
@@ -13773,7 +16097,7 @@
                 <w:sz w:val="15"/>
                 <w:szCs w:val="15"/>
               </w:rPr>
-              <w:t xml:space="preserve">D-02</w:t>
+              <w:t xml:space="preserve">D-09</w:t>
             </w:r>
           </w:p>
         </w:tc>
@@ -13806,7 +16130,7 @@
                 <w:sz w:val="15"/>
                 <w:szCs w:val="15"/>
               </w:rPr>
-              <w:t xml:space="preserve">5.2.1, primer párrafo</w:t>
+              <w:t xml:space="preserve">5.2.4, tercer párrafo (Ríos, 2013)</w:t>
             </w:r>
           </w:p>
         </w:tc>
@@ -13873,7 +16197,7 @@
                 <w:sz w:val="15"/>
                 <w:szCs w:val="15"/>
               </w:rPr>
-              <w:t xml:space="preserve">Las convenciones probatorias no varían (0,0 % y 0,0 %), así que en ese indicador no hay «tendencia de mejora».</w:t>
+              <w:t xml:space="preserve">La coincidencia con un estudio de otros países no permite «descartar» causas locales; el Cap. VI no contiene datos que lo permitan.</w:t>
             </w:r>
           </w:p>
         </w:tc>
@@ -13906,7 +16230,7 @@
                 <w:sz w:val="15"/>
                 <w:szCs w:val="15"/>
               </w:rPr>
-              <w:t xml:space="preserve">Tabla 4 del Cap. VI.</w:t>
+              <w:t xml:space="preserve">Cap. VI, 1.1 (último párrafo: la comparación documental «no permite atribuir causalidad exclusiva a las resoluciones administrativas») y 1.3 (primer párrafo: «el diseño no permite atribuir exclusivamente al modelo estas diferencias»).</w:t>
             </w:r>
           </w:p>
         </w:tc>
@@ -13939,7 +16263,7 @@
                 <w:sz w:val="15"/>
                 <w:szCs w:val="15"/>
               </w:rPr>
-              <w:t xml:space="preserve">«…presentan diferencias considerablemente menores o nulas (las convenciones probatorias no se registran en ningún grupo).»</w:t>
+              <w:t xml:space="preserve">«La coincidencia con un estudio de más de una década de antigüedad sugiere que el patrón no es exclusivo del módulo arequipeño, aunque no permite descartar causas locales ni demostrar un mismo mecanismo causal entre países y períodos.»</w:t>
             </w:r>
           </w:p>
         </w:tc>
@@ -13977,7 +16301,7 @@
                 <w:sz w:val="15"/>
                 <w:szCs w:val="15"/>
               </w:rPr>
-              <w:t xml:space="preserve">D-03</w:t>
+              <w:t xml:space="preserve">D-10</w:t>
             </w:r>
           </w:p>
         </w:tc>
@@ -14010,7 +16334,7 @@
                 <w:sz w:val="15"/>
                 <w:szCs w:val="15"/>
               </w:rPr>
-              <w:t xml:space="preserve">Tabla 5.1</w:t>
+              <w:t xml:space="preserve">Numeración de 5.3</w:t>
             </w:r>
           </w:p>
         </w:tc>
@@ -14077,7 +16401,7 @@
                 <w:sz w:val="15"/>
                 <w:szCs w:val="15"/>
               </w:rPr>
-              <w:t xml:space="preserve">El texto cita «(Tabla 4)» y a continuación reproduce los mismos datos como «Tabla 5.1». Esa numeración no existe en el Cap. VI (Tablas 1–6) y la tabla perdió su nota de fuente.</w:t>
+              <w:t xml:space="preserve">La numeración salta de 5.3.1 a 5.3.3 (no existe 5.3.2). Además, 5.3 carece del apartado «Hallazgo y evidencia», aunque 5.1 anuncia esa secuencia para cada objetivo.</w:t>
             </w:r>
           </w:p>
         </w:tc>
@@ -14110,7 +16434,7 @@
                 <w:sz w:val="15"/>
                 <w:szCs w:val="15"/>
               </w:rPr>
-              <w:t xml:space="preserve">Tabla 4 del Cap. VI.</w:t>
+              <w:t xml:space="preserve">Estructura anunciada en 5.1 y seguida en 5.2.</w:t>
             </w:r>
           </w:p>
         </w:tc>
@@ -14143,7 +16467,7 @@
                 <w:sz w:val="15"/>
                 <w:szCs w:val="15"/>
               </w:rPr>
-              <w:t xml:space="preserve">Suprimir la Tabla 5.1 y remitir a la Tabla 4 (la discusión no debe reiterar tablas). Si se conserva, numerarla como Tabla 4 y reponer la nota: «Recuentos de respuestas «SÍ»… Convenciones probatorias: un registro «PARCIAL» en Oralidad, no computado.»</w:t>
+              <w:t xml:space="preserve">Insertar «5.3.1. Hallazgo y evidencia» (síntesis de las Tablas 5 y 6: vicios de motivación 56,6 % y 57,7 %; e) 32,1 % → 25,0 %; d) 15,1 % → 28,8 %; omisión de valoración 3,8 % → 11,5 %) y renumerar: 5.3.2 normativa, 5.3.3 jurisprudencial, 5.3.4 doctrinal, 5.3.5 antecedentes.</w:t>
             </w:r>
           </w:p>
         </w:tc>
@@ -14181,7 +16505,7 @@
                 <w:sz w:val="15"/>
                 <w:szCs w:val="15"/>
               </w:rPr>
-              <w:t xml:space="preserve">D-04</w:t>
+              <w:t xml:space="preserve">D-11</w:t>
             </w:r>
           </w:p>
         </w:tc>
@@ -14214,7 +16538,7 @@
                 <w:sz w:val="15"/>
                 <w:szCs w:val="15"/>
               </w:rPr>
-              <w:t xml:space="preserve">5.2.2, primer párrafo</w:t>
+              <w:t xml:space="preserve">5.3.3, primer párrafo</w:t>
             </w:r>
           </w:p>
         </w:tc>
@@ -14281,7 +16605,7 @@
                 <w:sz w:val="15"/>
                 <w:szCs w:val="15"/>
               </w:rPr>
-              <w:t xml:space="preserve">La oración está incompleta (falta el verbo). Además, Aportes cita los «artículos II y V».</w:t>
+              <w:t xml:space="preserve">La Tabla 6 aplica los supuestos a)–f) de la STC 00728-2008-PHC/TC: inexistencia o motivación aparente, falta de motivación interna, deficiencia en la motivación externa, motivación insuficiente, motivación sustancialmente incongruente y motivación cualificada. «Contradictoria» y «formularia» no son categorías del instrumento. En 5.3.1 se repite «aparente, insuficiente, contradictoria o formularia».</w:t>
             </w:r>
           </w:p>
         </w:tc>
@@ -14314,7 +16638,7 @@
                 <w:sz w:val="15"/>
                 <w:szCs w:val="15"/>
               </w:rPr>
-              <w:t xml:space="preserve">Archivo APORTES, § 3 y 4.</w:t>
+              <w:t xml:space="preserve">Tabla 6 del Cap. VI.</w:t>
             </w:r>
           </w:p>
         </w:tc>
@@ -14347,7 +16671,7 @@
                 <w:sz w:val="15"/>
                 <w:szCs w:val="15"/>
               </w:rPr>
-              <w:t xml:space="preserve">«…el de los principios rectores del proceso civil: los artículos II y V del Título Preliminar del Código Procesal Civil consagran la dirección e impulso de oficio, la inmediación, la concentración y la economía procesal.»</w:t>
+              <w:t xml:space="preserve">Usar la misma nomenclatura de la Tabla 6 aquí y en 5.3.1. En la oración siguiente, «permitió distinguir motivación aparente, insuficiente, interna, externa e incongruente…».</w:t>
             </w:r>
           </w:p>
         </w:tc>
@@ -14385,7 +16709,7 @@
                 <w:sz w:val="15"/>
                 <w:szCs w:val="15"/>
               </w:rPr>
-              <w:t xml:space="preserve">D-05</w:t>
+              <w:t xml:space="preserve">D-12</w:t>
             </w:r>
           </w:p>
         </w:tc>
@@ -14418,7 +16742,7 @@
                 <w:sz w:val="15"/>
                 <w:szCs w:val="15"/>
               </w:rPr>
-              <w:t xml:space="preserve">5.2.2, segundo párrafo</w:t>
+              <w:t xml:space="preserve">5.3.3, primer párrafo</w:t>
             </w:r>
           </w:p>
         </w:tc>
@@ -14485,7 +16809,7 @@
                 <w:sz w:val="15"/>
                 <w:szCs w:val="15"/>
               </w:rPr>
-              <w:t xml:space="preserve">Afirma una causalidad («demuestra… es un producto») que Resultados descarta expresamente. Tiene además un error de redacción: «El segundo bloque, La R. A.…».</w:t>
+              <w:t xml:space="preserve">Atribuye a la STC 00812-2022-PA/TC una regla específica sobre la implementación en Arequipa sin que se haya corroborado su texto y fundamento. El Cap. VI no contiene ningún indicador de inmediación basado en ella, y el apartado «7.4» no existe.</w:t>
             </w:r>
           </w:p>
         </w:tc>
@@ -14518,7 +16842,7 @@
                 <w:sz w:val="15"/>
                 <w:szCs w:val="15"/>
               </w:rPr>
-              <w:t xml:space="preserve">Cap. VI, 1.1 («no permite atribuir causalidad exclusiva a las resoluciones administrativas») y Cap. VII, 2.1 del archivo RESULTADOS.</w:t>
+              <w:t xml:space="preserve">Cap. VI (Tablas 4 a 6: no hay indicador de inmediación).</w:t>
             </w:r>
           </w:p>
         </w:tc>
@@ -14551,7 +16875,7 @@
                 <w:sz w:val="15"/>
                 <w:szCs w:val="15"/>
               </w:rPr>
-              <w:t xml:space="preserve">«El segundo bloque lo integran la R. A. N.° 312-2018-CE-PJ… Confrontado el hallazgo con este marco, la evidencia es compatible con que la concentración procesal responda a la gestión judicial del módulo más que a un cambio normativo…»</w:t>
+              <w:t xml:space="preserve">Corroborar la STC 00812-2022-PA/TC (texto y fundamento) antes de citarla, o suprimirla. Redactar: «…y la STC 03509-2009-PHC/TC aporta los criterios de plazo razonable, cuya aplicación se discute en el apartado [número real]».</w:t>
             </w:r>
           </w:p>
         </w:tc>
@@ -14589,7 +16913,7 @@
                 <w:sz w:val="15"/>
                 <w:szCs w:val="15"/>
               </w:rPr>
-              <w:t xml:space="preserve">D-06</w:t>
+              <w:t xml:space="preserve">D-13</w:t>
             </w:r>
           </w:p>
         </w:tc>
@@ -14622,7 +16946,7 @@
                 <w:sz w:val="15"/>
                 <w:szCs w:val="15"/>
               </w:rPr>
-              <w:t xml:space="preserve">5.2.3, tercer párrafo (Alarcón y Barba)</w:t>
+              <w:t xml:space="preserve">5.3.3, segundo párrafo (Plenos Casatorios)</w:t>
             </w:r>
           </w:p>
         </w:tc>
@@ -14689,7 +17013,7 @@
                 <w:sz w:val="15"/>
                 <w:szCs w:val="15"/>
               </w:rPr>
-              <w:t xml:space="preserve">Atribuye la baja frecuencia de convenciones a la defensa técnica sin que haya un dato que lo sustente (misma idea en 5.2.1: «aquello que requiere el concurso activo de la defensa técnica»).</w:t>
+              <w:t xml:space="preserve">El Cap. VI no contiene ningún dato sobre la aplicación de Plenos. La causal «omisión de regla vinculante» se retiró de la codificación y no figura en la Tabla 6. La Casación 4088-2019-Arequipa también requiere corroboración.</w:t>
             </w:r>
           </w:p>
         </w:tc>
@@ -14722,7 +17046,7 @@
                 <w:sz w:val="15"/>
                 <w:szCs w:val="15"/>
               </w:rPr>
-              <w:t xml:space="preserve">Cap. VII, 2.1 y 2.4 (RESULTADOS): «no bastan para imputar falta de colaboración a los abogados ni descartar dificultades de diseño».</w:t>
+              <w:t xml:space="preserve">Cap. VI y Tabla 6: no se midió la aplicación de Plenos y la causal «omisión de regla vinculante» no está codificada.</w:t>
             </w:r>
           </w:p>
         </w:tc>
@@ -14755,7 +17079,7 @@
                 <w:sz w:val="15"/>
                 <w:szCs w:val="15"/>
               </w:rPr>
-              <w:t xml:space="preserve">«…lo que es compatible con que las prácticas que requieren acuerdo de las partes avancen menos, aunque la diferencia también puede responder a la materia de la controversia y a la forma de documentar la audiencia.»</w:t>
+              <w:t xml:space="preserve">Suprimir el párrafo o reformularlo como contraste normativo: «Los Plenos Casatorios IV, IX, II y X constituyen parámetros pertinentes según la materia del expediente; la ficha no midió su aplicación, por lo que su mención no permite afirmar un cambio entre períodos.»</w:t>
             </w:r>
           </w:p>
         </w:tc>
@@ -14793,7 +17117,7 @@
                 <w:sz w:val="15"/>
                 <w:szCs w:val="15"/>
               </w:rPr>
-              <w:t xml:space="preserve">D-07</w:t>
+              <w:t xml:space="preserve">D-14</w:t>
             </w:r>
           </w:p>
         </w:tc>
@@ -14826,7 +17150,7 @@
                 <w:sz w:val="15"/>
                 <w:szCs w:val="15"/>
               </w:rPr>
-              <w:t xml:space="preserve">5.2.4, primer párrafo</w:t>
+              <w:t xml:space="preserve">5.3.3, tercer párrafo</w:t>
             </w:r>
           </w:p>
         </w:tc>
@@ -14839,28 +17163,28 @@
               <w:bottom w:val="single" w:color="BFBFBF" w:sz="4"/>
               <w:right w:val="single" w:color="BFBFBF" w:sz="4"/>
             </w:tcBorders>
-            <w:shd w:fill="F9CCF2" w:color="auto" w:val="clear"/>
-            <w:tcMar>
-              <w:top w:type="dxa" w:w="60"/>
-              <w:left w:type="dxa" w:w="90"/>
-              <w:bottom w:type="dxa" w:w="60"/>
-              <w:right w:type="dxa" w:w="90"/>
-            </w:tcMar>
-          </w:tcPr>
-          <w:p>
-            <w:pPr>
-              <w:spacing w:after="40" w:line="240"/>
-              <w:jc w:val="left"/>
-            </w:pPr>
-            <w:r>
-              <w:rPr>
-                <w:rFonts w:ascii="Arial" w:cs="Arial" w:eastAsia="Arial" w:hAnsi="Arial"/>
-                <w:b w:val="false"/>
-                <w:bCs w:val="false"/>
-                <w:sz w:val="15"/>
-                <w:szCs w:val="15"/>
-              </w:rPr>
-              <w:t xml:space="preserve">Cifra</w:t>
+            <w:shd w:fill="FFF2A8" w:color="auto" w:val="clear"/>
+            <w:tcMar>
+              <w:top w:type="dxa" w:w="60"/>
+              <w:left w:type="dxa" w:w="90"/>
+              <w:bottom w:type="dxa" w:w="60"/>
+              <w:right w:type="dxa" w:w="90"/>
+            </w:tcMar>
+          </w:tcPr>
+          <w:p>
+            <w:pPr>
+              <w:spacing w:after="40" w:line="240"/>
+              <w:jc w:val="left"/>
+            </w:pPr>
+            <w:r>
+              <w:rPr>
+                <w:rFonts w:ascii="Arial" w:cs="Arial" w:eastAsia="Arial" w:hAnsi="Arial"/>
+                <w:b w:val="false"/>
+                <w:bCs w:val="false"/>
+                <w:sz w:val="15"/>
+                <w:szCs w:val="15"/>
+              </w:rPr>
+              <w:t xml:space="preserve">Interpretación</w:t>
             </w:r>
           </w:p>
         </w:tc>
@@ -14893,7 +17217,7 @@
                 <w:sz w:val="15"/>
                 <w:szCs w:val="15"/>
               </w:rPr>
-              <w:t xml:space="preserve">Según la Tabla 4, 69 de 87 expedientes Tradicionales (no 61) carecen de concentración acreditada. Ver R-11.</w:t>
+              <w:t xml:space="preserve">Afirma que el modelo «redujo el defecto atribuible a su propia arquitectura» y que los demás le son «externos». Sin embargo, la Tabla 6 muestra que el bloque de relación procesal y procedimiento solo pasa del 37,7 % al 32,7 % y que aumentan la omisión de resolver incidencia previa (3,8 % → 11,5 %) y la nulidad concatenada (7,5 % → 11,5 %).</w:t>
             </w:r>
           </w:p>
         </w:tc>
@@ -14926,7 +17250,7 @@
                 <w:sz w:val="15"/>
                 <w:szCs w:val="15"/>
               </w:rPr>
-              <w:t xml:space="preserve">Tabla 4 del Cap. VI.</w:t>
+              <w:t xml:space="preserve">Tabla 6: bloque de relación procesal y procedimiento 37,7 % → 32,7 %; D19 3,8 % → 11,5 %; D22 7,5 % → 11,5 %.</w:t>
             </w:r>
           </w:p>
         </w:tc>
@@ -14959,7 +17283,7 @@
                 <w:sz w:val="15"/>
                 <w:szCs w:val="15"/>
               </w:rPr>
-              <w:t xml:space="preserve">Usar la cifra verificada en la base (R-11): «(sesenta y nueve de ochenta y siete expedientes sin concentración acreditada)…».</w:t>
+              <w:t xml:space="preserve">«Los vicios de relación procesal y procedimiento persisten en el 37,7 % y el 32,7 % de las sentencias anuladas: disminuyen la omisión del litisconsorte necesario (9,4 % → 3,8 %) y el emplazamiento defectuoso (9,4 % → 5,8 %), pero aumentan la omisión de resolver incidencia previa (3,8 % → 11,5 %) y la nulidad concatenada (7,5 % → 11,5 %). Su incidencia debe examinarse en cada caso, sin clasificarlos automáticamente como externos al modelo.»</w:t>
             </w:r>
           </w:p>
         </w:tc>
@@ -14997,7 +17321,7 @@
                 <w:sz w:val="15"/>
                 <w:szCs w:val="15"/>
               </w:rPr>
-              <w:t xml:space="preserve">D-08</w:t>
+              <w:t xml:space="preserve">D-15</w:t>
             </w:r>
           </w:p>
         </w:tc>
@@ -15030,7 +17354,7 @@
                 <w:sz w:val="15"/>
                 <w:szCs w:val="15"/>
               </w:rPr>
-              <w:t xml:space="preserve">5.2.4, segundo párrafo (Peñaherrera)</w:t>
+              <w:t xml:space="preserve">5.3.4, primer párrafo (Taruffo)</w:t>
             </w:r>
           </w:p>
         </w:tc>
@@ -15097,7 +17421,7 @@
                 <w:sz w:val="15"/>
                 <w:szCs w:val="15"/>
               </w:rPr>
-              <w:t xml:space="preserve">«Coincidencia plena» excede lo que permite una comparación descriptiva, y la duración no figura en el Cap. VI (R-12).</w:t>
+              <w:t xml:space="preserve">La Tabla 6 distingue e) incongruencia de c) motivación externa (5,7 %), así que llamar «justificación externa» a la incongruencia confunde categorías. Además, en el período Tradicional d) (15,1 %) empata con D12 y la categoría residual g) (18,9 %) la supera.</w:t>
             </w:r>
           </w:p>
         </w:tc>
@@ -15130,7 +17454,7 @@
                 <w:sz w:val="15"/>
                 <w:szCs w:val="15"/>
               </w:rPr>
-              <w:t xml:space="preserve">Cap. VI (sin dato de duración) y Cap. VII, 2.4.</w:t>
+              <w:t xml:space="preserve">Tabla 6 del Cap. VI (c = 5,7 % / 11,5 %; e = 32,1 % / 25,0 %; d = 15,1 % / 28,8 %).</w:t>
             </w:r>
           </w:p>
         </w:tc>
@@ -15163,7 +17487,7 @@
                 <w:sz w:val="15"/>
                 <w:szCs w:val="15"/>
               </w:rPr>
-              <w:t xml:space="preserve">«Existe coincidencia: la concentración aumentó del 20,7 % al 71,3 %, pero las convenciones probatorias (0,0 %), la sentencia en audiencia (5,0 %) y la lectura oral del fallo (2,5 %) permanecieron como prácticas minoritarias.» (Añadir la duración solo si se incorpora su tabla.)</w:t>
+              <w:t xml:space="preserve">«…como lo sugiere que la causal más frecuente del período Tradicional sea la motivación sustancialmente incongruente (32,1 %) y que en el período Oralidad gane peso la motivación insuficiente (28,8 %), incluida la omisión de valorar prueba admitida o decisiva (11,5 %): defectos referidos al objeto del debate y a las premisas, más que a la estructura lógica de la sentencia.»</w:t>
             </w:r>
           </w:p>
         </w:tc>
@@ -15201,7 +17525,7 @@
                 <w:sz w:val="15"/>
                 <w:szCs w:val="15"/>
               </w:rPr>
-              <w:t xml:space="preserve">D-09</w:t>
+              <w:t xml:space="preserve">D-16</w:t>
             </w:r>
           </w:p>
         </w:tc>
@@ -15234,7 +17558,7 @@
                 <w:sz w:val="15"/>
                 <w:szCs w:val="15"/>
               </w:rPr>
-              <w:t xml:space="preserve">5.2.4, tercer párrafo (Ríos, 2013)</w:t>
+              <w:t xml:space="preserve">Tabla 6 (reproducida en 5.3.4)</w:t>
             </w:r>
           </w:p>
         </w:tc>
@@ -15247,28 +17571,28 @@
               <w:bottom w:val="single" w:color="BFBFBF" w:sz="4"/>
               <w:right w:val="single" w:color="BFBFBF" w:sz="4"/>
             </w:tcBorders>
-            <w:shd w:fill="FFF2A8" w:color="auto" w:val="clear"/>
-            <w:tcMar>
-              <w:top w:type="dxa" w:w="60"/>
-              <w:left w:type="dxa" w:w="90"/>
-              <w:bottom w:type="dxa" w:w="60"/>
-              <w:right w:type="dxa" w:w="90"/>
-            </w:tcMar>
-          </w:tcPr>
-          <w:p>
-            <w:pPr>
-              <w:spacing w:after="40" w:line="240"/>
-              <w:jc w:val="left"/>
-            </w:pPr>
-            <w:r>
-              <w:rPr>
-                <w:rFonts w:ascii="Arial" w:cs="Arial" w:eastAsia="Arial" w:hAnsi="Arial"/>
-                <w:b w:val="false"/>
-                <w:bCs w:val="false"/>
-                <w:sz w:val="15"/>
-                <w:szCs w:val="15"/>
-              </w:rPr>
-              <w:t xml:space="preserve">Interpretación</w:t>
+            <w:shd w:fill="F9CCF2" w:color="auto" w:val="clear"/>
+            <w:tcMar>
+              <w:top w:type="dxa" w:w="60"/>
+              <w:left w:type="dxa" w:w="90"/>
+              <w:bottom w:type="dxa" w:w="60"/>
+              <w:right w:type="dxa" w:w="90"/>
+            </w:tcMar>
+          </w:tcPr>
+          <w:p>
+            <w:pPr>
+              <w:spacing w:after="40" w:line="240"/>
+              <w:jc w:val="left"/>
+            </w:pPr>
+            <w:r>
+              <w:rPr>
+                <w:rFonts w:ascii="Arial" w:cs="Arial" w:eastAsia="Arial" w:hAnsi="Arial"/>
+                <w:b w:val="false"/>
+                <w:bCs w:val="false"/>
+                <w:sz w:val="15"/>
+                <w:szCs w:val="15"/>
+              </w:rPr>
+              <w:t xml:space="preserve">Cifra</w:t>
             </w:r>
           </w:p>
         </w:tc>
@@ -15301,7 +17625,7 @@
                 <w:sz w:val="15"/>
                 <w:szCs w:val="15"/>
               </w:rPr>
-              <w:t xml:space="preserve">Contradice directamente la otra Discusión.</w:t>
+              <w:t xml:space="preserve">Esta Tabla 6 NO coincide con la del Cap. VI. (i) Las columnas se rotulan Tradicional (n = 53) y Oralidad (n = 52), pero el bloque final pone bajo esas mismas columnas el universo de 2018 (281) y 2024 (328): aparecen 61 anuladas y 184 confirmadas bajo «n = 53», lo que es imposible. Según el Excel (campo «Año SV»), las 53 sentencias anuladas del grupo Tradicional son de 2017–2021 (solo 18 de 2018) y las 52 del grupo Oralidad son de 2023–2026 (38 de 2025 y solo 10 de 2024): no forman parte de las series de 2018 (281) y 2024 (328). (ii) d) motivación insuficiente = 7 (13,2 %) y 11 (21,2 %), pero el Excel da 8 (15,1 %) y 15 (28,8 %) para la unión D13 ∪ D11. (iii) Falta la fila g) residual (10 y 9). (iv) Las «familias» usan otras definiciones (26,4/28,8; 22,6/36,5; 52,8/61,5) que el Cap. VI (37,7/32,7; 22,6/25,0; 56,6/57,7). (v) Las llamadas ᵇ, ᶜ, ᵈ y ᵉ no tienen notas.</w:t>
             </w:r>
           </w:p>
         </w:tc>
@@ -15334,7 +17658,7 @@
                 <w:sz w:val="15"/>
                 <w:szCs w:val="15"/>
               </w:rPr>
-              <w:t xml:space="preserve">Cap. VII, 2.4 (RESULTADOS): «La coincidencia temática no permite descartar causas locales ni demostrar la persistencia de un mismo mecanismo causal entre países y períodos».</w:t>
+              <w:t xml:space="preserve">Tabla 6 del Cap. VI, Tablas 1 y 2, y Excel Corpus_Llamoja_UNIFICADO.xlsx.</w:t>
             </w:r>
           </w:p>
         </w:tc>
@@ -15367,7 +17691,7 @@
                 <w:sz w:val="15"/>
                 <w:szCs w:val="15"/>
               </w:rPr>
-              <w:t xml:space="preserve">«La coincidencia con un estudio de más de una década de antigüedad sugiere que el patrón no es exclusivo del módulo arequipeño, aunque no permite descartar causas locales ni demostrar un mismo mecanismo causal entre países y períodos.»</w:t>
+              <w:t xml:space="preserve">Suprimir esta tabla y remitir a la Tabla 6 del Cap. VI (con sus notas), o reemplazarla por una copia idéntica. El resultado del control sobre 281/328 corresponde a las Tablas 1 y 2 y no debe ir en esta tabla.</w:t>
             </w:r>
           </w:p>
         </w:tc>
@@ -15405,7 +17729,7 @@
                 <w:sz w:val="15"/>
                 <w:szCs w:val="15"/>
               </w:rPr>
-              <w:t xml:space="preserve">D-10</w:t>
+              <w:t xml:space="preserve">D-17</w:t>
             </w:r>
           </w:p>
         </w:tc>
@@ -15438,7 +17762,7 @@
                 <w:sz w:val="15"/>
                 <w:szCs w:val="15"/>
               </w:rPr>
-              <w:t xml:space="preserve">Numeración de 5.3</w:t>
+              <w:t xml:space="preserve">Tabla 6, bloque «Resultado del control»</w:t>
             </w:r>
           </w:p>
         </w:tc>
@@ -15451,28 +17775,28 @@
               <w:bottom w:val="single" w:color="BFBFBF" w:sz="4"/>
               <w:right w:val="single" w:color="BFBFBF" w:sz="4"/>
             </w:tcBorders>
-            <w:shd w:fill="C4F0F0" w:color="auto" w:val="clear"/>
-            <w:tcMar>
-              <w:top w:type="dxa" w:w="60"/>
-              <w:left w:type="dxa" w:w="90"/>
-              <w:bottom w:type="dxa" w:w="60"/>
-              <w:right w:type="dxa" w:w="90"/>
-            </w:tcMar>
-          </w:tcPr>
-          <w:p>
-            <w:pPr>
-              <w:spacing w:after="40" w:line="240"/>
-              <w:jc w:val="left"/>
-            </w:pPr>
-            <w:r>
-              <w:rPr>
-                <w:rFonts w:ascii="Arial" w:cs="Arial" w:eastAsia="Arial" w:hAnsi="Arial"/>
-                <w:b w:val="false"/>
-                <w:bCs w:val="false"/>
-                <w:sz w:val="15"/>
-                <w:szCs w:val="15"/>
-              </w:rPr>
-              <w:t xml:space="preserve">Forma</w:t>
+            <w:shd w:fill="F9CCF2" w:color="auto" w:val="clear"/>
+            <w:tcMar>
+              <w:top w:type="dxa" w:w="60"/>
+              <w:left w:type="dxa" w:w="90"/>
+              <w:bottom w:type="dxa" w:w="60"/>
+              <w:right w:type="dxa" w:w="90"/>
+            </w:tcMar>
+          </w:tcPr>
+          <w:p>
+            <w:pPr>
+              <w:spacing w:after="40" w:line="240"/>
+              <w:jc w:val="left"/>
+            </w:pPr>
+            <w:r>
+              <w:rPr>
+                <w:rFonts w:ascii="Arial" w:cs="Arial" w:eastAsia="Arial" w:hAnsi="Arial"/>
+                <w:b w:val="false"/>
+                <w:bCs w:val="false"/>
+                <w:sz w:val="15"/>
+                <w:szCs w:val="15"/>
+              </w:rPr>
+              <w:t xml:space="preserve">Cifra</w:t>
             </w:r>
           </w:p>
         </w:tc>
@@ -15505,7 +17829,7 @@
                 <w:sz w:val="15"/>
                 <w:szCs w:val="15"/>
               </w:rPr>
-              <w:t xml:space="preserve">La numeración salta de 5.3.1 a 5.3.3 (no existe 5.3.2). Además, 5.3 carece del apartado «Hallazgo y evidencia», aunque 5.1 anuncia esa secuencia para cada objetivo.</w:t>
+              <w:t xml:space="preserve">Aquí está la contradicción de las «n»: la tabla dice arriba Tradicional (n = 53) y Oralidad (n = 52), pero este bloque pone bajo esas mismas columnas 61 anuladas, 36 revocadas y 184 confirmadas (total 281) y 66, 24 y 238 (total 328). Son otra base: las series anuales de las Tablas 1 y 2. Según el Excel (campo «Año SV»), las 53 sentencias anuladas del grupo Tradicional son de 2017–2021 (solo 18 de 2018) y las 52 del grupo Oralidad son de 2023–2026 (38 de 2025 y solo 10 de 2024): no forman parte de las series de 2018 (281) y 2024 (328).</w:t>
             </w:r>
           </w:p>
         </w:tc>
@@ -15538,7 +17862,7 @@
                 <w:sz w:val="15"/>
                 <w:szCs w:val="15"/>
               </w:rPr>
-              <w:t xml:space="preserve">Estructura anunciada en 5.1 y seguida en 5.2.</w:t>
+              <w:t xml:space="preserve">Tablas 1, 2 y 6 del Cap. VI; Cap. VI, «Alcance de las bases de comparación»: las proporciones de las series anuales «no deben combinarse con las de la muestra ni utilizarse como denominadores intercambiables».</w:t>
             </w:r>
           </w:p>
         </w:tc>
@@ -15571,7 +17895,7 @@
                 <w:sz w:val="15"/>
                 <w:szCs w:val="15"/>
               </w:rPr>
-              <w:t xml:space="preserve">Insertar «5.3.1. Hallazgo y evidencia» (síntesis de las Tablas 5 y 6: vicios de motivación 56,6 % y 57,7 %; e) 32,1 % → 25,0 %; d) 15,1 % → 28,8 %; omisión de valoración 3,8 % → 11,5 %) y renumerar: 5.3.2 normativa, 5.3.3 jurisprudencial, 5.3.4 doctrinal, 5.3.5 antecedentes.</w:t>
+              <w:t xml:space="preserve">Eliminar este bloque de la Tabla 6. Si se quiere mostrar el resultado del control, remitir a las Tablas 1 y 2 y rotular siempre «2018 (n = 281)» y «2024 (n = 328)», nunca «Tradicional (n = 53)» u «Oralidad (n = 52)»</w:t>
             </w:r>
           </w:p>
         </w:tc>
@@ -15609,7 +17933,7 @@
                 <w:sz w:val="15"/>
                 <w:szCs w:val="15"/>
               </w:rPr>
-              <w:t xml:space="preserve">D-11</w:t>
+              <w:t xml:space="preserve">D-18</w:t>
             </w:r>
           </w:p>
         </w:tc>
@@ -15642,7 +17966,7 @@
                 <w:sz w:val="15"/>
                 <w:szCs w:val="15"/>
               </w:rPr>
-              <w:t xml:space="preserve">5.3.3, primer párrafo</w:t>
+              <w:t xml:space="preserve">5.3.4, párrafo sobre sana crítica (Palomo Vélez)</w:t>
             </w:r>
           </w:p>
         </w:tc>
@@ -15655,28 +17979,28 @@
               <w:bottom w:val="single" w:color="BFBFBF" w:sz="4"/>
               <w:right w:val="single" w:color="BFBFBF" w:sz="4"/>
             </w:tcBorders>
-            <w:shd w:fill="C4F0F0" w:color="auto" w:val="clear"/>
-            <w:tcMar>
-              <w:top w:type="dxa" w:w="60"/>
-              <w:left w:type="dxa" w:w="90"/>
-              <w:bottom w:type="dxa" w:w="60"/>
-              <w:right w:type="dxa" w:w="90"/>
-            </w:tcMar>
-          </w:tcPr>
-          <w:p>
-            <w:pPr>
-              <w:spacing w:after="40" w:line="240"/>
-              <w:jc w:val="left"/>
-            </w:pPr>
-            <w:r>
-              <w:rPr>
-                <w:rFonts w:ascii="Arial" w:cs="Arial" w:eastAsia="Arial" w:hAnsi="Arial"/>
-                <w:b w:val="false"/>
-                <w:bCs w:val="false"/>
-                <w:sz w:val="15"/>
-                <w:szCs w:val="15"/>
-              </w:rPr>
-              <w:t xml:space="preserve">Forma</w:t>
+            <w:shd w:fill="FFF2A8" w:color="auto" w:val="clear"/>
+            <w:tcMar>
+              <w:top w:type="dxa" w:w="60"/>
+              <w:left w:type="dxa" w:w="90"/>
+              <w:bottom w:type="dxa" w:w="60"/>
+              <w:right w:type="dxa" w:w="90"/>
+            </w:tcMar>
+          </w:tcPr>
+          <w:p>
+            <w:pPr>
+              <w:spacing w:after="40" w:line="240"/>
+              <w:jc w:val="left"/>
+            </w:pPr>
+            <w:r>
+              <w:rPr>
+                <w:rFonts w:ascii="Arial" w:cs="Arial" w:eastAsia="Arial" w:hAnsi="Arial"/>
+                <w:b w:val="false"/>
+                <w:bCs w:val="false"/>
+                <w:sz w:val="15"/>
+                <w:szCs w:val="15"/>
+              </w:rPr>
+              <w:t xml:space="preserve">Interpretación</w:t>
             </w:r>
           </w:p>
         </w:tc>
@@ -15709,7 +18033,7 @@
                 <w:sz w:val="15"/>
                 <w:szCs w:val="15"/>
               </w:rPr>
-              <w:t xml:space="preserve">La Tabla 6 aplica los supuestos a)–f) de la STC 00728-2008-PHC/TC: inexistencia o motivación aparente, falta de motivación interna, deficiencia en la motivación externa, motivación insuficiente, motivación sustancialmente incongruente y motivación cualificada. «Contradictoria» y «formularia» no son categorías del instrumento. En 5.3.1 se repite «aparente, insuficiente, contradictoria o formularia».</w:t>
+              <w:t xml:space="preserve">Frecuencias idénticas (1 caso por grupo) no pueden «confirmar» una mejora atribuible a la inmediación.</w:t>
             </w:r>
           </w:p>
         </w:tc>
@@ -15742,7 +18066,7 @@
                 <w:sz w:val="15"/>
                 <w:szCs w:val="15"/>
               </w:rPr>
-              <w:t xml:space="preserve">Tabla 6 del Cap. VI.</w:t>
+              <w:t xml:space="preserve">Tabla 6: D09 y D10 registran un solo caso en cada grupo (1,9 %).</w:t>
             </w:r>
           </w:p>
         </w:tc>
@@ -15775,7 +18099,7 @@
                 <w:sz w:val="15"/>
                 <w:szCs w:val="15"/>
               </w:rPr>
-              <w:t xml:space="preserve">Usar la misma nomenclatura de la Tabla 6 aquí y en 5.3.1. En la oración siguiente, «permitió distinguir motivación aparente, insuficiente, interna, externa e incongruente…».</w:t>
+              <w:t xml:space="preserve">«…no encuentra en estos datos una comprobación directa: la prueba de oficio irregular y la falta de contradictorio de la prueba registran un solo caso en cada grupo (1,9 %), frecuencia igual y marginal que no permite medir la inmediación.»</w:t>
             </w:r>
           </w:p>
         </w:tc>
@@ -15813,7 +18137,7 @@
                 <w:sz w:val="15"/>
                 <w:szCs w:val="15"/>
               </w:rPr>
-              <w:t xml:space="preserve">D-12</w:t>
+              <w:t xml:space="preserve">D-19</w:t>
             </w:r>
           </w:p>
         </w:tc>
@@ -15846,7 +18170,7 @@
                 <w:sz w:val="15"/>
                 <w:szCs w:val="15"/>
               </w:rPr>
-              <w:t xml:space="preserve">5.3.3, primer párrafo</w:t>
+              <w:t xml:space="preserve">5.3.4, párrafo sobre Groppo y Cavani</w:t>
             </w:r>
           </w:p>
         </w:tc>
@@ -15859,28 +18183,28 @@
               <w:bottom w:val="single" w:color="BFBFBF" w:sz="4"/>
               <w:right w:val="single" w:color="BFBFBF" w:sz="4"/>
             </w:tcBorders>
-            <w:shd w:fill="FFF2A8" w:color="auto" w:val="clear"/>
-            <w:tcMar>
-              <w:top w:type="dxa" w:w="60"/>
-              <w:left w:type="dxa" w:w="90"/>
-              <w:bottom w:type="dxa" w:w="60"/>
-              <w:right w:type="dxa" w:w="90"/>
-            </w:tcMar>
-          </w:tcPr>
-          <w:p>
-            <w:pPr>
-              <w:spacing w:after="40" w:line="240"/>
-              <w:jc w:val="left"/>
-            </w:pPr>
-            <w:r>
-              <w:rPr>
-                <w:rFonts w:ascii="Arial" w:cs="Arial" w:eastAsia="Arial" w:hAnsi="Arial"/>
-                <w:b w:val="false"/>
-                <w:bCs w:val="false"/>
-                <w:sz w:val="15"/>
-                <w:szCs w:val="15"/>
-              </w:rPr>
-              <w:t xml:space="preserve">Interpretación</w:t>
+            <w:shd w:fill="F9CCF2" w:color="auto" w:val="clear"/>
+            <w:tcMar>
+              <w:top w:type="dxa" w:w="60"/>
+              <w:left w:type="dxa" w:w="90"/>
+              <w:bottom w:type="dxa" w:w="60"/>
+              <w:right w:type="dxa" w:w="90"/>
+            </w:tcMar>
+          </w:tcPr>
+          <w:p>
+            <w:pPr>
+              <w:spacing w:after="40" w:line="240"/>
+              <w:jc w:val="left"/>
+            </w:pPr>
+            <w:r>
+              <w:rPr>
+                <w:rFonts w:ascii="Arial" w:cs="Arial" w:eastAsia="Arial" w:hAnsi="Arial"/>
+                <w:b w:val="false"/>
+                <w:bCs w:val="false"/>
+                <w:sz w:val="15"/>
+                <w:szCs w:val="15"/>
+              </w:rPr>
+              <w:t xml:space="preserve">Cifra</w:t>
             </w:r>
           </w:p>
         </w:tc>
@@ -15913,7 +18237,7 @@
                 <w:sz w:val="15"/>
                 <w:szCs w:val="15"/>
               </w:rPr>
-              <w:t xml:space="preserve">Usa como parámetro una sentencia que la otra Discusión considera no corroborada. Además, el Cap. VI no tiene ningún indicador de inmediación derivado de ella, y el apartado «7.4» no existe.</w:t>
+              <w:t xml:space="preserve">El Cap. VI no presenta ningún indicador de «concordancia entre lo saneado y lo valorado». Las cifras de concordancia de 5.4 (76,5 %, 66,0 %, trece expedientes) provienen del corpus anterior.</w:t>
             </w:r>
           </w:p>
         </w:tc>
@@ -15946,7 +18270,7 @@
                 <w:sz w:val="15"/>
                 <w:szCs w:val="15"/>
               </w:rPr>
-              <w:t xml:space="preserve">Cap. VII, 2.5 (RESULTADOS): «Las referencias a la STC 00812-2022-PA/TC y a la Casación 4088-2019-Arequipa requieren corroborar texto, fundamento y pertinencia antes de atribuirles una regla sobre el MCCLO».</w:t>
+              <w:t xml:space="preserve">Cap. VI (Tablas 1–6: no hay indicador de concordancia).</w:t>
             </w:r>
           </w:p>
         </w:tc>
@@ -15979,7 +18303,7 @@
                 <w:sz w:val="15"/>
                 <w:szCs w:val="15"/>
               </w:rPr>
-              <w:t xml:space="preserve">Corroborar la STC 00812-2022-PA/TC (texto y fundamento) antes de citarla o suprimirla. Redactar: «…y la STC 03509-2009-PHC/TC aporta los criterios de plazo razonable, cuya aplicación se discute en el apartado [número real]».</w:t>
+              <w:t xml:space="preserve">«…es la que la ficha permite examinar a través de las causales declaradas por la Sala (Tabla 6)», o incorporar al Cap. VI la tabla de concordancia recalculada con los 167 expedientes.</w:t>
             </w:r>
           </w:p>
         </w:tc>
@@ -16017,7 +18341,7 @@
                 <w:sz w:val="15"/>
                 <w:szCs w:val="15"/>
               </w:rPr>
-              <w:t xml:space="preserve">D-13</w:t>
+              <w:t xml:space="preserve">D-20</w:t>
             </w:r>
           </w:p>
         </w:tc>
@@ -16050,7 +18374,7 @@
                 <w:sz w:val="15"/>
                 <w:szCs w:val="15"/>
               </w:rPr>
-              <w:t xml:space="preserve">5.3.3, segundo párrafo (Plenos Casatorios)</w:t>
+              <w:t xml:space="preserve">5.3.5, primer párrafo (Giovanazzi)</w:t>
             </w:r>
           </w:p>
         </w:tc>
@@ -16063,28 +18387,28 @@
               <w:bottom w:val="single" w:color="BFBFBF" w:sz="4"/>
               <w:right w:val="single" w:color="BFBFBF" w:sz="4"/>
             </w:tcBorders>
-            <w:shd w:fill="FFF2A8" w:color="auto" w:val="clear"/>
-            <w:tcMar>
-              <w:top w:type="dxa" w:w="60"/>
-              <w:left w:type="dxa" w:w="90"/>
-              <w:bottom w:type="dxa" w:w="60"/>
-              <w:right w:type="dxa" w:w="90"/>
-            </w:tcMar>
-          </w:tcPr>
-          <w:p>
-            <w:pPr>
-              <w:spacing w:after="40" w:line="240"/>
-              <w:jc w:val="left"/>
-            </w:pPr>
-            <w:r>
-              <w:rPr>
-                <w:rFonts w:ascii="Arial" w:cs="Arial" w:eastAsia="Arial" w:hAnsi="Arial"/>
-                <w:b w:val="false"/>
-                <w:bCs w:val="false"/>
-                <w:sz w:val="15"/>
-                <w:szCs w:val="15"/>
-              </w:rPr>
-              <w:t xml:space="preserve">Interpretación</w:t>
+            <w:shd w:fill="F9CCF2" w:color="auto" w:val="clear"/>
+            <w:tcMar>
+              <w:top w:type="dxa" w:w="60"/>
+              <w:left w:type="dxa" w:w="90"/>
+              <w:bottom w:type="dxa" w:w="60"/>
+              <w:right w:type="dxa" w:w="90"/>
+            </w:tcMar>
+          </w:tcPr>
+          <w:p>
+            <w:pPr>
+              <w:spacing w:after="40" w:line="240"/>
+              <w:jc w:val="left"/>
+            </w:pPr>
+            <w:r>
+              <w:rPr>
+                <w:rFonts w:ascii="Arial" w:cs="Arial" w:eastAsia="Arial" w:hAnsi="Arial"/>
+                <w:b w:val="false"/>
+                <w:bCs w:val="false"/>
+                <w:sz w:val="15"/>
+                <w:szCs w:val="15"/>
+              </w:rPr>
+              <w:t xml:space="preserve">Cifra</w:t>
             </w:r>
           </w:p>
         </w:tc>
@@ -16117,7 +18441,7 @@
                 <w:sz w:val="15"/>
                 <w:szCs w:val="15"/>
               </w:rPr>
-              <w:t xml:space="preserve">El Cap. VI no contiene ningún dato sobre la aplicación de Plenos. La causal «omisión de regla vinculante» se retiró de la codificación y no figura en la Tabla 6. La Casación 4088-2019-Arequipa también requiere corroboración.</w:t>
+              <w:t xml:space="preserve">Mezcla dos bases: el 3,8 % → 11,5 % se calcula sobre 53/52 sentencias anuladas y el 21,7 % → 20,1 % sobre las series 281/328, y los llama «sentencias de cada período». Pero las 53/52 no pertenecen a esas series. Según el Excel (campo «Año SV»), las 53 sentencias anuladas del grupo Tradicional son de 2017–2021 (solo 18 de 2018) y las 52 del grupo Oralidad son de 2023–2026 (38 de 2025 y solo 10 de 2024): no forman parte de las series de 2018 (281) y 2024 (328). Además, la anulación DESCIENDE, así que no puede «confirmar» que aumente su probabilidad, y la cita «(Tabla 6)» es errónea.</w:t>
             </w:r>
           </w:p>
         </w:tc>
@@ -16150,7 +18474,7 @@
                 <w:sz w:val="15"/>
                 <w:szCs w:val="15"/>
               </w:rPr>
-              <w:t xml:space="preserve">Cap. VII, 2.5 (RESULTADOS): «La mera mención de un pleno no demuestra su aplicación correcta, del mismo modo que la falta de cita nominal no acredita su inobservancia».</w:t>
+              <w:t xml:space="preserve">Cap. VI, «Alcance de las bases de comparación»: las proporciones de las series anuales «no deben combinarse con las de la muestra ni utilizarse como denominadores intercambiables». Tablas 1, 2 y 6.</w:t>
             </w:r>
           </w:p>
         </w:tc>
@@ -16183,7 +18507,7 @@
                 <w:sz w:val="15"/>
                 <w:szCs w:val="15"/>
               </w:rPr>
-              <w:t xml:space="preserve">Suprimir el párrafo o reformularlo como contraste normativo: «Los Plenos Casatorios IV, IX, II y X constituyen parámetros pertinentes según la materia del expediente; la ficha no midió su aplicación, por lo que su mención no permite afirmar un cambio entre períodos.»</w:t>
+              <w:t xml:space="preserve">«…la omisión de valoración de prueba admitida o decisiva pasó del 3,8 % al 11,5 % de las sentencias anuladas (Tabla 6). El dato es compatible con la tesis del antecedente, aunque no mide la probabilidad de anulación, que en las series anuales se mantiene estable (21,7 % y 20,1 %; Tablas 1 y 2).»</w:t>
             </w:r>
           </w:p>
         </w:tc>
@@ -16221,7 +18545,7 @@
                 <w:sz w:val="15"/>
                 <w:szCs w:val="15"/>
               </w:rPr>
-              <w:t xml:space="preserve">D-14</w:t>
+              <w:t xml:space="preserve">D-21</w:t>
             </w:r>
           </w:p>
         </w:tc>
@@ -16254,7 +18578,7 @@
                 <w:sz w:val="15"/>
                 <w:szCs w:val="15"/>
               </w:rPr>
-              <w:t xml:space="preserve">5.3.3, tercer párrafo</w:t>
+              <w:t xml:space="preserve">5.3.5, segundo párrafo (Groppo)</w:t>
             </w:r>
           </w:p>
         </w:tc>
@@ -16321,7 +18645,7 @@
                 <w:sz w:val="15"/>
                 <w:szCs w:val="15"/>
               </w:rPr>
-              <w:t xml:space="preserve">Afirma que el modelo «redujo el defecto atribuible a su propia arquitectura» y que los demás le son «externos». Sin embargo, la Tabla 6 muestra que el bloque de relación procesal y procedimiento solo pasa del 37,7 % al 32,7 % y que aumentan la omisión de resolver incidencia previa (3,8 % → 11,5 %) y la nulidad concatenada (7,5 % → 11,5 %).</w:t>
+              <w:t xml:space="preserve">Cinco casos (4 + 1) no constituyen un «sustento empírico» de la tesis.</w:t>
             </w:r>
           </w:p>
         </w:tc>
@@ -16354,7 +18678,7 @@
                 <w:sz w:val="15"/>
                 <w:szCs w:val="15"/>
               </w:rPr>
-              <w:t xml:space="preserve">Cap. VII, 2.5 (RESULTADOS): «no permite clasificarlos automáticamente como externos al modelo ni atribuir a este la eliminación de otros defectos».</w:t>
+              <w:t xml:space="preserve">Tabla 4 (4 + 1 = 5 casos) y Cap. VI, 1.3: son «indicadores de modalidad de emisión y comunicación de la decisión».</w:t>
             </w:r>
           </w:p>
         </w:tc>
@@ -16387,7 +18711,7 @@
                 <w:sz w:val="15"/>
                 <w:szCs w:val="15"/>
               </w:rPr>
-              <w:t xml:space="preserve">«Los vicios de relación procesal y procedimiento persisten en el 37,7 % y el 32,7 % de las sentencias anuladas: disminuyen la omisión del litisconsorte necesario (9,4 % → 3,8 %) y el emplazamiento defectuoso (9,4 % → 5,8 %), pero aumentan la omisión de resolver incidencia previa (3,8 % → 11,5 %) y la nulidad concatenada (7,5 % → 11,5 %). Su incidencia debe examinarse en cada caso, sin clasificarlos automáticamente como externos al modelo.»</w:t>
+              <w:t xml:space="preserve">«Los cinco expedientes con sentencia expedida en audiencia (cuatro del grupo Oralidad y uno del Tradicional) no registran anulación por defecto de motivación —de los dos anulados, uno lo fue por nulidad concatenada y otro por causal ajena a la motivación—; la base es demasiado reducida para demostrar la tesis, aunque no la contradice.»</w:t>
             </w:r>
           </w:p>
         </w:tc>
@@ -16425,7 +18749,7 @@
                 <w:sz w:val="15"/>
                 <w:szCs w:val="15"/>
               </w:rPr>
-              <w:t xml:space="preserve">D-15</w:t>
+              <w:t xml:space="preserve">D-22</w:t>
             </w:r>
           </w:p>
         </w:tc>
@@ -16458,7 +18782,7 @@
                 <w:sz w:val="15"/>
                 <w:szCs w:val="15"/>
               </w:rPr>
-              <w:t xml:space="preserve">5.3.4, primer párrafo (Taruffo)</w:t>
+              <w:t xml:space="preserve">5.3.5, tercer párrafo (Amigó; Verdesoto)</w:t>
             </w:r>
           </w:p>
         </w:tc>
@@ -16525,7 +18849,7 @@
                 <w:sz w:val="15"/>
                 <w:szCs w:val="15"/>
               </w:rPr>
-              <w:t xml:space="preserve">La Tabla 6 distingue e) incongruencia de c) motivación externa (5,7 %), así que llamar «justificación externa» a la incongruencia confunde categorías. Además, en el período Tradicional d) (15,1 %) empata con D12 y la categoría residual g) (18,9 %) la supera.</w:t>
+              <w:t xml:space="preserve">Las medias 318,6 y 313,3 días no figuran en ninguna tabla del Cap. VI (podrían venir del corpus anterior de 100 expedientes), y «rasgo sistémico… y no una deficiencia local» es una atribución causal que los datos no permiten. Revisar todo el resto del párrafo.</w:t>
             </w:r>
           </w:p>
         </w:tc>
@@ -16558,7 +18882,7 @@
                 <w:sz w:val="15"/>
                 <w:szCs w:val="15"/>
               </w:rPr>
-              <w:t xml:space="preserve">Tabla 6 del Cap. VI; ver también R-10.</w:t>
+              <w:t xml:space="preserve">Cap. VI, que no presenta ningún dato de duración, y 1.3: el diseño no permite «afirmar una reducción general de la duración procesal»; la reducción de tiempos solo constituye un «indicio».</w:t>
             </w:r>
           </w:p>
         </w:tc>
@@ -16591,7 +18915,7 @@
                 <w:sz w:val="15"/>
                 <w:szCs w:val="15"/>
               </w:rPr>
-              <w:t xml:space="preserve">«…como lo sugiere que la causal más frecuente del período Tradicional sea la motivación sustancialmente incongruente (32,1 %) y que en el período Oralidad gane peso la motivación insuficiente (28,8 %), incluida la omisión de valorar prueba admitida o decisiva (11,5 %): defectos referidos al objeto del debate y a las premisas, más que a la estructura lógica de la sentencia.»</w:t>
+              <w:t xml:space="preserve">Incorporar al Cap. VI una tabla de duración (n, media, mediana, intervalo medido y fuente) o suprimir el dato aquí y en Aportes. Si se conserva: «La proximidad entre las duraciones medias del control superior (318,6 y 313,3 días; Tabla [n]) permite situar los resultados en ese debate; sin embargo, el contraste entre ordenamientos no acredita una causa común de demora ni permite identificar la alzada como principal origen de la duración sin desagregar los tiempos.»</w:t>
             </w:r>
           </w:p>
         </w:tc>
@@ -16629,7 +18953,7 @@
                 <w:sz w:val="15"/>
                 <w:szCs w:val="15"/>
               </w:rPr>
-              <w:t xml:space="preserve">D-16</w:t>
+              <w:t xml:space="preserve">D-23</w:t>
             </w:r>
           </w:p>
         </w:tc>
@@ -16662,7 +18986,7 @@
                 <w:sz w:val="15"/>
                 <w:szCs w:val="15"/>
               </w:rPr>
-              <w:t xml:space="preserve">Tabla 6 (reproducida en 5.3.4)</w:t>
+              <w:t xml:space="preserve">5.4, primer párrafo (modelo escritural)</w:t>
             </w:r>
           </w:p>
         </w:tc>
@@ -16729,7 +19053,7 @@
                 <w:sz w:val="15"/>
                 <w:szCs w:val="15"/>
               </w:rPr>
-              <w:t xml:space="preserve">Esta Tabla 6 NO coincide con la Tabla 6 del Cap. VI. (i) d) motivación insuficiente = 7 (13,2 %) y 11 (21,2 %), pero el Excel (hoja Marcas_declaradas) da 8 (15,1 %) y 15 (28,8 %) para la unión D13 ∪ D11 que presupone la subfila «de ello: omisión de valoración». (ii) Falta la fila g) residual (10 y 9). (iii) Los agregados por familia usan otras definiciones (26,4/28,8; 22,6/36,5; 52,8/61,5) que las del Cap. VI (37,7/32,7; 22,6/25,0; 56,6/57,7). (iv) Incluye el universo 281/328 bajo columnas rotuladas n = 53 / n = 52. (v) Las llamadas ᵇ, ᶜ, ᵈ y ᵉ no tienen notas.</w:t>
+              <w:t xml:space="preserve">El 76,5 % y el 48,8 % no figuran en el Cap. VI (provienen del corpus anterior de 100 expedientes). El 34,5 % se calcula sobre las 281 sentencias de 2018 (Tabla 1), no sobre «las sentencias Tradicionales» de la muestra (n = 85, donde la censura es del 96,5 %), y la remisión «(Tabla 6)» es errónea: la Tabla 6 tiene n = 53.</w:t>
             </w:r>
           </w:p>
         </w:tc>
@@ -16762,7 +19086,7 @@
                 <w:sz w:val="15"/>
                 <w:szCs w:val="15"/>
               </w:rPr>
-              <w:t xml:space="preserve">Tabla 6 del Cap. VI y Excel Corpus_Llamoja_UNIFICADO.xlsx.</w:t>
+              <w:t xml:space="preserve">Cap. VI, «Alcance de las bases de comparación»: las proporciones de las series anuales «no deben combinarse con las de la muestra ni utilizarse como denominadores intercambiables». Tablas 1 y 5.</w:t>
             </w:r>
           </w:p>
         </w:tc>
@@ -16795,7 +19119,7 @@
                 <w:sz w:val="15"/>
                 <w:szCs w:val="15"/>
               </w:rPr>
-              <w:t xml:space="preserve">Suprimir esta tabla y remitir a la Tabla 6 del Cap. VI (con sus notas), o reemplazarla por una copia idéntica. El resultado del control sobre 281/328 corresponde a las Tablas 1 y 2, no a la Tabla 6.</w:t>
+              <w:t xml:space="preserve">«…y la sentencia quedaba expuesta a defectos de actividad procesal y probatoria. En la serie anual de 2018, el 34,5 % de las sentencias sometidas a control fue censurado (21,7 % anuladas y 12,8 % revocadas; Tabla 1).» Suprimir 76,5 % y 48,8 %, salvo que se recalculen y se incorporen al Cap. VI.</w:t>
             </w:r>
           </w:p>
         </w:tc>
@@ -16833,7 +19157,7 @@
                 <w:sz w:val="15"/>
                 <w:szCs w:val="15"/>
               </w:rPr>
-              <w:t xml:space="preserve">D-17</w:t>
+              <w:t xml:space="preserve">D-24</w:t>
             </w:r>
           </w:p>
         </w:tc>
@@ -16866,7 +19190,7 @@
                 <w:sz w:val="15"/>
                 <w:szCs w:val="15"/>
               </w:rPr>
-              <w:t xml:space="preserve">5.3.4, párrafo sobre sana crítica (Palomo Vélez)</w:t>
+              <w:t xml:space="preserve">5.4, segundo párrafo (modelo Oralidad)</w:t>
             </w:r>
           </w:p>
         </w:tc>
@@ -16879,28 +19203,28 @@
               <w:bottom w:val="single" w:color="BFBFBF" w:sz="4"/>
               <w:right w:val="single" w:color="BFBFBF" w:sz="4"/>
             </w:tcBorders>
-            <w:shd w:fill="FFF2A8" w:color="auto" w:val="clear"/>
-            <w:tcMar>
-              <w:top w:type="dxa" w:w="60"/>
-              <w:left w:type="dxa" w:w="90"/>
-              <w:bottom w:type="dxa" w:w="60"/>
-              <w:right w:type="dxa" w:w="90"/>
-            </w:tcMar>
-          </w:tcPr>
-          <w:p>
-            <w:pPr>
-              <w:spacing w:after="40" w:line="240"/>
-              <w:jc w:val="left"/>
-            </w:pPr>
-            <w:r>
-              <w:rPr>
-                <w:rFonts w:ascii="Arial" w:cs="Arial" w:eastAsia="Arial" w:hAnsi="Arial"/>
-                <w:b w:val="false"/>
-                <w:bCs w:val="false"/>
-                <w:sz w:val="15"/>
-                <w:szCs w:val="15"/>
-              </w:rPr>
-              <w:t xml:space="preserve">Interpretación</w:t>
+            <w:shd w:fill="F9CCF2" w:color="auto" w:val="clear"/>
+            <w:tcMar>
+              <w:top w:type="dxa" w:w="60"/>
+              <w:left w:type="dxa" w:w="90"/>
+              <w:bottom w:type="dxa" w:w="60"/>
+              <w:right w:type="dxa" w:w="90"/>
+            </w:tcMar>
+          </w:tcPr>
+          <w:p>
+            <w:pPr>
+              <w:spacing w:after="40" w:line="240"/>
+              <w:jc w:val="left"/>
+            </w:pPr>
+            <w:r>
+              <w:rPr>
+                <w:rFonts w:ascii="Arial" w:cs="Arial" w:eastAsia="Arial" w:hAnsi="Arial"/>
+                <w:b w:val="false"/>
+                <w:bCs w:val="false"/>
+                <w:sz w:val="15"/>
+                <w:szCs w:val="15"/>
+              </w:rPr>
+              <w:t xml:space="preserve">Cifra</w:t>
             </w:r>
           </w:p>
         </w:tc>
@@ -16933,7 +19257,7 @@
                 <w:sz w:val="15"/>
                 <w:szCs w:val="15"/>
               </w:rPr>
-              <w:t xml:space="preserve">Frecuencias idénticas (1 caso por grupo) no pueden «confirmar» una mejora atribuible a la inmediación.</w:t>
+              <w:t xml:space="preserve">El 66,0 % no figura en el Cap. VI (corpus anterior). El 72,6 % y el 65,5 % son de las series de 2024 y 2018 (n = 328 y 281), no del «período» muestral. Y la omisión de valoración (11,5 %) y el error de valoración (19,2 %) se calculan sobre las 52 sentencias ANULADAS, es decir, que sí obligaron a retrotraer el proceso.</w:t>
             </w:r>
           </w:p>
         </w:tc>
@@ -16966,7 +19290,7 @@
                 <w:sz w:val="15"/>
                 <w:szCs w:val="15"/>
               </w:rPr>
-              <w:t xml:space="preserve">Cap. VII, 2.3 (RESULTADOS): «es igual y marginal en ambos grupos (1,9 %), por lo que no permite inferir una mejor organización probatoria ni identifica por sí sola la presencia o ausencia de inmediación».</w:t>
+              <w:t xml:space="preserve">Cap. VI, «Alcance de las bases de comparación»: las proporciones de las series anuales «no deben combinarse con las de la muestra ni utilizarse como denominadores intercambiables». Tablas 2 y 6.</w:t>
             </w:r>
           </w:p>
         </w:tc>
@@ -16999,7 +19323,7 @@
                 <w:sz w:val="15"/>
                 <w:szCs w:val="15"/>
               </w:rPr>
-              <w:t xml:space="preserve">«…no encuentra en estos datos una comprobación directa: la prueba de oficio irregular y la falta de contradictorio de la prueba registran un solo caso en cada grupo (1,9 %), frecuencia igual y marginal que no permite medir la inmediación.»</w:t>
+              <w:t xml:space="preserve">«En la serie anual de 2024, el 72,6 % de las sentencias resistió el examen (frente al 65,5 % de 2018) y la revocación descendió del 12,8 % al 7,3 % (Tablas 1 y 2). Entre las sentencias anuladas del grupo Oralidad persisten la valoración probatoria defectuosa (19,2 %), la motivación insuficiente (28,8 %) —incluida la omisión de valoración (11,5 %)— y la motivación incongruente (25,0 %), defectos que, por haber motivado la nulidad, determinaron la retroacción del proceso.»</w:t>
             </w:r>
           </w:p>
         </w:tc>
@@ -17037,7 +19361,7 @@
                 <w:sz w:val="15"/>
                 <w:szCs w:val="15"/>
               </w:rPr>
-              <w:t xml:space="preserve">D-18</w:t>
+              <w:t xml:space="preserve">D-25</w:t>
             </w:r>
           </w:p>
         </w:tc>
@@ -17070,7 +19394,7 @@
                 <w:sz w:val="15"/>
                 <w:szCs w:val="15"/>
               </w:rPr>
-              <w:t xml:space="preserve">5.3.4, párrafo sobre Groppo y Cavani</w:t>
+              <w:t xml:space="preserve">5.4, «El primero es la trazabilidad»</w:t>
             </w:r>
           </w:p>
         </w:tc>
@@ -17137,7 +19461,7 @@
                 <w:sz w:val="15"/>
                 <w:szCs w:val="15"/>
               </w:rPr>
-              <w:t xml:space="preserve">El Cap. VI no presenta ningún indicador de «concordancia entre lo saneado y lo valorado». Las cifras de concordancia de 5.4 (76,5 %, 66,0 %, trece expedientes) provienen del corpus anterior.</w:t>
+              <w:t xml:space="preserve">Usa porcentajes de un antecedente sin referencia completa, y los «trece expedientes» no figuran en el Cap. VI.</w:t>
             </w:r>
           </w:p>
         </w:tc>
@@ -17170,7 +19494,7 @@
                 <w:sz w:val="15"/>
                 <w:szCs w:val="15"/>
               </w:rPr>
-              <w:t xml:space="preserve">Cap. VI (Tablas 1–6).</w:t>
+              <w:t xml:space="preserve">Cap. VI: no presenta datos de concordancia ni cita el antecedente local de 2023.</w:t>
             </w:r>
           </w:p>
         </w:tc>
@@ -17203,7 +19527,7 @@
                 <w:sz w:val="15"/>
                 <w:szCs w:val="15"/>
               </w:rPr>
-              <w:t xml:space="preserve">«…es la que la ficha permite examinar a través de las causales declaradas por la Sala (Tabla 6)», o incorporar al Cap. VI la tabla de concordancia recalculada con los 167 expedientes.</w:t>
+              <w:t xml:space="preserve">Citar el antecedente con autor, título y fuente, o suprimir el porcentaje. Sustituir la evidencia por la de la Tabla 6: «…la omisión de valoración de prueba admitida o decisiva asciende del 3,8 % al 11,5 % de las sentencias anuladas.»</w:t>
             </w:r>
           </w:p>
         </w:tc>
@@ -17241,7 +19565,7 @@
                 <w:sz w:val="15"/>
                 <w:szCs w:val="15"/>
               </w:rPr>
-              <w:t xml:space="preserve">D-19</w:t>
+              <w:t xml:space="preserve">D-26</w:t>
             </w:r>
           </w:p>
         </w:tc>
@@ -17274,7 +19598,7 @@
                 <w:sz w:val="15"/>
                 <w:szCs w:val="15"/>
               </w:rPr>
-              <w:t xml:space="preserve">5.3.5, primer párrafo (Giovanazzi)</w:t>
+              <w:t xml:space="preserve">5.4, «El segundo es la decisión»</w:t>
             </w:r>
           </w:p>
         </w:tc>
@@ -17287,28 +19611,28 @@
               <w:bottom w:val="single" w:color="BFBFBF" w:sz="4"/>
               <w:right w:val="single" w:color="BFBFBF" w:sz="4"/>
             </w:tcBorders>
-            <w:shd w:fill="F9CCF2" w:color="auto" w:val="clear"/>
-            <w:tcMar>
-              <w:top w:type="dxa" w:w="60"/>
-              <w:left w:type="dxa" w:w="90"/>
-              <w:bottom w:type="dxa" w:w="60"/>
-              <w:right w:type="dxa" w:w="90"/>
-            </w:tcMar>
-          </w:tcPr>
-          <w:p>
-            <w:pPr>
-              <w:spacing w:after="40" w:line="240"/>
-              <w:jc w:val="left"/>
-            </w:pPr>
-            <w:r>
-              <w:rPr>
-                <w:rFonts w:ascii="Arial" w:cs="Arial" w:eastAsia="Arial" w:hAnsi="Arial"/>
-                <w:b w:val="false"/>
-                <w:bCs w:val="false"/>
-                <w:sz w:val="15"/>
-                <w:szCs w:val="15"/>
-              </w:rPr>
-              <w:t xml:space="preserve">Cifra</w:t>
+            <w:shd w:fill="FFF2A8" w:color="auto" w:val="clear"/>
+            <w:tcMar>
+              <w:top w:type="dxa" w:w="60"/>
+              <w:left w:type="dxa" w:w="90"/>
+              <w:bottom w:type="dxa" w:w="60"/>
+              <w:right w:type="dxa" w:w="90"/>
+            </w:tcMar>
+          </w:tcPr>
+          <w:p>
+            <w:pPr>
+              <w:spacing w:after="40" w:line="240"/>
+              <w:jc w:val="left"/>
+            </w:pPr>
+            <w:r>
+              <w:rPr>
+                <w:rFonts w:ascii="Arial" w:cs="Arial" w:eastAsia="Arial" w:hAnsi="Arial"/>
+                <w:b w:val="false"/>
+                <w:bCs w:val="false"/>
+                <w:sz w:val="15"/>
+                <w:szCs w:val="15"/>
+              </w:rPr>
+              <w:t xml:space="preserve">Interpretación</w:t>
             </w:r>
           </w:p>
         </w:tc>
@@ -17341,7 +19665,7 @@
                 <w:sz w:val="15"/>
                 <w:szCs w:val="15"/>
               </w:rPr>
-              <w:t xml:space="preserve">Combina dos bases (53/52 anuladas y series 281/328), lo que el Cap. VI prohíbe. Además, la anulación DESCIENDE, así que el dato no puede «confirmar» que aumente su probabilidad, y la cita de tabla es errónea (las series están en las Tablas 1 y 2).</w:t>
+              <w:t xml:space="preserve">Afirma un efecto temporal que no se midió y «desmiente» una objeción con solo cinco casos.</w:t>
             </w:r>
           </w:p>
         </w:tc>
@@ -17374,7 +19698,7 @@
                 <w:sz w:val="15"/>
                 <w:szCs w:val="15"/>
               </w:rPr>
-              <w:t xml:space="preserve">Cap. VI, «Alcance de las bases de comparación»; Tablas 1, 2 y 6.</w:t>
+              <w:t xml:space="preserve">Cap. VI, que no presenta ningún dato de duración, y 1.3: el diseño no permite «afirmar una reducción general de la duración procesal»; la reducción de tiempos solo constituye un «indicio». Tabla 4 (5 casos).</w:t>
             </w:r>
           </w:p>
         </w:tc>
@@ -17407,7 +19731,7 @@
                 <w:sz w:val="15"/>
                 <w:szCs w:val="15"/>
               </w:rPr>
-              <w:t xml:space="preserve">«…la omisión de valoración de prueba admitida o decisiva pasó del 3,8 % al 11,5 % de las sentencias anuladas (Tabla 6). El dato es compatible con la tesis del antecedente, aunque no mide la probabilidad de anulación, que en las series anuales se mantiene estable (21,7 % y 20,1 %; Tablas 1 y 2).»</w:t>
+              <w:t xml:space="preserve">«…de modo que el tiempo eventualmente ganado en la audiencia podría perderse en la elaboración escrita posterior, efecto que requiere medirse. Ninguno de los cinco expedientes con sentencia en audiencia fue anulado por defecto de motivación; por su base reducida, el dato no confirma ni desmiente la objeción de que la decisión oral comprometería el razonamiento.»</w:t>
             </w:r>
           </w:p>
         </w:tc>
@@ -17445,7 +19769,7 @@
                 <w:sz w:val="15"/>
                 <w:szCs w:val="15"/>
               </w:rPr>
-              <w:t xml:space="preserve">D-20</w:t>
+              <w:t xml:space="preserve">D-27</w:t>
             </w:r>
           </w:p>
         </w:tc>
@@ -17478,7 +19802,7 @@
                 <w:sz w:val="15"/>
                 <w:szCs w:val="15"/>
               </w:rPr>
-              <w:t xml:space="preserve">5.3.5, segundo párrafo (Groppo)</w:t>
+              <w:t xml:space="preserve">5.4, «El tercero es la alzada»</w:t>
             </w:r>
           </w:p>
         </w:tc>
@@ -17491,28 +19815,28 @@
               <w:bottom w:val="single" w:color="BFBFBF" w:sz="4"/>
               <w:right w:val="single" w:color="BFBFBF" w:sz="4"/>
             </w:tcBorders>
-            <w:shd w:fill="FFF2A8" w:color="auto" w:val="clear"/>
-            <w:tcMar>
-              <w:top w:type="dxa" w:w="60"/>
-              <w:left w:type="dxa" w:w="90"/>
-              <w:bottom w:type="dxa" w:w="60"/>
-              <w:right w:type="dxa" w:w="90"/>
-            </w:tcMar>
-          </w:tcPr>
-          <w:p>
-            <w:pPr>
-              <w:spacing w:after="40" w:line="240"/>
-              <w:jc w:val="left"/>
-            </w:pPr>
-            <w:r>
-              <w:rPr>
-                <w:rFonts w:ascii="Arial" w:cs="Arial" w:eastAsia="Arial" w:hAnsi="Arial"/>
-                <w:b w:val="false"/>
-                <w:bCs w:val="false"/>
-                <w:sz w:val="15"/>
-                <w:szCs w:val="15"/>
-              </w:rPr>
-              <w:t xml:space="preserve">Interpretación</w:t>
+            <w:shd w:fill="F9CCF2" w:color="auto" w:val="clear"/>
+            <w:tcMar>
+              <w:top w:type="dxa" w:w="60"/>
+              <w:left w:type="dxa" w:w="90"/>
+              <w:bottom w:type="dxa" w:w="60"/>
+              <w:right w:type="dxa" w:w="90"/>
+            </w:tcMar>
+          </w:tcPr>
+          <w:p>
+            <w:pPr>
+              <w:spacing w:after="40" w:line="240"/>
+              <w:jc w:val="left"/>
+            </w:pPr>
+            <w:r>
+              <w:rPr>
+                <w:rFonts w:ascii="Arial" w:cs="Arial" w:eastAsia="Arial" w:hAnsi="Arial"/>
+                <w:b w:val="false"/>
+                <w:bCs w:val="false"/>
+                <w:sz w:val="15"/>
+                <w:szCs w:val="15"/>
+              </w:rPr>
+              <w:t xml:space="preserve">Cifra</w:t>
             </w:r>
           </w:p>
         </w:tc>
@@ -17545,7 +19869,7 @@
                 <w:sz w:val="15"/>
                 <w:szCs w:val="15"/>
               </w:rPr>
-              <w:t xml:space="preserve">Cinco casos (4 + 1) no constituyen un «sustento empírico» de la tesis.</w:t>
+              <w:t xml:space="preserve">La «reincidencia anulatoria» (48,8 % → 19,3 %) no figura en el Cap. VI (corpus anterior). La anulación no desciende en las series (21,7 % → 20,1 %) y la trazabilidad no se midió.</w:t>
             </w:r>
           </w:p>
         </w:tc>
@@ -17578,7 +19902,7 @@
                 <w:sz w:val="15"/>
                 <w:szCs w:val="15"/>
               </w:rPr>
-              <w:t xml:space="preserve">Cap. VII, 2.4 (RESULTADOS): «permiten examinar esa modalidad en el contexto local, pero no demostrar su superioridad… la afirmación requiere su seguimiento impugnatorio individual».</w:t>
+              <w:t xml:space="preserve">Cap. VI, que no presenta ningún dato de duración, y 1.3: el diseño no permite «afirmar una reducción general de la duración procesal»; la reducción de tiempos solo constituye un «indicio». Tablas 1 y 2 (anulación 21,7 % y 20,1 %).</w:t>
             </w:r>
           </w:p>
         </w:tc>
@@ -17611,7 +19935,7 @@
                 <w:sz w:val="15"/>
                 <w:szCs w:val="15"/>
               </w:rPr>
-              <w:t xml:space="preserve">«Los cinco expedientes con sentencia expedida en audiencia (cuatro del grupo Oralidad y uno del Tradicional) no registran anulación por defecto de motivación —de los dos anulados, uno lo fue por nulidad concatenada y otro por causal ajena a la motivación—; la base es demasiado reducida para demostrar la tesis, aunque no la contradice.»</w:t>
+              <w:t xml:space="preserve">«Bajo ese estándar, una menor reiteración de anulaciones podría reducir los recorridos procesales; sin embargo, la anulación se mantiene estable en las series anuales (21,7 % y 20,1 %) y el efecto sobre la duración total exige reconstruir la cronología de cada expediente. La trazabilidad entre hechos controvertidos, prueba admitida, actuación, valoración y motivación se propone como condición para verificar ese efecto, no como un resultado medido.»</w:t>
             </w:r>
           </w:p>
         </w:tc>
@@ -17649,7 +19973,7 @@
                 <w:sz w:val="15"/>
                 <w:szCs w:val="15"/>
               </w:rPr>
-              <w:t xml:space="preserve">D-21</w:t>
+              <w:t xml:space="preserve">D-28</w:t>
             </w:r>
           </w:p>
         </w:tc>
@@ -17682,7 +20006,7 @@
                 <w:sz w:val="15"/>
                 <w:szCs w:val="15"/>
               </w:rPr>
-              <w:t xml:space="preserve">5.3.5, tercer párrafo (Amigó; Verdesoto)</w:t>
+              <w:t xml:space="preserve">5.5, enunciado de la hipótesis</w:t>
             </w:r>
           </w:p>
         </w:tc>
@@ -17695,28 +20019,28 @@
               <w:bottom w:val="single" w:color="BFBFBF" w:sz="4"/>
               <w:right w:val="single" w:color="BFBFBF" w:sz="4"/>
             </w:tcBorders>
-            <w:shd w:fill="FFF2A8" w:color="auto" w:val="clear"/>
-            <w:tcMar>
-              <w:top w:type="dxa" w:w="60"/>
-              <w:left w:type="dxa" w:w="90"/>
-              <w:bottom w:type="dxa" w:w="60"/>
-              <w:right w:type="dxa" w:w="90"/>
-            </w:tcMar>
-          </w:tcPr>
-          <w:p>
-            <w:pPr>
-              <w:spacing w:after="40" w:line="240"/>
-              <w:jc w:val="left"/>
-            </w:pPr>
-            <w:r>
-              <w:rPr>
-                <w:rFonts w:ascii="Arial" w:cs="Arial" w:eastAsia="Arial" w:hAnsi="Arial"/>
-                <w:b w:val="false"/>
-                <w:bCs w:val="false"/>
-                <w:sz w:val="15"/>
-                <w:szCs w:val="15"/>
-              </w:rPr>
-              <w:t xml:space="preserve">Interpretación</w:t>
+            <w:shd w:fill="C4F0F0" w:color="auto" w:val="clear"/>
+            <w:tcMar>
+              <w:top w:type="dxa" w:w="60"/>
+              <w:left w:type="dxa" w:w="90"/>
+              <w:bottom w:type="dxa" w:w="60"/>
+              <w:right w:type="dxa" w:w="90"/>
+            </w:tcMar>
+          </w:tcPr>
+          <w:p>
+            <w:pPr>
+              <w:spacing w:after="40" w:line="240"/>
+              <w:jc w:val="left"/>
+            </w:pPr>
+            <w:r>
+              <w:rPr>
+                <w:rFonts w:ascii="Arial" w:cs="Arial" w:eastAsia="Arial" w:hAnsi="Arial"/>
+                <w:b w:val="false"/>
+                <w:bCs w:val="false"/>
+                <w:sz w:val="15"/>
+                <w:szCs w:val="15"/>
+              </w:rPr>
+              <w:t xml:space="preserve">Forma</w:t>
             </w:r>
           </w:p>
         </w:tc>
@@ -17749,7 +20073,7 @@
                 <w:sz w:val="15"/>
                 <w:szCs w:val="15"/>
               </w:rPr>
-              <w:t xml:space="preserve">Las medias 318,6/313,3 días no figuran en el Cap. VI (R-12), y la conclusión de «rasgo sistémico… y no una deficiencia local» contradice la otra Discusión. Revisar todo el resto del párrafo.</w:t>
+              <w:t xml:space="preserve">La redacción está incompleta («dado que… es probable que…»). El enunciado debe coincidir literalmente con la hipótesis de la matriz de consistencia.</w:t>
             </w:r>
           </w:p>
         </w:tc>
@@ -17782,7 +20106,7 @@
                 <w:sz w:val="15"/>
                 <w:szCs w:val="15"/>
               </w:rPr>
-              <w:t xml:space="preserve">Cap. VII, 2.4 (RESULTADOS): «el contraste entre ordenamientos es contextual y no acredita una causa común de demora»; 2.5: «No permite… identificarla como principal origen de la demora sin desagregar los tiempos del proceso».</w:t>
+              <w:t xml:space="preserve">Matriz de consistencia / proyecto.</w:t>
             </w:r>
           </w:p>
         </w:tc>
@@ -17815,7 +20139,7 @@
                 <w:sz w:val="15"/>
                 <w:szCs w:val="15"/>
               </w:rPr>
-              <w:t xml:space="preserve">«La proximidad entre las duraciones medias del control superior (318,6 y 313,3 días; Tabla [n]) permite situar los resultados en ese debate; sin embargo, el contraste entre ordenamientos es contextual y no acredita una causa común de demora ni permite identificar la alzada como principal origen de la duración sin desagregar los tiempos del proceso.»</w:t>
+              <w:t xml:space="preserve">Transcribir la hipótesis literal entre comillas: «sostuvo que “[texto exacto de la hipótesis]”».</w:t>
             </w:r>
           </w:p>
         </w:tc>
@@ -17853,7 +20177,7 @@
                 <w:sz w:val="15"/>
                 <w:szCs w:val="15"/>
               </w:rPr>
-              <w:t xml:space="preserve">D-22</w:t>
+              <w:t xml:space="preserve">D-29</w:t>
             </w:r>
           </w:p>
         </w:tc>
@@ -17886,7 +20210,7 @@
                 <w:sz w:val="15"/>
                 <w:szCs w:val="15"/>
               </w:rPr>
-              <w:t xml:space="preserve">5.4, primer párrafo (modelo escritural)</w:t>
+              <w:t xml:space="preserve">5.5, segundo párrafo</w:t>
             </w:r>
           </w:p>
         </w:tc>
@@ -17899,28 +20223,28 @@
               <w:bottom w:val="single" w:color="BFBFBF" w:sz="4"/>
               <w:right w:val="single" w:color="BFBFBF" w:sz="4"/>
             </w:tcBorders>
-            <w:shd w:fill="F9CCF2" w:color="auto" w:val="clear"/>
-            <w:tcMar>
-              <w:top w:type="dxa" w:w="60"/>
-              <w:left w:type="dxa" w:w="90"/>
-              <w:bottom w:type="dxa" w:w="60"/>
-              <w:right w:type="dxa" w:w="90"/>
-            </w:tcMar>
-          </w:tcPr>
-          <w:p>
-            <w:pPr>
-              <w:spacing w:after="40" w:line="240"/>
-              <w:jc w:val="left"/>
-            </w:pPr>
-            <w:r>
-              <w:rPr>
-                <w:rFonts w:ascii="Arial" w:cs="Arial" w:eastAsia="Arial" w:hAnsi="Arial"/>
-                <w:b w:val="false"/>
-                <w:bCs w:val="false"/>
-                <w:sz w:val="15"/>
-                <w:szCs w:val="15"/>
-              </w:rPr>
-              <w:t xml:space="preserve">Cifra</w:t>
+            <w:shd w:fill="C4F0F0" w:color="auto" w:val="clear"/>
+            <w:tcMar>
+              <w:top w:type="dxa" w:w="60"/>
+              <w:left w:type="dxa" w:w="90"/>
+              <w:bottom w:type="dxa" w:w="60"/>
+              <w:right w:type="dxa" w:w="90"/>
+            </w:tcMar>
+          </w:tcPr>
+          <w:p>
+            <w:pPr>
+              <w:spacing w:after="40" w:line="240"/>
+              <w:jc w:val="left"/>
+            </w:pPr>
+            <w:r>
+              <w:rPr>
+                <w:rFonts w:ascii="Arial" w:cs="Arial" w:eastAsia="Arial" w:hAnsi="Arial"/>
+                <w:b w:val="false"/>
+                <w:bCs w:val="false"/>
+                <w:sz w:val="15"/>
+                <w:szCs w:val="15"/>
+              </w:rPr>
+              <w:t xml:space="preserve">Forma</w:t>
             </w:r>
           </w:p>
         </w:tc>
@@ -17953,7 +20277,7 @@
                 <w:sz w:val="15"/>
                 <w:szCs w:val="15"/>
               </w:rPr>
-              <w:t xml:space="preserve">El 76,5 % (concordancia parcial) y el 48,8 % (anulación previa) no figuran en el Cap. VI: provienen del corpus anterior de 100 expedientes. El 34,5 % corresponde a la serie anual de 2018 (Tablas 1 y 2), no a «las sentencias Tradicionales» de la muestra, donde la censura es del 96,5 % (Tabla 5). Además, la cita «(Tabla 6)» es errónea.</w:t>
+              <w:t xml:space="preserve">Remite a una Tabla 7 que no existe en este archivo ni en el Cap. VI (se retiró en esta versión).</w:t>
             </w:r>
           </w:p>
         </w:tc>
@@ -17986,7 +20310,7 @@
                 <w:sz w:val="15"/>
                 <w:szCs w:val="15"/>
               </w:rPr>
-              <w:t xml:space="preserve">Cap. VI, Tablas 1, 2 y 5.</w:t>
+              <w:t xml:space="preserve">Archivo RESULTADOS (solo Tablas 1–6).</w:t>
             </w:r>
           </w:p>
         </w:tc>
@@ -18019,7 +20343,7 @@
                 <w:sz w:val="15"/>
                 <w:szCs w:val="15"/>
               </w:rPr>
-              <w:t xml:space="preserve">«…y la sentencia quedaba expuesta a defectos de actividad procesal y probatoria. En la serie anual de 2018, el 34,5 % de las sentencias sometidas a control fue censurado (21,7 % anuladas y 12,8 % revocadas; Tabla 1).» Suprimir 76,5 % y 48,8 %, salvo que se recalculen y se incorporen al Cap. VI.</w:t>
+              <w:t xml:space="preserve">Reponer la tabla «Comprobación de la hipótesis por dimensión de análisis» (versión del repositorio, con d) 15,1 % → 28,8 %: «No comprobada») con número correlativo después de la Tabla 6, o suprimir la remisión.</w:t>
             </w:r>
           </w:p>
         </w:tc>
@@ -18057,7 +20381,7 @@
                 <w:sz w:val="15"/>
                 <w:szCs w:val="15"/>
               </w:rPr>
-              <w:t xml:space="preserve">D-23</w:t>
+              <w:t xml:space="preserve">D-30</w:t>
             </w:r>
           </w:p>
         </w:tc>
@@ -18090,7 +20414,7 @@
                 <w:sz w:val="15"/>
                 <w:szCs w:val="15"/>
               </w:rPr>
-              <w:t xml:space="preserve">5.4, segundo párrafo (modelo Oralidad)</w:t>
+              <w:t xml:space="preserve">5.5, tercer párrafo</w:t>
             </w:r>
           </w:p>
         </w:tc>
@@ -18157,7 +20481,7 @@
                 <w:sz w:val="15"/>
                 <w:szCs w:val="15"/>
               </w:rPr>
-              <w:t xml:space="preserve">El 66,0 % no figura en el Cap. VI (corpus anterior). El 72,6 % es de la serie anual de 2024, no del «período» muestral. La omisión de valoración (11,5 %) y el error de valoración (19,2 %) se miden sobre sentencias ANULADAS, es decir, que sí obligaron a retrotraer el proceso.</w:t>
+              <w:t xml:space="preserve">La cifra contradice la Tabla 6 y el 2.7 del archivo RESULTADOS (15,1 % y 28,8 %), verificados en el Excel (D13 ∪ D11: 8 de 53 y 15 de 52). 13,2/21,2 corresponde solo a D13.</w:t>
             </w:r>
           </w:p>
         </w:tc>
@@ -18190,7 +20514,7 @@
                 <w:sz w:val="15"/>
                 <w:szCs w:val="15"/>
               </w:rPr>
-              <w:t xml:space="preserve">Cap. VII, 2.6 (RESULTADOS): «No toda omisión probatoria es corregible directamente en alzada»; Cap. VI, Tablas 2 y 6.</w:t>
+              <w:t xml:space="preserve">Tabla 6 del Cap. VI y Excel (hoja Marcas_declaradas).</w:t>
             </w:r>
           </w:p>
         </w:tc>
@@ -18223,7 +20547,7 @@
                 <w:sz w:val="15"/>
                 <w:szCs w:val="15"/>
               </w:rPr>
-              <w:t xml:space="preserve">«En la serie anual de 2024, el 72,6 % de las sentencias resistió el examen (frente al 65,5 % de 2018) y la revocación descendió del 12,8 % al 7,3 % (Tablas 1 y 2). Entre las sentencias anuladas del grupo Oralidad persisten la valoración probatoria defectuosa (19,2 %), la motivación insuficiente (28,8 %) —incluida la omisión de valoración (11,5 %)— y la motivación incongruente (25,0 %), defectos que, por haber motivado la nulidad, determinaron la retroacción del proceso.»</w:t>
+              <w:t xml:space="preserve">«(del 15,1 % al 28,8 %)». Añadir: «los vicios de la tipología Llamoja concurren en proporciones semejantes en ambos períodos (56,6 % y 57,7 % de las sentencias anuladas; Tabla 6)».</w:t>
             </w:r>
           </w:p>
         </w:tc>
@@ -18261,7 +20585,7 @@
                 <w:sz w:val="15"/>
                 <w:szCs w:val="15"/>
               </w:rPr>
-              <w:t xml:space="preserve">D-24</w:t>
+              <w:t xml:space="preserve">D-31</w:t>
             </w:r>
           </w:p>
         </w:tc>
@@ -18294,7 +20618,7 @@
                 <w:sz w:val="15"/>
                 <w:szCs w:val="15"/>
               </w:rPr>
-              <w:t xml:space="preserve">5.4, «El primero es la trazabilidad»</w:t>
+              <w:t xml:space="preserve">5.5, párrafo final</w:t>
             </w:r>
           </w:p>
         </w:tc>
@@ -18307,28 +20631,28 @@
               <w:bottom w:val="single" w:color="BFBFBF" w:sz="4"/>
               <w:right w:val="single" w:color="BFBFBF" w:sz="4"/>
             </w:tcBorders>
-            <w:shd w:fill="F9CCF2" w:color="auto" w:val="clear"/>
-            <w:tcMar>
-              <w:top w:type="dxa" w:w="60"/>
-              <w:left w:type="dxa" w:w="90"/>
-              <w:bottom w:type="dxa" w:w="60"/>
-              <w:right w:type="dxa" w:w="90"/>
-            </w:tcMar>
-          </w:tcPr>
-          <w:p>
-            <w:pPr>
-              <w:spacing w:after="40" w:line="240"/>
-              <w:jc w:val="left"/>
-            </w:pPr>
-            <w:r>
-              <w:rPr>
-                <w:rFonts w:ascii="Arial" w:cs="Arial" w:eastAsia="Arial" w:hAnsi="Arial"/>
-                <w:b w:val="false"/>
-                <w:bCs w:val="false"/>
-                <w:sz w:val="15"/>
-                <w:szCs w:val="15"/>
-              </w:rPr>
-              <w:t xml:space="preserve">Cifra</w:t>
+            <w:shd w:fill="FFF2A8" w:color="auto" w:val="clear"/>
+            <w:tcMar>
+              <w:top w:type="dxa" w:w="60"/>
+              <w:left w:type="dxa" w:w="90"/>
+              <w:bottom w:type="dxa" w:w="60"/>
+              <w:right w:type="dxa" w:w="90"/>
+            </w:tcMar>
+          </w:tcPr>
+          <w:p>
+            <w:pPr>
+              <w:spacing w:after="40" w:line="240"/>
+              <w:jc w:val="left"/>
+            </w:pPr>
+            <w:r>
+              <w:rPr>
+                <w:rFonts w:ascii="Arial" w:cs="Arial" w:eastAsia="Arial" w:hAnsi="Arial"/>
+                <w:b w:val="false"/>
+                <w:bCs w:val="false"/>
+                <w:sz w:val="15"/>
+                <w:szCs w:val="15"/>
+              </w:rPr>
+              <w:t xml:space="preserve">Interpretación</w:t>
             </w:r>
           </w:p>
         </w:tc>
@@ -18361,7 +20685,7 @@
                 <w:sz w:val="15"/>
                 <w:szCs w:val="15"/>
               </w:rPr>
-              <w:t xml:space="preserve">Usa porcentajes de un antecedente sin referencia completa, y los «trece expedientes» no figuran en el Cap. VI.</w:t>
+              <w:t xml:space="preserve">«Significativamente» sugiere un contraste estadístico que no se hizo.</w:t>
             </w:r>
           </w:p>
         </w:tc>
@@ -18394,7 +20718,7 @@
                 <w:sz w:val="15"/>
                 <w:szCs w:val="15"/>
               </w:rPr>
-              <w:t xml:space="preserve">Cap. VII, 2.4 y 2.6 (RESULTADOS): «La mención de un estudio de Arequipa de 2023 sin referencia completa no permite utilizar sus porcentajes como evidencia comparativa verificable».</w:t>
+              <w:t xml:space="preserve">Cap. VI: todos los resultados son frecuencias descriptivas y no hay contraste estadístico. Con las series 281/328, una prueba χ² da p ≈ 0,06 para la confirmación.</w:t>
             </w:r>
           </w:p>
         </w:tc>
@@ -18427,7 +20751,44 @@
                 <w:sz w:val="15"/>
                 <w:szCs w:val="15"/>
               </w:rPr>
-              <w:t xml:space="preserve">Citar el antecedente con autor, título y fuente, o suprimir el porcentaje. Sustituir la evidencia por la de la Tabla 6: «…la omisión de valoración de prueba admitida o decisiva asciende del 3,8 % al 11,5 % de las sentencias anuladas.»</w:t>
+              <w:t xml:space="preserve">«…el Modelo de Oralidad Civil se asocia a una mejora clara de la estructura del proceso que conduce a la sentencia…»</w:t>
+            </w:r>
+          </w:p>
+        </w:tc>
+      </w:tr>
+      <w:tr>
+        <w:tc>
+          <w:tcPr>
+            <w:tcW w:type="dxa" w:w="14570"/>
+            <w:gridSpan w:val="6"/>
+            <w:tcBorders>
+              <w:top w:val="single" w:color="BFBFBF" w:sz="4"/>
+              <w:left w:val="single" w:color="BFBFBF" w:sz="4"/>
+              <w:bottom w:val="single" w:color="BFBFBF" w:sz="4"/>
+              <w:right w:val="single" w:color="BFBFBF" w:sz="4"/>
+            </w:tcBorders>
+            <w:shd w:fill="F2F2F2" w:color="auto" w:val="clear"/>
+            <w:tcMar>
+              <w:top w:type="dxa" w:w="60"/>
+              <w:left w:type="dxa" w:w="90"/>
+              <w:bottom w:type="dxa" w:w="60"/>
+              <w:right w:type="dxa" w:w="90"/>
+            </w:tcMar>
+          </w:tcPr>
+          <w:p>
+            <w:pPr>
+              <w:spacing w:after="40" w:line="240"/>
+              <w:jc w:val="left"/>
+            </w:pPr>
+            <w:r>
+              <w:rPr>
+                <w:rFonts w:ascii="Arial" w:cs="Arial" w:eastAsia="Arial" w:hAnsi="Arial"/>
+                <w:b/>
+                <w:bCs/>
+                <w:sz w:val="15"/>
+                <w:szCs w:val="15"/>
+              </w:rPr>
+              <w:t xml:space="preserve">APORTES, CONCLUSIONES Y RECOMENDACIONES — archivo MARCADO_APORTES_CONCLUSIONES_RECOMENDACIONES_JUAN_MESABEL_QUISPE_LEON.docx</w:t>
             </w:r>
           </w:p>
         </w:tc>
@@ -18465,7 +20826,7 @@
                 <w:sz w:val="15"/>
                 <w:szCs w:val="15"/>
               </w:rPr>
-              <w:t xml:space="preserve">D-25</w:t>
+              <w:t xml:space="preserve">A-01</w:t>
             </w:r>
           </w:p>
         </w:tc>
@@ -18498,7 +20859,7 @@
                 <w:sz w:val="15"/>
                 <w:szCs w:val="15"/>
               </w:rPr>
-              <w:t xml:space="preserve">5.4, «El segundo es la decisión»</w:t>
+              <w:t xml:space="preserve">I.1, primer párrafo</w:t>
             </w:r>
           </w:p>
         </w:tc>
@@ -18511,28 +20872,28 @@
               <w:bottom w:val="single" w:color="BFBFBF" w:sz="4"/>
               <w:right w:val="single" w:color="BFBFBF" w:sz="4"/>
             </w:tcBorders>
-            <w:shd w:fill="FFF2A8" w:color="auto" w:val="clear"/>
-            <w:tcMar>
-              <w:top w:type="dxa" w:w="60"/>
-              <w:left w:type="dxa" w:w="90"/>
-              <w:bottom w:type="dxa" w:w="60"/>
-              <w:right w:type="dxa" w:w="90"/>
-            </w:tcMar>
-          </w:tcPr>
-          <w:p>
-            <w:pPr>
-              <w:spacing w:after="40" w:line="240"/>
-              <w:jc w:val="left"/>
-            </w:pPr>
-            <w:r>
-              <w:rPr>
-                <w:rFonts w:ascii="Arial" w:cs="Arial" w:eastAsia="Arial" w:hAnsi="Arial"/>
-                <w:b w:val="false"/>
-                <w:bCs w:val="false"/>
-                <w:sz w:val="15"/>
-                <w:szCs w:val="15"/>
-              </w:rPr>
-              <w:t xml:space="preserve">Interpretación</w:t>
+            <w:shd w:fill="F9CCF2" w:color="auto" w:val="clear"/>
+            <w:tcMar>
+              <w:top w:type="dxa" w:w="60"/>
+              <w:left w:type="dxa" w:w="90"/>
+              <w:bottom w:type="dxa" w:w="60"/>
+              <w:right w:type="dxa" w:w="90"/>
+            </w:tcMar>
+          </w:tcPr>
+          <w:p>
+            <w:pPr>
+              <w:spacing w:after="40" w:line="240"/>
+              <w:jc w:val="left"/>
+            </w:pPr>
+            <w:r>
+              <w:rPr>
+                <w:rFonts w:ascii="Arial" w:cs="Arial" w:eastAsia="Arial" w:hAnsi="Arial"/>
+                <w:b w:val="false"/>
+                <w:bCs w:val="false"/>
+                <w:sz w:val="15"/>
+                <w:szCs w:val="15"/>
+              </w:rPr>
+              <w:t xml:space="preserve">Cifra</w:t>
             </w:r>
           </w:p>
         </w:tc>
@@ -18565,7 +20926,7 @@
                 <w:sz w:val="15"/>
                 <w:szCs w:val="15"/>
               </w:rPr>
-              <w:t xml:space="preserve">Afirma un efecto temporal que no se midió y «desmiente» una objeción con solo cinco casos.</w:t>
+              <w:t xml:space="preserve">Son las cifras del corpus anterior.</w:t>
             </w:r>
           </w:p>
         </w:tc>
@@ -18598,7 +20959,7 @@
                 <w:sz w:val="15"/>
                 <w:szCs w:val="15"/>
               </w:rPr>
-              <w:t xml:space="preserve">Cap. VII, 2.6 (RESULTADOS): «deben medirse los intervalos correspondientes; la información agregada no demuestra ese efecto»; 2.4: «no demostrar su superioridad».</w:t>
+              <w:t xml:space="preserve">Cap. VI: 167 expedientes (87/80), 163 sentencias de vista (85/78), 105 anuladas (53/52) y series 281/328.</w:t>
             </w:r>
           </w:p>
         </w:tc>
@@ -18631,7 +20992,7 @@
                 <w:sz w:val="15"/>
                 <w:szCs w:val="15"/>
               </w:rPr>
-              <w:t xml:space="preserve">«…de modo que el tiempo eventualmente ganado en la audiencia podría perderse en la elaboración escrita posterior, efecto que requiere medirse. Ninguno de los cinco expedientes con sentencia en audiencia fue anulado por defecto de motivación; por su base reducida, el dato no confirma ni desmiente la objeción de que la decisión oral comprometería el razonamiento.»</w:t>
+              <w:t xml:space="preserve">«El análisis se practicó sobre ciento sesenta y siete (167) expedientes civiles cuya sentencia de primera instancia fue anulada o revocada en segunda instancia —ochenta y siete (87) del grupo Tradicional y ochenta (80) del grupo Oralidad—, sobre ciento sesenta y tres (163) sentencias de vista (85 y 78), de las cuales ciento cinco (105) declararon la nulidad (53 y 52), y sobre las series anuales de sentencias de segunda instancia de 2018 (281) y 2024 (328)».</w:t>
             </w:r>
           </w:p>
         </w:tc>
@@ -18669,7 +21030,7 @@
                 <w:sz w:val="15"/>
                 <w:szCs w:val="15"/>
               </w:rPr>
-              <w:t xml:space="preserve">D-26</w:t>
+              <w:t xml:space="preserve">A-02</w:t>
             </w:r>
           </w:p>
         </w:tc>
@@ -18702,7 +21063,7 @@
                 <w:sz w:val="15"/>
                 <w:szCs w:val="15"/>
               </w:rPr>
-              <w:t xml:space="preserve">5.4, «El tercero es la alzada»</w:t>
+              <w:t xml:space="preserve">I.1, segundo párrafo</w:t>
             </w:r>
           </w:p>
         </w:tc>
@@ -18715,28 +21076,28 @@
               <w:bottom w:val="single" w:color="BFBFBF" w:sz="4"/>
               <w:right w:val="single" w:color="BFBFBF" w:sz="4"/>
             </w:tcBorders>
-            <w:shd w:fill="F9CCF2" w:color="auto" w:val="clear"/>
-            <w:tcMar>
-              <w:top w:type="dxa" w:w="60"/>
-              <w:left w:type="dxa" w:w="90"/>
-              <w:bottom w:type="dxa" w:w="60"/>
-              <w:right w:type="dxa" w:w="90"/>
-            </w:tcMar>
-          </w:tcPr>
-          <w:p>
-            <w:pPr>
-              <w:spacing w:after="40" w:line="240"/>
-              <w:jc w:val="left"/>
-            </w:pPr>
-            <w:r>
-              <w:rPr>
-                <w:rFonts w:ascii="Arial" w:cs="Arial" w:eastAsia="Arial" w:hAnsi="Arial"/>
-                <w:b w:val="false"/>
-                <w:bCs w:val="false"/>
-                <w:sz w:val="15"/>
-                <w:szCs w:val="15"/>
-              </w:rPr>
-              <w:t xml:space="preserve">Cifra</w:t>
+            <w:shd w:fill="FFF2A8" w:color="auto" w:val="clear"/>
+            <w:tcMar>
+              <w:top w:type="dxa" w:w="60"/>
+              <w:left w:type="dxa" w:w="90"/>
+              <w:bottom w:type="dxa" w:w="60"/>
+              <w:right w:type="dxa" w:w="90"/>
+            </w:tcMar>
+          </w:tcPr>
+          <w:p>
+            <w:pPr>
+              <w:spacing w:after="40" w:line="240"/>
+              <w:jc w:val="left"/>
+            </w:pPr>
+            <w:r>
+              <w:rPr>
+                <w:rFonts w:ascii="Arial" w:cs="Arial" w:eastAsia="Arial" w:hAnsi="Arial"/>
+                <w:b w:val="false"/>
+                <w:bCs w:val="false"/>
+                <w:sz w:val="15"/>
+                <w:szCs w:val="15"/>
+              </w:rPr>
+              <w:t xml:space="preserve">Interpretación</w:t>
             </w:r>
           </w:p>
         </w:tc>
@@ -18769,7 +21130,7 @@
                 <w:sz w:val="15"/>
                 <w:szCs w:val="15"/>
               </w:rPr>
-              <w:t xml:space="preserve">La «reincidencia anulatoria» (48,8 % → 19,3 %) no figura en el Cap. VI (corpus anterior). La anulación no desciende en las series (21,7 % → 20,1 %) y la trazabilidad no se midió.</w:t>
+              <w:t xml:space="preserve">La Tabla 3 muestra diferencias por vía procesal y la Tabla 1 del Cap. VI es la serie de 2018, no la comparabilidad.</w:t>
             </w:r>
           </w:p>
         </w:tc>
@@ -18802,7 +21163,7 @@
                 <w:sz w:val="15"/>
                 <w:szCs w:val="15"/>
               </w:rPr>
-              <w:t xml:space="preserve">Cap. VII, 2.5 y 2.8 (RESULTADOS): «el ahorro temporal debe medirse; no se deduce automáticamente de comparar frecuencias de nulidad»; «requiere reconstruir la cronología de cada expediente».</w:t>
+              <w:t xml:space="preserve">Cap. VI, Tabla 3 y párrafo posterior: el grupo Oralidad tiene más abreviados y «las comparaciones se leen como descriptivas y no ajustadas por vía».</w:t>
             </w:r>
           </w:p>
         </w:tc>
@@ -18835,7 +21196,7 @@
                 <w:sz w:val="15"/>
                 <w:szCs w:val="15"/>
               </w:rPr>
-              <w:t xml:space="preserve">«Bajo ese estándar, una menor reiteración de anulaciones podría reducir los recorridos procesales; sin embargo, la anulación se mantiene estable en las series anuales (21,7 % y 20,1 %) y el efecto sobre la duración total exige reconstruir la cronología de cada expediente. La trazabilidad entre hechos controvertidos, prueba admitida, actuación, valoración y motivación se propone como condición para verificar ese efecto, no como un resultado medido.»</w:t>
+              <w:t xml:space="preserve">«…construyó un corpus caracterizado por vía procesal y por hito de segunda instancia (Tabla 3), cuyas diferencias de composición se declaran y limitan las comparaciones a un plano descriptivo…»</w:t>
             </w:r>
           </w:p>
         </w:tc>
@@ -18873,7 +21234,7 @@
                 <w:sz w:val="15"/>
                 <w:szCs w:val="15"/>
               </w:rPr>
-              <w:t xml:space="preserve">D-27</w:t>
+              <w:t xml:space="preserve">A-03</w:t>
             </w:r>
           </w:p>
         </w:tc>
@@ -18906,7 +21267,7 @@
                 <w:sz w:val="15"/>
                 <w:szCs w:val="15"/>
               </w:rPr>
-              <w:t xml:space="preserve">5.5, enunciado de la hipótesis</w:t>
+              <w:t xml:space="preserve">I.2, hallazgo central</w:t>
             </w:r>
           </w:p>
         </w:tc>
@@ -18919,28 +21280,28 @@
               <w:bottom w:val="single" w:color="BFBFBF" w:sz="4"/>
               <w:right w:val="single" w:color="BFBFBF" w:sz="4"/>
             </w:tcBorders>
-            <w:shd w:fill="C4F0F0" w:color="auto" w:val="clear"/>
-            <w:tcMar>
-              <w:top w:type="dxa" w:w="60"/>
-              <w:left w:type="dxa" w:w="90"/>
-              <w:bottom w:type="dxa" w:w="60"/>
-              <w:right w:type="dxa" w:w="90"/>
-            </w:tcMar>
-          </w:tcPr>
-          <w:p>
-            <w:pPr>
-              <w:spacing w:after="40" w:line="240"/>
-              <w:jc w:val="left"/>
-            </w:pPr>
-            <w:r>
-              <w:rPr>
-                <w:rFonts w:ascii="Arial" w:cs="Arial" w:eastAsia="Arial" w:hAnsi="Arial"/>
-                <w:b w:val="false"/>
-                <w:bCs w:val="false"/>
-                <w:sz w:val="15"/>
-                <w:szCs w:val="15"/>
-              </w:rPr>
-              <w:t xml:space="preserve">Forma</w:t>
+            <w:shd w:fill="FFF2A8" w:color="auto" w:val="clear"/>
+            <w:tcMar>
+              <w:top w:type="dxa" w:w="60"/>
+              <w:left w:type="dxa" w:w="90"/>
+              <w:bottom w:type="dxa" w:w="60"/>
+              <w:right w:type="dxa" w:w="90"/>
+            </w:tcMar>
+          </w:tcPr>
+          <w:p>
+            <w:pPr>
+              <w:spacing w:after="40" w:line="240"/>
+              <w:jc w:val="left"/>
+            </w:pPr>
+            <w:r>
+              <w:rPr>
+                <w:rFonts w:ascii="Arial" w:cs="Arial" w:eastAsia="Arial" w:hAnsi="Arial"/>
+                <w:b w:val="false"/>
+                <w:bCs w:val="false"/>
+                <w:sz w:val="15"/>
+                <w:szCs w:val="15"/>
+              </w:rPr>
+              <w:t xml:space="preserve">Interpretación</w:t>
             </w:r>
           </w:p>
         </w:tc>
@@ -18973,7 +21334,7 @@
                 <w:sz w:val="15"/>
                 <w:szCs w:val="15"/>
               </w:rPr>
-              <w:t xml:space="preserve">La redacción está incompleta («dado que… es probable que…»). El enunciado debe coincidir literalmente con la hipótesis de la matriz de consistencia.</w:t>
+              <w:t xml:space="preserve">Atribuye el menor avance a la defensa técnica sin un dato que lo respalde.</w:t>
             </w:r>
           </w:p>
         </w:tc>
@@ -19006,7 +21367,7 @@
                 <w:sz w:val="15"/>
                 <w:szCs w:val="15"/>
               </w:rPr>
-              <w:t xml:space="preserve">Matriz de consistencia / proyecto.</w:t>
+              <w:t xml:space="preserve">Cap. VI, 1.3 (convenciones): «Su frecuencia debe interpretarse según las posibilidades de acuerdo y las particularidades de cada caso».</w:t>
             </w:r>
           </w:p>
         </w:tc>
@@ -19039,7 +21400,7 @@
                 <w:sz w:val="15"/>
                 <w:szCs w:val="15"/>
               </w:rPr>
-              <w:t xml:space="preserve">Transcribir la hipótesis literal entre comillas: «sostuvo que “[texto exacto de la hipótesis]”».</w:t>
+              <w:t xml:space="preserve">«…y se debilitan en la emisión de la decisión y en las prácticas que requieren acuerdo de las partes, cuya baja frecuencia admite diversas explicaciones.»</w:t>
             </w:r>
           </w:p>
         </w:tc>
@@ -19077,7 +21438,7 @@
                 <w:sz w:val="15"/>
                 <w:szCs w:val="15"/>
               </w:rPr>
-              <w:t xml:space="preserve">D-28</w:t>
+              <w:t xml:space="preserve">A-04</w:t>
             </w:r>
           </w:p>
         </w:tc>
@@ -19110,7 +21471,7 @@
                 <w:sz w:val="15"/>
                 <w:szCs w:val="15"/>
               </w:rPr>
-              <w:t xml:space="preserve">5.5, segundo párrafo</w:t>
+              <w:t xml:space="preserve">I.2, «Dimensión de gestión procesal»</w:t>
             </w:r>
           </w:p>
         </w:tc>
@@ -19123,28 +21484,28 @@
               <w:bottom w:val="single" w:color="BFBFBF" w:sz="4"/>
               <w:right w:val="single" w:color="BFBFBF" w:sz="4"/>
             </w:tcBorders>
-            <w:shd w:fill="C4F0F0" w:color="auto" w:val="clear"/>
-            <w:tcMar>
-              <w:top w:type="dxa" w:w="60"/>
-              <w:left w:type="dxa" w:w="90"/>
-              <w:bottom w:type="dxa" w:w="60"/>
-              <w:right w:type="dxa" w:w="90"/>
-            </w:tcMar>
-          </w:tcPr>
-          <w:p>
-            <w:pPr>
-              <w:spacing w:after="40" w:line="240"/>
-              <w:jc w:val="left"/>
-            </w:pPr>
-            <w:r>
-              <w:rPr>
-                <w:rFonts w:ascii="Arial" w:cs="Arial" w:eastAsia="Arial" w:hAnsi="Arial"/>
-                <w:b w:val="false"/>
-                <w:bCs w:val="false"/>
-                <w:sz w:val="15"/>
-                <w:szCs w:val="15"/>
-              </w:rPr>
-              <w:t xml:space="preserve">Forma</w:t>
+            <w:shd w:fill="F9CCF2" w:color="auto" w:val="clear"/>
+            <w:tcMar>
+              <w:top w:type="dxa" w:w="60"/>
+              <w:left w:type="dxa" w:w="90"/>
+              <w:bottom w:type="dxa" w:w="60"/>
+              <w:right w:type="dxa" w:w="90"/>
+            </w:tcMar>
+          </w:tcPr>
+          <w:p>
+            <w:pPr>
+              <w:spacing w:after="40" w:line="240"/>
+              <w:jc w:val="left"/>
+            </w:pPr>
+            <w:r>
+              <w:rPr>
+                <w:rFonts w:ascii="Arial" w:cs="Arial" w:eastAsia="Arial" w:hAnsi="Arial"/>
+                <w:b w:val="false"/>
+                <w:bCs w:val="false"/>
+                <w:sz w:val="15"/>
+                <w:szCs w:val="15"/>
+              </w:rPr>
+              <w:t xml:space="preserve">Cifra</w:t>
             </w:r>
           </w:p>
         </w:tc>
@@ -19177,7 +21538,7 @@
                 <w:sz w:val="15"/>
                 <w:szCs w:val="15"/>
               </w:rPr>
-              <w:t xml:space="preserve">Remite a una Tabla 7 que no existe en este archivo ni en el Cap. VI (se retiró en esta versión).</w:t>
+              <w:t xml:space="preserve">Las cifras 20,9 % → 77,2 % (56,3 p. p.), 2,3 % → 17,5 %, 3,5 %, 19,3 % y 7,0 % son del corpus anterior.</w:t>
             </w:r>
           </w:p>
         </w:tc>
@@ -19210,7 +21571,7 @@
                 <w:sz w:val="15"/>
                 <w:szCs w:val="15"/>
               </w:rPr>
-              <w:t xml:space="preserve">Archivo RESULTADOS (Tablas 1–6).</w:t>
+              <w:t xml:space="preserve">Tabla 4 del Cap. VI.</w:t>
             </w:r>
           </w:p>
         </w:tc>
@@ -19243,7 +21604,7 @@
                 <w:sz w:val="15"/>
                 <w:szCs w:val="15"/>
               </w:rPr>
-              <w:t xml:space="preserve">Reponer la Tabla «Comprobación de la hipótesis por dimensión de análisis» (versión del repositorio, con d) 15,1 % → 28,8 %: «No comprobada») o suprimir la remisión. Numerarla según R-16.</w:t>
+              <w:t xml:space="preserve">«La concentración acreditada del saneamiento, la fijación de puntos controvertidos y la admisión de medios probatorios en un solo acto pasó del 20,7 % al 71,3 % (Tabla 4), diferencia de 50,6 puntos porcentuales, la mayor entre los indicadores observados. La fijación expresa de hechos no controvertidos pasó del 0,0 % al 16,3 %; en cambio, no se computaron convenciones probatorias en ningún grupo, la sentencia expedida en audiencia alcanzó el 5,0 % y la lectura oral del sentido del fallo el 2,5 %.»</w:t>
             </w:r>
           </w:p>
         </w:tc>
@@ -19281,7 +21642,7 @@
                 <w:sz w:val="15"/>
                 <w:szCs w:val="15"/>
               </w:rPr>
-              <w:t xml:space="preserve">D-29</w:t>
+              <w:t xml:space="preserve">A-05</w:t>
             </w:r>
           </w:p>
         </w:tc>
@@ -19314,7 +21675,7 @@
                 <w:sz w:val="15"/>
                 <w:szCs w:val="15"/>
               </w:rPr>
-              <w:t xml:space="preserve">5.5, tercer párrafo</w:t>
+              <w:t xml:space="preserve">I.2, «Dimensión de calidad decisoria»</w:t>
             </w:r>
           </w:p>
         </w:tc>
@@ -19381,7 +21742,7 @@
                 <w:sz w:val="15"/>
                 <w:szCs w:val="15"/>
               </w:rPr>
-              <w:t xml:space="preserve">La cifra contradice la Tabla 6 y el 2.7 del archivo RESULTADOS (15,1 % y 28,8 %), verificados en el Excel (D13 ∪ D11: 8 de 53 y 15 de 52). 13,2/21,2 corresponde solo a D13.</w:t>
+              <w:t xml:space="preserve">(i) Confirmación 2,9 % → 60,0 % y censura 97,1 % → 40,0 % no corresponden a la Tabla 5 actual (n = 85/78: confirmada 1,2 % y 1,3 %). (ii) La serie «63,1 % → 80,3 %, p = 0,002 (Tabla 13)» no existe: las series son 65,5 % → 72,6 % (Tablas 1 y 2, n = 281/328) y el Cap. VI solo presenta frecuencias descriptivas (con estas cifras, una prueba χ² daría p ≈ 0,06). (iii) La lista de defectos incluye una categoría no codificada (omisión de regla vinculante), una sin variación (prueba de oficio: 1,9 % y 1,9 %) y la motivación aparente, que se mantiene estable (9,4 % y 9,6 %).</w:t>
             </w:r>
           </w:p>
         </w:tc>
@@ -19414,7 +21775,7 @@
                 <w:sz w:val="15"/>
                 <w:szCs w:val="15"/>
               </w:rPr>
-              <w:t xml:space="preserve">Tabla 6 del Cap. VI; Cap. VII, 2.3 y 2.7.</w:t>
+              <w:t xml:space="preserve">Cap. VI, Tablas 1, 2, 5 y 6.</w:t>
             </w:r>
           </w:p>
         </w:tc>
@@ -19447,7 +21808,7 @@
                 <w:sz w:val="15"/>
                 <w:szCs w:val="15"/>
               </w:rPr>
-              <w:t xml:space="preserve">«(del 15,1 % al 28,8 %)». Añadir: «los vicios de la tipología Llamoja concurren en proporciones semejantes en ambos períodos (56,6 % y 57,7 % de las sentencias anuladas; Tabla 6)».</w:t>
+              <w:t xml:space="preserve">«Dimensión de estabilidad y calidad decisoria. En las series anuales, la confirmación ascendió del 65,5 % (2018) al 72,6 % (2024) y la revocación descendió del 12,8 % al 7,3 %, mientras la anulación se mantuvo estable (21,7 % y 20,1 %; Tablas 1 y 2). En las sentencias anuladas (Tabla 6), los vicios de motivación concurren en proporciones semejantes (56,6 % y 57,7 %): disminuyeron la motivación sustancialmente incongruente (32,1 % → 25,0 %), el litisconsorte necesario omitido (9,4 % → 3,8 %) y el emplazamiento defectuoso (9,4 % → 5,8 %), mientras aumentaron la motivación insuficiente (15,1 % → 28,8 %), la omisión de valoración de prueba admitida o decisiva (3,8 % → 11,5 %), la deficiencia en la motivación externa (5,7 % → 11,5 %), la omisión de resolver incidencia previa (3,8 % → 11,5 %) y la nulidad concatenada (7,5 % → 11,5 %); la motivación aparente se mantuvo (9,4 % y 9,6 %).»</w:t>
             </w:r>
           </w:p>
         </w:tc>
@@ -19485,7 +21846,7 @@
                 <w:sz w:val="15"/>
                 <w:szCs w:val="15"/>
               </w:rPr>
-              <w:t xml:space="preserve">D-30</w:t>
+              <w:t xml:space="preserve">A-06</w:t>
             </w:r>
           </w:p>
         </w:tc>
@@ -19518,7 +21879,7 @@
                 <w:sz w:val="15"/>
                 <w:szCs w:val="15"/>
               </w:rPr>
-              <w:t xml:space="preserve">5.5, párrafo final</w:t>
+              <w:t xml:space="preserve">I.3, «Vacío jurídico o brecha identificada»</w:t>
             </w:r>
           </w:p>
         </w:tc>
@@ -19585,7 +21946,7 @@
                 <w:sz w:val="15"/>
                 <w:szCs w:val="15"/>
               </w:rPr>
-              <w:t xml:space="preserve">«Significativamente» sugiere un contraste estadístico que no se hizo.</w:t>
+              <w:t xml:space="preserve">Presenta como «vacío jurídico» una brecha que los propios textos atribuyen a la gestión y al registro de la audiencia; el Cap. VI no contiene ningún dato sobre insuficiencia normativa.</w:t>
             </w:r>
           </w:p>
         </w:tc>
@@ -19618,7 +21979,7 @@
                 <w:sz w:val="15"/>
                 <w:szCs w:val="15"/>
               </w:rPr>
-              <w:t xml:space="preserve">Cap. VII, 2.7 (RESULTADOS): «Los porcentajes tienen alcance descriptivo y no constituyen un contraste estadístico de significancia»; «no corresponde declarar demostrada una mejora significativa ni homogénea».</w:t>
+              <w:t xml:space="preserve">DISCUSIÓN 5.2.2 («la variable crítica no es la norma sino el protocolo de audiencia y su supervisión») y este mismo archivo, § 4 («en la gestión del despacho y no en el texto legal»).</w:t>
             </w:r>
           </w:p>
         </w:tc>
@@ -19651,44 +22012,7 @@
                 <w:sz w:val="15"/>
                 <w:szCs w:val="15"/>
               </w:rPr>
-              <w:t xml:space="preserve">«…el Modelo de Oralidad Civil se asocia a una mejora clara de la estructura del proceso que conduce a la sentencia…»</w:t>
-            </w:r>
-          </w:p>
-        </w:tc>
-      </w:tr>
-      <w:tr>
-        <w:tc>
-          <w:tcPr>
-            <w:tcW w:type="dxa" w:w="14570"/>
-            <w:gridSpan w:val="6"/>
-            <w:tcBorders>
-              <w:top w:val="single" w:color="BFBFBF" w:sz="4"/>
-              <w:left w:val="single" w:color="BFBFBF" w:sz="4"/>
-              <w:bottom w:val="single" w:color="BFBFBF" w:sz="4"/>
-              <w:right w:val="single" w:color="BFBFBF" w:sz="4"/>
-            </w:tcBorders>
-            <w:shd w:fill="F2F2F2" w:color="auto" w:val="clear"/>
-            <w:tcMar>
-              <w:top w:type="dxa" w:w="60"/>
-              <w:left w:type="dxa" w:w="90"/>
-              <w:bottom w:type="dxa" w:w="60"/>
-              <w:right w:type="dxa" w:w="90"/>
-            </w:tcMar>
-          </w:tcPr>
-          <w:p>
-            <w:pPr>
-              <w:spacing w:after="40" w:line="240"/>
-              <w:jc w:val="left"/>
-            </w:pPr>
-            <w:r>
-              <w:rPr>
-                <w:rFonts w:ascii="Arial" w:cs="Arial" w:eastAsia="Arial" w:hAnsi="Arial"/>
-                <w:b/>
-                <w:bCs/>
-                <w:sz w:val="15"/>
-                <w:szCs w:val="15"/>
-              </w:rPr>
-              <w:t xml:space="preserve">APORTES, CONCLUSIONES Y RECOMENDACIONES — archivo MARCADO_APORTES_CONCLUSIONES_RECOMENDACIONES_JUAN_MESABEL_QUISPE_LEON.docx</w:t>
+              <w:t xml:space="preserve">Retitular «3. Brecha de implementación identificada» y redactar: «…no se ha implementado un estándar uniforme de registro que permita verificar la trazabilidad entre… La investigación no acredita un vacío legislativo: la brecha se ubica en el registro y en la conducción de la audiencia.»</w:t>
             </w:r>
           </w:p>
         </w:tc>
@@ -19726,7 +22050,7 @@
                 <w:sz w:val="15"/>
                 <w:szCs w:val="15"/>
               </w:rPr>
-              <w:t xml:space="preserve">A-01</w:t>
+              <w:t xml:space="preserve">A-07</w:t>
             </w:r>
           </w:p>
         </w:tc>
@@ -19759,7 +22083,7 @@
                 <w:sz w:val="15"/>
                 <w:szCs w:val="15"/>
               </w:rPr>
-              <w:t xml:space="preserve">I.1, primer párrafo</w:t>
+              <w:t xml:space="preserve">I.3, «Primero»</w:t>
             </w:r>
           </w:p>
         </w:tc>
@@ -19772,28 +22096,28 @@
               <w:bottom w:val="single" w:color="BFBFBF" w:sz="4"/>
               <w:right w:val="single" w:color="BFBFBF" w:sz="4"/>
             </w:tcBorders>
-            <w:shd w:fill="F9CCF2" w:color="auto" w:val="clear"/>
-            <w:tcMar>
-              <w:top w:type="dxa" w:w="60"/>
-              <w:left w:type="dxa" w:w="90"/>
-              <w:bottom w:type="dxa" w:w="60"/>
-              <w:right w:type="dxa" w:w="90"/>
-            </w:tcMar>
-          </w:tcPr>
-          <w:p>
-            <w:pPr>
-              <w:spacing w:after="40" w:line="240"/>
-              <w:jc w:val="left"/>
-            </w:pPr>
-            <w:r>
-              <w:rPr>
-                <w:rFonts w:ascii="Arial" w:cs="Arial" w:eastAsia="Arial" w:hAnsi="Arial"/>
-                <w:b w:val="false"/>
-                <w:bCs w:val="false"/>
-                <w:sz w:val="15"/>
-                <w:szCs w:val="15"/>
-              </w:rPr>
-              <w:t xml:space="preserve">Cifra</w:t>
+            <w:shd w:fill="FFF2A8" w:color="auto" w:val="clear"/>
+            <w:tcMar>
+              <w:top w:type="dxa" w:w="60"/>
+              <w:left w:type="dxa" w:w="90"/>
+              <w:bottom w:type="dxa" w:w="60"/>
+              <w:right w:type="dxa" w:w="90"/>
+            </w:tcMar>
+          </w:tcPr>
+          <w:p>
+            <w:pPr>
+              <w:spacing w:after="40" w:line="240"/>
+              <w:jc w:val="left"/>
+            </w:pPr>
+            <w:r>
+              <w:rPr>
+                <w:rFonts w:ascii="Arial" w:cs="Arial" w:eastAsia="Arial" w:hAnsi="Arial"/>
+                <w:b w:val="false"/>
+                <w:bCs w:val="false"/>
+                <w:sz w:val="15"/>
+                <w:szCs w:val="15"/>
+              </w:rPr>
+              <w:t xml:space="preserve">Interpretación</w:t>
             </w:r>
           </w:p>
         </w:tc>
@@ -19826,7 +22150,7 @@
                 <w:sz w:val="15"/>
                 <w:szCs w:val="15"/>
               </w:rPr>
-              <w:t xml:space="preserve">Son las cifras del corpus anterior.</w:t>
+              <w:t xml:space="preserve">El Cap. VI no contiene un indicador sobre la invocación de las R. A.</w:t>
             </w:r>
           </w:p>
         </w:tc>
@@ -19859,7 +22183,7 @@
                 <w:sz w:val="15"/>
                 <w:szCs w:val="15"/>
               </w:rPr>
-              <w:t xml:space="preserve">Cap. VI: 167 expedientes (87/80), 163 sentencias de vista (85/78), 105 anuladas (53/52) y series 281/328.</w:t>
+              <w:t xml:space="preserve">Cap. VI: no hay ningún indicador sobre la invocación de las R. A. en las sentencias.</w:t>
             </w:r>
           </w:p>
         </w:tc>
@@ -19892,7 +22216,7 @@
                 <w:sz w:val="15"/>
                 <w:szCs w:val="15"/>
               </w:rPr>
-              <w:t xml:space="preserve">«El análisis se practicó sobre ciento sesenta y siete (167) expedientes civiles cuya sentencia de primera instancia fue anulada o revocada en segunda instancia —ochenta y siete (87) del grupo Tradicional y ochenta (80) del grupo Oralidad—, sobre ciento sesenta y tres (163) sentencias de vista, de las cuales ciento cinco (105) declararon la nulidad (53 y 52), y sobre las series anuales de sentencias de segunda instancia de 2018 (281) y 2024 (328)».</w:t>
+              <w:t xml:space="preserve">Suprimir la frase o presentarla como hipótesis normativa a evaluar, no como evidencia.</w:t>
             </w:r>
           </w:p>
         </w:tc>
@@ -19930,7 +22254,7 @@
                 <w:sz w:val="15"/>
                 <w:szCs w:val="15"/>
               </w:rPr>
-              <w:t xml:space="preserve">A-02</w:t>
+              <w:t xml:space="preserve">A-08</w:t>
             </w:r>
           </w:p>
         </w:tc>
@@ -19963,7 +22287,7 @@
                 <w:sz w:val="15"/>
                 <w:szCs w:val="15"/>
               </w:rPr>
-              <w:t xml:space="preserve">I.1, segundo párrafo</w:t>
+              <w:t xml:space="preserve">I.3, «Segundo»</w:t>
             </w:r>
           </w:p>
         </w:tc>
@@ -19976,28 +22300,28 @@
               <w:bottom w:val="single" w:color="BFBFBF" w:sz="4"/>
               <w:right w:val="single" w:color="BFBFBF" w:sz="4"/>
             </w:tcBorders>
-            <w:shd w:fill="FFF2A8" w:color="auto" w:val="clear"/>
-            <w:tcMar>
-              <w:top w:type="dxa" w:w="60"/>
-              <w:left w:type="dxa" w:w="90"/>
-              <w:bottom w:type="dxa" w:w="60"/>
-              <w:right w:type="dxa" w:w="90"/>
-            </w:tcMar>
-          </w:tcPr>
-          <w:p>
-            <w:pPr>
-              <w:spacing w:after="40" w:line="240"/>
-              <w:jc w:val="left"/>
-            </w:pPr>
-            <w:r>
-              <w:rPr>
-                <w:rFonts w:ascii="Arial" w:cs="Arial" w:eastAsia="Arial" w:hAnsi="Arial"/>
-                <w:b w:val="false"/>
-                <w:bCs w:val="false"/>
-                <w:sz w:val="15"/>
-                <w:szCs w:val="15"/>
-              </w:rPr>
-              <w:t xml:space="preserve">Interpretación</w:t>
+            <w:shd w:fill="F9CCF2" w:color="auto" w:val="clear"/>
+            <w:tcMar>
+              <w:top w:type="dxa" w:w="60"/>
+              <w:left w:type="dxa" w:w="90"/>
+              <w:bottom w:type="dxa" w:w="60"/>
+              <w:right w:type="dxa" w:w="90"/>
+            </w:tcMar>
+          </w:tcPr>
+          <w:p>
+            <w:pPr>
+              <w:spacing w:after="40" w:line="240"/>
+              <w:jc w:val="left"/>
+            </w:pPr>
+            <w:r>
+              <w:rPr>
+                <w:rFonts w:ascii="Arial" w:cs="Arial" w:eastAsia="Arial" w:hAnsi="Arial"/>
+                <w:b w:val="false"/>
+                <w:bCs w:val="false"/>
+                <w:sz w:val="15"/>
+                <w:szCs w:val="15"/>
+              </w:rPr>
+              <w:t xml:space="preserve">Cifra</w:t>
             </w:r>
           </w:p>
         </w:tc>
@@ -20030,7 +22354,7 @@
                 <w:sz w:val="15"/>
                 <w:szCs w:val="15"/>
               </w:rPr>
-              <w:t xml:space="preserve">La Tabla 3 muestra diferencias por vía procesal y la Tabla 1 del Cap. VI es la serie de 2018, no la comparabilidad.</w:t>
+              <w:t xml:space="preserve">Cifras del corpus anterior. La Tabla 9 no existe.</w:t>
             </w:r>
           </w:p>
         </w:tc>
@@ -20063,7 +22387,7 @@
                 <w:sz w:val="15"/>
                 <w:szCs w:val="15"/>
               </w:rPr>
-              <w:t xml:space="preserve">Cap. VI, Tabla 3 («comparaciones descriptivas y no ajustadas por vía») y Cap. VII, 2.8 («no garantiza equivalencia entre grupos ni elimina factores de confusión»).</w:t>
+              <w:t xml:space="preserve">Tabla 6 del Cap. VI (3,8 % → 11,5 %).</w:t>
             </w:r>
           </w:p>
         </w:tc>
@@ -20096,7 +22420,7 @@
                 <w:sz w:val="15"/>
                 <w:szCs w:val="15"/>
               </w:rPr>
-              <w:t xml:space="preserve">«…construyó un corpus caracterizado por vía procesal y por hito de segunda instancia (Tabla 3), cuyas diferencias de composición se declaran y limitan las comparaciones a un plano descriptivo…»</w:t>
+              <w:t xml:space="preserve">«…la omisión de valoración de prueba admitida o decisiva ascendió del 3,8 % al 11,5 % de las sentencias anuladas (Tabla 6).»</w:t>
             </w:r>
           </w:p>
         </w:tc>
@@ -20134,7 +22458,7 @@
                 <w:sz w:val="15"/>
                 <w:szCs w:val="15"/>
               </w:rPr>
-              <w:t xml:space="preserve">A-03</w:t>
+              <w:t xml:space="preserve">A-09</w:t>
             </w:r>
           </w:p>
         </w:tc>
@@ -20167,7 +22491,7 @@
                 <w:sz w:val="15"/>
                 <w:szCs w:val="15"/>
               </w:rPr>
-              <w:t xml:space="preserve">I.2, hallazgo central</w:t>
+              <w:t xml:space="preserve">I.3, «Tercero»</w:t>
             </w:r>
           </w:p>
         </w:tc>
@@ -20180,28 +22504,28 @@
               <w:bottom w:val="single" w:color="BFBFBF" w:sz="4"/>
               <w:right w:val="single" w:color="BFBFBF" w:sz="4"/>
             </w:tcBorders>
-            <w:shd w:fill="FFF2A8" w:color="auto" w:val="clear"/>
-            <w:tcMar>
-              <w:top w:type="dxa" w:w="60"/>
-              <w:left w:type="dxa" w:w="90"/>
-              <w:bottom w:type="dxa" w:w="60"/>
-              <w:right w:type="dxa" w:w="90"/>
-            </w:tcMar>
-          </w:tcPr>
-          <w:p>
-            <w:pPr>
-              <w:spacing w:after="40" w:line="240"/>
-              <w:jc w:val="left"/>
-            </w:pPr>
-            <w:r>
-              <w:rPr>
-                <w:rFonts w:ascii="Arial" w:cs="Arial" w:eastAsia="Arial" w:hAnsi="Arial"/>
-                <w:b w:val="false"/>
-                <w:bCs w:val="false"/>
-                <w:sz w:val="15"/>
-                <w:szCs w:val="15"/>
-              </w:rPr>
-              <w:t xml:space="preserve">Interpretación</w:t>
+            <w:shd w:fill="F9CCF2" w:color="auto" w:val="clear"/>
+            <w:tcMar>
+              <w:top w:type="dxa" w:w="60"/>
+              <w:left w:type="dxa" w:w="90"/>
+              <w:bottom w:type="dxa" w:w="60"/>
+              <w:right w:type="dxa" w:w="90"/>
+            </w:tcMar>
+          </w:tcPr>
+          <w:p>
+            <w:pPr>
+              <w:spacing w:after="40" w:line="240"/>
+              <w:jc w:val="left"/>
+            </w:pPr>
+            <w:r>
+              <w:rPr>
+                <w:rFonts w:ascii="Arial" w:cs="Arial" w:eastAsia="Arial" w:hAnsi="Arial"/>
+                <w:b w:val="false"/>
+                <w:bCs w:val="false"/>
+                <w:sz w:val="15"/>
+                <w:szCs w:val="15"/>
+              </w:rPr>
+              <w:t xml:space="preserve">Cifra</w:t>
             </w:r>
           </w:p>
         </w:tc>
@@ -20234,7 +22558,7 @@
                 <w:sz w:val="15"/>
                 <w:szCs w:val="15"/>
               </w:rPr>
-              <w:t xml:space="preserve">Atribuye el menor avance a la defensa técnica sin un dato que lo respalde.</w:t>
+              <w:t xml:space="preserve">Las «58 sentencias anuladas por vicio de motivación», la externa 19,0 % → 40,5 % y la incongruente 42,9 % → 24,3 % (Tabla 14) son del corpus anterior. En la Tabla 6 actual, c) pasa del 5,7 % al 11,5 %, e) del 32,1 % al 25,0 % y d) del 15,1 % al 28,8 %: el desplazamiento principal es hacia la INSUFICIENCIA, no hacia la justificación externa. «Mejora la justificación interna» no se sostiene: b) pasa de 5 a 4 casos.</w:t>
             </w:r>
           </w:p>
         </w:tc>
@@ -20267,7 +22591,7 @@
                 <w:sz w:val="15"/>
                 <w:szCs w:val="15"/>
               </w:rPr>
-              <w:t xml:space="preserve">Cap. VII, 2.1 y 2.4 (RESULTADOS): «no bastan para imputar falta de colaboración a los abogados».</w:t>
+              <w:t xml:space="preserve">Tabla 6 (n = 53 / 52): c) 5,7 % → 11,5 %; e) 32,1 % → 25,0 %; d) 15,1 % → 28,8 %.</w:t>
             </w:r>
           </w:p>
         </w:tc>
@@ -20300,7 +22624,7 @@
                 <w:sz w:val="15"/>
                 <w:szCs w:val="15"/>
               </w:rPr>
-              <w:t xml:space="preserve">«…y se debilitan en la emisión de la decisión y en las prácticas que requieren acuerdo de las partes, cuya baja frecuencia admite diversas explicaciones.»</w:t>
+              <w:t xml:space="preserve">«Tercero, un desplazamiento del vicio de motivación no atendido por el modelo. En las 105 sentencias anuladas (53 y 52), los vicios de motivación concurren en proporciones semejantes (56,6 % y 57,7 %), pero cambia su composición: la motivación sustancialmente incongruente desciende del 32,1 % al 25,0 %, mientras la motivación insuficiente asciende del 15,1 % al 28,8 % —incluida la omisión de valoración de prueba admitida o decisiva, del 3,8 % al 11,5 %— y la deficiencia en la motivación externa del 5,7 % al 11,5 % (Tabla 6). El protocolo de audiencia no interviene sobre la justificación de las premisas, que se elabora por escrito después de la audiencia.»</w:t>
             </w:r>
           </w:p>
         </w:tc>
@@ -20338,7 +22662,7 @@
                 <w:sz w:val="15"/>
                 <w:szCs w:val="15"/>
               </w:rPr>
-              <w:t xml:space="preserve">A-04</w:t>
+              <w:t xml:space="preserve">A-10</w:t>
             </w:r>
           </w:p>
         </w:tc>
@@ -20371,7 +22695,7 @@
                 <w:sz w:val="15"/>
                 <w:szCs w:val="15"/>
               </w:rPr>
-              <w:t xml:space="preserve">I.2, «Dimensión de gestión procesal»</w:t>
+              <w:t xml:space="preserve">I.3, «Cuarto»</w:t>
             </w:r>
           </w:p>
         </w:tc>
@@ -20384,28 +22708,28 @@
               <w:bottom w:val="single" w:color="BFBFBF" w:sz="4"/>
               <w:right w:val="single" w:color="BFBFBF" w:sz="4"/>
             </w:tcBorders>
-            <w:shd w:fill="F9CCF2" w:color="auto" w:val="clear"/>
-            <w:tcMar>
-              <w:top w:type="dxa" w:w="60"/>
-              <w:left w:type="dxa" w:w="90"/>
-              <w:bottom w:type="dxa" w:w="60"/>
-              <w:right w:type="dxa" w:w="90"/>
-            </w:tcMar>
-          </w:tcPr>
-          <w:p>
-            <w:pPr>
-              <w:spacing w:after="40" w:line="240"/>
-              <w:jc w:val="left"/>
-            </w:pPr>
-            <w:r>
-              <w:rPr>
-                <w:rFonts w:ascii="Arial" w:cs="Arial" w:eastAsia="Arial" w:hAnsi="Arial"/>
-                <w:b w:val="false"/>
-                <w:bCs w:val="false"/>
-                <w:sz w:val="15"/>
-                <w:szCs w:val="15"/>
-              </w:rPr>
-              <w:t xml:space="preserve">Cifra</w:t>
+            <w:shd w:fill="FFF2A8" w:color="auto" w:val="clear"/>
+            <w:tcMar>
+              <w:top w:type="dxa" w:w="60"/>
+              <w:left w:type="dxa" w:w="90"/>
+              <w:bottom w:type="dxa" w:w="60"/>
+              <w:right w:type="dxa" w:w="90"/>
+            </w:tcMar>
+          </w:tcPr>
+          <w:p>
+            <w:pPr>
+              <w:spacing w:after="40" w:line="240"/>
+              <w:jc w:val="left"/>
+            </w:pPr>
+            <w:r>
+              <w:rPr>
+                <w:rFonts w:ascii="Arial" w:cs="Arial" w:eastAsia="Arial" w:hAnsi="Arial"/>
+                <w:b w:val="false"/>
+                <w:bCs w:val="false"/>
+                <w:sz w:val="15"/>
+                <w:szCs w:val="15"/>
+              </w:rPr>
+              <w:t xml:space="preserve">Interpretación</w:t>
             </w:r>
           </w:p>
         </w:tc>
@@ -20438,7 +22762,7 @@
                 <w:sz w:val="15"/>
                 <w:szCs w:val="15"/>
               </w:rPr>
-              <w:t xml:space="preserve">Las cifras 20,9 % → 77,2 % (56,3 p. p.), 2,3 % → 17,5 %, 3,5 %, 19,3 % y 7,0 % son del corpus anterior.</w:t>
+              <w:t xml:space="preserve">La duración del control superior no figura en ninguna tabla del Cap. VI, y el «rasgo sistémico de las reformas latinoamericanas» es una atribución causal que los datos no permiten.</w:t>
             </w:r>
           </w:p>
         </w:tc>
@@ -20471,7 +22795,7 @@
                 <w:sz w:val="15"/>
                 <w:szCs w:val="15"/>
               </w:rPr>
-              <w:t xml:space="preserve">Tabla 4 del Cap. VI.</w:t>
+              <w:t xml:space="preserve">Cap. VI, que no presenta ningún dato de duración, y 1.3: el diseño no permite «afirmar una reducción general de la duración procesal»; la reducción de tiempos solo constituye un «indicio».</w:t>
             </w:r>
           </w:p>
         </w:tc>
@@ -20504,7 +22828,7 @@
                 <w:sz w:val="15"/>
                 <w:szCs w:val="15"/>
               </w:rPr>
-              <w:t xml:space="preserve">«La concentración acreditada del saneamiento, la fijación de puntos controvertidos y la admisión de medios probatorios en un solo acto pasó del 20,7 % al 71,3 % (Tabla 4), diferencia de 50,6 puntos porcentuales, la mayor entre los indicadores observados. La fijación expresa de hechos no controvertidos pasó del 0,0 % al 16,3 %; en cambio, no se computaron convenciones probatorias en ningún grupo, la sentencia expedida en audiencia alcanzó el 5,0 % y la lectura oral del sentido del fallo el 2,5 %.»</w:t>
+              <w:t xml:space="preserve">«Cuarto, una brecha de medición en la segunda instancia. La reforma se construyó sobre la audiencia de primera instancia; la diferencia entre las duraciones medias del control superior es reducida (318,6 y 313,3 días; Tabla [n]), pero sin desagregar los tiempos del proceso no puede identificarse la alzada como origen principal de la demora ni afirmarse una causa común con otros ordenamientos.»</w:t>
             </w:r>
           </w:p>
         </w:tc>
@@ -20542,7 +22866,7 @@
                 <w:sz w:val="15"/>
                 <w:szCs w:val="15"/>
               </w:rPr>
-              <w:t xml:space="preserve">A-05</w:t>
+              <w:t xml:space="preserve">A-11</w:t>
             </w:r>
           </w:p>
         </w:tc>
@@ -20575,7 +22899,7 @@
                 <w:sz w:val="15"/>
                 <w:szCs w:val="15"/>
               </w:rPr>
-              <w:t xml:space="preserve">I.2, «Dimensión de calidad decisoria»</w:t>
+              <w:t xml:space="preserve">I.4, primer párrafo</w:t>
             </w:r>
           </w:p>
         </w:tc>
@@ -20642,7 +22966,7 @@
                 <w:sz w:val="15"/>
                 <w:szCs w:val="15"/>
               </w:rPr>
-              <w:t xml:space="preserve">(i) Confirmación 2,9 % → 60,0 % y censura 97,1 % → 40,0 % no corresponden a la Tabla 5 actual (confirmada 1,2 % y 1,3 %). (ii) La serie «63,1 % → 80,3 %, p = 0,002 (Tabla 13)» no existe: las series son 65,5 % → 72,6 % (Tablas 1 y 2) y el Cap. VII declara que no hay contraste de significancia (con estas cifras, una prueba χ² daría p ≈ 0,06 para la confirmación). (iii) La lista de defectos incluye una categoría no codificada (omisión de regla vinculante), una sin variación (prueba de oficio: 1,9 % y 1,9 %) y la motivación aparente, que se mantiene estable (9,4 % y 9,6 %).</w:t>
+              <w:t xml:space="preserve">Cifras del corpus anterior; lenguaje causal («se explica por»); y la frase final contradice la Discusión.</w:t>
             </w:r>
           </w:p>
         </w:tc>
@@ -20675,7 +22999,7 @@
                 <w:sz w:val="15"/>
                 <w:szCs w:val="15"/>
               </w:rPr>
-              <w:t xml:space="preserve">Cap. VI, Tablas 1, 2, 5 y 6; Cap. VII, 2.7.</w:t>
+              <w:t xml:space="preserve">Tabla 4 (20,7 % → 71,3 %); Cap. VI, 1.1 (último párrafo: la comparación documental «no permite atribuir causalidad exclusiva a las resoluciones administrativas») y 1.3 (primer párrafo: «el diseño no permite atribuir exclusivamente al modelo estas diferencias»).</w:t>
             </w:r>
           </w:p>
         </w:tc>
@@ -20708,7 +23032,7 @@
                 <w:sz w:val="15"/>
                 <w:szCs w:val="15"/>
               </w:rPr>
-              <w:t xml:space="preserve">«Dimensión de estabilidad y calidad decisoria. En las series anuales, la confirmación ascendió del 65,5 % (2018) al 72,6 % (2024) y la revocación descendió del 12,8 % al 7,3 %, mientras la anulación se mantuvo estable (21,7 % y 20,1 %; Tablas 1 y 2). En las sentencias anuladas (Tabla 6), los vicios de motivación concurren en proporciones semejantes (56,6 % y 57,7 %): disminuyeron la motivación sustancialmente incongruente (32,1 % → 25,0 %), el litisconsorte necesario omitido (9,4 % → 3,8 %) y el emplazamiento defectuoso (9,4 % → 5,8 %), mientras aumentaron la motivación insuficiente (15,1 % → 28,8 %), la omisión de valoración de prueba admitida o decisiva (3,8 % → 11,5 %), la deficiencia en la motivación externa (5,7 % → 11,5 %), la omisión de resolver incidencia previa (3,8 % → 11,5 %) y la nulidad concatenada (7,5 % → 11,5 %); la motivación aparente se mantuvo (9,4 % y 9,6 %).»</w:t>
+              <w:t xml:space="preserve">«El salto de la concentración del 20,7 % al 71,3 % no se asocia a una norma nueva, pues los principios del artículo V del Título Preliminar del CPC rigen desde 1993, sino que es compatible con el protocolo de audiencia y su supervisión. La variable crítica se ubica, en consecuencia, en la gestión del despacho.» (Suprimir «sin perjuicio de la conveniencia de incorporar el modelo al Código…».)</w:t>
             </w:r>
           </w:p>
         </w:tc>
@@ -20746,7 +23070,7 @@
                 <w:sz w:val="15"/>
                 <w:szCs w:val="15"/>
               </w:rPr>
-              <w:t xml:space="preserve">A-06</w:t>
+              <w:t xml:space="preserve">A-12</w:t>
             </w:r>
           </w:p>
         </w:tc>
@@ -20779,7 +23103,7 @@
                 <w:sz w:val="15"/>
                 <w:szCs w:val="15"/>
               </w:rPr>
-              <w:t xml:space="preserve">I.3, «Vacío jurídico o brecha identificada»</w:t>
+              <w:t xml:space="preserve">I.4, tercer párrafo</w:t>
             </w:r>
           </w:p>
         </w:tc>
@@ -20846,7 +23170,7 @@
                 <w:sz w:val="15"/>
                 <w:szCs w:val="15"/>
               </w:rPr>
-              <w:t xml:space="preserve">Presenta como «vacío jurídico» algo que la Discusión califica como problema de registro y de gestión.</w:t>
+              <w:t xml:space="preserve">Con los datos actuales, las dimensiones no se mueven «en sentidos distintos»: la estabilidad mejora y la motivación de las sentencias anuladas no varía en conjunto (56,6 % y 57,7 %).</w:t>
             </w:r>
           </w:p>
         </w:tc>
@@ -20879,7 +23203,7 @@
                 <w:sz w:val="15"/>
                 <w:szCs w:val="15"/>
               </w:rPr>
-              <w:t xml:space="preserve">Cap. VII, 2.5 (RESULTADOS): «sustenta una propuesta de mejorar el registro y la conducción de la audiencia. No demuestra un vacío legislativo»; «La frecuencia reducida de un registro no permite concluir que deba incorporarse una nueva disposición al Código Procesal Civil».</w:t>
+              <w:t xml:space="preserve">Tablas 1, 2 y 6.</w:t>
             </w:r>
           </w:p>
         </w:tc>
@@ -20912,7 +23236,7 @@
                 <w:sz w:val="15"/>
                 <w:szCs w:val="15"/>
               </w:rPr>
-              <w:t xml:space="preserve">Retitular «3. Brecha de implementación identificada» y redactar: «…no se ha implementado un estándar uniforme de registro que permita verificar la trazabilidad entre… La investigación no acredita un vacío legislativo: la brecha se ubica en el registro y en la conducción de la audiencia.»</w:t>
+              <w:t xml:space="preserve">«La evidencia muestra que ambas dimensiones no evolucionaron de la misma manera: la estabilidad mejora en las series anuales, mientras la frecuencia de vicios de motivación en las sentencias anuladas se mantiene…»</w:t>
             </w:r>
           </w:p>
         </w:tc>
@@ -20950,7 +23274,7 @@
                 <w:sz w:val="15"/>
                 <w:szCs w:val="15"/>
               </w:rPr>
-              <w:t xml:space="preserve">A-07</w:t>
+              <w:t xml:space="preserve">A-13</w:t>
             </w:r>
           </w:p>
         </w:tc>
@@ -20983,7 +23307,7 @@
                 <w:sz w:val="15"/>
                 <w:szCs w:val="15"/>
               </w:rPr>
-              <w:t xml:space="preserve">I.3, «Primero»</w:t>
+              <w:t xml:space="preserve">I.5, párrafo introductorio</w:t>
             </w:r>
           </w:p>
         </w:tc>
@@ -20996,28 +23320,28 @@
               <w:bottom w:val="single" w:color="BFBFBF" w:sz="4"/>
               <w:right w:val="single" w:color="BFBFBF" w:sz="4"/>
             </w:tcBorders>
-            <w:shd w:fill="FFF2A8" w:color="auto" w:val="clear"/>
-            <w:tcMar>
-              <w:top w:type="dxa" w:w="60"/>
-              <w:left w:type="dxa" w:w="90"/>
-              <w:bottom w:type="dxa" w:w="60"/>
-              <w:right w:type="dxa" w:w="90"/>
-            </w:tcMar>
-          </w:tcPr>
-          <w:p>
-            <w:pPr>
-              <w:spacing w:after="40" w:line="240"/>
-              <w:jc w:val="left"/>
-            </w:pPr>
-            <w:r>
-              <w:rPr>
-                <w:rFonts w:ascii="Arial" w:cs="Arial" w:eastAsia="Arial" w:hAnsi="Arial"/>
-                <w:b w:val="false"/>
-                <w:bCs w:val="false"/>
-                <w:sz w:val="15"/>
-                <w:szCs w:val="15"/>
-              </w:rPr>
-              <w:t xml:space="preserve">Interpretación</w:t>
+            <w:shd w:fill="F9CCF2" w:color="auto" w:val="clear"/>
+            <w:tcMar>
+              <w:top w:type="dxa" w:w="60"/>
+              <w:left w:type="dxa" w:w="90"/>
+              <w:bottom w:type="dxa" w:w="60"/>
+              <w:right w:type="dxa" w:w="90"/>
+            </w:tcMar>
+          </w:tcPr>
+          <w:p>
+            <w:pPr>
+              <w:spacing w:after="40" w:line="240"/>
+              <w:jc w:val="left"/>
+            </w:pPr>
+            <w:r>
+              <w:rPr>
+                <w:rFonts w:ascii="Arial" w:cs="Arial" w:eastAsia="Arial" w:hAnsi="Arial"/>
+                <w:b w:val="false"/>
+                <w:bCs w:val="false"/>
+                <w:sz w:val="15"/>
+                <w:szCs w:val="15"/>
+              </w:rPr>
+              <w:t xml:space="preserve">Cifra</w:t>
             </w:r>
           </w:p>
         </w:tc>
@@ -21050,7 +23374,7 @@
                 <w:sz w:val="15"/>
                 <w:szCs w:val="15"/>
               </w:rPr>
-              <w:t xml:space="preserve">El Cap. VI no contiene un indicador sobre la invocación de las R. A.</w:t>
+              <w:t xml:space="preserve">Dice «primera medición» y usa las cifras del corpus anterior (cien expedientes, ciento trece sentencias).</w:t>
             </w:r>
           </w:p>
         </w:tc>
@@ -21083,7 +23407,7 @@
                 <w:sz w:val="15"/>
                 <w:szCs w:val="15"/>
               </w:rPr>
-              <w:t xml:space="preserve">Cap. VII, 2.5 (RESULTADOS): «La ausencia de cita expresa de las resoluciones administrativas en una sentencia no acredita, por sí misma, incumplimiento del modelo ni falta de control impugnatorio».</w:t>
+              <w:t xml:space="preserve">Cap. VI (167 expedientes, 163 sentencias de vista, 105 anuladas). Afirmar que es la «primera medición» exige acreditar que no hay estudios previos en Arequipa.</w:t>
             </w:r>
           </w:p>
         </w:tc>
@@ -21116,7 +23440,7 @@
                 <w:sz w:val="15"/>
                 <w:szCs w:val="15"/>
               </w:rPr>
-              <w:t xml:space="preserve">Suprimir la frase o presentarla como hipótesis normativa a evaluar, no como evidencia.</w:t>
+              <w:t xml:space="preserve">«El aporte empírico consiste en una medición sistemática, en el ámbito de la Sede Central de Arequipa, del efecto del Modelo de Oralidad Civil sobre el producto final del proceso, con base en 167 expedientes con sentencia anulada o revocada, 163 sentencias de vista (105 anuladas) y las series anuales de 2018 y 2024:»</w:t>
             </w:r>
           </w:p>
         </w:tc>
@@ -21154,7 +23478,7 @@
                 <w:sz w:val="15"/>
                 <w:szCs w:val="15"/>
               </w:rPr>
-              <w:t xml:space="preserve">A-08</w:t>
+              <w:t xml:space="preserve">A-14</w:t>
             </w:r>
           </w:p>
         </w:tc>
@@ -21187,7 +23511,7 @@
                 <w:sz w:val="15"/>
                 <w:szCs w:val="15"/>
               </w:rPr>
-              <w:t xml:space="preserve">I.3, «Segundo»</w:t>
+              <w:t xml:space="preserve">I.5, viñeta 1 (modelo escritural)</w:t>
             </w:r>
           </w:p>
         </w:tc>
@@ -21254,7 +23578,7 @@
                 <w:sz w:val="15"/>
                 <w:szCs w:val="15"/>
               </w:rPr>
-              <w:t xml:space="preserve">Cifras del corpus anterior. La Tabla 9 no existe.</w:t>
+              <w:t xml:space="preserve">97,1 % de censura y 48,8 % de anulación previa son cifras del corpus anterior. En la muestra actual la censura es casi total en ambos grupos (96,5 % y 97,4 %) porque la muestra está formada solo por expedientes con sentencia anulada o revocada (Tabla 3), así que no es un resultado comparable.</w:t>
             </w:r>
           </w:p>
         </w:tc>
@@ -21287,7 +23611,7 @@
                 <w:sz w:val="15"/>
                 <w:szCs w:val="15"/>
               </w:rPr>
-              <w:t xml:space="preserve">Tabla 6 del Cap. VI (3,8 % → 11,5 %).</w:t>
+              <w:t xml:space="preserve">Tablas 1, 3 y 5 del Cap. VI.</w:t>
             </w:r>
           </w:p>
         </w:tc>
@@ -21320,7 +23644,7 @@
                 <w:sz w:val="15"/>
                 <w:szCs w:val="15"/>
               </w:rPr>
-              <w:t xml:space="preserve">«…la omisión de valoración de prueba admitida o decisiva ascendió del 3,8 % al 11,5 % de las sentencias anuladas (Tabla 6).»</w:t>
+              <w:t xml:space="preserve">«Bajo el modelo escritural, el patrón dominante es la dispersión del saneamiento en resoluciones sucesivas y separadas (solo el 20,7 % acredita concentración); en la serie anual de 2018, el 34,5 % de las sentencias sometidas a control fue anulado o revocado.»</w:t>
             </w:r>
           </w:p>
         </w:tc>
@@ -21358,7 +23682,7 @@
                 <w:sz w:val="15"/>
                 <w:szCs w:val="15"/>
               </w:rPr>
-              <w:t xml:space="preserve">A-09</w:t>
+              <w:t xml:space="preserve">A-15</w:t>
             </w:r>
           </w:p>
         </w:tc>
@@ -21391,7 +23715,7 @@
                 <w:sz w:val="15"/>
                 <w:szCs w:val="15"/>
               </w:rPr>
-              <w:t xml:space="preserve">I.3, «Tercero»</w:t>
+              <w:t xml:space="preserve">I.5, viñeta 2 (modelo de oralidad)</w:t>
             </w:r>
           </w:p>
         </w:tc>
@@ -21458,7 +23782,7 @@
                 <w:sz w:val="15"/>
                 <w:szCs w:val="15"/>
               </w:rPr>
-              <w:t xml:space="preserve">Las «58 sentencias anuladas por vicio de motivación», la externa 19,0 % → 40,5 % y la incongruente 42,9 % → 24,3 % (Tabla 14) son del corpus anterior. En la Tabla 6 actual, c) pasa del 5,7 % al 11,5 %, e) del 32,1 % al 25,0 % y d) del 15,1 % al 28,8 %: el desplazamiento principal es hacia la INSUFICIENCIA, no hacia la justificación externa. «Mejora la justificación interna» no se sostiene: b) pasa de 5 a 4 casos.</w:t>
+              <w:t xml:space="preserve">«Seis de cada diez» (60 %) y la «reincidencia anulatoria» del 19,3 % son del corpus anterior.</w:t>
             </w:r>
           </w:p>
         </w:tc>
@@ -21491,7 +23815,7 @@
                 <w:sz w:val="15"/>
                 <w:szCs w:val="15"/>
               </w:rPr>
-              <w:t xml:space="preserve">Tabla 6 y Cap. VII, 2.3 («de la incongruencia… hacia la motivación insuficiente»).</w:t>
+              <w:t xml:space="preserve">Tablas 2 y 4 del Cap. VI.</w:t>
             </w:r>
           </w:p>
         </w:tc>
@@ -21524,7 +23848,7 @@
                 <w:sz w:val="15"/>
                 <w:szCs w:val="15"/>
               </w:rPr>
-              <w:t xml:space="preserve">«Tercero, un desplazamiento del vicio de motivación no atendido por el modelo. En las 105 sentencias anuladas (53 y 52), los vicios de motivación concurren en proporciones semejantes (56,6 % y 57,7 %), pero cambia su composición: la motivación sustancialmente incongruente desciende del 32,1 % al 25,0 %, mientras la motivación insuficiente asciende del 15,1 % al 28,8 % —incluida la omisión de valoración de prueba admitida o decisiva, del 3,8 % al 11,5 %— y la deficiencia en la motivación externa del 5,7 % al 11,5 % (Tabla 6). El protocolo de audiencia no interviene sobre la justificación de las premisas, que se elabora por escrito después de la audiencia.»</w:t>
+              <w:t xml:space="preserve">«Bajo el modelo de oralidad, la concentración alcanza el 71,3 %; en la serie anual de 2024, el 72,6 % de las sentencias resistió el control superior y la revocación descendió al 7,3 %.»</w:t>
             </w:r>
           </w:p>
         </w:tc>
@@ -21562,7 +23886,7 @@
                 <w:sz w:val="15"/>
                 <w:szCs w:val="15"/>
               </w:rPr>
-              <w:t xml:space="preserve">A-10</w:t>
+              <w:t xml:space="preserve">A-16</w:t>
             </w:r>
           </w:p>
         </w:tc>
@@ -21595,7 +23919,7 @@
                 <w:sz w:val="15"/>
                 <w:szCs w:val="15"/>
               </w:rPr>
-              <w:t xml:space="preserve">I.3, «Cuarto»</w:t>
+              <w:t xml:space="preserve">I.5, viñeta 3 (nulidad vs. revocatoria)</w:t>
             </w:r>
           </w:p>
         </w:tc>
@@ -21608,28 +23932,28 @@
               <w:bottom w:val="single" w:color="BFBFBF" w:sz="4"/>
               <w:right w:val="single" w:color="BFBFBF" w:sz="4"/>
             </w:tcBorders>
-            <w:shd w:fill="FFF2A8" w:color="auto" w:val="clear"/>
-            <w:tcMar>
-              <w:top w:type="dxa" w:w="60"/>
-              <w:left w:type="dxa" w:w="90"/>
-              <w:bottom w:type="dxa" w:w="60"/>
-              <w:right w:type="dxa" w:w="90"/>
-            </w:tcMar>
-          </w:tcPr>
-          <w:p>
-            <w:pPr>
-              <w:spacing w:after="40" w:line="240"/>
-              <w:jc w:val="left"/>
-            </w:pPr>
-            <w:r>
-              <w:rPr>
-                <w:rFonts w:ascii="Arial" w:cs="Arial" w:eastAsia="Arial" w:hAnsi="Arial"/>
-                <w:b w:val="false"/>
-                <w:bCs w:val="false"/>
-                <w:sz w:val="15"/>
-                <w:szCs w:val="15"/>
-              </w:rPr>
-              <w:t xml:space="preserve">Interpretación</w:t>
+            <w:shd w:fill="F9CCF2" w:color="auto" w:val="clear"/>
+            <w:tcMar>
+              <w:top w:type="dxa" w:w="60"/>
+              <w:left w:type="dxa" w:w="90"/>
+              <w:bottom w:type="dxa" w:w="60"/>
+              <w:right w:type="dxa" w:w="90"/>
+            </w:tcMar>
+          </w:tcPr>
+          <w:p>
+            <w:pPr>
+              <w:spacing w:after="40" w:line="240"/>
+              <w:jc w:val="left"/>
+            </w:pPr>
+            <w:r>
+              <w:rPr>
+                <w:rFonts w:ascii="Arial" w:cs="Arial" w:eastAsia="Arial" w:hAnsi="Arial"/>
+                <w:b w:val="false"/>
+                <w:bCs w:val="false"/>
+                <w:sz w:val="15"/>
+                <w:szCs w:val="15"/>
+              </w:rPr>
+              <w:t xml:space="preserve">Cifra</w:t>
             </w:r>
           </w:p>
         </w:tc>
@@ -21662,7 +23986,7 @@
                 <w:sz w:val="15"/>
                 <w:szCs w:val="15"/>
               </w:rPr>
-              <w:t xml:space="preserve">La duración del control superior no se presenta en el Cap. VI (R-12), y el «rasgo sistémico de las reformas latinoamericanas» contradice la Discusión.</w:t>
+              <w:t xml:space="preserve">«80,6 % → 70,1 %» y «19,4 % → 29,9 %» (Tabla 7) no existen. Con los datos actuales ocurre lo contrario: dentro de los pronunciamientos adversos, la anulación SUBE del 62,9 % (61 de 97) al 73,3 % (66 de 90) en las series anuales, y del 64,6 % al 68,4 % en la muestra (Tabla 5).</w:t>
             </w:r>
           </w:p>
         </w:tc>
@@ -21695,7 +24019,7 @@
                 <w:sz w:val="15"/>
                 <w:szCs w:val="15"/>
               </w:rPr>
-              <w:t xml:space="preserve">Cap. VII, 2.4 y 2.5 (RESULTADOS): «el contraste entre ordenamientos es contextual y no acredita una causa común de demora»; «No permite… identificarla como principal origen de la demora sin desagregar los tiempos».</w:t>
+              <w:t xml:space="preserve">Tablas 1, 2 y 5 del Cap. VI.</w:t>
             </w:r>
           </w:p>
         </w:tc>
@@ -21728,7 +24052,7 @@
                 <w:sz w:val="15"/>
                 <w:szCs w:val="15"/>
               </w:rPr>
-              <w:t xml:space="preserve">«Cuarto, una brecha de medición en la segunda instancia. La reforma se construyó sobre la audiencia de primera instancia; la diferencia entre las duraciones medias del control superior es reducida (318,6 y 313,3 días; Tabla [n]), pero sin desagregar los tiempos del proceso no puede identificarse la alzada como origen principal de la demora ni afirmarse una causa común con otros ordenamientos.»</w:t>
+              <w:t xml:space="preserve">Suprimir la viñeta o invertir su sentido: «Dentro del control adverso, la revocatoria perdió peso frente a la nulidad: en las series anuales, la anulación pasó del 62,9 % al 73,3 % de los pronunciamientos adversos, porque la revocación descendió (12,8 % → 7,3 %) mientras la anulación se mantuvo (21,7 % → 20,1 %).»</w:t>
             </w:r>
           </w:p>
         </w:tc>
@@ -21766,7 +24090,7 @@
                 <w:sz w:val="15"/>
                 <w:szCs w:val="15"/>
               </w:rPr>
-              <w:t xml:space="preserve">A-11</w:t>
+              <w:t xml:space="preserve">A-17</w:t>
             </w:r>
           </w:p>
         </w:tc>
@@ -21799,7 +24123,7 @@
                 <w:sz w:val="15"/>
                 <w:szCs w:val="15"/>
               </w:rPr>
-              <w:t xml:space="preserve">I.4, primer párrafo</w:t>
+              <w:t xml:space="preserve">I.5, viñeta 4</w:t>
             </w:r>
           </w:p>
         </w:tc>
@@ -21866,7 +24190,7 @@
                 <w:sz w:val="15"/>
                 <w:szCs w:val="15"/>
               </w:rPr>
-              <w:t xml:space="preserve">Cifras del corpus anterior; lenguaje causal («se explica por»); y la frase final contradice la Discusión.</w:t>
+              <w:t xml:space="preserve">La «Tabla 10» no existe: el Cap. VI solo analiza las causales de las sentencias ANULADAS, no las de las revocadas.</w:t>
             </w:r>
           </w:p>
         </w:tc>
@@ -21899,7 +24223,7 @@
                 <w:sz w:val="15"/>
                 <w:szCs w:val="15"/>
               </w:rPr>
-              <w:t xml:space="preserve">Tabla 4 (20,7 % → 71,3 %); Cap. VI, 1.1; Cap. VII, 2.5.</w:t>
+              <w:t xml:space="preserve">Cap. VI (Tabla 6 solo sobre 53/52 anuladas).</w:t>
             </w:r>
           </w:p>
         </w:tc>
@@ -21932,7 +24256,7 @@
                 <w:sz w:val="15"/>
                 <w:szCs w:val="15"/>
               </w:rPr>
-              <w:t xml:space="preserve">«El salto de la concentración del 20,7 % al 71,3 % no se asocia a una norma nueva, pues los principios del artículo V del Título Preliminar del CPC rigen desde 1993, sino que es compatible con el protocolo de audiencia y su supervisión. La variable crítica se ubica, en consecuencia, en la gestión del despacho.» (Suprimir «sin perjuicio de la conveniencia de incorporar el modelo al Código…».)</w:t>
+              <w:t xml:space="preserve">Suprimir, o incorporar al Cap. VI la tabla de causales de las 53 revocadas (29 + 24) si se quiere sostener la afirmación.</w:t>
             </w:r>
           </w:p>
         </w:tc>
@@ -21970,7 +24294,7 @@
                 <w:sz w:val="15"/>
                 <w:szCs w:val="15"/>
               </w:rPr>
-              <w:t xml:space="preserve">A-12</w:t>
+              <w:t xml:space="preserve">A-18</w:t>
             </w:r>
           </w:p>
         </w:tc>
@@ -22003,7 +24327,7 @@
                 <w:sz w:val="15"/>
                 <w:szCs w:val="15"/>
               </w:rPr>
-              <w:t xml:space="preserve">I.4, tercer párrafo</w:t>
+              <w:t xml:space="preserve">I.5, viñeta 5</w:t>
             </w:r>
           </w:p>
         </w:tc>
@@ -22016,28 +24340,28 @@
               <w:bottom w:val="single" w:color="BFBFBF" w:sz="4"/>
               <w:right w:val="single" w:color="BFBFBF" w:sz="4"/>
             </w:tcBorders>
-            <w:shd w:fill="FFF2A8" w:color="auto" w:val="clear"/>
-            <w:tcMar>
-              <w:top w:type="dxa" w:w="60"/>
-              <w:left w:type="dxa" w:w="90"/>
-              <w:bottom w:type="dxa" w:w="60"/>
-              <w:right w:type="dxa" w:w="90"/>
-            </w:tcMar>
-          </w:tcPr>
-          <w:p>
-            <w:pPr>
-              <w:spacing w:after="40" w:line="240"/>
-              <w:jc w:val="left"/>
-            </w:pPr>
-            <w:r>
-              <w:rPr>
-                <w:rFonts w:ascii="Arial" w:cs="Arial" w:eastAsia="Arial" w:hAnsi="Arial"/>
-                <w:b w:val="false"/>
-                <w:bCs w:val="false"/>
-                <w:sz w:val="15"/>
-                <w:szCs w:val="15"/>
-              </w:rPr>
-              <w:t xml:space="preserve">Interpretación</w:t>
+            <w:shd w:fill="F9CCF2" w:color="auto" w:val="clear"/>
+            <w:tcMar>
+              <w:top w:type="dxa" w:w="60"/>
+              <w:left w:type="dxa" w:w="90"/>
+              <w:bottom w:type="dxa" w:w="60"/>
+              <w:right w:type="dxa" w:w="90"/>
+            </w:tcMar>
+          </w:tcPr>
+          <w:p>
+            <w:pPr>
+              <w:spacing w:after="40" w:line="240"/>
+              <w:jc w:val="left"/>
+            </w:pPr>
+            <w:r>
+              <w:rPr>
+                <w:rFonts w:ascii="Arial" w:cs="Arial" w:eastAsia="Arial" w:hAnsi="Arial"/>
+                <w:b w:val="false"/>
+                <w:bCs w:val="false"/>
+                <w:sz w:val="15"/>
+                <w:szCs w:val="15"/>
+              </w:rPr>
+              <w:t xml:space="preserve">Cifra</w:t>
             </w:r>
           </w:p>
         </w:tc>
@@ -22070,7 +24394,7 @@
                 <w:sz w:val="15"/>
                 <w:szCs w:val="15"/>
               </w:rPr>
-              <w:t xml:space="preserve">Con los datos actuales, las dimensiones no se mueven «en sentidos distintos»: la estabilidad mejora y la motivación de las sentencias anuladas no varía en conjunto (56,6 % y 57,7 %).</w:t>
+              <w:t xml:space="preserve">La concurrencia de vicios de motivación del 42,9 % y el 43,2 % no figura en el Cap. VI.</w:t>
             </w:r>
           </w:p>
         </w:tc>
@@ -22103,7 +24427,7 @@
                 <w:sz w:val="15"/>
                 <w:szCs w:val="15"/>
               </w:rPr>
-              <w:t xml:space="preserve">Tablas 1, 2 y 6.</w:t>
+              <w:t xml:space="preserve">Cap. VI.</w:t>
             </w:r>
           </w:p>
         </w:tc>
@@ -22136,7 +24460,7 @@
                 <w:sz w:val="15"/>
                 <w:szCs w:val="15"/>
               </w:rPr>
-              <w:t xml:space="preserve">«La evidencia muestra que ambas dimensiones no evolucionaron de la misma manera: la estabilidad mejora en las series anuales, mientras la frecuencia de vicios de motivación en las sentencias anuladas se mantiene…»</w:t>
+              <w:t xml:space="preserve">Suprimir, o recalcular (proporción de anuladas con dos o más vicios de motivación) e incorporar al Cap. VI.</w:t>
             </w:r>
           </w:p>
         </w:tc>
@@ -22174,7 +24498,7 @@
                 <w:sz w:val="15"/>
                 <w:szCs w:val="15"/>
               </w:rPr>
-              <w:t xml:space="preserve">A-13</w:t>
+              <w:t xml:space="preserve">A-19</w:t>
             </w:r>
           </w:p>
         </w:tc>
@@ -22207,7 +24531,7 @@
                 <w:sz w:val="15"/>
                 <w:szCs w:val="15"/>
               </w:rPr>
-              <w:t xml:space="preserve">I.5, párrafo introductorio</w:t>
+              <w:t xml:space="preserve">I.5, diagnóstico de los tres puntos</w:t>
             </w:r>
           </w:p>
         </w:tc>
@@ -22220,28 +24544,28 @@
               <w:bottom w:val="single" w:color="BFBFBF" w:sz="4"/>
               <w:right w:val="single" w:color="BFBFBF" w:sz="4"/>
             </w:tcBorders>
-            <w:shd w:fill="F9CCF2" w:color="auto" w:val="clear"/>
-            <w:tcMar>
-              <w:top w:type="dxa" w:w="60"/>
-              <w:left w:type="dxa" w:w="90"/>
-              <w:bottom w:type="dxa" w:w="60"/>
-              <w:right w:type="dxa" w:w="90"/>
-            </w:tcMar>
-          </w:tcPr>
-          <w:p>
-            <w:pPr>
-              <w:spacing w:after="40" w:line="240"/>
-              <w:jc w:val="left"/>
-            </w:pPr>
-            <w:r>
-              <w:rPr>
-                <w:rFonts w:ascii="Arial" w:cs="Arial" w:eastAsia="Arial" w:hAnsi="Arial"/>
-                <w:b w:val="false"/>
-                <w:bCs w:val="false"/>
-                <w:sz w:val="15"/>
-                <w:szCs w:val="15"/>
-              </w:rPr>
-              <w:t xml:space="preserve">Cifra</w:t>
+            <w:shd w:fill="FFF2A8" w:color="auto" w:val="clear"/>
+            <w:tcMar>
+              <w:top w:type="dxa" w:w="60"/>
+              <w:left w:type="dxa" w:w="90"/>
+              <w:bottom w:type="dxa" w:w="60"/>
+              <w:right w:type="dxa" w:w="90"/>
+            </w:tcMar>
+          </w:tcPr>
+          <w:p>
+            <w:pPr>
+              <w:spacing w:after="40" w:line="240"/>
+              <w:jc w:val="left"/>
+            </w:pPr>
+            <w:r>
+              <w:rPr>
+                <w:rFonts w:ascii="Arial" w:cs="Arial" w:eastAsia="Arial" w:hAnsi="Arial"/>
+                <w:b w:val="false"/>
+                <w:bCs w:val="false"/>
+                <w:sz w:val="15"/>
+                <w:szCs w:val="15"/>
+              </w:rPr>
+              <w:t xml:space="preserve">Interpretación</w:t>
             </w:r>
           </w:p>
         </w:tc>
@@ -22274,7 +24598,7 @@
                 <w:sz w:val="15"/>
                 <w:szCs w:val="15"/>
               </w:rPr>
-              <w:t xml:space="preserve">Dice «primera medición» y usa las cifras del corpus anterior (cien expedientes, ciento trece sentencias).</w:t>
+              <w:t xml:space="preserve">Afirma un efecto temporal que no se midió y una conclusión sobre la alzada que la Discusión rechaza.</w:t>
             </w:r>
           </w:p>
         </w:tc>
@@ -22307,7 +24631,7 @@
                 <w:sz w:val="15"/>
                 <w:szCs w:val="15"/>
               </w:rPr>
-              <w:t xml:space="preserve">Cap. VII, 2.8 (RESULTADOS): «no acredita que sea la primera utilización civil de la tipología ni que no existan estudios anteriores en Arequipa».</w:t>
+              <w:t xml:space="preserve">Cap. VI, que no presenta ningún dato de duración, y 1.3: el diseño no permite «afirmar una reducción general de la duración procesal»; la reducción de tiempos solo constituye un «indicio».</w:t>
             </w:r>
           </w:p>
         </w:tc>
@@ -22340,7 +24664,7 @@
                 <w:sz w:val="15"/>
                 <w:szCs w:val="15"/>
               </w:rPr>
-              <w:t xml:space="preserve">«El aporte empírico consiste en una medición sistemática, en el ámbito de la Sede Central de Arequipa, del efecto del Modelo de Oralidad Civil sobre el producto final del proceso, con base en 167 expedientes con sentencia anulada o revocada, 163 sentencias de vista (105 anuladas) y las series anuales de 2018 y 2024:»</w:t>
+              <w:t xml:space="preserve">«…la decisión, porque el modelo concentró el debate pero no el fallo (sentencia en audiencia: 5,0 %); y la medición de la segunda instancia, cuya duración no se ha desagregado por tramos, lo que impide evaluar su incidencia en el plazo razonable.»</w:t>
             </w:r>
           </w:p>
         </w:tc>
@@ -22378,7 +24702,7 @@
                 <w:sz w:val="15"/>
                 <w:szCs w:val="15"/>
               </w:rPr>
-              <w:t xml:space="preserve">A-14</w:t>
+              <w:t xml:space="preserve">A-20</w:t>
             </w:r>
           </w:p>
         </w:tc>
@@ -22411,7 +24735,7 @@
                 <w:sz w:val="15"/>
                 <w:szCs w:val="15"/>
               </w:rPr>
-              <w:t xml:space="preserve">I.5, viñeta 1 (modelo escritural)</w:t>
+              <w:t xml:space="preserve">I.6, primer párrafo (caso Llamoja)</w:t>
             </w:r>
           </w:p>
         </w:tc>
@@ -22478,7 +24802,7 @@
                 <w:sz w:val="15"/>
                 <w:szCs w:val="15"/>
               </w:rPr>
-              <w:t xml:space="preserve">97,1 % de censura y 48,8 % de anulación previa son cifras del corpus anterior. En la muestra actual la censura es casi total en ambos grupos (96,5 % y 97,4 %) porque la muestra está formada solo por expedientes con sentencia anulada o revocada (Tabla 3), así que no es un resultado comparable.</w:t>
+              <w:t xml:space="preserve">En la Tabla 6, el supuesto f) figura con «—» (marcador de umbral, sin código D equivalente), no con «0 casos». Existe además una categoría residual g) con 19 resoluciones aún no recodificadas. «Sin pérdida de capacidad discriminante» es excesivo mientras exista ese residual.</w:t>
             </w:r>
           </w:p>
         </w:tc>
@@ -22511,7 +24835,7 @@
                 <w:sz w:val="15"/>
                 <w:szCs w:val="15"/>
               </w:rPr>
-              <w:t xml:space="preserve">Tablas 1, 3 y 5 del Cap. VI.</w:t>
+              <w:t xml:space="preserve">Tabla 6: f) figura con «—» y g) registra 10 y 9 resoluciones residuales.</w:t>
             </w:r>
           </w:p>
         </w:tc>
@@ -22544,7 +24868,7 @@
                 <w:sz w:val="15"/>
                 <w:szCs w:val="15"/>
               </w:rPr>
-              <w:t xml:space="preserve">«Bajo el modelo escritural, el patrón dominante es la dispersión del saneamiento en resoluciones sucesivas y separadas (solo el 20,7 % acredita concentración); en la serie anual de 2018, el 34,5 % de las sentencias sometidas a control fue anulado o revocado.»</w:t>
+              <w:t xml:space="preserve">«…Aplicada a los supuestos a) a e) —el f) se empleó como marcador de umbral reforzado, sin código equivalente—, permitió distinguir… y hacer visible el desplazamiento del vicio entre períodos, de la motivación sustancialmente incongruente (32,1 % → 25,0 %) hacia la motivación insuficiente (15,1 % → 28,8 %). Diecinueve resoluciones (10 y 9) permanecen en la categoría residual g), pendientes de recodificación.»</w:t>
             </w:r>
           </w:p>
         </w:tc>
@@ -22582,7 +24906,7 @@
                 <w:sz w:val="15"/>
                 <w:szCs w:val="15"/>
               </w:rPr>
-              <w:t xml:space="preserve">A-15</w:t>
+              <w:t xml:space="preserve">A-21</w:t>
             </w:r>
           </w:p>
         </w:tc>
@@ -22615,7 +24939,7 @@
                 <w:sz w:val="15"/>
                 <w:szCs w:val="15"/>
               </w:rPr>
-              <w:t xml:space="preserve">I.5, viñeta 2 (modelo de oralidad)</w:t>
+              <w:t xml:space="preserve">I.6, segundo párrafo (Plenos)</w:t>
             </w:r>
           </w:p>
         </w:tc>
@@ -22628,28 +24952,28 @@
               <w:bottom w:val="single" w:color="BFBFBF" w:sz="4"/>
               <w:right w:val="single" w:color="BFBFBF" w:sz="4"/>
             </w:tcBorders>
-            <w:shd w:fill="F9CCF2" w:color="auto" w:val="clear"/>
-            <w:tcMar>
-              <w:top w:type="dxa" w:w="60"/>
-              <w:left w:type="dxa" w:w="90"/>
-              <w:bottom w:type="dxa" w:w="60"/>
-              <w:right w:type="dxa" w:w="90"/>
-            </w:tcMar>
-          </w:tcPr>
-          <w:p>
-            <w:pPr>
-              <w:spacing w:after="40" w:line="240"/>
-              <w:jc w:val="left"/>
-            </w:pPr>
-            <w:r>
-              <w:rPr>
-                <w:rFonts w:ascii="Arial" w:cs="Arial" w:eastAsia="Arial" w:hAnsi="Arial"/>
-                <w:b w:val="false"/>
-                <w:bCs w:val="false"/>
-                <w:sz w:val="15"/>
-                <w:szCs w:val="15"/>
-              </w:rPr>
-              <w:t xml:space="preserve">Cifra</w:t>
+            <w:shd w:fill="FFF2A8" w:color="auto" w:val="clear"/>
+            <w:tcMar>
+              <w:top w:type="dxa" w:w="60"/>
+              <w:left w:type="dxa" w:w="90"/>
+              <w:bottom w:type="dxa" w:w="60"/>
+              <w:right w:type="dxa" w:w="90"/>
+            </w:tcMar>
+          </w:tcPr>
+          <w:p>
+            <w:pPr>
+              <w:spacing w:after="40" w:line="240"/>
+              <w:jc w:val="left"/>
+            </w:pPr>
+            <w:r>
+              <w:rPr>
+                <w:rFonts w:ascii="Arial" w:cs="Arial" w:eastAsia="Arial" w:hAnsi="Arial"/>
+                <w:b w:val="false"/>
+                <w:bCs w:val="false"/>
+                <w:sz w:val="15"/>
+                <w:szCs w:val="15"/>
+              </w:rPr>
+              <w:t xml:space="preserve">Interpretación</w:t>
             </w:r>
           </w:p>
         </w:tc>
@@ -22682,7 +25006,7 @@
                 <w:sz w:val="15"/>
                 <w:szCs w:val="15"/>
               </w:rPr>
-              <w:t xml:space="preserve">«Seis de cada diez» (60 %) y la «reincidencia anulatoria» del 19,3 % son del corpus anterior.</w:t>
+              <w:t xml:space="preserve">El Cap. VI no mide la aplicación de Plenos, y la causal «omisión de regla vinculante» se retiró de la codificación (no está en la Tabla 6).</w:t>
             </w:r>
           </w:p>
         </w:tc>
@@ -22715,7 +25039,7 @@
                 <w:sz w:val="15"/>
                 <w:szCs w:val="15"/>
               </w:rPr>
-              <w:t xml:space="preserve">Tablas 2 y 4 del Cap. VI.</w:t>
+              <w:t xml:space="preserve">Tabla 6: no incluye la causal «omisión de regla vinculante»; no se midió la aplicación de Plenos.</w:t>
             </w:r>
           </w:p>
         </w:tc>
@@ -22748,7 +25072,7 @@
                 <w:sz w:val="15"/>
                 <w:szCs w:val="15"/>
               </w:rPr>
-              <w:t xml:space="preserve">«Bajo el modelo de oralidad, la concentración alcanza el 71,3 %; en la serie anual de 2024, el 72,6 % de las sentencias resistió el control superior y la revocación descendió al 7,3 %.»</w:t>
+              <w:t xml:space="preserve">Suprimir el párrafo.</w:t>
             </w:r>
           </w:p>
         </w:tc>
@@ -22786,7 +25110,7 @@
                 <w:sz w:val="15"/>
                 <w:szCs w:val="15"/>
               </w:rPr>
-              <w:t xml:space="preserve">A-16</w:t>
+              <w:t xml:space="preserve">A-22</w:t>
             </w:r>
           </w:p>
         </w:tc>
@@ -22819,7 +25143,7 @@
                 <w:sz w:val="15"/>
                 <w:szCs w:val="15"/>
               </w:rPr>
-              <w:t xml:space="preserve">I.5, viñeta 3 (nulidad vs. revocatoria)</w:t>
+              <w:t xml:space="preserve">I.6, tercer párrafo (STC 3509-2009)</w:t>
             </w:r>
           </w:p>
         </w:tc>
@@ -22886,7 +25210,7 @@
                 <w:sz w:val="15"/>
                 <w:szCs w:val="15"/>
               </w:rPr>
-              <w:t xml:space="preserve">«80,6 % → 70,1 %» y «19,4 % → 29,9 %» (Tabla 7) no existen. Con los datos actuales ocurre lo contrario: dentro de los pronunciamientos adversos, la anulación SUBE del 62,9 % (61 de 97) al 73,3 % (66 de 90) en las series anuales, y del 64,6 % al 68,4 % en la muestra (Tabla 5).</w:t>
+              <w:t xml:space="preserve">La reincidencia anulatoria (48,8 % → 19,3 %) no está en el Cap. VI y la anulación es estable en las series (21,7 % y 20,1 %).</w:t>
             </w:r>
           </w:p>
         </w:tc>
@@ -22919,7 +25243,7 @@
                 <w:sz w:val="15"/>
                 <w:szCs w:val="15"/>
               </w:rPr>
-              <w:t xml:space="preserve">Tablas 1, 2 y 5 del Cap. VI.</w:t>
+              <w:t xml:space="preserve">Cap. VI (no presenta la «reincidencia anulatoria»); Tablas 1 y 2 (anulación 21,7 % y 20,1 %); Cap. VI, que no presenta ningún dato de duración, y 1.3: el diseño no permite «afirmar una reducción general de la duración procesal»; la reducción de tiempos solo constituye un «indicio».</w:t>
             </w:r>
           </w:p>
         </w:tc>
@@ -22952,7 +25276,7 @@
                 <w:sz w:val="15"/>
                 <w:szCs w:val="15"/>
               </w:rPr>
-              <w:t xml:space="preserve">Suprimir la viñeta o invertir su sentido: «Dentro del control adverso, la revocatoria perdió peso frente a la nulidad: en las series anuales, la anulación pasó del 62,9 % al 73,3 % de los pronunciamientos adversos, porque la revocación descendió (12,8 % → 7,3 %) mientras la anulación se mantuvo (21,7 % → 20,1 %).»</w:t>
+              <w:t xml:space="preserve">«Respecto de la STC 03509-2009-PHC/TC, la investigación distingue la duración de una revisión superior de la duración total que incluye eventuales reenvíos, y precisa que el efecto de las nulidades sobre el plazo razonable exige reconstruir la cronología de cada expediente.»</w:t>
             </w:r>
           </w:p>
         </w:tc>
@@ -22990,7 +25314,7 @@
                 <w:sz w:val="15"/>
                 <w:szCs w:val="15"/>
               </w:rPr>
-              <w:t xml:space="preserve">A-17</w:t>
+              <w:t xml:space="preserve">A-23</w:t>
             </w:r>
           </w:p>
         </w:tc>
@@ -23023,7 +25347,7 @@
                 <w:sz w:val="15"/>
                 <w:szCs w:val="15"/>
               </w:rPr>
-              <w:t xml:space="preserve">I.5, viñeta 4</w:t>
+              <w:t xml:space="preserve">I.7, aporte normativo (primer párrafo)</w:t>
             </w:r>
           </w:p>
         </w:tc>
@@ -23036,28 +25360,28 @@
               <w:bottom w:val="single" w:color="BFBFBF" w:sz="4"/>
               <w:right w:val="single" w:color="BFBFBF" w:sz="4"/>
             </w:tcBorders>
-            <w:shd w:fill="F9CCF2" w:color="auto" w:val="clear"/>
-            <w:tcMar>
-              <w:top w:type="dxa" w:w="60"/>
-              <w:left w:type="dxa" w:w="90"/>
-              <w:bottom w:type="dxa" w:w="60"/>
-              <w:right w:type="dxa" w:w="90"/>
-            </w:tcMar>
-          </w:tcPr>
-          <w:p>
-            <w:pPr>
-              <w:spacing w:after="40" w:line="240"/>
-              <w:jc w:val="left"/>
-            </w:pPr>
-            <w:r>
-              <w:rPr>
-                <w:rFonts w:ascii="Arial" w:cs="Arial" w:eastAsia="Arial" w:hAnsi="Arial"/>
-                <w:b w:val="false"/>
-                <w:bCs w:val="false"/>
-                <w:sz w:val="15"/>
-                <w:szCs w:val="15"/>
-              </w:rPr>
-              <w:t xml:space="preserve">Cifra</w:t>
+            <w:shd w:fill="FFF2A8" w:color="auto" w:val="clear"/>
+            <w:tcMar>
+              <w:top w:type="dxa" w:w="60"/>
+              <w:left w:type="dxa" w:w="90"/>
+              <w:bottom w:type="dxa" w:w="60"/>
+              <w:right w:type="dxa" w:w="90"/>
+            </w:tcMar>
+          </w:tcPr>
+          <w:p>
+            <w:pPr>
+              <w:spacing w:after="40" w:line="240"/>
+              <w:jc w:val="left"/>
+            </w:pPr>
+            <w:r>
+              <w:rPr>
+                <w:rFonts w:ascii="Arial" w:cs="Arial" w:eastAsia="Arial" w:hAnsi="Arial"/>
+                <w:b w:val="false"/>
+                <w:bCs w:val="false"/>
+                <w:sz w:val="15"/>
+                <w:szCs w:val="15"/>
+              </w:rPr>
+              <w:t xml:space="preserve">Interpretación</w:t>
             </w:r>
           </w:p>
         </w:tc>
@@ -23090,7 +25414,7 @@
                 <w:sz w:val="15"/>
                 <w:szCs w:val="15"/>
               </w:rPr>
-              <w:t xml:space="preserve">La «Tabla 10» no existe: el Cap. VI solo analiza las causales de las sentencias ANULADAS, no las de las revocadas.</w:t>
+              <w:t xml:space="preserve">Propone incorporar el modelo al CPC con base en que las sentencias «casi nunca invocan» las R. A., un dato que no está en el Cap. VI.</w:t>
             </w:r>
           </w:p>
         </w:tc>
@@ -23123,7 +25447,7 @@
                 <w:sz w:val="15"/>
                 <w:szCs w:val="15"/>
               </w:rPr>
-              <w:t xml:space="preserve">Cap. VI (Tabla 6 solo sobre 53/52 anuladas).</w:t>
+              <w:t xml:space="preserve">DISCUSIÓN 5.2.2 y Aportes § 4 (la variable crítica es el protocolo, no la norma); el Cap. VI no mide la invocación de las R. A. ni una insuficiencia normativa.</w:t>
             </w:r>
           </w:p>
         </w:tc>
@@ -23156,7 +25480,7 @@
                 <w:sz w:val="15"/>
                 <w:szCs w:val="15"/>
               </w:rPr>
-              <w:t xml:space="preserve">Suprimir, o incorporar al Cap. VI la tabla de causales de las 53 revocadas (29 + 24) si se quiere sostener la afirmación.</w:t>
+              <w:t xml:space="preserve">Reformular el aporte como propuesta de gestión (protocolo de acta, trazabilidad, medición por tramos) y dejar la reforma legal como evaluación condicionada (ver Propuesta de recomendaciones, recomendación sexta).</w:t>
             </w:r>
           </w:p>
         </w:tc>
@@ -23194,7 +25518,7 @@
                 <w:sz w:val="15"/>
                 <w:szCs w:val="15"/>
               </w:rPr>
-              <w:t xml:space="preserve">A-18</w:t>
+              <w:t xml:space="preserve">A-24</w:t>
             </w:r>
           </w:p>
         </w:tc>
@@ -23227,7 +25551,7 @@
                 <w:sz w:val="15"/>
                 <w:szCs w:val="15"/>
               </w:rPr>
-              <w:t xml:space="preserve">I.5, viñeta 5</w:t>
+              <w:t xml:space="preserve">I.7, propuesta 1 (regulación legal de la audiencia preliminar)</w:t>
             </w:r>
           </w:p>
         </w:tc>
@@ -23240,28 +25564,28 @@
               <w:bottom w:val="single" w:color="BFBFBF" w:sz="4"/>
               <w:right w:val="single" w:color="BFBFBF" w:sz="4"/>
             </w:tcBorders>
-            <w:shd w:fill="F9CCF2" w:color="auto" w:val="clear"/>
-            <w:tcMar>
-              <w:top w:type="dxa" w:w="60"/>
-              <w:left w:type="dxa" w:w="90"/>
-              <w:bottom w:type="dxa" w:w="60"/>
-              <w:right w:type="dxa" w:w="90"/>
-            </w:tcMar>
-          </w:tcPr>
-          <w:p>
-            <w:pPr>
-              <w:spacing w:after="40" w:line="240"/>
-              <w:jc w:val="left"/>
-            </w:pPr>
-            <w:r>
-              <w:rPr>
-                <w:rFonts w:ascii="Arial" w:cs="Arial" w:eastAsia="Arial" w:hAnsi="Arial"/>
-                <w:b w:val="false"/>
-                <w:bCs w:val="false"/>
-                <w:sz w:val="15"/>
-                <w:szCs w:val="15"/>
-              </w:rPr>
-              <w:t xml:space="preserve">Cifra</w:t>
+            <w:shd w:fill="FFF2A8" w:color="auto" w:val="clear"/>
+            <w:tcMar>
+              <w:top w:type="dxa" w:w="60"/>
+              <w:left w:type="dxa" w:w="90"/>
+              <w:bottom w:type="dxa" w:w="60"/>
+              <w:right w:type="dxa" w:w="90"/>
+            </w:tcMar>
+          </w:tcPr>
+          <w:p>
+            <w:pPr>
+              <w:spacing w:after="40" w:line="240"/>
+              <w:jc w:val="left"/>
+            </w:pPr>
+            <w:r>
+              <w:rPr>
+                <w:rFonts w:ascii="Arial" w:cs="Arial" w:eastAsia="Arial" w:hAnsi="Arial"/>
+                <w:b w:val="false"/>
+                <w:bCs w:val="false"/>
+                <w:sz w:val="15"/>
+                <w:szCs w:val="15"/>
+              </w:rPr>
+              <w:t xml:space="preserve">Interpretación</w:t>
             </w:r>
           </w:p>
         </w:tc>
@@ -23294,7 +25618,7 @@
                 <w:sz w:val="15"/>
                 <w:szCs w:val="15"/>
               </w:rPr>
-              <w:t xml:space="preserve">La concurrencia de vicios de motivación del 42,9 % y el 43,2 % no figura en el Cap. VI.</w:t>
+              <w:t xml:space="preserve">Presenta la reforma legal como consecuencia directa de los hallazgos.</w:t>
             </w:r>
           </w:p>
         </w:tc>
@@ -23327,7 +25651,7 @@
                 <w:sz w:val="15"/>
                 <w:szCs w:val="15"/>
               </w:rPr>
-              <w:t xml:space="preserve">Cap. VI.</w:t>
+              <w:t xml:space="preserve">DISCUSIÓN 5.2.2 y Aportes § 4 (la variable crítica es el protocolo, no la norma).</w:t>
             </w:r>
           </w:p>
         </w:tc>
@@ -23360,7 +25684,7 @@
                 <w:sz w:val="15"/>
                 <w:szCs w:val="15"/>
               </w:rPr>
-              <w:t xml:space="preserve">Suprimir, o recalcular (proporción de anuladas con dos o más vicios de motivación) e incorporar al Cap. VI.</w:t>
+              <w:t xml:space="preserve">Convertirla en «Evaluación de la suficiencia de la regulación administrativa de la audiencia preliminar, como paso previo a una eventual iniciativa legislativa».</w:t>
             </w:r>
           </w:p>
         </w:tc>
@@ -23398,7 +25722,7 @@
                 <w:sz w:val="15"/>
                 <w:szCs w:val="15"/>
               </w:rPr>
-              <w:t xml:space="preserve">A-19</w:t>
+              <w:t xml:space="preserve">A-25</w:t>
             </w:r>
           </w:p>
         </w:tc>
@@ -23431,7 +25755,7 @@
                 <w:sz w:val="15"/>
                 <w:szCs w:val="15"/>
               </w:rPr>
-              <w:t xml:space="preserve">I.5, diagnóstico de los tres puntos</w:t>
+              <w:t xml:space="preserve">I.7, propuesta 3 (adecuación de la alzada)</w:t>
             </w:r>
           </w:p>
         </w:tc>
@@ -23498,7 +25822,7 @@
                 <w:sz w:val="15"/>
                 <w:szCs w:val="15"/>
               </w:rPr>
-              <w:t xml:space="preserve">Afirma un efecto temporal que no se midió y una conclusión sobre la alzada que la Discusión rechaza.</w:t>
+              <w:t xml:space="preserve">Da por probado que la alzada es «el tramo del proceso ajeno al efecto de la reforma», cuando sus tiempos no se desagregaron.</w:t>
             </w:r>
           </w:p>
         </w:tc>
@@ -23531,7 +25855,7 @@
                 <w:sz w:val="15"/>
                 <w:szCs w:val="15"/>
               </w:rPr>
-              <w:t xml:space="preserve">Cap. VII, 2.6 («la información agregada no demuestra ese efecto») y 2.5 (RESULTADOS).</w:t>
+              <w:t xml:space="preserve">Cap. VI, que no presenta ningún dato de duración, y 1.3: el diseño no permite «afirmar una reducción general de la duración procesal»; la reducción de tiempos solo constituye un «indicio».</w:t>
             </w:r>
           </w:p>
         </w:tc>
@@ -23564,7 +25888,7 @@
                 <w:sz w:val="15"/>
                 <w:szCs w:val="15"/>
               </w:rPr>
-              <w:t xml:space="preserve">«…la decisión, porque el modelo concentró el debate pero no el fallo (sentencia en audiencia: 5,0 %); y la medición de la segunda instancia, cuya duración no se ha desagregado por tramos, lo que impide evaluar su incidencia en el plazo razonable.»</w:t>
+              <w:t xml:space="preserve">«Medición de la duración por tramos (incluida la segunda instancia y los reenvíos) como base para decidir si la alzada requiere adecuarse a la estructura oral de la instancia.»</w:t>
             </w:r>
           </w:p>
         </w:tc>
@@ -23602,7 +25926,7 @@
                 <w:sz w:val="15"/>
                 <w:szCs w:val="15"/>
               </w:rPr>
-              <w:t xml:space="preserve">A-20</w:t>
+              <w:t xml:space="preserve">A-26</w:t>
             </w:r>
           </w:p>
         </w:tc>
@@ -23635,7 +25959,7 @@
                 <w:sz w:val="15"/>
                 <w:szCs w:val="15"/>
               </w:rPr>
-              <w:t xml:space="preserve">I.6, primer párrafo (caso Llamoja)</w:t>
+              <w:t xml:space="preserve">I.8, primer párrafo</w:t>
             </w:r>
           </w:p>
         </w:tc>
@@ -23648,28 +25972,28 @@
               <w:bottom w:val="single" w:color="BFBFBF" w:sz="4"/>
               <w:right w:val="single" w:color="BFBFBF" w:sz="4"/>
             </w:tcBorders>
-            <w:shd w:fill="F9CCF2" w:color="auto" w:val="clear"/>
-            <w:tcMar>
-              <w:top w:type="dxa" w:w="60"/>
-              <w:left w:type="dxa" w:w="90"/>
-              <w:bottom w:type="dxa" w:w="60"/>
-              <w:right w:type="dxa" w:w="90"/>
-            </w:tcMar>
-          </w:tcPr>
-          <w:p>
-            <w:pPr>
-              <w:spacing w:after="40" w:line="240"/>
-              <w:jc w:val="left"/>
-            </w:pPr>
-            <w:r>
-              <w:rPr>
-                <w:rFonts w:ascii="Arial" w:cs="Arial" w:eastAsia="Arial" w:hAnsi="Arial"/>
-                <w:b w:val="false"/>
-                <w:bCs w:val="false"/>
-                <w:sz w:val="15"/>
-                <w:szCs w:val="15"/>
-              </w:rPr>
-              <w:t xml:space="preserve">Cifra</w:t>
+            <w:shd w:fill="FFF2A8" w:color="auto" w:val="clear"/>
+            <w:tcMar>
+              <w:top w:type="dxa" w:w="60"/>
+              <w:left w:type="dxa" w:w="90"/>
+              <w:bottom w:type="dxa" w:w="60"/>
+              <w:right w:type="dxa" w:w="90"/>
+            </w:tcMar>
+          </w:tcPr>
+          <w:p>
+            <w:pPr>
+              <w:spacing w:after="40" w:line="240"/>
+              <w:jc w:val="left"/>
+            </w:pPr>
+            <w:r>
+              <w:rPr>
+                <w:rFonts w:ascii="Arial" w:cs="Arial" w:eastAsia="Arial" w:hAnsi="Arial"/>
+                <w:b w:val="false"/>
+                <w:bCs w:val="false"/>
+                <w:sz w:val="15"/>
+                <w:szCs w:val="15"/>
+              </w:rPr>
+              <w:t xml:space="preserve">Interpretación</w:t>
             </w:r>
           </w:p>
         </w:tc>
@@ -23702,7 +26026,7 @@
                 <w:sz w:val="15"/>
                 <w:szCs w:val="15"/>
               </w:rPr>
-              <w:t xml:space="preserve">En la Tabla 6, el supuesto f) figura con «—» (marcador de umbral, sin código D equivalente), no con «0 casos». Existe además una categoría residual g) con 19 resoluciones aún no recodificadas. «Sin pérdida de capacidad discriminante» es excesivo mientras exista ese residual.</w:t>
+              <w:t xml:space="preserve">Afirma una causalidad («acredita… es un producto») y propone medir la «concordancia entre lo saneado y lo valorado», indicador que no existe en el Cap. VI.</w:t>
             </w:r>
           </w:p>
         </w:tc>
@@ -23735,7 +26059,7 @@
                 <w:sz w:val="15"/>
                 <w:szCs w:val="15"/>
               </w:rPr>
-              <w:t xml:space="preserve">Tabla 6 y Cap. VII, 2.2: «debe distinguir una categoría no identificada de una ausencia demostrada del defecto».</w:t>
+              <w:t xml:space="preserve">Cap. VI, 1.1 (último párrafo: la comparación documental «no permite atribuir causalidad exclusiva a las resoluciones administrativas») y 1.3 (primer párrafo: «el diseño no permite atribuir exclusivamente al modelo estas diferencias»).</w:t>
             </w:r>
           </w:p>
         </w:tc>
@@ -23768,7 +26092,7 @@
                 <w:sz w:val="15"/>
                 <w:szCs w:val="15"/>
               </w:rPr>
-              <w:t xml:space="preserve">«…Aplicada a los supuestos a) a e) —el f) se empleó como marcador de umbral reforzado, sin código equivalente—, permitió distinguir… y hacer visible el desplazamiento del vicio entre períodos, de la motivación sustancialmente incongruente (32,1 % → 25,0 %) hacia la motivación insuficiente (15,1 % → 28,8 %). Diecinueve resoluciones (10 y 9) permanecen en la categoría residual g), pendientes de recodificación.»</w:t>
+              <w:t xml:space="preserve">«…la investigación muestra que la concentración procesal se asocia al protocolo de audiencia y a su supervisión…» y sustituir «el seguimiento del porcentaje de concordancia» por «el seguimiento de los indicadores de la Tabla 4 y de las causales de la Tabla 6».</w:t>
             </w:r>
           </w:p>
         </w:tc>
@@ -23806,7 +26130,7 @@
                 <w:sz w:val="15"/>
                 <w:szCs w:val="15"/>
               </w:rPr>
-              <w:t xml:space="preserve">A-21</w:t>
+              <w:t xml:space="preserve">A-27</w:t>
             </w:r>
           </w:p>
         </w:tc>
@@ -23839,7 +26163,7 @@
                 <w:sz w:val="15"/>
                 <w:szCs w:val="15"/>
               </w:rPr>
-              <w:t xml:space="preserve">I.6, segundo párrafo (Plenos)</w:t>
+              <w:t xml:space="preserve">I.8, segundo párrafo (sentencia en audiencia)</w:t>
             </w:r>
           </w:p>
         </w:tc>
@@ -23852,28 +26176,28 @@
               <w:bottom w:val="single" w:color="BFBFBF" w:sz="4"/>
               <w:right w:val="single" w:color="BFBFBF" w:sz="4"/>
             </w:tcBorders>
-            <w:shd w:fill="FFF2A8" w:color="auto" w:val="clear"/>
-            <w:tcMar>
-              <w:top w:type="dxa" w:w="60"/>
-              <w:left w:type="dxa" w:w="90"/>
-              <w:bottom w:type="dxa" w:w="60"/>
-              <w:right w:type="dxa" w:w="90"/>
-            </w:tcMar>
-          </w:tcPr>
-          <w:p>
-            <w:pPr>
-              <w:spacing w:after="40" w:line="240"/>
-              <w:jc w:val="left"/>
-            </w:pPr>
-            <w:r>
-              <w:rPr>
-                <w:rFonts w:ascii="Arial" w:cs="Arial" w:eastAsia="Arial" w:hAnsi="Arial"/>
-                <w:b w:val="false"/>
-                <w:bCs w:val="false"/>
-                <w:sz w:val="15"/>
-                <w:szCs w:val="15"/>
-              </w:rPr>
-              <w:t xml:space="preserve">Interpretación</w:t>
+            <w:shd w:fill="F9CCF2" w:color="auto" w:val="clear"/>
+            <w:tcMar>
+              <w:top w:type="dxa" w:w="60"/>
+              <w:left w:type="dxa" w:w="90"/>
+              <w:bottom w:type="dxa" w:w="60"/>
+              <w:right w:type="dxa" w:w="90"/>
+            </w:tcMar>
+          </w:tcPr>
+          <w:p>
+            <w:pPr>
+              <w:spacing w:after="40" w:line="240"/>
+              <w:jc w:val="left"/>
+            </w:pPr>
+            <w:r>
+              <w:rPr>
+                <w:rFonts w:ascii="Arial" w:cs="Arial" w:eastAsia="Arial" w:hAnsi="Arial"/>
+                <w:b w:val="false"/>
+                <w:bCs w:val="false"/>
+                <w:sz w:val="15"/>
+                <w:szCs w:val="15"/>
+              </w:rPr>
+              <w:t xml:space="preserve">Cifra</w:t>
             </w:r>
           </w:p>
         </w:tc>
@@ -23906,7 +26230,7 @@
                 <w:sz w:val="15"/>
                 <w:szCs w:val="15"/>
               </w:rPr>
-              <w:t xml:space="preserve">El Cap. VI no mide la aplicación de Plenos, y la causal «omisión de regla vinculante» se retiró de la codificación (no está en la Tabla 6).</w:t>
+              <w:t xml:space="preserve">Dice «once expedientes» con sentencia en audiencia, pero son cinco (4 + 1). Además, afirmar que «su extensión no compromete la debida motivación» excede lo que permiten esos datos.</w:t>
             </w:r>
           </w:p>
         </w:tc>
@@ -23939,7 +26263,7 @@
                 <w:sz w:val="15"/>
                 <w:szCs w:val="15"/>
               </w:rPr>
-              <w:t xml:space="preserve">Cap. VII, 2.5 (RESULTADOS): «La mera mención de un pleno no demuestra su aplicación correcta».</w:t>
+              <w:t xml:space="preserve">Tabla 4 (4 + 1 = 5 expedientes) y Cap. VI, 1.3.</w:t>
             </w:r>
           </w:p>
         </w:tc>
@@ -23972,7 +26296,7 @@
                 <w:sz w:val="15"/>
                 <w:szCs w:val="15"/>
               </w:rPr>
-              <w:t xml:space="preserve">Suprimir el párrafo.</w:t>
+              <w:t xml:space="preserve">«…ninguno de los cinco expedientes con sentencia expedida dentro de la audiencia (cuatro del grupo Oralidad y uno del Tradicional) fue anulado por defecto de motivación. El dato, de base reducida, no es concluyente: justifica evaluar la práctica mediante un seguimiento impugnatorio, no afirmar que su extensión no compromete la motivación.»</w:t>
             </w:r>
           </w:p>
         </w:tc>
@@ -24010,7 +26334,7 @@
                 <w:sz w:val="15"/>
                 <w:szCs w:val="15"/>
               </w:rPr>
-              <w:t xml:space="preserve">A-22</w:t>
+              <w:t xml:space="preserve">A-28</w:t>
             </w:r>
           </w:p>
         </w:tc>
@@ -24043,7 +26367,7 @@
                 <w:sz w:val="15"/>
                 <w:szCs w:val="15"/>
               </w:rPr>
-              <w:t xml:space="preserve">I.6, tercer párrafo (STC 3509-2009)</w:t>
+              <w:t xml:space="preserve">I.8, aporte metodológico</w:t>
             </w:r>
           </w:p>
         </w:tc>
@@ -24056,28 +26380,28 @@
               <w:bottom w:val="single" w:color="BFBFBF" w:sz="4"/>
               <w:right w:val="single" w:color="BFBFBF" w:sz="4"/>
             </w:tcBorders>
-            <w:shd w:fill="F9CCF2" w:color="auto" w:val="clear"/>
-            <w:tcMar>
-              <w:top w:type="dxa" w:w="60"/>
-              <w:left w:type="dxa" w:w="90"/>
-              <w:bottom w:type="dxa" w:w="60"/>
-              <w:right w:type="dxa" w:w="90"/>
-            </w:tcMar>
-          </w:tcPr>
-          <w:p>
-            <w:pPr>
-              <w:spacing w:after="40" w:line="240"/>
-              <w:jc w:val="left"/>
-            </w:pPr>
-            <w:r>
-              <w:rPr>
-                <w:rFonts w:ascii="Arial" w:cs="Arial" w:eastAsia="Arial" w:hAnsi="Arial"/>
-                <w:b w:val="false"/>
-                <w:bCs w:val="false"/>
-                <w:sz w:val="15"/>
-                <w:szCs w:val="15"/>
-              </w:rPr>
-              <w:t xml:space="preserve">Cifra</w:t>
+            <w:shd w:fill="FFF2A8" w:color="auto" w:val="clear"/>
+            <w:tcMar>
+              <w:top w:type="dxa" w:w="60"/>
+              <w:left w:type="dxa" w:w="90"/>
+              <w:bottom w:type="dxa" w:w="60"/>
+              <w:right w:type="dxa" w:w="90"/>
+            </w:tcMar>
+          </w:tcPr>
+          <w:p>
+            <w:pPr>
+              <w:spacing w:after="40" w:line="240"/>
+              <w:jc w:val="left"/>
+            </w:pPr>
+            <w:r>
+              <w:rPr>
+                <w:rFonts w:ascii="Arial" w:cs="Arial" w:eastAsia="Arial" w:hAnsi="Arial"/>
+                <w:b w:val="false"/>
+                <w:bCs w:val="false"/>
+                <w:sz w:val="15"/>
+                <w:szCs w:val="15"/>
+              </w:rPr>
+              <w:t xml:space="preserve">Interpretación</w:t>
             </w:r>
           </w:p>
         </w:tc>
@@ -24110,7 +26434,7 @@
                 <w:sz w:val="15"/>
                 <w:szCs w:val="15"/>
               </w:rPr>
-              <w:t xml:space="preserve">La reincidencia anulatoria (48,8 % → 19,3 %) no está en el Cap. VI y la anulación es estable en las series (21,7 % y 20,1 %).</w:t>
+              <w:t xml:space="preserve">La Tabla 1 es la serie de 2018 y la Tabla 3 muestra que los grupos no son equivalentes por vía.</w:t>
             </w:r>
           </w:p>
         </w:tc>
@@ -24143,7 +26467,7 @@
                 <w:sz w:val="15"/>
                 <w:szCs w:val="15"/>
               </w:rPr>
-              <w:t xml:space="preserve">Cap. VII, 2.5 y 2.8 (RESULTADOS): el ahorro temporal «debe medirse»; «requiere reconstruir la cronología de cada expediente».</w:t>
+              <w:t xml:space="preserve">Cap. VI, Tabla 3 y párrafo posterior (grupos no equivalentes por vía; comparaciones descriptivas).</w:t>
             </w:r>
           </w:p>
         </w:tc>
@@ -24176,7 +26500,7 @@
                 <w:sz w:val="15"/>
                 <w:szCs w:val="15"/>
               </w:rPr>
-              <w:t xml:space="preserve">«Respecto de la STC 03509-2009-PHC/TC, la investigación distingue la duración de una revisión superior de la duración total que incluye eventuales reenvíos, y precisa que el efecto de las nulidades sobre el plazo razonable exige reconstruir la cronología de cada expediente.»</w:t>
+              <w:t xml:space="preserve">«La caracterización del corpus por vía procesal y por hito de segunda instancia (Tabla 3), con declaración expresa de sus diferencias de composición, constituye un procedimiento transferible…»</w:t>
             </w:r>
           </w:p>
         </w:tc>
@@ -24214,7 +26538,7 @@
                 <w:sz w:val="15"/>
                 <w:szCs w:val="15"/>
               </w:rPr>
-              <w:t xml:space="preserve">A-23</w:t>
+              <w:t xml:space="preserve">A-29</w:t>
             </w:r>
           </w:p>
         </w:tc>
@@ -24247,7 +26571,7 @@
                 <w:sz w:val="15"/>
                 <w:szCs w:val="15"/>
               </w:rPr>
-              <w:t xml:space="preserve">I.7, aporte normativo (primer párrafo)</w:t>
+              <w:t xml:space="preserve">I.8, aporte a la metodología de la discusión</w:t>
             </w:r>
           </w:p>
         </w:tc>
@@ -24260,28 +26584,28 @@
               <w:bottom w:val="single" w:color="BFBFBF" w:sz="4"/>
               <w:right w:val="single" w:color="BFBFBF" w:sz="4"/>
             </w:tcBorders>
-            <w:shd w:fill="FFF2A8" w:color="auto" w:val="clear"/>
-            <w:tcMar>
-              <w:top w:type="dxa" w:w="60"/>
-              <w:left w:type="dxa" w:w="90"/>
-              <w:bottom w:type="dxa" w:w="60"/>
-              <w:right w:type="dxa" w:w="90"/>
-            </w:tcMar>
-          </w:tcPr>
-          <w:p>
-            <w:pPr>
-              <w:spacing w:after="40" w:line="240"/>
-              <w:jc w:val="left"/>
-            </w:pPr>
-            <w:r>
-              <w:rPr>
-                <w:rFonts w:ascii="Arial" w:cs="Arial" w:eastAsia="Arial" w:hAnsi="Arial"/>
-                <w:b w:val="false"/>
-                <w:bCs w:val="false"/>
-                <w:sz w:val="15"/>
-                <w:szCs w:val="15"/>
-              </w:rPr>
-              <w:t xml:space="preserve">Interpretación</w:t>
+            <w:shd w:fill="C4F0F0" w:color="auto" w:val="clear"/>
+            <w:tcMar>
+              <w:top w:type="dxa" w:w="60"/>
+              <w:left w:type="dxa" w:w="90"/>
+              <w:bottom w:type="dxa" w:w="60"/>
+              <w:right w:type="dxa" w:w="90"/>
+            </w:tcMar>
+          </w:tcPr>
+          <w:p>
+            <w:pPr>
+              <w:spacing w:after="40" w:line="240"/>
+              <w:jc w:val="left"/>
+            </w:pPr>
+            <w:r>
+              <w:rPr>
+                <w:rFonts w:ascii="Arial" w:cs="Arial" w:eastAsia="Arial" w:hAnsi="Arial"/>
+                <w:b w:val="false"/>
+                <w:bCs w:val="false"/>
+                <w:sz w:val="15"/>
+                <w:szCs w:val="15"/>
+              </w:rPr>
+              <w:t xml:space="preserve">Forma</w:t>
             </w:r>
           </w:p>
         </w:tc>
@@ -24314,7 +26638,7 @@
                 <w:sz w:val="15"/>
                 <w:szCs w:val="15"/>
               </w:rPr>
-              <w:t xml:space="preserve">Propone incorporar el modelo al CPC con base en que las sentencias «casi nunca invocan» las R. A., un dato que no está en el Cap. VI.</w:t>
+              <w:t xml:space="preserve">La matriz de Denzin estaba en el Cap. VII del archivo RESULTADOS, que se eliminó; hoy no está en ningún documento.</w:t>
             </w:r>
           </w:p>
         </w:tc>
@@ -24347,7 +26671,7 @@
                 <w:sz w:val="15"/>
                 <w:szCs w:val="15"/>
               </w:rPr>
-              <w:t xml:space="preserve">Cap. VII, 2.5 (RESULTADOS): «La necesidad de una reforma legislativa exige identificar una insuficiencia normativa concreta»; «cualquier propuesta de reforma debe partir de una insuficiencia normativa comprobada».</w:t>
+              <w:t xml:space="preserve">Archivo RESULTADOS (solo Cap. VI) y archivo DISCUSIÓN (no contiene la matriz).</w:t>
             </w:r>
           </w:p>
         </w:tc>
@@ -24380,7 +26704,7 @@
                 <w:sz w:val="15"/>
                 <w:szCs w:val="15"/>
               </w:rPr>
-              <w:t xml:space="preserve">Reformular el aporte como propuesta de gestión (protocolo de acta, trazabilidad, medición por tramos) y dejar la reforma legal como evaluación condicionada (ver Propuesta de recomendaciones, recomendación sexta).</w:t>
+              <w:t xml:space="preserve">Trasladar la matriz al final de la Discusión (Cap. VII) con número de tabla correlativo y actualizar esta remisión, o suprimir la mención.</w:t>
             </w:r>
           </w:p>
         </w:tc>
@@ -24418,7 +26742,7 @@
                 <w:sz w:val="15"/>
                 <w:szCs w:val="15"/>
               </w:rPr>
-              <w:t xml:space="preserve">A-24</w:t>
+              <w:t xml:space="preserve">A-30</w:t>
             </w:r>
           </w:p>
         </w:tc>
@@ -24451,7 +26775,7 @@
                 <w:sz w:val="15"/>
                 <w:szCs w:val="15"/>
               </w:rPr>
-              <w:t xml:space="preserve">I.7, propuesta 1 (regulación legal de la audiencia preliminar)</w:t>
+              <w:t xml:space="preserve">I.9, síntesis (primer párrafo)</w:t>
             </w:r>
           </w:p>
         </w:tc>
@@ -24464,28 +26788,28 @@
               <w:bottom w:val="single" w:color="BFBFBF" w:sz="4"/>
               <w:right w:val="single" w:color="BFBFBF" w:sz="4"/>
             </w:tcBorders>
-            <w:shd w:fill="FFF2A8" w:color="auto" w:val="clear"/>
-            <w:tcMar>
-              <w:top w:type="dxa" w:w="60"/>
-              <w:left w:type="dxa" w:w="90"/>
-              <w:bottom w:type="dxa" w:w="60"/>
-              <w:right w:type="dxa" w:w="90"/>
-            </w:tcMar>
-          </w:tcPr>
-          <w:p>
-            <w:pPr>
-              <w:spacing w:after="40" w:line="240"/>
-              <w:jc w:val="left"/>
-            </w:pPr>
-            <w:r>
-              <w:rPr>
-                <w:rFonts w:ascii="Arial" w:cs="Arial" w:eastAsia="Arial" w:hAnsi="Arial"/>
-                <w:b w:val="false"/>
-                <w:bCs w:val="false"/>
-                <w:sz w:val="15"/>
-                <w:szCs w:val="15"/>
-              </w:rPr>
-              <w:t xml:space="preserve">Interpretación</w:t>
+            <w:shd w:fill="F9CCF2" w:color="auto" w:val="clear"/>
+            <w:tcMar>
+              <w:top w:type="dxa" w:w="60"/>
+              <w:left w:type="dxa" w:w="90"/>
+              <w:bottom w:type="dxa" w:w="60"/>
+              <w:right w:type="dxa" w:w="90"/>
+            </w:tcMar>
+          </w:tcPr>
+          <w:p>
+            <w:pPr>
+              <w:spacing w:after="40" w:line="240"/>
+              <w:jc w:val="left"/>
+            </w:pPr>
+            <w:r>
+              <w:rPr>
+                <w:rFonts w:ascii="Arial" w:cs="Arial" w:eastAsia="Arial" w:hAnsi="Arial"/>
+                <w:b w:val="false"/>
+                <w:bCs w:val="false"/>
+                <w:sz w:val="15"/>
+                <w:szCs w:val="15"/>
+              </w:rPr>
+              <w:t xml:space="preserve">Cifra</w:t>
             </w:r>
           </w:p>
         </w:tc>
@@ -24518,7 +26842,7 @@
                 <w:sz w:val="15"/>
                 <w:szCs w:val="15"/>
               </w:rPr>
-              <w:t xml:space="preserve">Presenta la reforma legal como consecuencia directa de los hallazgos.</w:t>
+              <w:t xml:space="preserve">Usa cifras del corpus anterior (20,9 % → 77,2 %; 2,9 % → 60,0 %; 48,8 % → 19,3 %).</w:t>
             </w:r>
           </w:p>
         </w:tc>
@@ -24551,7 +26875,7 @@
                 <w:sz w:val="15"/>
                 <w:szCs w:val="15"/>
               </w:rPr>
-              <w:t xml:space="preserve">Cap. VII, 2.5 (RESULTADOS).</w:t>
+              <w:t xml:space="preserve">Cap. VI, Tablas 1, 2, 4 y 6.</w:t>
             </w:r>
           </w:p>
         </w:tc>
@@ -24584,7 +26908,7 @@
                 <w:sz w:val="15"/>
                 <w:szCs w:val="15"/>
               </w:rPr>
-              <w:t xml:space="preserve">Convertirla en «Evaluación de la suficiencia de la regulación administrativa de la audiencia preliminar, como paso previo a una eventual iniciativa legislativa».</w:t>
+              <w:t xml:space="preserve">«Mi investigación muestra que el Modelo de Oralidad Civil… produce una efectividad positiva pero diferenciada: se asocia a una transformación de la gestión del proceso —la concentración pasa del 20,7 % al 71,3 %— y a una mayor estabilidad de las sentencias en las series anuales —la confirmación asciende del 65,5 % al 72,6 % y la revocación desciende del 12,8 % al 7,3 %—, pero no reduce el defecto de motivación de las sentencias anuladas, que se mantiene en proporciones semejantes (56,6 % y 57,7 %) y cambia de composición, ni acredita una reducción de la duración del proceso.»</w:t>
             </w:r>
           </w:p>
         </w:tc>
@@ -24622,7 +26946,7 @@
                 <w:sz w:val="15"/>
                 <w:szCs w:val="15"/>
               </w:rPr>
-              <w:t xml:space="preserve">A-25</w:t>
+              <w:t xml:space="preserve">A-31</w:t>
             </w:r>
           </w:p>
         </w:tc>
@@ -24655,7 +26979,7 @@
                 <w:sz w:val="15"/>
                 <w:szCs w:val="15"/>
               </w:rPr>
-              <w:t xml:space="preserve">I.7, propuesta 3 (adecuación de la alzada)</w:t>
+              <w:t xml:space="preserve">I.9, segundo párrafo</w:t>
             </w:r>
           </w:p>
         </w:tc>
@@ -24722,7 +27046,7 @@
                 <w:sz w:val="15"/>
                 <w:szCs w:val="15"/>
               </w:rPr>
-              <w:t xml:space="preserve">Da por probado que la alzada es «el tramo del proceso ajeno al efecto de la reforma», cuando sus tiempos no se desagregaron.</w:t>
+              <w:t xml:space="preserve">Con los datos actuales, lo que más crece es la motivación insuficiente y la omisión de valoración, no la justificación externa.</w:t>
             </w:r>
           </w:p>
         </w:tc>
@@ -24755,7 +27079,7 @@
                 <w:sz w:val="15"/>
                 <w:szCs w:val="15"/>
               </w:rPr>
-              <w:t xml:space="preserve">Cap. VII, 2.5 (RESULTADOS): «No permite concluir que la alzada carezca de cambios en su método de trabajo ni identificarla como principal origen de la demora».</w:t>
+              <w:t xml:space="preserve">Tabla 6 (d) 15,1 % → 28,8 %; omisión de valoración 3,8 % → 11,5 %).</w:t>
             </w:r>
           </w:p>
         </w:tc>
@@ -24788,7 +27112,7 @@
                 <w:sz w:val="15"/>
                 <w:szCs w:val="15"/>
               </w:rPr>
-              <w:t xml:space="preserve">«Medición de la duración por tramos (incluida la segunda instancia y los reenvíos) como base para decidir si la alzada requiere adecuarse a la estructura oral de la instancia.»</w:t>
+              <w:t xml:space="preserve">«…la individualización del saneamiento probatorio y la valoración completa de la prueba admitida en la motivación de la sentencia…»</w:t>
             </w:r>
           </w:p>
         </w:tc>
@@ -24826,7 +27150,7 @@
                 <w:sz w:val="15"/>
                 <w:szCs w:val="15"/>
               </w:rPr>
-              <w:t xml:space="preserve">A-26</w:t>
+              <w:t xml:space="preserve">A-32</w:t>
             </w:r>
           </w:p>
         </w:tc>
@@ -24859,7 +27183,7 @@
                 <w:sz w:val="15"/>
                 <w:szCs w:val="15"/>
               </w:rPr>
-              <w:t xml:space="preserve">I.8, primer párrafo</w:t>
+              <w:t xml:space="preserve">I.9, tercer párrafo</w:t>
             </w:r>
           </w:p>
         </w:tc>
@@ -24926,7 +27250,7 @@
                 <w:sz w:val="15"/>
                 <w:szCs w:val="15"/>
               </w:rPr>
-              <w:t xml:space="preserve">Afirma una causalidad («acredita… es un producto») y propone medir la «concordancia entre lo saneado y lo valorado», indicador que no existe en el Cap. VI.</w:t>
+              <w:t xml:space="preserve">(i) Dice «acreditarla empíricamente como la variable que explica el efecto», pero la trazabilidad/concordancia no se midió en el Cap. VI. (ii) Habla de un desplazamiento «hacia la justificación externa», cuando es hacia la insuficiencia. (iii) Menciona un «procedimiento de control de comparabilidad» (ver A-28).</w:t>
             </w:r>
           </w:p>
         </w:tc>
@@ -24959,7 +27283,7 @@
                 <w:sz w:val="15"/>
                 <w:szCs w:val="15"/>
               </w:rPr>
-              <w:t xml:space="preserve">Cap. VI, 1.1 (no atribución causal).</w:t>
+              <w:t xml:space="preserve">Cap. VI (no mide concordancia ni trazabilidad) y Tabla 6 (el desplazamiento es hacia d).</w:t>
             </w:r>
           </w:p>
         </w:tc>
@@ -24992,7 +27316,7 @@
                 <w:sz w:val="15"/>
                 <w:szCs w:val="15"/>
               </w:rPr>
-              <w:t xml:space="preserve">«…la investigación muestra que la concentración procesal se asocia al protocolo de audiencia y a su supervisión…» y sustituir «el seguimiento del porcentaje de concordancia» por «el seguimiento de los indicadores de la Tabla 4 y de las causales de la Tabla 6».</w:t>
+              <w:t xml:space="preserve">«Mi aporte científico-jurídico consiste en delimitar la categoría de trazabilidad procesal como condición de verificabilidad del efecto del modelo sobre la sentencia; en aplicar sistemáticamente la tipología de vicios de motivación del caso Llamoja al proceso civil, lo que revela un desplazamiento del vicio desde la incongruencia hacia la motivación insuficiente; y en ofrecer un instrumento de análisis documental replicable, previa revisión de sus definiciones y criterios de codificación.»</w:t>
             </w:r>
           </w:p>
         </w:tc>
@@ -25030,7 +27354,7 @@
                 <w:sz w:val="15"/>
                 <w:szCs w:val="15"/>
               </w:rPr>
-              <w:t xml:space="preserve">A-27</w:t>
+              <w:t xml:space="preserve">A-33</w:t>
             </w:r>
           </w:p>
         </w:tc>
@@ -25063,7 +27387,7 @@
                 <w:sz w:val="15"/>
                 <w:szCs w:val="15"/>
               </w:rPr>
-              <w:t xml:space="preserve">I.8, segundo párrafo (sentencia en audiencia)</w:t>
+              <w:t xml:space="preserve">II. Conclusión primera</w:t>
             </w:r>
           </w:p>
         </w:tc>
@@ -25130,7 +27454,7 @@
                 <w:sz w:val="15"/>
                 <w:szCs w:val="15"/>
               </w:rPr>
-              <w:t xml:space="preserve">Dice «once expedientes» con sentencia en audiencia, pero son cinco (4 + 1). Además, afirmar que «su extensión no compromete la debida motivación» excede lo que permiten esos datos.</w:t>
+              <w:t xml:space="preserve">Usa las cifras del corpus anterior (20,9 % → 77,2 %; 17,5 %; 19,3 %; 7,0 %) y afirma una causalidad («Se debe al protocolo… previstos en la R. A. N.º 049-2020-CE-PJ») que Resultados descarta.</w:t>
             </w:r>
           </w:p>
         </w:tc>
@@ -25163,7 +27487,7 @@
                 <w:sz w:val="15"/>
                 <w:szCs w:val="15"/>
               </w:rPr>
-              <w:t xml:space="preserve">Tabla 4 y Cap. VII, 2.4 (RESULTADOS): «no demostrar su superioridad».</w:t>
+              <w:t xml:space="preserve">Tabla 4; Cap. VI, 1.1 (último párrafo: la comparación documental «no permite atribuir causalidad exclusiva a las resoluciones administrativas») y 1.3 (primer párrafo: «el diseño no permite atribuir exclusivamente al modelo estas diferencias»).</w:t>
             </w:r>
           </w:p>
         </w:tc>
@@ -25196,7 +27520,7 @@
                 <w:sz w:val="15"/>
                 <w:szCs w:val="15"/>
               </w:rPr>
-              <w:t xml:space="preserve">«…ninguno de los cinco expedientes con sentencia expedida dentro de la audiencia (cuatro del grupo Oralidad y uno del Tradicional) fue anulado por defecto de motivación. El dato, de base reducida, no es concluyente: justifica evaluar la práctica mediante un seguimiento impugnatorio, no afirmar que su extensión no compromete la motivación.»</w:t>
+              <w:t xml:space="preserve">Reemplazar por la CONCLUSIÓN PRIMERA sugerida en el informe (Parte C).</w:t>
             </w:r>
           </w:p>
         </w:tc>
@@ -25234,7 +27558,7 @@
                 <w:sz w:val="15"/>
                 <w:szCs w:val="15"/>
               </w:rPr>
-              <w:t xml:space="preserve">A-28</w:t>
+              <w:t xml:space="preserve">A-34</w:t>
             </w:r>
           </w:p>
         </w:tc>
@@ -25267,7 +27591,7 @@
                 <w:sz w:val="15"/>
                 <w:szCs w:val="15"/>
               </w:rPr>
-              <w:t xml:space="preserve">I.8, aporte metodológico</w:t>
+              <w:t xml:space="preserve">II. Conclusión segunda</w:t>
             </w:r>
           </w:p>
         </w:tc>
@@ -25280,28 +27604,28 @@
               <w:bottom w:val="single" w:color="BFBFBF" w:sz="4"/>
               <w:right w:val="single" w:color="BFBFBF" w:sz="4"/>
             </w:tcBorders>
-            <w:shd w:fill="FFF2A8" w:color="auto" w:val="clear"/>
-            <w:tcMar>
-              <w:top w:type="dxa" w:w="60"/>
-              <w:left w:type="dxa" w:w="90"/>
-              <w:bottom w:type="dxa" w:w="60"/>
-              <w:right w:type="dxa" w:w="90"/>
-            </w:tcMar>
-          </w:tcPr>
-          <w:p>
-            <w:pPr>
-              <w:spacing w:after="40" w:line="240"/>
-              <w:jc w:val="left"/>
-            </w:pPr>
-            <w:r>
-              <w:rPr>
-                <w:rFonts w:ascii="Arial" w:cs="Arial" w:eastAsia="Arial" w:hAnsi="Arial"/>
-                <w:b w:val="false"/>
-                <w:bCs w:val="false"/>
-                <w:sz w:val="15"/>
-                <w:szCs w:val="15"/>
-              </w:rPr>
-              <w:t xml:space="preserve">Interpretación</w:t>
+            <w:shd w:fill="F9CCF2" w:color="auto" w:val="clear"/>
+            <w:tcMar>
+              <w:top w:type="dxa" w:w="60"/>
+              <w:left w:type="dxa" w:w="90"/>
+              <w:bottom w:type="dxa" w:w="60"/>
+              <w:right w:type="dxa" w:w="90"/>
+            </w:tcMar>
+          </w:tcPr>
+          <w:p>
+            <w:pPr>
+              <w:spacing w:after="40" w:line="240"/>
+              <w:jc w:val="left"/>
+            </w:pPr>
+            <w:r>
+              <w:rPr>
+                <w:rFonts w:ascii="Arial" w:cs="Arial" w:eastAsia="Arial" w:hAnsi="Arial"/>
+                <w:b w:val="false"/>
+                <w:bCs w:val="false"/>
+                <w:sz w:val="15"/>
+                <w:szCs w:val="15"/>
+              </w:rPr>
+              <w:t xml:space="preserve">Cifra</w:t>
             </w:r>
           </w:p>
         </w:tc>
@@ -25334,7 +27658,7 @@
                 <w:sz w:val="15"/>
                 <w:szCs w:val="15"/>
               </w:rPr>
-              <w:t xml:space="preserve">La Tabla 1 es la serie de 2018 y la Tabla 3 muestra que los grupos no son equivalentes por vía.</w:t>
+              <w:t xml:space="preserve">Usa cifras del corpus anterior (19,0 % → 40,5 %; 42,9 % → 24,3 %; 1,8 % → 9,3 %) y afirma una «mejor justificación interna» (b: 5 → 4 casos) y una disminución de la «omisión de regla vinculante», categoría no codificada.</w:t>
             </w:r>
           </w:p>
         </w:tc>
@@ -25367,7 +27691,7 @@
                 <w:sz w:val="15"/>
                 <w:szCs w:val="15"/>
               </w:rPr>
-              <w:t xml:space="preserve">Cap. VI, Tabla 3; Cap. VII, 2.8.</w:t>
+              <w:t xml:space="preserve">Tabla 6 (n = 53 / 52).</w:t>
             </w:r>
           </w:p>
         </w:tc>
@@ -25400,7 +27724,7 @@
                 <w:sz w:val="15"/>
                 <w:szCs w:val="15"/>
               </w:rPr>
-              <w:t xml:space="preserve">«La caracterización del corpus por vía procesal y por hito de segunda instancia (Tabla 3), con declaración expresa de sus diferencias de composición, constituye un procedimiento transferible…»</w:t>
+              <w:t xml:space="preserve">Reemplazar por la CONCLUSIÓN SEGUNDA sugerida en el informe (Parte C).</w:t>
             </w:r>
           </w:p>
         </w:tc>
@@ -25438,7 +27762,7 @@
                 <w:sz w:val="15"/>
                 <w:szCs w:val="15"/>
               </w:rPr>
-              <w:t xml:space="preserve">A-29</w:t>
+              <w:t xml:space="preserve">A-35</w:t>
             </w:r>
           </w:p>
         </w:tc>
@@ -25471,7 +27795,7 @@
                 <w:sz w:val="15"/>
                 <w:szCs w:val="15"/>
               </w:rPr>
-              <w:t xml:space="preserve">I.8, aporte a la metodología de la discusión</w:t>
+              <w:t xml:space="preserve">II. Conclusión tercera</w:t>
             </w:r>
           </w:p>
         </w:tc>
@@ -25484,28 +27808,28 @@
               <w:bottom w:val="single" w:color="BFBFBF" w:sz="4"/>
               <w:right w:val="single" w:color="BFBFBF" w:sz="4"/>
             </w:tcBorders>
-            <w:shd w:fill="C4F0F0" w:color="auto" w:val="clear"/>
-            <w:tcMar>
-              <w:top w:type="dxa" w:w="60"/>
-              <w:left w:type="dxa" w:w="90"/>
-              <w:bottom w:type="dxa" w:w="60"/>
-              <w:right w:type="dxa" w:w="90"/>
-            </w:tcMar>
-          </w:tcPr>
-          <w:p>
-            <w:pPr>
-              <w:spacing w:after="40" w:line="240"/>
-              <w:jc w:val="left"/>
-            </w:pPr>
-            <w:r>
-              <w:rPr>
-                <w:rFonts w:ascii="Arial" w:cs="Arial" w:eastAsia="Arial" w:hAnsi="Arial"/>
-                <w:b w:val="false"/>
-                <w:bCs w:val="false"/>
-                <w:sz w:val="15"/>
-                <w:szCs w:val="15"/>
-              </w:rPr>
-              <w:t xml:space="preserve">Forma</w:t>
+            <w:shd w:fill="FFF2A8" w:color="auto" w:val="clear"/>
+            <w:tcMar>
+              <w:top w:type="dxa" w:w="60"/>
+              <w:left w:type="dxa" w:w="90"/>
+              <w:bottom w:type="dxa" w:w="60"/>
+              <w:right w:type="dxa" w:w="90"/>
+            </w:tcMar>
+          </w:tcPr>
+          <w:p>
+            <w:pPr>
+              <w:spacing w:after="40" w:line="240"/>
+              <w:jc w:val="left"/>
+            </w:pPr>
+            <w:r>
+              <w:rPr>
+                <w:rFonts w:ascii="Arial" w:cs="Arial" w:eastAsia="Arial" w:hAnsi="Arial"/>
+                <w:b w:val="false"/>
+                <w:bCs w:val="false"/>
+                <w:sz w:val="15"/>
+                <w:szCs w:val="15"/>
+              </w:rPr>
+              <w:t xml:space="preserve">Interpretación</w:t>
             </w:r>
           </w:p>
         </w:tc>
@@ -25538,7 +27862,7 @@
                 <w:sz w:val="15"/>
                 <w:szCs w:val="15"/>
               </w:rPr>
-              <w:t xml:space="preserve">La matriz de Denzin no tiene número en el Cap. VII.</w:t>
+              <w:t xml:space="preserve">El primer tramo (34,5 % → 27,4 %; 65,5 % → 72,6 %; 12,8 % → 7,3 %; 21,7 % y 20,1 %) es correcto: son las series 281/328. Pero la lista de defectos incluye categorías no codificadas o sin variación y repite la Conclusión 2; la duración no figura en el Cap. VI; y «porque la reforma… no cambió el método de trabajo de las Salas» es una atribución causal. Falta además una conclusión sobre el objetivo general y la hipótesis.</w:t>
             </w:r>
           </w:p>
         </w:tc>
@@ -25571,7 +27895,7 @@
                 <w:sz w:val="15"/>
                 <w:szCs w:val="15"/>
               </w:rPr>
-              <w:t xml:space="preserve">Archivo RESULTADOS, 2.9 (R-16).</w:t>
+              <w:t xml:space="preserve">Cap. VI, que no presenta ningún dato de duración, y 1.3: el diseño no permite «afirmar una reducción general de la duración procesal»; la reducción de tiempos solo constituye un «indicio».</w:t>
             </w:r>
           </w:p>
         </w:tc>
@@ -25604,7 +27928,7 @@
                 <w:sz w:val="15"/>
                 <w:szCs w:val="15"/>
               </w:rPr>
-              <w:t xml:space="preserve">Usar el número que se asigne a la matriz (p. ej., Tabla 9).</w:t>
+              <w:t xml:space="preserve">Reemplazar por las CONCLUSIONES TERCERA y CUARTA sugeridas en el informe (Parte C).</w:t>
             </w:r>
           </w:p>
         </w:tc>
@@ -25642,7 +27966,7 @@
                 <w:sz w:val="15"/>
                 <w:szCs w:val="15"/>
               </w:rPr>
-              <w:t xml:space="preserve">A-30</w:t>
+              <w:t xml:space="preserve">A-36</w:t>
             </w:r>
           </w:p>
         </w:tc>
@@ -25675,7 +27999,7 @@
                 <w:sz w:val="15"/>
                 <w:szCs w:val="15"/>
               </w:rPr>
-              <w:t xml:space="preserve">I.9, síntesis (primer párrafo)</w:t>
+              <w:t xml:space="preserve">III. Recomendación 1 (CEPJ: incorporar al CPC)</w:t>
             </w:r>
           </w:p>
         </w:tc>
@@ -25688,28 +28012,28 @@
               <w:bottom w:val="single" w:color="BFBFBF" w:sz="4"/>
               <w:right w:val="single" w:color="BFBFBF" w:sz="4"/>
             </w:tcBorders>
-            <w:shd w:fill="F9CCF2" w:color="auto" w:val="clear"/>
-            <w:tcMar>
-              <w:top w:type="dxa" w:w="60"/>
-              <w:left w:type="dxa" w:w="90"/>
-              <w:bottom w:type="dxa" w:w="60"/>
-              <w:right w:type="dxa" w:w="90"/>
-            </w:tcMar>
-          </w:tcPr>
-          <w:p>
-            <w:pPr>
-              <w:spacing w:after="40" w:line="240"/>
-              <w:jc w:val="left"/>
-            </w:pPr>
-            <w:r>
-              <w:rPr>
-                <w:rFonts w:ascii="Arial" w:cs="Arial" w:eastAsia="Arial" w:hAnsi="Arial"/>
-                <w:b w:val="false"/>
-                <w:bCs w:val="false"/>
-                <w:sz w:val="15"/>
-                <w:szCs w:val="15"/>
-              </w:rPr>
-              <w:t xml:space="preserve">Cifra</w:t>
+            <w:shd w:fill="FFF2A8" w:color="auto" w:val="clear"/>
+            <w:tcMar>
+              <w:top w:type="dxa" w:w="60"/>
+              <w:left w:type="dxa" w:w="90"/>
+              <w:bottom w:type="dxa" w:w="60"/>
+              <w:right w:type="dxa" w:w="90"/>
+            </w:tcMar>
+          </w:tcPr>
+          <w:p>
+            <w:pPr>
+              <w:spacing w:after="40" w:line="240"/>
+              <w:jc w:val="left"/>
+            </w:pPr>
+            <w:r>
+              <w:rPr>
+                <w:rFonts w:ascii="Arial" w:cs="Arial" w:eastAsia="Arial" w:hAnsi="Arial"/>
+                <w:b w:val="false"/>
+                <w:bCs w:val="false"/>
+                <w:sz w:val="15"/>
+                <w:szCs w:val="15"/>
+              </w:rPr>
+              <w:t xml:space="preserve">Interpretación</w:t>
             </w:r>
           </w:p>
         </w:tc>
@@ -25742,7 +28066,7 @@
                 <w:sz w:val="15"/>
                 <w:szCs w:val="15"/>
               </w:rPr>
-              <w:t xml:space="preserve">Usa cifras del corpus anterior (20,9 % → 77,2 %; 2,9 % → 60,0 %; 48,8 % → 19,3 %).</w:t>
+              <w:t xml:space="preserve">Recomienda directamente una reforma legal. Contiene además la errata «R. A. N.º 3122018-CE-PJ».</w:t>
             </w:r>
           </w:p>
         </w:tc>
@@ -25775,7 +28099,7 @@
                 <w:sz w:val="15"/>
                 <w:szCs w:val="15"/>
               </w:rPr>
-              <w:t xml:space="preserve">Cap. VI, Tablas 1, 2, 4 y 6.</w:t>
+              <w:t xml:space="preserve">DISCUSIÓN 5.2.2 y Aportes § 4 (la variable crítica es el protocolo, no la norma); Cap. VI sin dato de insuficiencia normativa.</w:t>
             </w:r>
           </w:p>
         </w:tc>
@@ -25808,7 +28132,7 @@
                 <w:sz w:val="15"/>
                 <w:szCs w:val="15"/>
               </w:rPr>
-              <w:t xml:space="preserve">«Mi investigación muestra que el Modelo de Oralidad Civil… produce una efectividad positiva pero diferenciada: se asocia a una transformación de la gestión del proceso —la concentración pasa del 20,7 % al 71,3 %— y a una mayor estabilidad de las sentencias en las series anuales —la confirmación asciende del 65,5 % al 72,6 % y la revocación desciende del 12,8 % al 7,3 %—, pero no reduce el defecto de motivación de las sentencias anuladas, que se mantiene en proporciones semejantes (56,6 % y 57,7 %) y cambia de composición, ni acredita una reducción de la duración del proceso.»</w:t>
+              <w:t xml:space="preserve">Reemplazar por la Propuesta de recomendaciones (informe, Parte D); la reforma legal pasa a ser una evaluación condicionada (recomendación sexta).</w:t>
             </w:r>
           </w:p>
         </w:tc>
@@ -25846,7 +28170,7 @@
                 <w:sz w:val="15"/>
                 <w:szCs w:val="15"/>
               </w:rPr>
-              <w:t xml:space="preserve">A-31</w:t>
+              <w:t xml:space="preserve">A-37</w:t>
             </w:r>
           </w:p>
         </w:tc>
@@ -25879,7 +28203,7 @@
                 <w:sz w:val="15"/>
                 <w:szCs w:val="15"/>
               </w:rPr>
-              <w:t xml:space="preserve">I.9, segundo párrafo</w:t>
+              <w:t xml:space="preserve">III. Recomendación 2 (protocolo de acta)</w:t>
             </w:r>
           </w:p>
         </w:tc>
@@ -25892,28 +28216,28 @@
               <w:bottom w:val="single" w:color="BFBFBF" w:sz="4"/>
               <w:right w:val="single" w:color="BFBFBF" w:sz="4"/>
             </w:tcBorders>
-            <w:shd w:fill="FFF2A8" w:color="auto" w:val="clear"/>
-            <w:tcMar>
-              <w:top w:type="dxa" w:w="60"/>
-              <w:left w:type="dxa" w:w="90"/>
-              <w:bottom w:type="dxa" w:w="60"/>
-              <w:right w:type="dxa" w:w="90"/>
-            </w:tcMar>
-          </w:tcPr>
-          <w:p>
-            <w:pPr>
-              <w:spacing w:after="40" w:line="240"/>
-              <w:jc w:val="left"/>
-            </w:pPr>
-            <w:r>
-              <w:rPr>
-                <w:rFonts w:ascii="Arial" w:cs="Arial" w:eastAsia="Arial" w:hAnsi="Arial"/>
-                <w:b w:val="false"/>
-                <w:bCs w:val="false"/>
-                <w:sz w:val="15"/>
-                <w:szCs w:val="15"/>
-              </w:rPr>
-              <w:t xml:space="preserve">Interpretación</w:t>
+            <w:shd w:fill="C4F0F0" w:color="auto" w:val="clear"/>
+            <w:tcMar>
+              <w:top w:type="dxa" w:w="60"/>
+              <w:left w:type="dxa" w:w="90"/>
+              <w:bottom w:type="dxa" w:w="60"/>
+              <w:right w:type="dxa" w:w="90"/>
+            </w:tcMar>
+          </w:tcPr>
+          <w:p>
+            <w:pPr>
+              <w:spacing w:after="40" w:line="240"/>
+              <w:jc w:val="left"/>
+            </w:pPr>
+            <w:r>
+              <w:rPr>
+                <w:rFonts w:ascii="Arial" w:cs="Arial" w:eastAsia="Arial" w:hAnsi="Arial"/>
+                <w:b w:val="false"/>
+                <w:bCs w:val="false"/>
+                <w:sz w:val="15"/>
+                <w:szCs w:val="15"/>
+              </w:rPr>
+              <w:t xml:space="preserve">Forma</w:t>
             </w:r>
           </w:p>
         </w:tc>
@@ -25946,7 +28270,7 @@
                 <w:sz w:val="15"/>
                 <w:szCs w:val="15"/>
               </w:rPr>
-              <w:t xml:space="preserve">Con los datos actuales, lo que más crece es la motivación insuficiente y la omisión de valoración, no la justificación externa.</w:t>
+              <w:t xml:space="preserve">Es coherente con los resultados, pero el indicador no tiene línea base ni meta, y la «finalidad» atribuye la marginalidad a los abogados.</w:t>
             </w:r>
           </w:p>
         </w:tc>
@@ -25979,7 +28303,7 @@
                 <w:sz w:val="15"/>
                 <w:szCs w:val="15"/>
               </w:rPr>
-              <w:t xml:space="preserve">Tabla 6; Cap. VII, 2.3.</w:t>
+              <w:t xml:space="preserve">—</w:t>
             </w:r>
           </w:p>
         </w:tc>
@@ -26012,7 +28336,7 @@
                 <w:sz w:val="15"/>
                 <w:szCs w:val="15"/>
               </w:rPr>
-              <w:t xml:space="preserve">«…la individualización del saneamiento probatorio y la valoración completa de la prueba admitida en la motivación de la sentencia…»</w:t>
+              <w:t xml:space="preserve">Se conserva, ampliada, como recomendación primera de la propuesta (línea base: 16,3 % de hechos no controvertidos; 0 % de convenciones).</w:t>
             </w:r>
           </w:p>
         </w:tc>
@@ -26050,7 +28374,7 @@
                 <w:sz w:val="15"/>
                 <w:szCs w:val="15"/>
               </w:rPr>
-              <w:t xml:space="preserve">A-32</w:t>
+              <w:t xml:space="preserve">A-38</w:t>
             </w:r>
           </w:p>
         </w:tc>
@@ -26083,7 +28407,7 @@
                 <w:sz w:val="15"/>
                 <w:szCs w:val="15"/>
               </w:rPr>
-              <w:t xml:space="preserve">I.9, tercer párrafo</w:t>
+              <w:t xml:space="preserve">III. Recomendación 3 (apelación)</w:t>
             </w:r>
           </w:p>
         </w:tc>
@@ -26150,7 +28474,7 @@
                 <w:sz w:val="15"/>
                 <w:szCs w:val="15"/>
               </w:rPr>
-              <w:t xml:space="preserve">(i) Dice «acreditarla empíricamente como la variable que explica el efecto», pero la trazabilidad/concordancia no se midió en el Cap. VI. (ii) Habla de un desplazamiento «hacia la justificación externa», cuando es hacia la insuficiencia. (iii) Menciona un «procedimiento de control de comparabilidad» (ver A-28).</w:t>
+              <w:t xml:space="preserve">Da por probado que la alzada es el «cuello de botella» sin que los tiempos se hayan desagregado, y la duración no figura en el Cap. VI.</w:t>
             </w:r>
           </w:p>
         </w:tc>
@@ -26183,1231 +28507,7 @@
                 <w:sz w:val="15"/>
                 <w:szCs w:val="15"/>
               </w:rPr>
-              <w:t xml:space="preserve">Cap. VII, 2.3 y 2.6 (RESULTADOS): «La concentración facilita su observación, pero no garantiza esa correspondencia».</w:t>
-            </w:r>
-          </w:p>
-        </w:tc>
-        <w:tc>
-          <w:tcPr>
-            <w:tcW w:type="dxa" w:w="4350"/>
-            <w:tcBorders>
-              <w:top w:val="single" w:color="BFBFBF" w:sz="4"/>
-              <w:left w:val="single" w:color="BFBFBF" w:sz="4"/>
-              <w:bottom w:val="single" w:color="BFBFBF" w:sz="4"/>
-              <w:right w:val="single" w:color="BFBFBF" w:sz="4"/>
-            </w:tcBorders>
-            <w:tcMar>
-              <w:top w:type="dxa" w:w="60"/>
-              <w:left w:type="dxa" w:w="90"/>
-              <w:bottom w:type="dxa" w:w="60"/>
-              <w:right w:type="dxa" w:w="90"/>
-            </w:tcMar>
-          </w:tcPr>
-          <w:p>
-            <w:pPr>
-              <w:spacing w:after="40" w:line="240"/>
-              <w:jc w:val="left"/>
-            </w:pPr>
-            <w:r>
-              <w:rPr>
-                <w:rFonts w:ascii="Arial" w:cs="Arial" w:eastAsia="Arial" w:hAnsi="Arial"/>
-                <w:b w:val="false"/>
-                <w:bCs w:val="false"/>
-                <w:sz w:val="15"/>
-                <w:szCs w:val="15"/>
-              </w:rPr>
-              <w:t xml:space="preserve">«Mi aporte científico-jurídico consiste en delimitar la categoría de trazabilidad procesal como condición de verificabilidad del efecto del modelo sobre la sentencia; en aplicar sistemáticamente la tipología de vicios de motivación del caso Llamoja al proceso civil, lo que revela un desplazamiento del vicio desde la incongruencia hacia la motivación insuficiente; y en ofrecer un instrumento de análisis documental replicable, previa revisión de sus definiciones y criterios de codificación.»</w:t>
-            </w:r>
-          </w:p>
-        </w:tc>
-      </w:tr>
-      <w:tr>
-        <w:trPr>
-          <w:cantSplit w:val="off"/>
-        </w:trPr>
-        <w:tc>
-          <w:tcPr>
-            <w:tcW w:type="dxa" w:w="760"/>
-            <w:tcBorders>
-              <w:top w:val="single" w:color="BFBFBF" w:sz="4"/>
-              <w:left w:val="single" w:color="BFBFBF" w:sz="4"/>
-              <w:bottom w:val="single" w:color="BFBFBF" w:sz="4"/>
-              <w:right w:val="single" w:color="BFBFBF" w:sz="4"/>
-            </w:tcBorders>
-            <w:tcMar>
-              <w:top w:type="dxa" w:w="60"/>
-              <w:left w:type="dxa" w:w="90"/>
-              <w:bottom w:type="dxa" w:w="60"/>
-              <w:right w:type="dxa" w:w="90"/>
-            </w:tcMar>
-          </w:tcPr>
-          <w:p>
-            <w:pPr>
-              <w:spacing w:after="40" w:line="240"/>
-              <w:jc w:val="left"/>
-            </w:pPr>
-            <w:r>
-              <w:rPr>
-                <w:rFonts w:ascii="Arial" w:cs="Arial" w:eastAsia="Arial" w:hAnsi="Arial"/>
-                <w:b/>
-                <w:bCs/>
-                <w:sz w:val="15"/>
-                <w:szCs w:val="15"/>
-              </w:rPr>
-              <w:t xml:space="preserve">A-33</w:t>
-            </w:r>
-          </w:p>
-        </w:tc>
-        <w:tc>
-          <w:tcPr>
-            <w:tcW w:type="dxa" w:w="1850"/>
-            <w:tcBorders>
-              <w:top w:val="single" w:color="BFBFBF" w:sz="4"/>
-              <w:left w:val="single" w:color="BFBFBF" w:sz="4"/>
-              <w:bottom w:val="single" w:color="BFBFBF" w:sz="4"/>
-              <w:right w:val="single" w:color="BFBFBF" w:sz="4"/>
-            </w:tcBorders>
-            <w:tcMar>
-              <w:top w:type="dxa" w:w="60"/>
-              <w:left w:type="dxa" w:w="90"/>
-              <w:bottom w:type="dxa" w:w="60"/>
-              <w:right w:type="dxa" w:w="90"/>
-            </w:tcMar>
-          </w:tcPr>
-          <w:p>
-            <w:pPr>
-              <w:spacing w:after="40" w:line="240"/>
-              <w:jc w:val="left"/>
-            </w:pPr>
-            <w:r>
-              <w:rPr>
-                <w:rFonts w:ascii="Arial" w:cs="Arial" w:eastAsia="Arial" w:hAnsi="Arial"/>
-                <w:b w:val="false"/>
-                <w:bCs w:val="false"/>
-                <w:sz w:val="15"/>
-                <w:szCs w:val="15"/>
-              </w:rPr>
-              <w:t xml:space="preserve">II. Conclusión primera</w:t>
-            </w:r>
-          </w:p>
-        </w:tc>
-        <w:tc>
-          <w:tcPr>
-            <w:tcW w:type="dxa" w:w="1300"/>
-            <w:tcBorders>
-              <w:top w:val="single" w:color="BFBFBF" w:sz="4"/>
-              <w:left w:val="single" w:color="BFBFBF" w:sz="4"/>
-              <w:bottom w:val="single" w:color="BFBFBF" w:sz="4"/>
-              <w:right w:val="single" w:color="BFBFBF" w:sz="4"/>
-            </w:tcBorders>
-            <w:shd w:fill="F9CCF2" w:color="auto" w:val="clear"/>
-            <w:tcMar>
-              <w:top w:type="dxa" w:w="60"/>
-              <w:left w:type="dxa" w:w="90"/>
-              <w:bottom w:type="dxa" w:w="60"/>
-              <w:right w:type="dxa" w:w="90"/>
-            </w:tcMar>
-          </w:tcPr>
-          <w:p>
-            <w:pPr>
-              <w:spacing w:after="40" w:line="240"/>
-              <w:jc w:val="left"/>
-            </w:pPr>
-            <w:r>
-              <w:rPr>
-                <w:rFonts w:ascii="Arial" w:cs="Arial" w:eastAsia="Arial" w:hAnsi="Arial"/>
-                <w:b w:val="false"/>
-                <w:bCs w:val="false"/>
-                <w:sz w:val="15"/>
-                <w:szCs w:val="15"/>
-              </w:rPr>
-              <w:t xml:space="preserve">Cifra</w:t>
-            </w:r>
-          </w:p>
-        </w:tc>
-        <w:tc>
-          <w:tcPr>
-            <w:tcW w:type="dxa" w:w="3750"/>
-            <w:tcBorders>
-              <w:top w:val="single" w:color="BFBFBF" w:sz="4"/>
-              <w:left w:val="single" w:color="BFBFBF" w:sz="4"/>
-              <w:bottom w:val="single" w:color="BFBFBF" w:sz="4"/>
-              <w:right w:val="single" w:color="BFBFBF" w:sz="4"/>
-            </w:tcBorders>
-            <w:tcMar>
-              <w:top w:type="dxa" w:w="60"/>
-              <w:left w:type="dxa" w:w="90"/>
-              <w:bottom w:type="dxa" w:w="60"/>
-              <w:right w:type="dxa" w:w="90"/>
-            </w:tcMar>
-          </w:tcPr>
-          <w:p>
-            <w:pPr>
-              <w:spacing w:after="40" w:line="240"/>
-              <w:jc w:val="left"/>
-            </w:pPr>
-            <w:r>
-              <w:rPr>
-                <w:rFonts w:ascii="Arial" w:cs="Arial" w:eastAsia="Arial" w:hAnsi="Arial"/>
-                <w:b w:val="false"/>
-                <w:bCs w:val="false"/>
-                <w:sz w:val="15"/>
-                <w:szCs w:val="15"/>
-              </w:rPr>
-              <w:t xml:space="preserve">Usa las cifras del corpus anterior (20,9 % → 77,2 %; 17,5 %; 19,3 %; 7,0 %) y afirma una causalidad («Se debe al protocolo… previstos en la R. A. N.º 049-2020-CE-PJ») que Resultados descarta.</w:t>
-            </w:r>
-          </w:p>
-        </w:tc>
-        <w:tc>
-          <w:tcPr>
-            <w:tcW w:type="dxa" w:w="2560"/>
-            <w:tcBorders>
-              <w:top w:val="single" w:color="BFBFBF" w:sz="4"/>
-              <w:left w:val="single" w:color="BFBFBF" w:sz="4"/>
-              <w:bottom w:val="single" w:color="BFBFBF" w:sz="4"/>
-              <w:right w:val="single" w:color="BFBFBF" w:sz="4"/>
-            </w:tcBorders>
-            <w:tcMar>
-              <w:top w:type="dxa" w:w="60"/>
-              <w:left w:type="dxa" w:w="90"/>
-              <w:bottom w:type="dxa" w:w="60"/>
-              <w:right w:type="dxa" w:w="90"/>
-            </w:tcMar>
-          </w:tcPr>
-          <w:p>
-            <w:pPr>
-              <w:spacing w:after="40" w:line="240"/>
-              <w:jc w:val="left"/>
-            </w:pPr>
-            <w:r>
-              <w:rPr>
-                <w:rFonts w:ascii="Arial" w:cs="Arial" w:eastAsia="Arial" w:hAnsi="Arial"/>
-                <w:b w:val="false"/>
-                <w:bCs w:val="false"/>
-                <w:sz w:val="15"/>
-                <w:szCs w:val="15"/>
-              </w:rPr>
-              <w:t xml:space="preserve">Tabla 4; Cap. VI, 1.1.</w:t>
-            </w:r>
-          </w:p>
-        </w:tc>
-        <w:tc>
-          <w:tcPr>
-            <w:tcW w:type="dxa" w:w="4350"/>
-            <w:tcBorders>
-              <w:top w:val="single" w:color="BFBFBF" w:sz="4"/>
-              <w:left w:val="single" w:color="BFBFBF" w:sz="4"/>
-              <w:bottom w:val="single" w:color="BFBFBF" w:sz="4"/>
-              <w:right w:val="single" w:color="BFBFBF" w:sz="4"/>
-            </w:tcBorders>
-            <w:tcMar>
-              <w:top w:type="dxa" w:w="60"/>
-              <w:left w:type="dxa" w:w="90"/>
-              <w:bottom w:type="dxa" w:w="60"/>
-              <w:right w:type="dxa" w:w="90"/>
-            </w:tcMar>
-          </w:tcPr>
-          <w:p>
-            <w:pPr>
-              <w:spacing w:after="40" w:line="240"/>
-              <w:jc w:val="left"/>
-            </w:pPr>
-            <w:r>
-              <w:rPr>
-                <w:rFonts w:ascii="Arial" w:cs="Arial" w:eastAsia="Arial" w:hAnsi="Arial"/>
-                <w:b w:val="false"/>
-                <w:bCs w:val="false"/>
-                <w:sz w:val="15"/>
-                <w:szCs w:val="15"/>
-              </w:rPr>
-              <w:t xml:space="preserve">Reemplazar por la CONCLUSIÓN PRIMERA sugerida en el informe (Parte C).</w:t>
-            </w:r>
-          </w:p>
-        </w:tc>
-      </w:tr>
-      <w:tr>
-        <w:trPr>
-          <w:cantSplit w:val="off"/>
-        </w:trPr>
-        <w:tc>
-          <w:tcPr>
-            <w:tcW w:type="dxa" w:w="760"/>
-            <w:tcBorders>
-              <w:top w:val="single" w:color="BFBFBF" w:sz="4"/>
-              <w:left w:val="single" w:color="BFBFBF" w:sz="4"/>
-              <w:bottom w:val="single" w:color="BFBFBF" w:sz="4"/>
-              <w:right w:val="single" w:color="BFBFBF" w:sz="4"/>
-            </w:tcBorders>
-            <w:tcMar>
-              <w:top w:type="dxa" w:w="60"/>
-              <w:left w:type="dxa" w:w="90"/>
-              <w:bottom w:type="dxa" w:w="60"/>
-              <w:right w:type="dxa" w:w="90"/>
-            </w:tcMar>
-          </w:tcPr>
-          <w:p>
-            <w:pPr>
-              <w:spacing w:after="40" w:line="240"/>
-              <w:jc w:val="left"/>
-            </w:pPr>
-            <w:r>
-              <w:rPr>
-                <w:rFonts w:ascii="Arial" w:cs="Arial" w:eastAsia="Arial" w:hAnsi="Arial"/>
-                <w:b/>
-                <w:bCs/>
-                <w:sz w:val="15"/>
-                <w:szCs w:val="15"/>
-              </w:rPr>
-              <w:t xml:space="preserve">A-34</w:t>
-            </w:r>
-          </w:p>
-        </w:tc>
-        <w:tc>
-          <w:tcPr>
-            <w:tcW w:type="dxa" w:w="1850"/>
-            <w:tcBorders>
-              <w:top w:val="single" w:color="BFBFBF" w:sz="4"/>
-              <w:left w:val="single" w:color="BFBFBF" w:sz="4"/>
-              <w:bottom w:val="single" w:color="BFBFBF" w:sz="4"/>
-              <w:right w:val="single" w:color="BFBFBF" w:sz="4"/>
-            </w:tcBorders>
-            <w:tcMar>
-              <w:top w:type="dxa" w:w="60"/>
-              <w:left w:type="dxa" w:w="90"/>
-              <w:bottom w:type="dxa" w:w="60"/>
-              <w:right w:type="dxa" w:w="90"/>
-            </w:tcMar>
-          </w:tcPr>
-          <w:p>
-            <w:pPr>
-              <w:spacing w:after="40" w:line="240"/>
-              <w:jc w:val="left"/>
-            </w:pPr>
-            <w:r>
-              <w:rPr>
-                <w:rFonts w:ascii="Arial" w:cs="Arial" w:eastAsia="Arial" w:hAnsi="Arial"/>
-                <w:b w:val="false"/>
-                <w:bCs w:val="false"/>
-                <w:sz w:val="15"/>
-                <w:szCs w:val="15"/>
-              </w:rPr>
-              <w:t xml:space="preserve">II. Conclusión segunda</w:t>
-            </w:r>
-          </w:p>
-        </w:tc>
-        <w:tc>
-          <w:tcPr>
-            <w:tcW w:type="dxa" w:w="1300"/>
-            <w:tcBorders>
-              <w:top w:val="single" w:color="BFBFBF" w:sz="4"/>
-              <w:left w:val="single" w:color="BFBFBF" w:sz="4"/>
-              <w:bottom w:val="single" w:color="BFBFBF" w:sz="4"/>
-              <w:right w:val="single" w:color="BFBFBF" w:sz="4"/>
-            </w:tcBorders>
-            <w:shd w:fill="F9CCF2" w:color="auto" w:val="clear"/>
-            <w:tcMar>
-              <w:top w:type="dxa" w:w="60"/>
-              <w:left w:type="dxa" w:w="90"/>
-              <w:bottom w:type="dxa" w:w="60"/>
-              <w:right w:type="dxa" w:w="90"/>
-            </w:tcMar>
-          </w:tcPr>
-          <w:p>
-            <w:pPr>
-              <w:spacing w:after="40" w:line="240"/>
-              <w:jc w:val="left"/>
-            </w:pPr>
-            <w:r>
-              <w:rPr>
-                <w:rFonts w:ascii="Arial" w:cs="Arial" w:eastAsia="Arial" w:hAnsi="Arial"/>
-                <w:b w:val="false"/>
-                <w:bCs w:val="false"/>
-                <w:sz w:val="15"/>
-                <w:szCs w:val="15"/>
-              </w:rPr>
-              <w:t xml:space="preserve">Cifra</w:t>
-            </w:r>
-          </w:p>
-        </w:tc>
-        <w:tc>
-          <w:tcPr>
-            <w:tcW w:type="dxa" w:w="3750"/>
-            <w:tcBorders>
-              <w:top w:val="single" w:color="BFBFBF" w:sz="4"/>
-              <w:left w:val="single" w:color="BFBFBF" w:sz="4"/>
-              <w:bottom w:val="single" w:color="BFBFBF" w:sz="4"/>
-              <w:right w:val="single" w:color="BFBFBF" w:sz="4"/>
-            </w:tcBorders>
-            <w:tcMar>
-              <w:top w:type="dxa" w:w="60"/>
-              <w:left w:type="dxa" w:w="90"/>
-              <w:bottom w:type="dxa" w:w="60"/>
-              <w:right w:type="dxa" w:w="90"/>
-            </w:tcMar>
-          </w:tcPr>
-          <w:p>
-            <w:pPr>
-              <w:spacing w:after="40" w:line="240"/>
-              <w:jc w:val="left"/>
-            </w:pPr>
-            <w:r>
-              <w:rPr>
-                <w:rFonts w:ascii="Arial" w:cs="Arial" w:eastAsia="Arial" w:hAnsi="Arial"/>
-                <w:b w:val="false"/>
-                <w:bCs w:val="false"/>
-                <w:sz w:val="15"/>
-                <w:szCs w:val="15"/>
-              </w:rPr>
-              <w:t xml:space="preserve">Usa cifras del corpus anterior (19,0 % → 40,5 %; 42,9 % → 24,3 %; 1,8 % → 9,3 %) y afirma una «mejor justificación interna» (b: 5 → 4 casos) y una disminución de la «omisión de regla vinculante», categoría no codificada.</w:t>
-            </w:r>
-          </w:p>
-        </w:tc>
-        <w:tc>
-          <w:tcPr>
-            <w:tcW w:type="dxa" w:w="2560"/>
-            <w:tcBorders>
-              <w:top w:val="single" w:color="BFBFBF" w:sz="4"/>
-              <w:left w:val="single" w:color="BFBFBF" w:sz="4"/>
-              <w:bottom w:val="single" w:color="BFBFBF" w:sz="4"/>
-              <w:right w:val="single" w:color="BFBFBF" w:sz="4"/>
-            </w:tcBorders>
-            <w:tcMar>
-              <w:top w:type="dxa" w:w="60"/>
-              <w:left w:type="dxa" w:w="90"/>
-              <w:bottom w:type="dxa" w:w="60"/>
-              <w:right w:type="dxa" w:w="90"/>
-            </w:tcMar>
-          </w:tcPr>
-          <w:p>
-            <w:pPr>
-              <w:spacing w:after="40" w:line="240"/>
-              <w:jc w:val="left"/>
-            </w:pPr>
-            <w:r>
-              <w:rPr>
-                <w:rFonts w:ascii="Arial" w:cs="Arial" w:eastAsia="Arial" w:hAnsi="Arial"/>
-                <w:b w:val="false"/>
-                <w:bCs w:val="false"/>
-                <w:sz w:val="15"/>
-                <w:szCs w:val="15"/>
-              </w:rPr>
-              <w:t xml:space="preserve">Tabla 6; Cap. VII, 2.3 y 2.7.</w:t>
-            </w:r>
-          </w:p>
-        </w:tc>
-        <w:tc>
-          <w:tcPr>
-            <w:tcW w:type="dxa" w:w="4350"/>
-            <w:tcBorders>
-              <w:top w:val="single" w:color="BFBFBF" w:sz="4"/>
-              <w:left w:val="single" w:color="BFBFBF" w:sz="4"/>
-              <w:bottom w:val="single" w:color="BFBFBF" w:sz="4"/>
-              <w:right w:val="single" w:color="BFBFBF" w:sz="4"/>
-            </w:tcBorders>
-            <w:tcMar>
-              <w:top w:type="dxa" w:w="60"/>
-              <w:left w:type="dxa" w:w="90"/>
-              <w:bottom w:type="dxa" w:w="60"/>
-              <w:right w:type="dxa" w:w="90"/>
-            </w:tcMar>
-          </w:tcPr>
-          <w:p>
-            <w:pPr>
-              <w:spacing w:after="40" w:line="240"/>
-              <w:jc w:val="left"/>
-            </w:pPr>
-            <w:r>
-              <w:rPr>
-                <w:rFonts w:ascii="Arial" w:cs="Arial" w:eastAsia="Arial" w:hAnsi="Arial"/>
-                <w:b w:val="false"/>
-                <w:bCs w:val="false"/>
-                <w:sz w:val="15"/>
-                <w:szCs w:val="15"/>
-              </w:rPr>
-              <w:t xml:space="preserve">Reemplazar por la CONCLUSIÓN SEGUNDA sugerida en el informe (Parte C).</w:t>
-            </w:r>
-          </w:p>
-        </w:tc>
-      </w:tr>
-      <w:tr>
-        <w:trPr>
-          <w:cantSplit w:val="off"/>
-        </w:trPr>
-        <w:tc>
-          <w:tcPr>
-            <w:tcW w:type="dxa" w:w="760"/>
-            <w:tcBorders>
-              <w:top w:val="single" w:color="BFBFBF" w:sz="4"/>
-              <w:left w:val="single" w:color="BFBFBF" w:sz="4"/>
-              <w:bottom w:val="single" w:color="BFBFBF" w:sz="4"/>
-              <w:right w:val="single" w:color="BFBFBF" w:sz="4"/>
-            </w:tcBorders>
-            <w:tcMar>
-              <w:top w:type="dxa" w:w="60"/>
-              <w:left w:type="dxa" w:w="90"/>
-              <w:bottom w:type="dxa" w:w="60"/>
-              <w:right w:type="dxa" w:w="90"/>
-            </w:tcMar>
-          </w:tcPr>
-          <w:p>
-            <w:pPr>
-              <w:spacing w:after="40" w:line="240"/>
-              <w:jc w:val="left"/>
-            </w:pPr>
-            <w:r>
-              <w:rPr>
-                <w:rFonts w:ascii="Arial" w:cs="Arial" w:eastAsia="Arial" w:hAnsi="Arial"/>
-                <w:b/>
-                <w:bCs/>
-                <w:sz w:val="15"/>
-                <w:szCs w:val="15"/>
-              </w:rPr>
-              <w:t xml:space="preserve">A-35</w:t>
-            </w:r>
-          </w:p>
-        </w:tc>
-        <w:tc>
-          <w:tcPr>
-            <w:tcW w:type="dxa" w:w="1850"/>
-            <w:tcBorders>
-              <w:top w:val="single" w:color="BFBFBF" w:sz="4"/>
-              <w:left w:val="single" w:color="BFBFBF" w:sz="4"/>
-              <w:bottom w:val="single" w:color="BFBFBF" w:sz="4"/>
-              <w:right w:val="single" w:color="BFBFBF" w:sz="4"/>
-            </w:tcBorders>
-            <w:tcMar>
-              <w:top w:type="dxa" w:w="60"/>
-              <w:left w:type="dxa" w:w="90"/>
-              <w:bottom w:type="dxa" w:w="60"/>
-              <w:right w:type="dxa" w:w="90"/>
-            </w:tcMar>
-          </w:tcPr>
-          <w:p>
-            <w:pPr>
-              <w:spacing w:after="40" w:line="240"/>
-              <w:jc w:val="left"/>
-            </w:pPr>
-            <w:r>
-              <w:rPr>
-                <w:rFonts w:ascii="Arial" w:cs="Arial" w:eastAsia="Arial" w:hAnsi="Arial"/>
-                <w:b w:val="false"/>
-                <w:bCs w:val="false"/>
-                <w:sz w:val="15"/>
-                <w:szCs w:val="15"/>
-              </w:rPr>
-              <w:t xml:space="preserve">II. Conclusión tercera</w:t>
-            </w:r>
-          </w:p>
-        </w:tc>
-        <w:tc>
-          <w:tcPr>
-            <w:tcW w:type="dxa" w:w="1300"/>
-            <w:tcBorders>
-              <w:top w:val="single" w:color="BFBFBF" w:sz="4"/>
-              <w:left w:val="single" w:color="BFBFBF" w:sz="4"/>
-              <w:bottom w:val="single" w:color="BFBFBF" w:sz="4"/>
-              <w:right w:val="single" w:color="BFBFBF" w:sz="4"/>
-            </w:tcBorders>
-            <w:shd w:fill="FFF2A8" w:color="auto" w:val="clear"/>
-            <w:tcMar>
-              <w:top w:type="dxa" w:w="60"/>
-              <w:left w:type="dxa" w:w="90"/>
-              <w:bottom w:type="dxa" w:w="60"/>
-              <w:right w:type="dxa" w:w="90"/>
-            </w:tcMar>
-          </w:tcPr>
-          <w:p>
-            <w:pPr>
-              <w:spacing w:after="40" w:line="240"/>
-              <w:jc w:val="left"/>
-            </w:pPr>
-            <w:r>
-              <w:rPr>
-                <w:rFonts w:ascii="Arial" w:cs="Arial" w:eastAsia="Arial" w:hAnsi="Arial"/>
-                <w:b w:val="false"/>
-                <w:bCs w:val="false"/>
-                <w:sz w:val="15"/>
-                <w:szCs w:val="15"/>
-              </w:rPr>
-              <w:t xml:space="preserve">Interpretación</w:t>
-            </w:r>
-          </w:p>
-        </w:tc>
-        <w:tc>
-          <w:tcPr>
-            <w:tcW w:type="dxa" w:w="3750"/>
-            <w:tcBorders>
-              <w:top w:val="single" w:color="BFBFBF" w:sz="4"/>
-              <w:left w:val="single" w:color="BFBFBF" w:sz="4"/>
-              <w:bottom w:val="single" w:color="BFBFBF" w:sz="4"/>
-              <w:right w:val="single" w:color="BFBFBF" w:sz="4"/>
-            </w:tcBorders>
-            <w:tcMar>
-              <w:top w:type="dxa" w:w="60"/>
-              <w:left w:type="dxa" w:w="90"/>
-              <w:bottom w:type="dxa" w:w="60"/>
-              <w:right w:type="dxa" w:w="90"/>
-            </w:tcMar>
-          </w:tcPr>
-          <w:p>
-            <w:pPr>
-              <w:spacing w:after="40" w:line="240"/>
-              <w:jc w:val="left"/>
-            </w:pPr>
-            <w:r>
-              <w:rPr>
-                <w:rFonts w:ascii="Arial" w:cs="Arial" w:eastAsia="Arial" w:hAnsi="Arial"/>
-                <w:b w:val="false"/>
-                <w:bCs w:val="false"/>
-                <w:sz w:val="15"/>
-                <w:szCs w:val="15"/>
-              </w:rPr>
-              <w:t xml:space="preserve">El primer tramo (34,5 % → 27,4 %; 65,5 % → 72,6 %; 12,8 % → 7,3 %; 21,7 % y 20,1 %) es correcto. Pero la lista de defectos incluye categorías no codificadas o sin variación y repite la Conclusión 2; la duración no figura en el Cap. VI; y «porque la reforma… no cambió el método de trabajo de las Salas» es una atribución causal que la Discusión rechaza. Falta además una conclusión sobre el objetivo general y la hipótesis.</w:t>
-            </w:r>
-          </w:p>
-        </w:tc>
-        <w:tc>
-          <w:tcPr>
-            <w:tcW w:type="dxa" w:w="2560"/>
-            <w:tcBorders>
-              <w:top w:val="single" w:color="BFBFBF" w:sz="4"/>
-              <w:left w:val="single" w:color="BFBFBF" w:sz="4"/>
-              <w:bottom w:val="single" w:color="BFBFBF" w:sz="4"/>
-              <w:right w:val="single" w:color="BFBFBF" w:sz="4"/>
-            </w:tcBorders>
-            <w:tcMar>
-              <w:top w:type="dxa" w:w="60"/>
-              <w:left w:type="dxa" w:w="90"/>
-              <w:bottom w:type="dxa" w:w="60"/>
-              <w:right w:type="dxa" w:w="90"/>
-            </w:tcMar>
-          </w:tcPr>
-          <w:p>
-            <w:pPr>
-              <w:spacing w:after="40" w:line="240"/>
-              <w:jc w:val="left"/>
-            </w:pPr>
-            <w:r>
-              <w:rPr>
-                <w:rFonts w:ascii="Arial" w:cs="Arial" w:eastAsia="Arial" w:hAnsi="Arial"/>
-                <w:b w:val="false"/>
-                <w:bCs w:val="false"/>
-                <w:sz w:val="15"/>
-                <w:szCs w:val="15"/>
-              </w:rPr>
-              <w:t xml:space="preserve">Cap. VII, 2.5 y 2.7 (RESULTADOS).</w:t>
-            </w:r>
-          </w:p>
-        </w:tc>
-        <w:tc>
-          <w:tcPr>
-            <w:tcW w:type="dxa" w:w="4350"/>
-            <w:tcBorders>
-              <w:top w:val="single" w:color="BFBFBF" w:sz="4"/>
-              <w:left w:val="single" w:color="BFBFBF" w:sz="4"/>
-              <w:bottom w:val="single" w:color="BFBFBF" w:sz="4"/>
-              <w:right w:val="single" w:color="BFBFBF" w:sz="4"/>
-            </w:tcBorders>
-            <w:tcMar>
-              <w:top w:type="dxa" w:w="60"/>
-              <w:left w:type="dxa" w:w="90"/>
-              <w:bottom w:type="dxa" w:w="60"/>
-              <w:right w:type="dxa" w:w="90"/>
-            </w:tcMar>
-          </w:tcPr>
-          <w:p>
-            <w:pPr>
-              <w:spacing w:after="40" w:line="240"/>
-              <w:jc w:val="left"/>
-            </w:pPr>
-            <w:r>
-              <w:rPr>
-                <w:rFonts w:ascii="Arial" w:cs="Arial" w:eastAsia="Arial" w:hAnsi="Arial"/>
-                <w:b w:val="false"/>
-                <w:bCs w:val="false"/>
-                <w:sz w:val="15"/>
-                <w:szCs w:val="15"/>
-              </w:rPr>
-              <w:t xml:space="preserve">Reemplazar por las CONCLUSIONES TERCERA y CUARTA sugeridas en el informe (Parte C).</w:t>
-            </w:r>
-          </w:p>
-        </w:tc>
-      </w:tr>
-      <w:tr>
-        <w:trPr>
-          <w:cantSplit w:val="off"/>
-        </w:trPr>
-        <w:tc>
-          <w:tcPr>
-            <w:tcW w:type="dxa" w:w="760"/>
-            <w:tcBorders>
-              <w:top w:val="single" w:color="BFBFBF" w:sz="4"/>
-              <w:left w:val="single" w:color="BFBFBF" w:sz="4"/>
-              <w:bottom w:val="single" w:color="BFBFBF" w:sz="4"/>
-              <w:right w:val="single" w:color="BFBFBF" w:sz="4"/>
-            </w:tcBorders>
-            <w:tcMar>
-              <w:top w:type="dxa" w:w="60"/>
-              <w:left w:type="dxa" w:w="90"/>
-              <w:bottom w:type="dxa" w:w="60"/>
-              <w:right w:type="dxa" w:w="90"/>
-            </w:tcMar>
-          </w:tcPr>
-          <w:p>
-            <w:pPr>
-              <w:spacing w:after="40" w:line="240"/>
-              <w:jc w:val="left"/>
-            </w:pPr>
-            <w:r>
-              <w:rPr>
-                <w:rFonts w:ascii="Arial" w:cs="Arial" w:eastAsia="Arial" w:hAnsi="Arial"/>
-                <w:b/>
-                <w:bCs/>
-                <w:sz w:val="15"/>
-                <w:szCs w:val="15"/>
-              </w:rPr>
-              <w:t xml:space="preserve">A-36</w:t>
-            </w:r>
-          </w:p>
-        </w:tc>
-        <w:tc>
-          <w:tcPr>
-            <w:tcW w:type="dxa" w:w="1850"/>
-            <w:tcBorders>
-              <w:top w:val="single" w:color="BFBFBF" w:sz="4"/>
-              <w:left w:val="single" w:color="BFBFBF" w:sz="4"/>
-              <w:bottom w:val="single" w:color="BFBFBF" w:sz="4"/>
-              <w:right w:val="single" w:color="BFBFBF" w:sz="4"/>
-            </w:tcBorders>
-            <w:tcMar>
-              <w:top w:type="dxa" w:w="60"/>
-              <w:left w:type="dxa" w:w="90"/>
-              <w:bottom w:type="dxa" w:w="60"/>
-              <w:right w:type="dxa" w:w="90"/>
-            </w:tcMar>
-          </w:tcPr>
-          <w:p>
-            <w:pPr>
-              <w:spacing w:after="40" w:line="240"/>
-              <w:jc w:val="left"/>
-            </w:pPr>
-            <w:r>
-              <w:rPr>
-                <w:rFonts w:ascii="Arial" w:cs="Arial" w:eastAsia="Arial" w:hAnsi="Arial"/>
-                <w:b w:val="false"/>
-                <w:bCs w:val="false"/>
-                <w:sz w:val="15"/>
-                <w:szCs w:val="15"/>
-              </w:rPr>
-              <w:t xml:space="preserve">III. Recomendación 1 (CEPJ: incorporar al CPC)</w:t>
-            </w:r>
-          </w:p>
-        </w:tc>
-        <w:tc>
-          <w:tcPr>
-            <w:tcW w:type="dxa" w:w="1300"/>
-            <w:tcBorders>
-              <w:top w:val="single" w:color="BFBFBF" w:sz="4"/>
-              <w:left w:val="single" w:color="BFBFBF" w:sz="4"/>
-              <w:bottom w:val="single" w:color="BFBFBF" w:sz="4"/>
-              <w:right w:val="single" w:color="BFBFBF" w:sz="4"/>
-            </w:tcBorders>
-            <w:shd w:fill="FFF2A8" w:color="auto" w:val="clear"/>
-            <w:tcMar>
-              <w:top w:type="dxa" w:w="60"/>
-              <w:left w:type="dxa" w:w="90"/>
-              <w:bottom w:type="dxa" w:w="60"/>
-              <w:right w:type="dxa" w:w="90"/>
-            </w:tcMar>
-          </w:tcPr>
-          <w:p>
-            <w:pPr>
-              <w:spacing w:after="40" w:line="240"/>
-              <w:jc w:val="left"/>
-            </w:pPr>
-            <w:r>
-              <w:rPr>
-                <w:rFonts w:ascii="Arial" w:cs="Arial" w:eastAsia="Arial" w:hAnsi="Arial"/>
-                <w:b w:val="false"/>
-                <w:bCs w:val="false"/>
-                <w:sz w:val="15"/>
-                <w:szCs w:val="15"/>
-              </w:rPr>
-              <w:t xml:space="preserve">Interpretación</w:t>
-            </w:r>
-          </w:p>
-        </w:tc>
-        <w:tc>
-          <w:tcPr>
-            <w:tcW w:type="dxa" w:w="3750"/>
-            <w:tcBorders>
-              <w:top w:val="single" w:color="BFBFBF" w:sz="4"/>
-              <w:left w:val="single" w:color="BFBFBF" w:sz="4"/>
-              <w:bottom w:val="single" w:color="BFBFBF" w:sz="4"/>
-              <w:right w:val="single" w:color="BFBFBF" w:sz="4"/>
-            </w:tcBorders>
-            <w:tcMar>
-              <w:top w:type="dxa" w:w="60"/>
-              <w:left w:type="dxa" w:w="90"/>
-              <w:bottom w:type="dxa" w:w="60"/>
-              <w:right w:type="dxa" w:w="90"/>
-            </w:tcMar>
-          </w:tcPr>
-          <w:p>
-            <w:pPr>
-              <w:spacing w:after="40" w:line="240"/>
-              <w:jc w:val="left"/>
-            </w:pPr>
-            <w:r>
-              <w:rPr>
-                <w:rFonts w:ascii="Arial" w:cs="Arial" w:eastAsia="Arial" w:hAnsi="Arial"/>
-                <w:b w:val="false"/>
-                <w:bCs w:val="false"/>
-                <w:sz w:val="15"/>
-                <w:szCs w:val="15"/>
-              </w:rPr>
-              <w:t xml:space="preserve">Recomienda directamente una reforma legal. Contiene además la errata «R. A. N.º 3122018-CE-PJ».</w:t>
-            </w:r>
-          </w:p>
-        </w:tc>
-        <w:tc>
-          <w:tcPr>
-            <w:tcW w:type="dxa" w:w="2560"/>
-            <w:tcBorders>
-              <w:top w:val="single" w:color="BFBFBF" w:sz="4"/>
-              <w:left w:val="single" w:color="BFBFBF" w:sz="4"/>
-              <w:bottom w:val="single" w:color="BFBFBF" w:sz="4"/>
-              <w:right w:val="single" w:color="BFBFBF" w:sz="4"/>
-            </w:tcBorders>
-            <w:tcMar>
-              <w:top w:type="dxa" w:w="60"/>
-              <w:left w:type="dxa" w:w="90"/>
-              <w:bottom w:type="dxa" w:w="60"/>
-              <w:right w:type="dxa" w:w="90"/>
-            </w:tcMar>
-          </w:tcPr>
-          <w:p>
-            <w:pPr>
-              <w:spacing w:after="40" w:line="240"/>
-              <w:jc w:val="left"/>
-            </w:pPr>
-            <w:r>
-              <w:rPr>
-                <w:rFonts w:ascii="Arial" w:cs="Arial" w:eastAsia="Arial" w:hAnsi="Arial"/>
-                <w:b w:val="false"/>
-                <w:bCs w:val="false"/>
-                <w:sz w:val="15"/>
-                <w:szCs w:val="15"/>
-              </w:rPr>
-              <w:t xml:space="preserve">Cap. VII, 2.5 (RESULTADOS): «La frecuencia reducida de un registro no permite concluir que deba incorporarse una nueva disposición al Código Procesal Civil».</w:t>
-            </w:r>
-          </w:p>
-        </w:tc>
-        <w:tc>
-          <w:tcPr>
-            <w:tcW w:type="dxa" w:w="4350"/>
-            <w:tcBorders>
-              <w:top w:val="single" w:color="BFBFBF" w:sz="4"/>
-              <w:left w:val="single" w:color="BFBFBF" w:sz="4"/>
-              <w:bottom w:val="single" w:color="BFBFBF" w:sz="4"/>
-              <w:right w:val="single" w:color="BFBFBF" w:sz="4"/>
-            </w:tcBorders>
-            <w:tcMar>
-              <w:top w:type="dxa" w:w="60"/>
-              <w:left w:type="dxa" w:w="90"/>
-              <w:bottom w:type="dxa" w:w="60"/>
-              <w:right w:type="dxa" w:w="90"/>
-            </w:tcMar>
-          </w:tcPr>
-          <w:p>
-            <w:pPr>
-              <w:spacing w:after="40" w:line="240"/>
-              <w:jc w:val="left"/>
-            </w:pPr>
-            <w:r>
-              <w:rPr>
-                <w:rFonts w:ascii="Arial" w:cs="Arial" w:eastAsia="Arial" w:hAnsi="Arial"/>
-                <w:b w:val="false"/>
-                <w:bCs w:val="false"/>
-                <w:sz w:val="15"/>
-                <w:szCs w:val="15"/>
-              </w:rPr>
-              <w:t xml:space="preserve">Reemplazar por la Propuesta de recomendaciones (informe, Parte D); la reforma legal pasa a ser una evaluación condicionada (recomendación sexta).</w:t>
-            </w:r>
-          </w:p>
-        </w:tc>
-      </w:tr>
-      <w:tr>
-        <w:trPr>
-          <w:cantSplit w:val="off"/>
-        </w:trPr>
-        <w:tc>
-          <w:tcPr>
-            <w:tcW w:type="dxa" w:w="760"/>
-            <w:tcBorders>
-              <w:top w:val="single" w:color="BFBFBF" w:sz="4"/>
-              <w:left w:val="single" w:color="BFBFBF" w:sz="4"/>
-              <w:bottom w:val="single" w:color="BFBFBF" w:sz="4"/>
-              <w:right w:val="single" w:color="BFBFBF" w:sz="4"/>
-            </w:tcBorders>
-            <w:tcMar>
-              <w:top w:type="dxa" w:w="60"/>
-              <w:left w:type="dxa" w:w="90"/>
-              <w:bottom w:type="dxa" w:w="60"/>
-              <w:right w:type="dxa" w:w="90"/>
-            </w:tcMar>
-          </w:tcPr>
-          <w:p>
-            <w:pPr>
-              <w:spacing w:after="40" w:line="240"/>
-              <w:jc w:val="left"/>
-            </w:pPr>
-            <w:r>
-              <w:rPr>
-                <w:rFonts w:ascii="Arial" w:cs="Arial" w:eastAsia="Arial" w:hAnsi="Arial"/>
-                <w:b/>
-                <w:bCs/>
-                <w:sz w:val="15"/>
-                <w:szCs w:val="15"/>
-              </w:rPr>
-              <w:t xml:space="preserve">A-37</w:t>
-            </w:r>
-          </w:p>
-        </w:tc>
-        <w:tc>
-          <w:tcPr>
-            <w:tcW w:type="dxa" w:w="1850"/>
-            <w:tcBorders>
-              <w:top w:val="single" w:color="BFBFBF" w:sz="4"/>
-              <w:left w:val="single" w:color="BFBFBF" w:sz="4"/>
-              <w:bottom w:val="single" w:color="BFBFBF" w:sz="4"/>
-              <w:right w:val="single" w:color="BFBFBF" w:sz="4"/>
-            </w:tcBorders>
-            <w:tcMar>
-              <w:top w:type="dxa" w:w="60"/>
-              <w:left w:type="dxa" w:w="90"/>
-              <w:bottom w:type="dxa" w:w="60"/>
-              <w:right w:type="dxa" w:w="90"/>
-            </w:tcMar>
-          </w:tcPr>
-          <w:p>
-            <w:pPr>
-              <w:spacing w:after="40" w:line="240"/>
-              <w:jc w:val="left"/>
-            </w:pPr>
-            <w:r>
-              <w:rPr>
-                <w:rFonts w:ascii="Arial" w:cs="Arial" w:eastAsia="Arial" w:hAnsi="Arial"/>
-                <w:b w:val="false"/>
-                <w:bCs w:val="false"/>
-                <w:sz w:val="15"/>
-                <w:szCs w:val="15"/>
-              </w:rPr>
-              <w:t xml:space="preserve">III. Recomendación 2 (protocolo de acta)</w:t>
-            </w:r>
-          </w:p>
-        </w:tc>
-        <w:tc>
-          <w:tcPr>
-            <w:tcW w:type="dxa" w:w="1300"/>
-            <w:tcBorders>
-              <w:top w:val="single" w:color="BFBFBF" w:sz="4"/>
-              <w:left w:val="single" w:color="BFBFBF" w:sz="4"/>
-              <w:bottom w:val="single" w:color="BFBFBF" w:sz="4"/>
-              <w:right w:val="single" w:color="BFBFBF" w:sz="4"/>
-            </w:tcBorders>
-            <w:shd w:fill="C4F0F0" w:color="auto" w:val="clear"/>
-            <w:tcMar>
-              <w:top w:type="dxa" w:w="60"/>
-              <w:left w:type="dxa" w:w="90"/>
-              <w:bottom w:type="dxa" w:w="60"/>
-              <w:right w:type="dxa" w:w="90"/>
-            </w:tcMar>
-          </w:tcPr>
-          <w:p>
-            <w:pPr>
-              <w:spacing w:after="40" w:line="240"/>
-              <w:jc w:val="left"/>
-            </w:pPr>
-            <w:r>
-              <w:rPr>
-                <w:rFonts w:ascii="Arial" w:cs="Arial" w:eastAsia="Arial" w:hAnsi="Arial"/>
-                <w:b w:val="false"/>
-                <w:bCs w:val="false"/>
-                <w:sz w:val="15"/>
-                <w:szCs w:val="15"/>
-              </w:rPr>
-              <w:t xml:space="preserve">Forma</w:t>
-            </w:r>
-          </w:p>
-        </w:tc>
-        <w:tc>
-          <w:tcPr>
-            <w:tcW w:type="dxa" w:w="3750"/>
-            <w:tcBorders>
-              <w:top w:val="single" w:color="BFBFBF" w:sz="4"/>
-              <w:left w:val="single" w:color="BFBFBF" w:sz="4"/>
-              <w:bottom w:val="single" w:color="BFBFBF" w:sz="4"/>
-              <w:right w:val="single" w:color="BFBFBF" w:sz="4"/>
-            </w:tcBorders>
-            <w:tcMar>
-              <w:top w:type="dxa" w:w="60"/>
-              <w:left w:type="dxa" w:w="90"/>
-              <w:bottom w:type="dxa" w:w="60"/>
-              <w:right w:type="dxa" w:w="90"/>
-            </w:tcMar>
-          </w:tcPr>
-          <w:p>
-            <w:pPr>
-              <w:spacing w:after="40" w:line="240"/>
-              <w:jc w:val="left"/>
-            </w:pPr>
-            <w:r>
-              <w:rPr>
-                <w:rFonts w:ascii="Arial" w:cs="Arial" w:eastAsia="Arial" w:hAnsi="Arial"/>
-                <w:b w:val="false"/>
-                <w:bCs w:val="false"/>
-                <w:sz w:val="15"/>
-                <w:szCs w:val="15"/>
-              </w:rPr>
-              <w:t xml:space="preserve">Es coherente con los resultados, pero el indicador no tiene línea base ni meta, y la «finalidad» atribuye la marginalidad a los abogados.</w:t>
-            </w:r>
-          </w:p>
-        </w:tc>
-        <w:tc>
-          <w:tcPr>
-            <w:tcW w:type="dxa" w:w="2560"/>
-            <w:tcBorders>
-              <w:top w:val="single" w:color="BFBFBF" w:sz="4"/>
-              <w:left w:val="single" w:color="BFBFBF" w:sz="4"/>
-              <w:bottom w:val="single" w:color="BFBFBF" w:sz="4"/>
-              <w:right w:val="single" w:color="BFBFBF" w:sz="4"/>
-            </w:tcBorders>
-            <w:tcMar>
-              <w:top w:type="dxa" w:w="60"/>
-              <w:left w:type="dxa" w:w="90"/>
-              <w:bottom w:type="dxa" w:w="60"/>
-              <w:right w:type="dxa" w:w="90"/>
-            </w:tcMar>
-          </w:tcPr>
-          <w:p>
-            <w:pPr>
-              <w:spacing w:after="40" w:line="240"/>
-              <w:jc w:val="left"/>
-            </w:pPr>
-            <w:r>
-              <w:rPr>
-                <w:rFonts w:ascii="Arial" w:cs="Arial" w:eastAsia="Arial" w:hAnsi="Arial"/>
-                <w:b w:val="false"/>
-                <w:bCs w:val="false"/>
-                <w:sz w:val="15"/>
-                <w:szCs w:val="15"/>
-              </w:rPr>
-              <w:t xml:space="preserve">—</w:t>
-            </w:r>
-          </w:p>
-        </w:tc>
-        <w:tc>
-          <w:tcPr>
-            <w:tcW w:type="dxa" w:w="4350"/>
-            <w:tcBorders>
-              <w:top w:val="single" w:color="BFBFBF" w:sz="4"/>
-              <w:left w:val="single" w:color="BFBFBF" w:sz="4"/>
-              <w:bottom w:val="single" w:color="BFBFBF" w:sz="4"/>
-              <w:right w:val="single" w:color="BFBFBF" w:sz="4"/>
-            </w:tcBorders>
-            <w:tcMar>
-              <w:top w:type="dxa" w:w="60"/>
-              <w:left w:type="dxa" w:w="90"/>
-              <w:bottom w:type="dxa" w:w="60"/>
-              <w:right w:type="dxa" w:w="90"/>
-            </w:tcMar>
-          </w:tcPr>
-          <w:p>
-            <w:pPr>
-              <w:spacing w:after="40" w:line="240"/>
-              <w:jc w:val="left"/>
-            </w:pPr>
-            <w:r>
-              <w:rPr>
-                <w:rFonts w:ascii="Arial" w:cs="Arial" w:eastAsia="Arial" w:hAnsi="Arial"/>
-                <w:b w:val="false"/>
-                <w:bCs w:val="false"/>
-                <w:sz w:val="15"/>
-                <w:szCs w:val="15"/>
-              </w:rPr>
-              <w:t xml:space="preserve">Se conserva, ampliada, como recomendación primera de la propuesta (línea base: 16,3 % de hechos no controvertidos; 0 % de convenciones).</w:t>
-            </w:r>
-          </w:p>
-        </w:tc>
-      </w:tr>
-      <w:tr>
-        <w:trPr>
-          <w:cantSplit w:val="off"/>
-        </w:trPr>
-        <w:tc>
-          <w:tcPr>
-            <w:tcW w:type="dxa" w:w="760"/>
-            <w:tcBorders>
-              <w:top w:val="single" w:color="BFBFBF" w:sz="4"/>
-              <w:left w:val="single" w:color="BFBFBF" w:sz="4"/>
-              <w:bottom w:val="single" w:color="BFBFBF" w:sz="4"/>
-              <w:right w:val="single" w:color="BFBFBF" w:sz="4"/>
-            </w:tcBorders>
-            <w:tcMar>
-              <w:top w:type="dxa" w:w="60"/>
-              <w:left w:type="dxa" w:w="90"/>
-              <w:bottom w:type="dxa" w:w="60"/>
-              <w:right w:type="dxa" w:w="90"/>
-            </w:tcMar>
-          </w:tcPr>
-          <w:p>
-            <w:pPr>
-              <w:spacing w:after="40" w:line="240"/>
-              <w:jc w:val="left"/>
-            </w:pPr>
-            <w:r>
-              <w:rPr>
-                <w:rFonts w:ascii="Arial" w:cs="Arial" w:eastAsia="Arial" w:hAnsi="Arial"/>
-                <w:b/>
-                <w:bCs/>
-                <w:sz w:val="15"/>
-                <w:szCs w:val="15"/>
-              </w:rPr>
-              <w:t xml:space="preserve">A-38</w:t>
-            </w:r>
-          </w:p>
-        </w:tc>
-        <w:tc>
-          <w:tcPr>
-            <w:tcW w:type="dxa" w:w="1850"/>
-            <w:tcBorders>
-              <w:top w:val="single" w:color="BFBFBF" w:sz="4"/>
-              <w:left w:val="single" w:color="BFBFBF" w:sz="4"/>
-              <w:bottom w:val="single" w:color="BFBFBF" w:sz="4"/>
-              <w:right w:val="single" w:color="BFBFBF" w:sz="4"/>
-            </w:tcBorders>
-            <w:tcMar>
-              <w:top w:type="dxa" w:w="60"/>
-              <w:left w:type="dxa" w:w="90"/>
-              <w:bottom w:type="dxa" w:w="60"/>
-              <w:right w:type="dxa" w:w="90"/>
-            </w:tcMar>
-          </w:tcPr>
-          <w:p>
-            <w:pPr>
-              <w:spacing w:after="40" w:line="240"/>
-              <w:jc w:val="left"/>
-            </w:pPr>
-            <w:r>
-              <w:rPr>
-                <w:rFonts w:ascii="Arial" w:cs="Arial" w:eastAsia="Arial" w:hAnsi="Arial"/>
-                <w:b w:val="false"/>
-                <w:bCs w:val="false"/>
-                <w:sz w:val="15"/>
-                <w:szCs w:val="15"/>
-              </w:rPr>
-              <w:t xml:space="preserve">III. Recomendación 3 (apelación)</w:t>
-            </w:r>
-          </w:p>
-        </w:tc>
-        <w:tc>
-          <w:tcPr>
-            <w:tcW w:type="dxa" w:w="1300"/>
-            <w:tcBorders>
-              <w:top w:val="single" w:color="BFBFBF" w:sz="4"/>
-              <w:left w:val="single" w:color="BFBFBF" w:sz="4"/>
-              <w:bottom w:val="single" w:color="BFBFBF" w:sz="4"/>
-              <w:right w:val="single" w:color="BFBFBF" w:sz="4"/>
-            </w:tcBorders>
-            <w:shd w:fill="FFF2A8" w:color="auto" w:val="clear"/>
-            <w:tcMar>
-              <w:top w:type="dxa" w:w="60"/>
-              <w:left w:type="dxa" w:w="90"/>
-              <w:bottom w:type="dxa" w:w="60"/>
-              <w:right w:type="dxa" w:w="90"/>
-            </w:tcMar>
-          </w:tcPr>
-          <w:p>
-            <w:pPr>
-              <w:spacing w:after="40" w:line="240"/>
-              <w:jc w:val="left"/>
-            </w:pPr>
-            <w:r>
-              <w:rPr>
-                <w:rFonts w:ascii="Arial" w:cs="Arial" w:eastAsia="Arial" w:hAnsi="Arial"/>
-                <w:b w:val="false"/>
-                <w:bCs w:val="false"/>
-                <w:sz w:val="15"/>
-                <w:szCs w:val="15"/>
-              </w:rPr>
-              <w:t xml:space="preserve">Interpretación</w:t>
-            </w:r>
-          </w:p>
-        </w:tc>
-        <w:tc>
-          <w:tcPr>
-            <w:tcW w:type="dxa" w:w="3750"/>
-            <w:tcBorders>
-              <w:top w:val="single" w:color="BFBFBF" w:sz="4"/>
-              <w:left w:val="single" w:color="BFBFBF" w:sz="4"/>
-              <w:bottom w:val="single" w:color="BFBFBF" w:sz="4"/>
-              <w:right w:val="single" w:color="BFBFBF" w:sz="4"/>
-            </w:tcBorders>
-            <w:tcMar>
-              <w:top w:type="dxa" w:w="60"/>
-              <w:left w:type="dxa" w:w="90"/>
-              <w:bottom w:type="dxa" w:w="60"/>
-              <w:right w:type="dxa" w:w="90"/>
-            </w:tcMar>
-          </w:tcPr>
-          <w:p>
-            <w:pPr>
-              <w:spacing w:after="40" w:line="240"/>
-              <w:jc w:val="left"/>
-            </w:pPr>
-            <w:r>
-              <w:rPr>
-                <w:rFonts w:ascii="Arial" w:cs="Arial" w:eastAsia="Arial" w:hAnsi="Arial"/>
-                <w:b w:val="false"/>
-                <w:bCs w:val="false"/>
-                <w:sz w:val="15"/>
-                <w:szCs w:val="15"/>
-              </w:rPr>
-              <w:t xml:space="preserve">Da por probado que la alzada es el «cuello de botella» sin que los tiempos se hayan desagregado, y la duración no figura en el Cap. VI.</w:t>
-            </w:r>
-          </w:p>
-        </w:tc>
-        <w:tc>
-          <w:tcPr>
-            <w:tcW w:type="dxa" w:w="2560"/>
-            <w:tcBorders>
-              <w:top w:val="single" w:color="BFBFBF" w:sz="4"/>
-              <w:left w:val="single" w:color="BFBFBF" w:sz="4"/>
-              <w:bottom w:val="single" w:color="BFBFBF" w:sz="4"/>
-              <w:right w:val="single" w:color="BFBFBF" w:sz="4"/>
-            </w:tcBorders>
-            <w:tcMar>
-              <w:top w:type="dxa" w:w="60"/>
-              <w:left w:type="dxa" w:w="90"/>
-              <w:bottom w:type="dxa" w:w="60"/>
-              <w:right w:type="dxa" w:w="90"/>
-            </w:tcMar>
-          </w:tcPr>
-          <w:p>
-            <w:pPr>
-              <w:spacing w:after="40" w:line="240"/>
-              <w:jc w:val="left"/>
-            </w:pPr>
-            <w:r>
-              <w:rPr>
-                <w:rFonts w:ascii="Arial" w:cs="Arial" w:eastAsia="Arial" w:hAnsi="Arial"/>
-                <w:b w:val="false"/>
-                <w:bCs w:val="false"/>
-                <w:sz w:val="15"/>
-                <w:szCs w:val="15"/>
-              </w:rPr>
-              <w:t xml:space="preserve">Cap. VII, 2.5 (RESULTADOS): «No permite… identificarla como principal origen de la demora sin desagregar los tiempos del proceso».</w:t>
+              <w:t xml:space="preserve">Cap. VI, que no presenta ningún dato de duración, y 1.3: el diseño no permite «afirmar una reducción general de la duración procesal»; la reducción de tiempos solo constituye un «indicio».</w:t>
             </w:r>
           </w:p>
         </w:tc>
